--- a/drafts/pnas:ecolets/PNAS/Miller-terKuile_pjay_Jan2026.docx
+++ b/drafts/pnas:ecolets/PNAS/Miller-terKuile_pjay_Jan2026.docx
@@ -37,18 +37,134 @@
     </w:p>
     <w:p>
       <w:pPr>
-        <w:pStyle w:val="BodyText"/>
-      </w:pPr>
+        <w:rPr>
+          <w:rFonts w:ascii="Times New Roman" w:hAnsi="Times New Roman" w:cs="Times New Roman"/>
+        </w:rPr>
+      </w:pPr>
+      <w:r>
+        <w:rPr>
+          <w:rFonts w:ascii="Times New Roman" w:hAnsi="Times New Roman" w:cs="Times New Roman"/>
+          <w:b/>
+          <w:bCs/>
+        </w:rPr>
+        <w:t xml:space="preserve">Author </w:t>
+      </w:r>
+      <w:r>
+        <w:rPr>
+          <w:rFonts w:ascii="Times New Roman" w:hAnsi="Times New Roman" w:cs="Times New Roman"/>
+          <w:b/>
+          <w:bCs/>
+        </w:rPr>
+        <w:t>L</w:t>
+      </w:r>
+      <w:r>
+        <w:rPr>
+          <w:rFonts w:ascii="Times New Roman" w:hAnsi="Times New Roman" w:cs="Times New Roman"/>
+          <w:b/>
+          <w:bCs/>
+        </w:rPr>
+        <w:t>ist</w:t>
+      </w:r>
+      <w:r>
+        <w:rPr>
+          <w:rFonts w:ascii="Times New Roman" w:hAnsi="Times New Roman" w:cs="Times New Roman"/>
+        </w:rPr>
+        <w:t>: Ana Miller-ter Kuile</w:t>
+      </w:r>
+      <w:r>
+        <w:rPr>
+          <w:rFonts w:ascii="Times New Roman" w:hAnsi="Times New Roman" w:cs="Times New Roman"/>
+          <w:vertAlign w:val="superscript"/>
+        </w:rPr>
+        <w:t>1,2</w:t>
+      </w:r>
+      <w:r>
+        <w:rPr>
+          <w:rFonts w:ascii="Times New Roman" w:hAnsi="Times New Roman" w:cs="Times New Roman"/>
+        </w:rPr>
+        <w:t>, Andreas</w:t>
+      </w:r>
+      <w:r>
+        <w:rPr>
+          <w:rFonts w:ascii="Times New Roman" w:hAnsi="Times New Roman" w:cs="Times New Roman"/>
+        </w:rPr>
+        <w:t xml:space="preserve"> P.</w:t>
+      </w:r>
+      <w:r>
+        <w:rPr>
+          <w:rFonts w:ascii="Times New Roman" w:hAnsi="Times New Roman" w:cs="Times New Roman"/>
+        </w:rPr>
+        <w:t xml:space="preserve"> Wion</w:t>
+      </w:r>
+      <w:r>
+        <w:rPr>
+          <w:rFonts w:ascii="Times New Roman" w:hAnsi="Times New Roman" w:cs="Times New Roman"/>
+          <w:vertAlign w:val="superscript"/>
+        </w:rPr>
+        <w:t>3</w:t>
+      </w:r>
+      <w:r>
+        <w:rPr>
+          <w:rFonts w:ascii="Times New Roman" w:hAnsi="Times New Roman" w:cs="Times New Roman"/>
+        </w:rPr>
+        <w:t xml:space="preserve">, Kyle </w:t>
+      </w:r>
+      <w:r>
+        <w:rPr>
+          <w:rFonts w:ascii="Times New Roman" w:hAnsi="Times New Roman" w:cs="Times New Roman"/>
+        </w:rPr>
+        <w:t xml:space="preserve">C. </w:t>
+      </w:r>
+      <w:r>
+        <w:rPr>
+          <w:rFonts w:ascii="Times New Roman" w:hAnsi="Times New Roman" w:cs="Times New Roman"/>
+        </w:rPr>
+        <w:t>Rodman</w:t>
+      </w:r>
+      <w:r>
+        <w:rPr>
+          <w:rFonts w:ascii="Times New Roman" w:hAnsi="Times New Roman" w:cs="Times New Roman"/>
+          <w:vertAlign w:val="superscript"/>
+        </w:rPr>
+        <w:t>4</w:t>
+      </w:r>
+      <w:r>
+        <w:rPr>
+          <w:rFonts w:ascii="Times New Roman" w:hAnsi="Times New Roman" w:cs="Times New Roman"/>
+        </w:rPr>
+        <w:t>, Jamie S. Sanderlin</w:t>
+      </w:r>
+      <w:r>
+        <w:rPr>
+          <w:rFonts w:ascii="Times New Roman" w:hAnsi="Times New Roman" w:cs="Times New Roman"/>
+          <w:vertAlign w:val="superscript"/>
+        </w:rPr>
+        <w:t>2</w:t>
+      </w:r>
+      <w:r>
+        <w:rPr>
+          <w:rFonts w:ascii="Times New Roman" w:hAnsi="Times New Roman" w:cs="Times New Roman"/>
+        </w:rPr>
+        <w:t>, Kiona Ogle</w:t>
+      </w:r>
+      <w:r>
+        <w:rPr>
+          <w:rFonts w:ascii="Times New Roman" w:hAnsi="Times New Roman" w:cs="Times New Roman"/>
+          <w:vertAlign w:val="superscript"/>
+        </w:rPr>
+        <w:t>1</w:t>
+      </w:r>
     </w:p>
     <w:p>
       <w:pPr>
-        <w:rPr>
-          <w:rFonts w:ascii="Times New Roman" w:hAnsi="Times New Roman" w:cs="Times New Roman"/>
-        </w:rPr>
-      </w:pPr>
-      <w:r>
-        <w:rPr>
-          <w:rFonts w:ascii="Times New Roman" w:hAnsi="Times New Roman" w:cs="Times New Roman"/>
+        <w:pStyle w:val="BodyText"/>
+        <w:rPr>
+          <w:rFonts w:cs="Times New Roman"/>
+        </w:rPr>
+      </w:pPr>
+      <w:r>
+        <w:rPr>
+          <w:rFonts w:cs="Times New Roman"/>
           <w:b/>
           <w:bCs/>
         </w:rPr>
@@ -56,108 +172,25 @@
       </w:r>
       <w:r>
         <w:rPr>
-          <w:rFonts w:ascii="Times New Roman" w:hAnsi="Times New Roman" w:cs="Times New Roman"/>
-          <w:b/>
-          <w:bCs/>
-        </w:rPr>
-        <w:t>L</w:t>
-      </w:r>
-      <w:r>
-        <w:rPr>
-          <w:rFonts w:ascii="Times New Roman" w:hAnsi="Times New Roman" w:cs="Times New Roman"/>
-          <w:b/>
-          <w:bCs/>
-        </w:rPr>
-        <w:t>ist</w:t>
-      </w:r>
-      <w:r>
-        <w:rPr>
-          <w:rFonts w:ascii="Times New Roman" w:hAnsi="Times New Roman" w:cs="Times New Roman"/>
-        </w:rPr>
-        <w:t>: Ana Miller-ter Kuile</w:t>
-      </w:r>
-      <w:r>
-        <w:rPr>
-          <w:rFonts w:ascii="Times New Roman" w:hAnsi="Times New Roman" w:cs="Times New Roman"/>
-          <w:vertAlign w:val="superscript"/>
-        </w:rPr>
-        <w:t>1,2</w:t>
-      </w:r>
-      <w:r>
-        <w:rPr>
-          <w:rFonts w:ascii="Times New Roman" w:hAnsi="Times New Roman" w:cs="Times New Roman"/>
-        </w:rPr>
-        <w:t>, Andreas</w:t>
-      </w:r>
-      <w:r>
-        <w:rPr>
-          <w:rFonts w:ascii="Times New Roman" w:hAnsi="Times New Roman" w:cs="Times New Roman"/>
-        </w:rPr>
-        <w:t xml:space="preserve"> P.</w:t>
-      </w:r>
-      <w:r>
-        <w:rPr>
-          <w:rFonts w:ascii="Times New Roman" w:hAnsi="Times New Roman" w:cs="Times New Roman"/>
-        </w:rPr>
-        <w:t xml:space="preserve"> Wion</w:t>
-      </w:r>
-      <w:r>
-        <w:rPr>
-          <w:rFonts w:ascii="Times New Roman" w:hAnsi="Times New Roman" w:cs="Times New Roman"/>
-          <w:vertAlign w:val="superscript"/>
-        </w:rPr>
-        <w:t>3</w:t>
-      </w:r>
-      <w:r>
-        <w:rPr>
-          <w:rFonts w:ascii="Times New Roman" w:hAnsi="Times New Roman" w:cs="Times New Roman"/>
-        </w:rPr>
-        <w:t xml:space="preserve">, Kyle </w:t>
-      </w:r>
-      <w:r>
-        <w:rPr>
-          <w:rFonts w:ascii="Times New Roman" w:hAnsi="Times New Roman" w:cs="Times New Roman"/>
-        </w:rPr>
-        <w:t xml:space="preserve">C. </w:t>
-      </w:r>
-      <w:r>
-        <w:rPr>
-          <w:rFonts w:ascii="Times New Roman" w:hAnsi="Times New Roman" w:cs="Times New Roman"/>
-        </w:rPr>
-        <w:t>Rodman</w:t>
-      </w:r>
-      <w:r>
-        <w:rPr>
-          <w:rFonts w:ascii="Times New Roman" w:hAnsi="Times New Roman" w:cs="Times New Roman"/>
-          <w:vertAlign w:val="superscript"/>
-        </w:rPr>
-        <w:t>4</w:t>
-      </w:r>
-      <w:r>
-        <w:rPr>
-          <w:rFonts w:ascii="Times New Roman" w:hAnsi="Times New Roman" w:cs="Times New Roman"/>
-        </w:rPr>
-        <w:t>, Jamie S. Sanderlin</w:t>
-      </w:r>
-      <w:r>
-        <w:rPr>
-          <w:rFonts w:ascii="Times New Roman" w:hAnsi="Times New Roman" w:cs="Times New Roman"/>
-          <w:vertAlign w:val="superscript"/>
-        </w:rPr>
-        <w:t>2</w:t>
-      </w:r>
-      <w:r>
-        <w:rPr>
-          <w:rFonts w:ascii="Times New Roman" w:hAnsi="Times New Roman" w:cs="Times New Roman"/>
-        </w:rPr>
-        <w:t>, Kiona Ogle</w:t>
-      </w:r>
-      <w:r>
-        <w:rPr>
-          <w:rFonts w:ascii="Times New Roman" w:hAnsi="Times New Roman" w:cs="Times New Roman"/>
-          <w:vertAlign w:val="superscript"/>
-        </w:rPr>
-        <w:t>1</w:t>
+          <w:rFonts w:cs="Times New Roman"/>
+          <w:b/>
+          <w:bCs/>
+        </w:rPr>
+        <w:t>A</w:t>
+      </w:r>
+      <w:r>
+        <w:rPr>
+          <w:rFonts w:cs="Times New Roman"/>
+          <w:b/>
+          <w:bCs/>
+        </w:rPr>
+        <w:t>ffiliations</w:t>
+      </w:r>
+      <w:r>
+        <w:rPr>
+          <w:rFonts w:cs="Times New Roman"/>
+        </w:rPr>
+        <w:t>:</w:t>
       </w:r>
     </w:p>
     <w:p>
@@ -170,65 +203,60 @@
       <w:r>
         <w:rPr>
           <w:rFonts w:cs="Times New Roman"/>
-          <w:b/>
-          <w:bCs/>
-        </w:rPr>
-        <w:t xml:space="preserve">Author </w:t>
+          <w:vertAlign w:val="superscript"/>
+        </w:rPr>
+        <w:t>1</w:t>
       </w:r>
       <w:r>
         <w:rPr>
           <w:rFonts w:cs="Times New Roman"/>
-          <w:b/>
-          <w:bCs/>
-        </w:rPr>
-        <w:t>A</w:t>
+        </w:rPr>
+        <w:t xml:space="preserve"> School of Informatics, Computing, and Cyber Systems, </w:t>
       </w:r>
       <w:r>
         <w:rPr>
           <w:rFonts w:cs="Times New Roman"/>
-          <w:b/>
-          <w:bCs/>
-        </w:rPr>
-        <w:t>ffiliations</w:t>
+        </w:rPr>
+        <w:t xml:space="preserve">Northern Arizona University, </w:t>
       </w:r>
       <w:r>
         <w:rPr>
           <w:rFonts w:cs="Times New Roman"/>
         </w:rPr>
-        <w:t>:</w:t>
+        <w:t>Flagstaff, Arizona, USA</w:t>
       </w:r>
     </w:p>
     <w:p>
       <w:pPr>
         <w:pStyle w:val="BodyText"/>
-        <w:rPr>
-          <w:rFonts w:cs="Times New Roman"/>
-        </w:rPr>
       </w:pPr>
       <w:r>
         <w:rPr>
           <w:rFonts w:cs="Times New Roman"/>
           <w:vertAlign w:val="superscript"/>
         </w:rPr>
-        <w:t>1</w:t>
+        <w:t>2</w:t>
       </w:r>
       <w:r>
         <w:rPr>
           <w:rFonts w:cs="Times New Roman"/>
         </w:rPr>
-        <w:t xml:space="preserve"> School of Informatics, Computing, and Cyber Systems, </w:t>
+        <w:t xml:space="preserve"> USDA Forest Service</w:t>
       </w:r>
       <w:r>
         <w:rPr>
           <w:rFonts w:cs="Times New Roman"/>
         </w:rPr>
-        <w:t xml:space="preserve">Northern Arizona University, </w:t>
+        <w:t>,</w:t>
       </w:r>
       <w:r>
         <w:rPr>
           <w:rFonts w:cs="Times New Roman"/>
         </w:rPr>
-        <w:t>Flagstaff, Arizona, USA</w:t>
+        <w:t xml:space="preserve"> Rocky Mountain Research</w:t>
+      </w:r>
+      <w:r>
+        <w:t xml:space="preserve"> Station, Flagstaff, Arizona, USA</w:t>
       </w:r>
     </w:p>
     <w:p>
@@ -237,31 +265,15 @@
       </w:pPr>
       <w:r>
         <w:rPr>
-          <w:rFonts w:cs="Times New Roman"/>
           <w:vertAlign w:val="superscript"/>
         </w:rPr>
-        <w:t>2</w:t>
-      </w:r>
-      <w:r>
-        <w:rPr>
-          <w:rFonts w:cs="Times New Roman"/>
-        </w:rPr>
-        <w:t xml:space="preserve"> USDA Forest Service</w:t>
-      </w:r>
-      <w:r>
-        <w:rPr>
-          <w:rFonts w:cs="Times New Roman"/>
-        </w:rPr>
-        <w:t>,</w:t>
-      </w:r>
-      <w:r>
-        <w:rPr>
-          <w:rFonts w:cs="Times New Roman"/>
-        </w:rPr>
-        <w:t xml:space="preserve"> Rocky Mountain Research</w:t>
-      </w:r>
-      <w:r>
-        <w:t xml:space="preserve"> Station, Flagstaff, Arizona, USA</w:t>
+        <w:t>3</w:t>
+      </w:r>
+      <w:r>
+        <w:t xml:space="preserve"> </w:t>
+      </w:r>
+      <w:r>
+        <w:t>Forest Stewards Guild, Santa Fe, New Mexico, USA</w:t>
       </w:r>
     </w:p>
     <w:p>
@@ -272,13 +284,10 @@
         <w:rPr>
           <w:vertAlign w:val="superscript"/>
         </w:rPr>
-        <w:t>3</w:t>
-      </w:r>
-      <w:r>
-        <w:t xml:space="preserve"> </w:t>
-      </w:r>
-      <w:r>
-        <w:t>Forest Stewards Guild, Santa Fe, New Mexico, USA</w:t>
+        <w:t>4</w:t>
+      </w:r>
+      <w:r>
+        <w:t xml:space="preserve"> Ecological Restoration Institute, Northern Arizona University, Flagstaff, Arizona, USA</w:t>
       </w:r>
     </w:p>
     <w:p>
@@ -287,46 +296,70 @@
       </w:pPr>
       <w:r>
         <w:rPr>
-          <w:vertAlign w:val="superscript"/>
-        </w:rPr>
-        <w:t>4</w:t>
-      </w:r>
-      <w:r>
-        <w:t xml:space="preserve"> Ecological Restoration Institute, Northern Arizona University, Flagstaff, Arizona, USA</w:t>
+          <w:b/>
+          <w:bCs/>
+        </w:rPr>
+        <w:t>Corresponding author:</w:t>
+      </w:r>
+      <w:r>
+        <w:t xml:space="preserve"> Ana Miller-ter Kuile, ana.miller-ter-kuile@nau.edu, Northern Arizona University School of Informatics, Computing, and Cyber Systems, 1295 Knoles Drive, Flagstaff, Arizona 86011</w:t>
       </w:r>
     </w:p>
     <w:p>
       <w:pPr>
         <w:pStyle w:val="BodyText"/>
-      </w:pPr>
-      <w:r>
-        <w:rPr>
-          <w:b/>
-          <w:bCs/>
-        </w:rPr>
-        <w:t>Corresponding author:</w:t>
-      </w:r>
-      <w:r>
-        <w:t xml:space="preserve"> Ana Miller-ter Kuile, ana.miller-ter-kuile@nau.edu, Northern Arizona University School of Informatics, Computing, and Cyber Systems, 1295 Knoles Drive, Flagstaff, Arizona 86011</w:t>
+        <w:rPr>
+          <w:b/>
+          <w:bCs/>
+          <w:i/>
+          <w:iCs/>
+        </w:rPr>
+      </w:pPr>
+      <w:bookmarkStart w:id="1" w:name="conflict-of-interest"/>
+      <w:r>
+        <w:rPr>
+          <w:b/>
+          <w:bCs/>
+        </w:rPr>
+        <w:t xml:space="preserve">Competing Interests: </w:t>
+      </w:r>
+      <w:r>
+        <w:t xml:space="preserve">The authors declare no </w:t>
+      </w:r>
+      <w:bookmarkStart w:id="2" w:name="author-contributions"/>
+      <w:bookmarkEnd w:id="1"/>
+      <w:r>
+        <w:t>competing interests.</w:t>
       </w:r>
     </w:p>
     <w:p>
       <w:pPr>
-        <w:pStyle w:val="BodyText"/>
-        <w:rPr>
-          <w:b/>
-          <w:bCs/>
-          <w:i/>
-          <w:iCs/>
-        </w:rPr>
-      </w:pPr>
-      <w:bookmarkStart w:id="1" w:name="conflict-of-interest"/>
-      <w:r>
-        <w:rPr>
-          <w:b/>
-          <w:bCs/>
-        </w:rPr>
-        <w:t>Conflict of Interest</w:t>
+        <w:pStyle w:val="FirstParagraph"/>
+        <w:rPr>
+          <w:b/>
+          <w:bCs/>
+        </w:rPr>
+      </w:pPr>
+      <w:r>
+        <w:rPr>
+          <w:b/>
+          <w:bCs/>
+        </w:rPr>
+        <w:t>Autho</w:t>
+      </w:r>
+      <w:r>
+        <w:rPr>
+          <w:b/>
+          <w:bCs/>
+        </w:rPr>
+        <w:t>r</w:t>
+      </w:r>
+      <w:r>
+        <w:rPr>
+          <w:b/>
+          <w:bCs/>
+        </w:rPr>
+        <w:t xml:space="preserve"> Contributions</w:t>
       </w:r>
     </w:p>
     <w:p>
@@ -334,10 +367,108 @@
         <w:pStyle w:val="FirstParagraph"/>
       </w:pPr>
       <w:r>
-        <w:t>The authors declare no conflicts of interest.</w:t>
-      </w:r>
-      <w:bookmarkStart w:id="2" w:name="author-contributions"/>
-      <w:bookmarkEnd w:id="1"/>
+        <w:t>AM</w:t>
+      </w:r>
+      <w:r>
+        <w:t>-</w:t>
+      </w:r>
+      <w:proofErr w:type="spellStart"/>
+      <w:r>
+        <w:t>tK</w:t>
+      </w:r>
+      <w:proofErr w:type="spellEnd"/>
+      <w:r>
+        <w:t xml:space="preserve">, </w:t>
+      </w:r>
+      <w:r>
+        <w:t>APW</w:t>
+      </w:r>
+      <w:r>
+        <w:t xml:space="preserve">, and </w:t>
+      </w:r>
+      <w:r>
+        <w:t>KCR</w:t>
+      </w:r>
+      <w:r>
+        <w:t xml:space="preserve"> conceived the ideas; </w:t>
+      </w:r>
+      <w:r>
+        <w:t>A</w:t>
+      </w:r>
+      <w:r>
+        <w:t>M-</w:t>
+      </w:r>
+      <w:proofErr w:type="spellStart"/>
+      <w:r>
+        <w:t>tK</w:t>
+      </w:r>
+      <w:proofErr w:type="spellEnd"/>
+      <w:r>
+        <w:t xml:space="preserve">, </w:t>
+      </w:r>
+      <w:r>
+        <w:t>KO</w:t>
+      </w:r>
+      <w:r>
+        <w:t xml:space="preserve">, and </w:t>
+      </w:r>
+      <w:r>
+        <w:t>JSS</w:t>
+      </w:r>
+      <w:r>
+        <w:t xml:space="preserve"> developed statistical methods; </w:t>
+      </w:r>
+      <w:r>
+        <w:t>A</w:t>
+      </w:r>
+      <w:r>
+        <w:t>M-</w:t>
+      </w:r>
+      <w:proofErr w:type="spellStart"/>
+      <w:r>
+        <w:t>tK</w:t>
+      </w:r>
+      <w:proofErr w:type="spellEnd"/>
+      <w:r>
+        <w:t xml:space="preserve"> and </w:t>
+      </w:r>
+      <w:r>
+        <w:t>KCR</w:t>
+      </w:r>
+      <w:r>
+        <w:t xml:space="preserve"> developed novel data layers and ran statistical models; </w:t>
+      </w:r>
+      <w:r>
+        <w:t>AM</w:t>
+      </w:r>
+      <w:r>
+        <w:t>-</w:t>
+      </w:r>
+      <w:proofErr w:type="spellStart"/>
+      <w:r>
+        <w:t>tK</w:t>
+      </w:r>
+      <w:proofErr w:type="spellEnd"/>
+      <w:r>
+        <w:t xml:space="preserve"> led the writing of the manuscript with support from </w:t>
+      </w:r>
+      <w:r>
+        <w:t>APW</w:t>
+      </w:r>
+      <w:r>
+        <w:t xml:space="preserve">, </w:t>
+      </w:r>
+      <w:r>
+        <w:t>KCR</w:t>
+      </w:r>
+      <w:r>
+        <w:t>, and KO</w:t>
+      </w:r>
+      <w:r>
+        <w:t xml:space="preserve">. All authors contributed to the drafts and gave final approval for publication. </w:t>
+      </w:r>
+      <w:bookmarkStart w:id="3" w:name="data-availability"/>
+      <w:bookmarkEnd w:id="2"/>
     </w:p>
     <w:p>
       <w:pPr>
@@ -352,21 +483,21 @@
           <w:b/>
           <w:bCs/>
         </w:rPr>
-        <w:t>Autho</w:t>
-      </w:r>
-      <w:r>
-        <w:rPr>
-          <w:b/>
-          <w:bCs/>
-        </w:rPr>
-        <w:t>r</w:t>
-      </w:r>
-      <w:r>
-        <w:rPr>
-          <w:b/>
-          <w:bCs/>
-        </w:rPr>
-        <w:t xml:space="preserve"> Contributions</w:t>
+        <w:t xml:space="preserve">Data </w:t>
+      </w:r>
+      <w:r>
+        <w:rPr>
+          <w:b/>
+          <w:bCs/>
+        </w:rPr>
+        <w:t>A</w:t>
+      </w:r>
+      <w:r>
+        <w:rPr>
+          <w:b/>
+          <w:bCs/>
+        </w:rPr>
+        <w:t>vailability</w:t>
       </w:r>
     </w:p>
     <w:p>
@@ -374,138 +505,36 @@
         <w:pStyle w:val="FirstParagraph"/>
       </w:pPr>
       <w:r>
-        <w:t>AM</w:t>
-      </w:r>
-      <w:r>
-        <w:t>-</w:t>
+        <w:t xml:space="preserve">Data and code for this paper are available on </w:t>
       </w:r>
       <w:proofErr w:type="spellStart"/>
       <w:r>
-        <w:t>tK</w:t>
+        <w:t>Zenodo</w:t>
       </w:r>
       <w:proofErr w:type="spellEnd"/>
       <w:r>
-        <w:t xml:space="preserve">, </w:t>
-      </w:r>
-      <w:r>
-        <w:t>APW</w:t>
-      </w:r>
-      <w:r>
-        <w:t xml:space="preserve">, and </w:t>
-      </w:r>
-      <w:r>
-        <w:t>KCR</w:t>
-      </w:r>
-      <w:r>
-        <w:t xml:space="preserve"> conceived the ideas; </w:t>
-      </w:r>
-      <w:r>
-        <w:t>A</w:t>
-      </w:r>
-      <w:r>
-        <w:t>M-</w:t>
-      </w:r>
-      <w:proofErr w:type="spellStart"/>
-      <w:r>
-        <w:t>tK</w:t>
-      </w:r>
-      <w:proofErr w:type="spellEnd"/>
-      <w:r>
-        <w:t xml:space="preserve">, </w:t>
-      </w:r>
-      <w:r>
-        <w:t>KO</w:t>
-      </w:r>
-      <w:r>
-        <w:t xml:space="preserve">, and </w:t>
-      </w:r>
-      <w:r>
-        <w:t>JSS</w:t>
-      </w:r>
-      <w:r>
-        <w:t xml:space="preserve"> developed statistical methods; </w:t>
-      </w:r>
-      <w:r>
-        <w:t>A</w:t>
-      </w:r>
-      <w:r>
-        <w:t>M-</w:t>
-      </w:r>
-      <w:proofErr w:type="spellStart"/>
-      <w:r>
-        <w:t>tK</w:t>
-      </w:r>
-      <w:proofErr w:type="spellEnd"/>
-      <w:r>
-        <w:t xml:space="preserve"> and </w:t>
-      </w:r>
-      <w:r>
-        <w:t>KCR</w:t>
-      </w:r>
-      <w:r>
-        <w:t xml:space="preserve"> developed novel data layers and ran statistical models; </w:t>
-      </w:r>
-      <w:r>
-        <w:t>AM</w:t>
-      </w:r>
-      <w:r>
-        <w:t>-</w:t>
-      </w:r>
-      <w:proofErr w:type="spellStart"/>
-      <w:r>
-        <w:t>tK</w:t>
-      </w:r>
-      <w:proofErr w:type="spellEnd"/>
-      <w:r>
-        <w:t xml:space="preserve"> led the writing of the manuscript with support from </w:t>
-      </w:r>
-      <w:r>
-        <w:t>APW</w:t>
-      </w:r>
-      <w:r>
-        <w:t xml:space="preserve">, </w:t>
-      </w:r>
-      <w:r>
-        <w:t>KCR</w:t>
-      </w:r>
-      <w:r>
-        <w:t>, and KO</w:t>
-      </w:r>
-      <w:r>
-        <w:t xml:space="preserve">. All authors contributed to the drafts and gave final approval for publication. </w:t>
-      </w:r>
-    </w:p>
-    <w:p>
-      <w:pPr>
-        <w:pStyle w:val="Heading1"/>
-      </w:pPr>
-      <w:bookmarkStart w:id="3" w:name="data-availability"/>
-      <w:bookmarkEnd w:id="2"/>
-      <w:r>
-        <w:lastRenderedPageBreak/>
-        <w:t xml:space="preserve">Data </w:t>
-      </w:r>
-      <w:r>
-        <w:t>A</w:t>
-      </w:r>
-      <w:r>
-        <w:t>vailability</w:t>
-      </w:r>
-    </w:p>
-    <w:p>
-      <w:pPr>
-        <w:pStyle w:val="FirstParagraph"/>
-      </w:pPr>
-      <w:r>
-        <w:t xml:space="preserve">Data and code for this paper are available on </w:t>
-      </w:r>
-      <w:proofErr w:type="spellStart"/>
-      <w:r>
-        <w:t>Zenodo</w:t>
-      </w:r>
-      <w:proofErr w:type="spellEnd"/>
-      <w:r>
-        <w:t xml:space="preserve"> (get up there!)</w:t>
+        <w:t xml:space="preserve"> </w:t>
+      </w:r>
+      <w:r>
+        <w:fldChar w:fldCharType="begin"/>
+      </w:r>
+      <w:r>
+        <w:instrText xml:space="preserve"> ADDIN ZOTERO_ITEM CSL_CITATION {"citationID":"iDLrajrW","properties":{"formattedCitation":"(1)","plainCitation":"(1)","noteIndex":0},"citationItems":[{"id":3185,"uris":["http://zotero.org/groups/5634119/items/TXHBR2VC"],"itemData":{"id":3185,"type":"software","abstract":"data and code to archive for pinyon jay paper","DOI":"10.5281/ZENODO.18343362","license":"Creative Commons Attribution 4.0 International","publisher":"Zenodo","source":"DOI.org (Datacite)","title":"anamtk/pinyon_jay_archive: v1","title-short":"anamtk/pinyon_jay_archive","URL":"https://zenodo.org/doi/10.5281/zenodo.18343362","version":"v1","author":[{"family":"Miller-ter Kuile","given":"Ana"},{"family":"Wion","given":"Andreas"},{"family":"Rodman","given":"Kyle"},{"family":"Sanderlin","given":"Jamie"},{"family":"Ogle","given":"Kiona"}],"accessed":{"date-parts":[["2026",1,22]]},"issued":{"date-parts":[["2026",1,22]]}}}],"schema":"https://github.com/citation-style-language/schema/raw/master/csl-citation.json"} </w:instrText>
+      </w:r>
+      <w:r>
+        <w:fldChar w:fldCharType="separate"/>
+      </w:r>
+      <w:r>
+        <w:rPr>
+          <w:noProof/>
+        </w:rPr>
+        <w:t>(1)</w:t>
+      </w:r>
+      <w:r>
+        <w:fldChar w:fldCharType="end"/>
+      </w:r>
+      <w:r>
+        <w:t>.</w:t>
       </w:r>
       <w:r>
         <w:br w:type="page"/>
@@ -1214,7 +1243,7 @@
         <w:rPr>
           <w:rStyle w:val="normaltextrun"/>
         </w:rPr>
-        <w:instrText xml:space="preserve"> ADDIN ZOTERO_ITEM CSL_CITATION {"citationID":"8D7GAR4u","properties":{"formattedCitation":"(1, 2)","plainCitation":"(1, 2)","noteIndex":0},"citationItems":[{"id":3122,"uris":["http://zotero.org/groups/5634119/items/PK2349JU"],"itemData":{"id":3122,"type":"article-journal","abstract":"ABSTRACT\n            \n              The global‐scale decline of animal biodiversity (‘defaunation’) represents one of the most alarming consequences of human impacts on the planet. The quantification of this extinction crisis has traditionally relied on the use of IUCN\n              Red List\n              conservation categories assigned to each assessed species. This approach reveals that a quarter of the world's animal species are currently threatened with extinction, and ~1% have been declared extinct. However, extinctions are preceded by progressive population declines through time that leave demographic ‘footprints’ that can alert us about the trajectories of species towards extinction. Therefore, an exclusive focus on IUCN conservation categories, without consideration of dynamic population trends, may underestimate the true extent of the processes of ongoing extinctions across nature. In fact, emerging evidence (e.g. the\n              Living Planet Report\n              ), reveals a widespread tendency for sustained demographic declines (an average 69% decline in population abundances) of species globally. Yet, animal species are not only declining. Many species worldwide exhibit stable populations, while others are even thriving. Here, using population trend data for &gt;71,000 animal species spanning all five groups of vertebrates (mammals, birds, reptiles, amphibians and fishes) and insects, we provide a comprehensive global‐scale assessment of the diversity of population trends across species undergoing not only declines, but also population stability and increases. We show a widespread global erosion of species, with 48% undergoing declines, while 49% and 3% of species currently remain stable or are increasing, respectively. Geographically, we reveal an intriguing pattern similar to that of threatened species, whereby declines tend to concentrate around tropical regions, whereas stability and increases show a tendency to expand towards temperate climates. Importantly, we find that for species currently classed by the IUCN\n              Red List\n              as ‘non‐threatened’, 33% are declining. Critically, in contrast with previous mass extinction events, our assessment shows that the Anthropocene extinction crisis is undergoing a rapid biodiversity imbalance, with levels of declines (a symptom of extinction) greatly exceeding levels of increases (a symptom of ecological expansion and potentially of evolution) for all groups. Our study contributes a further signal indicating that global biodiversity is entering a mass extinction, with ecosystem heterogeneity and functioning, biodiversity persistence, and human well‐being under increasing threat.","container-title":"Biological Reviews","DOI":"10.1111/brv.12974","ISSN":"1464-7931, 1469-185X","issue":"5","journalAbbreviation":"Biological Reviews","language":"en","page":"1732-1748","source":"DOI.org (Crossref)","title":"More losers than winners: investigating Anthropocene defaunation through the diversity of population trends","title-short":"More losers than winners","volume":"98","author":[{"family":"Finn","given":"Catherine"},{"family":"Grattarola","given":"Florencia"},{"family":"Pincheira‐Donoso","given":"Daniel"}],"issued":{"date-parts":[["2023",10]]}}},{"id":3120,"uris":["http://zotero.org/groups/5634119/items/MHQNTYB4"],"itemData":{"id":3120,"type":"article-journal","abstract":"Abstract\n            The growing human population is responsible for a massive decline in species, biodiversity, and ecosystems across the globe. If we are to significantly slow these losses, the attention and resources devoted to individual causes should be commensurate with the magnitude of their contribution to the problem. The purpose of this study was to determine the relative magnitude of five major threats to species identified by the International Union for Conservation of Nature (IUCN) as threatened with extinction. Specifically, we analyzed the entire IUCN Red List database to determine the percentage of threatened species affected by overexploitation, climate change, pollution, habitat destruction, and invasive species, diseases, and genes. We also randomly sampled a portion of the database to estimate the percentage of species for which each threat was the dominant threat placing them at risk of extinction. Of the 20,784 species for which data were available, 88.3% were impacted by habitat destruction, 26.6% by overexploitation, 25% by invasives, 18.2% by pollution, and 16.8% by climate change and weather. Focusing on dominant threats, the percentage of species for which a given threat was the main factor pushing them toward extinction was as follows: habitat destruction 71.3%, overexploitation 7.4%, invasives 6.8%, pollution 4.7%, climate change, and weather 1.8%. Regardless of how percentages are calculated, habitat destruction threatens more species than all other categories combined, climate change the fewest. From the perspective of species and biodiversity conservation, these data suggest that a significant change in global environmental priorities is needed. Habitat destruction should become a greater focus of global environmental efforts and receive the attention and resources appropriate to the extraordinary magnitude of its impact. Moreover, while it is important to address all environmental problems, given the disproportionate impact habitat destruction has on species, care should be taken to avoid solutions to other problems that exacerbate this destruction.","container-title":"Conservation Science and Practice","DOI":"10.1111/csp2.12670","ISSN":"2578-4854, 2578-4854","issue":"5","journalAbbreviation":"Conservat Sci and Prac","language":"en","page":"e12670","source":"DOI.org (Crossref)","title":"The greatest threats to species","volume":"4","author":[{"family":"Hogue","given":"Aaron S."},{"family":"Breon","given":"Kathryn"}],"issued":{"date-parts":[["2022",5]]}}}],"schema":"https://github.com/citation-style-language/schema/raw/master/csl-citation.json"} </w:instrText>
+        <w:instrText xml:space="preserve"> ADDIN ZOTERO_ITEM CSL_CITATION {"citationID":"8D7GAR4u","properties":{"formattedCitation":"(2, 3)","plainCitation":"(2, 3)","noteIndex":0},"citationItems":[{"id":3122,"uris":["http://zotero.org/groups/5634119/items/PK2349JU"],"itemData":{"id":3122,"type":"article-journal","abstract":"ABSTRACT\n            \n              The global‐scale decline of animal biodiversity (‘defaunation’) represents one of the most alarming consequences of human impacts on the planet. The quantification of this extinction crisis has traditionally relied on the use of IUCN\n              Red List\n              conservation categories assigned to each assessed species. This approach reveals that a quarter of the world's animal species are currently threatened with extinction, and ~1% have been declared extinct. However, extinctions are preceded by progressive population declines through time that leave demographic ‘footprints’ that can alert us about the trajectories of species towards extinction. Therefore, an exclusive focus on IUCN conservation categories, without consideration of dynamic population trends, may underestimate the true extent of the processes of ongoing extinctions across nature. In fact, emerging evidence (e.g. the\n              Living Planet Report\n              ), reveals a widespread tendency for sustained demographic declines (an average 69% decline in population abundances) of species globally. Yet, animal species are not only declining. Many species worldwide exhibit stable populations, while others are even thriving. Here, using population trend data for &gt;71,000 animal species spanning all five groups of vertebrates (mammals, birds, reptiles, amphibians and fishes) and insects, we provide a comprehensive global‐scale assessment of the diversity of population trends across species undergoing not only declines, but also population stability and increases. We show a widespread global erosion of species, with 48% undergoing declines, while 49% and 3% of species currently remain stable or are increasing, respectively. Geographically, we reveal an intriguing pattern similar to that of threatened species, whereby declines tend to concentrate around tropical regions, whereas stability and increases show a tendency to expand towards temperate climates. Importantly, we find that for species currently classed by the IUCN\n              Red List\n              as ‘non‐threatened’, 33% are declining. Critically, in contrast with previous mass extinction events, our assessment shows that the Anthropocene extinction crisis is undergoing a rapid biodiversity imbalance, with levels of declines (a symptom of extinction) greatly exceeding levels of increases (a symptom of ecological expansion and potentially of evolution) for all groups. Our study contributes a further signal indicating that global biodiversity is entering a mass extinction, with ecosystem heterogeneity and functioning, biodiversity persistence, and human well‐being under increasing threat.","container-title":"Biological Reviews","DOI":"10.1111/brv.12974","ISSN":"1464-7931, 1469-185X","issue":"5","journalAbbreviation":"Biological Reviews","language":"en","page":"1732-1748","source":"DOI.org (Crossref)","title":"More losers than winners: investigating Anthropocene defaunation through the diversity of population trends","title-short":"More losers than winners","volume":"98","author":[{"family":"Finn","given":"Catherine"},{"family":"Grattarola","given":"Florencia"},{"family":"Pincheira‐Donoso","given":"Daniel"}],"issued":{"date-parts":[["2023",10]]}}},{"id":3120,"uris":["http://zotero.org/groups/5634119/items/MHQNTYB4"],"itemData":{"id":3120,"type":"article-journal","abstract":"Abstract\n            The growing human population is responsible for a massive decline in species, biodiversity, and ecosystems across the globe. If we are to significantly slow these losses, the attention and resources devoted to individual causes should be commensurate with the magnitude of their contribution to the problem. The purpose of this study was to determine the relative magnitude of five major threats to species identified by the International Union for Conservation of Nature (IUCN) as threatened with extinction. Specifically, we analyzed the entire IUCN Red List database to determine the percentage of threatened species affected by overexploitation, climate change, pollution, habitat destruction, and invasive species, diseases, and genes. We also randomly sampled a portion of the database to estimate the percentage of species for which each threat was the dominant threat placing them at risk of extinction. Of the 20,784 species for which data were available, 88.3% were impacted by habitat destruction, 26.6% by overexploitation, 25% by invasives, 18.2% by pollution, and 16.8% by climate change and weather. Focusing on dominant threats, the percentage of species for which a given threat was the main factor pushing them toward extinction was as follows: habitat destruction 71.3%, overexploitation 7.4%, invasives 6.8%, pollution 4.7%, climate change, and weather 1.8%. Regardless of how percentages are calculated, habitat destruction threatens more species than all other categories combined, climate change the fewest. From the perspective of species and biodiversity conservation, these data suggest that a significant change in global environmental priorities is needed. Habitat destruction should become a greater focus of global environmental efforts and receive the attention and resources appropriate to the extraordinary magnitude of its impact. Moreover, while it is important to address all environmental problems, given the disproportionate impact habitat destruction has on species, care should be taken to avoid solutions to other problems that exacerbate this destruction.","container-title":"Conservation Science and Practice","DOI":"10.1111/csp2.12670","ISSN":"2578-4854, 2578-4854","issue":"5","journalAbbreviation":"Conservat Sci and Prac","language":"en","page":"e12670","source":"DOI.org (Crossref)","title":"The greatest threats to species","volume":"4","author":[{"family":"Hogue","given":"Aaron S."},{"family":"Breon","given":"Kathryn"}],"issued":{"date-parts":[["2022",5]]}}}],"schema":"https://github.com/citation-style-language/schema/raw/master/csl-citation.json"} </w:instrText>
       </w:r>
       <w:r>
         <w:rPr>
@@ -1227,7 +1256,7 @@
           <w:rStyle w:val="normaltextrun"/>
           <w:noProof/>
         </w:rPr>
-        <w:t>(1, 2)</w:t>
+        <w:t>(2, 3)</w:t>
       </w:r>
       <w:r>
         <w:rPr>
@@ -1305,7 +1334,7 @@
         <w:rPr>
           <w:rStyle w:val="normaltextrun"/>
         </w:rPr>
-        <w:instrText xml:space="preserve"> ADDIN ZOTERO_ITEM CSL_CITATION {"citationID":"y84JhkxL","properties":{"formattedCitation":"(3)","plainCitation":"(3)","noteIndex":0},"citationItems":[{"id":3118,"uris":["http://zotero.org/groups/5634119/items/C9TX6L7S"],"itemData":{"id":3118,"type":"article-journal","abstract":"Effective policies to halt biodiversity loss require knowing which anthropogenic drivers are the most important direct causes. Whereas previous knowledge has been limited in scope and rigor, here we statistically synthesize empirical comparisons of recent driver impacts found through a wide-ranging review. We show that land/sea use change has been the dominant direct driver of recent biodiversity loss worldwide. Direct exploitation of natural resources ranks second and pollution third; climate change and invasive alien species have been significantly less important than the top two drivers. The oceans, where direct exploitation and climate change dominate, have a different driver hierarchy from land and fresh water. It also varies among types of biodiversity indicators. For example, climate change is a more important driver of community composition change than of changes in species populations. Stopping global biodiversity loss requires policies and actions to tackle all the major drivers and their interactions, not some of them in isolation.\n          , \n            Land-use change and direct exploitation are the dominant drivers of recent global biodiversity loss.","container-title":"Science Advances","DOI":"10.1126/sciadv.abm9982","ISSN":"2375-2548","issue":"45","journalAbbreviation":"Sci. Adv.","language":"en","page":"eabm9982","source":"DOI.org (Crossref)","title":"The direct drivers of recent global anthropogenic biodiversity loss","volume":"8","author":[{"family":"Jaureguiberry","given":"Pedro"},{"family":"Titeux","given":"Nicolas"},{"family":"Wiemers","given":"Martin"},{"family":"Bowler","given":"Diana E."},{"family":"Coscieme","given":"Luca"},{"family":"Golden","given":"Abigail S."},{"family":"Guerra","given":"Carlos A."},{"family":"Jacob","given":"Ute"},{"family":"Takahashi","given":"Yasuo"},{"family":"Settele","given":"Josef"},{"family":"Díaz","given":"Sandra"},{"family":"Molnár","given":"Zsolt"},{"family":"Purvis","given":"Andy"}],"issued":{"date-parts":[["2022",11,11]]}}}],"schema":"https://github.com/citation-style-language/schema/raw/master/csl-citation.json"} </w:instrText>
+        <w:instrText xml:space="preserve"> ADDIN ZOTERO_ITEM CSL_CITATION {"citationID":"y84JhkxL","properties":{"formattedCitation":"(4)","plainCitation":"(4)","noteIndex":0},"citationItems":[{"id":3118,"uris":["http://zotero.org/groups/5634119/items/C9TX6L7S"],"itemData":{"id":3118,"type":"article-journal","abstract":"Effective policies to halt biodiversity loss require knowing which anthropogenic drivers are the most important direct causes. Whereas previous knowledge has been limited in scope and rigor, here we statistically synthesize empirical comparisons of recent driver impacts found through a wide-ranging review. We show that land/sea use change has been the dominant direct driver of recent biodiversity loss worldwide. Direct exploitation of natural resources ranks second and pollution third; climate change and invasive alien species have been significantly less important than the top two drivers. The oceans, where direct exploitation and climate change dominate, have a different driver hierarchy from land and fresh water. It also varies among types of biodiversity indicators. For example, climate change is a more important driver of community composition change than of changes in species populations. Stopping global biodiversity loss requires policies and actions to tackle all the major drivers and their interactions, not some of them in isolation.\n          , \n            Land-use change and direct exploitation are the dominant drivers of recent global biodiversity loss.","container-title":"Science Advances","DOI":"10.1126/sciadv.abm9982","ISSN":"2375-2548","issue":"45","journalAbbreviation":"Sci. Adv.","language":"en","page":"eabm9982","source":"DOI.org (Crossref)","title":"The direct drivers of recent global anthropogenic biodiversity loss","volume":"8","author":[{"family":"Jaureguiberry","given":"Pedro"},{"family":"Titeux","given":"Nicolas"},{"family":"Wiemers","given":"Martin"},{"family":"Bowler","given":"Diana E."},{"family":"Coscieme","given":"Luca"},{"family":"Golden","given":"Abigail S."},{"family":"Guerra","given":"Carlos A."},{"family":"Jacob","given":"Ute"},{"family":"Takahashi","given":"Yasuo"},{"family":"Settele","given":"Josef"},{"family":"Díaz","given":"Sandra"},{"family":"Molnár","given":"Zsolt"},{"family":"Purvis","given":"Andy"}],"issued":{"date-parts":[["2022",11,11]]}}}],"schema":"https://github.com/citation-style-language/schema/raw/master/csl-citation.json"} </w:instrText>
       </w:r>
       <w:r>
         <w:rPr>
@@ -1318,7 +1347,7 @@
           <w:rStyle w:val="normaltextrun"/>
           <w:noProof/>
         </w:rPr>
-        <w:t>(3)</w:t>
+        <w:t>(4)</w:t>
       </w:r>
       <w:r>
         <w:rPr>
@@ -1372,7 +1401,7 @@
         <w:rPr>
           <w:rStyle w:val="normaltextrun"/>
         </w:rPr>
-        <w:instrText xml:space="preserve"> ADDIN ZOTERO_ITEM CSL_CITATION {"citationID":"fwlY90Vn","properties":{"formattedCitation":"(4, 5)","plainCitation":"(4, 5)","noteIndex":0},"citationItems":[{"id":3129,"uris":["http://zotero.org/groups/5634119/items/PLWVNED8"],"itemData":{"id":3129,"type":"article-journal","abstract":"Abstract\n            Species are characterized by physiological and behavioral plasticity, which is part of their response to environmental shifts. Nonetheless, the collective response of ecological communities to environmental shifts cannot be predicted from the simple sum of individual species responses, since co‐existing species are deeply entangled in interaction networks, such as food webs. For these reasons, the relation between environmental forcing and the structure of food webs is an open problem in ecology. To this respect, one of the main problems in community ecology is defining the role each species plays in shaping community structure, such as by promoting the subdivision of food webs in modules—that is, aggregates composed of species that more frequently interact—which are reported as community stabilizers.\n            In this study, we investigated the relationship between species roles and network modularity under environmental shifts in a highly resolved food web, that is, a “weighted” ecological network reproducing carbon flows among marine planktonic species. Measuring network properties and estimating weighted modularity, we show that species have distinct roles, which differentially affect modularity and mediate structural modifications, such as modules reconfiguration, induced by environmental shifts.\n            Specifically, short‐term environmental changes impact the abundance of planktonic primary producers; this affects their consumers’ behavior and cascades into the overall rearrangement of trophic links. Food web re‐adjustments are both direct, through the rewiring of trophic‐interaction networks, and indirect, with the reconfiguration of trophic cascades. Through such “systemic behavior,” that is, the way the food web acts as a whole, defined by the interactions among its parts, the planktonic food web undergoes a substantial rewiring while keeping almost the same global flow to upper trophic levels, and energetic hierarchy is maintained despite environmental shifts. This behavior suggests the potentially high resilience of plankton networks, such as food webs, to dramatic environmental changes, such as those provoked by global change.","container-title":"Ecology and Evolution","DOI":"10.1002/ece3.5641","ISSN":"2045-7758, 2045-7758","issue":"20","journalAbbreviation":"Ecology and Evolution","language":"en","page":"11631-11646","source":"DOI.org (Crossref)","title":"Rewiring and indirect effects underpin modularity reshuffling in a marine food web under environmental shifts","volume":"9","author":[{"family":"D'Alelio","given":"Domenico"},{"family":"Hay Mele","given":"Bruno"},{"family":"Libralato","given":"Simone"},{"family":"Ribera d'Alcalà","given":"Maurizio"},{"family":"Jordán","given":"Ferenc"}],"issued":{"date-parts":[["2019",10]]}}},{"id":3127,"uris":["http://zotero.org/groups/5634119/items/JSIYSWAR"],"itemData":{"id":3127,"type":"article-journal","container-title":"Ecology","DOI":"10.1890/06-0971","ISSN":"0012-9658","issue":"3","journalAbbreviation":"Ecology","language":"en","license":"http://doi.wiley.com/10.1002/tdm_license_1.1","page":"671-682","source":"DOI.org (Crossref)","title":"RESPONSE OF COMPLEX FOOD WEBS TO REALISTIC EXTINCTION SEQUENCES","volume":"88","author":[{"family":"Srinivasan","given":"U. Thara"},{"family":"Dunne","given":"Jennifer A."},{"family":"Harte","given":"John"},{"family":"Martinez","given":"Neo D."}],"issued":{"date-parts":[["2007",3]]}}}],"schema":"https://github.com/citation-style-language/schema/raw/master/csl-citation.json"} </w:instrText>
+        <w:instrText xml:space="preserve"> ADDIN ZOTERO_ITEM CSL_CITATION {"citationID":"fwlY90Vn","properties":{"formattedCitation":"(5, 6)","plainCitation":"(5, 6)","noteIndex":0},"citationItems":[{"id":3129,"uris":["http://zotero.org/groups/5634119/items/PLWVNED8"],"itemData":{"id":3129,"type":"article-journal","abstract":"Abstract\n            Species are characterized by physiological and behavioral plasticity, which is part of their response to environmental shifts. Nonetheless, the collective response of ecological communities to environmental shifts cannot be predicted from the simple sum of individual species responses, since co‐existing species are deeply entangled in interaction networks, such as food webs. For these reasons, the relation between environmental forcing and the structure of food webs is an open problem in ecology. To this respect, one of the main problems in community ecology is defining the role each species plays in shaping community structure, such as by promoting the subdivision of food webs in modules—that is, aggregates composed of species that more frequently interact—which are reported as community stabilizers.\n            In this study, we investigated the relationship between species roles and network modularity under environmental shifts in a highly resolved food web, that is, a “weighted” ecological network reproducing carbon flows among marine planktonic species. Measuring network properties and estimating weighted modularity, we show that species have distinct roles, which differentially affect modularity and mediate structural modifications, such as modules reconfiguration, induced by environmental shifts.\n            Specifically, short‐term environmental changes impact the abundance of planktonic primary producers; this affects their consumers’ behavior and cascades into the overall rearrangement of trophic links. Food web re‐adjustments are both direct, through the rewiring of trophic‐interaction networks, and indirect, with the reconfiguration of trophic cascades. Through such “systemic behavior,” that is, the way the food web acts as a whole, defined by the interactions among its parts, the planktonic food web undergoes a substantial rewiring while keeping almost the same global flow to upper trophic levels, and energetic hierarchy is maintained despite environmental shifts. This behavior suggests the potentially high resilience of plankton networks, such as food webs, to dramatic environmental changes, such as those provoked by global change.","container-title":"Ecology and Evolution","DOI":"10.1002/ece3.5641","ISSN":"2045-7758, 2045-7758","issue":"20","journalAbbreviation":"Ecology and Evolution","language":"en","page":"11631-11646","source":"DOI.org (Crossref)","title":"Rewiring and indirect effects underpin modularity reshuffling in a marine food web under environmental shifts","volume":"9","author":[{"family":"D'Alelio","given":"Domenico"},{"family":"Hay Mele","given":"Bruno"},{"family":"Libralato","given":"Simone"},{"family":"Ribera d'Alcalà","given":"Maurizio"},{"family":"Jordán","given":"Ferenc"}],"issued":{"date-parts":[["2019",10]]}}},{"id":3127,"uris":["http://zotero.org/groups/5634119/items/JSIYSWAR"],"itemData":{"id":3127,"type":"article-journal","container-title":"Ecology","DOI":"10.1890/06-0971","ISSN":"0012-9658","issue":"3","journalAbbreviation":"Ecology","language":"en","license":"http://doi.wiley.com/10.1002/tdm_license_1.1","page":"671-682","source":"DOI.org (Crossref)","title":"RESPONSE OF COMPLEX FOOD WEBS TO REALISTIC EXTINCTION SEQUENCES","volume":"88","author":[{"family":"Srinivasan","given":"U. Thara"},{"family":"Dunne","given":"Jennifer A."},{"family":"Harte","given":"John"},{"family":"Martinez","given":"Neo D."}],"issued":{"date-parts":[["2007",3]]}}}],"schema":"https://github.com/citation-style-language/schema/raw/master/csl-citation.json"} </w:instrText>
       </w:r>
       <w:r>
         <w:rPr>
@@ -1381,7 +1410,7 @@
         <w:fldChar w:fldCharType="separate"/>
       </w:r>
       <w:r>
-        <w:t>(4, 5)</w:t>
+        <w:t>(5, 6)</w:t>
       </w:r>
       <w:r>
         <w:rPr>
@@ -1423,7 +1452,7 @@
         <w:rPr>
           <w:rStyle w:val="normaltextrun"/>
         </w:rPr>
-        <w:instrText xml:space="preserve"> ADDIN ZOTERO_ITEM CSL_CITATION {"citationID":"A0FBCdw3","properties":{"formattedCitation":"(6)","plainCitation":"(6)","noteIndex":0},"citationItems":[{"id":3128,"uris":["http://zotero.org/groups/5634119/items/MXYFBHGM"],"itemData":{"id":3128,"type":"article-journal","container-title":"Paleobiology","DOI":"10.1666/05008.1","ISSN":"0094-8373, 1938-5331","issue":"1","journalAbbreviation":"Paleobiology","language":"en","page":"1-19","source":"DOI.org (Crossref)","title":"Extinction cascades and catastrophe in ancient food webs","volume":"32","author":[{"family":"Roopnarine","given":"Peter D."}],"issued":{"date-parts":[["2006",1]]}}}],"schema":"https://github.com/citation-style-language/schema/raw/master/csl-citation.json"} </w:instrText>
+        <w:instrText xml:space="preserve"> ADDIN ZOTERO_ITEM CSL_CITATION {"citationID":"A0FBCdw3","properties":{"formattedCitation":"(7)","plainCitation":"(7)","noteIndex":0},"citationItems":[{"id":3128,"uris":["http://zotero.org/groups/5634119/items/MXYFBHGM"],"itemData":{"id":3128,"type":"article-journal","container-title":"Paleobiology","DOI":"10.1666/05008.1","ISSN":"0094-8373, 1938-5331","issue":"1","journalAbbreviation":"Paleobiology","language":"en","page":"1-19","source":"DOI.org (Crossref)","title":"Extinction cascades and catastrophe in ancient food webs","volume":"32","author":[{"family":"Roopnarine","given":"Peter D."}],"issued":{"date-parts":[["2006",1]]}}}],"schema":"https://github.com/citation-style-language/schema/raw/master/csl-citation.json"} </w:instrText>
       </w:r>
       <w:r>
         <w:rPr>
@@ -1436,7 +1465,7 @@
           <w:rStyle w:val="normaltextrun"/>
           <w:noProof/>
         </w:rPr>
-        <w:t>(6)</w:t>
+        <w:t>(7)</w:t>
       </w:r>
       <w:r>
         <w:rPr>
@@ -1472,7 +1501,7 @@
         <w:rPr>
           <w:rStyle w:val="normaltextrun"/>
         </w:rPr>
-        <w:instrText xml:space="preserve"> ADDIN ZOTERO_ITEM CSL_CITATION {"citationID":"6Q6Q0Ok1","properties":{"formattedCitation":"(7)","plainCitation":"(7)","noteIndex":0},"citationItems":[{"id":3124,"uris":["http://zotero.org/groups/5634119/items/GZAN58IC"],"itemData":{"id":3124,"type":"article-journal","abstract":"1. The decline in insect abundance and diversity observed in many ecosystems is of major concern because of the long‐term consequences for ecosystem function and stability.\n            2. Species in ecological communities are connected through interactions forming complex networks. Therefore, initial extinctions can cause further species losses through co‐extinctions and extinction cascades, where single extinctions can lead to waves of secondary extinctions. Such knock‐on effects can multiply the initial impact of disturbances, thereby largely adding to the erosion of biodiversity. However, our knowledge of their importance for the current insect decline is hampered because secondary extinctions are challenging to both detect and predict.\n            3. In this review, we bring together theory and knowledge about secondary extinctions in the light of the main drivers of insect decline. We evaluate potential and evidence for cascading extinction for the different drivers and identify major pathways. By providing selected examples we discuss how habitat loss, pollution, species invasions, climate change and overexploitation can cause cascading extinctions. We argue that habitat loss and pollution in particular have the largest potential for such extinctions by changing community structure, the physical environment, and community robustness.\n            4. Overall, cascading extinction are part of an ecosystems' response to anthropogenic drivers but are so far not explicitly measured in their contribution when evaluating biodiversity loss. This knowledge is necessary to predict biodiversity loss and find strategies to buffer against the devastating long‐term impact of habitat loss, pollution, species invasions, and climate change.","container-title":"Ecological Entomology","DOI":"10.1111/een.12985","ISSN":"0307-6946, 1365-2311","issue":"4","journalAbbreviation":"Ecological Entomology","language":"en","page":"743-756","source":"DOI.org (Crossref)","title":"Cascading extinctions as a hidden driver of insect decline","volume":"46","author":[{"family":"Kehoe","given":"Rachel"},{"family":"Frago","given":"Enric"},{"family":"Sanders","given":"Dirk"}],"issued":{"date-parts":[["2021",8]]}}}],"schema":"https://github.com/citation-style-language/schema/raw/master/csl-citation.json"} </w:instrText>
+        <w:instrText xml:space="preserve"> ADDIN ZOTERO_ITEM CSL_CITATION {"citationID":"6Q6Q0Ok1","properties":{"formattedCitation":"(8)","plainCitation":"(8)","noteIndex":0},"citationItems":[{"id":3124,"uris":["http://zotero.org/groups/5634119/items/GZAN58IC"],"itemData":{"id":3124,"type":"article-journal","abstract":"1. The decline in insect abundance and diversity observed in many ecosystems is of major concern because of the long‐term consequences for ecosystem function and stability.\n            2. Species in ecological communities are connected through interactions forming complex networks. Therefore, initial extinctions can cause further species losses through co‐extinctions and extinction cascades, where single extinctions can lead to waves of secondary extinctions. Such knock‐on effects can multiply the initial impact of disturbances, thereby largely adding to the erosion of biodiversity. However, our knowledge of their importance for the current insect decline is hampered because secondary extinctions are challenging to both detect and predict.\n            3. In this review, we bring together theory and knowledge about secondary extinctions in the light of the main drivers of insect decline. We evaluate potential and evidence for cascading extinction for the different drivers and identify major pathways. By providing selected examples we discuss how habitat loss, pollution, species invasions, climate change and overexploitation can cause cascading extinctions. We argue that habitat loss and pollution in particular have the largest potential for such extinctions by changing community structure, the physical environment, and community robustness.\n            4. Overall, cascading extinction are part of an ecosystems' response to anthropogenic drivers but are so far not explicitly measured in their contribution when evaluating biodiversity loss. This knowledge is necessary to predict biodiversity loss and find strategies to buffer against the devastating long‐term impact of habitat loss, pollution, species invasions, and climate change.","container-title":"Ecological Entomology","DOI":"10.1111/een.12985","ISSN":"0307-6946, 1365-2311","issue":"4","journalAbbreviation":"Ecological Entomology","language":"en","page":"743-756","source":"DOI.org (Crossref)","title":"Cascading extinctions as a hidden driver of insect decline","volume":"46","author":[{"family":"Kehoe","given":"Rachel"},{"family":"Frago","given":"Enric"},{"family":"Sanders","given":"Dirk"}],"issued":{"date-parts":[["2021",8]]}}}],"schema":"https://github.com/citation-style-language/schema/raw/master/csl-citation.json"} </w:instrText>
       </w:r>
       <w:r>
         <w:rPr>
@@ -1485,7 +1514,7 @@
           <w:rStyle w:val="normaltextrun"/>
           <w:noProof/>
         </w:rPr>
-        <w:t>(7)</w:t>
+        <w:t>(8)</w:t>
       </w:r>
       <w:r>
         <w:rPr>
@@ -1584,7 +1613,7 @@
         <w:rPr>
           <w:rStyle w:val="normaltextrun"/>
         </w:rPr>
-        <w:instrText xml:space="preserve"> ADDIN ZOTERO_ITEM CSL_CITATION {"citationID":"XlBrJ6WK","properties":{"formattedCitation":"(9)","plainCitation":"(9)","noteIndex":0},"citationItems":[{"id":3133,"uris":["http://zotero.org/groups/5634119/items/CLHR7P24"],"itemData":{"id":3133,"type":"article-journal","abstract":"Abstract\n            Shifts in species' distribution and abundance in response to climate change have been well documented, but the underpinning processes are still poorly understood. We present the results of a systematic literature review and meta‐analysis investigating the frequency and importance of different mechanisms by which climate has impacted natural populations. Most studies were from temperate latitudes of North America and Europe; almost half investigated bird populations. We found significantly greater support for indirect, biotic mechanisms than direct, abiotic mechanisms as mediators of the impact of climate on populations. In addition, biotic effects tended to have greater support than abiotic factors in studies of species from higher trophic levels. For primary consumers, the impact of climate was equally mediated by biotic and abiotic mechanisms, whereas for higher level consumers the mechanisms were most frequently biotic, such as predation or food availability. Biotic mechanisms were more frequently supported in studies that reported a directional trend in climate than in studies with no such climatic change, although sample sizes for this comparison were small. We call for more mechanistic studies of climate change impacts on populations, particularly in tropical systems.","container-title":"Global Change Biology","DOI":"10.1111/gcb.12559","ISSN":"1354-1013, 1365-2486","issue":"7","journalAbbreviation":"Global Change Biology","language":"en","license":"http://onlinelibrary.wiley.com/termsAndConditions#vor","page":"2221-2229","source":"DOI.org (Crossref)","title":"Mechanisms underpinning climatic impacts on natural populations: altered species interactions are more important than direct effects","title-short":"Mechanisms underpinning climatic impacts on natural populations","volume":"20","author":[{"family":"Ockendon","given":"Nancy"},{"family":"Baker","given":"David J."},{"family":"Carr","given":"Jamie A."},{"family":"White","given":"Elizabeth C."},{"family":"Almond","given":"Rosamunde E. A."},{"family":"Amano","given":"Tatsuya"},{"family":"Bertram","given":"Esther"},{"family":"Bradbury","given":"Richard B."},{"family":"Bradley","given":"Cassie"},{"family":"Butchart","given":"Stuart H. M."},{"family":"Doswald","given":"Nathalie"},{"family":"Foden","given":"Wendy"},{"family":"Gill","given":"David J. C."},{"family":"Green","given":"Rhys E."},{"family":"Sutherland","given":"William J."},{"family":"Tanner","given":"Edmund V. J."},{"family":"Pearce‐Higgins","given":"James W."}],"issued":{"date-parts":[["2014",7]]}}}],"schema":"https://github.com/citation-style-language/schema/raw/master/csl-citation.json"} </w:instrText>
+        <w:instrText xml:space="preserve"> ADDIN ZOTERO_ITEM CSL_CITATION {"citationID":"XlBrJ6WK","properties":{"formattedCitation":"(10)","plainCitation":"(10)","noteIndex":0},"citationItems":[{"id":3133,"uris":["http://zotero.org/groups/5634119/items/CLHR7P24"],"itemData":{"id":3133,"type":"article-journal","abstract":"Abstract\n            Shifts in species' distribution and abundance in response to climate change have been well documented, but the underpinning processes are still poorly understood. We present the results of a systematic literature review and meta‐analysis investigating the frequency and importance of different mechanisms by which climate has impacted natural populations. Most studies were from temperate latitudes of North America and Europe; almost half investigated bird populations. We found significantly greater support for indirect, biotic mechanisms than direct, abiotic mechanisms as mediators of the impact of climate on populations. In addition, biotic effects tended to have greater support than abiotic factors in studies of species from higher trophic levels. For primary consumers, the impact of climate was equally mediated by biotic and abiotic mechanisms, whereas for higher level consumers the mechanisms were most frequently biotic, such as predation or food availability. Biotic mechanisms were more frequently supported in studies that reported a directional trend in climate than in studies with no such climatic change, although sample sizes for this comparison were small. We call for more mechanistic studies of climate change impacts on populations, particularly in tropical systems.","container-title":"Global Change Biology","DOI":"10.1111/gcb.12559","ISSN":"1354-1013, 1365-2486","issue":"7","journalAbbreviation":"Global Change Biology","language":"en","license":"http://onlinelibrary.wiley.com/termsAndConditions#vor","page":"2221-2229","source":"DOI.org (Crossref)","title":"Mechanisms underpinning climatic impacts on natural populations: altered species interactions are more important than direct effects","title-short":"Mechanisms underpinning climatic impacts on natural populations","volume":"20","author":[{"family":"Ockendon","given":"Nancy"},{"family":"Baker","given":"David J."},{"family":"Carr","given":"Jamie A."},{"family":"White","given":"Elizabeth C."},{"family":"Almond","given":"Rosamunde E. A."},{"family":"Amano","given":"Tatsuya"},{"family":"Bertram","given":"Esther"},{"family":"Bradbury","given":"Richard B."},{"family":"Bradley","given":"Cassie"},{"family":"Butchart","given":"Stuart H. M."},{"family":"Doswald","given":"Nathalie"},{"family":"Foden","given":"Wendy"},{"family":"Gill","given":"David J. C."},{"family":"Green","given":"Rhys E."},{"family":"Sutherland","given":"William J."},{"family":"Tanner","given":"Edmund V. J."},{"family":"Pearce‐Higgins","given":"James W."}],"issued":{"date-parts":[["2014",7]]}}}],"schema":"https://github.com/citation-style-language/schema/raw/master/csl-citation.json"} </w:instrText>
       </w:r>
       <w:r>
         <w:rPr>
@@ -1597,7 +1626,7 @@
           <w:rStyle w:val="normaltextrun"/>
           <w:noProof/>
         </w:rPr>
-        <w:t>(9)</w:t>
+        <w:t>(10)</w:t>
       </w:r>
       <w:r>
         <w:rPr>
@@ -1658,13 +1687,13 @@
         <w:fldChar w:fldCharType="begin"/>
       </w:r>
       <w:r>
-        <w:instrText xml:space="preserve"> ADDIN ZOTERO_ITEM CSL_CITATION {"citationID":"cwKzoqga","properties":{"formattedCitation":"(10\\uc0\\u8211{}12)","plainCitation":"(10–12)","noteIndex":0},"citationItems":[{"id":3135,"uris":["http://zotero.org/groups/5634119/items/GGBP3SFD"],"itemData":{"id":3135,"type":"article-journal","abstract":"Species distribution models (SDMs) are numerical tools that combine observations of species occurrence or abundance with environmental estimates. They are used to gain ecological and evolutionary insights and to predict distributions across landscapes, sometimes requiring extrapolation in space and time. SDMs are now widely used across terrestrial, freshwater, and marine realms. Differences in methods between disciplines reflect both differences in species mobility and in “established use.” Model realism and robustness is influenced by selection of relevant predictors and modeling method, consideration of scale, how the interplay between environmental and geographic factors is handled, and the extent of extrapolation. Current linkages between SDM practice and ecological theory are often weak, hindering progress. Remaining challenges include: improvement of methods for modeling presence-only data and for model selection and evaluation; accounting for biotic interactions; and assessing model uncertainty.","container-title":"Annual Review of Ecology, Evolution, and Systematics","DOI":"10.1146/annurev.ecolsys.110308.120159","ISSN":"1543-592X, 1545-2069","issue":"1","journalAbbreviation":"Annu. Rev. Ecol. Evol. Syst.","language":"en","page":"677-697","source":"DOI.org (Crossref)","title":"Species Distribution Models: Ecological Explanation and Prediction Across Space and Time","title-short":"Species Distribution Models","volume":"40","author":[{"family":"Elith","given":"Jane"},{"family":"Leathwick","given":"John R."}],"issued":{"date-parts":[["2009",12,1]]}}},{"id":3134,"uris":["http://zotero.org/groups/5634119/items/LAA3YX9I"],"itemData":{"id":3134,"type":"article-journal","abstract":"Abstract\n            \n              Climate envelope models (CEMs) have been used to predict the distribution of species under current, past, and future climatic conditions by inferring a species' environmental requirements from localities where it is currently known to occur. CEMs can be evaluated for their ability to predict current species distributions but it is unclear whether models that are successful in predicting current distributions are equally successful in predicting distributions under different climates (i.e. different regions or time periods). We evaluated the ability of CEMs to predict species distributions under different climates by comparing their predictions with those obtained with a mechanistic model (MM). In an MM the distribution of a species is modeled based on knowledge of a species' physiology. The potential distributions of 100 plant species were modeled with an MM for current conditions, a past climate reconstruction (21 000 years before present) and a future climate projection (double preindustrial CO\n              2\n              conditions). Point localities extracted from the currently suitable area according to the MM were used to predict current, future, and past distributions with four CEMs covering a broad range of statistical approaches: Bioclim (percentile distributions), Domain (distance metric), GAM (general additive modeling), and Maxent (maximum entropy). Domain performed very poorly, strongly underestimating range sizes for past or future conditions. Maxent and GAM performed as well under current climates as under past and future climates. Bioclim slightly underestimated range sizes but the predicted ranges overlapped more with the ranges predicted with the MM than those predicted with GAM did. Ranges predicted with Maxent overlapped most with those produced with the MMs, but compared with the ranges predicted with GAM they were more variable and sometimes much too large. Our results suggest that some CEMs can indeed be used to predict species distributions under climate change, but individual modeling approaches should be validated for this purpose, and model choice could be made dependent on the purpose of a particular study.","container-title":"Global Change Biology","DOI":"10.1111/j.1365-2486.2006.01256.x","ISSN":"1354-1013, 1365-2486","issue":"12","journalAbbreviation":"Global Change Biology","language":"en","license":"http://onlinelibrary.wiley.com/termsAndConditions#vor","page":"2272-2281","source":"DOI.org (Crossref)","title":"The ability of climate envelope models to predict the effect of climate change on species distributions","volume":"12","author":[{"family":"Hijmans","given":"Robert J."},{"family":"Graham","given":"Catherine H."}],"issued":{"date-parts":[["2006",12]]}}},{"id":3136,"uris":["http://zotero.org/groups/5634119/items/5Q9NEEKJ"],"itemData":{"id":3136,"type":"article-journal","container-title":"Journal of Applied Ecology","DOI":"10.1111/j.1365-2664.2008.01524.x","ISSN":"0021-8901, 1365-2664","issue":"5","journalAbbreviation":"Journal of Applied Ecology","language":"en","license":"http://onlinelibrary.wiley.com/termsAndConditions#vor","page":"1372-1381","source":"DOI.org (Crossref)","title":"Habitat suitability modelling and niche theory","volume":"45","author":[{"family":"Hirzel","given":"Alexandre H."},{"family":"Le Lay","given":"Gwenaëlle"}],"issued":{"date-parts":[["2008",10]]}}}],"schema":"https://github.com/citation-style-language/schema/raw/master/csl-citation.json"} </w:instrText>
+        <w:instrText xml:space="preserve"> ADDIN ZOTERO_ITEM CSL_CITATION {"citationID":"cwKzoqga","properties":{"formattedCitation":"(11\\uc0\\u8211{}13)","plainCitation":"(11–13)","noteIndex":0},"citationItems":[{"id":3135,"uris":["http://zotero.org/groups/5634119/items/GGBP3SFD"],"itemData":{"id":3135,"type":"article-journal","abstract":"Species distribution models (SDMs) are numerical tools that combine observations of species occurrence or abundance with environmental estimates. They are used to gain ecological and evolutionary insights and to predict distributions across landscapes, sometimes requiring extrapolation in space and time. SDMs are now widely used across terrestrial, freshwater, and marine realms. Differences in methods between disciplines reflect both differences in species mobility and in “established use.” Model realism and robustness is influenced by selection of relevant predictors and modeling method, consideration of scale, how the interplay between environmental and geographic factors is handled, and the extent of extrapolation. Current linkages between SDM practice and ecological theory are often weak, hindering progress. Remaining challenges include: improvement of methods for modeling presence-only data and for model selection and evaluation; accounting for biotic interactions; and assessing model uncertainty.","container-title":"Annual Review of Ecology, Evolution, and Systematics","DOI":"10.1146/annurev.ecolsys.110308.120159","ISSN":"1543-592X, 1545-2069","issue":"1","journalAbbreviation":"Annu. Rev. Ecol. Evol. Syst.","language":"en","page":"677-697","source":"DOI.org (Crossref)","title":"Species Distribution Models: Ecological Explanation and Prediction Across Space and Time","title-short":"Species Distribution Models","volume":"40","author":[{"family":"Elith","given":"Jane"},{"family":"Leathwick","given":"John R."}],"issued":{"date-parts":[["2009",12,1]]}}},{"id":3134,"uris":["http://zotero.org/groups/5634119/items/LAA3YX9I"],"itemData":{"id":3134,"type":"article-journal","abstract":"Abstract\n            \n              Climate envelope models (CEMs) have been used to predict the distribution of species under current, past, and future climatic conditions by inferring a species' environmental requirements from localities where it is currently known to occur. CEMs can be evaluated for their ability to predict current species distributions but it is unclear whether models that are successful in predicting current distributions are equally successful in predicting distributions under different climates (i.e. different regions or time periods). We evaluated the ability of CEMs to predict species distributions under different climates by comparing their predictions with those obtained with a mechanistic model (MM). In an MM the distribution of a species is modeled based on knowledge of a species' physiology. The potential distributions of 100 plant species were modeled with an MM for current conditions, a past climate reconstruction (21 000 years before present) and a future climate projection (double preindustrial CO\n              2\n              conditions). Point localities extracted from the currently suitable area according to the MM were used to predict current, future, and past distributions with four CEMs covering a broad range of statistical approaches: Bioclim (percentile distributions), Domain (distance metric), GAM (general additive modeling), and Maxent (maximum entropy). Domain performed very poorly, strongly underestimating range sizes for past or future conditions. Maxent and GAM performed as well under current climates as under past and future climates. Bioclim slightly underestimated range sizes but the predicted ranges overlapped more with the ranges predicted with the MM than those predicted with GAM did. Ranges predicted with Maxent overlapped most with those produced with the MMs, but compared with the ranges predicted with GAM they were more variable and sometimes much too large. Our results suggest that some CEMs can indeed be used to predict species distributions under climate change, but individual modeling approaches should be validated for this purpose, and model choice could be made dependent on the purpose of a particular study.","container-title":"Global Change Biology","DOI":"10.1111/j.1365-2486.2006.01256.x","ISSN":"1354-1013, 1365-2486","issue":"12","journalAbbreviation":"Global Change Biology","language":"en","license":"http://onlinelibrary.wiley.com/termsAndConditions#vor","page":"2272-2281","source":"DOI.org (Crossref)","title":"The ability of climate envelope models to predict the effect of climate change on species distributions","volume":"12","author":[{"family":"Hijmans","given":"Robert J."},{"family":"Graham","given":"Catherine H."}],"issued":{"date-parts":[["2006",12]]}}},{"id":3136,"uris":["http://zotero.org/groups/5634119/items/5Q9NEEKJ"],"itemData":{"id":3136,"type":"article-journal","container-title":"Journal of Applied Ecology","DOI":"10.1111/j.1365-2664.2008.01524.x","ISSN":"0021-8901, 1365-2664","issue":"5","journalAbbreviation":"Journal of Applied Ecology","language":"en","license":"http://onlinelibrary.wiley.com/termsAndConditions#vor","page":"1372-1381","source":"DOI.org (Crossref)","title":"Habitat suitability modelling and niche theory","volume":"45","author":[{"family":"Hirzel","given":"Alexandre H."},{"family":"Le Lay","given":"Gwenaëlle"}],"issued":{"date-parts":[["2008",10]]}}}],"schema":"https://github.com/citation-style-language/schema/raw/master/csl-citation.json"} </w:instrText>
       </w:r>
       <w:r>
         <w:fldChar w:fldCharType="separate"/>
       </w:r>
       <w:r>
-        <w:t>(10–12)</w:t>
+        <w:t>(11–13)</w:t>
       </w:r>
       <w:r>
         <w:fldChar w:fldCharType="end"/>
@@ -1697,13 +1726,13 @@
         <w:fldChar w:fldCharType="begin"/>
       </w:r>
       <w:r>
-        <w:instrText xml:space="preserve"> ADDIN ZOTERO_ITEM CSL_CITATION {"citationID":"GdNg2jq8","properties":{"formattedCitation":"(13, 14)","plainCitation":"(13, 14)","noteIndex":0},"citationItems":[{"id":3138,"uris":["http://zotero.org/groups/5634119/items/MBRWAK2J"],"itemData":{"id":3138,"type":"article-journal","abstract":"Given the importance of climate in shaping species’ geographic distributions, climate change poses an existential threat to biodiversity. Climate envelope modeling, the predominant approach used to quantify this threat, presumes that individuals in populations respond to climate variability and change according to species-level responses inferred from spatial occurrence data—such that individuals at the cool edge of a species’ distribution should benefit from warming (the “leading edge”), whereas individuals at the warm edge should suffer (the “trailing edge”). Using 1,558 tree-ring time series of an aridland pine (\n              Pinus edulis\n              ) collected at 977 locations across the species’ distribution, we found that trees everywhere grow less in warmer-than-average and drier-than-average years. Ubiquitous negative temperature sensitivity indicates that individuals across the entire distribution should suffer with warming—the entire distribution is a trailing edge. Species-level responses to spatial climate variation are opposite in sign to individual-scale responses to time-varying climate for approximately half the species’ distribution with respect to temperature and the majority of the species’ distribution with respect to precipitation. These findings, added to evidence from the literature for scale-dependent climate responses in hundreds of species, suggest that correlative, equilibrium-based range forecasts may fail to accurately represent how individuals in populations will be impacted by changing climate. A scale-dependent view of the impact of climate change on biodiversity highlights the transient risk of extinction hidden inside climate envelope forecasts and the importance of evolution in rescuing species from extinction whenever local climate variability and change exceeds individual-scale climate tolerances.","container-title":"Proceedings of the National Academy of Sciences","DOI":"10.1073/pnas.2315700121","ISSN":"0027-8424, 1091-6490","issue":"24","journalAbbreviation":"Proc. Natl. Acad. Sci. U.S.A.","language":"en","page":"e2315700121","source":"DOI.org (Crossref)","title":"Tree rings reveal the transient risk of extinction hidden inside climate envelope forecasts","volume":"121","author":[{"family":"Evans","given":"Margaret E. K."},{"family":"Dey","given":"Sharmila M. N."},{"family":"Heilman","given":"Kelly A."},{"family":"Tipton","given":"John R."},{"family":"DeRose","given":"R. Justin"},{"family":"Klesse","given":"Stefan"},{"family":"Schultz","given":"Emily L."},{"family":"Shaw","given":"John D."}],"issued":{"date-parts":[["2024",6,11]]}}},{"id":3140,"uris":["http://zotero.org/groups/5634119/items/QGZFIRV9"],"itemData":{"id":3140,"type":"article-journal","container-title":"Ecography","DOI":"10.1111/ecog.05877","ISSN":"0906-7590, 1600-0587","issue":"6","journalAbbreviation":"Ecography","language":"en","source":"DOI.org (Crossref)","title":"Species distribution models rarely predict the biology of real populations","URL":"https://onlinelibrary.wiley.com/doi/10.1111/ecog.05877","volume":"2022","author":[{"family":"Lee‐Yaw","given":"Julie A."},{"family":"McCune","given":"Jenny L."},{"family":"Pironon","given":"Samuel"},{"family":"Sheth","given":"Seema N"}],"accessed":{"date-parts":[["2023",3,27]]},"issued":{"date-parts":[["2022",6]]}}}],"schema":"https://github.com/citation-style-language/schema/raw/master/csl-citation.json"} </w:instrText>
+        <w:instrText xml:space="preserve"> ADDIN ZOTERO_ITEM CSL_CITATION {"citationID":"GdNg2jq8","properties":{"formattedCitation":"(14, 15)","plainCitation":"(14, 15)","noteIndex":0},"citationItems":[{"id":3138,"uris":["http://zotero.org/groups/5634119/items/MBRWAK2J"],"itemData":{"id":3138,"type":"article-journal","abstract":"Given the importance of climate in shaping species’ geographic distributions, climate change poses an existential threat to biodiversity. Climate envelope modeling, the predominant approach used to quantify this threat, presumes that individuals in populations respond to climate variability and change according to species-level responses inferred from spatial occurrence data—such that individuals at the cool edge of a species’ distribution should benefit from warming (the “leading edge”), whereas individuals at the warm edge should suffer (the “trailing edge”). Using 1,558 tree-ring time series of an aridland pine (\n              Pinus edulis\n              ) collected at 977 locations across the species’ distribution, we found that trees everywhere grow less in warmer-than-average and drier-than-average years. Ubiquitous negative temperature sensitivity indicates that individuals across the entire distribution should suffer with warming—the entire distribution is a trailing edge. Species-level responses to spatial climate variation are opposite in sign to individual-scale responses to time-varying climate for approximately half the species’ distribution with respect to temperature and the majority of the species’ distribution with respect to precipitation. These findings, added to evidence from the literature for scale-dependent climate responses in hundreds of species, suggest that correlative, equilibrium-based range forecasts may fail to accurately represent how individuals in populations will be impacted by changing climate. A scale-dependent view of the impact of climate change on biodiversity highlights the transient risk of extinction hidden inside climate envelope forecasts and the importance of evolution in rescuing species from extinction whenever local climate variability and change exceeds individual-scale climate tolerances.","container-title":"Proceedings of the National Academy of Sciences","DOI":"10.1073/pnas.2315700121","ISSN":"0027-8424, 1091-6490","issue":"24","journalAbbreviation":"Proc. Natl. Acad. Sci. U.S.A.","language":"en","page":"e2315700121","source":"DOI.org (Crossref)","title":"Tree rings reveal the transient risk of extinction hidden inside climate envelope forecasts","volume":"121","author":[{"family":"Evans","given":"Margaret E. K."},{"family":"Dey","given":"Sharmila M. N."},{"family":"Heilman","given":"Kelly A."},{"family":"Tipton","given":"John R."},{"family":"DeRose","given":"R. Justin"},{"family":"Klesse","given":"Stefan"},{"family":"Schultz","given":"Emily L."},{"family":"Shaw","given":"John D."}],"issued":{"date-parts":[["2024",6,11]]}}},{"id":3140,"uris":["http://zotero.org/groups/5634119/items/QGZFIRV9"],"itemData":{"id":3140,"type":"article-journal","container-title":"Ecography","DOI":"10.1111/ecog.05877","ISSN":"0906-7590, 1600-0587","issue":"6","journalAbbreviation":"Ecography","language":"en","source":"DOI.org (Crossref)","title":"Species distribution models rarely predict the biology of real populations","URL":"https://onlinelibrary.wiley.com/doi/10.1111/ecog.05877","volume":"2022","author":[{"family":"Lee‐Yaw","given":"Julie A."},{"family":"McCune","given":"Jenny L."},{"family":"Pironon","given":"Samuel"},{"family":"Sheth","given":"Seema N"}],"accessed":{"date-parts":[["2023",3,27]]},"issued":{"date-parts":[["2022",6]]}}}],"schema":"https://github.com/citation-style-language/schema/raw/master/csl-citation.json"} </w:instrText>
       </w:r>
       <w:r>
         <w:fldChar w:fldCharType="separate"/>
       </w:r>
       <w:r>
-        <w:t>(13, 14)</w:t>
+        <w:t>(14, 15)</w:t>
       </w:r>
       <w:r>
         <w:fldChar w:fldCharType="end"/>
@@ -1727,7 +1756,7 @@
         <w:fldChar w:fldCharType="begin"/>
       </w:r>
       <w:r>
-        <w:instrText xml:space="preserve"> ADDIN ZOTERO_ITEM CSL_CITATION {"citationID":"w83mJUIh","properties":{"formattedCitation":"(15, 16)","plainCitation":"(15, 16)","noteIndex":0},"citationItems":[{"id":3131,"uris":["http://zotero.org/groups/5634119/items/P2MBW9S8"],"itemData":{"id":3131,"type":"article-journal","abstract":"Abstract\n            Whether species interactions are static or change over time has wide‐reaching ecological and evolutionary consequences. However, species interaction networks are typically constructed from temporally aggregated interaction data, thereby implicitly assuming that interactions are fixed. This approach has advanced our understanding of communities, but it obscures the timescale at which interactions form (or dissolve) and the drivers and consequences of such dynamics. We address this knowledge gap by quantifying the within‐season turnover of plant–pollinator interactions from weekly censuses across 3 years in a subalpine ecosystem. Week‐to‐week turnover of interactions (1) was high, (2) followed a consistent seasonal progression in all years of study and (3) was dominated by interaction rewiring (the reassembly of interactions among species). Simulation models revealed that species’ phenologies and relative abundances constrained both total interaction turnover and rewiring. Our findings reveal the diversity of species interactions that may be missed when the temporal dynamics of networks are ignored.","container-title":"Ecology Letters","DOI":"10.1111/ele.12740","ISSN":"1461-023X, 1461-0248","issue":"3","journalAbbreviation":"Ecology Letters","language":"en","page":"385-394","source":"DOI.org (Crossref)","title":"Interaction rewiring and the rapid turnover of plant–pollinator networks","volume":"20","author":[{"family":"CaraDonna","given":"Paul J."},{"family":"Petry","given":"William K."},{"family":"Brennan","given":"Ross M."},{"family":"Cunningham","given":"James L."},{"family":"Bronstein","given":"Judith L."},{"family":"Waser","given":"Nickolas M."},{"family":"Sanders","given":"Nathan J."}],"editor":[{"family":"Jordan","given":"Ferenc"}],"issued":{"date-parts":[["2017",3]]}}},{"id":2996,"uris":["http://zotero.org/groups/5634119/items/98XVULPE"],"itemData":{"id":2996,"type":"article-journal","abstract":"Community ecology is tasked with the considerable challenge of predicting the structure, and properties, of emerging ecosystems. It requires the ability to understand how and why species interact, as this will allow the development of mechanism‐based predictive models, and as such to better characterize how ecological mechanisms act locally on the existence of inter‐specific interactions. Here we argue that the current conceptualization of species interaction networks is ill‐suited for this task. Instead, we propose that future research must start to account for the intrinsic variability of species interactions, then scale up from here onto complex networks. This can be accomplished simply by recognizing that there exists intra‐specific variability, in traits or properties related to the establishment of species interactions. By shifting the scale towards population‐based processes, we show that this new approach will improve our predictive ability and mechanistic understanding of how species interact over large spatial or temporal scales.\n            \n              \n                \n                  Synthesis\n                \n                Although species interactions are the backbone of ecological communities, we have little insights on how (and why) they vary through space and time. In this article, we build on existing empirical literature to show that the same species may happen to interact in different ways when their local abundances vary, their trait distribution changes, or when the environment affects either of these factors. We discuss how these findings can be integrated in existing frameworks for the analysis and simulation of species interactions.","container-title":"Oikos","DOI":"10.1111/oik.01719","ISSN":"0030-1299, 1600-0706","issue":"3","journalAbbreviation":"Oikos","language":"en","page":"243-251","source":"DOI.org (Crossref)","title":"Beyond species: why ecological interaction networks vary through space and time","title-short":"Beyond species","volume":"124","author":[{"family":"Poisot","given":"Timothée"},{"family":"Stouffer","given":"Daniel B."},{"family":"Gravel","given":"Dominique"}],"issued":{"date-parts":[["2015",3]]}}}],"schema":"https://github.com/citation-style-language/schema/raw/master/csl-citation.json"} </w:instrText>
+        <w:instrText xml:space="preserve"> ADDIN ZOTERO_ITEM CSL_CITATION {"citationID":"w83mJUIh","properties":{"formattedCitation":"(16, 17)","plainCitation":"(16, 17)","noteIndex":0},"citationItems":[{"id":3131,"uris":["http://zotero.org/groups/5634119/items/P2MBW9S8"],"itemData":{"id":3131,"type":"article-journal","abstract":"Abstract\n            Whether species interactions are static or change over time has wide‐reaching ecological and evolutionary consequences. However, species interaction networks are typically constructed from temporally aggregated interaction data, thereby implicitly assuming that interactions are fixed. This approach has advanced our understanding of communities, but it obscures the timescale at which interactions form (or dissolve) and the drivers and consequences of such dynamics. We address this knowledge gap by quantifying the within‐season turnover of plant–pollinator interactions from weekly censuses across 3 years in a subalpine ecosystem. Week‐to‐week turnover of interactions (1) was high, (2) followed a consistent seasonal progression in all years of study and (3) was dominated by interaction rewiring (the reassembly of interactions among species). Simulation models revealed that species’ phenologies and relative abundances constrained both total interaction turnover and rewiring. Our findings reveal the diversity of species interactions that may be missed when the temporal dynamics of networks are ignored.","container-title":"Ecology Letters","DOI":"10.1111/ele.12740","ISSN":"1461-023X, 1461-0248","issue":"3","journalAbbreviation":"Ecology Letters","language":"en","page":"385-394","source":"DOI.org (Crossref)","title":"Interaction rewiring and the rapid turnover of plant–pollinator networks","volume":"20","author":[{"family":"CaraDonna","given":"Paul J."},{"family":"Petry","given":"William K."},{"family":"Brennan","given":"Ross M."},{"family":"Cunningham","given":"James L."},{"family":"Bronstein","given":"Judith L."},{"family":"Waser","given":"Nickolas M."},{"family":"Sanders","given":"Nathan J."}],"editor":[{"family":"Jordan","given":"Ferenc"}],"issued":{"date-parts":[["2017",3]]}}},{"id":2996,"uris":["http://zotero.org/groups/5634119/items/98XVULPE"],"itemData":{"id":2996,"type":"article-journal","abstract":"Community ecology is tasked with the considerable challenge of predicting the structure, and properties, of emerging ecosystems. It requires the ability to understand how and why species interact, as this will allow the development of mechanism‐based predictive models, and as such to better characterize how ecological mechanisms act locally on the existence of inter‐specific interactions. Here we argue that the current conceptualization of species interaction networks is ill‐suited for this task. Instead, we propose that future research must start to account for the intrinsic variability of species interactions, then scale up from here onto complex networks. This can be accomplished simply by recognizing that there exists intra‐specific variability, in traits or properties related to the establishment of species interactions. By shifting the scale towards population‐based processes, we show that this new approach will improve our predictive ability and mechanistic understanding of how species interact over large spatial or temporal scales.\n            \n              \n                \n                  Synthesis\n                \n                Although species interactions are the backbone of ecological communities, we have little insights on how (and why) they vary through space and time. In this article, we build on existing empirical literature to show that the same species may happen to interact in different ways when their local abundances vary, their trait distribution changes, or when the environment affects either of these factors. We discuss how these findings can be integrated in existing frameworks for the analysis and simulation of species interactions.","container-title":"Oikos","DOI":"10.1111/oik.01719","ISSN":"0030-1299, 1600-0706","issue":"3","journalAbbreviation":"Oikos","language":"en","page":"243-251","source":"DOI.org (Crossref)","title":"Beyond species: why ecological interaction networks vary through space and time","title-short":"Beyond species","volume":"124","author":[{"family":"Poisot","given":"Timothée"},{"family":"Stouffer","given":"Daniel B."},{"family":"Gravel","given":"Dominique"}],"issued":{"date-parts":[["2015",3]]}}}],"schema":"https://github.com/citation-style-language/schema/raw/master/csl-citation.json"} </w:instrText>
       </w:r>
       <w:r>
         <w:fldChar w:fldCharType="separate"/>
@@ -1736,7 +1765,7 @@
         <w:rPr>
           <w:noProof/>
         </w:rPr>
-        <w:t>(15, 16)</w:t>
+        <w:t>(16, 17)</w:t>
       </w:r>
       <w:r>
         <w:fldChar w:fldCharType="end"/>
@@ -1778,7 +1807,7 @@
         <w:rPr>
           <w:rStyle w:val="eop"/>
         </w:rPr>
-        <w:instrText xml:space="preserve"> ADDIN ZOTERO_ITEM CSL_CITATION {"citationID":"BE2Ccb0e","properties":{"formattedCitation":"(17\\uc0\\u8211{}19)","plainCitation":"(17–19)","noteIndex":0},"citationItems":[{"id":2537,"uris":["http://zotero.org/users/6391447/items/9YYMRAVA"],"itemData":{"id":2537,"type":"article-journal","abstract":"Abstract\n            \n              Aim\n              Biodiversity responses to changing environmental forcing on species are often characterized by considerable time‐lags (= relaxation times). Although changes to the occurrence and abundance of species likely have cascading effects (e.g. on species of other trophic levels, genes, community structure and ecosystem processes), current concepts addressing lagged biodiversity responses are limited to single drivers affecting a few biodiversity components (e.g. extinction debt in terms of species numbers or population size). Little attention has been paid to the interacting and cumulative nature of time‐lag phenomena. Here, we synthesize current knowledge, mechanisms and implications of delayed biodiversity responses and propose a ‘cumulative biodiversity lags‐framework’ which aims to integrate lagged responses of various components of biological organization.\n            \n            \n              Location\n              Global.\n            \n            \n              Results\n              Effects of change in environmental forcing are transmitted along a series of linked cause–effect relationships which act on different biodiversity components (e.g. individuals, populations, species, communities). We show that lagged responses to environmental forcing are caused by different mechanisms (e.g. metapopulation dynamics, dispersal limitation, successional dynamics), which operate sequentially on these intermediary links. Lags manifest themselves on the respective biodiversity component which changes over time; the full relaxation time of a focal system will therefore depend on the aggregate length of different lags. We elucidate key mechanisms and circumstances which are likely to cause cumulative lagged responses, and propose research avenues to improve understanding of cumulative biodiversity lags.\n            \n            \n              Main conclusions\n              The failure to give adequate consideration to widespread cumulative time‐lags often masks the full extent of biodiversity changes that have already been triggered. Effects that are particularly relevant for human livelihoods (e.g. changes in the provision of ecosystem services) may emerge with the most pronounced delay. Accordingly, the consideration of appropriate temporal scales should become a key topic in future work at the science–policy interface.","container-title":"Diversity and Distributions","DOI":"10.1111/ddi.12312","ISSN":"1366-9516, 1472-4642","issue":"5","journalAbbreviation":"Diversity and Distributions","language":"en","page":"534-547","source":"DOI.org (Crossref)","title":"Historical legacies accumulate to shape future biodiversity in an era of rapid global change","volume":"21","author":[{"family":"Essl","given":"Franz"},{"family":"Dullinger","given":"Stefan"},{"family":"Rabitsch","given":"Wolfgang"},{"family":"Hulme","given":"Philip E."},{"family":"Pyšek","given":"Petr"},{"family":"Wilson","given":"John R. U."},{"family":"Richardson","given":"David M."}],"editor":[{"family":"Kueffer","given":"Christoph"}],"issued":{"date-parts":[["2015",5]]}}},{"id":67,"uris":["http://zotero.org/users/6391447/items/HCIC6RJW"],"itemData":{"id":67,"type":"article-journal","abstract":"The role of time in ecology has a long history of investigation, but ecologists have largely restricted their attention to the inﬂuence of concurrent abiotic conditions on rates and magnitudes of important ecological processes. Recently, however, ecologists have improved their understanding of ecological processes by explicitly considering the effects of antecedent conditions. To broadly help in studying the role of time, we evaluate the length, temporal pattern, and strength of memory with respect to the inﬂuence of antecedent conditions on current ecological dynamics. We developed the stochastic antecedent modelling (SAM) framework as a ﬂexible analytic approach for evaluating exogenous and endogenous process components of memory in a system of interest. We designed SAM to be useful in revealing novel insights promoting further study, illustrated in four examples with different degrees of complexity and varying time scales: stomatal conductance, soil respiration, ecosystem productivity, and tree growth. Models with antecedent effects explained an additional 18–28% of response variation compared to models without antecedent effects. Moreover, SAM also enabled identiﬁcation of potential mechanisms that underlie components of memory, thus revealing temporal properties that are not apparent from traditional treatments of ecological time-series data and facilitating new hypothesis generation and additional research.","container-title":"Ecology Letters","DOI":"10.1111/ele.12399","ISSN":"1461-023X, 1461-0248","issue":"3","journalAbbreviation":"Ecol Lett","language":"en","page":"221-235","source":"DOI.org (Crossref)","title":"Quantifying ecological memory in plant and ecosystem processes","volume":"18","author":[{"family":"Ogle","given":"Kiona"},{"family":"Barber","given":"Jarrett J."},{"family":"Barron‐Gafford","given":"Greg A."},{"family":"Bentley","given":"Lisa Patrick"},{"family":"Young","given":"Jessica M."},{"family":"Huxman","given":"Travis E."},{"family":"Loik","given":"Michael E."},{"family":"Tissue","given":"David T."}],"editor":[{"family":"Cleland","given":"Elsa"}],"issued":{"date-parts":[["2015",3]]}}},{"id":3029,"uris":["http://zotero.org/users/6391447/items/JYXAPBIR"],"itemData":{"id":3029,"type":"article-journal","container-title":"The Journal of Ecology","DOI":"10.2307/2261008","ISSN":"00220477","issue":"2","journalAbbreviation":"The Journal of Ecology","page":"217","source":"DOI.org (Crossref)","title":"Seasonal Succession of Phytoplankton in a Large Shallow Lake (Balaton, Hungary)--A Dynamic Approach to Ecological Memory, Its Possible Role and Mechanisms","volume":"80","author":[{"family":"Padisak","given":"Judit"}],"issued":{"date-parts":[["1992",6]]}}}],"schema":"https://github.com/citation-style-language/schema/raw/master/csl-citation.json"} </w:instrText>
+        <w:instrText xml:space="preserve"> ADDIN ZOTERO_ITEM CSL_CITATION {"citationID":"BE2Ccb0e","properties":{"formattedCitation":"(18\\uc0\\u8211{}20)","plainCitation":"(18–20)","noteIndex":0},"citationItems":[{"id":2537,"uris":["http://zotero.org/users/6391447/items/9YYMRAVA"],"itemData":{"id":2537,"type":"article-journal","abstract":"Abstract\n            \n              Aim\n              Biodiversity responses to changing environmental forcing on species are often characterized by considerable time‐lags (= relaxation times). Although changes to the occurrence and abundance of species likely have cascading effects (e.g. on species of other trophic levels, genes, community structure and ecosystem processes), current concepts addressing lagged biodiversity responses are limited to single drivers affecting a few biodiversity components (e.g. extinction debt in terms of species numbers or population size). Little attention has been paid to the interacting and cumulative nature of time‐lag phenomena. Here, we synthesize current knowledge, mechanisms and implications of delayed biodiversity responses and propose a ‘cumulative biodiversity lags‐framework’ which aims to integrate lagged responses of various components of biological organization.\n            \n            \n              Location\n              Global.\n            \n            \n              Results\n              Effects of change in environmental forcing are transmitted along a series of linked cause–effect relationships which act on different biodiversity components (e.g. individuals, populations, species, communities). We show that lagged responses to environmental forcing are caused by different mechanisms (e.g. metapopulation dynamics, dispersal limitation, successional dynamics), which operate sequentially on these intermediary links. Lags manifest themselves on the respective biodiversity component which changes over time; the full relaxation time of a focal system will therefore depend on the aggregate length of different lags. We elucidate key mechanisms and circumstances which are likely to cause cumulative lagged responses, and propose research avenues to improve understanding of cumulative biodiversity lags.\n            \n            \n              Main conclusions\n              The failure to give adequate consideration to widespread cumulative time‐lags often masks the full extent of biodiversity changes that have already been triggered. Effects that are particularly relevant for human livelihoods (e.g. changes in the provision of ecosystem services) may emerge with the most pronounced delay. Accordingly, the consideration of appropriate temporal scales should become a key topic in future work at the science–policy interface.","container-title":"Diversity and Distributions","DOI":"10.1111/ddi.12312","ISSN":"1366-9516, 1472-4642","issue":"5","journalAbbreviation":"Diversity and Distributions","language":"en","page":"534-547","source":"DOI.org (Crossref)","title":"Historical legacies accumulate to shape future biodiversity in an era of rapid global change","volume":"21","author":[{"family":"Essl","given":"Franz"},{"family":"Dullinger","given":"Stefan"},{"family":"Rabitsch","given":"Wolfgang"},{"family":"Hulme","given":"Philip E."},{"family":"Pyšek","given":"Petr"},{"family":"Wilson","given":"John R. U."},{"family":"Richardson","given":"David M."}],"editor":[{"family":"Kueffer","given":"Christoph"}],"issued":{"date-parts":[["2015",5]]}}},{"id":67,"uris":["http://zotero.org/users/6391447/items/HCIC6RJW"],"itemData":{"id":67,"type":"article-journal","abstract":"The role of time in ecology has a long history of investigation, but ecologists have largely restricted their attention to the inﬂuence of concurrent abiotic conditions on rates and magnitudes of important ecological processes. Recently, however, ecologists have improved their understanding of ecological processes by explicitly considering the effects of antecedent conditions. To broadly help in studying the role of time, we evaluate the length, temporal pattern, and strength of memory with respect to the inﬂuence of antecedent conditions on current ecological dynamics. We developed the stochastic antecedent modelling (SAM) framework as a ﬂexible analytic approach for evaluating exogenous and endogenous process components of memory in a system of interest. We designed SAM to be useful in revealing novel insights promoting further study, illustrated in four examples with different degrees of complexity and varying time scales: stomatal conductance, soil respiration, ecosystem productivity, and tree growth. Models with antecedent effects explained an additional 18–28% of response variation compared to models without antecedent effects. Moreover, SAM also enabled identiﬁcation of potential mechanisms that underlie components of memory, thus revealing temporal properties that are not apparent from traditional treatments of ecological time-series data and facilitating new hypothesis generation and additional research.","container-title":"Ecology Letters","DOI":"10.1111/ele.12399","ISSN":"1461-023X, 1461-0248","issue":"3","journalAbbreviation":"Ecol Lett","language":"en","page":"221-235","source":"DOI.org (Crossref)","title":"Quantifying ecological memory in plant and ecosystem processes","volume":"18","author":[{"family":"Ogle","given":"Kiona"},{"family":"Barber","given":"Jarrett J."},{"family":"Barron‐Gafford","given":"Greg A."},{"family":"Bentley","given":"Lisa Patrick"},{"family":"Young","given":"Jessica M."},{"family":"Huxman","given":"Travis E."},{"family":"Loik","given":"Michael E."},{"family":"Tissue","given":"David T."}],"editor":[{"family":"Cleland","given":"Elsa"}],"issued":{"date-parts":[["2015",3]]}}},{"id":3029,"uris":["http://zotero.org/users/6391447/items/JYXAPBIR"],"itemData":{"id":3029,"type":"article-journal","container-title":"The Journal of Ecology","DOI":"10.2307/2261008","ISSN":"00220477","issue":"2","journalAbbreviation":"The Journal of Ecology","page":"217","source":"DOI.org (Crossref)","title":"Seasonal Succession of Phytoplankton in a Large Shallow Lake (Balaton, Hungary)--A Dynamic Approach to Ecological Memory, Its Possible Role and Mechanisms","volume":"80","author":[{"family":"Padisak","given":"Judit"}],"issued":{"date-parts":[["1992",6]]}}}],"schema":"https://github.com/citation-style-language/schema/raw/master/csl-citation.json"} </w:instrText>
       </w:r>
       <w:r>
         <w:rPr>
@@ -1787,7 +1816,7 @@
         <w:fldChar w:fldCharType="separate"/>
       </w:r>
       <w:r>
-        <w:t>(17–19)</w:t>
+        <w:t>(18–20)</w:t>
       </w:r>
       <w:r>
         <w:rPr>
@@ -1844,7 +1873,7 @@
         <w:rPr>
           <w:rStyle w:val="eop"/>
         </w:rPr>
-        <w:instrText xml:space="preserve"> ADDIN ZOTERO_ITEM CSL_CITATION {"citationID":"m9fREqfa","properties":{"formattedCitation":"(20, 21)","plainCitation":"(20, 21)","noteIndex":0},"citationItems":[{"id":3018,"uris":["http://zotero.org/groups/5634119/items/RR75FX8C"],"itemData":{"id":3018,"type":"article-journal","abstract":"Sea otters are an iconic keystone predator that can maintain kelp forests by preying on grazing invertebrates such as sea urchins. However, the effects of sea otters on kelp forests vary over their geographic range. Here, we analyze two 30-y datasets on kelp forest communities during the reintroduction of sea otters along the west coast of Vancouver Island, BC, Canada, and around San Nicolas Island, CA. We developed a community model to estimate species interactions as dynamic rates, varying with community state. We find evidence of a classic trophic cascade off Vancouver Island; the arrival of otters quickly led to depletion of urchins and recovery of kelp. However, this cascade was muted around San Nicolas Island, with otters, urchins, and kelp all coexisting at intermediate densities for multiple years. Our models show that this difference came from a pulse of strong otter impacts on urchins following recolonization off Vancouver Island, but not off San Nicolas Island. The mean effects of otters on urchins and urchins on kelp were not stronger in the north, indicating that interaction dynamics and not average interaction strength are key to explaining differences in community trajectories. We also find stronger multistep interaction chains in the south, arising from competitive interactions that indirectly buffered otter effects. These findings shed light on long-standing hypotheses about how interspecific interactions can alter the function of keystone species across community contexts. More broadly, we show how community change can be more accurately predicted by considering dynamic interaction strengths.","container-title":"Proceedings of the National Academy of Sciences","DOI":"10.1073/pnas.2413360122","ISSN":"0027-8424, 1091-6490","issue":"10","journalAbbreviation":"Proc. Natl. Acad. Sci. U.S.A.","language":"en","page":"e2413360122","source":"DOI.org (Crossref)","title":"Dynamic and context-dependent keystone species effects in kelp forests","volume":"122","author":[{"family":"Langendorf","given":"Ryan E."},{"family":"Estes","given":"James A."},{"family":"Watson","given":"Jane C."},{"family":"Kenner","given":"Michael C."},{"family":"Hatfield","given":"Brian B."},{"family":"Tinker","given":"M. Tim"},{"family":"Waddle","given":"Ellen"},{"family":"DeMarche","given":"Megan L."},{"family":"Doak","given":"Daniel F."}],"issued":{"date-parts":[["2025",3,11]]}}},{"id":3001,"uris":["http://zotero.org/groups/5634119/items/LW73UBXP"],"itemData":{"id":3001,"type":"article-journal","abstract":"Ecological interactions are not uniform across time and can vary with environmental conditions. Yet, interactions among species are often measured with short-term controlled experiments whose outcomes can depend greatly on the particular environmental conditions under which they are performed. As an alternative, we use empirical dynamic modeling to estimate species interactions across a wide range of environmental conditions directly from existing long-term monitoring data. In our case study from a southern California kelp forest, we test whether interactions between multiple kelp and sea urchin species can be reliably reconstructed from time-series data and whether those interactions vary predictably in strength and direction across observed fluctuations in temperature, disturbance, and low-frequency oceanographic regimes. We show that environmental context greatly alters the strength and direction of species interactions. In particular, the state of the North Pacific Gyre Oscillation seems to drive the competitive balance between kelp species, asserting bottom-up control on kelp ecosystem dynamics. We show the importance of specifically studying variation in interaction strength, rather than mean interaction outcomes, when trying to understand the dynamics of complex ecosystems. The significant context dependency in species interactions found in this study argues for a greater utilization of long-term data and empirical dynamic modeling in studies of the dynamics of other ecosystems.","container-title":"Proceedings of the National Academy of Sciences","DOI":"10.1073/pnas.2118539119","ISSN":"0027-8424, 1091-6490","issue":"36","journalAbbreviation":"Proc. Natl. Acad. Sci. U.S.A.","language":"en","page":"e2118539119","source":"DOI.org (Crossref)","title":"Environmental context dependency in species interactions","volume":"119","author":[{"family":"Liu","given":"Owen R."},{"family":"Gaines","given":"Steven D."}],"issued":{"date-parts":[["2022",9,6]]}}}],"schema":"https://github.com/citation-style-language/schema/raw/master/csl-citation.json"} </w:instrText>
+        <w:instrText xml:space="preserve"> ADDIN ZOTERO_ITEM CSL_CITATION {"citationID":"m9fREqfa","properties":{"formattedCitation":"(21, 22)","plainCitation":"(21, 22)","noteIndex":0},"citationItems":[{"id":3018,"uris":["http://zotero.org/groups/5634119/items/RR75FX8C"],"itemData":{"id":3018,"type":"article-journal","abstract":"Sea otters are an iconic keystone predator that can maintain kelp forests by preying on grazing invertebrates such as sea urchins. However, the effects of sea otters on kelp forests vary over their geographic range. Here, we analyze two 30-y datasets on kelp forest communities during the reintroduction of sea otters along the west coast of Vancouver Island, BC, Canada, and around San Nicolas Island, CA. We developed a community model to estimate species interactions as dynamic rates, varying with community state. We find evidence of a classic trophic cascade off Vancouver Island; the arrival of otters quickly led to depletion of urchins and recovery of kelp. However, this cascade was muted around San Nicolas Island, with otters, urchins, and kelp all coexisting at intermediate densities for multiple years. Our models show that this difference came from a pulse of strong otter impacts on urchins following recolonization off Vancouver Island, but not off San Nicolas Island. The mean effects of otters on urchins and urchins on kelp were not stronger in the north, indicating that interaction dynamics and not average interaction strength are key to explaining differences in community trajectories. We also find stronger multistep interaction chains in the south, arising from competitive interactions that indirectly buffered otter effects. These findings shed light on long-standing hypotheses about how interspecific interactions can alter the function of keystone species across community contexts. More broadly, we show how community change can be more accurately predicted by considering dynamic interaction strengths.","container-title":"Proceedings of the National Academy of Sciences","DOI":"10.1073/pnas.2413360122","ISSN":"0027-8424, 1091-6490","issue":"10","journalAbbreviation":"Proc. Natl. Acad. Sci. U.S.A.","language":"en","page":"e2413360122","source":"DOI.org (Crossref)","title":"Dynamic and context-dependent keystone species effects in kelp forests","volume":"122","author":[{"family":"Langendorf","given":"Ryan E."},{"family":"Estes","given":"James A."},{"family":"Watson","given":"Jane C."},{"family":"Kenner","given":"Michael C."},{"family":"Hatfield","given":"Brian B."},{"family":"Tinker","given":"M. Tim"},{"family":"Waddle","given":"Ellen"},{"family":"DeMarche","given":"Megan L."},{"family":"Doak","given":"Daniel F."}],"issued":{"date-parts":[["2025",3,11]]}}},{"id":3001,"uris":["http://zotero.org/groups/5634119/items/LW73UBXP"],"itemData":{"id":3001,"type":"article-journal","abstract":"Ecological interactions are not uniform across time and can vary with environmental conditions. Yet, interactions among species are often measured with short-term controlled experiments whose outcomes can depend greatly on the particular environmental conditions under which they are performed. As an alternative, we use empirical dynamic modeling to estimate species interactions across a wide range of environmental conditions directly from existing long-term monitoring data. In our case study from a southern California kelp forest, we test whether interactions between multiple kelp and sea urchin species can be reliably reconstructed from time-series data and whether those interactions vary predictably in strength and direction across observed fluctuations in temperature, disturbance, and low-frequency oceanographic regimes. We show that environmental context greatly alters the strength and direction of species interactions. In particular, the state of the North Pacific Gyre Oscillation seems to drive the competitive balance between kelp species, asserting bottom-up control on kelp ecosystem dynamics. We show the importance of specifically studying variation in interaction strength, rather than mean interaction outcomes, when trying to understand the dynamics of complex ecosystems. The significant context dependency in species interactions found in this study argues for a greater utilization of long-term data and empirical dynamic modeling in studies of the dynamics of other ecosystems.","container-title":"Proceedings of the National Academy of Sciences","DOI":"10.1073/pnas.2118539119","ISSN":"0027-8424, 1091-6490","issue":"36","journalAbbreviation":"Proc. Natl. Acad. Sci. U.S.A.","language":"en","page":"e2118539119","source":"DOI.org (Crossref)","title":"Environmental context dependency in species interactions","volume":"119","author":[{"family":"Liu","given":"Owen R."},{"family":"Gaines","given":"Steven D."}],"issued":{"date-parts":[["2022",9,6]]}}}],"schema":"https://github.com/citation-style-language/schema/raw/master/csl-citation.json"} </w:instrText>
       </w:r>
       <w:r>
         <w:rPr>
@@ -1857,7 +1886,7 @@
           <w:rStyle w:val="eop"/>
           <w:noProof/>
         </w:rPr>
-        <w:t>(20, 21)</w:t>
+        <w:t>(21, 22)</w:t>
       </w:r>
       <w:r>
         <w:rPr>
@@ -2021,7 +2050,7 @@
         <w:rPr>
           <w:rStyle w:val="normaltextrun"/>
         </w:rPr>
-        <w:instrText xml:space="preserve"> ADDIN ZOTERO_ITEM CSL_CITATION {"citationID":"xSBYx2xN","properties":{"formattedCitation":"(25, 26)","plainCitation":"(25, 26)","noteIndex":0},"citationItems":[{"id":3071,"uris":["http://zotero.org/users/6391447/items/43JIZCNB"],"itemData":{"id":3071,"type":"article-journal","abstract":"Populations of large frugivores are declining in tropical rainforests with potential consequences for carbon storage and climate.\n          , \n            Carbon storage is widely acknowledged as one of the most valuable forest ecosystem services. Deforestation, logging, fragmentation, fire, and climate change have significant effects on tropical carbon stocks; however, an elusive and yet undetected decrease in carbon storage may be due to defaunation of large seed dispersers. Many large tropical trees with sizeable contributions to carbon stock rely on large vertebrates for seed dispersal and regeneration, however many of these frugivores are threatened by hunting, illegal trade, and habitat loss. We used a large data set on tree species composition and abundance, seed, fruit, and carbon-related traits, and plant-animal interactions to estimate the loss of carbon storage capacity of tropical forests in defaunated scenarios. By simulating the local extinction of trees that depend on large frugivores in 31 Atlantic Forest communities, we found that defaunation has the potential to significantly erode carbon storage even when only a small proportion of large-seeded trees are extirpated. Although intergovernmental policies to reduce carbon emissions and reforestation programs have been mostly focused on deforestation, our results demonstrate that defaunation, and the loss of key ecological interactions, also poses a serious risk for the maintenance of tropical forest carbon storage.","container-title":"Science Advances","DOI":"10.1126/sciadv.1501105","ISSN":"2375-2548","issue":"11","journalAbbreviation":"Sci. Adv.","language":"en","page":"e1501105","source":"DOI.org (Crossref)","title":"Defaunation affects carbon storage in tropical forests","volume":"1","author":[{"family":"Bello","given":"Carolina"},{"family":"Galetti","given":"Mauro"},{"family":"Pizo","given":"Marco A."},{"family":"Magnago","given":"Luiz Fernando S."},{"family":"Rocha","given":"Mariana F."},{"family":"Lima","given":"Renato A. F."},{"family":"Peres","given":"Carlos A."},{"family":"Ovaskainen","given":"Otso"},{"family":"Jordano","given":"Pedro"}],"issued":{"date-parts":[["2015",12,4]]}}},{"id":2959,"uris":["http://zotero.org/users/6391447/items/XHTXUPAK"],"itemData":{"id":2959,"type":"article-journal","abstract":"Abstract\n            \n              The urgent need to mitigate and adapt to climate change necessitates a comprehensive understanding of carbon cycling dynamics. Traditionally, global carbon cycle models have focused on vegetation, but recent research suggests that animals can play a significant role in carbon dynamics under some circumstances, potentially enhancing the effectiveness of nature‐based solutions to mitigate climate change. However, links between animals, plants, and carbon remain unclear. We explored the complex interactions between defaunation and ecosystem carbon in Earth's most biodiverse and carbon‐rich biome, tropical rainforests. Defaunation can change patterns of seed dispersal, granivory, and herbivory in ways that alter tree species composition and, therefore, forest carbon above‐ and belowground. Most studies we reviewed show that defaunation reduces carbon storage 0−26% in the Neo‐ and Afrotropics, primarily via population declines in large‐seeded, animal‐dispersed trees. However, Asian forests are not predicted to experience changes because their high‐carbon trees are wind dispersed. Extrapolating these local effects to entire ecosystems implies losses of </w:instrText>
+        <w:instrText xml:space="preserve"> ADDIN ZOTERO_ITEM CSL_CITATION {"citationID":"xSBYx2xN","properties":{"formattedCitation":"(26, 27)","plainCitation":"(26, 27)","noteIndex":0},"citationItems":[{"id":3071,"uris":["http://zotero.org/users/6391447/items/43JIZCNB"],"itemData":{"id":3071,"type":"article-journal","abstract":"Populations of large frugivores are declining in tropical rainforests with potential consequences for carbon storage and climate.\n          , \n            Carbon storage is widely acknowledged as one of the most valuable forest ecosystem services. Deforestation, logging, fragmentation, fire, and climate change have significant effects on tropical carbon stocks; however, an elusive and yet undetected decrease in carbon storage may be due to defaunation of large seed dispersers. Many large tropical trees with sizeable contributions to carbon stock rely on large vertebrates for seed dispersal and regeneration, however many of these frugivores are threatened by hunting, illegal trade, and habitat loss. We used a large data set on tree species composition and abundance, seed, fruit, and carbon-related traits, and plant-animal interactions to estimate the loss of carbon storage capacity of tropical forests in defaunated scenarios. By simulating the local extinction of trees that depend on large frugivores in 31 Atlantic Forest communities, we found that defaunation has the potential to significantly erode carbon storage even when only a small proportion of large-seeded trees are extirpated. Although intergovernmental policies to reduce carbon emissions and reforestation programs have been mostly focused on deforestation, our results demonstrate that defaunation, and the loss of key ecological interactions, also poses a serious risk for the maintenance of tropical forest carbon storage.","container-title":"Science Advances","DOI":"10.1126/sciadv.1501105","ISSN":"2375-2548","issue":"11","journalAbbreviation":"Sci. Adv.","language":"en","page":"e1501105","source":"DOI.org (Crossref)","title":"Defaunation affects carbon storage in tropical forests","volume":"1","author":[{"family":"Bello","given":"Carolina"},{"family":"Galetti","given":"Mauro"},{"family":"Pizo","given":"Marco A."},{"family":"Magnago","given":"Luiz Fernando S."},{"family":"Rocha","given":"Mariana F."},{"family":"Lima","given":"Renato A. F."},{"family":"Peres","given":"Carlos A."},{"family":"Ovaskainen","given":"Otso"},{"family":"Jordano","given":"Pedro"}],"issued":{"date-parts":[["2015",12,4]]}}},{"id":2959,"uris":["http://zotero.org/users/6391447/items/XHTXUPAK"],"itemData":{"id":2959,"type":"article-journal","abstract":"Abstract\n            \n              The urgent need to mitigate and adapt to climate change necessitates a comprehensive understanding of carbon cycling dynamics. Traditionally, global carbon cycle models have focused on vegetation, but recent research suggests that animals can play a significant role in carbon dynamics under some circumstances, potentially enhancing the effectiveness of nature‐based solutions to mitigate climate change. However, links between animals, plants, and carbon remain unclear. We explored the complex interactions between defaunation and ecosystem carbon in Earth's most biodiverse and carbon‐rich biome, tropical rainforests. Defaunation can change patterns of seed dispersal, granivory, and herbivory in ways that alter tree species composition and, therefore, forest carbon above‐ and belowground. Most studies we reviewed show that defaunation reduces carbon storage 0−26% in the Neo‐ and Afrotropics, primarily via population declines in large‐seeded, animal‐dispersed trees. However, Asian forests are not predicted to experience changes because their high‐carbon trees are wind dispersed. Extrapolating these local effects to entire ecosystems implies losses of </w:instrText>
       </w:r>
       <w:r>
         <w:rPr>
@@ -2086,7 +2115,7 @@
           <w:rStyle w:val="normaltextrun"/>
           <w:noProof/>
         </w:rPr>
-        <w:t>(25, 26)</w:t>
+        <w:t>(26, 27)</w:t>
       </w:r>
       <w:r>
         <w:rPr>
@@ -2140,7 +2169,7 @@
         <w:rPr>
           <w:rStyle w:val="normaltextrun"/>
         </w:rPr>
-        <w:instrText xml:space="preserve"> ADDIN ZOTERO_ITEM CSL_CITATION {"citationID":"NsJQPr15","properties":{"formattedCitation":"(27)","plainCitation":"(27)","noteIndex":0},"citationItems":[{"id":2856,"uris":["http://zotero.org/groups/5634119/items/NN72KZHU"],"itemData":{"id":2856,"type":"article-journal","abstract":"SummaryMast seeding is a widespread and widely studied phenomenon. However, the physiological mechanisms that mediate masting events and link them to weather and plant resources are still debated. Here, we explore how masting is affected by plant resource budgets, fruit maturation success, and hormonal coordination of cues including weather and resources. There is little empirical support for the commonly stated hypothesis that plants store carbohydrates over several years to expend in a high‐seed year. Plants can switch carbohydrates away from growth in high‐seed years, and seed crops are more probably limited by nitrogen or phosphorus. Resources are clearly involved in the proximate mechanisms driving masting, but resource budget (RB) models cannot create masting in the absence of selection because some underlying selective benefit is required to set the level of a ‘full’ seed crop at greater than the annual resource increment. Economies of scale (EOSs) provide the ultimate factor selecting for masting, butEOSs probably always interact with resources, which modify the relationship between weather cues and reproduction. Thus,RBandEOSmodels are not alternative explanations for masting – both are required. Experiments manipulating processes that affect mast seeding will help clarify the physiological mechanisms that underlie mast seeding.ContentsSummary546I.Introduction546II.Ultimate and proximate hypotheses for masting behaviour547III.The role of plant resources in masting548IV.Which resources limit seed set?552V.Pollination, fruit development, and masting554VI.Hormonal control of seed set and masting556VII.Evolutionary perspectives on masting behaviour558VIII.Unifying resource budget and economy of scale models of masting558IX.Conclusions559Acknowledgements559References559","container-title":"New Phytologist","DOI":"10.1111/nph.14114","ISSN":"0028-646X, 1469-8137","issue":"3","language":"en","license":"http://onlinelibrary.wiley.com/termsAndConditions#am","page":"546-562","publisher":"Wiley","source":"Crossref","title":"Mechanisms of mast seeding: resources, weather, cues, and selection","title-short":"Mechanisms of mast seeding","volume":"212","author":[{"family":"Pearse","given":"Ian S."},{"family":"Koenig","given":"Walter D."},{"family":"Kelly","given":"Dave"}],"issued":{"date-parts":[["2016",11]]}}}],"schema":"https://github.com/citation-style-language/schema/raw/master/csl-citation.json"} </w:instrText>
+        <w:instrText xml:space="preserve"> ADDIN ZOTERO_ITEM CSL_CITATION {"citationID":"NsJQPr15","properties":{"formattedCitation":"(28)","plainCitation":"(28)","noteIndex":0},"citationItems":[{"id":2856,"uris":["http://zotero.org/groups/5634119/items/NN72KZHU"],"itemData":{"id":2856,"type":"article-journal","abstract":"SummaryMast seeding is a widespread and widely studied phenomenon. However, the physiological mechanisms that mediate masting events and link them to weather and plant resources are still debated. Here, we explore how masting is affected by plant resource budgets, fruit maturation success, and hormonal coordination of cues including weather and resources. There is little empirical support for the commonly stated hypothesis that plants store carbohydrates over several years to expend in a high‐seed year. Plants can switch carbohydrates away from growth in high‐seed years, and seed crops are more probably limited by nitrogen or phosphorus. Resources are clearly involved in the proximate mechanisms driving masting, but resource budget (RB) models cannot create masting in the absence of selection because some underlying selective benefit is required to set the level of a ‘full’ seed crop at greater than the annual resource increment. Economies of scale (EOSs) provide the ultimate factor selecting for masting, butEOSs probably always interact with resources, which modify the relationship between weather cues and reproduction. Thus,RBandEOSmodels are not alternative explanations for masting – both are required. Experiments manipulating processes that affect mast seeding will help clarify the physiological mechanisms that underlie mast seeding.ContentsSummary546I.Introduction546II.Ultimate and proximate hypotheses for masting behaviour547III.The role of plant resources in masting548IV.Which resources limit seed set?552V.Pollination, fruit development, and masting554VI.Hormonal control of seed set and masting556VII.Evolutionary perspectives on masting behaviour558VIII.Unifying resource budget and economy of scale models of masting558IX.Conclusions559Acknowledgements559References559","container-title":"New Phytologist","DOI":"10.1111/nph.14114","ISSN":"0028-646X, 1469-8137","issue":"3","language":"en","license":"http://onlinelibrary.wiley.com/termsAndConditions#am","page":"546-562","publisher":"Wiley","source":"Crossref","title":"Mechanisms of mast seeding: resources, weather, cues, and selection","title-short":"Mechanisms of mast seeding","volume":"212","author":[{"family":"Pearse","given":"Ian S."},{"family":"Koenig","given":"Walter D."},{"family":"Kelly","given":"Dave"}],"issued":{"date-parts":[["2016",11]]}}}],"schema":"https://github.com/citation-style-language/schema/raw/master/csl-citation.json"} </w:instrText>
       </w:r>
       <w:r>
         <w:rPr>
@@ -2153,7 +2182,7 @@
           <w:rStyle w:val="normaltextrun"/>
           <w:noProof/>
         </w:rPr>
-        <w:t>(27)</w:t>
+        <w:t>(28)</w:t>
       </w:r>
       <w:r>
         <w:rPr>
@@ -2190,7 +2219,7 @@
         <w:rPr>
           <w:rStyle w:val="normaltextrun"/>
         </w:rPr>
-        <w:instrText xml:space="preserve"> ADDIN ZOTERO_ITEM CSL_CITATION {"citationID":"FlzKBoIt","properties":{"formattedCitation":"(28, 29)","plainCitation":"(28, 29)","noteIndex":0},"citationItems":[{"id":3021,"uris":["http://zotero.org/groups/5634119/items/LUWCQDBN"],"itemData":{"id":3021,"type":"article-journal","abstract":"▪ Abstract  For many years biologists have debated whether mast seeding (the synchronous intermittent production of large seed crops in perennial plants) results from weather conditions or is an evolved plant reproductive strategy. In this review, we analyze the evidence for the underlying causes of masting. In the absence of selection for higher or lower variability, plants will vary in tandem with the environment (resource matching). Two selective factors often favor the evolution of masting: increased pollination efficiency in wind-pollinated species, and satiation of seed predators. Other factors select against masting, including animal pollination and frugivore dispersal. A survey of 570 masting datasets shows that wind-pollinated species had higher seed production coefficients of variation (CVs) than biotically pollinated ones. Frugivore-dispersed species had low CVs whereas predator-dispersed plants had high CVs, consistent with gaining benefits from predator satiation rather than dispersal. The global pattern of masting shows highest seed crop variability at mid latitudes and in the Southern Hemisphere, which are similar to the patterns in variability of rainfall. We conclude that masting is often an adaptive reproductive trait overlaid on the direct influence of weather.","container-title":"Annual Review of Ecology and Systematics","DOI":"10.1146/annurev.ecolsys.33.020602.095433","ISSN":"0066-4162","issue":"1","journalAbbreviation":"Annu. Rev. Ecol. Syst.","language":"en","page":"427-447","source":"DOI.org (Crossref)","title":"Mast Seeding in Perennial Plants: Why, How, Where?","title-short":"Mast Seeding in Perennial Plants","volume":"33","author":[{"family":"Kelly","given":"Dave"},{"family":"Sork","given":"Victoria L."}],"issued":{"date-parts":[["2002",11]]}}},{"id":2965,"uris":["http://zotero.org/groups/5634119/items/RZD7PAXV"],"itemData":{"id":2965,"type":"article-journal","container-title":"Nature Plants","DOI":"10.1038/s41477-023-01446-5","ISSN":"2055-0278","issue":"7","journalAbbreviation":"Nat. Plants","language":"en","page":"1044-1056","source":"DOI.org (Crossref)","title":"Masting is uncommon in trees that depend on mutualist dispersers in the context of global climate and fertility gradients","volume":"9","author":[{"family":"Qiu","given":"Tong"},{"family":"Aravena","given":"Marie-Claire"},{"family":"Ascoli","given":"Davide"},{"family":"Bergeron","given":"Yves"},{"family":"Bogdziewicz","given":"Michal"},{"family":"Boivin","given":"Thomas"},{"family":"Bonal","given":"Raul"},{"family":"Caignard","given":"Thomas"},{"family":"Cailleret","given":"Maxime"},{"family":"Calama","given":"Rafael"},{"family":"Calderon","given":"Sergio Donoso"},{"family":"Camarero","given":"J. Julio"},{"family":"Chang-Yang","given":"Chia-Hao"},{"family":"Chave","given":"Jerome"},{"family":"Chianucci","given":"Francesco"},{"family":"Courbaud","given":"Benoit"},{"family":"Cutini","given":"Andrea"},{"family":"Das","given":"Adrian J."},{"family":"Delpierre","given":"Nicolas"},{"family":"Delzon","given":"Sylvain"},{"family":"Dietze","given":"Michael"},{"family":"Dormont","given":"Laurent"},{"family":"Espelta","given":"Josep Maria"},{"family":"Fahey","given":"Timothy J."},{"family":"Farfan-Rios","given":"William"},{"family":"Franklin","given":"Jerry F."},{"family":"Gehring","given":"Catherine A."},{"family":"Gilbert","given":"Gregory S."},{"family":"Gratzer","given":"Georg"},{"family":"Greenberg","given":"Cathryn H."},{"family":"Guignabert","given":"Arthur"},{"family":"Guo","given":"Qinfeng"},{"family":"Hacket-Pain","given":"Andrew"},{"family":"Hampe","given":"Arndt"},{"family":"Han","given":"Qingmin"},{"family":"Holik","given":"Jan"},{"family":"Hoshizaki","given":"Kazuhiko"},{"family":"Ibanez","given":"Ines"},{"family":"Johnstone","given":"Jill F."},{"family":"Journé","given":"Valentin"},{"family":"Kitzberger","given":"Thomas"},{"family":"Knops","given":"Johannes M. H."},{"family":"Kunstler","given":"Georges"},{"family":"Kurokawa","given":"Hiroko"},{"family":"Lageard","given":"Jonathan G. A."},{"family":"LaMontagne","given":"Jalene M."},{"family":"Lefevre","given":"Francois"},{"family":"Leininger","given":"Theodor"},{"family":"Limousin","given":"Jean-Marc"},{"family":"Lutz","given":"James A."},{"family":"Macias","given":"Diana"},{"family":"Marell","given":"Anders"},{"family":"McIntire","given":"Eliot J. B."},{"family":"Moore","given":"Christopher M."},{"family":"Moran","given":"Emily"},{"family":"Motta","given":"Renzo"},{"family":"Myers","given":"Jonathan A."},{"family":"Nagel","given":"Thomas A."},{"family":"Naoe","given":"Shoji"},{"family":"Noguchi","given":"Mahoko"},{"family":"Oguro","given":"Michio"},{"family":"Parmenter","given":"Robert"},{"family":"Pearse","given":"Ian S."},{"family":"Perez-Ramos","given":"Ignacio M."},{"family":"Piechnik","given":"Lukasz"},{"family":"Podgorski","given":"Tomasz"},{"family":"Poulsen","given":"John"},{"family":"Redmond","given":"Miranda D."},{"family":"Reid","given":"Chantal D."},{"family":"Rodman","given":"Kyle C."},{"family":"Rodriguez-Sanchez","given":"Francisco"},{"family":"Samonil","given":"Pavel"},{"family":"Sanguinetti","given":"Javier D."},{"family":"Scher","given":"C. Lane"},{"family":"Seget","given":"Barbara"},{"family":"Sharma","given":"Shubhi"},{"family":"Shibata","given":"Mitsue"},{"family":"Silman","given":"Miles"},{"family":"Steele","given":"Michael A."},{"family":"Stephenson","given":"Nathan L."},{"family":"Straub","given":"Jacob N."},{"family":"Sutton","given":"Samantha"},{"family":"Swenson","given":"Jennifer J."},{"family":"Swift","given":"Margaret"},{"family":"Thomas","given":"Peter A."},{"family":"Uriarte","given":"Maria"},{"family":"Vacchiano","given":"Giorgio"},{"family":"Whipple","given":"Amy V."},{"family":"Whitham","given":"Thomas G."},{"family":"Wion","given":"Andreas P."},{"family":"Wright","given":"S. Joseph"},{"family":"Zhu","given":"Kai"},{"family":"Zimmerman","given":"Jess K."},{"family":"Zywiec","given":"Magdalena"},{"family":"Clark","given":"James S."}],"issued":{"date-parts":[["2023",6,29]]}}}],"schema":"https://github.com/citation-style-language/schema/raw/master/csl-citation.json"} </w:instrText>
+        <w:instrText xml:space="preserve"> ADDIN ZOTERO_ITEM CSL_CITATION {"citationID":"FlzKBoIt","properties":{"formattedCitation":"(29, 30)","plainCitation":"(29, 30)","noteIndex":0},"citationItems":[{"id":3021,"uris":["http://zotero.org/groups/5634119/items/LUWCQDBN"],"itemData":{"id":3021,"type":"article-journal","abstract":"▪ Abstract  For many years biologists have debated whether mast seeding (the synchronous intermittent production of large seed crops in perennial plants) results from weather conditions or is an evolved plant reproductive strategy. In this review, we analyze the evidence for the underlying causes of masting. In the absence of selection for higher or lower variability, plants will vary in tandem with the environment (resource matching). Two selective factors often favor the evolution of masting: increased pollination efficiency in wind-pollinated species, and satiation of seed predators. Other factors select against masting, including animal pollination and frugivore dispersal. A survey of 570 masting datasets shows that wind-pollinated species had higher seed production coefficients of variation (CVs) than biotically pollinated ones. Frugivore-dispersed species had low CVs whereas predator-dispersed plants had high CVs, consistent with gaining benefits from predator satiation rather than dispersal. The global pattern of masting shows highest seed crop variability at mid latitudes and in the Southern Hemisphere, which are similar to the patterns in variability of rainfall. We conclude that masting is often an adaptive reproductive trait overlaid on the direct influence of weather.","container-title":"Annual Review of Ecology and Systematics","DOI":"10.1146/annurev.ecolsys.33.020602.095433","ISSN":"0066-4162","issue":"1","journalAbbreviation":"Annu. Rev. Ecol. Syst.","language":"en","page":"427-447","source":"DOI.org (Crossref)","title":"Mast Seeding in Perennial Plants: Why, How, Where?","title-short":"Mast Seeding in Perennial Plants","volume":"33","author":[{"family":"Kelly","given":"Dave"},{"family":"Sork","given":"Victoria L."}],"issued":{"date-parts":[["2002",11]]}}},{"id":2965,"uris":["http://zotero.org/groups/5634119/items/RZD7PAXV"],"itemData":{"id":2965,"type":"article-journal","container-title":"Nature Plants","DOI":"10.1038/s41477-023-01446-5","ISSN":"2055-0278","issue":"7","journalAbbreviation":"Nat. Plants","language":"en","page":"1044-1056","source":"DOI.org (Crossref)","title":"Masting is uncommon in trees that depend on mutualist dispersers in the context of global climate and fertility gradients","volume":"9","author":[{"family":"Qiu","given":"Tong"},{"family":"Aravena","given":"Marie-Claire"},{"family":"Ascoli","given":"Davide"},{"family":"Bergeron","given":"Yves"},{"family":"Bogdziewicz","given":"Michal"},{"family":"Boivin","given":"Thomas"},{"family":"Bonal","given":"Raul"},{"family":"Caignard","given":"Thomas"},{"family":"Cailleret","given":"Maxime"},{"family":"Calama","given":"Rafael"},{"family":"Calderon","given":"Sergio Donoso"},{"family":"Camarero","given":"J. Julio"},{"family":"Chang-Yang","given":"Chia-Hao"},{"family":"Chave","given":"Jerome"},{"family":"Chianucci","given":"Francesco"},{"family":"Courbaud","given":"Benoit"},{"family":"Cutini","given":"Andrea"},{"family":"Das","given":"Adrian J."},{"family":"Delpierre","given":"Nicolas"},{"family":"Delzon","given":"Sylvain"},{"family":"Dietze","given":"Michael"},{"family":"Dormont","given":"Laurent"},{"family":"Espelta","given":"Josep Maria"},{"family":"Fahey","given":"Timothy J."},{"family":"Farfan-Rios","given":"William"},{"family":"Franklin","given":"Jerry F."},{"family":"Gehring","given":"Catherine A."},{"family":"Gilbert","given":"Gregory S."},{"family":"Gratzer","given":"Georg"},{"family":"Greenberg","given":"Cathryn H."},{"family":"Guignabert","given":"Arthur"},{"family":"Guo","given":"Qinfeng"},{"family":"Hacket-Pain","given":"Andrew"},{"family":"Hampe","given":"Arndt"},{"family":"Han","given":"Qingmin"},{"family":"Holik","given":"Jan"},{"family":"Hoshizaki","given":"Kazuhiko"},{"family":"Ibanez","given":"Ines"},{"family":"Johnstone","given":"Jill F."},{"family":"Journé","given":"Valentin"},{"family":"Kitzberger","given":"Thomas"},{"family":"Knops","given":"Johannes M. H."},{"family":"Kunstler","given":"Georges"},{"family":"Kurokawa","given":"Hiroko"},{"family":"Lageard","given":"Jonathan G. A."},{"family":"LaMontagne","given":"Jalene M."},{"family":"Lefevre","given":"Francois"},{"family":"Leininger","given":"Theodor"},{"family":"Limousin","given":"Jean-Marc"},{"family":"Lutz","given":"James A."},{"family":"Macias","given":"Diana"},{"family":"Marell","given":"Anders"},{"family":"McIntire","given":"Eliot J. B."},{"family":"Moore","given":"Christopher M."},{"family":"Moran","given":"Emily"},{"family":"Motta","given":"Renzo"},{"family":"Myers","given":"Jonathan A."},{"family":"Nagel","given":"Thomas A."},{"family":"Naoe","given":"Shoji"},{"family":"Noguchi","given":"Mahoko"},{"family":"Oguro","given":"Michio"},{"family":"Parmenter","given":"Robert"},{"family":"Pearse","given":"Ian S."},{"family":"Perez-Ramos","given":"Ignacio M."},{"family":"Piechnik","given":"Lukasz"},{"family":"Podgorski","given":"Tomasz"},{"family":"Poulsen","given":"John"},{"family":"Redmond","given":"Miranda D."},{"family":"Reid","given":"Chantal D."},{"family":"Rodman","given":"Kyle C."},{"family":"Rodriguez-Sanchez","given":"Francisco"},{"family":"Samonil","given":"Pavel"},{"family":"Sanguinetti","given":"Javier D."},{"family":"Scher","given":"C. Lane"},{"family":"Seget","given":"Barbara"},{"family":"Sharma","given":"Shubhi"},{"family":"Shibata","given":"Mitsue"},{"family":"Silman","given":"Miles"},{"family":"Steele","given":"Michael A."},{"family":"Stephenson","given":"Nathan L."},{"family":"Straub","given":"Jacob N."},{"family":"Sutton","given":"Samantha"},{"family":"Swenson","given":"Jennifer J."},{"family":"Swift","given":"Margaret"},{"family":"Thomas","given":"Peter A."},{"family":"Uriarte","given":"Maria"},{"family":"Vacchiano","given":"Giorgio"},{"family":"Whipple","given":"Amy V."},{"family":"Whitham","given":"Thomas G."},{"family":"Wion","given":"Andreas P."},{"family":"Wright","given":"S. Joseph"},{"family":"Zhu","given":"Kai"},{"family":"Zimmerman","given":"Jess K."},{"family":"Zywiec","given":"Magdalena"},{"family":"Clark","given":"James S."}],"issued":{"date-parts":[["2023",6,29]]}}}],"schema":"https://github.com/citation-style-language/schema/raw/master/csl-citation.json"} </w:instrText>
       </w:r>
       <w:r>
         <w:rPr>
@@ -2203,7 +2232,7 @@
           <w:rStyle w:val="normaltextrun"/>
           <w:noProof/>
         </w:rPr>
-        <w:t>(28, 29)</w:t>
+        <w:t>(29, 30)</w:t>
       </w:r>
       <w:r>
         <w:rPr>
@@ -2365,7 +2394,7 @@
         <w:rPr>
           <w:rStyle w:val="normaltextrun"/>
         </w:rPr>
-        <w:instrText xml:space="preserve"> ADDIN ZOTERO_ITEM CSL_CITATION {"citationID":"Ah0qxW7V","properties":{"formattedCitation":"(30, 31)","plainCitation":"(30, 31)","noteIndex":0},"citationItems":[{"id":2983,"uris":["http://zotero.org/groups/5634119/items/JHIYW3CU"],"itemData":{"id":2983,"type":"article-journal","abstract":"Mast seeding, the intermittent, synchronous production of large seed crops by a population of plants, is a well-known example of resource pulses that create lagged responses in successive trophic levels of ecological communities. These lags arise because seed predators are thought capable of increasing reproduction and population size only after the resource pulse is available for consumption. The resulting satiation of predators is a widely cited explanation for the evolution of masting. Our study shows that both American and Eurasian tree squirrels anticipate resource pulses and increase reproductive output before a masting event, thereby increasing population size in synchrony with the resource pulse and eliminating the population lag thought to be universal in resource pulse systems.","container-title":"Science","DOI":"10.1126/science.1135520","ISSN":"0036-8075, 1095-9203","issue":"5807","journalAbbreviation":"Science","language":"en","page":"1928-1930","source":"DOI.org (Crossref)","title":"Anticipatory Reproduction and Population Growth in Seed Predators","volume":"314","author":[{"family":"Boutin","given":"Stan"},{"family":"Wauters","given":"Lucas A."},{"family":"McAdam","given":"Andrew G."},{"family":"Humphries","given":"Murray M."},{"family":"Tosi","given":"Guido"},{"family":"Dhondt","given":"André A."}],"issued":{"date-parts":[["2006",12,22]]}}},{"id":3004,"uris":["http://zotero.org/groups/5634119/items/JBEH8X8T"],"itemData":{"id":3004,"type":"article-journal","abstract":"Vertebrate population dynamics, social organisation and space use often are closely associated with the distribution of critical resources, such as food. Tree squirrels are ideal models to study these relationships, since both key demographic parameters (reproduction, survival and dispersal) and spatio‐temporal variation in food supplies (measured as seed‐crop size) can be reliably estimated. In this paper we test the following two predictions underlying the association between annual food abundance and demography in six alpine red squirrel populations, both with and without time‐lag effects: 1) between‐season and between‐year fluctuations in survival rate, population density and increase parallel those in food availability; and 2) individuals follow a resource tracking strategy and increase in density mainly the year after a rich seed‐crop. Red squirrels occurred at higher densities in Scots pine forest, characterised by stable seed‐crops, than in Norway spruce with more abundant but more variable seed crops. Fluctuations in numbers were positively correlated with food availability, measured as annual conifer seed‐crop sizes. Overall, adult survival rates were higher than those of subadults, and survival substantially fluctuated between seasons and years. Autumn densities and rates of population increase (summer‐autumn) were strongly correlated with the same year's autumn seed‐crop, while correlations with the previous year's seed‐crop (time‐lag models) were either weak (population density) or absent (population increase). Results of this paper show that fluctuations in red squirrel densities in habitats with strong temporal variation in seed production are more closely linked with food availability than in more stable habitats. In addition, in the Alpine conifer forests squirrel population sizes, in autumn, increase in synchrony with food resources, eliminating the population lag normally present when resources are produced in pulses.","container-title":"Ecography","DOI":"10.1111/j.2007.0906-7590.05251.x","ISSN":"0906-7590, 1600-0587","issue":"1","journalAbbreviation":"Ecography","language":"en","page":"104-114","source":"DOI.org (Crossref)","title":"Demography of alpine red squirrel populations in relation to fluctuations in seed crop size","volume":"31","author":[{"family":"Wauters","given":"Lucas A"},{"family":"Githiru","given":"Mwangi"},{"family":"Bertolino","given":"Sandro"},{"family":"Molinari","given":"Ambrogio"},{"family":"Tosi","given":"Guido"},{"family":"Lens","given":"Luc"}],"issued":{"date-parts":[["2008",2]]}}}],"schema":"https://github.com/citation-style-language/schema/raw/master/csl-citation.json"} </w:instrText>
+        <w:instrText xml:space="preserve"> ADDIN ZOTERO_ITEM CSL_CITATION {"citationID":"Ah0qxW7V","properties":{"formattedCitation":"(31, 32)","plainCitation":"(31, 32)","noteIndex":0},"citationItems":[{"id":2983,"uris":["http://zotero.org/groups/5634119/items/JHIYW3CU"],"itemData":{"id":2983,"type":"article-journal","abstract":"Mast seeding, the intermittent, synchronous production of large seed crops by a population of plants, is a well-known example of resource pulses that create lagged responses in successive trophic levels of ecological communities. These lags arise because seed predators are thought capable of increasing reproduction and population size only after the resource pulse is available for consumption. The resulting satiation of predators is a widely cited explanation for the evolution of masting. Our study shows that both American and Eurasian tree squirrels anticipate resource pulses and increase reproductive output before a masting event, thereby increasing population size in synchrony with the resource pulse and eliminating the population lag thought to be universal in resource pulse systems.","container-title":"Science","DOI":"10.1126/science.1135520","ISSN":"0036-8075, 1095-9203","issue":"5807","journalAbbreviation":"Science","language":"en","page":"1928-1930","source":"DOI.org (Crossref)","title":"Anticipatory Reproduction and Population Growth in Seed Predators","volume":"314","author":[{"family":"Boutin","given":"Stan"},{"family":"Wauters","given":"Lucas A."},{"family":"McAdam","given":"Andrew G."},{"family":"Humphries","given":"Murray M."},{"family":"Tosi","given":"Guido"},{"family":"Dhondt","given":"André A."}],"issued":{"date-parts":[["2006",12,22]]}}},{"id":3004,"uris":["http://zotero.org/groups/5634119/items/JBEH8X8T"],"itemData":{"id":3004,"type":"article-journal","abstract":"Vertebrate population dynamics, social organisation and space use often are closely associated with the distribution of critical resources, such as food. Tree squirrels are ideal models to study these relationships, since both key demographic parameters (reproduction, survival and dispersal) and spatio‐temporal variation in food supplies (measured as seed‐crop size) can be reliably estimated. In this paper we test the following two predictions underlying the association between annual food abundance and demography in six alpine red squirrel populations, both with and without time‐lag effects: 1) between‐season and between‐year fluctuations in survival rate, population density and increase parallel those in food availability; and 2) individuals follow a resource tracking strategy and increase in density mainly the year after a rich seed‐crop. Red squirrels occurred at higher densities in Scots pine forest, characterised by stable seed‐crops, than in Norway spruce with more abundant but more variable seed crops. Fluctuations in numbers were positively correlated with food availability, measured as annual conifer seed‐crop sizes. Overall, adult survival rates were higher than those of subadults, and survival substantially fluctuated between seasons and years. Autumn densities and rates of population increase (summer‐autumn) were strongly correlated with the same year's autumn seed‐crop, while correlations with the previous year's seed‐crop (time‐lag models) were either weak (population density) or absent (population increase). Results of this paper show that fluctuations in red squirrel densities in habitats with strong temporal variation in seed production are more closely linked with food availability than in more stable habitats. In addition, in the Alpine conifer forests squirrel population sizes, in autumn, increase in synchrony with food resources, eliminating the population lag normally present when resources are produced in pulses.","container-title":"Ecography","DOI":"10.1111/j.2007.0906-7590.05251.x","ISSN":"0906-7590, 1600-0587","issue":"1","journalAbbreviation":"Ecography","language":"en","page":"104-114","source":"DOI.org (Crossref)","title":"Demography of alpine red squirrel populations in relation to fluctuations in seed crop size","volume":"31","author":[{"family":"Wauters","given":"Lucas A"},{"family":"Githiru","given":"Mwangi"},{"family":"Bertolino","given":"Sandro"},{"family":"Molinari","given":"Ambrogio"},{"family":"Tosi","given":"Guido"},{"family":"Lens","given":"Luc"}],"issued":{"date-parts":[["2008",2]]}}}],"schema":"https://github.com/citation-style-language/schema/raw/master/csl-citation.json"} </w:instrText>
       </w:r>
       <w:r>
         <w:rPr>
@@ -2378,7 +2407,7 @@
           <w:rStyle w:val="normaltextrun"/>
           <w:noProof/>
         </w:rPr>
-        <w:t>(30, 31)</w:t>
+        <w:t>(31, 32)</w:t>
       </w:r>
       <w:r>
         <w:rPr>
@@ -2432,7 +2461,7 @@
         <w:rPr>
           <w:rStyle w:val="normaltextrun"/>
         </w:rPr>
-        <w:instrText xml:space="preserve"> ADDIN ZOTERO_ITEM CSL_CITATION {"citationID":"PlXbvosD","properties":{"formattedCitation":"(22, 32, 33)","plainCitation":"(22, 32, 33)","noteIndex":0},"citationItems":[{"id":2854,"uris":["http://zotero.org/groups/5634119/items/MJABSAQ9"],"itemData":{"id":2854,"type":"article-journal","abstract":"AbstractNumerous interactions between plants and animals vary in their outcome between antagonism and mutualism. Interactions between plants and scatter‐hoarding animals provide a prime example of this phenomenon. Scatterhoarders consume large quantities of seeds (potentially reducing plant establishment), yet also disperse seeds and bury them in shallow caches (potentially improving recruitment). Despite intense work on mechanisms that cause these interactions to shift along an antagonism–mutualism continuum, it remains difficult to quantify their final outcomes.We demonstrate how readily available field data can be used to reach this goal, with interactions between rodents and two oaks species (sessile oak Quercus petraea, and red oak Q. rubra) as an empirical example. Our approach consists of quantifying the net outcome of the interaction through collecting data on different vital rates (e.g. probability that cached seeds survive to germination, probability of seedling recruitment with and without rodents; near and far from conspecific trees; with and without seed pilferage) and assembling them in a simple mathematical model.We found that during the period of the study, interactions between scatter‐hoarding rodents and both focal oaks were antagonistic. Even though caching increased the likelihood of seedling establishment, this effect was not strong enough to compensate for the costs of seed predation. Furthermore, there was no evidence that the short‐distance transportation that is usually provided by small mammals benefited early oak recruitment.Synthesis. Our empirical results demonstrated that certain common assumptions – that caching by rodents invariably benefits plant recruitment; that improved seedling establishment after seed burial is sufficient to make plant–scatterhoarder interactions mutualistic; that transportation away from maternal plants is highly beneficial—do not always hold and should be tested rather than taken for granted.","container-title":"Journal of Ecology","DOI":"10.1111/1365-2745.13307","ISSN":"0022-0477, 1365-2745","issue":"3","language":"en","license":"http://onlinelibrary.wiley.com/termsAndConditions#vor","page":"1009-1018","publisher":"Wiley","source":"Crossref","title":"Do benefits of seed dispersal and caching by scatterhoarders outweigh the costs of predation? An example with oaks and yellow‐necked mice","title-short":"Do benefits of seed dispersal and caching by scatterhoarders outweigh the costs of predation?","volume":"108","author":[{"family":"Bogdziewicz","given":"Michał"},{"family":"Crone","given":"Elizabeth E."},{"family":"Zwolak","given":"Rafał"}],"editor":[{"family":"Rees","given":"Mark"}],"issued":{"date-parts":[["2020",5]]}}},{"id":2848,"uris":["http://zotero.org/groups/5634119/items/P3HRTS3R"],"itemData":{"id":2848,"type":"article-journal","container-title":"The Condor","DOI":"10.1650/condor-15-125.1","ISSN":"0010-5422, 1938-5129","issue":"2","language":"en","page":"215-237","publisher":"Oxford University Press (OUP)","source":"Crossref","title":"Scatter-hoarding corvids as seed dispersers for oaks and pines: A review of a widely distributed mutualism and its utility to habitat restoration","title-short":"Scatter-hoarding corvids as seed dispersers for oaks and pines","volume":"118","author":[{"family":"Pesendorfer","given":"Mario B."},{"family":"Sillett","given":"T. Scott"},{"family":"Koenig","given":"Walter D."},{"family":"Morrison","given":"Scott A."}],"issued":{"date-parts":[["2016",5]]}}},{"id":2850,"uris":["http://zotero.org/groups/5634119/items/BUIRS83M"],"itemData":{"id":2850,"type":"article-journal","abstract":"Some plants that are dispersed by scatter-hoarding animals appear to have evolved the ability to manipulate the behaviour of those animals to increase the likelihood that seeds and nuts will be stored and that a portion of those items will not be recovered. Plants have achieved this in at least four ways. First, by producing large, nutritious seeds and nuts that are attractive to animals and that stimulate hoarding behaviour. Second, by imposing handling costs that cause animals to hoard rather than to eat items immediately. These handling costs can take one of two forms: physical barriers (e.g. hard seed coats) that take time to remove and secondary chemicals (e.g. tannins) that impose metabolic costs. Third, by masting, where a population of plants synchronizes reproductive effort, producing large nut crops at intervals of several years. Mast crops not only satiate seed predators, but also increase the amount of seed dispersal because scatter-hoarding animals are not easily satiated during caching (causing animals to store more food than they can consume) but are satiated during cache recovery. And fourth, by producing seeds that do not emit strong odours so that buried seeds are less likely to be discovered. These, and perhaps other, traits have increased the relative success of plant species with seeds dispersed by scatter-hoarding animals.","container-title":"Philosophical Transactions of the Royal Society B: Biological Sciences","DOI":"10.1098/rstb.2009.0205","ISSN":"0962-8436, 1471-2970","issue":"1542","journalAbbreviation":"Phil. Trans. R. Soc. B","language":"en","license":"https://royalsociety.org/journals/ethics-policies/data-sharing-mining/","page":"989-997","publisher":"The Royal Society","source":"Crossref","title":"How plants manipulate the scatter-hoarding behaviour of seed-dispersing animals","volume":"365","author":[{"family":"Vander Wall","given":"Stephen B."}],"issued":{"date-parts":[["2010",3,27]]}}}],"schema":"https://github.com/citation-style-language/schema/raw/master/csl-citation.json"} </w:instrText>
+        <w:instrText xml:space="preserve"> ADDIN ZOTERO_ITEM CSL_CITATION {"citationID":"PlXbvosD","properties":{"formattedCitation":"(23, 33, 34)","plainCitation":"(23, 33, 34)","noteIndex":0},"citationItems":[{"id":2854,"uris":["http://zotero.org/groups/5634119/items/MJABSAQ9"],"itemData":{"id":2854,"type":"article-journal","abstract":"AbstractNumerous interactions between plants and animals vary in their outcome between antagonism and mutualism. Interactions between plants and scatter‐hoarding animals provide a prime example of this phenomenon. Scatterhoarders consume large quantities of seeds (potentially reducing plant establishment), yet also disperse seeds and bury them in shallow caches (potentially improving recruitment). Despite intense work on mechanisms that cause these interactions to shift along an antagonism–mutualism continuum, it remains difficult to quantify their final outcomes.We demonstrate how readily available field data can be used to reach this goal, with interactions between rodents and two oaks species (sessile oak Quercus petraea, and red oak Q. rubra) as an empirical example. Our approach consists of quantifying the net outcome of the interaction through collecting data on different vital rates (e.g. probability that cached seeds survive to germination, probability of seedling recruitment with and without rodents; near and far from conspecific trees; with and without seed pilferage) and assembling them in a simple mathematical model.We found that during the period of the study, interactions between scatter‐hoarding rodents and both focal oaks were antagonistic. Even though caching increased the likelihood of seedling establishment, this effect was not strong enough to compensate for the costs of seed predation. Furthermore, there was no evidence that the short‐distance transportation that is usually provided by small mammals benefited early oak recruitment.Synthesis. Our empirical results demonstrated that certain common assumptions – that caching by rodents invariably benefits plant recruitment; that improved seedling establishment after seed burial is sufficient to make plant–scatterhoarder interactions mutualistic; that transportation away from maternal plants is highly beneficial—do not always hold and should be tested rather than taken for granted.","container-title":"Journal of Ecology","DOI":"10.1111/1365-2745.13307","ISSN":"0022-0477, 1365-2745","issue":"3","language":"en","license":"http://onlinelibrary.wiley.com/termsAndConditions#vor","page":"1009-1018","publisher":"Wiley","source":"Crossref","title":"Do benefits of seed dispersal and caching by scatterhoarders outweigh the costs of predation? An example with oaks and yellow‐necked mice","title-short":"Do benefits of seed dispersal and caching by scatterhoarders outweigh the costs of predation?","volume":"108","author":[{"family":"Bogdziewicz","given":"Michał"},{"family":"Crone","given":"Elizabeth E."},{"family":"Zwolak","given":"Rafał"}],"editor":[{"family":"Rees","given":"Mark"}],"issued":{"date-parts":[["2020",5]]}}},{"id":2848,"uris":["http://zotero.org/groups/5634119/items/P3HRTS3R"],"itemData":{"id":2848,"type":"article-journal","container-title":"The Condor","DOI":"10.1650/condor-15-125.1","ISSN":"0010-5422, 1938-5129","issue":"2","language":"en","page":"215-237","publisher":"Oxford University Press (OUP)","source":"Crossref","title":"Scatter-hoarding corvids as seed dispersers for oaks and pines: A review of a widely distributed mutualism and its utility to habitat restoration","title-short":"Scatter-hoarding corvids as seed dispersers for oaks and pines","volume":"118","author":[{"family":"Pesendorfer","given":"Mario B."},{"family":"Sillett","given":"T. Scott"},{"family":"Koenig","given":"Walter D."},{"family":"Morrison","given":"Scott A."}],"issued":{"date-parts":[["2016",5]]}}},{"id":2850,"uris":["http://zotero.org/groups/5634119/items/BUIRS83M"],"itemData":{"id":2850,"type":"article-journal","abstract":"Some plants that are dispersed by scatter-hoarding animals appear to have evolved the ability to manipulate the behaviour of those animals to increase the likelihood that seeds and nuts will be stored and that a portion of those items will not be recovered. Plants have achieved this in at least four ways. First, by producing large, nutritious seeds and nuts that are attractive to animals and that stimulate hoarding behaviour. Second, by imposing handling costs that cause animals to hoard rather than to eat items immediately. These handling costs can take one of two forms: physical barriers (e.g. hard seed coats) that take time to remove and secondary chemicals (e.g. tannins) that impose metabolic costs. Third, by masting, where a population of plants synchronizes reproductive effort, producing large nut crops at intervals of several years. Mast crops not only satiate seed predators, but also increase the amount of seed dispersal because scatter-hoarding animals are not easily satiated during caching (causing animals to store more food than they can consume) but are satiated during cache recovery. And fourth, by producing seeds that do not emit strong odours so that buried seeds are less likely to be discovered. These, and perhaps other, traits have increased the relative success of plant species with seeds dispersed by scatter-hoarding animals.","container-title":"Philosophical Transactions of the Royal Society B: Biological Sciences","DOI":"10.1098/rstb.2009.0205","ISSN":"0962-8436, 1471-2970","issue":"1542","journalAbbreviation":"Phil. Trans. R. Soc. B","language":"en","license":"https://royalsociety.org/journals/ethics-policies/data-sharing-mining/","page":"989-997","publisher":"The Royal Society","source":"Crossref","title":"How plants manipulate the scatter-hoarding behaviour of seed-dispersing animals","volume":"365","author":[{"family":"Vander Wall","given":"Stephen B."}],"issued":{"date-parts":[["2010",3,27]]}}}],"schema":"https://github.com/citation-style-language/schema/raw/master/csl-citation.json"} </w:instrText>
       </w:r>
       <w:r>
         <w:rPr>
@@ -2445,7 +2474,7 @@
           <w:rStyle w:val="normaltextrun"/>
           <w:noProof/>
         </w:rPr>
-        <w:t>(22, 32, 33)</w:t>
+        <w:t>(23, 33, 34)</w:t>
       </w:r>
       <w:r>
         <w:rPr>
@@ -2511,7 +2540,7 @@
         <w:rPr>
           <w:rStyle w:val="normaltextrun"/>
         </w:rPr>
-        <w:instrText xml:space="preserve"> ADDIN ZOTERO_ITEM CSL_CITATION {"citationID":"WrC9Q4AB","properties":{"formattedCitation":"(34)","plainCitation":"(34)","noteIndex":0},"citationItems":[{"id":2984,"uris":["http://zotero.org/groups/5634119/items/X5434V5E"],"itemData":{"id":2984,"type":"article-journal","abstract":"Abstract\n            \n              Aim\n              \n                Spatiotemporal variation in resource availability is a strong driver of animal distributions. In the northern hardwood and boreal forests of the northeastern United States, tree mast events provide resource pulses that drive the population dynamics of small mammals, including the American red squirrel (\n                Tamiasciurus hudsonicus\n                ), a primary songbird nest predator. This study sought to determine whether mast availability ameliorates their abiotic limits, enabling red squirrel elevational distributions to temporarily expand and negatively impact high‐elevation songbirds.\n              \n            \n            \n              Location\n              Northeastern United States.\n            \n            \n              Methods\n              We used two independent datasets to evaluate our hypotheses. First, we fit a dynamic occupancy model using data from camera trap surveys to evaluate red squirrel distributional responses to pulses in the tree mast. We also assessed population responses using systematic auditory surveys analysed with an open‐population binomial mixture model. Further, we used modelled red squirrel abundance in nest‐survival models to evaluate whether their abundance is correlated with the daily nest survival of three songbird species.\n            \n            \n              Results\n              The tree mast provided a critical resource pulse that resulted in a two‐fold increase in the annual elevational distribution of red squirrels. The elevational distribution of red squirrels ranged from a minimum of ~450 m (range: 663–1145 m asl) following two consecutive years without a masting event to a maximum of over 1000 m (range: 443–1545 m asl) after a large mast event. The daily nest survival of three songbird species tended to decline with an increase in the abundance of red squirrels.\n            \n            \n              Main Conclusions\n              Tree mast is a central biological phenomenon in many temperate and boreal forests. This study reveals how this resource pulse results in range changes in a small mammal that is both a seed and bird predator, as well as prey for many carnivores. Thus, understanding this phenomenon can inform the conservation and management of northern forests, including breeding songbirds.","container-title":"Diversity and Distributions","DOI":"10.1111/ddi.13861","ISSN":"1366-9516, 1472-4642","issue":"8","journalAbbreviation":"Diversity and Distributions","language":"en","page":"e13861","source":"DOI.org (Crossref)","title":"Boom and bust: the effects of masting on seed predator range dynamics and trophic cascades","title-short":"Boom and bust","volume":"30","author":[{"family":"Hallworth","given":"Michael T."},{"family":"Sirén","given":"Alexej P. K."},{"family":"DeLuca","given":"William V."},{"family":"Duclos","given":"Timothy R."},{"family":"McFarland","given":"Kent P."},{"family":"Hill","given":"Jason M."},{"family":"Rimmer","given":"Christopher C."},{"family":"Morelli","given":"Toni Lyn"}],"issued":{"date-parts":[["2024",8]]}}}],"schema":"https://github.com/citation-style-language/schema/raw/master/csl-citation.json"} </w:instrText>
+        <w:instrText xml:space="preserve"> ADDIN ZOTERO_ITEM CSL_CITATION {"citationID":"WrC9Q4AB","properties":{"formattedCitation":"(35)","plainCitation":"(35)","noteIndex":0},"citationItems":[{"id":2984,"uris":["http://zotero.org/groups/5634119/items/X5434V5E"],"itemData":{"id":2984,"type":"article-journal","abstract":"Abstract\n            \n              Aim\n              \n                Spatiotemporal variation in resource availability is a strong driver of animal distributions. In the northern hardwood and boreal forests of the northeastern United States, tree mast events provide resource pulses that drive the population dynamics of small mammals, including the American red squirrel (\n                Tamiasciurus hudsonicus\n                ), a primary songbird nest predator. This study sought to determine whether mast availability ameliorates their abiotic limits, enabling red squirrel elevational distributions to temporarily expand and negatively impact high‐elevation songbirds.\n              \n            \n            \n              Location\n              Northeastern United States.\n            \n            \n              Methods\n              We used two independent datasets to evaluate our hypotheses. First, we fit a dynamic occupancy model using data from camera trap surveys to evaluate red squirrel distributional responses to pulses in the tree mast. We also assessed population responses using systematic auditory surveys analysed with an open‐population binomial mixture model. Further, we used modelled red squirrel abundance in nest‐survival models to evaluate whether their abundance is correlated with the daily nest survival of three songbird species.\n            \n            \n              Results\n              The tree mast provided a critical resource pulse that resulted in a two‐fold increase in the annual elevational distribution of red squirrels. The elevational distribution of red squirrels ranged from a minimum of ~450 m (range: 663–1145 m asl) following two consecutive years without a masting event to a maximum of over 1000 m (range: 443–1545 m asl) after a large mast event. The daily nest survival of three songbird species tended to decline with an increase in the abundance of red squirrels.\n            \n            \n              Main Conclusions\n              Tree mast is a central biological phenomenon in many temperate and boreal forests. This study reveals how this resource pulse results in range changes in a small mammal that is both a seed and bird predator, as well as prey for many carnivores. Thus, understanding this phenomenon can inform the conservation and management of northern forests, including breeding songbirds.","container-title":"Diversity and Distributions","DOI":"10.1111/ddi.13861","ISSN":"1366-9516, 1472-4642","issue":"8","journalAbbreviation":"Diversity and Distributions","language":"en","page":"e13861","source":"DOI.org (Crossref)","title":"Boom and bust: the effects of masting on seed predator range dynamics and trophic cascades","title-short":"Boom and bust","volume":"30","author":[{"family":"Hallworth","given":"Michael T."},{"family":"Sirén","given":"Alexej P. K."},{"family":"DeLuca","given":"William V."},{"family":"Duclos","given":"Timothy R."},{"family":"McFarland","given":"Kent P."},{"family":"Hill","given":"Jason M."},{"family":"Rimmer","given":"Christopher C."},{"family":"Morelli","given":"Toni Lyn"}],"issued":{"date-parts":[["2024",8]]}}}],"schema":"https://github.com/citation-style-language/schema/raw/master/csl-citation.json"} </w:instrText>
       </w:r>
       <w:r>
         <w:rPr>
@@ -2524,7 +2553,7 @@
           <w:rStyle w:val="normaltextrun"/>
           <w:noProof/>
         </w:rPr>
-        <w:t>(34)</w:t>
+        <w:t>(35)</w:t>
       </w:r>
       <w:r>
         <w:rPr>
@@ -2614,7 +2643,7 @@
         <w:rPr>
           <w:rStyle w:val="normaltextrun"/>
         </w:rPr>
-        <w:instrText xml:space="preserve"> ADDIN ZOTERO_ITEM CSL_CITATION {"citationID":"tu7LwAx7","properties":{"formattedCitation":"(35)","plainCitation":"(35)","noteIndex":0},"citationItems":[{"id":3044,"uris":["http://zotero.org/users/6391447/items/LRKIMZTG"],"itemData":{"id":3044,"type":"article-journal","container-title":"Oecologia","DOI":"10.1007/s00442-017-3821-8","ISSN":"0029-8549, 1432-1939","issue":"4","journalAbbreviation":"Oecologia","language":"en","page":"1065-1076","source":"DOI.org (Crossref)","title":"Reproductive allocation in pulsed-resource environments: a comparative study in two populations of wild boar","title-short":"Reproductive allocation in pulsed-resource environments","volume":"183","author":[{"family":"Gamelon","given":"Marlène"},{"family":"Focardi","given":"Stefano"},{"family":"Baubet","given":"Eric"},{"family":"Brandt","given":"Serge"},{"family":"Franzetti","given":"Barbara"},{"family":"Ronchi","given":"Francesca"},{"family":"Venner","given":"Samuel"},{"family":"Sæther","given":"Bernt-Erik"},{"family":"Gaillard","given":"Jean-Michel"}],"issued":{"date-parts":[["2017",4]]}}}],"schema":"https://github.com/citation-style-language/schema/raw/master/csl-citation.json"} </w:instrText>
+        <w:instrText xml:space="preserve"> ADDIN ZOTERO_ITEM CSL_CITATION {"citationID":"tu7LwAx7","properties":{"formattedCitation":"(36)","plainCitation":"(36)","noteIndex":0},"citationItems":[{"id":3044,"uris":["http://zotero.org/users/6391447/items/LRKIMZTG"],"itemData":{"id":3044,"type":"article-journal","container-title":"Oecologia","DOI":"10.1007/s00442-017-3821-8","ISSN":"0029-8549, 1432-1939","issue":"4","journalAbbreviation":"Oecologia","language":"en","page":"1065-1076","source":"DOI.org (Crossref)","title":"Reproductive allocation in pulsed-resource environments: a comparative study in two populations of wild boar","title-short":"Reproductive allocation in pulsed-resource environments","volume":"183","author":[{"family":"Gamelon","given":"Marlène"},{"family":"Focardi","given":"Stefano"},{"family":"Baubet","given":"Eric"},{"family":"Brandt","given":"Serge"},{"family":"Franzetti","given":"Barbara"},{"family":"Ronchi","given":"Francesca"},{"family":"Venner","given":"Samuel"},{"family":"Sæther","given":"Bernt-Erik"},{"family":"Gaillard","given":"Jean-Michel"}],"issued":{"date-parts":[["2017",4]]}}}],"schema":"https://github.com/citation-style-language/schema/raw/master/csl-citation.json"} </w:instrText>
       </w:r>
       <w:r>
         <w:rPr>
@@ -2627,7 +2656,7 @@
           <w:rStyle w:val="normaltextrun"/>
           <w:noProof/>
         </w:rPr>
-        <w:t>(35)</w:t>
+        <w:t>(36)</w:t>
       </w:r>
       <w:r>
         <w:rPr>
@@ -2867,7 +2896,7 @@
         <w:rPr>
           <w:rStyle w:val="normaltextrun"/>
         </w:rPr>
-        <w:instrText xml:space="preserve"> ADDIN ZOTERO_ITEM CSL_CITATION {"citationID":"gtdsD2uJ","properties":{"formattedCitation":"(36)","plainCitation":"(36)","noteIndex":0},"citationItems":[{"id":3156,"uris":["http://zotero.org/groups/5634119/items/PD82J7WZ"],"itemData":{"id":3156,"type":"book","ISBN":"978-0-19-500777-0","number-of-pages":"226","publisher":"OUP","publisher-place":"New York usw","source":"K10plus ISBN","title":"A Sand county almanac and sketches here and there","author":[{"family":"Leopold","given":"Aldo"}],"issued":{"date-parts":[["1949"]]}}}],"schema":"https://github.com/citation-style-language/schema/raw/master/csl-citation.json"} </w:instrText>
+        <w:instrText xml:space="preserve"> ADDIN ZOTERO_ITEM CSL_CITATION {"citationID":"gtdsD2uJ","properties":{"formattedCitation":"(37)","plainCitation":"(37)","noteIndex":0},"citationItems":[{"id":3156,"uris":["http://zotero.org/groups/5634119/items/PD82J7WZ"],"itemData":{"id":3156,"type":"book","ISBN":"978-0-19-500777-0","number-of-pages":"226","publisher":"OUP","publisher-place":"New York usw","source":"K10plus ISBN","title":"A Sand county almanac and sketches here and there","author":[{"family":"Leopold","given":"Aldo"}],"issued":{"date-parts":[["1949"]]}}}],"schema":"https://github.com/citation-style-language/schema/raw/master/csl-citation.json"} </w:instrText>
       </w:r>
       <w:r>
         <w:rPr>
@@ -2880,7 +2909,7 @@
           <w:rStyle w:val="normaltextrun"/>
           <w:noProof/>
         </w:rPr>
-        <w:t>(36)</w:t>
+        <w:t>(37)</w:t>
       </w:r>
       <w:r>
         <w:rPr>
@@ -2952,7 +2981,7 @@
         <w:rPr>
           <w:rStyle w:val="normaltextrun"/>
         </w:rPr>
-        <w:instrText xml:space="preserve"> ADDIN ZOTERO_ITEM CSL_CITATION {"citationID":"QHpaUayp","properties":{"formattedCitation":"(37)","plainCitation":"(37)","noteIndex":0},"citationItems":[{"id":2748,"uris":["http://zotero.org/groups/5634119/items/YTCPHGE5"],"itemData":{"id":2748,"type":"chapter","abstract":"The Pinyon Jay (Gymnorhinus cyanocephalus) is closely associated with piñon–juniper woodlands in the Intermountain West and Southwest regions of the United States. It is of conservation concern, given it is one of the landbirds declining the fastest and most persistently in these regions, at an average rate of –3.6% from 1968 to 2015, according to the Breeding Bird Survey. Despite the population’s falling by &gt;50% over this period, the Pinyon Jay has not been widely studied, and little is known about the factors responsible for its diminishing numbers. Although the Pinyon Jay’s rate of decline exceeds that of the Greater SageGrouse (Centrocercus urophasianus)—a species targeted for significant conservation efforts—no comprehensive effort designed to benefit this jay has been implemented. Current management in Great Basin piñon–juniper woodlands includes removal of trees to create or protect shrublands for the benefit of sage-grouse and other sagebrush-associated wildlife, and southwestern piñon–juniper woodlands are being thinned for fuels reduction or management of other wildlife. The effect of these treatments on the Pinyon Jay and other piñon–juniper birds, however, has been little studied. Thus further research is needed to clarify the causes of the jay’s decline, develop habitat models for this and other piñon–juniper species, and devise approaches for management of piñon–juniper woodland that balance the interests of the Pinyon Jay and other species of concern, including the Greater Sage-Grouse.","container-title":"Trends and Traditions: Avifaunal Change in Western North America","DOI":"10.21199/SWB3.10","ISBN":"978-0-9790585-3-0","page":"190-197","publisher":"Western Field Ornithologists","source":"DOI.org (Crossref)","title":"Long-term declines in the Pinyon Jay and management implications for piñon–juniper woodlands","URL":"https://westernfieldornithologists.org/docs/2020/Avifaunal_Change/Boone/Boone-Avifaunal_Change.pdf","container-author":[{"family":"Shuford","given":"W. David"},{"family":"Gill","given":"Robert E."},{"family":"Handel","given":"Colleen M."}],"author":[{"family":"Boone","given":"John D."},{"family":"Ammon","given":"Elisabeth"},{"family":"Johnson","given":"Kristine"}],"accessed":{"date-parts":[["2024",10,10]]},"issued":{"date-parts":[["2018",9,1]]}}}],"schema":"https://github.com/citation-style-language/schema/raw/master/csl-citation.json"} </w:instrText>
+        <w:instrText xml:space="preserve"> ADDIN ZOTERO_ITEM CSL_CITATION {"citationID":"QHpaUayp","properties":{"formattedCitation":"(38)","plainCitation":"(38)","noteIndex":0},"citationItems":[{"id":2748,"uris":["http://zotero.org/groups/5634119/items/YTCPHGE5"],"itemData":{"id":2748,"type":"chapter","abstract":"The Pinyon Jay (Gymnorhinus cyanocephalus) is closely associated with piñon–juniper woodlands in the Intermountain West and Southwest regions of the United States. It is of conservation concern, given it is one of the landbirds declining the fastest and most persistently in these regions, at an average rate of –3.6% from 1968 to 2015, according to the Breeding Bird Survey. Despite the population’s falling by &gt;50% over this period, the Pinyon Jay has not been widely studied, and little is known about the factors responsible for its diminishing numbers. Although the Pinyon Jay’s rate of decline exceeds that of the Greater SageGrouse (Centrocercus urophasianus)—a species targeted for significant conservation efforts—no comprehensive effort designed to benefit this jay has been implemented. Current management in Great Basin piñon–juniper woodlands includes removal of trees to create or protect shrublands for the benefit of sage-grouse and other sagebrush-associated wildlife, and southwestern piñon–juniper woodlands are being thinned for fuels reduction or management of other wildlife. The effect of these treatments on the Pinyon Jay and other piñon–juniper birds, however, has been little studied. Thus further research is needed to clarify the causes of the jay’s decline, develop habitat models for this and other piñon–juniper species, and devise approaches for management of piñon–juniper woodland that balance the interests of the Pinyon Jay and other species of concern, including the Greater Sage-Grouse.","container-title":"Trends and Traditions: Avifaunal Change in Western North America","DOI":"10.21199/SWB3.10","ISBN":"978-0-9790585-3-0","page":"190-197","publisher":"Western Field Ornithologists","source":"DOI.org (Crossref)","title":"Long-term declines in the Pinyon Jay and management implications for piñon–juniper woodlands","URL":"https://westernfieldornithologists.org/docs/2020/Avifaunal_Change/Boone/Boone-Avifaunal_Change.pdf","container-author":[{"family":"Shuford","given":"W. David"},{"family":"Gill","given":"Robert E."},{"family":"Handel","given":"Colleen M."}],"author":[{"family":"Boone","given":"John D."},{"family":"Ammon","given":"Elisabeth"},{"family":"Johnson","given":"Kristine"}],"accessed":{"date-parts":[["2024",10,10]]},"issued":{"date-parts":[["2018",9,1]]}}}],"schema":"https://github.com/citation-style-language/schema/raw/master/csl-citation.json"} </w:instrText>
       </w:r>
       <w:r>
         <w:rPr>
@@ -2965,7 +2994,7 @@
           <w:rStyle w:val="normaltextrun"/>
           <w:noProof/>
         </w:rPr>
-        <w:t>(37)</w:t>
+        <w:t>(38)</w:t>
       </w:r>
       <w:r>
         <w:rPr>
@@ -3085,7 +3114,7 @@
         <w:rPr>
           <w:rStyle w:val="normaltextrun"/>
         </w:rPr>
-        <w:instrText xml:space="preserve"> ADDIN ZOTERO_ITEM CSL_CITATION {"citationID":"N53SH96h","properties":{"formattedCitation":"(37\\uc0\\u8211{}39)","plainCitation":"(37–39)","noteIndex":0},"citationItems":[{"id":2748,"uris":["http://zotero.org/groups/5634119/items/YTCPHGE5"],"itemData":{"id":2748,"type":"chapter","abstract":"The Pinyon Jay (Gymnorhinus cyanocephalus) is closely associated with piñon–juniper woodlands in the Intermountain West and Southwest regions of the United States. It is of conservation concern, given it is one of the landbirds declining the fastest and most persistently in these regions, at an average rate of –3.6% from 1968 to 2015, according to the Breeding Bird Survey. Despite the population’s falling by &gt;50% over this period, the Pinyon Jay has not been widely studied, and little is known about the factors responsible for its diminishing numbers. Although the Pinyon Jay’s rate of decline exceeds that of the Greater SageGrouse (Centrocercus urophasianus)—a species targeted for significant conservation efforts—no comprehensive effort designed to benefit this jay has been implemented. Current management in Great Basin piñon–juniper woodlands includes removal of trees to create or protect shrublands for the benefit of sage-grouse and other sagebrush-associated wildlife, and southwestern piñon–juniper woodlands are being thinned for fuels reduction or management of other wildlife. The effect of these treatments on the Pinyon Jay and other piñon–juniper birds, however, has been little studied. Thus further research is needed to clarify the causes of the jay’s decline, develop habitat models for this and other piñon–juniper species, and devise approaches for management of piñon–juniper woodland that balance the interests of the Pinyon Jay and other species of concern, including the Greater Sage-Grouse.","container-title":"Trends and Traditions: Avifaunal Change in Western North America","DOI":"10.21199/SWB3.10","ISBN":"978-0-9790585-3-0","page":"190-197","publisher":"Western Field Ornithologists","source":"DOI.org (Crossref)","title":"Long-term declines in the Pinyon Jay and management implications for piñon–juniper woodlands","URL":"https://westernfieldornithologists.org/docs/2020/Avifaunal_Change/Boone/Boone-Avifaunal_Change.pdf","container-author":[{"family":"Shuford","given":"W. David"},{"family":"Gill","given":"Robert E."},{"family":"Handel","given":"Colleen M."}],"author":[{"family":"Boone","given":"John D."},{"family":"Ammon","given":"Elisabeth"},{"family":"Johnson","given":"Kristine"}],"accessed":{"date-parts":[["2024",10,10]]},"issued":{"date-parts":[["2018",9,1]]}}},{"id":3116,"uris":["http://zotero.org/groups/5634119/items/J4DGNMTY"],"itemData":{"id":3116,"type":"article-journal","abstract":"Abstract\n            Identifying habitat associations that vary by season or in response to environmental conditions is vital for conserving declining species. Gymnorhinus cyanocephalus (Pinyon Jay) has declined significantly compared to other species inhabiting conifer woodlands in the western United States. Although this species is strongly associated with pinyon pines (Pinus spp.) for nesting colonies and pinyon nuts as a food resource, less is known about habitat types that are important for foraging during the breeding season. We assessed the effects of habitat characteristics on the selection of foraging habitat by G. cyanocephalus in south-central New Mexico during the breeding seasons of 2021–2022 at 2 spatial scales: (1) locations where birds were observed foraging compared to random locations (“site” scale) and (2) centralized foraging locations for a nest colony compared to random areas within a landscape (“landscape” scale). We found that at the site scale, G. cyanocephalus selected foraging locations that were farther from the forest edge and had higher abundances of arthropods than random locations. At the landscape scale, G. cyanocephalus selected foraging areas featuring higher herbaceous cover. Our results suggest that conservation efforts for G. cyanocephalus should focus on identifying heterogeneous habitat that supports varying habitat needs throughout the annual cycle, including intact pinyon-juniper stands for nesting and open areas dominated by herbaceous cover for foraging during the breeding season. Given the declines in pinyon pines, in part likely due to climate change and reduced mast years for pinyon nuts, it is crucial to explore alternative foraging habitats and food resources for the conservation of this species.","container-title":"Ornithological Applications","DOI":"10.1093/ornithapp/duaf046","ISSN":"0010-5422, 2732-4621","language":"en","license":"https://academic.oup.com/journals/pages/open_access/funder_policies/chorus/standard_publication_model","page":"duaf046","source":"DOI.org (Crossref)","title":"Open spaces and arthropod abundance are important foraging habitat components for &lt;i&gt;Gymnorhinus cyanocephalus&lt;/i&gt; (Pinyon Jay) in south-central New Mexico","author":[{"family":"Sicich","given":"Bianca"},{"family":"Young","given":"Aaron C"},{"family":"Bundy","given":"C Scott"},{"family":"Abadi","given":"Fitsum"},{"family":"Desmond","given":"Martha J"}],"issued":{"date-parts":[["2025",7,11]]}}},{"id":2767,"uris":["http://zotero.org/groups/5634119/items/SFTJSXEN"],"itemData":{"id":2767,"type":"article-journal","container-title":"Biological Conservation","DOI":"10.1016/j.biocon.2023.109959","ISSN":"00063207","journalAbbreviation":"Biological Conservation","language":"en","page":"109959","source":"DOI.org (Crossref)","title":"A hidden cost of single species management: Habitat-relationships reveal potential negative effects of conifer removal on a non-target species","title-short":"A hidden cost of single species management","volume":"280","author":[{"family":"Van Lanen","given":"Nicholas J."},{"family":"Monroe","given":"Adrian P."},{"family":"Aldridge","given":"Cameron L."}],"issued":{"date-parts":[["2023",4]]}}}],"schema":"https://github.com/citation-style-language/schema/raw/master/csl-citation.json"} </w:instrText>
+        <w:instrText xml:space="preserve"> ADDIN ZOTERO_ITEM CSL_CITATION {"citationID":"N53SH96h","properties":{"formattedCitation":"(38\\uc0\\u8211{}40)","plainCitation":"(38–40)","noteIndex":0},"citationItems":[{"id":2748,"uris":["http://zotero.org/groups/5634119/items/YTCPHGE5"],"itemData":{"id":2748,"type":"chapter","abstract":"The Pinyon Jay (Gymnorhinus cyanocephalus) is closely associated with piñon–juniper woodlands in the Intermountain West and Southwest regions of the United States. It is of conservation concern, given it is one of the landbirds declining the fastest and most persistently in these regions, at an average rate of –3.6% from 1968 to 2015, according to the Breeding Bird Survey. Despite the population’s falling by &gt;50% over this period, the Pinyon Jay has not been widely studied, and little is known about the factors responsible for its diminishing numbers. Although the Pinyon Jay’s rate of decline exceeds that of the Greater SageGrouse (Centrocercus urophasianus)—a species targeted for significant conservation efforts—no comprehensive effort designed to benefit this jay has been implemented. Current management in Great Basin piñon–juniper woodlands includes removal of trees to create or protect shrublands for the benefit of sage-grouse and other sagebrush-associated wildlife, and southwestern piñon–juniper woodlands are being thinned for fuels reduction or management of other wildlife. The effect of these treatments on the Pinyon Jay and other piñon–juniper birds, however, has been little studied. Thus further research is needed to clarify the causes of the jay’s decline, develop habitat models for this and other piñon–juniper species, and devise approaches for management of piñon–juniper woodland that balance the interests of the Pinyon Jay and other species of concern, including the Greater Sage-Grouse.","container-title":"Trends and Traditions: Avifaunal Change in Western North America","DOI":"10.21199/SWB3.10","ISBN":"978-0-9790585-3-0","page":"190-197","publisher":"Western Field Ornithologists","source":"DOI.org (Crossref)","title":"Long-term declines in the Pinyon Jay and management implications for piñon–juniper woodlands","URL":"https://westernfieldornithologists.org/docs/2020/Avifaunal_Change/Boone/Boone-Avifaunal_Change.pdf","container-author":[{"family":"Shuford","given":"W. David"},{"family":"Gill","given":"Robert E."},{"family":"Handel","given":"Colleen M."}],"author":[{"family":"Boone","given":"John D."},{"family":"Ammon","given":"Elisabeth"},{"family":"Johnson","given":"Kristine"}],"accessed":{"date-parts":[["2024",10,10]]},"issued":{"date-parts":[["2018",9,1]]}}},{"id":3116,"uris":["http://zotero.org/groups/5634119/items/J4DGNMTY"],"itemData":{"id":3116,"type":"article-journal","abstract":"Abstract\n            Identifying habitat associations that vary by season or in response to environmental conditions is vital for conserving declining species. Gymnorhinus cyanocephalus (Pinyon Jay) has declined significantly compared to other species inhabiting conifer woodlands in the western United States. Although this species is strongly associated with pinyon pines (Pinus spp.) for nesting colonies and pinyon nuts as a food resource, less is known about habitat types that are important for foraging during the breeding season. We assessed the effects of habitat characteristics on the selection of foraging habitat by G. cyanocephalus in south-central New Mexico during the breeding seasons of 2021–2022 at 2 spatial scales: (1) locations where birds were observed foraging compared to random locations (“site” scale) and (2) centralized foraging locations for a nest colony compared to random areas within a landscape (“landscape” scale). We found that at the site scale, G. cyanocephalus selected foraging locations that were farther from the forest edge and had higher abundances of arthropods than random locations. At the landscape scale, G. cyanocephalus selected foraging areas featuring higher herbaceous cover. Our results suggest that conservation efforts for G. cyanocephalus should focus on identifying heterogeneous habitat that supports varying habitat needs throughout the annual cycle, including intact pinyon-juniper stands for nesting and open areas dominated by herbaceous cover for foraging during the breeding season. Given the declines in pinyon pines, in part likely due to climate change and reduced mast years for pinyon nuts, it is crucial to explore alternative foraging habitats and food resources for the conservation of this species.","container-title":"Ornithological Applications","DOI":"10.1093/ornithapp/duaf046","ISSN":"0010-5422, 2732-4621","language":"en","license":"https://academic.oup.com/journals/pages/open_access/funder_policies/chorus/standard_publication_model","page":"duaf046","source":"DOI.org (Crossref)","title":"Open spaces and arthropod abundance are important foraging habitat components for &lt;i&gt;Gymnorhinus cyanocephalus&lt;/i&gt; (Pinyon Jay) in south-central New Mexico","author":[{"family":"Sicich","given":"Bianca"},{"family":"Young","given":"Aaron C"},{"family":"Bundy","given":"C Scott"},{"family":"Abadi","given":"Fitsum"},{"family":"Desmond","given":"Martha J"}],"issued":{"date-parts":[["2025",7,11]]}}},{"id":2767,"uris":["http://zotero.org/groups/5634119/items/SFTJSXEN"],"itemData":{"id":2767,"type":"article-journal","container-title":"Biological Conservation","DOI":"10.1016/j.biocon.2023.109959","ISSN":"00063207","journalAbbreviation":"Biological Conservation","language":"en","page":"109959","source":"DOI.org (Crossref)","title":"A hidden cost of single species management: Habitat-relationships reveal potential negative effects of conifer removal on a non-target species","title-short":"A hidden cost of single species management","volume":"280","author":[{"family":"Van Lanen","given":"Nicholas J."},{"family":"Monroe","given":"Adrian P."},{"family":"Aldridge","given":"Cameron L."}],"issued":{"date-parts":[["2023",4]]}}}],"schema":"https://github.com/citation-style-language/schema/raw/master/csl-citation.json"} </w:instrText>
       </w:r>
       <w:r>
         <w:rPr>
@@ -3094,7 +3123,7 @@
         <w:fldChar w:fldCharType="separate"/>
       </w:r>
       <w:r>
-        <w:t>(37–39)</w:t>
+        <w:t>(38–40)</w:t>
       </w:r>
       <w:r>
         <w:rPr>
@@ -3190,7 +3219,7 @@
         <w:rPr>
           <w:rStyle w:val="normaltextrun"/>
         </w:rPr>
-        <w:instrText xml:space="preserve"> ADDIN ZOTERO_ITEM CSL_CITATION {"citationID":"NLL8jk4R","properties":{"formattedCitation":"(40\\uc0\\u8211{}45)","plainCitation":"(40–45)","noteIndex":0},"citationItems":[{"id":2967,"uris":["http://zotero.org/groups/5634119/items/XUACEC5I"],"itemData":{"id":2967,"type":"article-journal","abstract":"Future drought is projected to occur under warmer temperature conditions as climate change progresses, referred to here as global-change-type drought, yet quantitative assessments of the triggers and potential extent of drought-induced vegetation die-off remain pivotal uncertainties in assessing climate-change impacts. Of particular concern is regional-scale mortality of overstory trees, which rapidly alters ecosystem type, associated ecosystem properties, and land surface conditions for decades. Here, we quantify regional-scale vegetation die-off across southwestern North American woodlands in 2002-2003 in response to drought and associated bark beetle infestations. At an intensively studied site within the region, we quantified that after 15 months of depleted soil water content, &gt;90% of the dominant, overstory tree species (\n              Pinus edulis\n              , a piñon) died. The die-off was reflected in changes in a remotely sensed index of vegetation greenness (Normalized Difference Vegetation Index), not only at the intensively studied site but also across the region, extending over 12,000 km\n              2\n              or more; aerial and field surveys confirmed the general extent of the die-off. Notably, the recent drought was warmer than the previous subcontinental drought of the 1950s. The limited, available observations suggest that die-off from the recent drought was more extensive than that from the previous drought, extending into wetter sites within the tree species' distribution. Our results quantify a trigger leading to rapid, drought-induced die-off of overstory woody plants at subcontinental scale and highlight the potential for such die-off to be more severe and extensive for future global-change-type drought under warmer conditions.","container-title":"Proceedings of the National Academy of Sciences","DOI":"10.1073/pnas.0505734102","ISSN":"0027-8424, 1091-6490","issue":"42","journalAbbreviation":"Proc. Natl. Acad. Sci. U.S.A.","language":"en","page":"15144-15148","source":"DOI.org (Crossref)","title":"Regional vegetation die-off in response to global-change-type drought","volume":"102","author":[{"family":"Breshears","given":"David D."},{"family":"Cobb","given":"Neil S."},{"family":"Rich","given":"Paul M."},{"family":"Price","given":"Kevin P."},{"family":"Allen","given":"Craig D."},{"family":"Balice","given":"Randy G."},{"family":"Romme","given":"William H."},{"family":"Kastens","given":"Jude H."},{"family":"Floyd","given":"M. Lisa"},{"family":"Belnap","given":"Jayne"},{"family":"Anderson","given":"Jesse J."},{"family":"Myers","given":"Orrin B."},{"family":"Meyer","given":"Clifton W."}],"issued":{"date-parts":[["2005",10,18]]}}},{"id":2966,"uris":["http://zotero.org/groups/5634119/items/DJVJ9458"],"itemData":{"id":2966,"type":"article-journal","abstract":"Summary\n            Recently, widespread piñon pine die‐off occurred in the southwestern United States. Here we synthesize observational studies of this event and compare findings to expected relationships with biotic and abiotic factors. Agreement exists on the occurrence of drought, presence of bark beetles and increased mortality of larger trees. However, studies disagree about the influences of stem density, elevation and other factors, perhaps related to study design, location and impact of extreme drought. Detailed information about bark beetles is seldom reported and their role is poorly understood. Our analysis reveals substantial limits to our knowledge regarding the processes that produce mortality patterns across space and time, indicating a poor ability to forecast mortality in response to expected increases in future droughts.\n            \n              \n                \n                  \n                  \n                  \n                  \n                    \n                      \n                      Contents\n                      \n                    \n                  \n                  \n                    \n                      \n                      Summary\n                      91\n                    \n                    \n                      I.\n                      \n                        Introduction\n                      \n                      91\n                    \n                    \n                      II.\n                      \n                        Mortality mechanisms\n                      \n                      92\n                    \n                    \n                      III.\n                      \n                        Methods\n                      \n                      92\n                    \n                    \n                      IV.\n                      \n                        Results\n                      \n                      92\n                    \n                    \n                      V.\n                      \n                        Discussion\n                      \n                      94\n                    \n                    \n                      VI.\n                      \n                        Conclusions\n                      \n                      96\n                    \n                    \n                      \n                      \n                        Acknowledgements\n                      \n                      96\n                    \n                    \n                      \n                      \n                        References\n                      \n                      96","container-title":"New Phytologist","DOI":"10.1111/nph.13193","ISSN":"0028-646X, 1469-8137","issue":"1","journalAbbreviation":"New Phytologist","language":"en","license":"http://onlinelibrary.wiley.com/termsAndConditions#am","page":"91-97","source":"DOI.org (Crossref)","title":"Patterns and causes of observed piñon pine mortality in the southwestern United States","volume":"206","author":[{"family":"Meddens","given":"Arjan J. H."},{"family":"Hicke","given":"Jeffrey A."},{"family":"Macalady","given":"Alison K."},{"family":"Buotte","given":"Polly C."},{"family":"Cowles","given":"Travis R."},{"family":"Allen","given":"Craig D."}],"issued":{"date-parts":[["2015",4]]}}},{"id":2972,"uris":["http://zotero.org/groups/5634119/items/7M2FKU8S"],"itemData":{"id":2972,"type":"article-journal","abstract":"Global climate change is expected to produce large shifts in vegetation distribution and has already increased tree mortality, altering forest structure. However, long‐term shifts will be partly dependent on the ability of species to reproduce under a novel climate. Few studies have examined the impact of climate change on the reproductive output of long‐lived ‘masting' species, or species characterized by episodic reproductive events. Here, we show that seed cone production among pinyon pine (\n              Pinus edulis\n              ), a masting species, declined by 40% from the 1974 decade (1969–1978) to the 2008 decade (2003–2012) in revisited stands throughout New Mexico and northwestern Oklahoma. Seed cone production was highly correlated with late summer temperatures at the time of cone initiation. Further, declines in seed cone production were greatest among populations that experienced the greatest increases in growing season temperatures, which were the populations located at the cooler, upper elevations. As growing season temperatures are predicted to increase across this region over the next century, these findings suggest seed cone production may be an increasingly important bottleneck for future pinyon pine regeneration, especially in areas with greater increases in temperature. Declines in seed cone production may not only affect pinyon pine population dynamics but also the various wildlife species that rely on pinyon pine seeds. Because pinyon pine has similar reproductive strategies as other semi‐arid pine species, increasing temperature may negatively influence reproductive output of other conifers. Further investigation into the full geographic and taxonomic extent of these seed declines is warranted.","container-title":"Ecosphere","DOI":"10.1890/ES12-00306.1","ISSN":"2150-8925, 2150-8925","issue":"12","journalAbbreviation":"Ecosphere","language":"en","license":"http://creativecommons.org/licenses/by/3.0/","page":"1-14","source":"DOI.org (Crossref)","title":"Declines in pinyon pine cone production associated with regional warming","volume":"3","author":[{"family":"Redmond","given":"Miranda D."},{"family":"Forcella","given":"Frank"},{"family":"Barger","given":"Nichole N."}],"issued":{"date-parts":[["2012",12]]}}},{"id":3177,"uris":["http://zotero.org/users/6391447/items/LHWSJL5A"],"itemData":{"id":3177,"type":"article-journal","abstract":"ABSTRACT\n            Global changes in temperature and aridity are increasing the frequency of extreme drought events. Such changes can have pronounced impacts on dryland ecosystems, which exist at the margins of plant physiological tolerances. Pinyon–juniper (PJ) woodlands—a dryland vegetation type spanning 40 million ha in western North America—are a model system for the impacts of drought, where recurrent short‐interval drought events may trigger feedback mechanisms that influence future drought resistance. Leveraging a long‐term monitoring network in PJ woodlands of the United States (US) Southwest, we sought to understand how interactions between recurrent drought events influence tree mortality risk. We developed generalized linear mixed models to predict patterns of recent (i.e., 2014–2023) tree mortality based on biophysical variables, tree size, and prior drought‐driven changes (ca. 1998–2014) in forest conditions. We then used these models to quantify how mortality risk has shifted over time. Tree density and stand basal area declined substantially throughout our 1998–2023 monitoring period. Since 2014, tree mortality was more common and spatially extensive than new tree recruitment, and nearly half of the surviving trees experienced crown dieback. Tree size influenced biotic interactions and responses to environmental conditions, and soil organic matter and mycorrhizal fungi communities buffered individuals against drought. Shifts in woodland demographics (e.g., reduced stand densities, crown dieback) led to a 28.2% increase in mortality risk between 2014 and 2023 for trees that survived this period, a pattern that was consistent across species. Recent drought events have triggered widespread tree mortality and dieback in PJ woodlands of the US Southwest. These events also increase future tree mortality risk, overcoming system inertia created by local edaphic conditions and compensatory responses.","container-title":"Ecology and Evolution","DOI":"10.1002/ece3.72667","ISSN":"2045-7758, 2045-7758","issue":"12","journalAbbreviation":"Ecology and Evolution","language":"en","page":"e72667","source":"DOI.org (Crossref)","title":"Positive Drought Feedbacks Increase Tree Mortality Risk in Dry Woodlands of the &lt;span style=\"font-variant:small-caps;\"&gt;US&lt;/span&gt; Southwest","title-short":"Positive Drought Feedbacks Increase Tree Mortality Risk in Dry Woodlands of the &lt;span style=\"font-variant","volume":"15","author":[{"family":"Rodman","given":"Kyle C."},{"family":"Wilkerson","given":"Kaylie J."},{"family":"Wion","given":"Andreas P."},{"family":"Huffman","given":"David W."},{"family":"Antoninka","given":"Anita J."},{"family":"Barrera","given":"Mariola"},{"family":"Cobb","given":"Neil S."},{"family":"Redmond","given":"Miranda D."}],"issued":{"date-parts":[["2025",12]]}}},{"id":3179,"uris":["http://zotero.org/users/6391447/items/IRZKEIEX"],"itemData":{"id":3179,"type":"article-journal","abstract":"Aim: Anticipating when and where changes in species' demographic rates will lead to range shifts in response to changing climate remains a major challenge. Despite evidence of increasing mortality in dry forests across the globe in response to drought and warming temperatures, the overall impacts on the distribution of dry forests are largely unknown because we lack comparable large-scale data on tree recruitment rates. Here, our aim was to develop range-wide population models for dry forest tree species (pinyon pine and juniper), quantifying both mortality and recruitment, to better understand where and under what conditions species range contractions are occurring.","container-title":"Global Ecology and Biogeography","DOI":"10.1111/geb.13582","ISSN":"1466-822X, 1466-8238","issue":"11","journalAbbreviation":"Global Ecol Biogeogr","language":"en","page":"2259-2269","source":"DOI.org (Crossref)","title":"Dry forest decline is driven by both declining recruitment and increasing mortality in response to warm, dry conditions","volume":"31","author":[{"family":"Shriver","given":"Robert K."},{"family":"Yackulic","given":"Charles B."},{"family":"Bell","given":"David M."},{"family":"Bradford","given":"John B."}],"issued":{"date-parts":[["2022",11]]}}},{"id":2858,"uris":["http://zotero.org/groups/5634119/items/5C7JLPYL"],"itemData":{"id":2858,"type":"article-journal","abstract":"SummaryPredicting seed production is challenging because many plants produce highly variable crops among years (i.e. masting), but doing so can inform forest management, conservation, and our understanding of ecosystem trajectories in a changing climate. We evaluated the ability of an existing model to forecast masting in an ecologically and culturally important tree species in the southwestern United States, Pinus edulis.Annual seed cone production was predicted using cross‐validation techniques on two unique out‐of‐sample datasets, representing different collection methods and spatial scales (cone scars and cone counts). We then hindcasted this model into the historical past to evaluate whether seed production has declined with the onset of extreme drought conditions in western North America.The evaluated model had fair skill, with root‐mean‐squared error of 6%. The model had better skill predicting the interannual variability within a site than among sites (i.e. within years). Hindcast analyses indicated recent (2000–2024) mean annual cone production was 30.6% lower than in the past century (1900–1999).Mast forecasts are within reach, but much room remains for improvement. Forecasts may be a powerful tool to anticipate the effects of climate change on forests and woodlands.","container-title":"New Phytologist","DOI":"10.1111/nph.20321","ISSN":"0028-646X, 1469-8137","issue":"2","language":"en","license":"http://onlinelibrary.wiley.com/termsAndConditions#am","page":"450-460","publisher":"Wiley","source":"Crossref","title":"Mast hindcasts reveal pervasive effects of extreme drought on a foundational conifer species","volume":"246","author":[{"family":"Wion","given":"Andreas P."},{"family":"Pearse","given":"Ian S."},{"family":"Broxson","given":"Max"},{"family":"Redmond","given":"Miranda D."}],"issued":{"date-parts":[["2025",4]]}}}],"schema":"https://github.com/citation-style-language/schema/raw/master/csl-citation.json"} </w:instrText>
+        <w:instrText xml:space="preserve"> ADDIN ZOTERO_ITEM CSL_CITATION {"citationID":"NLL8jk4R","properties":{"formattedCitation":"(41\\uc0\\u8211{}46)","plainCitation":"(41–46)","noteIndex":0},"citationItems":[{"id":2967,"uris":["http://zotero.org/groups/5634119/items/XUACEC5I"],"itemData":{"id":2967,"type":"article-journal","abstract":"Future drought is projected to occur under warmer temperature conditions as climate change progresses, referred to here as global-change-type drought, yet quantitative assessments of the triggers and potential extent of drought-induced vegetation die-off remain pivotal uncertainties in assessing climate-change impacts. Of particular concern is regional-scale mortality of overstory trees, which rapidly alters ecosystem type, associated ecosystem properties, and land surface conditions for decades. Here, we quantify regional-scale vegetation die-off across southwestern North American woodlands in 2002-2003 in response to drought and associated bark beetle infestations. At an intensively studied site within the region, we quantified that after 15 months of depleted soil water content, &gt;90% of the dominant, overstory tree species (\n              Pinus edulis\n              , a piñon) died. The die-off was reflected in changes in a remotely sensed index of vegetation greenness (Normalized Difference Vegetation Index), not only at the intensively studied site but also across the region, extending over 12,000 km\n              2\n              or more; aerial and field surveys confirmed the general extent of the die-off. Notably, the recent drought was warmer than the previous subcontinental drought of the 1950s. The limited, available observations suggest that die-off from the recent drought was more extensive than that from the previous drought, extending into wetter sites within the tree species' distribution. Our results quantify a trigger leading to rapid, drought-induced die-off of overstory woody plants at subcontinental scale and highlight the potential for such die-off to be more severe and extensive for future global-change-type drought under warmer conditions.","container-title":"Proceedings of the National Academy of Sciences","DOI":"10.1073/pnas.0505734102","ISSN":"0027-8424, 1091-6490","issue":"42","journalAbbreviation":"Proc. Natl. Acad. Sci. U.S.A.","language":"en","page":"15144-15148","source":"DOI.org (Crossref)","title":"Regional vegetation die-off in response to global-change-type drought","volume":"102","author":[{"family":"Breshears","given":"David D."},{"family":"Cobb","given":"Neil S."},{"family":"Rich","given":"Paul M."},{"family":"Price","given":"Kevin P."},{"family":"Allen","given":"Craig D."},{"family":"Balice","given":"Randy G."},{"family":"Romme","given":"William H."},{"family":"Kastens","given":"Jude H."},{"family":"Floyd","given":"M. Lisa"},{"family":"Belnap","given":"Jayne"},{"family":"Anderson","given":"Jesse J."},{"family":"Myers","given":"Orrin B."},{"family":"Meyer","given":"Clifton W."}],"issued":{"date-parts":[["2005",10,18]]}}},{"id":2966,"uris":["http://zotero.org/groups/5634119/items/DJVJ9458"],"itemData":{"id":2966,"type":"article-journal","abstract":"Summary\n            Recently, widespread piñon pine die‐off occurred in the southwestern United States. Here we synthesize observational studies of this event and compare findings to expected relationships with biotic and abiotic factors. Agreement exists on the occurrence of drought, presence of bark beetles and increased mortality of larger trees. However, studies disagree about the influences of stem density, elevation and other factors, perhaps related to study design, location and impact of extreme drought. Detailed information about bark beetles is seldom reported and their role is poorly understood. Our analysis reveals substantial limits to our knowledge regarding the processes that produce mortality patterns across space and time, indicating a poor ability to forecast mortality in response to expected increases in future droughts.\n            \n              \n                \n                  \n                  \n                  \n                  \n                    \n                      \n                      Contents\n                      \n                    \n                  \n                  \n                    \n                      \n                      Summary\n                      91\n                    \n                    \n                      I.\n                      \n                        Introduction\n                      \n                      91\n                    \n                    \n                      II.\n                      \n                        Mortality mechanisms\n                      \n                      92\n                    \n                    \n                      III.\n                      \n                        Methods\n                      \n                      92\n                    \n                    \n                      IV.\n                      \n                        Results\n                      \n                      92\n                    \n                    \n                      V.\n                      \n                        Discussion\n                      \n                      94\n                    \n                    \n                      VI.\n                      \n                        Conclusions\n                      \n                      96\n                    \n                    \n                      \n                      \n                        Acknowledgements\n                      \n                      96\n                    \n                    \n                      \n                      \n                        References\n                      \n                      96","container-title":"New Phytologist","DOI":"10.1111/nph.13193","ISSN":"0028-646X, 1469-8137","issue":"1","journalAbbreviation":"New Phytologist","language":"en","license":"http://onlinelibrary.wiley.com/termsAndConditions#am","page":"91-97","source":"DOI.org (Crossref)","title":"Patterns and causes of observed piñon pine mortality in the southwestern United States","volume":"206","author":[{"family":"Meddens","given":"Arjan J. H."},{"family":"Hicke","given":"Jeffrey A."},{"family":"Macalady","given":"Alison K."},{"family":"Buotte","given":"Polly C."},{"family":"Cowles","given":"Travis R."},{"family":"Allen","given":"Craig D."}],"issued":{"date-parts":[["2015",4]]}}},{"id":2972,"uris":["http://zotero.org/groups/5634119/items/7M2FKU8S"],"itemData":{"id":2972,"type":"article-journal","abstract":"Global climate change is expected to produce large shifts in vegetation distribution and has already increased tree mortality, altering forest structure. However, long‐term shifts will be partly dependent on the ability of species to reproduce under a novel climate. Few studies have examined the impact of climate change on the reproductive output of long‐lived ‘masting' species, or species characterized by episodic reproductive events. Here, we show that seed cone production among pinyon pine (\n              Pinus edulis\n              ), a masting species, declined by 40% from the 1974 decade (1969–1978) to the 2008 decade (2003–2012) in revisited stands throughout New Mexico and northwestern Oklahoma. Seed cone production was highly correlated with late summer temperatures at the time of cone initiation. Further, declines in seed cone production were greatest among populations that experienced the greatest increases in growing season temperatures, which were the populations located at the cooler, upper elevations. As growing season temperatures are predicted to increase across this region over the next century, these findings suggest seed cone production may be an increasingly important bottleneck for future pinyon pine regeneration, especially in areas with greater increases in temperature. Declines in seed cone production may not only affect pinyon pine population dynamics but also the various wildlife species that rely on pinyon pine seeds. Because pinyon pine has similar reproductive strategies as other semi‐arid pine species, increasing temperature may negatively influence reproductive output of other conifers. Further investigation into the full geographic and taxonomic extent of these seed declines is warranted.","container-title":"Ecosphere","DOI":"10.1890/ES12-00306.1","ISSN":"2150-8925, 2150-8925","issue":"12","journalAbbreviation":"Ecosphere","language":"en","license":"http://creativecommons.org/licenses/by/3.0/","page":"1-14","source":"DOI.org (Crossref)","title":"Declines in pinyon pine cone production associated with regional warming","volume":"3","author":[{"family":"Redmond","given":"Miranda D."},{"family":"Forcella","given":"Frank"},{"family":"Barger","given":"Nichole N."}],"issued":{"date-parts":[["2012",12]]}}},{"id":3177,"uris":["http://zotero.org/users/6391447/items/LHWSJL5A"],"itemData":{"id":3177,"type":"article-journal","abstract":"ABSTRACT\n            Global changes in temperature and aridity are increasing the frequency of extreme drought events. Such changes can have pronounced impacts on dryland ecosystems, which exist at the margins of plant physiological tolerances. Pinyon–juniper (PJ) woodlands—a dryland vegetation type spanning 40 million ha in western North America—are a model system for the impacts of drought, where recurrent short‐interval drought events may trigger feedback mechanisms that influence future drought resistance. Leveraging a long‐term monitoring network in PJ woodlands of the United States (US) Southwest, we sought to understand how interactions between recurrent drought events influence tree mortality risk. We developed generalized linear mixed models to predict patterns of recent (i.e., 2014–2023) tree mortality based on biophysical variables, tree size, and prior drought‐driven changes (ca. 1998–2014) in forest conditions. We then used these models to quantify how mortality risk has shifted over time. Tree density and stand basal area declined substantially throughout our 1998–2023 monitoring period. Since 2014, tree mortality was more common and spatially extensive than new tree recruitment, and nearly half of the surviving trees experienced crown dieback. Tree size influenced biotic interactions and responses to environmental conditions, and soil organic matter and mycorrhizal fungi communities buffered individuals against drought. Shifts in woodland demographics (e.g., reduced stand densities, crown dieback) led to a 28.2% increase in mortality risk between 2014 and 2023 for trees that survived this period, a pattern that was consistent across species. Recent drought events have triggered widespread tree mortality and dieback in PJ woodlands of the US Southwest. These events also increase future tree mortality risk, overcoming system inertia created by local edaphic conditions and compensatory responses.","container-title":"Ecology and Evolution","DOI":"10.1002/ece3.72667","ISSN":"2045-7758, 2045-7758","issue":"12","journalAbbreviation":"Ecology and Evolution","language":"en","page":"e72667","source":"DOI.org (Crossref)","title":"Positive Drought Feedbacks Increase Tree Mortality Risk in Dry Woodlands of the &lt;span style=\"font-variant:small-caps;\"&gt;US&lt;/span&gt; Southwest","title-short":"Positive Drought Feedbacks Increase Tree Mortality Risk in Dry Woodlands of the &lt;span style=\"font-variant","volume":"15","author":[{"family":"Rodman","given":"Kyle C."},{"family":"Wilkerson","given":"Kaylie J."},{"family":"Wion","given":"Andreas P."},{"family":"Huffman","given":"David W."},{"family":"Antoninka","given":"Anita J."},{"family":"Barrera","given":"Mariola"},{"family":"Cobb","given":"Neil S."},{"family":"Redmond","given":"Miranda D."}],"issued":{"date-parts":[["2025",12]]}}},{"id":3179,"uris":["http://zotero.org/users/6391447/items/IRZKEIEX"],"itemData":{"id":3179,"type":"article-journal","abstract":"Aim: Anticipating when and where changes in species' demographic rates will lead to range shifts in response to changing climate remains a major challenge. Despite evidence of increasing mortality in dry forests across the globe in response to drought and warming temperatures, the overall impacts on the distribution of dry forests are largely unknown because we lack comparable large-scale data on tree recruitment rates. Here, our aim was to develop range-wide population models for dry forest tree species (pinyon pine and juniper), quantifying both mortality and recruitment, to better understand where and under what conditions species range contractions are occurring.","container-title":"Global Ecology and Biogeography","DOI":"10.1111/geb.13582","ISSN":"1466-822X, 1466-8238","issue":"11","journalAbbreviation":"Global Ecol Biogeogr","language":"en","page":"2259-2269","source":"DOI.org (Crossref)","title":"Dry forest decline is driven by both declining recruitment and increasing mortality in response to warm, dry conditions","volume":"31","author":[{"family":"Shriver","given":"Robert K."},{"family":"Yackulic","given":"Charles B."},{"family":"Bell","given":"David M."},{"family":"Bradford","given":"John B."}],"issued":{"date-parts":[["2022",11]]}}},{"id":2858,"uris":["http://zotero.org/groups/5634119/items/5C7JLPYL"],"itemData":{"id":2858,"type":"article-journal","abstract":"SummaryPredicting seed production is challenging because many plants produce highly variable crops among years (i.e. masting), but doing so can inform forest management, conservation, and our understanding of ecosystem trajectories in a changing climate. We evaluated the ability of an existing model to forecast masting in an ecologically and culturally important tree species in the southwestern United States, Pinus edulis.Annual seed cone production was predicted using cross‐validation techniques on two unique out‐of‐sample datasets, representing different collection methods and spatial scales (cone scars and cone counts). We then hindcasted this model into the historical past to evaluate whether seed production has declined with the onset of extreme drought conditions in western North America.The evaluated model had fair skill, with root‐mean‐squared error of 6%. The model had better skill predicting the interannual variability within a site than among sites (i.e. within years). Hindcast analyses indicated recent (2000–2024) mean annual cone production was 30.6% lower than in the past century (1900–1999).Mast forecasts are within reach, but much room remains for improvement. Forecasts may be a powerful tool to anticipate the effects of climate change on forests and woodlands.","container-title":"New Phytologist","DOI":"10.1111/nph.20321","ISSN":"0028-646X, 1469-8137","issue":"2","language":"en","license":"http://onlinelibrary.wiley.com/termsAndConditions#am","page":"450-460","publisher":"Wiley","source":"Crossref","title":"Mast hindcasts reveal pervasive effects of extreme drought on a foundational conifer species","volume":"246","author":[{"family":"Wion","given":"Andreas P."},{"family":"Pearse","given":"Ian S."},{"family":"Broxson","given":"Max"},{"family":"Redmond","given":"Miranda D."}],"issued":{"date-parts":[["2025",4]]}}}],"schema":"https://github.com/citation-style-language/schema/raw/master/csl-citation.json"} </w:instrText>
       </w:r>
       <w:r>
         <w:rPr>
@@ -3199,7 +3228,7 @@
         <w:fldChar w:fldCharType="separate"/>
       </w:r>
       <w:r>
-        <w:t>(40–45)</w:t>
+        <w:t>(41–46)</w:t>
       </w:r>
       <w:r>
         <w:rPr>
@@ -3295,7 +3324,7 @@
         <w:rPr>
           <w:rStyle w:val="normaltextrun"/>
         </w:rPr>
-        <w:instrText xml:space="preserve"> ADDIN ZOTERO_ITEM CSL_CITATION {"citationID":"AptN3Tnb","properties":{"formattedCitation":"(46)","plainCitation":"(46)","noteIndex":0},"citationItems":[{"id":3024,"uris":["http://zotero.org/groups/5634119/items/IZCAXP26"],"itemData":{"id":3024,"type":"article-journal","abstract":"Climate change is reshaping global vegetation through its impacts on plant mortality, but recruitment creates the next generation of plants and will determine the structure and composition of future communities. Recruitment depends on mean seed production, but also on the interannual variability and among-plant synchrony in seed production, the phenomenon known as mast seeding. Thus, predicting the long-term response of global vegetation dynamics to climate change requires understanding the response of masting to changing climate. Recently, data and methods have become available allowing the first assessments of long-term changes in masting. Reviewing the literature, we evaluate evidence for a fingerprint of climate change on mast seeding and discuss the drivers and impacts of these changes. We divide our discussion into the main characteristics of mast seeding: interannual variation, synchrony, temporal autocorrelation and mast frequency. Data indicate that masting patterns are changing but the direction of that change varies, likely reflecting the diversity of proximate factors underlying masting across taxa. Experiments to understand the proximate mechanisms underlying masting, in combination with the analysis of long-term datasets, will enable us to understand this observed variability in the response of masting. This will allow us to predict future shifts in masting patterns, and consequently ecosystem impacts of climate change via its impacts on masting.\n            This article is part of the theme issue ‘The ecology and evolution of synchronized seed production in plants’.","container-title":"Philosophical Transactions of the Royal Society B: Biological Sciences","DOI":"10.1098/rstb.2020.0379","ISSN":"0962-8436, 1471-2970","issue":"1839","journalAbbreviation":"Phil. Trans. R. Soc. B","language":"en","page":"20200379","source":"DOI.org (Crossref)","title":"Climate change and plant reproduction: trends and drivers of mast seeding change","title-short":"Climate change and plant reproduction","volume":"376","author":[{"family":"Hacket-Pain","given":"Andrew"},{"family":"Bogdziewicz","given":"Michał"}],"issued":{"date-parts":[["2021",12,6]]}}}],"schema":"https://github.com/citation-style-language/schema/raw/master/csl-citation.json"} </w:instrText>
+        <w:instrText xml:space="preserve"> ADDIN ZOTERO_ITEM CSL_CITATION {"citationID":"AptN3Tnb","properties":{"formattedCitation":"(47)","plainCitation":"(47)","noteIndex":0},"citationItems":[{"id":3024,"uris":["http://zotero.org/groups/5634119/items/IZCAXP26"],"itemData":{"id":3024,"type":"article-journal","abstract":"Climate change is reshaping global vegetation through its impacts on plant mortality, but recruitment creates the next generation of plants and will determine the structure and composition of future communities. Recruitment depends on mean seed production, but also on the interannual variability and among-plant synchrony in seed production, the phenomenon known as mast seeding. Thus, predicting the long-term response of global vegetation dynamics to climate change requires understanding the response of masting to changing climate. Recently, data and methods have become available allowing the first assessments of long-term changes in masting. Reviewing the literature, we evaluate evidence for a fingerprint of climate change on mast seeding and discuss the drivers and impacts of these changes. We divide our discussion into the main characteristics of mast seeding: interannual variation, synchrony, temporal autocorrelation and mast frequency. Data indicate that masting patterns are changing but the direction of that change varies, likely reflecting the diversity of proximate factors underlying masting across taxa. Experiments to understand the proximate mechanisms underlying masting, in combination with the analysis of long-term datasets, will enable us to understand this observed variability in the response of masting. This will allow us to predict future shifts in masting patterns, and consequently ecosystem impacts of climate change via its impacts on masting.\n            This article is part of the theme issue ‘The ecology and evolution of synchronized seed production in plants’.","container-title":"Philosophical Transactions of the Royal Society B: Biological Sciences","DOI":"10.1098/rstb.2020.0379","ISSN":"0962-8436, 1471-2970","issue":"1839","journalAbbreviation":"Phil. Trans. R. Soc. B","language":"en","page":"20200379","source":"DOI.org (Crossref)","title":"Climate change and plant reproduction: trends and drivers of mast seeding change","title-short":"Climate change and plant reproduction","volume":"376","author":[{"family":"Hacket-Pain","given":"Andrew"},{"family":"Bogdziewicz","given":"Michał"}],"issued":{"date-parts":[["2021",12,6]]}}}],"schema":"https://github.com/citation-style-language/schema/raw/master/csl-citation.json"} </w:instrText>
       </w:r>
       <w:r>
         <w:rPr>
@@ -3308,7 +3337,7 @@
           <w:rStyle w:val="normaltextrun"/>
           <w:noProof/>
         </w:rPr>
-        <w:t>(46)</w:t>
+        <w:t>(47)</w:t>
       </w:r>
       <w:r>
         <w:rPr>
@@ -3423,7 +3452,7 @@
         <w:rPr>
           <w:rStyle w:val="normaltextrun"/>
         </w:rPr>
-        <w:instrText xml:space="preserve"> ADDIN ZOTERO_ITEM CSL_CITATION {"citationID":"hmrtBt7Q","properties":{"formattedCitation":"(47, 48)","plainCitation":"(47, 48)","noteIndex":0},"citationItems":[{"id":3144,"uris":["http://zotero.org/groups/5634119/items/J8XUGFP4"],"itemData":{"id":3144,"type":"article-journal","abstract":"Abstract\n            Climate change effects on tree reproduction are poorly understood, even though the resilience of populations relies on sufficient regeneration to balance increasing rates of mortality. Forest‐forming tree species often mast, i.e. reproduce through synchronised year‐to‐year variation in seed production, which improves pollination and reduces seed predation. Recent observations in European beech show, however, that current climate change can dampen interannual variation and synchrony of seed production and that this masting breakdown drastically reduces the viability of seed crops. Importantly, it is unclear under which conditions masting breakdown occurs and how widespread breakdown is in this pan‐European species. Here, we analysed 50 long‐term datasets of population‐level seed production, sampled across the distribution of European beech, and identified increasing summer temperatures as the general driver of masting breakdown. Specifically, increases in site‐specific mean maximum temperatures during June and July were observed across most of the species range, while the interannual variability of population‐level seed production (CVp) decreased. The declines in CVp were greatest, where temperatures increased most rapidly. Additionally, the occurrence of crop failures and low seed years has decreased during the last four decades, signalling altered starvation effects of masting on seed predators. Notably, CVp did not vary among sites according to site mean summer temperature. Instead, masting breakdown occurs in response to warming local temperatures (i.e. increasing relative temperatures), such that the risk is not restricted to populations growing in warm average conditions. As lowered CVp can reduce viable seed production despite the overall increase in seed count, our results warn that a covert mechanism is underway that may hinder the regeneration potential of European beech under climate change, with great potential to alter forest functioning and community dynamics.","container-title":"Global Change Biology","DOI":"10.1111/gcb.17307","ISSN":"1354-1013, 1365-2486","issue":"5","journalAbbreviation":"Global Change Biology","language":"en","page":"e17307","source":"DOI.org (Crossref)","title":"Widespread breakdown in masting in European beech due to rising summer temperatures","volume":"30","author":[{"family":"Foest","given":"Jessie J."},{"family":"Bogdziewicz","given":"Michał"},{"family":"Pesendorfer","given":"Mario B."},{"family":"Ascoli","given":"Davide"},{"family":"Cutini","given":"Andrea"},{"family":"Nussbaumer","given":"Anita"},{"family":"Verstraeten","given":"Arne"},{"family":"Beudert","given":"Burkhard"},{"family":"Chianucci","given":"Francesco"},{"family":"Mezzavilla","given":"Francesco"},{"family":"Gratzer","given":"Georg"},{"family":"Kunstler","given":"Georges"},{"family":"Meesenburg","given":"Henning"},{"family":"Wagner","given":"Markus"},{"family":"Mund","given":"Martina"},{"family":"Cools","given":"Nathalie"},{"family":"Vacek","given":"Stanislav"},{"family":"Schmidt","given":"Wolfgang"},{"family":"Vacek","given":"Zdeněk"},{"family":"Hacket‐Pain","given":"Andrew"}],"issued":{"date-parts":[["2024",5]]}}},{"id":3146,"uris":["http://zotero.org/groups/5634119/items/VA953K5L"],"itemData":{"id":3146,"type":"article-journal","abstract":"Abstract:\n              Acom production by oaks (\n              Quercus\n              spp.) is an important food resource for wildlife in many deciduous forests. Its role as a hard mast crop that can be either stored or used to build fat reserves for winter survival cannot be replaced by most other potential foods. Changes in forest management, introduced pests and pathogens, and increased deer populations have resulted in significant changes in the demography of oaks in eastern North America, as evident in Forest Inventory and Analysis data. Specifically, maples (\n              Acer\n              spp.) are replacing oaks in many forests through dominance of the younger age classes. These changes are not yet obvious in mast production but will take decades to reverse. Effective forest management for mast production is arguably one of the more important tasks facing wildlife professionals, yet receives scant attention by both public and private land managers. Public forests need to explicitly include mast production in their forest planning and reduce adversarial relationships over forest management. Market forces are driving commercial forests toward forest certification. Private forests compose 80% of our oak forests and are the hardest group to influence. States have not been able to effectively market forest plans and we recommend joining with advocacy groups more adept at motivating the public. Increased communication between wildlife and forestry professionals is needed through agency restructuring and joint meetings of professional agencies at the state level. Professional wildlife and forest managers are encouraged to make increased use of monitoring data and form a multiagency cooperative using a joint venture model, which has been successful for other organizations.","container-title":"The Journal of Wildlife Management","DOI":"10.2193/2006-169","ISSN":"0022-541X, 1937-2817","issue":"5","journalAbbreviation":"J Wildl Manag","language":"en","page":"1717-1728","source":"DOI.org (Crossref)","title":"Forestry Matters: Decline of Oaks Will Impact Wildlife in Hardwood Forests","title-short":"Forestry Matters","volume":"71","author":[{"family":"Mcshea","given":"William J."},{"family":"Healy","given":"William M."},{"family":"Devers","given":"Patrick"},{"family":"Fearer","given":"Todd"},{"family":"Koch","given":"Frank H."},{"family":"Stauffer","given":"Dean"},{"family":"Waldon","given":"Jeff"}],"issued":{"date-parts":[["2007",7]]}}}],"schema":"https://github.com/citation-style-language/schema/raw/master/csl-citation.json"} </w:instrText>
+        <w:instrText xml:space="preserve"> ADDIN ZOTERO_ITEM CSL_CITATION {"citationID":"hmrtBt7Q","properties":{"formattedCitation":"(48, 49)","plainCitation":"(48, 49)","noteIndex":0},"citationItems":[{"id":3144,"uris":["http://zotero.org/groups/5634119/items/J8XUGFP4"],"itemData":{"id":3144,"type":"article-journal","abstract":"Abstract\n            Climate change effects on tree reproduction are poorly understood, even though the resilience of populations relies on sufficient regeneration to balance increasing rates of mortality. Forest‐forming tree species often mast, i.e. reproduce through synchronised year‐to‐year variation in seed production, which improves pollination and reduces seed predation. Recent observations in European beech show, however, that current climate change can dampen interannual variation and synchrony of seed production and that this masting breakdown drastically reduces the viability of seed crops. Importantly, it is unclear under which conditions masting breakdown occurs and how widespread breakdown is in this pan‐European species. Here, we analysed 50 long‐term datasets of population‐level seed production, sampled across the distribution of European beech, and identified increasing summer temperatures as the general driver of masting breakdown. Specifically, increases in site‐specific mean maximum temperatures during June and July were observed across most of the species range, while the interannual variability of population‐level seed production (CVp) decreased. The declines in CVp were greatest, where temperatures increased most rapidly. Additionally, the occurrence of crop failures and low seed years has decreased during the last four decades, signalling altered starvation effects of masting on seed predators. Notably, CVp did not vary among sites according to site mean summer temperature. Instead, masting breakdown occurs in response to warming local temperatures (i.e. increasing relative temperatures), such that the risk is not restricted to populations growing in warm average conditions. As lowered CVp can reduce viable seed production despite the overall increase in seed count, our results warn that a covert mechanism is underway that may hinder the regeneration potential of European beech under climate change, with great potential to alter forest functioning and community dynamics.","container-title":"Global Change Biology","DOI":"10.1111/gcb.17307","ISSN":"1354-1013, 1365-2486","issue":"5","journalAbbreviation":"Global Change Biology","language":"en","page":"e17307","source":"DOI.org (Crossref)","title":"Widespread breakdown in masting in European beech due to rising summer temperatures","volume":"30","author":[{"family":"Foest","given":"Jessie J."},{"family":"Bogdziewicz","given":"Michał"},{"family":"Pesendorfer","given":"Mario B."},{"family":"Ascoli","given":"Davide"},{"family":"Cutini","given":"Andrea"},{"family":"Nussbaumer","given":"Anita"},{"family":"Verstraeten","given":"Arne"},{"family":"Beudert","given":"Burkhard"},{"family":"Chianucci","given":"Francesco"},{"family":"Mezzavilla","given":"Francesco"},{"family":"Gratzer","given":"Georg"},{"family":"Kunstler","given":"Georges"},{"family":"Meesenburg","given":"Henning"},{"family":"Wagner","given":"Markus"},{"family":"Mund","given":"Martina"},{"family":"Cools","given":"Nathalie"},{"family":"Vacek","given":"Stanislav"},{"family":"Schmidt","given":"Wolfgang"},{"family":"Vacek","given":"Zdeněk"},{"family":"Hacket‐Pain","given":"Andrew"}],"issued":{"date-parts":[["2024",5]]}}},{"id":3146,"uris":["http://zotero.org/groups/5634119/items/VA953K5L"],"itemData":{"id":3146,"type":"article-journal","abstract":"Abstract:\n              Acom production by oaks (\n              Quercus\n              spp.) is an important food resource for wildlife in many deciduous forests. Its role as a hard mast crop that can be either stored or used to build fat reserves for winter survival cannot be replaced by most other potential foods. Changes in forest management, introduced pests and pathogens, and increased deer populations have resulted in significant changes in the demography of oaks in eastern North America, as evident in Forest Inventory and Analysis data. Specifically, maples (\n              Acer\n              spp.) are replacing oaks in many forests through dominance of the younger age classes. These changes are not yet obvious in mast production but will take decades to reverse. Effective forest management for mast production is arguably one of the more important tasks facing wildlife professionals, yet receives scant attention by both public and private land managers. Public forests need to explicitly include mast production in their forest planning and reduce adversarial relationships over forest management. Market forces are driving commercial forests toward forest certification. Private forests compose 80% of our oak forests and are the hardest group to influence. States have not been able to effectively market forest plans and we recommend joining with advocacy groups more adept at motivating the public. Increased communication between wildlife and forestry professionals is needed through agency restructuring and joint meetings of professional agencies at the state level. Professional wildlife and forest managers are encouraged to make increased use of monitoring data and form a multiagency cooperative using a joint venture model, which has been successful for other organizations.","container-title":"The Journal of Wildlife Management","DOI":"10.2193/2006-169","ISSN":"0022-541X, 1937-2817","issue":"5","journalAbbreviation":"J Wildl Manag","language":"en","page":"1717-1728","source":"DOI.org (Crossref)","title":"Forestry Matters: Decline of Oaks Will Impact Wildlife in Hardwood Forests","title-short":"Forestry Matters","volume":"71","author":[{"family":"Mcshea","given":"William J."},{"family":"Healy","given":"William M."},{"family":"Devers","given":"Patrick"},{"family":"Fearer","given":"Todd"},{"family":"Koch","given":"Frank H."},{"family":"Stauffer","given":"Dean"},{"family":"Waldon","given":"Jeff"}],"issued":{"date-parts":[["2007",7]]}}}],"schema":"https://github.com/citation-style-language/schema/raw/master/csl-citation.json"} </w:instrText>
       </w:r>
       <w:r>
         <w:rPr>
@@ -3436,7 +3465,7 @@
           <w:rStyle w:val="normaltextrun"/>
           <w:noProof/>
         </w:rPr>
-        <w:t>(47, 48)</w:t>
+        <w:t>(48, 49)</w:t>
       </w:r>
       <w:r>
         <w:rPr>
@@ -3656,7 +3685,7 @@
         <w:rPr>
           <w:rStyle w:val="normaltextrun"/>
         </w:rPr>
-        <w:instrText xml:space="preserve"> ADDIN ZOTERO_ITEM CSL_CITATION {"citationID":"Qy0GWzWb","properties":{"formattedCitation":"(45, 49)","plainCitation":"(45, 49)","noteIndex":0},"citationItems":[{"id":2330,"uris":["http://zotero.org/groups/4936574/items/WEAIMI7B"],"itemData":{"id":2330,"type":"article-journal","container-title":"Biological Conservation","DOI":"10.1016/j.biocon.2009.05.006","ISSN":"00063207","issue":"10","journalAbbreviation":"Biological Conservation","language":"en","license":"https://www.elsevier.com/tdm/userlicense/1.0/","page":"2282-2292","source":"DOI.org (Crossref)","title":"eBird: A citizen-based bird observation network in the biological sciences","title-short":"eBird","volume":"142","author":[{"family":"Sullivan","given":"Brian L."},{"family":"Wood","given":"Christopher L."},{"family":"Iliff","given":"Marshall J."},{"family":"Bonney","given":"Rick E."},{"family":"Fink","given":"Daniel"},{"family":"Kelling","given":"Steve"}],"issued":{"date-parts":[["2009",10]]}}},{"id":2858,"uris":["http://zotero.org/groups/5634119/items/5C7JLPYL"],"itemData":{"id":2858,"type":"article-journal","abstract":"SummaryPredicting seed production is challenging because many plants produce highly variable crops among years (i.e. masting), but doing so can inform forest management, conservation, and our understanding of ecosystem trajectories in a changing climate. We evaluated the ability of an existing model to forecast masting in an ecologically and culturally important tree species in the southwestern United States, Pinus edulis.Annual seed cone production was predicted using cross‐validation techniques on two unique out‐of‐sample datasets, representing different collection methods and spatial scales (cone scars and cone counts). We then hindcasted this model into the historical past to evaluate whether seed production has declined with the onset of extreme drought conditions in western North America.The evaluated model had fair skill, with root‐mean‐squared error of 6%. The model had better skill predicting the interannual variability within a site than among sites (i.e. within years). Hindcast analyses indicated recent (2000–2024) mean annual cone production was 30.6% lower than in the past century (1900–1999).Mast forecasts are within reach, but much room remains for improvement. Forecasts may be a powerful tool to anticipate the effects of climate change on forests and woodlands.","container-title":"New Phytologist","DOI":"10.1111/nph.20321","ISSN":"0028-646X, 1469-8137","issue":"2","language":"en","license":"http://onlinelibrary.wiley.com/termsAndConditions#am","page":"450-460","publisher":"Wiley","source":"Crossref","title":"Mast hindcasts reveal pervasive effects of extreme drought on a foundational conifer species","volume":"246","author":[{"family":"Wion","given":"Andreas P."},{"family":"Pearse","given":"Ian S."},{"family":"Broxson","given":"Max"},{"family":"Redmond","given":"Miranda D."}],"issued":{"date-parts":[["2025",4]]}}}],"schema":"https://github.com/citation-style-language/schema/raw/master/csl-citation.json"} </w:instrText>
+        <w:instrText xml:space="preserve"> ADDIN ZOTERO_ITEM CSL_CITATION {"citationID":"Qy0GWzWb","properties":{"formattedCitation":"(46, 50)","plainCitation":"(46, 50)","noteIndex":0},"citationItems":[{"id":2330,"uris":["http://zotero.org/groups/4936574/items/WEAIMI7B"],"itemData":{"id":2330,"type":"article-journal","container-title":"Biological Conservation","DOI":"10.1016/j.biocon.2009.05.006","ISSN":"00063207","issue":"10","journalAbbreviation":"Biological Conservation","language":"en","license":"https://www.elsevier.com/tdm/userlicense/1.0/","page":"2282-2292","source":"DOI.org (Crossref)","title":"eBird: A citizen-based bird observation network in the biological sciences","title-short":"eBird","volume":"142","author":[{"family":"Sullivan","given":"Brian L."},{"family":"Wood","given":"Christopher L."},{"family":"Iliff","given":"Marshall J."},{"family":"Bonney","given":"Rick E."},{"family":"Fink","given":"Daniel"},{"family":"Kelling","given":"Steve"}],"issued":{"date-parts":[["2009",10]]}}},{"id":2858,"uris":["http://zotero.org/groups/5634119/items/5C7JLPYL"],"itemData":{"id":2858,"type":"article-journal","abstract":"SummaryPredicting seed production is challenging because many plants produce highly variable crops among years (i.e. masting), but doing so can inform forest management, conservation, and our understanding of ecosystem trajectories in a changing climate. We evaluated the ability of an existing model to forecast masting in an ecologically and culturally important tree species in the southwestern United States, Pinus edulis.Annual seed cone production was predicted using cross‐validation techniques on two unique out‐of‐sample datasets, representing different collection methods and spatial scales (cone scars and cone counts). We then hindcasted this model into the historical past to evaluate whether seed production has declined with the onset of extreme drought conditions in western North America.The evaluated model had fair skill, with root‐mean‐squared error of 6%. The model had better skill predicting the interannual variability within a site than among sites (i.e. within years). Hindcast analyses indicated recent (2000–2024) mean annual cone production was 30.6% lower than in the past century (1900–1999).Mast forecasts are within reach, but much room remains for improvement. Forecasts may be a powerful tool to anticipate the effects of climate change on forests and woodlands.","container-title":"New Phytologist","DOI":"10.1111/nph.20321","ISSN":"0028-646X, 1469-8137","issue":"2","language":"en","license":"http://onlinelibrary.wiley.com/termsAndConditions#am","page":"450-460","publisher":"Wiley","source":"Crossref","title":"Mast hindcasts reveal pervasive effects of extreme drought on a foundational conifer species","volume":"246","author":[{"family":"Wion","given":"Andreas P."},{"family":"Pearse","given":"Ian S."},{"family":"Broxson","given":"Max"},{"family":"Redmond","given":"Miranda D."}],"issued":{"date-parts":[["2025",4]]}}}],"schema":"https://github.com/citation-style-language/schema/raw/master/csl-citation.json"} </w:instrText>
       </w:r>
       <w:r>
         <w:rPr>
@@ -3669,7 +3698,7 @@
           <w:rStyle w:val="normaltextrun"/>
           <w:noProof/>
         </w:rPr>
-        <w:t>(45, 49)</w:t>
+        <w:t>(46, 50)</w:t>
       </w:r>
       <w:r>
         <w:rPr>
@@ -3777,7 +3806,7 @@
         <w:rPr>
           <w:rStyle w:val="normaltextrun"/>
         </w:rPr>
-        <w:instrText xml:space="preserve"> ADDIN ZOTERO_ITEM CSL_CITATION {"citationID":"ZXMBS40d","properties":{"formattedCitation":"(50)","plainCitation":"(50)","noteIndex":0},"citationItems":[{"id":3032,"uris":["http://zotero.org/users/6391447/items/22JTLFLQ"],"itemData":{"id":3032,"type":"article-journal","container-title":"Nature Climate Change","DOI":"10.1038/s41558-022-01290-z","ISSN":"1758-678X, 1758-6798","issue":"3","journalAbbreviation":"Nat. Clim. Chang.","language":"en","page":"232-234","source":"DOI.org (Crossref)","title":"Rapid intensification of the emerging southwestern North American megadrought in 2020–2021","volume":"12","author":[{"family":"Williams","given":"A. Park"},{"family":"Cook","given":"Benjamin I."},{"family":"Smerdon","given":"Jason E."}],"issued":{"date-parts":[["2022",3]]}}}],"schema":"https://github.com/citation-style-language/schema/raw/master/csl-citation.json"} </w:instrText>
+        <w:instrText xml:space="preserve"> ADDIN ZOTERO_ITEM CSL_CITATION {"citationID":"ZXMBS40d","properties":{"formattedCitation":"(51)","plainCitation":"(51)","noteIndex":0},"citationItems":[{"id":3032,"uris":["http://zotero.org/users/6391447/items/22JTLFLQ"],"itemData":{"id":3032,"type":"article-journal","container-title":"Nature Climate Change","DOI":"10.1038/s41558-022-01290-z","ISSN":"1758-678X, 1758-6798","issue":"3","journalAbbreviation":"Nat. Clim. Chang.","language":"en","page":"232-234","source":"DOI.org (Crossref)","title":"Rapid intensification of the emerging southwestern North American megadrought in 2020–2021","volume":"12","author":[{"family":"Williams","given":"A. Park"},{"family":"Cook","given":"Benjamin I."},{"family":"Smerdon","given":"Jason E."}],"issued":{"date-parts":[["2022",3]]}}}],"schema":"https://github.com/citation-style-language/schema/raw/master/csl-citation.json"} </w:instrText>
       </w:r>
       <w:r>
         <w:rPr>
@@ -3790,7 +3819,7 @@
           <w:rStyle w:val="normaltextrun"/>
           <w:noProof/>
         </w:rPr>
-        <w:t>(50)</w:t>
+        <w:t>(51)</w:t>
       </w:r>
       <w:r>
         <w:rPr>
@@ -3839,7 +3868,7 @@
         <w:rPr>
           <w:rStyle w:val="normaltextrun"/>
         </w:rPr>
-        <w:instrText xml:space="preserve"> ADDIN ZOTERO_ITEM CSL_CITATION {"citationID":"Vzm3Rkcs","properties":{"formattedCitation":"(51)","plainCitation":"(51)","noteIndex":0},"citationItems":[{"id":3157,"uris":["http://zotero.org/groups/5634119/items/ER7GV9CU"],"itemData":{"id":3157,"type":"article-journal","container-title":"Rangeland Ecology &amp; Management","DOI":"10.2111/08-188R1.1","ISSN":"15507424","issue":"3","journalAbbreviation":"Rangeland Ecology &amp; Management","language":"en","license":"https://www.elsevier.com/tdm/userlicense/1.0/","page":"203-222","source":"DOI.org (Crossref)","title":"Historical and Modern Disturbance Regimes, Stand Structures, and Landscape Dynamics in Piñon–Juniper Vegetation of the Western United States","volume":"62","author":[{"family":"Romme","given":"William H."},{"family":"Allen","given":"Craig D."},{"family":"Bailey","given":"John D."},{"family":"Baker","given":"William L."},{"family":"Bestelmeyer","given":"Brandon T."},{"family":"Brown","given":"Peter M."},{"family":"Eisenhart","given":"Karen S."},{"family":"Floyd","given":"M. Lisa"},{"family":"Huffman","given":"David W."},{"family":"Jacobs","given":"Brian F."},{"family":"Miller","given":"Richard F."},{"family":"Muldavin","given":"Esteban H."},{"family":"Swetnam","given":"Thomas W."},{"family":"Tausch","given":"Robin J."},{"family":"Weisberg","given":"Peter J."}],"issued":{"date-parts":[["2009",5]]}}}],"schema":"https://github.com/citation-style-language/schema/raw/master/csl-citation.json"} </w:instrText>
+        <w:instrText xml:space="preserve"> ADDIN ZOTERO_ITEM CSL_CITATION {"citationID":"Vzm3Rkcs","properties":{"formattedCitation":"(52)","plainCitation":"(52)","noteIndex":0},"citationItems":[{"id":3157,"uris":["http://zotero.org/groups/5634119/items/ER7GV9CU"],"itemData":{"id":3157,"type":"article-journal","container-title":"Rangeland Ecology &amp; Management","DOI":"10.2111/08-188R1.1","ISSN":"15507424","issue":"3","journalAbbreviation":"Rangeland Ecology &amp; Management","language":"en","license":"https://www.elsevier.com/tdm/userlicense/1.0/","page":"203-222","source":"DOI.org (Crossref)","title":"Historical and Modern Disturbance Regimes, Stand Structures, and Landscape Dynamics in Piñon–Juniper Vegetation of the Western United States","volume":"62","author":[{"family":"Romme","given":"William H."},{"family":"Allen","given":"Craig D."},{"family":"Bailey","given":"John D."},{"family":"Baker","given":"William L."},{"family":"Bestelmeyer","given":"Brandon T."},{"family":"Brown","given":"Peter M."},{"family":"Eisenhart","given":"Karen S."},{"family":"Floyd","given":"M. Lisa"},{"family":"Huffman","given":"David W."},{"family":"Jacobs","given":"Brian F."},{"family":"Miller","given":"Richard F."},{"family":"Muldavin","given":"Esteban H."},{"family":"Swetnam","given":"Thomas W."},{"family":"Tausch","given":"Robin J."},{"family":"Weisberg","given":"Peter J."}],"issued":{"date-parts":[["2009",5]]}}}],"schema":"https://github.com/citation-style-language/schema/raw/master/csl-citation.json"} </w:instrText>
       </w:r>
       <w:r>
         <w:rPr>
@@ -3852,7 +3881,7 @@
           <w:rStyle w:val="normaltextrun"/>
           <w:noProof/>
         </w:rPr>
-        <w:t>(51)</w:t>
+        <w:t>(52)</w:t>
       </w:r>
       <w:r>
         <w:rPr>
@@ -3931,7 +3960,7 @@
         <w:rPr>
           <w:rStyle w:val="normaltextrun"/>
         </w:rPr>
-        <w:instrText xml:space="preserve"> ADDIN ZOTERO_ITEM CSL_CITATION {"citationID":"YpiKcSZu","properties":{"formattedCitation":"(18)","plainCitation":"(18)","noteIndex":0},"citationItems":[{"id":67,"uris":["http://zotero.org/users/6391447/items/HCIC6RJW"],"itemData":{"id":67,"type":"article-journal","abstract":"The role of time in ecology has a long history of investigation, but ecologists have largely restricted their attention to the inﬂuence of concurrent abiotic conditions on rates and magnitudes of important ecological processes. Recently, however, ecologists have improved their understanding of ecological processes by explicitly considering the effects of antecedent conditions. To broadly help in studying the role of time, we evaluate the length, temporal pattern, and strength of memory with respect to the inﬂuence of antecedent conditions on current ecological dynamics. We developed the stochastic antecedent modelling (SAM) framework as a ﬂexible analytic approach for evaluating exogenous and endogenous process components of memory in a system of interest. We designed SAM to be useful in revealing novel insights promoting further study, illustrated in four examples with different degrees of complexity and varying time scales: stomatal conductance, soil respiration, ecosystem productivity, and tree growth. Models with antecedent effects explained an additional 18–28% of response variation compared to models without antecedent effects. Moreover, SAM also enabled identiﬁcation of potential mechanisms that underlie components of memory, thus revealing temporal properties that are not apparent from traditional treatments of ecological time-series data and facilitating new hypothesis generation and additional research.","container-title":"Ecology Letters","DOI":"10.1111/ele.12399","ISSN":"1461-023X, 1461-0248","issue":"3","journalAbbreviation":"Ecol Lett","language":"en","page":"221-235","source":"DOI.org (Crossref)","title":"Quantifying ecological memory in plant and ecosystem processes","volume":"18","author":[{"family":"Ogle","given":"Kiona"},{"family":"Barber","given":"Jarrett J."},{"family":"Barron‐Gafford","given":"Greg A."},{"family":"Bentley","given":"Lisa Patrick"},{"family":"Young","given":"Jessica M."},{"family":"Huxman","given":"Travis E."},{"family":"Loik","given":"Michael E."},{"family":"Tissue","given":"David T."}],"editor":[{"family":"Cleland","given":"Elsa"}],"issued":{"date-parts":[["2015",3]]}}}],"schema":"https://github.com/citation-style-language/schema/raw/master/csl-citation.json"} </w:instrText>
+        <w:instrText xml:space="preserve"> ADDIN ZOTERO_ITEM CSL_CITATION {"citationID":"YpiKcSZu","properties":{"formattedCitation":"(19)","plainCitation":"(19)","noteIndex":0},"citationItems":[{"id":67,"uris":["http://zotero.org/users/6391447/items/HCIC6RJW"],"itemData":{"id":67,"type":"article-journal","abstract":"The role of time in ecology has a long history of investigation, but ecologists have largely restricted their attention to the inﬂuence of concurrent abiotic conditions on rates and magnitudes of important ecological processes. Recently, however, ecologists have improved their understanding of ecological processes by explicitly considering the effects of antecedent conditions. To broadly help in studying the role of time, we evaluate the length, temporal pattern, and strength of memory with respect to the inﬂuence of antecedent conditions on current ecological dynamics. We developed the stochastic antecedent modelling (SAM) framework as a ﬂexible analytic approach for evaluating exogenous and endogenous process components of memory in a system of interest. We designed SAM to be useful in revealing novel insights promoting further study, illustrated in four examples with different degrees of complexity and varying time scales: stomatal conductance, soil respiration, ecosystem productivity, and tree growth. Models with antecedent effects explained an additional 18–28% of response variation compared to models without antecedent effects. Moreover, SAM also enabled identiﬁcation of potential mechanisms that underlie components of memory, thus revealing temporal properties that are not apparent from traditional treatments of ecological time-series data and facilitating new hypothesis generation and additional research.","container-title":"Ecology Letters","DOI":"10.1111/ele.12399","ISSN":"1461-023X, 1461-0248","issue":"3","journalAbbreviation":"Ecol Lett","language":"en","page":"221-235","source":"DOI.org (Crossref)","title":"Quantifying ecological memory in plant and ecosystem processes","volume":"18","author":[{"family":"Ogle","given":"Kiona"},{"family":"Barber","given":"Jarrett J."},{"family":"Barron‐Gafford","given":"Greg A."},{"family":"Bentley","given":"Lisa Patrick"},{"family":"Young","given":"Jessica M."},{"family":"Huxman","given":"Travis E."},{"family":"Loik","given":"Michael E."},{"family":"Tissue","given":"David T."}],"editor":[{"family":"Cleland","given":"Elsa"}],"issued":{"date-parts":[["2015",3]]}}}],"schema":"https://github.com/citation-style-language/schema/raw/master/csl-citation.json"} </w:instrText>
       </w:r>
       <w:r>
         <w:rPr>
@@ -3944,7 +3973,7 @@
           <w:rStyle w:val="normaltextrun"/>
           <w:noProof/>
         </w:rPr>
-        <w:t>(18)</w:t>
+        <w:t>(19)</w:t>
       </w:r>
       <w:r>
         <w:rPr>
@@ -4246,7 +4275,7 @@
         <w:rPr>
           <w:rStyle w:val="normaltextrun"/>
         </w:rPr>
-        <w:instrText xml:space="preserve"> ADDIN ZOTERO_ITEM CSL_CITATION {"citationID":"DQQrZAaB","properties":{"formattedCitation":"(52)","plainCitation":"(52)","noteIndex":0},"citationItems":[{"id":2877,"uris":["http://zotero.org/groups/5634119/items/ZR9AS8M4"],"itemData":{"id":2877,"type":"article-journal","abstract":"AbstractClimate change is altering the seasonal timing of biological events across the tree of life. Phenological asynchrony has the potential to hasten population declines and disrupt ecosystem function. However, we lack broad comparisons of the degree of sensitivity to common phenological cues across multiple trophic levels. Overcoming the complexity of integrating data across trophic levels is essential for identifying spatial locations and species for which mismatches are most likely to occur.Here, we synthesized over 15 years of data across three trophic levels to estimate the timing of four interacting phenological events in eastern North America: the green‐up of forest canopy trees, emergence of adult Lepidoptera and arrival and subsequent breeding of migratory birds.We next quantified the magnitude of phenological shift per one unit change of springtime temperature accumulation as measured by accumulated growing degree days (GDD). We expected trophic responses to spring temperature accumulation to be related to physiology, thus predicting a weaker response of birds to GDD than that of insects and plants.We found that insect and plant phenology indeed had similarly strong sensitivity to GDD, while bird phenology had lower sensitivity. We also found that vegetation green‐up and bird arrival were more sensitive to GDD in higher latitudes, but the timing of bird breeding was less sensitive to GDD in higher latitudes. Migratory bird species with slow migration pace, early arrivals and more northerly wintering grounds shifted their arrival the most.Across Eastern Temperate Forests, the similar responses of vegetation green‐up and Lepidoptera emergence to temperature shifts support the use of remotely sensed green‐up to track how the timing of bird food resources is shifting in response to climate change. Our results indicate that, across our plant–insect–bird system, the bird–insect phenological link has a greater potential for phenological mismatch than the insect–plant link, with a higher risk of decoupling at higher latitudes.","container-title":"Journal of Animal Ecology","DOI":"10.1111/1365-2656.70007","ISSN":"0021-8790, 1365-2656","issue":"4","language":"en","license":"http://creativecommons.org/licenses/by-nc/4.0/","page":"717-728","publisher":"Wiley","source":"Crossref","title":"Potential for bird–insect phenological mismatch in a tri‐trophic system","volume":"94","author":[{"family":"Belitz","given":"Michael W."},{"family":"Larsen","given":"Elise A."},{"family":"Hurlbert","given":"Allen H."},{"family":"Di Cecco","given":"Grace J."},{"family":"Neupane","given":"Naresh"},{"family":"Ries","given":"Leslie"},{"family":"Tingley","given":"Morgan W."},{"family":"Guralnick","given":"Robert P."},{"family":"Youngflesh","given":"Casey"}],"issued":{"date-parts":[["2025",4]]}}}],"schema":"https://github.com/citation-style-language/schema/raw/master/csl-citation.json"} </w:instrText>
+        <w:instrText xml:space="preserve"> ADDIN ZOTERO_ITEM CSL_CITATION {"citationID":"DQQrZAaB","properties":{"formattedCitation":"(53)","plainCitation":"(53)","noteIndex":0},"citationItems":[{"id":2877,"uris":["http://zotero.org/groups/5634119/items/ZR9AS8M4"],"itemData":{"id":2877,"type":"article-journal","abstract":"AbstractClimate change is altering the seasonal timing of biological events across the tree of life. Phenological asynchrony has the potential to hasten population declines and disrupt ecosystem function. However, we lack broad comparisons of the degree of sensitivity to common phenological cues across multiple trophic levels. Overcoming the complexity of integrating data across trophic levels is essential for identifying spatial locations and species for which mismatches are most likely to occur.Here, we synthesized over 15 years of data across three trophic levels to estimate the timing of four interacting phenological events in eastern North America: the green‐up of forest canopy trees, emergence of adult Lepidoptera and arrival and subsequent breeding of migratory birds.We next quantified the magnitude of phenological shift per one unit change of springtime temperature accumulation as measured by accumulated growing degree days (GDD). We expected trophic responses to spring temperature accumulation to be related to physiology, thus predicting a weaker response of birds to GDD than that of insects and plants.We found that insect and plant phenology indeed had similarly strong sensitivity to GDD, while bird phenology had lower sensitivity. We also found that vegetation green‐up and bird arrival were more sensitive to GDD in higher latitudes, but the timing of bird breeding was less sensitive to GDD in higher latitudes. Migratory bird species with slow migration pace, early arrivals and more northerly wintering grounds shifted their arrival the most.Across Eastern Temperate Forests, the similar responses of vegetation green‐up and Lepidoptera emergence to temperature shifts support the use of remotely sensed green‐up to track how the timing of bird food resources is shifting in response to climate change. Our results indicate that, across our plant–insect–bird system, the bird–insect phenological link has a greater potential for phenological mismatch than the insect–plant link, with a higher risk of decoupling at higher latitudes.","container-title":"Journal of Animal Ecology","DOI":"10.1111/1365-2656.70007","ISSN":"0021-8790, 1365-2656","issue":"4","language":"en","license":"http://creativecommons.org/licenses/by-nc/4.0/","page":"717-728","publisher":"Wiley","source":"Crossref","title":"Potential for bird–insect phenological mismatch in a tri‐trophic system","volume":"94","author":[{"family":"Belitz","given":"Michael W."},{"family":"Larsen","given":"Elise A."},{"family":"Hurlbert","given":"Allen H."},{"family":"Di Cecco","given":"Grace J."},{"family":"Neupane","given":"Naresh"},{"family":"Ries","given":"Leslie"},{"family":"Tingley","given":"Morgan W."},{"family":"Guralnick","given":"Robert P."},{"family":"Youngflesh","given":"Casey"}],"issued":{"date-parts":[["2025",4]]}}}],"schema":"https://github.com/citation-style-language/schema/raw/master/csl-citation.json"} </w:instrText>
       </w:r>
       <w:r>
         <w:rPr>
@@ -4259,7 +4288,7 @@
           <w:rStyle w:val="normaltextrun"/>
           <w:noProof/>
         </w:rPr>
-        <w:t>(52)</w:t>
+        <w:t>(53)</w:t>
       </w:r>
       <w:r>
         <w:rPr>
@@ -4319,7 +4348,7 @@
         <w:fldChar w:fldCharType="begin"/>
       </w:r>
       <w:r>
-        <w:instrText xml:space="preserve"> ADDIN ZOTERO_ITEM CSL_CITATION {"citationID":"tFXXiTRH","properties":{"formattedCitation":"(53)","plainCitation":"(53)","noteIndex":0},"citationItems":[{"id":2753,"uris":["http://zotero.org/groups/5634119/items/4RGGXF3K"],"itemData":{"id":2753,"type":"article-journal","abstract":"Pinon Jays (Gymnorhinus cyanoephalus) and pinon pine trees (Pinus edulis) interact in a mutualistic fashion, in that the jays provide a primary means of seed dissemination for pinon trees in the Southwest, while at irregular intervals the trees provide the jays with an abundant and highly nutritious source of food. Availability of pinon seeds permits both late winter (February) and late summer (August) breeding by the jays. Seeds and photoperiod interact synergistically to accelerate gonadal development in late winter. When seeds are abundant, considerable testis growth takes place in some Pinon Jay ♂ ♂ even before the winter solstice. This relationship was investigated experimentally. Use of a specific food (pinon seeds) as a proximate timer for breeding, the ability of individual jays to breed in spring, molt, and breed again in August without an intervening period of gonadal refractoriness, and testicular development in early December, when day length approaches its minimum, are extraordinary characteristics among north—temperate—zone passerine birds. The synchrony of seed production by pinon pines over large geographic areas is interpreted as an evolved mechanism that (1) overwhelms invertebrate seed and cone predators, and (2) increases the numbers of seeds per tree that will be cached by Pinon Jays and other vertebrates. Caching sites of Pinon Jays are often at locations especially conducive to germination and growth of pinon pine seedlings.","container-title":"Ecological Monographs","DOI":"10.2307/2937295","ISSN":"0012-9615, 1557-7015","issue":"2","journalAbbreviation":"Ecological Monographs","language":"en","license":"http://onlinelibrary.wiley.com/termsAndConditions#vor","page":"111-126","source":"DOI.org (Crossref)","title":"Reproductive Interdependence of Pinon Jays and Pinon Pines","volume":"48","author":[{"family":"Ligon","given":"J. David"}],"issued":{"date-parts":[["1978",3]]}}}],"schema":"https://github.com/citation-style-language/schema/raw/master/csl-citation.json"} </w:instrText>
+        <w:instrText xml:space="preserve"> ADDIN ZOTERO_ITEM CSL_CITATION {"citationID":"tFXXiTRH","properties":{"formattedCitation":"(54)","plainCitation":"(54)","noteIndex":0},"citationItems":[{"id":2753,"uris":["http://zotero.org/groups/5634119/items/4RGGXF3K"],"itemData":{"id":2753,"type":"article-journal","abstract":"Pinon Jays (Gymnorhinus cyanoephalus) and pinon pine trees (Pinus edulis) interact in a mutualistic fashion, in that the jays provide a primary means of seed dissemination for pinon trees in the Southwest, while at irregular intervals the trees provide the jays with an abundant and highly nutritious source of food. Availability of pinon seeds permits both late winter (February) and late summer (August) breeding by the jays. Seeds and photoperiod interact synergistically to accelerate gonadal development in late winter. When seeds are abundant, considerable testis growth takes place in some Pinon Jay ♂ ♂ even before the winter solstice. This relationship was investigated experimentally. Use of a specific food (pinon seeds) as a proximate timer for breeding, the ability of individual jays to breed in spring, molt, and breed again in August without an intervening period of gonadal refractoriness, and testicular development in early December, when day length approaches its minimum, are extraordinary characteristics among north—temperate—zone passerine birds. The synchrony of seed production by pinon pines over large geographic areas is interpreted as an evolved mechanism that (1) overwhelms invertebrate seed and cone predators, and (2) increases the numbers of seeds per tree that will be cached by Pinon Jays and other vertebrates. Caching sites of Pinon Jays are often at locations especially conducive to germination and growth of pinon pine seedlings.","container-title":"Ecological Monographs","DOI":"10.2307/2937295","ISSN":"0012-9615, 1557-7015","issue":"2","journalAbbreviation":"Ecological Monographs","language":"en","license":"http://onlinelibrary.wiley.com/termsAndConditions#vor","page":"111-126","source":"DOI.org (Crossref)","title":"Reproductive Interdependence of Pinon Jays and Pinon Pines","volume":"48","author":[{"family":"Ligon","given":"J. David"}],"issued":{"date-parts":[["1978",3]]}}}],"schema":"https://github.com/citation-style-language/schema/raw/master/csl-citation.json"} </w:instrText>
       </w:r>
       <w:r>
         <w:fldChar w:fldCharType="separate"/>
@@ -4328,7 +4357,7 @@
         <w:rPr>
           <w:noProof/>
         </w:rPr>
-        <w:t>(53)</w:t>
+        <w:t>(54)</w:t>
       </w:r>
       <w:r>
         <w:fldChar w:fldCharType="end"/>
@@ -4340,7 +4369,7 @@
         <w:fldChar w:fldCharType="begin"/>
       </w:r>
       <w:r>
-        <w:instrText xml:space="preserve"> ADDIN ZOTERO_ITEM CSL_CITATION {"citationID":"3ILg4EqR","properties":{"formattedCitation":"(54)","plainCitation":"(54)","noteIndex":0},"citationItems":[{"id":2860,"uris":["http://zotero.org/groups/5634119/items/MRSH59Y5"],"itemData":{"id":2860,"type":"article-journal","container-title":"The Southwestern Naturalist","issue":"2","page":"180-184","title":"Cache and recovery behavior of wild pinyon jays in northern Arizona","volume":"40","author":[{"family":"Stotz","given":"Nancy G."},{"family":"Balda","given":"Russell P."}],"issued":{"date-parts":[["1995"]]}}}],"schema":"https://github.com/citation-style-language/schema/raw/master/csl-citation.json"} </w:instrText>
+        <w:instrText xml:space="preserve"> ADDIN ZOTERO_ITEM CSL_CITATION {"citationID":"3ILg4EqR","properties":{"formattedCitation":"(55)","plainCitation":"(55)","noteIndex":0},"citationItems":[{"id":2860,"uris":["http://zotero.org/groups/5634119/items/MRSH59Y5"],"itemData":{"id":2860,"type":"article-journal","container-title":"The Southwestern Naturalist","issue":"2","page":"180-184","title":"Cache and recovery behavior of wild pinyon jays in northern Arizona","volume":"40","author":[{"family":"Stotz","given":"Nancy G."},{"family":"Balda","given":"Russell P."}],"issued":{"date-parts":[["1995"]]}}}],"schema":"https://github.com/citation-style-language/schema/raw/master/csl-citation.json"} </w:instrText>
       </w:r>
       <w:r>
         <w:fldChar w:fldCharType="separate"/>
@@ -4349,7 +4378,7 @@
         <w:rPr>
           <w:noProof/>
         </w:rPr>
-        <w:t>(54)</w:t>
+        <w:t>(55)</w:t>
       </w:r>
       <w:r>
         <w:fldChar w:fldCharType="end"/>
@@ -4364,7 +4393,7 @@
         <w:fldChar w:fldCharType="begin"/>
       </w:r>
       <w:r>
-        <w:instrText xml:space="preserve"> ADDIN ZOTERO_ITEM CSL_CITATION {"citationID":"uJmFfHDE","properties":{"formattedCitation":"(55)","plainCitation":"(55)","noteIndex":0},"citationItems":[{"id":2861,"uris":["http://zotero.org/groups/5634119/items/CQUD9PTD"],"itemData":{"id":2861,"type":"article-journal","container-title":"The Auk","DOI":"10.2307/4087492","ISSN":"0004-8038, 1938-4254","issue":"2","page":"286-295","publisher":"Oxford University Press (OUP)","source":"Crossref","title":"The Advantages of, and Constraints Forcing, Mate Fidelity in Pinyon Jays","volume":"105","author":[{"family":"Marzluff","given":"John M."},{"family":"Balda","given":"Russell P."}],"issued":{"date-parts":[["1988",4]]}}}],"schema":"https://github.com/citation-style-language/schema/raw/master/csl-citation.json"} </w:instrText>
+        <w:instrText xml:space="preserve"> ADDIN ZOTERO_ITEM CSL_CITATION {"citationID":"uJmFfHDE","properties":{"formattedCitation":"(56)","plainCitation":"(56)","noteIndex":0},"citationItems":[{"id":2861,"uris":["http://zotero.org/groups/5634119/items/CQUD9PTD"],"itemData":{"id":2861,"type":"article-journal","container-title":"The Auk","DOI":"10.2307/4087492","ISSN":"0004-8038, 1938-4254","issue":"2","page":"286-295","publisher":"Oxford University Press (OUP)","source":"Crossref","title":"The Advantages of, and Constraints Forcing, Mate Fidelity in Pinyon Jays","volume":"105","author":[{"family":"Marzluff","given":"John M."},{"family":"Balda","given":"Russell P."}],"issued":{"date-parts":[["1988",4]]}}}],"schema":"https://github.com/citation-style-language/schema/raw/master/csl-citation.json"} </w:instrText>
       </w:r>
       <w:r>
         <w:fldChar w:fldCharType="separate"/>
@@ -4373,7 +4402,7 @@
         <w:rPr>
           <w:noProof/>
         </w:rPr>
-        <w:t>(55)</w:t>
+        <w:t>(56)</w:t>
       </w:r>
       <w:r>
         <w:fldChar w:fldCharType="end"/>
@@ -4389,7 +4418,7 @@
         <w:fldChar w:fldCharType="begin"/>
       </w:r>
       <w:r>
-        <w:instrText xml:space="preserve"> ADDIN ZOTERO_ITEM CSL_CITATION {"citationID":"ZF3pC3Xh","properties":{"formattedCitation":"(56)","plainCitation":"(56)","noteIndex":0},"citationItems":[{"id":3031,"uris":["http://zotero.org/users/6391447/items/ADY52QPF"],"itemData":{"id":3031,"type":"book","publisher":"T &amp; AD Poyser Ltd","publisher-place":"London","title":"The Pinyon Jay: Behavioral Ecology of a Colonial and Cooperative Corvid","author":[{"family":"Marzluff","given":""},{"family":"Balda","given":"Russell P"}],"issued":{"date-parts":[["1992"]]}}}],"schema":"https://github.com/citation-style-language/schema/raw/master/csl-citation.json"} </w:instrText>
+        <w:instrText xml:space="preserve"> ADDIN ZOTERO_ITEM CSL_CITATION {"citationID":"ZF3pC3Xh","properties":{"formattedCitation":"(57)","plainCitation":"(57)","noteIndex":0},"citationItems":[{"id":3031,"uris":["http://zotero.org/users/6391447/items/ADY52QPF"],"itemData":{"id":3031,"type":"book","publisher":"T &amp; AD Poyser Ltd","publisher-place":"London","title":"The Pinyon Jay: Behavioral Ecology of a Colonial and Cooperative Corvid","author":[{"family":"Marzluff","given":""},{"family":"Balda","given":"Russell P"}],"issued":{"date-parts":[["1992"]]}}}],"schema":"https://github.com/citation-style-language/schema/raw/master/csl-citation.json"} </w:instrText>
       </w:r>
       <w:r>
         <w:fldChar w:fldCharType="separate"/>
@@ -4398,7 +4427,7 @@
         <w:rPr>
           <w:noProof/>
         </w:rPr>
-        <w:t>(56)</w:t>
+        <w:t>(57)</w:t>
       </w:r>
       <w:r>
         <w:fldChar w:fldCharType="end"/>
@@ -4437,7 +4466,7 @@
         <w:fldChar w:fldCharType="begin"/>
       </w:r>
       <w:r>
-        <w:instrText xml:space="preserve"> ADDIN ZOTERO_ITEM CSL_CITATION {"citationID":"nei9nhMQ","properties":{"formattedCitation":"(53)","plainCitation":"(53)","noteIndex":0},"citationItems":[{"id":2753,"uris":["http://zotero.org/groups/5634119/items/4RGGXF3K"],"itemData":{"id":2753,"type":"article-journal","abstract":"Pinon Jays (Gymnorhinus cyanoephalus) and pinon pine trees (Pinus edulis) interact in a mutualistic fashion, in that the jays provide a primary means of seed dissemination for pinon trees in the Southwest, while at irregular intervals the trees provide the jays with an abundant and highly nutritious source of food. Availability of pinon seeds permits both late winter (February) and late summer (August) breeding by the jays. Seeds and photoperiod interact synergistically to accelerate gonadal development in late winter. When seeds are abundant, considerable testis growth takes place in some Pinon Jay ♂ ♂ even before the winter solstice. This relationship was investigated experimentally. Use of a specific food (pinon seeds) as a proximate timer for breeding, the ability of individual jays to breed in spring, molt, and breed again in August without an intervening period of gonadal refractoriness, and testicular development in early December, when day length approaches its minimum, are extraordinary characteristics among north—temperate—zone passerine birds. The synchrony of seed production by pinon pines over large geographic areas is interpreted as an evolved mechanism that (1) overwhelms invertebrate seed and cone predators, and (2) increases the numbers of seeds per tree that will be cached by Pinon Jays and other vertebrates. Caching sites of Pinon Jays are often at locations especially conducive to germination and growth of pinon pine seedlings.","container-title":"Ecological Monographs","DOI":"10.2307/2937295","ISSN":"0012-9615, 1557-7015","issue":"2","journalAbbreviation":"Ecological Monographs","language":"en","license":"http://onlinelibrary.wiley.com/termsAndConditions#vor","page":"111-126","source":"DOI.org (Crossref)","title":"Reproductive Interdependence of Pinon Jays and Pinon Pines","volume":"48","author":[{"family":"Ligon","given":"J. David"}],"issued":{"date-parts":[["1978",3]]}}}],"schema":"https://github.com/citation-style-language/schema/raw/master/csl-citation.json"} </w:instrText>
+        <w:instrText xml:space="preserve"> ADDIN ZOTERO_ITEM CSL_CITATION {"citationID":"nei9nhMQ","properties":{"formattedCitation":"(54)","plainCitation":"(54)","noteIndex":0},"citationItems":[{"id":2753,"uris":["http://zotero.org/groups/5634119/items/4RGGXF3K"],"itemData":{"id":2753,"type":"article-journal","abstract":"Pinon Jays (Gymnorhinus cyanoephalus) and pinon pine trees (Pinus edulis) interact in a mutualistic fashion, in that the jays provide a primary means of seed dissemination for pinon trees in the Southwest, while at irregular intervals the trees provide the jays with an abundant and highly nutritious source of food. Availability of pinon seeds permits both late winter (February) and late summer (August) breeding by the jays. Seeds and photoperiod interact synergistically to accelerate gonadal development in late winter. When seeds are abundant, considerable testis growth takes place in some Pinon Jay ♂ ♂ even before the winter solstice. This relationship was investigated experimentally. Use of a specific food (pinon seeds) as a proximate timer for breeding, the ability of individual jays to breed in spring, molt, and breed again in August without an intervening period of gonadal refractoriness, and testicular development in early December, when day length approaches its minimum, are extraordinary characteristics among north—temperate—zone passerine birds. The synchrony of seed production by pinon pines over large geographic areas is interpreted as an evolved mechanism that (1) overwhelms invertebrate seed and cone predators, and (2) increases the numbers of seeds per tree that will be cached by Pinon Jays and other vertebrates. Caching sites of Pinon Jays are often at locations especially conducive to germination and growth of pinon pine seedlings.","container-title":"Ecological Monographs","DOI":"10.2307/2937295","ISSN":"0012-9615, 1557-7015","issue":"2","journalAbbreviation":"Ecological Monographs","language":"en","license":"http://onlinelibrary.wiley.com/termsAndConditions#vor","page":"111-126","source":"DOI.org (Crossref)","title":"Reproductive Interdependence of Pinon Jays and Pinon Pines","volume":"48","author":[{"family":"Ligon","given":"J. David"}],"issued":{"date-parts":[["1978",3]]}}}],"schema":"https://github.com/citation-style-language/schema/raw/master/csl-citation.json"} </w:instrText>
       </w:r>
       <w:r>
         <w:fldChar w:fldCharType="separate"/>
@@ -4446,7 +4475,7 @@
         <w:rPr>
           <w:noProof/>
         </w:rPr>
-        <w:t>(53)</w:t>
+        <w:t>(54)</w:t>
       </w:r>
       <w:r>
         <w:fldChar w:fldCharType="end"/>
@@ -4474,7 +4503,7 @@
         <w:fldChar w:fldCharType="begin"/>
       </w:r>
       <w:r>
-        <w:instrText xml:space="preserve"> ADDIN ZOTERO_ITEM CSL_CITATION {"citationID":"R1TLYn3E","properties":{"formattedCitation":"(58)","plainCitation":"(58)","noteIndex":0},"citationItems":[{"id":2755,"uris":["http://zotero.org/groups/5634119/items/IJSSXJYX"],"itemData":{"id":2755,"type":"article-journal","abstract":"Abstract\n            \n              Tree masting (synchronous, episodic reproduction) is common worldwide and is hypothesized to be especially important in ecosystems with low species diversity and productivity as in semi‐arid woodlands of the American Southwest. We analyzed mast dynamics of three dominant tree species, one‐seed juniper (Cupressaceae:\n              Juniperus monosperma\n              ), two‐needle piñon pine (Pinaceae:\n              Pinus edulis\n              ), and Sonoran scrub oak (Fagaceae:\n              Quercus turbinella\n              ), on six sites during 1997–2016 within the Sevilleta National Wildlife Refuge, New Mexico. We tested multiple hypotheses regarding environmental and endogenous variables as controlling mechanisms, analyzing time‐series mast production data in relation to weather variables (precipitation, temperature, relative humidity, vapor pressure deficit, wind) over different time frames, and assessed evidence for weather tracking, resource switching, resource depletion, resource cycling, and pollen limitation. We found that (1) in univariate regression analyses, mast production in all three species was inversely related to lagged late‐summer/autumn temperatures during fruit primordia formation (1‐yr lag for juniper and oak, 2‐yr lag for piñon pine). Juniper mast production (\n              n\n               = 412 trees) was positively related to current‐year late‐winter (February–April) precipitation, combined with a negative relationship with current‐year summer temperatures. Piñon pine mast production (\n              n\n               = 210 trees) was positively related to 1‐yr lagged total annual precipitation and negatively associated with current‐year spring and summer temperatures. Oak mast production (\n              n\n               = 194 trees) also was positively related to current‐year late‐winter precipitation but was not affected by subsequent summer temperatures. (2) Multivariate environmental logistic regression models produced reasonable fits to observed field mast values. (3) High‐mast years in juniper and oak were characterized by greater proportions of trees producing mast and increased mast production per tree. (4) Juniper, oak, and piñon pine mast years were highly synchronized. (5) We found indirect support for resource depletion in all three species at some sites and indirect support for resource cycling in oak populations. (6) We observed only marginal indirect evidence for resource switching in piñon pine and oak. (7) Analyses of atmospheric pollen abundance relative to mast production produced no significant relationships. Predictive models of mast production have direct applications to regional silviculture, wildlife management, and ecosystem services in Southwestern woodlands.","container-title":"Ecosphere","DOI":"10.1002/ecs2.2360","ISSN":"2150-8925, 2150-8925","issue":"8","journalAbbreviation":"Ecosphere","language":"en","page":"e02360","source":"DOI.org (Crossref)","title":"Environmental and endogenous drivers of tree mast production and synchrony in piñon–juniper–oak woodlands of New Mexico","volume":"9","author":[{"family":"Parmenter","given":"Robert R."},{"family":"Zlotin","given":"Roman I."},{"family":"Moore","given":"Douglas I."},{"family":"Myers","given":"Orrin B."}],"issued":{"date-parts":[["2018",8]]}}}],"schema":"https://github.com/citation-style-language/schema/raw/master/csl-citation.json"} </w:instrText>
+        <w:instrText xml:space="preserve"> ADDIN ZOTERO_ITEM CSL_CITATION {"citationID":"R1TLYn3E","properties":{"formattedCitation":"(59)","plainCitation":"(59)","noteIndex":0},"citationItems":[{"id":2755,"uris":["http://zotero.org/groups/5634119/items/IJSSXJYX"],"itemData":{"id":2755,"type":"article-journal","abstract":"Abstract\n            \n              Tree masting (synchronous, episodic reproduction) is common worldwide and is hypothesized to be especially important in ecosystems with low species diversity and productivity as in semi‐arid woodlands of the American Southwest. We analyzed mast dynamics of three dominant tree species, one‐seed juniper (Cupressaceae:\n              Juniperus monosperma\n              ), two‐needle piñon pine (Pinaceae:\n              Pinus edulis\n              ), and Sonoran scrub oak (Fagaceae:\n              Quercus turbinella\n              ), on six sites during 1997–2016 within the Sevilleta National Wildlife Refuge, New Mexico. We tested multiple hypotheses regarding environmental and endogenous variables as controlling mechanisms, analyzing time‐series mast production data in relation to weather variables (precipitation, temperature, relative humidity, vapor pressure deficit, wind) over different time frames, and assessed evidence for weather tracking, resource switching, resource depletion, resource cycling, and pollen limitation. We found that (1) in univariate regression analyses, mast production in all three species was inversely related to lagged late‐summer/autumn temperatures during fruit primordia formation (1‐yr lag for juniper and oak, 2‐yr lag for piñon pine). Juniper mast production (\n              n\n               = 412 trees) was positively related to current‐year late‐winter (February–April) precipitation, combined with a negative relationship with current‐year summer temperatures. Piñon pine mast production (\n              n\n               = 210 trees) was positively related to 1‐yr lagged total annual precipitation and negatively associated with current‐year spring and summer temperatures. Oak mast production (\n              n\n               = 194 trees) also was positively related to current‐year late‐winter precipitation but was not affected by subsequent summer temperatures. (2) Multivariate environmental logistic regression models produced reasonable fits to observed field mast values. (3) High‐mast years in juniper and oak were characterized by greater proportions of trees producing mast and increased mast production per tree. (4) Juniper, oak, and piñon pine mast years were highly synchronized. (5) We found indirect support for resource depletion in all three species at some sites and indirect support for resource cycling in oak populations. (6) We observed only marginal indirect evidence for resource switching in piñon pine and oak. (7) Analyses of atmospheric pollen abundance relative to mast production produced no significant relationships. Predictive models of mast production have direct applications to regional silviculture, wildlife management, and ecosystem services in Southwestern woodlands.","container-title":"Ecosphere","DOI":"10.1002/ecs2.2360","ISSN":"2150-8925, 2150-8925","issue":"8","journalAbbreviation":"Ecosphere","language":"en","page":"e02360","source":"DOI.org (Crossref)","title":"Environmental and endogenous drivers of tree mast production and synchrony in piñon–juniper–oak woodlands of New Mexico","volume":"9","author":[{"family":"Parmenter","given":"Robert R."},{"family":"Zlotin","given":"Roman I."},{"family":"Moore","given":"Douglas I."},{"family":"Myers","given":"Orrin B."}],"issued":{"date-parts":[["2018",8]]}}}],"schema":"https://github.com/citation-style-language/schema/raw/master/csl-citation.json"} </w:instrText>
       </w:r>
       <w:r>
         <w:fldChar w:fldCharType="separate"/>
@@ -4483,7 +4512,7 @@
         <w:rPr>
           <w:noProof/>
         </w:rPr>
-        <w:t>(58)</w:t>
+        <w:t>(59)</w:t>
       </w:r>
       <w:r>
         <w:fldChar w:fldCharType="end"/>
@@ -4587,7 +4616,7 @@
         <w:fldChar w:fldCharType="begin"/>
       </w:r>
       <w:r>
-        <w:instrText xml:space="preserve"> ADDIN ZOTERO_ITEM CSL_CITATION {"citationID":"6Atc92ob","properties":{"formattedCitation":"(59)","plainCitation":"(59)","noteIndex":0},"citationItems":[{"id":2498,"uris":["http://zotero.org/users/6391447/items/VVC4E3XE"],"itemData":{"id":2498,"type":"article-journal","container-title":"Environmental Entomology","DOI":"10.1603/0046-225X(2008)37[686:IOALLS]2.0.CO;2","ISSN":"0046225X, 0046225X","issue":"3","journalAbbreviation":"en","language":"en","page":"686-695","source":"DOI.org (Crossref)","title":"Influence of a Large Late Summer Precipitation Event on Food Limitation and Grasshopper Population Dynamics in a Northern Great Plains Grassland","volume":"37","author":[{"family":"Branson","given":"David H."}],"issued":{"date-parts":[["2008",6,1]]}}}],"schema":"https://github.com/citation-style-language/schema/raw/master/csl-citation.json"} </w:instrText>
+        <w:instrText xml:space="preserve"> ADDIN ZOTERO_ITEM CSL_CITATION {"citationID":"6Atc92ob","properties":{"formattedCitation":"(60)","plainCitation":"(60)","noteIndex":0},"citationItems":[{"id":2498,"uris":["http://zotero.org/users/6391447/items/VVC4E3XE"],"itemData":{"id":2498,"type":"article-journal","container-title":"Environmental Entomology","DOI":"10.1603/0046-225X(2008)37[686:IOALLS]2.0.CO;2","ISSN":"0046225X, 0046225X","issue":"3","journalAbbreviation":"en","language":"en","page":"686-695","source":"DOI.org (Crossref)","title":"Influence of a Large Late Summer Precipitation Event on Food Limitation and Grasshopper Population Dynamics in a Northern Great Plains Grassland","volume":"37","author":[{"family":"Branson","given":"David H."}],"issued":{"date-parts":[["2008",6,1]]}}}],"schema":"https://github.com/citation-style-language/schema/raw/master/csl-citation.json"} </w:instrText>
       </w:r>
       <w:r>
         <w:fldChar w:fldCharType="separate"/>
@@ -4596,7 +4625,7 @@
         <w:rPr>
           <w:noProof/>
         </w:rPr>
-        <w:t>(59)</w:t>
+        <w:t>(60)</w:t>
       </w:r>
       <w:r>
         <w:fldChar w:fldCharType="end"/>
@@ -4925,10 +4954,10 @@
         <w:t xml:space="preserve">periods, as indicated by variation in their importance </w:t>
       </w:r>
       <w:r>
-        <w:t xml:space="preserve">weights (SI Figure </w:t>
-      </w:r>
-      <w:r>
-        <w:t>1</w:t>
+        <w:t>weights (</w:t>
+      </w:r>
+      <w:r>
+        <w:t>Figure S1</w:t>
       </w:r>
       <w:r>
         <w:t>). For</w:t>
@@ -4971,10 +5000,10 @@
         <w:t>during other seasonal perio</w:t>
       </w:r>
       <w:r>
-        <w:t>ds (SI Figure</w:t>
-      </w:r>
-      <w:r>
-        <w:t xml:space="preserve"> 1</w:t>
+        <w:t>ds (</w:t>
+      </w:r>
+      <w:r>
+        <w:t>Figure S1</w:t>
       </w:r>
       <w:r>
         <w:t>). In</w:t>
@@ -4992,7 +5021,7 @@
         <w:fldChar w:fldCharType="begin"/>
       </w:r>
       <w:r>
-        <w:instrText xml:space="preserve"> ADDIN ZOTERO_ITEM CSL_CITATION {"citationID":"DRMpU6oJ","properties":{"formattedCitation":"(55)","plainCitation":"(55)","noteIndex":0},"citationItems":[{"id":2861,"uris":["http://zotero.org/groups/5634119/items/CQUD9PTD"],"itemData":{"id":2861,"type":"article-journal","container-title":"The Auk","DOI":"10.2307/4087492","ISSN":"0004-8038, 1938-4254","issue":"2","page":"286-295","publisher":"Oxford University Press (OUP)","source":"Crossref","title":"The Advantages of, and Constraints Forcing, Mate Fidelity in Pinyon Jays","volume":"105","author":[{"family":"Marzluff","given":"John M."},{"family":"Balda","given":"Russell P."}],"issued":{"date-parts":[["1988",4]]}}}],"schema":"https://github.com/citation-style-language/schema/raw/master/csl-citation.json"} </w:instrText>
+        <w:instrText xml:space="preserve"> ADDIN ZOTERO_ITEM CSL_CITATION {"citationID":"DRMpU6oJ","properties":{"formattedCitation":"(56)","plainCitation":"(56)","noteIndex":0},"citationItems":[{"id":2861,"uris":["http://zotero.org/groups/5634119/items/CQUD9PTD"],"itemData":{"id":2861,"type":"article-journal","container-title":"The Auk","DOI":"10.2307/4087492","ISSN":"0004-8038, 1938-4254","issue":"2","page":"286-295","publisher":"Oxford University Press (OUP)","source":"Crossref","title":"The Advantages of, and Constraints Forcing, Mate Fidelity in Pinyon Jays","volume":"105","author":[{"family":"Marzluff","given":"John M."},{"family":"Balda","given":"Russell P."}],"issued":{"date-parts":[["1988",4]]}}}],"schema":"https://github.com/citation-style-language/schema/raw/master/csl-citation.json"} </w:instrText>
       </w:r>
       <w:r>
         <w:fldChar w:fldCharType="separate"/>
@@ -5001,17 +5030,17 @@
         <w:rPr>
           <w:noProof/>
         </w:rPr>
-        <w:t>(55)</w:t>
+        <w:t>(56)</w:t>
       </w:r>
       <w:r>
         <w:fldChar w:fldCharType="end"/>
       </w:r>
       <w:r>
-        <w:t xml:space="preserve">, with some negative influence from precipitation during the prior fledging season and during the breeding season three years prior. Important seasons for maximum temperature included the </w:t>
+        <w:t xml:space="preserve">, with some negative influence from precipitation during the prior fledging season and during the breeding season three years prior. Important seasons for maximum temperature included the spring </w:t>
       </w:r>
       <w:r>
         <w:lastRenderedPageBreak/>
-        <w:t>spring breeding and spring/summer fledging seasons two years prior (</w:t>
+        <w:t>breeding and spring/summer fledging seasons two years prior (</w:t>
       </w:r>
       <w:r>
         <w:t>importance weight</w:t>
@@ -5054,10 +5083,7 @@
         <w:t xml:space="preserve"> jay abundance (</w:t>
       </w:r>
       <w:r>
-        <w:t xml:space="preserve">SI Figure </w:t>
-      </w:r>
-      <w:r>
-        <w:t>1</w:t>
+        <w:t>Figure S1</w:t>
       </w:r>
       <w:r>
         <w:t xml:space="preserve">). In summary, high temperatures during the breeding and fledging season two years ago had a negative effect on pinyon jay abundance. </w:t>
@@ -5442,13 +5468,13 @@
         <w:t xml:space="preserve">Pinyon jays </w:t>
       </w:r>
       <w:r>
+        <w:t xml:space="preserve">exhibited temporal relationships with cone availability in support of two hypotheses </w:t>
+      </w:r>
+      <w:r>
+        <w:t xml:space="preserve">describing </w:t>
+      </w:r>
+      <w:r>
         <w:lastRenderedPageBreak/>
-        <w:t xml:space="preserve">exhibited temporal relationships with cone availability in support of two hypotheses </w:t>
-      </w:r>
-      <w:r>
-        <w:t xml:space="preserve">describing </w:t>
-      </w:r>
-      <w:r>
         <w:t xml:space="preserve">behavior and reproduction in this species. Specifically, birds aggregate near sites where they cached </w:t>
       </w:r>
       <w:r>
@@ -5596,7 +5622,7 @@
         <w:fldChar w:fldCharType="begin"/>
       </w:r>
       <w:r>
-        <w:instrText xml:space="preserve"> ADDIN ZOTERO_ITEM CSL_CITATION {"citationID":"gYufm6Tp","properties":{"formattedCitation":"(42, 45)","plainCitation":"(42, 45)","noteIndex":0},"citationItems":[{"id":2972,"uris":["http://zotero.org/groups/5634119/items/7M2FKU8S"],"itemData":{"id":2972,"type":"article-journal","abstract":"Global climate change is expected to produce large shifts in vegetation distribution and has already increased tree mortality, altering forest structure. However, long‐term shifts will be partly dependent on the ability of species to reproduce under a novel climate. Few studies have examined the impact of climate change on the reproductive output of long‐lived ‘masting' species, or species characterized by episodic reproductive events. Here, we show that seed cone production among pinyon pine (\n              Pinus edulis\n              ), a masting species, declined by 40% from the 1974 decade (1969–1978) to the 2008 decade (2003–2012) in revisited stands throughout New Mexico and northwestern Oklahoma. Seed cone production was highly correlated with late summer temperatures at the time of cone initiation. Further, declines in seed cone production were greatest among populations that experienced the greatest increases in growing season temperatures, which were the populations located at the cooler, upper elevations. As growing season temperatures are predicted to increase across this region over the next century, these findings suggest seed cone production may be an increasingly important bottleneck for future pinyon pine regeneration, especially in areas with greater increases in temperature. Declines in seed cone production may not only affect pinyon pine population dynamics but also the various wildlife species that rely on pinyon pine seeds. Because pinyon pine has similar reproductive strategies as other semi‐arid pine species, increasing temperature may negatively influence reproductive output of other conifers. Further investigation into the full geographic and taxonomic extent of these seed declines is warranted.","container-title":"Ecosphere","DOI":"10.1890/ES12-00306.1","ISSN":"2150-8925, 2150-8925","issue":"12","journalAbbreviation":"Ecosphere","language":"en","license":"http://creativecommons.org/licenses/by/3.0/","page":"1-14","source":"DOI.org (Crossref)","title":"Declines in pinyon pine cone production associated with regional warming","volume":"3","author":[{"family":"Redmond","given":"Miranda D."},{"family":"Forcella","given":"Frank"},{"family":"Barger","given":"Nichole N."}],"issued":{"date-parts":[["2012",12]]}}},{"id":2858,"uris":["http://zotero.org/groups/5634119/items/5C7JLPYL"],"itemData":{"id":2858,"type":"article-journal","abstract":"SummaryPredicting seed production is challenging because many plants produce highly variable crops among years (i.e. masting), but doing so can inform forest management, conservation, and our understanding of ecosystem trajectories in a changing climate. We evaluated the ability of an existing model to forecast masting in an ecologically and culturally important tree species in the southwestern United States, Pinus edulis.Annual seed cone production was predicted using cross‐validation techniques on two unique out‐of‐sample datasets, representing different collection methods and spatial scales (cone scars and cone counts). We then hindcasted this model into the historical past to evaluate whether seed production has declined with the onset of extreme drought conditions in western North America.The evaluated model had fair skill, with root‐mean‐squared error of 6%. The model had better skill predicting the interannual variability within a site than among sites (i.e. within years). Hindcast analyses indicated recent (2000–2024) mean annual cone production was 30.6% lower than in the past century (1900–1999).Mast forecasts are within reach, but much room remains for improvement. Forecasts may be a powerful tool to anticipate the effects of climate change on forests and woodlands.","container-title":"New Phytologist","DOI":"10.1111/nph.20321","ISSN":"0028-646X, 1469-8137","issue":"2","language":"en","license":"http://onlinelibrary.wiley.com/termsAndConditions#am","page":"450-460","publisher":"Wiley","source":"Crossref","title":"Mast hindcasts reveal pervasive effects of extreme drought on a foundational conifer species","volume":"246","author":[{"family":"Wion","given":"Andreas P."},{"family":"Pearse","given":"Ian S."},{"family":"Broxson","given":"Max"},{"family":"Redmond","given":"Miranda D."}],"issued":{"date-parts":[["2025",4]]}}}],"schema":"https://github.com/citation-style-language/schema/raw/master/csl-citation.json"} </w:instrText>
+        <w:instrText xml:space="preserve"> ADDIN ZOTERO_ITEM CSL_CITATION {"citationID":"gYufm6Tp","properties":{"formattedCitation":"(43, 46)","plainCitation":"(43, 46)","noteIndex":0},"citationItems":[{"id":2972,"uris":["http://zotero.org/groups/5634119/items/7M2FKU8S"],"itemData":{"id":2972,"type":"article-journal","abstract":"Global climate change is expected to produce large shifts in vegetation distribution and has already increased tree mortality, altering forest structure. However, long‐term shifts will be partly dependent on the ability of species to reproduce under a novel climate. Few studies have examined the impact of climate change on the reproductive output of long‐lived ‘masting' species, or species characterized by episodic reproductive events. Here, we show that seed cone production among pinyon pine (\n              Pinus edulis\n              ), a masting species, declined by 40% from the 1974 decade (1969–1978) to the 2008 decade (2003–2012) in revisited stands throughout New Mexico and northwestern Oklahoma. Seed cone production was highly correlated with late summer temperatures at the time of cone initiation. Further, declines in seed cone production were greatest among populations that experienced the greatest increases in growing season temperatures, which were the populations located at the cooler, upper elevations. As growing season temperatures are predicted to increase across this region over the next century, these findings suggest seed cone production may be an increasingly important bottleneck for future pinyon pine regeneration, especially in areas with greater increases in temperature. Declines in seed cone production may not only affect pinyon pine population dynamics but also the various wildlife species that rely on pinyon pine seeds. Because pinyon pine has similar reproductive strategies as other semi‐arid pine species, increasing temperature may negatively influence reproductive output of other conifers. Further investigation into the full geographic and taxonomic extent of these seed declines is warranted.","container-title":"Ecosphere","DOI":"10.1890/ES12-00306.1","ISSN":"2150-8925, 2150-8925","issue":"12","journalAbbreviation":"Ecosphere","language":"en","license":"http://creativecommons.org/licenses/by/3.0/","page":"1-14","source":"DOI.org (Crossref)","title":"Declines in pinyon pine cone production associated with regional warming","volume":"3","author":[{"family":"Redmond","given":"Miranda D."},{"family":"Forcella","given":"Frank"},{"family":"Barger","given":"Nichole N."}],"issued":{"date-parts":[["2012",12]]}}},{"id":2858,"uris":["http://zotero.org/groups/5634119/items/5C7JLPYL"],"itemData":{"id":2858,"type":"article-journal","abstract":"SummaryPredicting seed production is challenging because many plants produce highly variable crops among years (i.e. masting), but doing so can inform forest management, conservation, and our understanding of ecosystem trajectories in a changing climate. We evaluated the ability of an existing model to forecast masting in an ecologically and culturally important tree species in the southwestern United States, Pinus edulis.Annual seed cone production was predicted using cross‐validation techniques on two unique out‐of‐sample datasets, representing different collection methods and spatial scales (cone scars and cone counts). We then hindcasted this model into the historical past to evaluate whether seed production has declined with the onset of extreme drought conditions in western North America.The evaluated model had fair skill, with root‐mean‐squared error of 6%. The model had better skill predicting the interannual variability within a site than among sites (i.e. within years). Hindcast analyses indicated recent (2000–2024) mean annual cone production was 30.6% lower than in the past century (1900–1999).Mast forecasts are within reach, but much room remains for improvement. Forecasts may be a powerful tool to anticipate the effects of climate change on forests and woodlands.","container-title":"New Phytologist","DOI":"10.1111/nph.20321","ISSN":"0028-646X, 1469-8137","issue":"2","language":"en","license":"http://onlinelibrary.wiley.com/termsAndConditions#am","page":"450-460","publisher":"Wiley","source":"Crossref","title":"Mast hindcasts reveal pervasive effects of extreme drought on a foundational conifer species","volume":"246","author":[{"family":"Wion","given":"Andreas P."},{"family":"Pearse","given":"Ian S."},{"family":"Broxson","given":"Max"},{"family":"Redmond","given":"Miranda D."}],"issued":{"date-parts":[["2025",4]]}}}],"schema":"https://github.com/citation-style-language/schema/raw/master/csl-citation.json"} </w:instrText>
       </w:r>
       <w:r>
         <w:fldChar w:fldCharType="separate"/>
@@ -5605,7 +5631,7 @@
         <w:rPr>
           <w:noProof/>
         </w:rPr>
-        <w:t>(42, 45)</w:t>
+        <w:t>(43, 46)</w:t>
       </w:r>
       <w:r>
         <w:fldChar w:fldCharType="end"/>
@@ -5756,7 +5782,7 @@
         <w:fldChar w:fldCharType="begin"/>
       </w:r>
       <w:r>
-        <w:instrText xml:space="preserve"> ADDIN ZOTERO_ITEM CSL_CITATION {"citationID":"OZjl9U3A","properties":{"formattedCitation":"(30, 60, 61)","plainCitation":"(30, 60, 61)","noteIndex":0},"citationItems":[{"id":2983,"uris":["http://zotero.org/groups/5634119/items/JHIYW3CU"],"itemData":{"id":2983,"type":"article-journal","abstract":"Mast seeding, the intermittent, synchronous production of large seed crops by a population of plants, is a well-known example of resource pulses that create lagged responses in successive trophic levels of ecological communities. These lags arise because seed predators are thought capable of increasing reproduction and population size only after the resource pulse is available for consumption. The resulting satiation of predators is a widely cited explanation for the evolution of masting. Our study shows that both American and Eurasian tree squirrels anticipate resource pulses and increase reproductive output before a masting event, thereby increasing population size in synchrony with the resource pulse and eliminating the population lag thought to be universal in resource pulse systems.","container-title":"Science","DOI":"10.1126/science.1135520","ISSN":"0036-8075, 1095-9203","issue":"5807","journalAbbreviation":"Science","language":"en","page":"1928-1930","source":"DOI.org (Crossref)","title":"Anticipatory Reproduction and Population Growth in Seed Predators","volume":"314","author":[{"family":"Boutin","given":"Stan"},{"family":"Wauters","given":"Lucas A."},{"family":"McAdam","given":"Andrew G."},{"family":"Humphries","given":"Murray M."},{"family":"Tosi","given":"Guido"},{"family":"Dhondt","given":"André A."}],"issued":{"date-parts":[["2006",12,22]]}}},{"id":3037,"uris":["http://zotero.org/users/6391447/items/KIHP2V4T"],"itemData":{"id":3037,"type":"article-journal","container-title":"Ecology","DOI":"10.1890/11-0766.1","ISSN":"0012-9658","issue":"11","journalAbbreviation":"Ecology","language":"en","license":"http://doi.wiley.com/10.1002/tdm_license_1.1","page":"2027-2034","source":"DOI.org (Crossref)","title":"Anticipation and tracking of pulsed resources drive population dynamics in eastern chipmunks","volume":"92","author":[{"family":"Bergeron","given":"Patrick"},{"family":"Réale","given":"Denis"},{"family":"Humphries","given":"Murray M."},{"family":"Garant","given":"Dany"}],"issued":{"date-parts":[["2011",11]]}}},{"id":3039,"uris":["http://zotero.org/users/6391447/items/6BQYI7CS"],"itemData":{"id":3039,"type":"article-journal","container-title":"Journal of Comparative Physiology B","DOI":"10.1007/s00360-009-0364-2","ISSN":"0174-1578, 1432-136X","issue":"7","journalAbbreviation":"J Comp Physiol B","language":"en","license":"http://www.springer.com/tdm","page":"829-837","source":"DOI.org (Crossref)","title":"Is energy supply the trigger for reproductive activity in male edible dormice (Glis glis)?","volume":"179","author":[{"family":"Fietz","given":"Joanna"},{"family":"Kager","given":"Timo"},{"family":"Schauer","given":"Sebastian"}],"issued":{"date-parts":[["2009",10]]}}}],"schema":"https://github.com/citation-style-language/schema/raw/master/csl-citation.json"} </w:instrText>
+        <w:instrText xml:space="preserve"> ADDIN ZOTERO_ITEM CSL_CITATION {"citationID":"OZjl9U3A","properties":{"formattedCitation":"(31, 61, 62)","plainCitation":"(31, 61, 62)","noteIndex":0},"citationItems":[{"id":2983,"uris":["http://zotero.org/groups/5634119/items/JHIYW3CU"],"itemData":{"id":2983,"type":"article-journal","abstract":"Mast seeding, the intermittent, synchronous production of large seed crops by a population of plants, is a well-known example of resource pulses that create lagged responses in successive trophic levels of ecological communities. These lags arise because seed predators are thought capable of increasing reproduction and population size only after the resource pulse is available for consumption. The resulting satiation of predators is a widely cited explanation for the evolution of masting. Our study shows that both American and Eurasian tree squirrels anticipate resource pulses and increase reproductive output before a masting event, thereby increasing population size in synchrony with the resource pulse and eliminating the population lag thought to be universal in resource pulse systems.","container-title":"Science","DOI":"10.1126/science.1135520","ISSN":"0036-8075, 1095-9203","issue":"5807","journalAbbreviation":"Science","language":"en","page":"1928-1930","source":"DOI.org (Crossref)","title":"Anticipatory Reproduction and Population Growth in Seed Predators","volume":"314","author":[{"family":"Boutin","given":"Stan"},{"family":"Wauters","given":"Lucas A."},{"family":"McAdam","given":"Andrew G."},{"family":"Humphries","given":"Murray M."},{"family":"Tosi","given":"Guido"},{"family":"Dhondt","given":"André A."}],"issued":{"date-parts":[["2006",12,22]]}}},{"id":3037,"uris":["http://zotero.org/users/6391447/items/KIHP2V4T"],"itemData":{"id":3037,"type":"article-journal","container-title":"Ecology","DOI":"10.1890/11-0766.1","ISSN":"0012-9658","issue":"11","journalAbbreviation":"Ecology","language":"en","license":"http://doi.wiley.com/10.1002/tdm_license_1.1","page":"2027-2034","source":"DOI.org (Crossref)","title":"Anticipation and tracking of pulsed resources drive population dynamics in eastern chipmunks","volume":"92","author":[{"family":"Bergeron","given":"Patrick"},{"family":"Réale","given":"Denis"},{"family":"Humphries","given":"Murray M."},{"family":"Garant","given":"Dany"}],"issued":{"date-parts":[["2011",11]]}}},{"id":3039,"uris":["http://zotero.org/users/6391447/items/6BQYI7CS"],"itemData":{"id":3039,"type":"article-journal","container-title":"Journal of Comparative Physiology B","DOI":"10.1007/s00360-009-0364-2","ISSN":"0174-1578, 1432-136X","issue":"7","journalAbbreviation":"J Comp Physiol B","language":"en","license":"http://www.springer.com/tdm","page":"829-837","source":"DOI.org (Crossref)","title":"Is energy supply the trigger for reproductive activity in male edible dormice (Glis glis)?","volume":"179","author":[{"family":"Fietz","given":"Joanna"},{"family":"Kager","given":"Timo"},{"family":"Schauer","given":"Sebastian"}],"issued":{"date-parts":[["2009",10]]}}}],"schema":"https://github.com/citation-style-language/schema/raw/master/csl-citation.json"} </w:instrText>
       </w:r>
       <w:r>
         <w:fldChar w:fldCharType="separate"/>
@@ -5765,7 +5791,7 @@
         <w:rPr>
           <w:noProof/>
         </w:rPr>
-        <w:t>(30, 60, 61)</w:t>
+        <w:t>(31, 61, 62)</w:t>
       </w:r>
       <w:r>
         <w:fldChar w:fldCharType="end"/>
@@ -5777,7 +5803,7 @@
         <w:fldChar w:fldCharType="begin"/>
       </w:r>
       <w:r>
-        <w:instrText xml:space="preserve"> ADDIN ZOTERO_ITEM CSL_CITATION {"citationID":"YJgopEhk","properties":{"formattedCitation":"(62\\uc0\\u8211{}64)","plainCitation":"(62–64)","noteIndex":0},"citationItems":[{"id":3041,"uris":["http://zotero.org/users/6391447/items/CFKW38LX"],"itemData":{"id":3041,"type":"article-journal","abstract":"Irruptive migrants are partially migrating species showing pronounced temporal variation in the number of migrants. Occasional irruptions are often explained by increased population density (per area) or lack of food. Similarly to population dynamics, these explanations are not mutually exclusive, but probably act in concert. Here we do a parallel analysis on the migration intensity and population dynamics of an irruptive migratory bird species, the great spotted woodpecker\n              Dendrocopos major\n              , in southern Finland. Both analyses include simultaneous effects of breeding density and cone crops of Scots pine\n              Pinus sylvestris\n              and Norway spruce\n              Picea abies\n              . A novel model for statistical analyses of irruptive migration intensity is developed. Population dynamics are investigated using log‐linear state‐space models. Woodpecker migration intensity is well explained by lack of spruce cones and increases proportionally to population density. Population dynamics is most successfully described with a density dependent model, where the natural logarithm of spruce cone availability previous autumn has a strong positive effect on population growth. This is likely to be due to lowered winter mortality and lowered emigration rates resulting from plentiful food availability. Although the species uses pine cones as a food resource in winter, the estimated impacts of pine cone crops on migration intensity and population dynamics are low, probably due to low annual variation in crop comparing to spruce cones. Large irruptions also tend to occur earlier in season, often before cones are a crucial food resource for the woodpeckers, suggesting that the woodpeckers use the amount of maturing cones as a cue for upcoming conditions. Our results show that the ecological role of different resources can differ considerably from the expected pattern based on the proportion of the resources in a species’ diet. Advantages of examining patterns of bird migration, population density and dynamics in unison are apparent.","container-title":"Oikos","DOI":"10.1111/j.1600-0706.2010.18970.x","ISSN":"0030-1299, 1600-0706","issue":"7","journalAbbreviation":"Oikos","language":"en","page":"1065-1075","source":"DOI.org (Crossref)","title":"Modelling irruptions and population dynamics of the great spotted woodpecker – joint effects of density and cone crops","volume":"120","author":[{"family":"Lindén","given":"Andreas"},{"family":"Lehikoinen","given":"Aleksi"},{"family":"Hokkanen","given":"Tatu"},{"family":"Väisänen","given":"Risto A."}],"issued":{"date-parts":[["2011",7]]}}},{"id":2982,"uris":["http://zotero.org/groups/5634119/items/QD85BJ5Z"],"itemData":{"id":2982,"type":"article-journal","abstract":"Many plant species are thought to benefit from mast seeding as a result of increased seed survival through predator satiation. However, in communities with many different masting species, lack of synchrony in seed production among species may decrease seed survival by maintaining seed predator populations through the intermast cycle. Similarly, masting by different plant species may have different effects on the seed predator community. We conducted a three‐year study in a northeastern USA temperate deciduous forest to determine if production of large seed crops by several tree species was synchronous, and if they had similar effects on all small mammal species. We found that red oak mast crops resulted in increased densities of\n              Peromyscus leucopus\n              and\n              P. maniculatus\n              , but had no effect on\n              Clethrionomys gapperi\n              abundance. Conversely,\n              C. gapperi\n              populations, but not\n              Peromyscus\n              populations, appeared to increase in response to a large red maple seed crop. Differences in small mammal abundance resulted in changes in species‐specific seed survival: in the year of abundant\n              C. gapperi\n              , experimentally placed red oak acorns had significantly higher survival than in the year of high\n              Peromyscus\n              abundance. Red oak acorn removal was positively correlated with\n              Peromyscus\n              abundance, while red maple seed removal was significantly higher with increased\n              C. gapperi\n              abundance. Thus, species‐specific seed production had differential effects on subsequent small mammal abundance, which in turn affected seed survival. We suggest that at the level of the community, even short‐term lack of synchrony in production of large seed crops can cause variation in postdispersal seed survival, through differential effects on the community of small mammal seed predators.","container-title":"Oikos","DOI":"10.1034/j.1600-0706.2002.960302.x","ISSN":"0030-1299, 1600-0706","issue":"3","journalAbbreviation":"Oikos","language":"en","page":"402-410","source":"DOI.org (Crossref)","title":"Direct and indirect effects of masting on rodent populations and tree seed survival","volume":"96","author":[{"family":"Schnurr","given":"Jaclyn L."},{"family":"Ostfeld","given":"Richard S."},{"family":"Canham","given":"Charles D."}],"issued":{"date-parts":[["2002",3]]}}},{"id":3040,"uris":["http://zotero.org/users/6391447/items/59M8T9YE"],"itemData":{"id":3040,"type":"article-journal","container-title":"Oecologia","DOI":"10.1007/s00442-014-3148-7","ISSN":"0029-8549, 1432-1939","issue":"2","journalAbbreviation":"Oecologia","language":"en","page":"401-411","source":"DOI.org (Crossref)","title":"Immediate or lagged responses of a red squirrel population to pulsed resources","volume":"177","author":[{"family":"Selonen","given":"Vesa"},{"family":"Varjonen","given":"Rauno"},{"family":"Korpimäki","given":"Erkki"}],"issued":{"date-parts":[["2015",2]]}}}],"schema":"https://github.com/citation-style-language/schema/raw/master/csl-citation.json"} </w:instrText>
+        <w:instrText xml:space="preserve"> ADDIN ZOTERO_ITEM CSL_CITATION {"citationID":"YJgopEhk","properties":{"formattedCitation":"(63\\uc0\\u8211{}65)","plainCitation":"(63–65)","noteIndex":0},"citationItems":[{"id":3041,"uris":["http://zotero.org/users/6391447/items/CFKW38LX"],"itemData":{"id":3041,"type":"article-journal","abstract":"Irruptive migrants are partially migrating species showing pronounced temporal variation in the number of migrants. Occasional irruptions are often explained by increased population density (per area) or lack of food. Similarly to population dynamics, these explanations are not mutually exclusive, but probably act in concert. Here we do a parallel analysis on the migration intensity and population dynamics of an irruptive migratory bird species, the great spotted woodpecker\n              Dendrocopos major\n              , in southern Finland. Both analyses include simultaneous effects of breeding density and cone crops of Scots pine\n              Pinus sylvestris\n              and Norway spruce\n              Picea abies\n              . A novel model for statistical analyses of irruptive migration intensity is developed. Population dynamics are investigated using log‐linear state‐space models. Woodpecker migration intensity is well explained by lack of spruce cones and increases proportionally to population density. Population dynamics is most successfully described with a density dependent model, where the natural logarithm of spruce cone availability previous autumn has a strong positive effect on population growth. This is likely to be due to lowered winter mortality and lowered emigration rates resulting from plentiful food availability. Although the species uses pine cones as a food resource in winter, the estimated impacts of pine cone crops on migration intensity and population dynamics are low, probably due to low annual variation in crop comparing to spruce cones. Large irruptions also tend to occur earlier in season, often before cones are a crucial food resource for the woodpeckers, suggesting that the woodpeckers use the amount of maturing cones as a cue for upcoming conditions. Our results show that the ecological role of different resources can differ considerably from the expected pattern based on the proportion of the resources in a species’ diet. Advantages of examining patterns of bird migration, population density and dynamics in unison are apparent.","container-title":"Oikos","DOI":"10.1111/j.1600-0706.2010.18970.x","ISSN":"0030-1299, 1600-0706","issue":"7","journalAbbreviation":"Oikos","language":"en","page":"1065-1075","source":"DOI.org (Crossref)","title":"Modelling irruptions and population dynamics of the great spotted woodpecker – joint effects of density and cone crops","volume":"120","author":[{"family":"Lindén","given":"Andreas"},{"family":"Lehikoinen","given":"Aleksi"},{"family":"Hokkanen","given":"Tatu"},{"family":"Väisänen","given":"Risto A."}],"issued":{"date-parts":[["2011",7]]}}},{"id":2982,"uris":["http://zotero.org/groups/5634119/items/QD85BJ5Z"],"itemData":{"id":2982,"type":"article-journal","abstract":"Many plant species are thought to benefit from mast seeding as a result of increased seed survival through predator satiation. However, in communities with many different masting species, lack of synchrony in seed production among species may decrease seed survival by maintaining seed predator populations through the intermast cycle. Similarly, masting by different plant species may have different effects on the seed predator community. We conducted a three‐year study in a northeastern USA temperate deciduous forest to determine if production of large seed crops by several tree species was synchronous, and if they had similar effects on all small mammal species. We found that red oak mast crops resulted in increased densities of\n              Peromyscus leucopus\n              and\n              P. maniculatus\n              , but had no effect on\n              Clethrionomys gapperi\n              abundance. Conversely,\n              C. gapperi\n              populations, but not\n              Peromyscus\n              populations, appeared to increase in response to a large red maple seed crop. Differences in small mammal abundance resulted in changes in species‐specific seed survival: in the year of abundant\n              C. gapperi\n              , experimentally placed red oak acorns had significantly higher survival than in the year of high\n              Peromyscus\n              abundance. Red oak acorn removal was positively correlated with\n              Peromyscus\n              abundance, while red maple seed removal was significantly higher with increased\n              C. gapperi\n              abundance. Thus, species‐specific seed production had differential effects on subsequent small mammal abundance, which in turn affected seed survival. We suggest that at the level of the community, even short‐term lack of synchrony in production of large seed crops can cause variation in postdispersal seed survival, through differential effects on the community of small mammal seed predators.","container-title":"Oikos","DOI":"10.1034/j.1600-0706.2002.960302.x","ISSN":"0030-1299, 1600-0706","issue":"3","journalAbbreviation":"Oikos","language":"en","page":"402-410","source":"DOI.org (Crossref)","title":"Direct and indirect effects of masting on rodent populations and tree seed survival","volume":"96","author":[{"family":"Schnurr","given":"Jaclyn L."},{"family":"Ostfeld","given":"Richard S."},{"family":"Canham","given":"Charles D."}],"issued":{"date-parts":[["2002",3]]}}},{"id":3040,"uris":["http://zotero.org/users/6391447/items/59M8T9YE"],"itemData":{"id":3040,"type":"article-journal","container-title":"Oecologia","DOI":"10.1007/s00442-014-3148-7","ISSN":"0029-8549, 1432-1939","issue":"2","journalAbbreviation":"Oecologia","language":"en","page":"401-411","source":"DOI.org (Crossref)","title":"Immediate or lagged responses of a red squirrel population to pulsed resources","volume":"177","author":[{"family":"Selonen","given":"Vesa"},{"family":"Varjonen","given":"Rauno"},{"family":"Korpimäki","given":"Erkki"}],"issued":{"date-parts":[["2015",2]]}}}],"schema":"https://github.com/citation-style-language/schema/raw/master/csl-citation.json"} </w:instrText>
       </w:r>
       <w:r>
         <w:fldChar w:fldCharType="separate"/>
@@ -5786,7 +5812,7 @@
         <w:rPr>
           <w:rFonts w:cs="Times New Roman"/>
         </w:rPr>
-        <w:t>(62–64)</w:t>
+        <w:t>(63–65)</w:t>
       </w:r>
       <w:r>
         <w:fldChar w:fldCharType="end"/>
@@ -5845,7 +5871,7 @@
         <w:fldChar w:fldCharType="begin"/>
       </w:r>
       <w:r>
-        <w:instrText xml:space="preserve"> ADDIN ZOTERO_ITEM CSL_CITATION {"citationID":"6WYDHRuN","properties":{"formattedCitation":"(56)","plainCitation":"(56)","noteIndex":0},"citationItems":[{"id":3031,"uris":["http://zotero.org/users/6391447/items/ADY52QPF"],"itemData":{"id":3031,"type":"book","publisher":"T &amp; AD Poyser Ltd","publisher-place":"London","title":"The Pinyon Jay: Behavioral Ecology of a Colonial and Cooperative Corvid","author":[{"family":"Marzluff","given":""},{"family":"Balda","given":"Russell P"}],"issued":{"date-parts":[["1992"]]}}}],"schema":"https://github.com/citation-style-language/schema/raw/master/csl-citation.json"} </w:instrText>
+        <w:instrText xml:space="preserve"> ADDIN ZOTERO_ITEM CSL_CITATION {"citationID":"6WYDHRuN","properties":{"formattedCitation":"(57)","plainCitation":"(57)","noteIndex":0},"citationItems":[{"id":3031,"uris":["http://zotero.org/users/6391447/items/ADY52QPF"],"itemData":{"id":3031,"type":"book","publisher":"T &amp; AD Poyser Ltd","publisher-place":"London","title":"The Pinyon Jay: Behavioral Ecology of a Colonial and Cooperative Corvid","author":[{"family":"Marzluff","given":""},{"family":"Balda","given":"Russell P"}],"issued":{"date-parts":[["1992"]]}}}],"schema":"https://github.com/citation-style-language/schema/raw/master/csl-citation.json"} </w:instrText>
       </w:r>
       <w:r>
         <w:fldChar w:fldCharType="separate"/>
@@ -5854,7 +5880,7 @@
         <w:rPr>
           <w:noProof/>
         </w:rPr>
-        <w:t>(56)</w:t>
+        <w:t>(57)</w:t>
       </w:r>
       <w:r>
         <w:fldChar w:fldCharType="end"/>
@@ -5890,47 +5916,86 @@
         <w:t xml:space="preserve">subsequent </w:t>
       </w:r>
       <w:r>
-        <w:t xml:space="preserve">two </w:t>
+        <w:t>two breeding seasons</w:t>
+      </w:r>
+      <w:r>
+        <w:t>,</w:t>
+      </w:r>
+      <w:r>
+        <w:t xml:space="preserve"> suggesting a </w:t>
+      </w:r>
+      <w:r>
+        <w:t>three-year</w:t>
+      </w:r>
+      <w:r>
+        <w:t xml:space="preserve"> population increase</w:t>
+      </w:r>
+      <w:r>
+        <w:t xml:space="preserve"> in jays</w:t>
+      </w:r>
+      <w:r>
+        <w:t xml:space="preserve"> following a masting event. </w:t>
       </w:r>
       <w:r>
         <w:lastRenderedPageBreak/>
-        <w:t>breeding seasons</w:t>
+        <w:t>We did not uncover an</w:t>
+      </w:r>
+      <w:r>
+        <w:t xml:space="preserve"> “anticipatory” response to cone availability</w:t>
+      </w:r>
+      <w:r>
+        <w:t>, which</w:t>
+      </w:r>
+      <w:r>
+        <w:t xml:space="preserve"> goes against some published observations (e.g., </w:t>
+      </w:r>
+      <w:r>
+        <w:fldChar w:fldCharType="begin"/>
+      </w:r>
+      <w:r>
+        <w:instrText xml:space="preserve"> ADDIN ZOTERO_ITEM CSL_CITATION {"citationID":"Mu4wHhTS","properties":{"formattedCitation":"(54)","plainCitation":"(54)","noteIndex":0},"citationItems":[{"id":2753,"uris":["http://zotero.org/groups/5634119/items/4RGGXF3K"],"itemData":{"id":2753,"type":"article-journal","abstract":"Pinon Jays (Gymnorhinus cyanoephalus) and pinon pine trees (Pinus edulis) interact in a mutualistic fashion, in that the jays provide a primary means of seed dissemination for pinon trees in the Southwest, while at irregular intervals the trees provide the jays with an abundant and highly nutritious source of food. Availability of pinon seeds permits both late winter (February) and late summer (August) breeding by the jays. Seeds and photoperiod interact synergistically to accelerate gonadal development in late winter. When seeds are abundant, considerable testis growth takes place in some Pinon Jay ♂ ♂ even before the winter solstice. This relationship was investigated experimentally. Use of a specific food (pinon seeds) as a proximate timer for breeding, the ability of individual jays to breed in spring, molt, and breed again in August without an intervening period of gonadal refractoriness, and testicular development in early December, when day length approaches its minimum, are extraordinary characteristics among north—temperate—zone passerine birds. The synchrony of seed production by pinon pines over large geographic areas is interpreted as an evolved mechanism that (1) overwhelms invertebrate seed and cone predators, and (2) increases the numbers of seeds per tree that will be cached by Pinon Jays and other vertebrates. Caching sites of Pinon Jays are often at locations especially conducive to germination and growth of pinon pine seedlings.","container-title":"Ecological Monographs","DOI":"10.2307/2937295","ISSN":"0012-9615, 1557-7015","issue":"2","journalAbbreviation":"Ecological Monographs","language":"en","license":"http://onlinelibrary.wiley.com/termsAndConditions#vor","page":"111-126","source":"DOI.org (Crossref)","title":"Reproductive Interdependence of Pinon Jays and Pinon Pines","volume":"48","author":[{"family":"Ligon","given":"J. David"}],"issued":{"date-parts":[["1978",3]]}}}],"schema":"https://github.com/citation-style-language/schema/raw/master/csl-citation.json"} </w:instrText>
+      </w:r>
+      <w:r>
+        <w:fldChar w:fldCharType="separate"/>
+      </w:r>
+      <w:r>
+        <w:rPr>
+          <w:noProof/>
+        </w:rPr>
+        <w:t>(54)</w:t>
+      </w:r>
+      <w:r>
+        <w:fldChar w:fldCharType="end"/>
+      </w:r>
+      <w:r>
+        <w:t xml:space="preserve">. </w:t>
+      </w:r>
+      <w:r>
+        <w:t>Pinyon cone maturation takes multiple years</w:t>
       </w:r>
       <w:r>
         <w:t>,</w:t>
       </w:r>
       <w:r>
-        <w:t xml:space="preserve"> suggesting a </w:t>
-      </w:r>
-      <w:r>
-        <w:t>three-year</w:t>
-      </w:r>
-      <w:r>
-        <w:t xml:space="preserve"> population increase</w:t>
-      </w:r>
-      <w:r>
-        <w:t xml:space="preserve"> in jays</w:t>
-      </w:r>
-      <w:r>
-        <w:t xml:space="preserve"> following a masting event. </w:t>
-      </w:r>
-      <w:r>
-        <w:t>We did not uncover an</w:t>
-      </w:r>
-      <w:r>
-        <w:t xml:space="preserve"> “anticipatory” response to cone availability</w:t>
-      </w:r>
-      <w:r>
-        <w:t>, which</w:t>
-      </w:r>
-      <w:r>
-        <w:t xml:space="preserve"> goes against some published observations (e.g., </w:t>
+        <w:t xml:space="preserve"> and cones </w:t>
+      </w:r>
+      <w:r>
+        <w:t>often</w:t>
+      </w:r>
+      <w:r>
+        <w:t xml:space="preserve"> abort</w:t>
+      </w:r>
+      <w:r>
+        <w:t xml:space="preserve"> before maturity</w:t>
+      </w:r>
+      <w:r>
+        <w:t xml:space="preserve"> </w:t>
       </w:r>
       <w:r>
         <w:fldChar w:fldCharType="begin"/>
       </w:r>
       <w:r>
-        <w:instrText xml:space="preserve"> ADDIN ZOTERO_ITEM CSL_CITATION {"citationID":"Mu4wHhTS","properties":{"formattedCitation":"(53)","plainCitation":"(53)","noteIndex":0},"citationItems":[{"id":2753,"uris":["http://zotero.org/groups/5634119/items/4RGGXF3K"],"itemData":{"id":2753,"type":"article-journal","abstract":"Pinon Jays (Gymnorhinus cyanoephalus) and pinon pine trees (Pinus edulis) interact in a mutualistic fashion, in that the jays provide a primary means of seed dissemination for pinon trees in the Southwest, while at irregular intervals the trees provide the jays with an abundant and highly nutritious source of food. Availability of pinon seeds permits both late winter (February) and late summer (August) breeding by the jays. Seeds and photoperiod interact synergistically to accelerate gonadal development in late winter. When seeds are abundant, considerable testis growth takes place in some Pinon Jay ♂ ♂ even before the winter solstice. This relationship was investigated experimentally. Use of a specific food (pinon seeds) as a proximate timer for breeding, the ability of individual jays to breed in spring, molt, and breed again in August without an intervening period of gonadal refractoriness, and testicular development in early December, when day length approaches its minimum, are extraordinary characteristics among north—temperate—zone passerine birds. The synchrony of seed production by pinon pines over large geographic areas is interpreted as an evolved mechanism that (1) overwhelms invertebrate seed and cone predators, and (2) increases the numbers of seeds per tree that will be cached by Pinon Jays and other vertebrates. Caching sites of Pinon Jays are often at locations especially conducive to germination and growth of pinon pine seedlings.","container-title":"Ecological Monographs","DOI":"10.2307/2937295","ISSN":"0012-9615, 1557-7015","issue":"2","journalAbbreviation":"Ecological Monographs","language":"en","license":"http://onlinelibrary.wiley.com/termsAndConditions#vor","page":"111-126","source":"DOI.org (Crossref)","title":"Reproductive Interdependence of Pinon Jays and Pinon Pines","volume":"48","author":[{"family":"Ligon","given":"J. David"}],"issued":{"date-parts":[["1978",3]]}}}],"schema":"https://github.com/citation-style-language/schema/raw/master/csl-citation.json"} </w:instrText>
+        <w:instrText xml:space="preserve"> ADDIN ZOTERO_ITEM CSL_CITATION {"citationID":"4Wq78QD0","properties":{"formattedCitation":"(59)","plainCitation":"(59)","noteIndex":0},"citationItems":[{"id":2755,"uris":["http://zotero.org/groups/5634119/items/IJSSXJYX"],"itemData":{"id":2755,"type":"article-journal","abstract":"Abstract\n            \n              Tree masting (synchronous, episodic reproduction) is common worldwide and is hypothesized to be especially important in ecosystems with low species diversity and productivity as in semi‐arid woodlands of the American Southwest. We analyzed mast dynamics of three dominant tree species, one‐seed juniper (Cupressaceae:\n              Juniperus monosperma\n              ), two‐needle piñon pine (Pinaceae:\n              Pinus edulis\n              ), and Sonoran scrub oak (Fagaceae:\n              Quercus turbinella\n              ), on six sites during 1997–2016 within the Sevilleta National Wildlife Refuge, New Mexico. We tested multiple hypotheses regarding environmental and endogenous variables as controlling mechanisms, analyzing time‐series mast production data in relation to weather variables (precipitation, temperature, relative humidity, vapor pressure deficit, wind) over different time frames, and assessed evidence for weather tracking, resource switching, resource depletion, resource cycling, and pollen limitation. We found that (1) in univariate regression analyses, mast production in all three species was inversely related to lagged late‐summer/autumn temperatures during fruit primordia formation (1‐yr lag for juniper and oak, 2‐yr lag for piñon pine). Juniper mast production (\n              n\n               = 412 trees) was positively related to current‐year late‐winter (February–April) precipitation, combined with a negative relationship with current‐year summer temperatures. Piñon pine mast production (\n              n\n               = 210 trees) was positively related to 1‐yr lagged total annual precipitation and negatively associated with current‐year spring and summer temperatures. Oak mast production (\n              n\n               = 194 trees) also was positively related to current‐year late‐winter precipitation but was not affected by subsequent summer temperatures. (2) Multivariate environmental logistic regression models produced reasonable fits to observed field mast values. (3) High‐mast years in juniper and oak were characterized by greater proportions of trees producing mast and increased mast production per tree. (4) Juniper, oak, and piñon pine mast years were highly synchronized. (5) We found indirect support for resource depletion in all three species at some sites and indirect support for resource cycling in oak populations. (6) We observed only marginal indirect evidence for resource switching in piñon pine and oak. (7) Analyses of atmospheric pollen abundance relative to mast production produced no significant relationships. Predictive models of mast production have direct applications to regional silviculture, wildlife management, and ecosystem services in Southwestern woodlands.","container-title":"Ecosphere","DOI":"10.1002/ecs2.2360","ISSN":"2150-8925, 2150-8925","issue":"8","journalAbbreviation":"Ecosphere","language":"en","page":"e02360","source":"DOI.org (Crossref)","title":"Environmental and endogenous drivers of tree mast production and synchrony in piñon–juniper–oak woodlands of New Mexico","volume":"9","author":[{"family":"Parmenter","given":"Robert R."},{"family":"Zlotin","given":"Roman I."},{"family":"Moore","given":"Douglas I."},{"family":"Myers","given":"Orrin B."}],"issued":{"date-parts":[["2018",8]]}}}],"schema":"https://github.com/citation-style-language/schema/raw/master/csl-citation.json"} </w:instrText>
       </w:r>
       <w:r>
         <w:fldChar w:fldCharType="separate"/>
@@ -5939,40 +6004,40 @@
         <w:rPr>
           <w:noProof/>
         </w:rPr>
-        <w:t>(53)</w:t>
+        <w:t>(59)</w:t>
       </w:r>
       <w:r>
         <w:fldChar w:fldCharType="end"/>
       </w:r>
       <w:r>
-        <w:t xml:space="preserve">. </w:t>
-      </w:r>
-      <w:r>
-        <w:t>Pinyon cone maturation takes multiple years</w:t>
-      </w:r>
-      <w:r>
-        <w:t>,</w:t>
-      </w:r>
-      <w:r>
-        <w:t xml:space="preserve"> and cones </w:t>
-      </w:r>
-      <w:r>
-        <w:t>often</w:t>
-      </w:r>
-      <w:r>
-        <w:t xml:space="preserve"> abort</w:t>
-      </w:r>
-      <w:r>
-        <w:t xml:space="preserve"> before maturity</w:t>
-      </w:r>
-      <w:r>
-        <w:t xml:space="preserve"> </w:t>
+        <w:t xml:space="preserve">. Thus, it may </w:t>
+      </w:r>
+      <w:r>
+        <w:t>be</w:t>
+      </w:r>
+      <w:r>
+        <w:t xml:space="preserve"> </w:t>
+      </w:r>
+      <w:r>
+        <w:t>mal</w:t>
+      </w:r>
+      <w:r>
+        <w:t>adaptive for jays to predict a seed year when visual cues are not reliable</w:t>
+      </w:r>
+      <w:r>
+        <w:t>. In other systems where anticipatory responses have been observed (e.g., red squirrels in both North America and Europe</w:t>
+      </w:r>
+      <w:r>
+        <w:t xml:space="preserve"> in response to seeds production of </w:t>
+      </w:r>
+      <w:r>
+        <w:t xml:space="preserve">multiple tree species, </w:t>
       </w:r>
       <w:r>
         <w:fldChar w:fldCharType="begin"/>
       </w:r>
       <w:r>
-        <w:instrText xml:space="preserve"> ADDIN ZOTERO_ITEM CSL_CITATION {"citationID":"4Wq78QD0","properties":{"formattedCitation":"(58)","plainCitation":"(58)","noteIndex":0},"citationItems":[{"id":2755,"uris":["http://zotero.org/groups/5634119/items/IJSSXJYX"],"itemData":{"id":2755,"type":"article-journal","abstract":"Abstract\n            \n              Tree masting (synchronous, episodic reproduction) is common worldwide and is hypothesized to be especially important in ecosystems with low species diversity and productivity as in semi‐arid woodlands of the American Southwest. We analyzed mast dynamics of three dominant tree species, one‐seed juniper (Cupressaceae:\n              Juniperus monosperma\n              ), two‐needle piñon pine (Pinaceae:\n              Pinus edulis\n              ), and Sonoran scrub oak (Fagaceae:\n              Quercus turbinella\n              ), on six sites during 1997–2016 within the Sevilleta National Wildlife Refuge, New Mexico. We tested multiple hypotheses regarding environmental and endogenous variables as controlling mechanisms, analyzing time‐series mast production data in relation to weather variables (precipitation, temperature, relative humidity, vapor pressure deficit, wind) over different time frames, and assessed evidence for weather tracking, resource switching, resource depletion, resource cycling, and pollen limitation. We found that (1) in univariate regression analyses, mast production in all three species was inversely related to lagged late‐summer/autumn temperatures during fruit primordia formation (1‐yr lag for juniper and oak, 2‐yr lag for piñon pine). Juniper mast production (\n              n\n               = 412 trees) was positively related to current‐year late‐winter (February–April) precipitation, combined with a negative relationship with current‐year summer temperatures. Piñon pine mast production (\n              n\n               = 210 trees) was positively related to 1‐yr lagged total annual precipitation and negatively associated with current‐year spring and summer temperatures. Oak mast production (\n              n\n               = 194 trees) also was positively related to current‐year late‐winter precipitation but was not affected by subsequent summer temperatures. (2) Multivariate environmental logistic regression models produced reasonable fits to observed field mast values. (3) High‐mast years in juniper and oak were characterized by greater proportions of trees producing mast and increased mast production per tree. (4) Juniper, oak, and piñon pine mast years were highly synchronized. (5) We found indirect support for resource depletion in all three species at some sites and indirect support for resource cycling in oak populations. (6) We observed only marginal indirect evidence for resource switching in piñon pine and oak. (7) Analyses of atmospheric pollen abundance relative to mast production produced no significant relationships. Predictive models of mast production have direct applications to regional silviculture, wildlife management, and ecosystem services in Southwestern woodlands.","container-title":"Ecosphere","DOI":"10.1002/ecs2.2360","ISSN":"2150-8925, 2150-8925","issue":"8","journalAbbreviation":"Ecosphere","language":"en","page":"e02360","source":"DOI.org (Crossref)","title":"Environmental and endogenous drivers of tree mast production and synchrony in piñon–juniper–oak woodlands of New Mexico","volume":"9","author":[{"family":"Parmenter","given":"Robert R."},{"family":"Zlotin","given":"Roman I."},{"family":"Moore","given":"Douglas I."},{"family":"Myers","given":"Orrin B."}],"issued":{"date-parts":[["2018",8]]}}}],"schema":"https://github.com/citation-style-language/schema/raw/master/csl-citation.json"} </w:instrText>
+        <w:instrText xml:space="preserve"> ADDIN ZOTERO_ITEM CSL_CITATION {"citationID":"TboceLWF","properties":{"formattedCitation":"(31)","plainCitation":"(31)","noteIndex":0},"citationItems":[{"id":2983,"uris":["http://zotero.org/groups/5634119/items/JHIYW3CU"],"itemData":{"id":2983,"type":"article-journal","abstract":"Mast seeding, the intermittent, synchronous production of large seed crops by a population of plants, is a well-known example of resource pulses that create lagged responses in successive trophic levels of ecological communities. These lags arise because seed predators are thought capable of increasing reproduction and population size only after the resource pulse is available for consumption. The resulting satiation of predators is a widely cited explanation for the evolution of masting. Our study shows that both American and Eurasian tree squirrels anticipate resource pulses and increase reproductive output before a masting event, thereby increasing population size in synchrony with the resource pulse and eliminating the population lag thought to be universal in resource pulse systems.","container-title":"Science","DOI":"10.1126/science.1135520","ISSN":"0036-8075, 1095-9203","issue":"5807","journalAbbreviation":"Science","language":"en","page":"1928-1930","source":"DOI.org (Crossref)","title":"Anticipatory Reproduction and Population Growth in Seed Predators","volume":"314","author":[{"family":"Boutin","given":"Stan"},{"family":"Wauters","given":"Lucas A."},{"family":"McAdam","given":"Andrew G."},{"family":"Humphries","given":"Murray M."},{"family":"Tosi","given":"Guido"},{"family":"Dhondt","given":"André A."}],"issued":{"date-parts":[["2006",12,22]]}}}],"schema":"https://github.com/citation-style-language/schema/raw/master/csl-citation.json"} </w:instrText>
       </w:r>
       <w:r>
         <w:fldChar w:fldCharType="separate"/>
@@ -5981,49 +6046,7 @@
         <w:rPr>
           <w:noProof/>
         </w:rPr>
-        <w:t>(58)</w:t>
-      </w:r>
-      <w:r>
-        <w:fldChar w:fldCharType="end"/>
-      </w:r>
-      <w:r>
-        <w:t xml:space="preserve">. Thus, it may </w:t>
-      </w:r>
-      <w:r>
-        <w:t>be</w:t>
-      </w:r>
-      <w:r>
-        <w:t xml:space="preserve"> </w:t>
-      </w:r>
-      <w:r>
-        <w:t>mal</w:t>
-      </w:r>
-      <w:r>
-        <w:t>adaptive for jays to predict a seed year when visual cues are not reliable</w:t>
-      </w:r>
-      <w:r>
-        <w:t>. In other systems where anticipatory responses have been observed (e.g., red squirrels in both North America and Europe</w:t>
-      </w:r>
-      <w:r>
-        <w:t xml:space="preserve"> in response to seeds production of </w:t>
-      </w:r>
-      <w:r>
-        <w:t xml:space="preserve">multiple tree species, </w:t>
-      </w:r>
-      <w:r>
-        <w:fldChar w:fldCharType="begin"/>
-      </w:r>
-      <w:r>
-        <w:instrText xml:space="preserve"> ADDIN ZOTERO_ITEM CSL_CITATION {"citationID":"TboceLWF","properties":{"formattedCitation":"(30)","plainCitation":"(30)","noteIndex":0},"citationItems":[{"id":2983,"uris":["http://zotero.org/groups/5634119/items/JHIYW3CU"],"itemData":{"id":2983,"type":"article-journal","abstract":"Mast seeding, the intermittent, synchronous production of large seed crops by a population of plants, is a well-known example of resource pulses that create lagged responses in successive trophic levels of ecological communities. These lags arise because seed predators are thought capable of increasing reproduction and population size only after the resource pulse is available for consumption. The resulting satiation of predators is a widely cited explanation for the evolution of masting. Our study shows that both American and Eurasian tree squirrels anticipate resource pulses and increase reproductive output before a masting event, thereby increasing population size in synchrony with the resource pulse and eliminating the population lag thought to be universal in resource pulse systems.","container-title":"Science","DOI":"10.1126/science.1135520","ISSN":"0036-8075, 1095-9203","issue":"5807","journalAbbreviation":"Science","language":"en","page":"1928-1930","source":"DOI.org (Crossref)","title":"Anticipatory Reproduction and Population Growth in Seed Predators","volume":"314","author":[{"family":"Boutin","given":"Stan"},{"family":"Wauters","given":"Lucas A."},{"family":"McAdam","given":"Andrew G."},{"family":"Humphries","given":"Murray M."},{"family":"Tosi","given":"Guido"},{"family":"Dhondt","given":"André A."}],"issued":{"date-parts":[["2006",12,22]]}}}],"schema":"https://github.com/citation-style-language/schema/raw/master/csl-citation.json"} </w:instrText>
-      </w:r>
-      <w:r>
-        <w:fldChar w:fldCharType="separate"/>
-      </w:r>
-      <w:r>
-        <w:rPr>
-          <w:noProof/>
-        </w:rPr>
-        <w:t>(30)</w:t>
+        <w:t>(31)</w:t>
       </w:r>
       <w:r>
         <w:fldChar w:fldCharType="end"/>
@@ -6210,7 +6233,7 @@
         <w:fldChar w:fldCharType="begin"/>
       </w:r>
       <w:r>
-        <w:instrText xml:space="preserve"> ADDIN ZOTERO_ITEM CSL_CITATION {"citationID":"wCJt3ADZ","properties":{"formattedCitation":"(53, 65)","plainCitation":"(53, 65)","noteIndex":0},"citationItems":[{"id":2753,"uris":["http://zotero.org/groups/5634119/items/4RGGXF3K"],"itemData":{"id":2753,"type":"article-journal","abstract":"Pinon Jays (Gymnorhinus cyanoephalus) and pinon pine trees (Pinus edulis) interact in a mutualistic fashion, in that the jays provide a primary means of seed dissemination for pinon trees in the Southwest, while at irregular intervals the trees provide the jays with an abundant and highly nutritious source of food. Availability of pinon seeds permits both late winter (February) and late summer (August) breeding by the jays. Seeds and photoperiod interact synergistically to accelerate gonadal development in late winter. When seeds are abundant, considerable testis growth takes place in some Pinon Jay ♂ ♂ even before the winter solstice. This relationship was investigated experimentally. Use of a specific food (pinon seeds) as a proximate timer for breeding, the ability of individual jays to breed in spring, molt, and breed again in August without an intervening period of gonadal refractoriness, and testicular development in early December, when day length approaches its minimum, are extraordinary characteristics among north—temperate—zone passerine birds. The synchrony of seed production by pinon pines over large geographic areas is interpreted as an evolved mechanism that (1) overwhelms invertebrate seed and cone predators, and (2) increases the numbers of seeds per tree that will be cached by Pinon Jays and other vertebrates. Caching sites of Pinon Jays are often at locations especially conducive to germination and growth of pinon pine seedlings.","container-title":"Ecological Monographs","DOI":"10.2307/2937295","ISSN":"0012-9615, 1557-7015","issue":"2","journalAbbreviation":"Ecological Monographs","language":"en","license":"http://onlinelibrary.wiley.com/termsAndConditions#vor","page":"111-126","source":"DOI.org (Crossref)","title":"Reproductive Interdependence of Pinon Jays and Pinon Pines","volume":"48","author":[{"family":"Ligon","given":"J. David"}],"issued":{"date-parts":[["1978",3]]}}},{"id":2862,"uris":["http://zotero.org/groups/5634119/items/PYGWLTH3"],"itemData":{"id":2862,"type":"article-journal","container-title":"Animal Behaviour","DOI":"10.1016/s0003-3472(88)80244-6","ISSN":"0003-3472","issue":"1","language":"en","license":"https://www.elsevier.com/tdm/userlicense/1.0/","page":"1-10","publisher":"Elsevier BV","source":"Crossref","title":"Do pinyon jays alter nest placement based on prior experience?","volume":"36","author":[{"family":"Marzluff","given":"John M."}],"issued":{"date-parts":[["1988",2]]}}}],"schema":"https://github.com/citation-style-language/schema/raw/master/csl-citation.json"} </w:instrText>
+        <w:instrText xml:space="preserve"> ADDIN ZOTERO_ITEM CSL_CITATION {"citationID":"wCJt3ADZ","properties":{"formattedCitation":"(54, 66)","plainCitation":"(54, 66)","noteIndex":0},"citationItems":[{"id":2753,"uris":["http://zotero.org/groups/5634119/items/4RGGXF3K"],"itemData":{"id":2753,"type":"article-journal","abstract":"Pinon Jays (Gymnorhinus cyanoephalus) and pinon pine trees (Pinus edulis) interact in a mutualistic fashion, in that the jays provide a primary means of seed dissemination for pinon trees in the Southwest, while at irregular intervals the trees provide the jays with an abundant and highly nutritious source of food. Availability of pinon seeds permits both late winter (February) and late summer (August) breeding by the jays. Seeds and photoperiod interact synergistically to accelerate gonadal development in late winter. When seeds are abundant, considerable testis growth takes place in some Pinon Jay ♂ ♂ even before the winter solstice. This relationship was investigated experimentally. Use of a specific food (pinon seeds) as a proximate timer for breeding, the ability of individual jays to breed in spring, molt, and breed again in August without an intervening period of gonadal refractoriness, and testicular development in early December, when day length approaches its minimum, are extraordinary characteristics among north—temperate—zone passerine birds. The synchrony of seed production by pinon pines over large geographic areas is interpreted as an evolved mechanism that (1) overwhelms invertebrate seed and cone predators, and (2) increases the numbers of seeds per tree that will be cached by Pinon Jays and other vertebrates. Caching sites of Pinon Jays are often at locations especially conducive to germination and growth of pinon pine seedlings.","container-title":"Ecological Monographs","DOI":"10.2307/2937295","ISSN":"0012-9615, 1557-7015","issue":"2","journalAbbreviation":"Ecological Monographs","language":"en","license":"http://onlinelibrary.wiley.com/termsAndConditions#vor","page":"111-126","source":"DOI.org (Crossref)","title":"Reproductive Interdependence of Pinon Jays and Pinon Pines","volume":"48","author":[{"family":"Ligon","given":"J. David"}],"issued":{"date-parts":[["1978",3]]}}},{"id":2862,"uris":["http://zotero.org/groups/5634119/items/PYGWLTH3"],"itemData":{"id":2862,"type":"article-journal","container-title":"Animal Behaviour","DOI":"10.1016/s0003-3472(88)80244-6","ISSN":"0003-3472","issue":"1","language":"en","license":"https://www.elsevier.com/tdm/userlicense/1.0/","page":"1-10","publisher":"Elsevier BV","source":"Crossref","title":"Do pinyon jays alter nest placement based on prior experience?","volume":"36","author":[{"family":"Marzluff","given":"John M."}],"issued":{"date-parts":[["1988",2]]}}}],"schema":"https://github.com/citation-style-language/schema/raw/master/csl-citation.json"} </w:instrText>
       </w:r>
       <w:r>
         <w:fldChar w:fldCharType="separate"/>
@@ -6219,7 +6242,7 @@
         <w:rPr>
           <w:noProof/>
         </w:rPr>
-        <w:t>(53, 65)</w:t>
+        <w:t>(54, 66)</w:t>
       </w:r>
       <w:r>
         <w:fldChar w:fldCharType="end"/>
@@ -6231,7 +6254,7 @@
         <w:fldChar w:fldCharType="begin"/>
       </w:r>
       <w:r>
-        <w:instrText xml:space="preserve"> ADDIN ZOTERO_ITEM CSL_CITATION {"citationID":"RlgxL6Qz","properties":{"formattedCitation":"(37, 39, 53, 66, 67)","plainCitation":"(37, 39, 53, 66, 67)","noteIndex":0},"citationItems":[{"id":2748,"uris":["http://zotero.org/groups/5634119/items/YTCPHGE5"],"itemData":{"id":2748,"type":"chapter","abstract":"The Pinyon Jay (Gymnorhinus cyanocephalus) is closely associated with piñon–juniper woodlands in the Intermountain West and Southwest regions of the United States. It is of conservation concern, given it is one of the landbirds declining the fastest and most persistently in these regions, at an average rate of –3.6% from 1968 to 2015, according to the Breeding Bird Survey. Despite the population’s falling by &gt;50% over this period, the Pinyon Jay has not been widely studied, and little is known about the factors responsible for its diminishing numbers. Although the Pinyon Jay’s rate of decline exceeds that of the Greater SageGrouse (Centrocercus urophasianus)—a species targeted for significant conservation efforts—no comprehensive effort designed to benefit this jay has been implemented. Current management in Great Basin piñon–juniper woodlands includes removal of trees to create or protect shrublands for the benefit of sage-grouse and other sagebrush-associated wildlife, and southwestern piñon–juniper woodlands are being thinned for fuels reduction or management of other wildlife. The effect of these treatments on the Pinyon Jay and other piñon–juniper birds, however, has been little studied. Thus further research is needed to clarify the causes of the jay’s decline, develop habitat models for this and other piñon–juniper species, and devise approaches for management of piñon–juniper woodland that balance the interests of the Pinyon Jay and other species of concern, including the Greater Sage-Grouse.","container-title":"Trends and Traditions: Avifaunal Change in Western North America","DOI":"10.21199/SWB3.10","ISBN":"978-0-9790585-3-0","page":"190-197","publisher":"Western Field Ornithologists","source":"DOI.org (Crossref)","title":"Long-term declines in the Pinyon Jay and management implications for piñon–juniper woodlands","URL":"https://westernfieldornithologists.org/docs/2020/Avifaunal_Change/Boone/Boone-Avifaunal_Change.pdf","container-author":[{"family":"Shuford","given":"W. David"},{"family":"Gill","given":"Robert E."},{"family":"Handel","given":"Colleen M."}],"author":[{"family":"Boone","given":"John D."},{"family":"Ammon","given":"Elisabeth"},{"family":"Johnson","given":"Kristine"}],"accessed":{"date-parts":[["2024",10,10]]},"issued":{"date-parts":[["2018",9,1]]}}},{"id":2903,"uris":["http://zotero.org/groups/5634119/items/XYDLLE9X"],"itemData":{"id":2903,"type":"article-journal","container-title":"Avian Conservation and Ecology","DOI":"10.5751/ace-00890-110206","ISSN":"1712-6568","issue":"2","journalAbbreviation":"ACE","language":"en","publisher":"Resilience Alliance, Inc.","source":"Crossref","title":"Home range- and colony-scale habitat models for Pinyon Jays in piñon-juniper woodlands of New Mexico, USA","URL":"http://www.ace-eco.org/vol11/iss2/art6/","volume":"11","author":[{"family":"Johnson","given":"Kristine"},{"family":"Neville","given":"Teri B."},{"family":"Smith","given":"Jacqueline W."},{"family":"Horner","given":"Mark W."}],"accessed":{"date-parts":[["2025",7,16]]},"issued":{"date-parts":[["2016"]]}}},{"id":2753,"uris":["http://zotero.org/groups/5634119/items/4RGGXF3K"],"itemData":{"id":2753,"type":"article-journal","abstract":"Pinon Jays (Gymnorhinus cyanoephalus) and pinon pine trees (Pinus edulis) interact in a mutualistic fashion, in that the jays provide a primary means of seed dissemination for pinon trees in the Southwest, while at irregular intervals the trees provide the jays with an abundant and highly nutritious source of food. Availability of pinon seeds permits both late winter (February) and late summer (August) breeding by the jays. Seeds and photoperiod interact synergistically to accelerate gonadal development in late winter. When seeds are abundant, considerable testis growth takes place in some Pinon Jay ♂ ♂ even before the winter solstice. This relationship was investigated experimentally. Use of a specific food (pinon seeds) as a proximate timer for breeding, the ability of individual jays to breed in spring, molt, and breed again in August without an intervening period of gonadal refractoriness, and testicular development in early December, when day length approaches its minimum, are extraordinary characteristics among north—temperate—zone passerine birds. The synchrony of seed production by pinon pines over large geographic areas is interpreted as an evolved mechanism that (1) overwhelms invertebrate seed and cone predators, and (2) increases the numbers of seeds per tree that will be cached by Pinon Jays and other vertebrates. Caching sites of Pinon Jays are often at locations especially conducive to germination and growth of pinon pine seedlings.","container-title":"Ecological Monographs","DOI":"10.2307/2937295","ISSN":"0012-9615, 1557-7015","issue":"2","journalAbbreviation":"Ecological Monographs","language":"en","license":"http://onlinelibrary.wiley.com/termsAndConditions#vor","page":"111-126","source":"DOI.org (Crossref)","title":"Reproductive Interdependence of Pinon Jays and Pinon Pines","volume":"48","author":[{"family":"Ligon","given":"J. David"}],"issued":{"date-parts":[["1978",3]]}}},{"id":2767,"uris":["http://zotero.org/groups/5634119/items/SFTJSXEN"],"itemData":{"id":2767,"type":"article-journal","container-title":"Biological Conservation","DOI":"10.1016/j.biocon.2023.109959","ISSN":"00063207","journalAbbreviation":"Biological Conservation","language":"en","page":"109959","source":"DOI.org (Crossref)","title":"A hidden cost of single species management: Habitat-relationships reveal potential negative effects of conifer removal on a non-target species","title-short":"A hidden cost of single species management","volume":"280","author":[{"family":"Van Lanen","given":"Nicholas J."},{"family":"Monroe","given":"Adrian P."},{"family":"Aldridge","given":"Cameron L."}],"issued":{"date-parts":[["2023",4]]}}},{"id":3003,"uris":["http://zotero.org/users/6391447/items/7P8TEDBC"],"itemData":{"id":3003,"type":"article-journal","container-title":"Journal of Biogeography","DOI":"10.2307/2844738","ISSN":"03050270","issue":"4","journalAbbreviation":"Journal of Biogeography","page":"275","source":"DOI.org (Crossref)","title":"Biogeography of Two Southwest American Oaks in Relation to Atmospheric Dynamics","volume":"10","author":[{"family":"Neilson","given":"R. P."},{"family":"Wullstein","given":"L. H."}],"issued":{"date-parts":[["1983",7]]}}}],"schema":"https://github.com/citation-style-language/schema/raw/master/csl-citation.json"} </w:instrText>
+        <w:instrText xml:space="preserve"> ADDIN ZOTERO_ITEM CSL_CITATION {"citationID":"RlgxL6Qz","properties":{"formattedCitation":"(38, 40, 54, 67, 68)","plainCitation":"(38, 40, 54, 67, 68)","noteIndex":0},"citationItems":[{"id":2748,"uris":["http://zotero.org/groups/5634119/items/YTCPHGE5"],"itemData":{"id":2748,"type":"chapter","abstract":"The Pinyon Jay (Gymnorhinus cyanocephalus) is closely associated with piñon–juniper woodlands in the Intermountain West and Southwest regions of the United States. It is of conservation concern, given it is one of the landbirds declining the fastest and most persistently in these regions, at an average rate of –3.6% from 1968 to 2015, according to the Breeding Bird Survey. Despite the population’s falling by &gt;50% over this period, the Pinyon Jay has not been widely studied, and little is known about the factors responsible for its diminishing numbers. Although the Pinyon Jay’s rate of decline exceeds that of the Greater SageGrouse (Centrocercus urophasianus)—a species targeted for significant conservation efforts—no comprehensive effort designed to benefit this jay has been implemented. Current management in Great Basin piñon–juniper woodlands includes removal of trees to create or protect shrublands for the benefit of sage-grouse and other sagebrush-associated wildlife, and southwestern piñon–juniper woodlands are being thinned for fuels reduction or management of other wildlife. The effect of these treatments on the Pinyon Jay and other piñon–juniper birds, however, has been little studied. Thus further research is needed to clarify the causes of the jay’s decline, develop habitat models for this and other piñon–juniper species, and devise approaches for management of piñon–juniper woodland that balance the interests of the Pinyon Jay and other species of concern, including the Greater Sage-Grouse.","container-title":"Trends and Traditions: Avifaunal Change in Western North America","DOI":"10.21199/SWB3.10","ISBN":"978-0-9790585-3-0","page":"190-197","publisher":"Western Field Ornithologists","source":"DOI.org (Crossref)","title":"Long-term declines in the Pinyon Jay and management implications for piñon–juniper woodlands","URL":"https://westernfieldornithologists.org/docs/2020/Avifaunal_Change/Boone/Boone-Avifaunal_Change.pdf","container-author":[{"family":"Shuford","given":"W. David"},{"family":"Gill","given":"Robert E."},{"family":"Handel","given":"Colleen M."}],"author":[{"family":"Boone","given":"John D."},{"family":"Ammon","given":"Elisabeth"},{"family":"Johnson","given":"Kristine"}],"accessed":{"date-parts":[["2024",10,10]]},"issued":{"date-parts":[["2018",9,1]]}}},{"id":2903,"uris":["http://zotero.org/groups/5634119/items/XYDLLE9X"],"itemData":{"id":2903,"type":"article-journal","container-title":"Avian Conservation and Ecology","DOI":"10.5751/ace-00890-110206","ISSN":"1712-6568","issue":"2","journalAbbreviation":"ACE","language":"en","publisher":"Resilience Alliance, Inc.","source":"Crossref","title":"Home range- and colony-scale habitat models for Pinyon Jays in piñon-juniper woodlands of New Mexico, USA","URL":"http://www.ace-eco.org/vol11/iss2/art6/","volume":"11","author":[{"family":"Johnson","given":"Kristine"},{"family":"Neville","given":"Teri B."},{"family":"Smith","given":"Jacqueline W."},{"family":"Horner","given":"Mark W."}],"accessed":{"date-parts":[["2025",7,16]]},"issued":{"date-parts":[["2016"]]}}},{"id":2753,"uris":["http://zotero.org/groups/5634119/items/4RGGXF3K"],"itemData":{"id":2753,"type":"article-journal","abstract":"Pinon Jays (Gymnorhinus cyanoephalus) and pinon pine trees (Pinus edulis) interact in a mutualistic fashion, in that the jays provide a primary means of seed dissemination for pinon trees in the Southwest, while at irregular intervals the trees provide the jays with an abundant and highly nutritious source of food. Availability of pinon seeds permits both late winter (February) and late summer (August) breeding by the jays. Seeds and photoperiod interact synergistically to accelerate gonadal development in late winter. When seeds are abundant, considerable testis growth takes place in some Pinon Jay ♂ ♂ even before the winter solstice. This relationship was investigated experimentally. Use of a specific food (pinon seeds) as a proximate timer for breeding, the ability of individual jays to breed in spring, molt, and breed again in August without an intervening period of gonadal refractoriness, and testicular development in early December, when day length approaches its minimum, are extraordinary characteristics among north—temperate—zone passerine birds. The synchrony of seed production by pinon pines over large geographic areas is interpreted as an evolved mechanism that (1) overwhelms invertebrate seed and cone predators, and (2) increases the numbers of seeds per tree that will be cached by Pinon Jays and other vertebrates. Caching sites of Pinon Jays are often at locations especially conducive to germination and growth of pinon pine seedlings.","container-title":"Ecological Monographs","DOI":"10.2307/2937295","ISSN":"0012-9615, 1557-7015","issue":"2","journalAbbreviation":"Ecological Monographs","language":"en","license":"http://onlinelibrary.wiley.com/termsAndConditions#vor","page":"111-126","source":"DOI.org (Crossref)","title":"Reproductive Interdependence of Pinon Jays and Pinon Pines","volume":"48","author":[{"family":"Ligon","given":"J. David"}],"issued":{"date-parts":[["1978",3]]}}},{"id":2767,"uris":["http://zotero.org/groups/5634119/items/SFTJSXEN"],"itemData":{"id":2767,"type":"article-journal","container-title":"Biological Conservation","DOI":"10.1016/j.biocon.2023.109959","ISSN":"00063207","journalAbbreviation":"Biological Conservation","language":"en","page":"109959","source":"DOI.org (Crossref)","title":"A hidden cost of single species management: Habitat-relationships reveal potential negative effects of conifer removal on a non-target species","title-short":"A hidden cost of single species management","volume":"280","author":[{"family":"Van Lanen","given":"Nicholas J."},{"family":"Monroe","given":"Adrian P."},{"family":"Aldridge","given":"Cameron L."}],"issued":{"date-parts":[["2023",4]]}}},{"id":3003,"uris":["http://zotero.org/users/6391447/items/7P8TEDBC"],"itemData":{"id":3003,"type":"article-journal","container-title":"Journal of Biogeography","DOI":"10.2307/2844738","ISSN":"03050270","issue":"4","journalAbbreviation":"Journal of Biogeography","page":"275","source":"DOI.org (Crossref)","title":"Biogeography of Two Southwest American Oaks in Relation to Atmospheric Dynamics","volume":"10","author":[{"family":"Neilson","given":"R. P."},{"family":"Wullstein","given":"L. H."}],"issued":{"date-parts":[["1983",7]]}}}],"schema":"https://github.com/citation-style-language/schema/raw/master/csl-citation.json"} </w:instrText>
       </w:r>
       <w:r>
         <w:fldChar w:fldCharType="separate"/>
@@ -6240,7 +6263,7 @@
         <w:rPr>
           <w:noProof/>
         </w:rPr>
-        <w:t>(37, 39, 53, 66, 67)</w:t>
+        <w:t>(38, 40, 54, 67, 68)</w:t>
       </w:r>
       <w:r>
         <w:fldChar w:fldCharType="end"/>
@@ -6255,7 +6278,7 @@
         <w:fldChar w:fldCharType="begin"/>
       </w:r>
       <w:r>
-        <w:instrText xml:space="preserve"> ADDIN ZOTERO_ITEM CSL_CITATION {"citationID":"qcPxPtcp","properties":{"formattedCitation":"(59)","plainCitation":"(59)","noteIndex":0},"citationItems":[{"id":2498,"uris":["http://zotero.org/users/6391447/items/VVC4E3XE"],"itemData":{"id":2498,"type":"article-journal","container-title":"Environmental Entomology","DOI":"10.1603/0046-225X(2008)37[686:IOALLS]2.0.CO;2","ISSN":"0046225X, 0046225X","issue":"3","journalAbbreviation":"en","language":"en","page":"686-695","source":"DOI.org (Crossref)","title":"Influence of a Large Late Summer Precipitation Event on Food Limitation and Grasshopper Population Dynamics in a Northern Great Plains Grassland","volume":"37","author":[{"family":"Branson","given":"David H."}],"issued":{"date-parts":[["2008",6,1]]}}}],"schema":"https://github.com/citation-style-language/schema/raw/master/csl-citation.json"} </w:instrText>
+        <w:instrText xml:space="preserve"> ADDIN ZOTERO_ITEM CSL_CITATION {"citationID":"qcPxPtcp","properties":{"formattedCitation":"(60)","plainCitation":"(60)","noteIndex":0},"citationItems":[{"id":2498,"uris":["http://zotero.org/users/6391447/items/VVC4E3XE"],"itemData":{"id":2498,"type":"article-journal","container-title":"Environmental Entomology","DOI":"10.1603/0046-225X(2008)37[686:IOALLS]2.0.CO;2","ISSN":"0046225X, 0046225X","issue":"3","journalAbbreviation":"en","language":"en","page":"686-695","source":"DOI.org (Crossref)","title":"Influence of a Large Late Summer Precipitation Event on Food Limitation and Grasshopper Population Dynamics in a Northern Great Plains Grassland","volume":"37","author":[{"family":"Branson","given":"David H."}],"issued":{"date-parts":[["2008",6,1]]}}}],"schema":"https://github.com/citation-style-language/schema/raw/master/csl-citation.json"} </w:instrText>
       </w:r>
       <w:r>
         <w:fldChar w:fldCharType="separate"/>
@@ -6264,7 +6287,7 @@
         <w:rPr>
           <w:noProof/>
         </w:rPr>
-        <w:t>(59)</w:t>
+        <w:t>(60)</w:t>
       </w:r>
       <w:r>
         <w:fldChar w:fldCharType="end"/>
@@ -6321,7 +6344,7 @@
         <w:fldChar w:fldCharType="begin"/>
       </w:r>
       <w:r>
-        <w:instrText xml:space="preserve"> ADDIN ZOTERO_ITEM CSL_CITATION {"citationID":"sw8rHzl5","properties":{"formattedCitation":"(68)","plainCitation":"(68)","noteIndex":0},"citationItems":[{"id":3149,"uris":["http://zotero.org/groups/5634119/items/U69K2EZF"],"itemData":{"id":3149,"type":"book","abstract":"Assessment of Climate Change in the Southwest United States, one of a series of regional reports prepared for the 2013 National Climate Assessment, is a landmark study in terms of its breadth and depth of coverage. Coordinated by the Southwest Climate Alliance--a consortium of researchers affiliated with the NOAA Regional Integrated Sciences and Assessments in the Southwest (California-Nevada Applications Program, Climate Assessment for the Southwest, Western Water Assessment) and the Department of the Interior Southwest Climate Science Center--the report blends the contributions of 120 experts in climate science, economics, ecology, engineering, geography, hydrology, planning, resource management, and other disciplines to provide the most comprehensive, and understandable, analysis to date about climate and its effects on the people and landscapes of Arizona, California, Colorado, Nevada, New Mexico, and Utah--including the U.S.- Mexico border region and the lands of Native Nations. What is the climate of the Southwest like today? What has it been like in the past, and how is it projected to change over the 21st century? How will that affect water resources, ecosystems, agricultural production, energy supply and delivery, transportation, human health, and a host of other areas? How vulnerable is the region to climate change? What else do we need to know about it, and how can we limit its adverse effects? This report addresses these and other questions, offering decision makers and stakeholders a substantial basis from which to make informed choices that will affect the well-being of the region's inhabitants in the decades to come","collection-title":"National Climate Assessment regional technical input report series","ISBN":"978-1-61091-446-8","language":"eng","number-of-pages":"506","publisher":"Island Press","publisher-place":"Washington, [DC]","source":"K10plus ISBN","title":"Assessment of climate change in southwest United States: a report prepared for the National Climate Assessment","title-short":"Assessment of climate change in southwest United States","editor":[{"family":"Garfin","given":"Gregg"},{"family":"Jardine","given":"Angela"},{"family":"Merideth","given":"Robert"},{"family":"Black","given":"Mary"},{"family":"LeRoy","given":"Sarah"}],"issued":{"date-parts":[["2013"]]}}}],"schema":"https://github.com/citation-style-language/schema/raw/master/csl-citation.json"} </w:instrText>
+        <w:instrText xml:space="preserve"> ADDIN ZOTERO_ITEM CSL_CITATION {"citationID":"sw8rHzl5","properties":{"formattedCitation":"(69)","plainCitation":"(69)","noteIndex":0},"citationItems":[{"id":3149,"uris":["http://zotero.org/groups/5634119/items/U69K2EZF"],"itemData":{"id":3149,"type":"book","abstract":"Assessment of Climate Change in the Southwest United States, one of a series of regional reports prepared for the 2013 National Climate Assessment, is a landmark study in terms of its breadth and depth of coverage. Coordinated by the Southwest Climate Alliance--a consortium of researchers affiliated with the NOAA Regional Integrated Sciences and Assessments in the Southwest (California-Nevada Applications Program, Climate Assessment for the Southwest, Western Water Assessment) and the Department of the Interior Southwest Climate Science Center--the report blends the contributions of 120 experts in climate science, economics, ecology, engineering, geography, hydrology, planning, resource management, and other disciplines to provide the most comprehensive, and understandable, analysis to date about climate and its effects on the people and landscapes of Arizona, California, Colorado, Nevada, New Mexico, and Utah--including the U.S.- Mexico border region and the lands of Native Nations. What is the climate of the Southwest like today? What has it been like in the past, and how is it projected to change over the 21st century? How will that affect water resources, ecosystems, agricultural production, energy supply and delivery, transportation, human health, and a host of other areas? How vulnerable is the region to climate change? What else do we need to know about it, and how can we limit its adverse effects? This report addresses these and other questions, offering decision makers and stakeholders a substantial basis from which to make informed choices that will affect the well-being of the region's inhabitants in the decades to come","collection-title":"National Climate Assessment regional technical input report series","ISBN":"978-1-61091-446-8","language":"eng","number-of-pages":"506","publisher":"Island Press","publisher-place":"Washington, [DC]","source":"K10plus ISBN","title":"Assessment of climate change in southwest United States: a report prepared for the National Climate Assessment","title-short":"Assessment of climate change in southwest United States","editor":[{"family":"Garfin","given":"Gregg"},{"family":"Jardine","given":"Angela"},{"family":"Merideth","given":"Robert"},{"family":"Black","given":"Mary"},{"family":"LeRoy","given":"Sarah"}],"issued":{"date-parts":[["2013"]]}}}],"schema":"https://github.com/citation-style-language/schema/raw/master/csl-citation.json"} </w:instrText>
       </w:r>
       <w:r>
         <w:fldChar w:fldCharType="separate"/>
@@ -6330,7 +6353,7 @@
         <w:rPr>
           <w:noProof/>
         </w:rPr>
-        <w:t>(68)</w:t>
+        <w:t>(69)</w:t>
       </w:r>
       <w:r>
         <w:fldChar w:fldCharType="end"/>
@@ -6521,7 +6544,7 @@
         <w:fldChar w:fldCharType="begin"/>
       </w:r>
       <w:r>
-        <w:instrText xml:space="preserve"> ADDIN ZOTERO_ITEM CSL_CITATION {"citationID":"3RwaGzMC","properties":{"formattedCitation":"(40, 42\\uc0\\u8211{}45)","plainCitation":"(40, 42–45)","noteIndex":0},"citationItems":[{"id":2967,"uris":["http://zotero.org/groups/5634119/items/XUACEC5I"],"itemData":{"id":2967,"type":"article-journal","abstract":"Future drought is projected to occur under warmer temperature conditions as climate change progresses, referred to here as global-change-type drought, yet quantitative assessments of the triggers and potential extent of drought-induced vegetation die-off remain pivotal uncertainties in assessing climate-change impacts. Of particular concern is regional-scale mortality of overstory trees, which rapidly alters ecosystem type, associated ecosystem properties, and land surface conditions for decades. Here, we quantify regional-scale vegetation die-off across southwestern North American woodlands in 2002-2003 in response to drought and associated bark beetle infestations. At an intensively studied site within the region, we quantified that after 15 months of depleted soil water content, &gt;90% of the dominant, overstory tree species (\n              Pinus edulis\n              , a piñon) died. The die-off was reflected in changes in a remotely sensed index of vegetation greenness (Normalized Difference Vegetation Index), not only at the intensively studied site but also across the region, extending over 12,000 km\n              2\n              or more; aerial and field surveys confirmed the general extent of the die-off. Notably, the recent drought was warmer than the previous subcontinental drought of the 1950s. The limited, available observations suggest that die-off from the recent drought was more extensive than that from the previous drought, extending into wetter sites within the tree species' distribution. Our results quantify a trigger leading to rapid, drought-induced die-off of overstory woody plants at subcontinental scale and highlight the potential for such die-off to be more severe and extensive for future global-change-type drought under warmer conditions.","container-title":"Proceedings of the National Academy of Sciences","DOI":"10.1073/pnas.0505734102","ISSN":"0027-8424, 1091-6490","issue":"42","journalAbbreviation":"Proc. Natl. Acad. Sci. U.S.A.","language":"en","page":"15144-15148","source":"DOI.org (Crossref)","title":"Regional vegetation die-off in response to global-change-type drought","volume":"102","author":[{"family":"Breshears","given":"David D."},{"family":"Cobb","given":"Neil S."},{"family":"Rich","given":"Paul M."},{"family":"Price","given":"Kevin P."},{"family":"Allen","given":"Craig D."},{"family":"Balice","given":"Randy G."},{"family":"Romme","given":"William H."},{"family":"Kastens","given":"Jude H."},{"family":"Floyd","given":"M. Lisa"},{"family":"Belnap","given":"Jayne"},{"family":"Anderson","given":"Jesse J."},{"family":"Myers","given":"Orrin B."},{"family":"Meyer","given":"Clifton W."}],"issued":{"date-parts":[["2005",10,18]]}}},{"id":2972,"uris":["http://zotero.org/groups/5634119/items/7M2FKU8S"],"itemData":{"id":2972,"type":"article-journal","abstract":"Global climate change is expected to produce large shifts in vegetation distribution and has already increased tree mortality, altering forest structure. However, long‐term shifts will be partly dependent on the ability of species to reproduce under a novel climate. Few studies have examined the impact of climate change on the reproductive output of long‐lived ‘masting' species, or species characterized by episodic reproductive events. Here, we show that seed cone production among pinyon pine (\n              Pinus edulis\n              ), a masting species, declined by 40% from the 1974 decade (1969–1978) to the 2008 decade (2003–2012) in revisited stands throughout New Mexico and northwestern Oklahoma. Seed cone production was highly correlated with late summer temperatures at the time of cone initiation. Further, declines in seed cone production were greatest among populations that experienced the greatest increases in growing season temperatures, which were the populations located at the cooler, upper elevations. As growing season temperatures are predicted to increase across this region over the next century, these findings suggest seed cone production may be an increasingly important bottleneck for future pinyon pine regeneration, especially in areas with greater increases in temperature. Declines in seed cone production may not only affect pinyon pine population dynamics but also the various wildlife species that rely on pinyon pine seeds. Because pinyon pine has similar reproductive strategies as other semi‐arid pine species, increasing temperature may negatively influence reproductive output of other conifers. Further investigation into the full geographic and taxonomic extent of these seed declines is warranted.","container-title":"Ecosphere","DOI":"10.1890/ES12-00306.1","ISSN":"2150-8925, 2150-8925","issue":"12","journalAbbreviation":"Ecosphere","language":"en","license":"http://creativecommons.org/licenses/by/3.0/","page":"1-14","source":"DOI.org (Crossref)","title":"Declines in pinyon pine cone production associated with regional warming","volume":"3","author":[{"family":"Redmond","given":"Miranda D."},{"family":"Forcella","given":"Frank"},{"family":"Barger","given":"Nichole N."}],"issued":{"date-parts":[["2012",12]]}}},{"id":3177,"uris":["http://zotero.org/users/6391447/items/LHWSJL5A"],"itemData":{"id":3177,"type":"article-journal","abstract":"ABSTRACT\n            Global changes in temperature and aridity are increasing the frequency of extreme drought events. Such changes can have pronounced impacts on dryland ecosystems, which exist at the margins of plant physiological tolerances. Pinyon–juniper (PJ) woodlands—a dryland vegetation type spanning 40 million ha in western North America—are a model system for the impacts of drought, where recurrent short‐interval drought events may trigger feedback mechanisms that influence future drought resistance. Leveraging a long‐term monitoring network in PJ woodlands of the United States (US) Southwest, we sought to understand how interactions between recurrent drought events influence tree mortality risk. We developed generalized linear mixed models to predict patterns of recent (i.e., 2014–2023) tree mortality based on biophysical variables, tree size, and prior drought‐driven changes (ca. 1998–2014) in forest conditions. We then used these models to quantify how mortality risk has shifted over time. Tree density and stand basal area declined substantially throughout our 1998–2023 monitoring period. Since 2014, tree mortality was more common and spatially extensive than new tree recruitment, and nearly half of the surviving trees experienced crown dieback. Tree size influenced biotic interactions and responses to environmental conditions, and soil organic matter and mycorrhizal fungi communities buffered individuals against drought. Shifts in woodland demographics (e.g., reduced stand densities, crown dieback) led to a 28.2% increase in mortality risk between 2014 and 2023 for trees that survived this period, a pattern that was consistent across species. Recent drought events have triggered widespread tree mortality and dieback in PJ woodlands of the US Southwest. These events also increase future tree mortality risk, overcoming system inertia created by local edaphic conditions and compensatory responses.","container-title":"Ecology and Evolution","DOI":"10.1002/ece3.72667","ISSN":"2045-7758, 2045-7758","issue":"12","journalAbbreviation":"Ecology and Evolution","language":"en","page":"e72667","source":"DOI.org (Crossref)","title":"Positive Drought Feedbacks Increase Tree Mortality Risk in Dry Woodlands of the &lt;span style=\"font-variant:small-caps;\"&gt;US&lt;/span&gt; Southwest","title-short":"Positive Drought Feedbacks Increase Tree Mortality Risk in Dry Woodlands of the &lt;span style=\"font-variant","volume":"15","author":[{"family":"Rodman","given":"Kyle C."},{"family":"Wilkerson","given":"Kaylie J."},{"family":"Wion","given":"Andreas P."},{"family":"Huffman","given":"David W."},{"family":"Antoninka","given":"Anita J."},{"family":"Barrera","given":"Mariola"},{"family":"Cobb","given":"Neil S."},{"family":"Redmond","given":"Miranda D."}],"issued":{"date-parts":[["2025",12]]}}},{"id":3179,"uris":["http://zotero.org/users/6391447/items/IRZKEIEX"],"itemData":{"id":3179,"type":"article-journal","abstract":"Aim: Anticipating when and where changes in species' demographic rates will lead to range shifts in response to changing climate remains a major challenge. Despite evidence of increasing mortality in dry forests across the globe in response to drought and warming temperatures, the overall impacts on the distribution of dry forests are largely unknown because we lack comparable large-scale data on tree recruitment rates. Here, our aim was to develop range-wide population models for dry forest tree species (pinyon pine and juniper), quantifying both mortality and recruitment, to better understand where and under what conditions species range contractions are occurring.","container-title":"Global Ecology and Biogeography","DOI":"10.1111/geb.13582","ISSN":"1466-822X, 1466-8238","issue":"11","journalAbbreviation":"Global Ecol Biogeogr","language":"en","page":"2259-2269","source":"DOI.org (Crossref)","title":"Dry forest decline is driven by both declining recruitment and increasing mortality in response to warm, dry conditions","volume":"31","author":[{"family":"Shriver","given":"Robert K."},{"family":"Yackulic","given":"Charles B."},{"family":"Bell","given":"David M."},{"family":"Bradford","given":"John B."}],"issued":{"date-parts":[["2022",11]]}}},{"id":2858,"uris":["http://zotero.org/groups/5634119/items/5C7JLPYL"],"itemData":{"id":2858,"type":"article-journal","abstract":"SummaryPredicting seed production is challenging because many plants produce highly variable crops among years (i.e. masting), but doing so can inform forest management, conservation, and our understanding of ecosystem trajectories in a changing climate. We evaluated the ability of an existing model to forecast masting in an ecologically and culturally important tree species in the southwestern United States, Pinus edulis.Annual seed cone production was predicted using cross‐validation techniques on two unique out‐of‐sample datasets, representing different collection methods and spatial scales (cone scars and cone counts). We then hindcasted this model into the historical past to evaluate whether seed production has declined with the onset of extreme drought conditions in western North America.The evaluated model had fair skill, with root‐mean‐squared error of 6%. The model had better skill predicting the interannual variability within a site than among sites (i.e. within years). Hindcast analyses indicated recent (2000–2024) mean annual cone production was 30.6% lower than in the past century (1900–1999).Mast forecasts are within reach, but much room remains for improvement. Forecasts may be a powerful tool to anticipate the effects of climate change on forests and woodlands.","container-title":"New Phytologist","DOI":"10.1111/nph.20321","ISSN":"0028-646X, 1469-8137","issue":"2","language":"en","license":"http://onlinelibrary.wiley.com/termsAndConditions#am","page":"450-460","publisher":"Wiley","source":"Crossref","title":"Mast hindcasts reveal pervasive effects of extreme drought on a foundational conifer species","volume":"246","author":[{"family":"Wion","given":"Andreas P."},{"family":"Pearse","given":"Ian S."},{"family":"Broxson","given":"Max"},{"family":"Redmond","given":"Miranda D."}],"issued":{"date-parts":[["2025",4]]}}}],"schema":"https://github.com/citation-style-language/schema/raw/master/csl-citation.json"} </w:instrText>
+        <w:instrText xml:space="preserve"> ADDIN ZOTERO_ITEM CSL_CITATION {"citationID":"3RwaGzMC","properties":{"formattedCitation":"(41, 43\\uc0\\u8211{}46)","plainCitation":"(41, 43–46)","noteIndex":0},"citationItems":[{"id":2967,"uris":["http://zotero.org/groups/5634119/items/XUACEC5I"],"itemData":{"id":2967,"type":"article-journal","abstract":"Future drought is projected to occur under warmer temperature conditions as climate change progresses, referred to here as global-change-type drought, yet quantitative assessments of the triggers and potential extent of drought-induced vegetation die-off remain pivotal uncertainties in assessing climate-change impacts. Of particular concern is regional-scale mortality of overstory trees, which rapidly alters ecosystem type, associated ecosystem properties, and land surface conditions for decades. Here, we quantify regional-scale vegetation die-off across southwestern North American woodlands in 2002-2003 in response to drought and associated bark beetle infestations. At an intensively studied site within the region, we quantified that after 15 months of depleted soil water content, &gt;90% of the dominant, overstory tree species (\n              Pinus edulis\n              , a piñon) died. The die-off was reflected in changes in a remotely sensed index of vegetation greenness (Normalized Difference Vegetation Index), not only at the intensively studied site but also across the region, extending over 12,000 km\n              2\n              or more; aerial and field surveys confirmed the general extent of the die-off. Notably, the recent drought was warmer than the previous subcontinental drought of the 1950s. The limited, available observations suggest that die-off from the recent drought was more extensive than that from the previous drought, extending into wetter sites within the tree species' distribution. Our results quantify a trigger leading to rapid, drought-induced die-off of overstory woody plants at subcontinental scale and highlight the potential for such die-off to be more severe and extensive for future global-change-type drought under warmer conditions.","container-title":"Proceedings of the National Academy of Sciences","DOI":"10.1073/pnas.0505734102","ISSN":"0027-8424, 1091-6490","issue":"42","journalAbbreviation":"Proc. Natl. Acad. Sci. U.S.A.","language":"en","page":"15144-15148","source":"DOI.org (Crossref)","title":"Regional vegetation die-off in response to global-change-type drought","volume":"102","author":[{"family":"Breshears","given":"David D."},{"family":"Cobb","given":"Neil S."},{"family":"Rich","given":"Paul M."},{"family":"Price","given":"Kevin P."},{"family":"Allen","given":"Craig D."},{"family":"Balice","given":"Randy G."},{"family":"Romme","given":"William H."},{"family":"Kastens","given":"Jude H."},{"family":"Floyd","given":"M. Lisa"},{"family":"Belnap","given":"Jayne"},{"family":"Anderson","given":"Jesse J."},{"family":"Myers","given":"Orrin B."},{"family":"Meyer","given":"Clifton W."}],"issued":{"date-parts":[["2005",10,18]]}}},{"id":2972,"uris":["http://zotero.org/groups/5634119/items/7M2FKU8S"],"itemData":{"id":2972,"type":"article-journal","abstract":"Global climate change is expected to produce large shifts in vegetation distribution and has already increased tree mortality, altering forest structure. However, long‐term shifts will be partly dependent on the ability of species to reproduce under a novel climate. Few studies have examined the impact of climate change on the reproductive output of long‐lived ‘masting' species, or species characterized by episodic reproductive events. Here, we show that seed cone production among pinyon pine (\n              Pinus edulis\n              ), a masting species, declined by 40% from the 1974 decade (1969–1978) to the 2008 decade (2003–2012) in revisited stands throughout New Mexico and northwestern Oklahoma. Seed cone production was highly correlated with late summer temperatures at the time of cone initiation. Further, declines in seed cone production were greatest among populations that experienced the greatest increases in growing season temperatures, which were the populations located at the cooler, upper elevations. As growing season temperatures are predicted to increase across this region over the next century, these findings suggest seed cone production may be an increasingly important bottleneck for future pinyon pine regeneration, especially in areas with greater increases in temperature. Declines in seed cone production may not only affect pinyon pine population dynamics but also the various wildlife species that rely on pinyon pine seeds. Because pinyon pine has similar reproductive strategies as other semi‐arid pine species, increasing temperature may negatively influence reproductive output of other conifers. Further investigation into the full geographic and taxonomic extent of these seed declines is warranted.","container-title":"Ecosphere","DOI":"10.1890/ES12-00306.1","ISSN":"2150-8925, 2150-8925","issue":"12","journalAbbreviation":"Ecosphere","language":"en","license":"http://creativecommons.org/licenses/by/3.0/","page":"1-14","source":"DOI.org (Crossref)","title":"Declines in pinyon pine cone production associated with regional warming","volume":"3","author":[{"family":"Redmond","given":"Miranda D."},{"family":"Forcella","given":"Frank"},{"family":"Barger","given":"Nichole N."}],"issued":{"date-parts":[["2012",12]]}}},{"id":3177,"uris":["http://zotero.org/users/6391447/items/LHWSJL5A"],"itemData":{"id":3177,"type":"article-journal","abstract":"ABSTRACT\n            Global changes in temperature and aridity are increasing the frequency of extreme drought events. Such changes can have pronounced impacts on dryland ecosystems, which exist at the margins of plant physiological tolerances. Pinyon–juniper (PJ) woodlands—a dryland vegetation type spanning 40 million ha in western North America—are a model system for the impacts of drought, where recurrent short‐interval drought events may trigger feedback mechanisms that influence future drought resistance. Leveraging a long‐term monitoring network in PJ woodlands of the United States (US) Southwest, we sought to understand how interactions between recurrent drought events influence tree mortality risk. We developed generalized linear mixed models to predict patterns of recent (i.e., 2014–2023) tree mortality based on biophysical variables, tree size, and prior drought‐driven changes (ca. 1998–2014) in forest conditions. We then used these models to quantify how mortality risk has shifted over time. Tree density and stand basal area declined substantially throughout our 1998–2023 monitoring period. Since 2014, tree mortality was more common and spatially extensive than new tree recruitment, and nearly half of the surviving trees experienced crown dieback. Tree size influenced biotic interactions and responses to environmental conditions, and soil organic matter and mycorrhizal fungi communities buffered individuals against drought. Shifts in woodland demographics (e.g., reduced stand densities, crown dieback) led to a 28.2% increase in mortality risk between 2014 and 2023 for trees that survived this period, a pattern that was consistent across species. Recent drought events have triggered widespread tree mortality and dieback in PJ woodlands of the US Southwest. These events also increase future tree mortality risk, overcoming system inertia created by local edaphic conditions and compensatory responses.","container-title":"Ecology and Evolution","DOI":"10.1002/ece3.72667","ISSN":"2045-7758, 2045-7758","issue":"12","journalAbbreviation":"Ecology and Evolution","language":"en","page":"e72667","source":"DOI.org (Crossref)","title":"Positive Drought Feedbacks Increase Tree Mortality Risk in Dry Woodlands of the &lt;span style=\"font-variant:small-caps;\"&gt;US&lt;/span&gt; Southwest","title-short":"Positive Drought Feedbacks Increase Tree Mortality Risk in Dry Woodlands of the &lt;span style=\"font-variant","volume":"15","author":[{"family":"Rodman","given":"Kyle C."},{"family":"Wilkerson","given":"Kaylie J."},{"family":"Wion","given":"Andreas P."},{"family":"Huffman","given":"David W."},{"family":"Antoninka","given":"Anita J."},{"family":"Barrera","given":"Mariola"},{"family":"Cobb","given":"Neil S."},{"family":"Redmond","given":"Miranda D."}],"issued":{"date-parts":[["2025",12]]}}},{"id":3179,"uris":["http://zotero.org/users/6391447/items/IRZKEIEX"],"itemData":{"id":3179,"type":"article-journal","abstract":"Aim: Anticipating when and where changes in species' demographic rates will lead to range shifts in response to changing climate remains a major challenge. Despite evidence of increasing mortality in dry forests across the globe in response to drought and warming temperatures, the overall impacts on the distribution of dry forests are largely unknown because we lack comparable large-scale data on tree recruitment rates. Here, our aim was to develop range-wide population models for dry forest tree species (pinyon pine and juniper), quantifying both mortality and recruitment, to better understand where and under what conditions species range contractions are occurring.","container-title":"Global Ecology and Biogeography","DOI":"10.1111/geb.13582","ISSN":"1466-822X, 1466-8238","issue":"11","journalAbbreviation":"Global Ecol Biogeogr","language":"en","page":"2259-2269","source":"DOI.org (Crossref)","title":"Dry forest decline is driven by both declining recruitment and increasing mortality in response to warm, dry conditions","volume":"31","author":[{"family":"Shriver","given":"Robert K."},{"family":"Yackulic","given":"Charles B."},{"family":"Bell","given":"David M."},{"family":"Bradford","given":"John B."}],"issued":{"date-parts":[["2022",11]]}}},{"id":2858,"uris":["http://zotero.org/groups/5634119/items/5C7JLPYL"],"itemData":{"id":2858,"type":"article-journal","abstract":"SummaryPredicting seed production is challenging because many plants produce highly variable crops among years (i.e. masting), but doing so can inform forest management, conservation, and our understanding of ecosystem trajectories in a changing climate. We evaluated the ability of an existing model to forecast masting in an ecologically and culturally important tree species in the southwestern United States, Pinus edulis.Annual seed cone production was predicted using cross‐validation techniques on two unique out‐of‐sample datasets, representing different collection methods and spatial scales (cone scars and cone counts). We then hindcasted this model into the historical past to evaluate whether seed production has declined with the onset of extreme drought conditions in western North America.The evaluated model had fair skill, with root‐mean‐squared error of 6%. The model had better skill predicting the interannual variability within a site than among sites (i.e. within years). Hindcast analyses indicated recent (2000–2024) mean annual cone production was 30.6% lower than in the past century (1900–1999).Mast forecasts are within reach, but much room remains for improvement. Forecasts may be a powerful tool to anticipate the effects of climate change on forests and woodlands.","container-title":"New Phytologist","DOI":"10.1111/nph.20321","ISSN":"0028-646X, 1469-8137","issue":"2","language":"en","license":"http://onlinelibrary.wiley.com/termsAndConditions#am","page":"450-460","publisher":"Wiley","source":"Crossref","title":"Mast hindcasts reveal pervasive effects of extreme drought on a foundational conifer species","volume":"246","author":[{"family":"Wion","given":"Andreas P."},{"family":"Pearse","given":"Ian S."},{"family":"Broxson","given":"Max"},{"family":"Redmond","given":"Miranda D."}],"issued":{"date-parts":[["2025",4]]}}}],"schema":"https://github.com/citation-style-language/schema/raw/master/csl-citation.json"} </w:instrText>
       </w:r>
       <w:r>
         <w:fldChar w:fldCharType="separate"/>
@@ -6530,7 +6553,7 @@
         <w:rPr>
           <w:rFonts w:cs="Times New Roman"/>
         </w:rPr>
-        <w:t>(40, 42–45)</w:t>
+        <w:t>(41, 43–46)</w:t>
       </w:r>
       <w:r>
         <w:fldChar w:fldCharType="end"/>
@@ -6554,7 +6577,7 @@
         <w:fldChar w:fldCharType="begin"/>
       </w:r>
       <w:r>
-        <w:instrText xml:space="preserve"> ADDIN ZOTERO_ITEM CSL_CITATION {"citationID":"6RNNWZQ9","properties":{"formattedCitation":"(45)","plainCitation":"(45)","noteIndex":0},"citationItems":[{"id":2858,"uris":["http://zotero.org/groups/5634119/items/5C7JLPYL"],"itemData":{"id":2858,"type":"article-journal","abstract":"SummaryPredicting seed production is challenging because many plants produce highly variable crops among years (i.e. masting), but doing so can inform forest management, conservation, and our understanding of ecosystem trajectories in a changing climate. We evaluated the ability of an existing model to forecast masting in an ecologically and culturally important tree species in the southwestern United States, Pinus edulis.Annual seed cone production was predicted using cross‐validation techniques on two unique out‐of‐sample datasets, representing different collection methods and spatial scales (cone scars and cone counts). We then hindcasted this model into the historical past to evaluate whether seed production has declined with the onset of extreme drought conditions in western North America.The evaluated model had fair skill, with root‐mean‐squared error of 6%. The model had better skill predicting the interannual variability within a site than among sites (i.e. within years). Hindcast analyses indicated recent (2000–2024) mean annual cone production was 30.6% lower than in the past century (1900–1999).Mast forecasts are within reach, but much room remains for improvement. Forecasts may be a powerful tool to anticipate the effects of climate change on forests and woodlands.","container-title":"New Phytologist","DOI":"10.1111/nph.20321","ISSN":"0028-646X, 1469-8137","issue":"2","language":"en","license":"http://onlinelibrary.wiley.com/termsAndConditions#am","page":"450-460","publisher":"Wiley","source":"Crossref","title":"Mast hindcasts reveal pervasive effects of extreme drought on a foundational conifer species","volume":"246","author":[{"family":"Wion","given":"Andreas P."},{"family":"Pearse","given":"Ian S."},{"family":"Broxson","given":"Max"},{"family":"Redmond","given":"Miranda D."}],"issued":{"date-parts":[["2025",4]]}}}],"schema":"https://github.com/citation-style-language/schema/raw/master/csl-citation.json"} </w:instrText>
+        <w:instrText xml:space="preserve"> ADDIN ZOTERO_ITEM CSL_CITATION {"citationID":"6RNNWZQ9","properties":{"formattedCitation":"(46)","plainCitation":"(46)","noteIndex":0},"citationItems":[{"id":2858,"uris":["http://zotero.org/groups/5634119/items/5C7JLPYL"],"itemData":{"id":2858,"type":"article-journal","abstract":"SummaryPredicting seed production is challenging because many plants produce highly variable crops among years (i.e. masting), but doing so can inform forest management, conservation, and our understanding of ecosystem trajectories in a changing climate. We evaluated the ability of an existing model to forecast masting in an ecologically and culturally important tree species in the southwestern United States, Pinus edulis.Annual seed cone production was predicted using cross‐validation techniques on two unique out‐of‐sample datasets, representing different collection methods and spatial scales (cone scars and cone counts). We then hindcasted this model into the historical past to evaluate whether seed production has declined with the onset of extreme drought conditions in western North America.The evaluated model had fair skill, with root‐mean‐squared error of 6%. The model had better skill predicting the interannual variability within a site than among sites (i.e. within years). Hindcast analyses indicated recent (2000–2024) mean annual cone production was 30.6% lower than in the past century (1900–1999).Mast forecasts are within reach, but much room remains for improvement. Forecasts may be a powerful tool to anticipate the effects of climate change on forests and woodlands.","container-title":"New Phytologist","DOI":"10.1111/nph.20321","ISSN":"0028-646X, 1469-8137","issue":"2","language":"en","license":"http://onlinelibrary.wiley.com/termsAndConditions#am","page":"450-460","publisher":"Wiley","source":"Crossref","title":"Mast hindcasts reveal pervasive effects of extreme drought on a foundational conifer species","volume":"246","author":[{"family":"Wion","given":"Andreas P."},{"family":"Pearse","given":"Ian S."},{"family":"Broxson","given":"Max"},{"family":"Redmond","given":"Miranda D."}],"issued":{"date-parts":[["2025",4]]}}}],"schema":"https://github.com/citation-style-language/schema/raw/master/csl-citation.json"} </w:instrText>
       </w:r>
       <w:r>
         <w:fldChar w:fldCharType="separate"/>
@@ -6563,7 +6586,7 @@
         <w:rPr>
           <w:noProof/>
         </w:rPr>
-        <w:t>(45)</w:t>
+        <w:t>(46)</w:t>
       </w:r>
       <w:r>
         <w:fldChar w:fldCharType="end"/>
@@ -6599,7 +6622,7 @@
         <w:fldChar w:fldCharType="begin"/>
       </w:r>
       <w:r>
-        <w:instrText xml:space="preserve"> ADDIN ZOTERO_ITEM CSL_CITATION {"citationID":"o2Y1eeB3","properties":{"formattedCitation":"(69)","plainCitation":"(69)","noteIndex":0},"citationItems":[{"id":3147,"uris":["http://zotero.org/users/6391447/items/CJGZ64T5"],"itemData":{"id":3147,"type":"article-journal","container-title":"Ecological Informatics","DOI":"10.1016/j.ecoinf.2021.101336","ISSN":"15749541","journalAbbreviation":"Ecological Informatics","language":"en","page":"101336","source":"DOI.org (Crossref)","title":"The broken window: An algorithm for quantifying and characterizing misleading trajectories in ecological processes","title-short":"The broken window","volume":"64","author":[{"family":"Bahlai","given":"Christie A."},{"family":"White","given":"Easton R."},{"family":"Perrone","given":"Julia D."},{"family":"Cusser","given":"Sarah"},{"family":"Stack Whitney","given":"Kaitlin"}],"issued":{"date-parts":[["2021",9]]}}}],"schema":"https://github.com/citation-style-language/schema/raw/master/csl-citation.json"} </w:instrText>
+        <w:instrText xml:space="preserve"> ADDIN ZOTERO_ITEM CSL_CITATION {"citationID":"o2Y1eeB3","properties":{"formattedCitation":"(70)","plainCitation":"(70)","noteIndex":0},"citationItems":[{"id":3147,"uris":["http://zotero.org/users/6391447/items/CJGZ64T5"],"itemData":{"id":3147,"type":"article-journal","container-title":"Ecological Informatics","DOI":"10.1016/j.ecoinf.2021.101336","ISSN":"15749541","journalAbbreviation":"Ecological Informatics","language":"en","page":"101336","source":"DOI.org (Crossref)","title":"The broken window: An algorithm for quantifying and characterizing misleading trajectories in ecological processes","title-short":"The broken window","volume":"64","author":[{"family":"Bahlai","given":"Christie A."},{"family":"White","given":"Easton R."},{"family":"Perrone","given":"Julia D."},{"family":"Cusser","given":"Sarah"},{"family":"Stack Whitney","given":"Kaitlin"}],"issued":{"date-parts":[["2021",9]]}}}],"schema":"https://github.com/citation-style-language/schema/raw/master/csl-citation.json"} </w:instrText>
       </w:r>
       <w:r>
         <w:fldChar w:fldCharType="separate"/>
@@ -6608,7 +6631,7 @@
         <w:rPr>
           <w:noProof/>
         </w:rPr>
-        <w:t>(69)</w:t>
+        <w:t>(70)</w:t>
       </w:r>
       <w:r>
         <w:fldChar w:fldCharType="end"/>
@@ -6632,7 +6655,7 @@
         <w:fldChar w:fldCharType="begin"/>
       </w:r>
       <w:r>
-        <w:instrText xml:space="preserve"> ADDIN ZOTERO_ITEM CSL_CITATION {"citationID":"vrA0fAXJ","properties":{"formattedCitation":"(14)","plainCitation":"(14)","noteIndex":0},"citationItems":[{"id":3140,"uris":["http://zotero.org/groups/5634119/items/QGZFIRV9"],"itemData":{"id":3140,"type":"article-journal","container-title":"Ecography","DOI":"10.1111/ecog.05877","ISSN":"0906-7590, 1600-0587","issue":"6","journalAbbreviation":"Ecography","language":"en","source":"DOI.org (Crossref)","title":"Species distribution models rarely predict the biology of real populations","URL":"https://onlinelibrary.wiley.com/doi/10.1111/ecog.05877","volume":"2022","author":[{"family":"Lee‐Yaw","given":"Julie A."},{"family":"McCune","given":"Jenny L."},{"family":"Pironon","given":"Samuel"},{"family":"Sheth","given":"Seema N"}],"accessed":{"date-parts":[["2023",3,27]]},"issued":{"date-parts":[["2022",6]]}}}],"schema":"https://github.com/citation-style-language/schema/raw/master/csl-citation.json"} </w:instrText>
+        <w:instrText xml:space="preserve"> ADDIN ZOTERO_ITEM CSL_CITATION {"citationID":"vrA0fAXJ","properties":{"formattedCitation":"(15)","plainCitation":"(15)","noteIndex":0},"citationItems":[{"id":3140,"uris":["http://zotero.org/groups/5634119/items/QGZFIRV9"],"itemData":{"id":3140,"type":"article-journal","container-title":"Ecography","DOI":"10.1111/ecog.05877","ISSN":"0906-7590, 1600-0587","issue":"6","journalAbbreviation":"Ecography","language":"en","source":"DOI.org (Crossref)","title":"Species distribution models rarely predict the biology of real populations","URL":"https://onlinelibrary.wiley.com/doi/10.1111/ecog.05877","volume":"2022","author":[{"family":"Lee‐Yaw","given":"Julie A."},{"family":"McCune","given":"Jenny L."},{"family":"Pironon","given":"Samuel"},{"family":"Sheth","given":"Seema N"}],"accessed":{"date-parts":[["2023",3,27]]},"issued":{"date-parts":[["2022",6]]}}}],"schema":"https://github.com/citation-style-language/schema/raw/master/csl-citation.json"} </w:instrText>
       </w:r>
       <w:r>
         <w:fldChar w:fldCharType="separate"/>
@@ -6641,7 +6664,7 @@
         <w:rPr>
           <w:rFonts w:cs="Times New Roman"/>
         </w:rPr>
-        <w:t>(14)</w:t>
+        <w:t>(15)</w:t>
       </w:r>
       <w:r>
         <w:fldChar w:fldCharType="end"/>
@@ -6826,7 +6849,7 @@
         <w:fldChar w:fldCharType="begin"/>
       </w:r>
       <w:r>
-        <w:instrText xml:space="preserve"> ADDIN ZOTERO_ITEM CSL_CITATION {"citationID":"iN8m6GZd","properties":{"formattedCitation":"(30, 35, 60, 62, 64)","plainCitation":"(30, 35, 60, 62, 64)","noteIndex":0},"citationItems":[{"id":3037,"uris":["http://zotero.org/users/6391447/items/KIHP2V4T"],"itemData":{"id":3037,"type":"article-journal","container-title":"Ecology","DOI":"10.1890/11-0766.1","ISSN":"0012-9658","issue":"11","journalAbbreviation":"Ecology","language":"en","license":"http://doi.wiley.com/10.1002/tdm_license_1.1","page":"2027-2034","source":"DOI.org (Crossref)","title":"Anticipation and tracking of pulsed resources drive population dynamics in eastern chipmunks","volume":"92","author":[{"family":"Bergeron","given":"Patrick"},{"family":"Réale","given":"Denis"},{"family":"Humphries","given":"Murray M."},{"family":"Garant","given":"Dany"}],"issued":{"date-parts":[["2011",11]]}}},{"id":2983,"uris":["http://zotero.org/groups/5634119/items/JHIYW3CU"],"itemData":{"id":2983,"type":"article-journal","abstract":"Mast seeding, the intermittent, synchronous production of large seed crops by a population of plants, is a well-known example of resource pulses that create lagged responses in successive trophic levels of ecological communities. These lags arise because seed predators are thought capable of increasing reproduction and population size only after the resource pulse is available for consumption. The resulting satiation of predators is a widely cited explanation for the evolution of masting. Our study shows that both American and Eurasian tree squirrels anticipate resource pulses and increase reproductive output before a masting event, thereby increasing population size in synchrony with the resource pulse and eliminating the population lag thought to be universal in resource pulse systems.","container-title":"Science","DOI":"10.1126/science.1135520","ISSN":"0036-8075, 1095-9203","issue":"5807","journalAbbreviation":"Science","language":"en","page":"1928-1930","source":"DOI.org (Crossref)","title":"Anticipatory Reproduction and Population Growth in Seed Predators","volume":"314","author":[{"family":"Boutin","given":"Stan"},{"family":"Wauters","given":"Lucas A."},{"family":"McAdam","given":"Andrew G."},{"family":"Humphries","given":"Murray M."},{"family":"Tosi","given":"Guido"},{"family":"Dhondt","given":"André A."}],"issued":{"date-parts":[["2006",12,22]]}}},{"id":3044,"uris":["http://zotero.org/users/6391447/items/LRKIMZTG"],"itemData":{"id":3044,"type":"article-journal","container-title":"Oecologia","DOI":"10.1007/s00442-017-3821-8","ISSN":"0029-8549, 1432-1939","issue":"4","journalAbbreviation":"Oecologia","language":"en","page":"1065-1076","source":"DOI.org (Crossref)","title":"Reproductive allocation in pulsed-resource environments: a comparative study in two populations of wild boar","title-short":"Reproductive allocation in pulsed-resource environments","volume":"183","author":[{"family":"Gamelon","given":"Marlène"},{"family":"Focardi","given":"Stefano"},{"family":"Baubet","given":"Eric"},{"family":"Brandt","given":"Serge"},{"family":"Franzetti","given":"Barbara"},{"family":"Ronchi","given":"Francesca"},{"family":"Venner","given":"Samuel"},{"family":"Sæther","given":"Bernt-Erik"},{"family":"Gaillard","given":"Jean-Michel"}],"issued":{"date-parts":[["2017",4]]}}},{"id":3041,"uris":["http://zotero.org/users/6391447/items/CFKW38LX"],"itemData":{"id":3041,"type":"article-journal","abstract":"Irruptive migrants are partially migrating species showing pronounced temporal variation in the number of migrants. Occasional irruptions are often explained by increased population density (per area) or lack of food. Similarly to population dynamics, these explanations are not mutually exclusive, but probably act in concert. Here we do a parallel analysis on the migration intensity and population dynamics of an irruptive migratory bird species, the great spotted woodpecker\n              Dendrocopos major\n              , in southern Finland. Both analyses include simultaneous effects of breeding density and cone crops of Scots pine\n              Pinus sylvestris\n              and Norway spruce\n              Picea abies\n              . A novel model for statistical analyses of irruptive migration intensity is developed. Population dynamics are investigated using log‐linear state‐space models. Woodpecker migration intensity is well explained by lack of spruce cones and increases proportionally to population density. Population dynamics is most successfully described with a density dependent model, where the natural logarithm of spruce cone availability previous autumn has a strong positive effect on population growth. This is likely to be due to lowered winter mortality and lowered emigration rates resulting from plentiful food availability. Although the species uses pine cones as a food resource in winter, the estimated impacts of pine cone crops on migration intensity and population dynamics are low, probably due to low annual variation in crop comparing to spruce cones. Large irruptions also tend to occur earlier in season, often before cones are a crucial food resource for the woodpeckers, suggesting that the woodpeckers use the amount of maturing cones as a cue for upcoming conditions. Our results show that the ecological role of different resources can differ considerably from the expected pattern based on the proportion of the resources in a species’ diet. Advantages of examining patterns of bird migration, population density and dynamics in unison are apparent.","container-title":"Oikos","DOI":"10.1111/j.1600-0706.2010.18970.x","ISSN":"0030-1299, 1600-0706","issue":"7","journalAbbreviation":"Oikos","language":"en","page":"1065-1075","source":"DOI.org (Crossref)","title":"Modelling irruptions and population dynamics of the great spotted woodpecker – joint effects of density and cone crops","volume":"120","author":[{"family":"Lindén","given":"Andreas"},{"family":"Lehikoinen","given":"Aleksi"},{"family":"Hokkanen","given":"Tatu"},{"family":"Väisänen","given":"Risto A."}],"issued":{"date-parts":[["2011",7]]}}},{"id":3040,"uris":["http://zotero.org/users/6391447/items/59M8T9YE"],"itemData":{"id":3040,"type":"article-journal","container-title":"Oecologia","DOI":"10.1007/s00442-014-3148-7","ISSN":"0029-8549, 1432-1939","issue":"2","journalAbbreviation":"Oecologia","language":"en","page":"401-411","source":"DOI.org (Crossref)","title":"Immediate or lagged responses of a red squirrel population to pulsed resources","volume":"177","author":[{"family":"Selonen","given":"Vesa"},{"family":"Varjonen","given":"Rauno"},{"family":"Korpimäki","given":"Erkki"}],"issued":{"date-parts":[["2015",2]]}}}],"schema":"https://github.com/citation-style-language/schema/raw/master/csl-citation.json"} </w:instrText>
+        <w:instrText xml:space="preserve"> ADDIN ZOTERO_ITEM CSL_CITATION {"citationID":"iN8m6GZd","properties":{"formattedCitation":"(31, 36, 61, 63, 65)","plainCitation":"(31, 36, 61, 63, 65)","noteIndex":0},"citationItems":[{"id":3037,"uris":["http://zotero.org/users/6391447/items/KIHP2V4T"],"itemData":{"id":3037,"type":"article-journal","container-title":"Ecology","DOI":"10.1890/11-0766.1","ISSN":"0012-9658","issue":"11","journalAbbreviation":"Ecology","language":"en","license":"http://doi.wiley.com/10.1002/tdm_license_1.1","page":"2027-2034","source":"DOI.org (Crossref)","title":"Anticipation and tracking of pulsed resources drive population dynamics in eastern chipmunks","volume":"92","author":[{"family":"Bergeron","given":"Patrick"},{"family":"Réale","given":"Denis"},{"family":"Humphries","given":"Murray M."},{"family":"Garant","given":"Dany"}],"issued":{"date-parts":[["2011",11]]}}},{"id":2983,"uris":["http://zotero.org/groups/5634119/items/JHIYW3CU"],"itemData":{"id":2983,"type":"article-journal","abstract":"Mast seeding, the intermittent, synchronous production of large seed crops by a population of plants, is a well-known example of resource pulses that create lagged responses in successive trophic levels of ecological communities. These lags arise because seed predators are thought capable of increasing reproduction and population size only after the resource pulse is available for consumption. The resulting satiation of predators is a widely cited explanation for the evolution of masting. Our study shows that both American and Eurasian tree squirrels anticipate resource pulses and increase reproductive output before a masting event, thereby increasing population size in synchrony with the resource pulse and eliminating the population lag thought to be universal in resource pulse systems.","container-title":"Science","DOI":"10.1126/science.1135520","ISSN":"0036-8075, 1095-9203","issue":"5807","journalAbbreviation":"Science","language":"en","page":"1928-1930","source":"DOI.org (Crossref)","title":"Anticipatory Reproduction and Population Growth in Seed Predators","volume":"314","author":[{"family":"Boutin","given":"Stan"},{"family":"Wauters","given":"Lucas A."},{"family":"McAdam","given":"Andrew G."},{"family":"Humphries","given":"Murray M."},{"family":"Tosi","given":"Guido"},{"family":"Dhondt","given":"André A."}],"issued":{"date-parts":[["2006",12,22]]}}},{"id":3044,"uris":["http://zotero.org/users/6391447/items/LRKIMZTG"],"itemData":{"id":3044,"type":"article-journal","container-title":"Oecologia","DOI":"10.1007/s00442-017-3821-8","ISSN":"0029-8549, 1432-1939","issue":"4","journalAbbreviation":"Oecologia","language":"en","page":"1065-1076","source":"DOI.org (Crossref)","title":"Reproductive allocation in pulsed-resource environments: a comparative study in two populations of wild boar","title-short":"Reproductive allocation in pulsed-resource environments","volume":"183","author":[{"family":"Gamelon","given":"Marlène"},{"family":"Focardi","given":"Stefano"},{"family":"Baubet","given":"Eric"},{"family":"Brandt","given":"Serge"},{"family":"Franzetti","given":"Barbara"},{"family":"Ronchi","given":"Francesca"},{"family":"Venner","given":"Samuel"},{"family":"Sæther","given":"Bernt-Erik"},{"family":"Gaillard","given":"Jean-Michel"}],"issued":{"date-parts":[["2017",4]]}}},{"id":3041,"uris":["http://zotero.org/users/6391447/items/CFKW38LX"],"itemData":{"id":3041,"type":"article-journal","abstract":"Irruptive migrants are partially migrating species showing pronounced temporal variation in the number of migrants. Occasional irruptions are often explained by increased population density (per area) or lack of food. Similarly to population dynamics, these explanations are not mutually exclusive, but probably act in concert. Here we do a parallel analysis on the migration intensity and population dynamics of an irruptive migratory bird species, the great spotted woodpecker\n              Dendrocopos major\n              , in southern Finland. Both analyses include simultaneous effects of breeding density and cone crops of Scots pine\n              Pinus sylvestris\n              and Norway spruce\n              Picea abies\n              . A novel model for statistical analyses of irruptive migration intensity is developed. Population dynamics are investigated using log‐linear state‐space models. Woodpecker migration intensity is well explained by lack of spruce cones and increases proportionally to population density. Population dynamics is most successfully described with a density dependent model, where the natural logarithm of spruce cone availability previous autumn has a strong positive effect on population growth. This is likely to be due to lowered winter mortality and lowered emigration rates resulting from plentiful food availability. Although the species uses pine cones as a food resource in winter, the estimated impacts of pine cone crops on migration intensity and population dynamics are low, probably due to low annual variation in crop comparing to spruce cones. Large irruptions also tend to occur earlier in season, often before cones are a crucial food resource for the woodpeckers, suggesting that the woodpeckers use the amount of maturing cones as a cue for upcoming conditions. Our results show that the ecological role of different resources can differ considerably from the expected pattern based on the proportion of the resources in a species’ diet. Advantages of examining patterns of bird migration, population density and dynamics in unison are apparent.","container-title":"Oikos","DOI":"10.1111/j.1600-0706.2010.18970.x","ISSN":"0030-1299, 1600-0706","issue":"7","journalAbbreviation":"Oikos","language":"en","page":"1065-1075","source":"DOI.org (Crossref)","title":"Modelling irruptions and population dynamics of the great spotted woodpecker – joint effects of density and cone crops","volume":"120","author":[{"family":"Lindén","given":"Andreas"},{"family":"Lehikoinen","given":"Aleksi"},{"family":"Hokkanen","given":"Tatu"},{"family":"Väisänen","given":"Risto A."}],"issued":{"date-parts":[["2011",7]]}}},{"id":3040,"uris":["http://zotero.org/users/6391447/items/59M8T9YE"],"itemData":{"id":3040,"type":"article-journal","container-title":"Oecologia","DOI":"10.1007/s00442-014-3148-7","ISSN":"0029-8549, 1432-1939","issue":"2","journalAbbreviation":"Oecologia","language":"en","page":"401-411","source":"DOI.org (Crossref)","title":"Immediate or lagged responses of a red squirrel population to pulsed resources","volume":"177","author":[{"family":"Selonen","given":"Vesa"},{"family":"Varjonen","given":"Rauno"},{"family":"Korpimäki","given":"Erkki"}],"issued":{"date-parts":[["2015",2]]}}}],"schema":"https://github.com/citation-style-language/schema/raw/master/csl-citation.json"} </w:instrText>
       </w:r>
       <w:r>
         <w:fldChar w:fldCharType="separate"/>
@@ -6835,7 +6858,7 @@
         <w:rPr>
           <w:rFonts w:cs="Times New Roman"/>
         </w:rPr>
-        <w:t>(30, 35, 60, 62, 64)</w:t>
+        <w:t>(31, 36, 61, 63, 65)</w:t>
       </w:r>
       <w:r>
         <w:fldChar w:fldCharType="end"/>
@@ -6862,7 +6885,7 @@
         <w:fldChar w:fldCharType="begin"/>
       </w:r>
       <w:r>
-        <w:instrText xml:space="preserve"> ADDIN ZOTERO_ITEM CSL_CITATION {"citationID":"NFeBWqyA","properties":{"formattedCitation":"(35)","plainCitation":"(35)","noteIndex":0},"citationItems":[{"id":3044,"uris":["http://zotero.org/users/6391447/items/LRKIMZTG"],"itemData":{"id":3044,"type":"article-journal","container-title":"Oecologia","DOI":"10.1007/s00442-017-3821-8","ISSN":"0029-8549, 1432-1939","issue":"4","journalAbbreviation":"Oecologia","language":"en","page":"1065-1076","source":"DOI.org (Crossref)","title":"Reproductive allocation in pulsed-resource environments: a comparative study in two populations of wild boar","title-short":"Reproductive allocation in pulsed-resource environments","volume":"183","author":[{"family":"Gamelon","given":"Marlène"},{"family":"Focardi","given":"Stefano"},{"family":"Baubet","given":"Eric"},{"family":"Brandt","given":"Serge"},{"family":"Franzetti","given":"Barbara"},{"family":"Ronchi","given":"Francesca"},{"family":"Venner","given":"Samuel"},{"family":"Sæther","given":"Bernt-Erik"},{"family":"Gaillard","given":"Jean-Michel"}],"issued":{"date-parts":[["2017",4]]}}}],"schema":"https://github.com/citation-style-language/schema/raw/master/csl-citation.json"} </w:instrText>
+        <w:instrText xml:space="preserve"> ADDIN ZOTERO_ITEM CSL_CITATION {"citationID":"NFeBWqyA","properties":{"formattedCitation":"(36)","plainCitation":"(36)","noteIndex":0},"citationItems":[{"id":3044,"uris":["http://zotero.org/users/6391447/items/LRKIMZTG"],"itemData":{"id":3044,"type":"article-journal","container-title":"Oecologia","DOI":"10.1007/s00442-017-3821-8","ISSN":"0029-8549, 1432-1939","issue":"4","journalAbbreviation":"Oecologia","language":"en","page":"1065-1076","source":"DOI.org (Crossref)","title":"Reproductive allocation in pulsed-resource environments: a comparative study in two populations of wild boar","title-short":"Reproductive allocation in pulsed-resource environments","volume":"183","author":[{"family":"Gamelon","given":"Marlène"},{"family":"Focardi","given":"Stefano"},{"family":"Baubet","given":"Eric"},{"family":"Brandt","given":"Serge"},{"family":"Franzetti","given":"Barbara"},{"family":"Ronchi","given":"Francesca"},{"family":"Venner","given":"Samuel"},{"family":"Sæther","given":"Bernt-Erik"},{"family":"Gaillard","given":"Jean-Michel"}],"issued":{"date-parts":[["2017",4]]}}}],"schema":"https://github.com/citation-style-language/schema/raw/master/csl-citation.json"} </w:instrText>
       </w:r>
       <w:r>
         <w:fldChar w:fldCharType="separate"/>
@@ -6871,7 +6894,7 @@
         <w:rPr>
           <w:noProof/>
         </w:rPr>
-        <w:t>(35)</w:t>
+        <w:t>(36)</w:t>
       </w:r>
       <w:r>
         <w:fldChar w:fldCharType="end"/>
@@ -6907,7 +6930,7 @@
         <w:fldChar w:fldCharType="begin"/>
       </w:r>
       <w:r>
-        <w:instrText xml:space="preserve"> ADDIN ZOTERO_ITEM CSL_CITATION {"citationID":"sJyFar07","properties":{"formattedCitation":"(70)","plainCitation":"(70)","noteIndex":0},"citationItems":[{"id":2991,"uris":["http://zotero.org/groups/5634119/items/8NUB2F2E"],"itemData":{"id":2991,"type":"article-journal","abstract":"Mast‐seeding is the synchronized and intermittent production of a large seed crop by a population of plants. The cascading effects of masting on wildlife have been well documented in granivorous rodents. Yet, the effects of mast‐seeding are potentially further reaching, since a number of generalist species can take advantage of mast years. We employed a full‐text search algorithm to identify all papers that discussed effects of mast‐seeding on wildlife, in addition to typical searches of titles and abstracts. We aimed to evaluate the breadth of wildlife species for which mast years are thought to be important drivers. In addition, we tested three hypotheses derived from past reviews: 1) species with lower reproductive potential (lower average litter size) are more likely to show aggregative responses to mast‐seeding, 2) species with lower body sizes (lower mobility) are more likely to show reproductive responses, and 3) indirect consumers of mast (predators) are more likely to show aggregative responses than direct consumers. We found 186 articles including reports of response of 122 species of vertebrates to mast‐seeding. Expectations were partly confirmed: relationships 1) and 2) held for mammals, but not for birds. However, 3) direct consumers were more likely than indirect consumers to show aggregative responses. Our tests of the first two hypotheses question the generality of past predictions for taxa other than mammals. Our test of the third hypothesis suggests that responses of direct and indirect consumers might depend on the type of resource pulse. Many of the examples in our analysis come from systems in which wildlife responses to mast have been less rigorously documented than the examples in past reviews. They suggest the range of wildlife responses to mast‐seeding are more taxonomically and ecologically diverse than past reviews have widely recognized and point to directions for future research.\n            \n              \n                \n                  Synthesis\n                \n                Mast seeding is a pulsed resource with numerous cascading effects on wildlife. Yet, because masting is largely unpredictable, it is inherently difficult to study. We developed a full‐text search algorithm to identify incidental reports as well as deliberate studies of vertebrate reactions to masting. We found that the type of response to mast seeding (reproductive or through immigration) varies predictably as a function of life history traits (litter size and body mass) in mammals, but not in birds.  Our literature search also shows that responses to mast‐seeding are more taxonomically and ecologically diverse than past reviews have recognized.","container-title":"Oikos","DOI":"10.1111/oik.03012","ISSN":"0030-1299, 1600-0706","issue":"3","journalAbbreviation":"Oikos","language":"en","page":"300-307","source":"DOI.org (Crossref)","title":"How do vertebrates respond to mast seeding?","volume":"125","author":[{"family":"Bogdziewicz","given":"Michał"},{"family":"Zwolak","given":"Rafał"},{"family":"Crone","given":"Elizabeth E."}],"issued":{"date-parts":[["2016",3]]}}}],"schema":"https://github.com/citation-style-language/schema/raw/master/csl-citation.json"} </w:instrText>
+        <w:instrText xml:space="preserve"> ADDIN ZOTERO_ITEM CSL_CITATION {"citationID":"sJyFar07","properties":{"formattedCitation":"(71)","plainCitation":"(71)","noteIndex":0},"citationItems":[{"id":2991,"uris":["http://zotero.org/groups/5634119/items/8NUB2F2E"],"itemData":{"id":2991,"type":"article-journal","abstract":"Mast‐seeding is the synchronized and intermittent production of a large seed crop by a population of plants. The cascading effects of masting on wildlife have been well documented in granivorous rodents. Yet, the effects of mast‐seeding are potentially further reaching, since a number of generalist species can take advantage of mast years. We employed a full‐text search algorithm to identify all papers that discussed effects of mast‐seeding on wildlife, in addition to typical searches of titles and abstracts. We aimed to evaluate the breadth of wildlife species for which mast years are thought to be important drivers. In addition, we tested three hypotheses derived from past reviews: 1) species with lower reproductive potential (lower average litter size) are more likely to show aggregative responses to mast‐seeding, 2) species with lower body sizes (lower mobility) are more likely to show reproductive responses, and 3) indirect consumers of mast (predators) are more likely to show aggregative responses than direct consumers. We found 186 articles including reports of response of 122 species of vertebrates to mast‐seeding. Expectations were partly confirmed: relationships 1) and 2) held for mammals, but not for birds. However, 3) direct consumers were more likely than indirect consumers to show aggregative responses. Our tests of the first two hypotheses question the generality of past predictions for taxa other than mammals. Our test of the third hypothesis suggests that responses of direct and indirect consumers might depend on the type of resource pulse. Many of the examples in our analysis come from systems in which wildlife responses to mast have been less rigorously documented than the examples in past reviews. They suggest the range of wildlife responses to mast‐seeding are more taxonomically and ecologically diverse than past reviews have widely recognized and point to directions for future research.\n            \n              \n                \n                  Synthesis\n                \n                Mast seeding is a pulsed resource with numerous cascading effects on wildlife. Yet, because masting is largely unpredictable, it is inherently difficult to study. We developed a full‐text search algorithm to identify incidental reports as well as deliberate studies of vertebrate reactions to masting. We found that the type of response to mast seeding (reproductive or through immigration) varies predictably as a function of life history traits (litter size and body mass) in mammals, but not in birds.  Our literature search also shows that responses to mast‐seeding are more taxonomically and ecologically diverse than past reviews have recognized.","container-title":"Oikos","DOI":"10.1111/oik.03012","ISSN":"0030-1299, 1600-0706","issue":"3","journalAbbreviation":"Oikos","language":"en","page":"300-307","source":"DOI.org (Crossref)","title":"How do vertebrates respond to mast seeding?","volume":"125","author":[{"family":"Bogdziewicz","given":"Michał"},{"family":"Zwolak","given":"Rafał"},{"family":"Crone","given":"Elizabeth E."}],"issued":{"date-parts":[["2016",3]]}}}],"schema":"https://github.com/citation-style-language/schema/raw/master/csl-citation.json"} </w:instrText>
       </w:r>
       <w:r>
         <w:fldChar w:fldCharType="separate"/>
@@ -6916,7 +6939,7 @@
         <w:rPr>
           <w:noProof/>
         </w:rPr>
-        <w:t>(70)</w:t>
+        <w:t>(71)</w:t>
       </w:r>
       <w:r>
         <w:fldChar w:fldCharType="end"/>
@@ -6946,7 +6969,7 @@
         <w:fldChar w:fldCharType="begin"/>
       </w:r>
       <w:r>
-        <w:instrText xml:space="preserve"> ADDIN ZOTERO_ITEM CSL_CITATION {"citationID":"vyXS2OSa","properties":{"formattedCitation":"(16, 60, 71)","plainCitation":"(16, 60, 71)","noteIndex":0},"citationItems":[{"id":3037,"uris":["http://zotero.org/users/6391447/items/KIHP2V4T"],"itemData":{"id":3037,"type":"article-journal","container-title":"Ecology","DOI":"10.1890/11-0766.1","ISSN":"0012-9658","issue":"11","journalAbbreviation":"Ecology","language":"en","license":"http://doi.wiley.com/10.1002/tdm_license_1.1","page":"2027-2034","source":"DOI.org (Crossref)","title":"Anticipation and tracking of pulsed resources drive population dynamics in eastern chipmunks","volume":"92","author":[{"family":"Bergeron","given":"Patrick"},{"family":"Réale","given":"Denis"},{"family":"Humphries","given":"Murray M."},{"family":"Garant","given":"Dany"}],"issued":{"date-parts":[["2011",11]]}}},{"id":2990,"uris":["http://zotero.org/groups/5634119/items/EW2YI756"],"itemData":{"id":2990,"type":"article-journal","container-title":"Trends in Ecology &amp; Evolution","DOI":"10.1016/S0169-5347(00)01862-0","ISSN":"01695347","issue":"6","journalAbbreviation":"Trends in Ecology &amp; Evolution","language":"en","license":"https://www.elsevier.com/tdm/userlicense/1.0/","page":"232-237","source":"DOI.org (Crossref)","title":"Pulsed resources and community dynamics of consumers in terrestrial ecosystems","volume":"15","author":[{"family":"Ostfeld","given":"Richard S."},{"family":"Keesing","given":"Felicia"}],"issued":{"date-parts":[["2000",6]]}}},{"id":2996,"uris":["http://zotero.org/groups/5634119/items/98XVULPE"],"itemData":{"id":2996,"type":"article-journal","abstract":"Community ecology is tasked with the considerable challenge of predicting the structure, and properties, of emerging ecosystems. It requires the ability to understand how and why species interact, as this will allow the development of mechanism‐based predictive models, and as such to better characterize how ecological mechanisms act locally on the existence of inter‐specific interactions. Here we argue that the current conceptualization of species interaction networks is ill‐suited for this task. Instead, we propose that future research must start to account for the intrinsic variability of species interactions, then scale up from here onto complex networks. This can be accomplished simply by recognizing that there exists intra‐specific variability, in traits or properties related to the establishment of species interactions. By shifting the scale towards population‐based processes, we show that this new approach will improve our predictive ability and mechanistic understanding of how species interact over large spatial or temporal scales.\n            \n              \n                \n                  Synthesis\n                \n                Although species interactions are the backbone of ecological communities, we have little insights on how (and why) they vary through space and time. In this article, we build on existing empirical literature to show that the same species may happen to interact in different ways when their local abundances vary, their trait distribution changes, or when the environment affects either of these factors. We discuss how these findings can be integrated in existing frameworks for the analysis and simulation of species interactions.","container-title":"Oikos","DOI":"10.1111/oik.01719","ISSN":"0030-1299, 1600-0706","issue":"3","journalAbbreviation":"Oikos","language":"en","page":"243-251","source":"DOI.org (Crossref)","title":"Beyond species: why ecological interaction networks vary through space and time","title-short":"Beyond species","volume":"124","author":[{"family":"Poisot","given":"Timothée"},{"family":"Stouffer","given":"Daniel B."},{"family":"Gravel","given":"Dominique"}],"issued":{"date-parts":[["2015",3]]}}}],"schema":"https://github.com/citation-style-language/schema/raw/master/csl-citation.json"} </w:instrText>
+        <w:instrText xml:space="preserve"> ADDIN ZOTERO_ITEM CSL_CITATION {"citationID":"vyXS2OSa","properties":{"formattedCitation":"(17, 61, 72)","plainCitation":"(17, 61, 72)","noteIndex":0},"citationItems":[{"id":3037,"uris":["http://zotero.org/users/6391447/items/KIHP2V4T"],"itemData":{"id":3037,"type":"article-journal","container-title":"Ecology","DOI":"10.1890/11-0766.1","ISSN":"0012-9658","issue":"11","journalAbbreviation":"Ecology","language":"en","license":"http://doi.wiley.com/10.1002/tdm_license_1.1","page":"2027-2034","source":"DOI.org (Crossref)","title":"Anticipation and tracking of pulsed resources drive population dynamics in eastern chipmunks","volume":"92","author":[{"family":"Bergeron","given":"Patrick"},{"family":"Réale","given":"Denis"},{"family":"Humphries","given":"Murray M."},{"family":"Garant","given":"Dany"}],"issued":{"date-parts":[["2011",11]]}}},{"id":2990,"uris":["http://zotero.org/groups/5634119/items/EW2YI756"],"itemData":{"id":2990,"type":"article-journal","container-title":"Trends in Ecology &amp; Evolution","DOI":"10.1016/S0169-5347(00)01862-0","ISSN":"01695347","issue":"6","journalAbbreviation":"Trends in Ecology &amp; Evolution","language":"en","license":"https://www.elsevier.com/tdm/userlicense/1.0/","page":"232-237","source":"DOI.org (Crossref)","title":"Pulsed resources and community dynamics of consumers in terrestrial ecosystems","volume":"15","author":[{"family":"Ostfeld","given":"Richard S."},{"family":"Keesing","given":"Felicia"}],"issued":{"date-parts":[["2000",6]]}}},{"id":2996,"uris":["http://zotero.org/groups/5634119/items/98XVULPE"],"itemData":{"id":2996,"type":"article-journal","abstract":"Community ecology is tasked with the considerable challenge of predicting the structure, and properties, of emerging ecosystems. It requires the ability to understand how and why species interact, as this will allow the development of mechanism‐based predictive models, and as such to better characterize how ecological mechanisms act locally on the existence of inter‐specific interactions. Here we argue that the current conceptualization of species interaction networks is ill‐suited for this task. Instead, we propose that future research must start to account for the intrinsic variability of species interactions, then scale up from here onto complex networks. This can be accomplished simply by recognizing that there exists intra‐specific variability, in traits or properties related to the establishment of species interactions. By shifting the scale towards population‐based processes, we show that this new approach will improve our predictive ability and mechanistic understanding of how species interact over large spatial or temporal scales.\n            \n              \n                \n                  Synthesis\n                \n                Although species interactions are the backbone of ecological communities, we have little insights on how (and why) they vary through space and time. In this article, we build on existing empirical literature to show that the same species may happen to interact in different ways when their local abundances vary, their trait distribution changes, or when the environment affects either of these factors. We discuss how these findings can be integrated in existing frameworks for the analysis and simulation of species interactions.","container-title":"Oikos","DOI":"10.1111/oik.01719","ISSN":"0030-1299, 1600-0706","issue":"3","journalAbbreviation":"Oikos","language":"en","page":"243-251","source":"DOI.org (Crossref)","title":"Beyond species: why ecological interaction networks vary through space and time","title-short":"Beyond species","volume":"124","author":[{"family":"Poisot","given":"Timothée"},{"family":"Stouffer","given":"Daniel B."},{"family":"Gravel","given":"Dominique"}],"issued":{"date-parts":[["2015",3]]}}}],"schema":"https://github.com/citation-style-language/schema/raw/master/csl-citation.json"} </w:instrText>
       </w:r>
       <w:r>
         <w:fldChar w:fldCharType="separate"/>
@@ -6955,7 +6978,7 @@
         <w:rPr>
           <w:noProof/>
         </w:rPr>
-        <w:t>(16, 60, 71)</w:t>
+        <w:t>(17, 61, 72)</w:t>
       </w:r>
       <w:r>
         <w:fldChar w:fldCharType="end"/>
@@ -6973,7 +6996,7 @@
         <w:fldChar w:fldCharType="begin"/>
       </w:r>
       <w:r>
-        <w:instrText xml:space="preserve"> ADDIN ZOTERO_ITEM CSL_CITATION {"citationID":"5xEMvllo","properties":{"formattedCitation":"(72)","plainCitation":"(72)","noteIndex":0},"citationItems":[{"id":2988,"uris":["http://zotero.org/groups/5634119/items/VDENFAUA"],"itemData":{"id":2988,"type":"article-journal","abstract":"Abstract\n            \n              Background\n              \n                The incidence of Lyme borreliosis and other tick-borne diseases is increasing in Europe and North America. There is currently much interest in identifying the ecological factors that determine the density of infected ticks as this variable determines the risk of Lyme borreliosis to vertebrate hosts, including humans. Lyme borreliosis is caused by the bacterium\n                Borrelia burgdorferi\n                sensu lato (s.l.) and in western Europe, the hard tick\n                Ixodes ricinus\n                is the most important vector.\n              \n            \n            \n              Methods\n              \n                Over a 15-year period (2004–2018), we monitored the monthly abundance of\n                I. ricinus\n                ticks (nymphs and adults) and their\n                B. burgdorferi\n                s.l. infection status at four different elevations on a mountain in western Switzerland. We collected climate variables in the field and from nearby weather stations. We obtained data on beech tree seed production (masting) from the literature, as the abundance of\n                Ixodes\n                nymphs can increase dramatically 2 years after a masting event. We used generalized linear mixed effects models and AIC-based model selection to identify the ecological factors that influence inter-annual variation in the nymphal infection prevalence (NIP) and the density of infected nymphs (DIN).\n              \n            \n            \n              Results\n              \n                We found that the NIP decreased by 78% over the study period. Inter-annual variation in the NIP was explained by the mean precipitation in the present year, and the duration that the DNA extraction was stored in the freezer prior to pathogen detection. The DIN decreased over the study period at all four elevation sites, and the decrease was significant at the top elevation. Inter-annual variation in the DIN was best explained by elevation site, year, beech tree masting index 2 years prior and the mean relative humidity in the present year. This is the first study in Europe to demonstrate that seed production by deciduous trees influences the density of nymphs infected with\n                B. burgdorferi\n                s.l. and hence the risk of Lyme borreliosis.\n              \n            \n            \n              Conclusions\n              Public health officials in Europe should be aware that masting by deciduous trees is an important predictor of the risk of Lyme borreliosis.\n            \n            \n              Graphical Abstract","container-title":"Parasites &amp; Vectors","DOI":"10.1186/s13071-021-04646-0","ISSN":"1756-3305","issue":"1","journalAbbreviation":"Parasites Vectors","language":"en","page":"168","source":"DOI.org (Crossref)","title":"Masting by beech trees predicts the risk of Lyme disease","volume":"14","author":[{"family":"Bregnard","given":"Cindy"},{"family":"Rais","given":"Olivier"},{"family":"Voordouw","given":"Maarten Jeroen"}],"issued":{"date-parts":[["2021",3,20]]}}}],"schema":"https://github.com/citation-style-language/schema/raw/master/csl-citation.json"} </w:instrText>
+        <w:instrText xml:space="preserve"> ADDIN ZOTERO_ITEM CSL_CITATION {"citationID":"5xEMvllo","properties":{"formattedCitation":"(73)","plainCitation":"(73)","noteIndex":0},"citationItems":[{"id":2988,"uris":["http://zotero.org/groups/5634119/items/VDENFAUA"],"itemData":{"id":2988,"type":"article-journal","abstract":"Abstract\n            \n              Background\n              \n                The incidence of Lyme borreliosis and other tick-borne diseases is increasing in Europe and North America. There is currently much interest in identifying the ecological factors that determine the density of infected ticks as this variable determines the risk of Lyme borreliosis to vertebrate hosts, including humans. Lyme borreliosis is caused by the bacterium\n                Borrelia burgdorferi\n                sensu lato (s.l.) and in western Europe, the hard tick\n                Ixodes ricinus\n                is the most important vector.\n              \n            \n            \n              Methods\n              \n                Over a 15-year period (2004–2018), we monitored the monthly abundance of\n                I. ricinus\n                ticks (nymphs and adults) and their\n                B. burgdorferi\n                s.l. infection status at four different elevations on a mountain in western Switzerland. We collected climate variables in the field and from nearby weather stations. We obtained data on beech tree seed production (masting) from the literature, as the abundance of\n                Ixodes\n                nymphs can increase dramatically 2 years after a masting event. We used generalized linear mixed effects models and AIC-based model selection to identify the ecological factors that influence inter-annual variation in the nymphal infection prevalence (NIP) and the density of infected nymphs (DIN).\n              \n            \n            \n              Results\n              \n                We found that the NIP decreased by 78% over the study period. Inter-annual variation in the NIP was explained by the mean precipitation in the present year, and the duration that the DNA extraction was stored in the freezer prior to pathogen detection. The DIN decreased over the study period at all four elevation sites, and the decrease was significant at the top elevation. Inter-annual variation in the DIN was best explained by elevation site, year, beech tree masting index 2 years prior and the mean relative humidity in the present year. This is the first study in Europe to demonstrate that seed production by deciduous trees influences the density of nymphs infected with\n                B. burgdorferi\n                s.l. and hence the risk of Lyme borreliosis.\n              \n            \n            \n              Conclusions\n              Public health officials in Europe should be aware that masting by deciduous trees is an important predictor of the risk of Lyme borreliosis.\n            \n            \n              Graphical Abstract","container-title":"Parasites &amp; Vectors","DOI":"10.1186/s13071-021-04646-0","ISSN":"1756-3305","issue":"1","journalAbbreviation":"Parasites Vectors","language":"en","page":"168","source":"DOI.org (Crossref)","title":"Masting by beech trees predicts the risk of Lyme disease","volume":"14","author":[{"family":"Bregnard","given":"Cindy"},{"family":"Rais","given":"Olivier"},{"family":"Voordouw","given":"Maarten Jeroen"}],"issued":{"date-parts":[["2021",3,20]]}}}],"schema":"https://github.com/citation-style-language/schema/raw/master/csl-citation.json"} </w:instrText>
       </w:r>
       <w:r>
         <w:fldChar w:fldCharType="separate"/>
@@ -6982,7 +7005,7 @@
         <w:rPr>
           <w:noProof/>
         </w:rPr>
-        <w:t>(72)</w:t>
+        <w:t>(73)</w:t>
       </w:r>
       <w:r>
         <w:fldChar w:fldCharType="end"/>
@@ -7043,7 +7066,7 @@
         <w:fldChar w:fldCharType="begin"/>
       </w:r>
       <w:r>
-        <w:instrText xml:space="preserve"> ADDIN ZOTERO_ITEM CSL_CITATION {"citationID":"rZXD83Qv","properties":{"formattedCitation":"(7, 73)","plainCitation":"(7, 73)","noteIndex":0},"citationItems":[{"id":2530,"uris":["http://zotero.org/users/6391447/items/B5R8FK83"],"itemData":{"id":2530,"type":"article-journal","abstract":"Abstract\n            Downsizing of animal communities due to defaunation is prevalent in many ecosystems. Yet, we know little about its consequences for ecosystem functions such as seed dispersal. Here, we use eight seed-dispersal networks sampled across the Andes and simulate how downsizing of avian frugivores impacts structural network robustness and seed dispersal. We use a trait-based modeling framework to quantify the consequences of downsizing—relative to random extinctions—for the number of interactions and secondary plant extinctions (as measures of structural robustness) and for long-distance seed dispersal (as a measure of ecosystem function). We find that downsizing leads to stronger functional than structural losses. For instance, 10% size-structured loss of bird species results in almost 40% decline of long-distance seed dispersal, but in less than 10% of structural loss. Our simulations reveal that measures of the structural robustness of ecological networks underestimate the consequences of animal extinction and downsizing for ecosystem functioning.","container-title":"Nature Communications","DOI":"10.1038/s41467-020-15438-y","ISSN":"2041-1723","issue":"1","journalAbbreviation":"Nat Commun","language":"en","page":"1582","source":"DOI.org (Crossref)","title":"Downsizing of animal communities triggers stronger functional than structural decay in seed-dispersal networks","volume":"11","author":[{"family":"Donoso","given":"Isabel"},{"family":"Sorensen","given":"Marjorie C."},{"family":"Blendinger","given":"Pedro G."},{"family":"Kissling","given":"W. Daniel"},{"family":"Neuschulz","given":"Eike Lena"},{"family":"Mueller","given":"Thomas"},{"family":"Schleuning","given":"Matthias"}],"issued":{"date-parts":[["2020",3,27]]}}},{"id":3124,"uris":["http://zotero.org/groups/5634119/items/GZAN58IC"],"itemData":{"id":3124,"type":"article-journal","abstract":"1. The decline in insect abundance and diversity observed in many ecosystems is of major concern because of the long‐term consequences for ecosystem function and stability.\n            2. Species in ecological communities are connected through interactions forming complex networks. Therefore, initial extinctions can cause further species losses through co‐extinctions and extinction cascades, where single extinctions can lead to waves of secondary extinctions. Such knock‐on effects can multiply the initial impact of disturbances, thereby largely adding to the erosion of biodiversity. However, our knowledge of their importance for the current insect decline is hampered because secondary extinctions are challenging to both detect and predict.\n            3. In this review, we bring together theory and knowledge about secondary extinctions in the light of the main drivers of insect decline. We evaluate potential and evidence for cascading extinction for the different drivers and identify major pathways. By providing selected examples we discuss how habitat loss, pollution, species invasions, climate change and overexploitation can cause cascading extinctions. We argue that habitat loss and pollution in particular have the largest potential for such extinctions by changing community structure, the physical environment, and community robustness.\n            4. Overall, cascading extinction are part of an ecosystems' response to anthropogenic drivers but are so far not explicitly measured in their contribution when evaluating biodiversity loss. This knowledge is necessary to predict biodiversity loss and find strategies to buffer against the devastating long‐term impact of habitat loss, pollution, species invasions, and climate change.","container-title":"Ecological Entomology","DOI":"10.1111/een.12985","ISSN":"0307-6946, 1365-2311","issue":"4","journalAbbreviation":"Ecological Entomology","language":"en","page":"743-756","source":"DOI.org (Crossref)","title":"Cascading extinctions as a hidden driver of insect decline","volume":"46","author":[{"family":"Kehoe","given":"Rachel"},{"family":"Frago","given":"Enric"},{"family":"Sanders","given":"Dirk"}],"issued":{"date-parts":[["2021",8]]}}}],"schema":"https://github.com/citation-style-language/schema/raw/master/csl-citation.json"} </w:instrText>
+        <w:instrText xml:space="preserve"> ADDIN ZOTERO_ITEM CSL_CITATION {"citationID":"rZXD83Qv","properties":{"formattedCitation":"(8, 74)","plainCitation":"(8, 74)","noteIndex":0},"citationItems":[{"id":2530,"uris":["http://zotero.org/users/6391447/items/B5R8FK83"],"itemData":{"id":2530,"type":"article-journal","abstract":"Abstract\n            Downsizing of animal communities due to defaunation is prevalent in many ecosystems. Yet, we know little about its consequences for ecosystem functions such as seed dispersal. Here, we use eight seed-dispersal networks sampled across the Andes and simulate how downsizing of avian frugivores impacts structural network robustness and seed dispersal. We use a trait-based modeling framework to quantify the consequences of downsizing—relative to random extinctions—for the number of interactions and secondary plant extinctions (as measures of structural robustness) and for long-distance seed dispersal (as a measure of ecosystem function). We find that downsizing leads to stronger functional than structural losses. For instance, 10% size-structured loss of bird species results in almost 40% decline of long-distance seed dispersal, but in less than 10% of structural loss. Our simulations reveal that measures of the structural robustness of ecological networks underestimate the consequences of animal extinction and downsizing for ecosystem functioning.","container-title":"Nature Communications","DOI":"10.1038/s41467-020-15438-y","ISSN":"2041-1723","issue":"1","journalAbbreviation":"Nat Commun","language":"en","page":"1582","source":"DOI.org (Crossref)","title":"Downsizing of animal communities triggers stronger functional than structural decay in seed-dispersal networks","volume":"11","author":[{"family":"Donoso","given":"Isabel"},{"family":"Sorensen","given":"Marjorie C."},{"family":"Blendinger","given":"Pedro G."},{"family":"Kissling","given":"W. Daniel"},{"family":"Neuschulz","given":"Eike Lena"},{"family":"Mueller","given":"Thomas"},{"family":"Schleuning","given":"Matthias"}],"issued":{"date-parts":[["2020",3,27]]}}},{"id":3124,"uris":["http://zotero.org/groups/5634119/items/GZAN58IC"],"itemData":{"id":3124,"type":"article-journal","abstract":"1. The decline in insect abundance and diversity observed in many ecosystems is of major concern because of the long‐term consequences for ecosystem function and stability.\n            2. Species in ecological communities are connected through interactions forming complex networks. Therefore, initial extinctions can cause further species losses through co‐extinctions and extinction cascades, where single extinctions can lead to waves of secondary extinctions. Such knock‐on effects can multiply the initial impact of disturbances, thereby largely adding to the erosion of biodiversity. However, our knowledge of their importance for the current insect decline is hampered because secondary extinctions are challenging to both detect and predict.\n            3. In this review, we bring together theory and knowledge about secondary extinctions in the light of the main drivers of insect decline. We evaluate potential and evidence for cascading extinction for the different drivers and identify major pathways. By providing selected examples we discuss how habitat loss, pollution, species invasions, climate change and overexploitation can cause cascading extinctions. We argue that habitat loss and pollution in particular have the largest potential for such extinctions by changing community structure, the physical environment, and community robustness.\n            4. Overall, cascading extinction are part of an ecosystems' response to anthropogenic drivers but are so far not explicitly measured in their contribution when evaluating biodiversity loss. This knowledge is necessary to predict biodiversity loss and find strategies to buffer against the devastating long‐term impact of habitat loss, pollution, species invasions, and climate change.","container-title":"Ecological Entomology","DOI":"10.1111/een.12985","ISSN":"0307-6946, 1365-2311","issue":"4","journalAbbreviation":"Ecological Entomology","language":"en","page":"743-756","source":"DOI.org (Crossref)","title":"Cascading extinctions as a hidden driver of insect decline","volume":"46","author":[{"family":"Kehoe","given":"Rachel"},{"family":"Frago","given":"Enric"},{"family":"Sanders","given":"Dirk"}],"issued":{"date-parts":[["2021",8]]}}}],"schema":"https://github.com/citation-style-language/schema/raw/master/csl-citation.json"} </w:instrText>
       </w:r>
       <w:r>
         <w:fldChar w:fldCharType="separate"/>
@@ -7052,7 +7075,7 @@
         <w:rPr>
           <w:noProof/>
         </w:rPr>
-        <w:t>(7, 73)</w:t>
+        <w:t>(8, 74)</w:t>
       </w:r>
       <w:r>
         <w:fldChar w:fldCharType="end"/>
@@ -7085,7 +7108,7 @@
         <w:fldChar w:fldCharType="begin"/>
       </w:r>
       <w:r>
-        <w:instrText xml:space="preserve"> ADDIN ZOTERO_ITEM CSL_CITATION {"citationID":"zd63JrQG","properties":{"formattedCitation":"(21)","plainCitation":"(21)","noteIndex":0},"citationItems":[{"id":3001,"uris":["http://zotero.org/groups/5634119/items/LW73UBXP"],"itemData":{"id":3001,"type":"article-journal","abstract":"Ecological interactions are not uniform across time and can vary with environmental conditions. Yet, interactions among species are often measured with short-term controlled experiments whose outcomes can depend greatly on the particular environmental conditions under which they are performed. As an alternative, we use empirical dynamic modeling to estimate species interactions across a wide range of environmental conditions directly from existing long-term monitoring data. In our case study from a southern California kelp forest, we test whether interactions between multiple kelp and sea urchin species can be reliably reconstructed from time-series data and whether those interactions vary predictably in strength and direction across observed fluctuations in temperature, disturbance, and low-frequency oceanographic regimes. We show that environmental context greatly alters the strength and direction of species interactions. In particular, the state of the North Pacific Gyre Oscillation seems to drive the competitive balance between kelp species, asserting bottom-up control on kelp ecosystem dynamics. We show the importance of specifically studying variation in interaction strength, rather than mean interaction outcomes, when trying to understand the dynamics of complex ecosystems. The significant context dependency in species interactions found in this study argues for a greater utilization of long-term data and empirical dynamic modeling in studies of the dynamics of other ecosystems.","container-title":"Proceedings of the National Academy of Sciences","DOI":"10.1073/pnas.2118539119","ISSN":"0027-8424, 1091-6490","issue":"36","journalAbbreviation":"Proc. Natl. Acad. Sci. U.S.A.","language":"en","page":"e2118539119","source":"DOI.org (Crossref)","title":"Environmental context dependency in species interactions","volume":"119","author":[{"family":"Liu","given":"Owen R."},{"family":"Gaines","given":"Steven D."}],"issued":{"date-parts":[["2022",9,6]]}}}],"schema":"https://github.com/citation-style-language/schema/raw/master/csl-citation.json"} </w:instrText>
+        <w:instrText xml:space="preserve"> ADDIN ZOTERO_ITEM CSL_CITATION {"citationID":"zd63JrQG","properties":{"formattedCitation":"(22)","plainCitation":"(22)","noteIndex":0},"citationItems":[{"id":3001,"uris":["http://zotero.org/groups/5634119/items/LW73UBXP"],"itemData":{"id":3001,"type":"article-journal","abstract":"Ecological interactions are not uniform across time and can vary with environmental conditions. Yet, interactions among species are often measured with short-term controlled experiments whose outcomes can depend greatly on the particular environmental conditions under which they are performed. As an alternative, we use empirical dynamic modeling to estimate species interactions across a wide range of environmental conditions directly from existing long-term monitoring data. In our case study from a southern California kelp forest, we test whether interactions between multiple kelp and sea urchin species can be reliably reconstructed from time-series data and whether those interactions vary predictably in strength and direction across observed fluctuations in temperature, disturbance, and low-frequency oceanographic regimes. We show that environmental context greatly alters the strength and direction of species interactions. In particular, the state of the North Pacific Gyre Oscillation seems to drive the competitive balance between kelp species, asserting bottom-up control on kelp ecosystem dynamics. We show the importance of specifically studying variation in interaction strength, rather than mean interaction outcomes, when trying to understand the dynamics of complex ecosystems. The significant context dependency in species interactions found in this study argues for a greater utilization of long-term data and empirical dynamic modeling in studies of the dynamics of other ecosystems.","container-title":"Proceedings of the National Academy of Sciences","DOI":"10.1073/pnas.2118539119","ISSN":"0027-8424, 1091-6490","issue":"36","journalAbbreviation":"Proc. Natl. Acad. Sci. U.S.A.","language":"en","page":"e2118539119","source":"DOI.org (Crossref)","title":"Environmental context dependency in species interactions","volume":"119","author":[{"family":"Liu","given":"Owen R."},{"family":"Gaines","given":"Steven D."}],"issued":{"date-parts":[["2022",9,6]]}}}],"schema":"https://github.com/citation-style-language/schema/raw/master/csl-citation.json"} </w:instrText>
       </w:r>
       <w:r>
         <w:fldChar w:fldCharType="separate"/>
@@ -7094,7 +7117,7 @@
         <w:rPr>
           <w:noProof/>
         </w:rPr>
-        <w:t>(21)</w:t>
+        <w:t>(22)</w:t>
       </w:r>
       <w:r>
         <w:fldChar w:fldCharType="end"/>
@@ -7139,7 +7162,7 @@
         <w:fldChar w:fldCharType="begin"/>
       </w:r>
       <w:r>
-        <w:instrText xml:space="preserve"> ADDIN ZOTERO_ITEM CSL_CITATION {"citationID":"XvMnl9ql","properties":{"formattedCitation":"(9, 74, 75)","plainCitation":"(9, 74, 75)","noteIndex":0},"citationItems":[{"id":3133,"uris":["http://zotero.org/groups/5634119/items/CLHR7P24"],"itemData":{"id":3133,"type":"article-journal","abstract":"Abstract\n            Shifts in species' distribution and abundance in response to climate change have been well documented, but the underpinning processes are still poorly understood. We present the results of a systematic literature review and meta‐analysis investigating the frequency and importance of different mechanisms by which climate has impacted natural populations. Most studies were from temperate latitudes of North America and Europe; almost half investigated bird populations. We found significantly greater support for indirect, biotic mechanisms than direct, abiotic mechanisms as mediators of the impact of climate on populations. In addition, biotic effects tended to have greater support than abiotic factors in studies of species from higher trophic levels. For primary consumers, the impact of climate was equally mediated by biotic and abiotic mechanisms, whereas for higher level consumers the mechanisms were most frequently biotic, such as predation or food availability. Biotic mechanisms were more frequently supported in studies that reported a directional trend in climate than in studies with no such climatic change, although sample sizes for this comparison were small. We call for more mechanistic studies of climate change impacts on populations, particularly in tropical systems.","container-title":"Global Change Biology","DOI":"10.1111/gcb.12559","ISSN":"1354-1013, 1365-2486","issue":"7","journalAbbreviation":"Global Change Biology","language":"en","license":"http://onlinelibrary.wiley.com/termsAndConditions#vor","page":"2221-2229","source":"DOI.org (Crossref)","title":"Mechanisms underpinning climatic impacts on natural populations: altered species interactions are more important than direct effects","title-short":"Mechanisms underpinning climatic impacts on natural populations","volume":"20","author":[{"family":"Ockendon","given":"Nancy"},{"family":"Baker","given":"David J."},{"family":"Carr","given":"Jamie A."},{"family":"White","given":"Elizabeth C."},{"family":"Almond","given":"Rosamunde E. A."},{"family":"Amano","given":"Tatsuya"},{"family":"Bertram","given":"Esther"},{"family":"Bradbury","given":"Richard B."},{"family":"Bradley","given":"Cassie"},{"family":"Butchart","given":"Stuart H. M."},{"family":"Doswald","given":"Nathalie"},{"family":"Foden","given":"Wendy"},{"family":"Gill","given":"David J. C."},{"family":"Green","given":"Rhys E."},{"family":"Sutherland","given":"William J."},{"family":"Tanner","given":"Edmund V. J."},{"family":"Pearce‐Higgins","given":"James W."}],"issued":{"date-parts":[["2014",7]]}}},{"id":3152,"uris":["http://zotero.org/groups/5634119/items/4XVHA4BB"],"itemData":{"id":3152,"type":"article-journal","abstract":"Ongoing and predicted global change makes understanding and predicting species' range shifts an urgent scientific priority. Here, we provide a synthetic perspective on the so far poorly understood effects of interspecific interactions on range expansion rates. We present theoretical foundations for how interspecific interactions may modulate range expansion rates, consider examples from empirical studies of biological invasions and natural range expansions as well as process‐based simulations, and discuss how interspecific interactions can be more broadly represented in process‐based, spatiotemporally explicit range forecasts. Theory tells us that interspecific interactions affect expansion rates via alteration of local population growth rates and spatial displacement rates, but also via effects on other demographic parameters. The best empirical evidence for interspecific effects on expansion rates comes from studies of biological invasions. Notably, invasion studies indicate that competitive dominance and release from specialized enemies can enhance expansion rates. Studies of natural range expansions especially point to the potential for competition from resident species to reduce expansion rates. Overall, it is clear that interspecific interactions may have important consequences for range dynamics, but also that their effects have received too little attention to robustly generalize on their importance. We then discuss how interspecific interactions effects can be more widely incorporated in dynamic modeling of range expansions. Importantly, models must describe spatiotemporal variation in both local population dynamics and dispersal. Finally, we derive the following guidelines for when it is particularly important to explicitly represent interspecific interactions in dynamic range expansion forecasts: if most interacting species show correlated spatial or temporal trends in their effects on the target species, if the number of interacting species is low, and if the abundance of one or more strongly interacting species is not closely linked to the abundance of the target species.","container-title":"Ecography","DOI":"10.1111/j.1600-0587.2013.00574.x","ISSN":"0906-7590, 1600-0587","issue":"12","journalAbbreviation":"Ecography","language":"en","page":"1198-1209","source":"DOI.org (Crossref)","title":"The influence of interspecific interactions on species range expansion rates","volume":"37","author":[{"family":"Svenning","given":"Jens‐Christian"},{"family":"Gravel","given":"Dominique"},{"family":"Holt","given":"Robert D."},{"family":"Schurr","given":"Frank M."},{"family":"Thuiller","given":"Wilfried"},{"family":"Münkemüller","given":"Tamara"},{"family":"Schiffers","given":"Katja H."},{"family":"Dullinger","given":"Stefan"},{"family":"Edwards","given":"Thomas C."},{"family":"Hickler","given":"Thomas"},{"family":"Higgins","given":"Steven I."},{"family":"Nabel","given":"Julia E. M. S."},{"family":"Pagel","given":"Jörn"},{"family":"Normand","given":"Signe"}],"issued":{"date-parts":[["2014",12]]}}},{"id":138,"uris":["http://zotero.org/users/6391447/items/695HTSZE"],"itemData":{"id":138,"type":"article-journal","abstract":"The main drivers of global environmental change (CO2 enrichment, nitrogen deposition, climate, biotic invasions and land use) cause extinctions and alter species distributions, and recent evidence shows that they exert pervasive impacts on various antagonistic and mutualistic interactions among species. In this review, we synthesize data from 688 published studies to show that these drivers often alter competitive interactions among plants and animals, exert multitrophic effects on the decomposer food web, increase intensity of pathogen infection, weaken mutualisms involving plants, and enhance herbivory while having variable effects on predation. A recurrent ﬁnding is that there is substantial variability among studies in both the magnitude and direction of effects of any given GEC driver on any given type of biotic interaction. Further, we show that higher order effects among multiple drivers acting simultaneously create challenges in predicting future responses to global environmental change, and that extrapolating these complex impacts across entire networks of species interactions yields unanticipated effects on ecosystems. Finally, we conclude that in order to reliably predict the effects of GEC on community and ecosystem processes, the greatest single challenge will be to determine how biotic and abiotic context alters the direction and magnitude of GEC effects on biotic interactions.","container-title":"Ecology Letters","DOI":"10.1111/j.1461-0248.2008.01250.x","ISSN":"1461023X, 14610248","issue":"12","language":"en","page":"1351-1363","source":"DOI.org (Crossref)","title":"Global change and species interactions in terrestrial ecosystems","volume":"11","author":[{"family":"Tylianakis","given":"Jason M."},{"family":"Didham","given":"Raphael K."},{"family":"Bascompte","given":"Jordi"},{"family":"Wardle","given":"David A."}],"issued":{"date-parts":[["2008",12]]}}}],"schema":"https://github.com/citation-style-language/schema/raw/master/csl-citation.json"} </w:instrText>
+        <w:instrText xml:space="preserve"> ADDIN ZOTERO_ITEM CSL_CITATION {"citationID":"XvMnl9ql","properties":{"formattedCitation":"(10, 75, 76)","plainCitation":"(10, 75, 76)","noteIndex":0},"citationItems":[{"id":3133,"uris":["http://zotero.org/groups/5634119/items/CLHR7P24"],"itemData":{"id":3133,"type":"article-journal","abstract":"Abstract\n            Shifts in species' distribution and abundance in response to climate change have been well documented, but the underpinning processes are still poorly understood. We present the results of a systematic literature review and meta‐analysis investigating the frequency and importance of different mechanisms by which climate has impacted natural populations. Most studies were from temperate latitudes of North America and Europe; almost half investigated bird populations. We found significantly greater support for indirect, biotic mechanisms than direct, abiotic mechanisms as mediators of the impact of climate on populations. In addition, biotic effects tended to have greater support than abiotic factors in studies of species from higher trophic levels. For primary consumers, the impact of climate was equally mediated by biotic and abiotic mechanisms, whereas for higher level consumers the mechanisms were most frequently biotic, such as predation or food availability. Biotic mechanisms were more frequently supported in studies that reported a directional trend in climate than in studies with no such climatic change, although sample sizes for this comparison were small. We call for more mechanistic studies of climate change impacts on populations, particularly in tropical systems.","container-title":"Global Change Biology","DOI":"10.1111/gcb.12559","ISSN":"1354-1013, 1365-2486","issue":"7","journalAbbreviation":"Global Change Biology","language":"en","license":"http://onlinelibrary.wiley.com/termsAndConditions#vor","page":"2221-2229","source":"DOI.org (Crossref)","title":"Mechanisms underpinning climatic impacts on natural populations: altered species interactions are more important than direct effects","title-short":"Mechanisms underpinning climatic impacts on natural populations","volume":"20","author":[{"family":"Ockendon","given":"Nancy"},{"family":"Baker","given":"David J."},{"family":"Carr","given":"Jamie A."},{"family":"White","given":"Elizabeth C."},{"family":"Almond","given":"Rosamunde E. A."},{"family":"Amano","given":"Tatsuya"},{"family":"Bertram","given":"Esther"},{"family":"Bradbury","given":"Richard B."},{"family":"Bradley","given":"Cassie"},{"family":"Butchart","given":"Stuart H. M."},{"family":"Doswald","given":"Nathalie"},{"family":"Foden","given":"Wendy"},{"family":"Gill","given":"David J. C."},{"family":"Green","given":"Rhys E."},{"family":"Sutherland","given":"William J."},{"family":"Tanner","given":"Edmund V. J."},{"family":"Pearce‐Higgins","given":"James W."}],"issued":{"date-parts":[["2014",7]]}}},{"id":3152,"uris":["http://zotero.org/groups/5634119/items/4XVHA4BB"],"itemData":{"id":3152,"type":"article-journal","abstract":"Ongoing and predicted global change makes understanding and predicting species' range shifts an urgent scientific priority. Here, we provide a synthetic perspective on the so far poorly understood effects of interspecific interactions on range expansion rates. We present theoretical foundations for how interspecific interactions may modulate range expansion rates, consider examples from empirical studies of biological invasions and natural range expansions as well as process‐based simulations, and discuss how interspecific interactions can be more broadly represented in process‐based, spatiotemporally explicit range forecasts. Theory tells us that interspecific interactions affect expansion rates via alteration of local population growth rates and spatial displacement rates, but also via effects on other demographic parameters. The best empirical evidence for interspecific effects on expansion rates comes from studies of biological invasions. Notably, invasion studies indicate that competitive dominance and release from specialized enemies can enhance expansion rates. Studies of natural range expansions especially point to the potential for competition from resident species to reduce expansion rates. Overall, it is clear that interspecific interactions may have important consequences for range dynamics, but also that their effects have received too little attention to robustly generalize on their importance. We then discuss how interspecific interactions effects can be more widely incorporated in dynamic modeling of range expansions. Importantly, models must describe spatiotemporal variation in both local population dynamics and dispersal. Finally, we derive the following guidelines for when it is particularly important to explicitly represent interspecific interactions in dynamic range expansion forecasts: if most interacting species show correlated spatial or temporal trends in their effects on the target species, if the number of interacting species is low, and if the abundance of one or more strongly interacting species is not closely linked to the abundance of the target species.","container-title":"Ecography","DOI":"10.1111/j.1600-0587.2013.00574.x","ISSN":"0906-7590, 1600-0587","issue":"12","journalAbbreviation":"Ecography","language":"en","page":"1198-1209","source":"DOI.org (Crossref)","title":"The influence of interspecific interactions on species range expansion rates","volume":"37","author":[{"family":"Svenning","given":"Jens‐Christian"},{"family":"Gravel","given":"Dominique"},{"family":"Holt","given":"Robert D."},{"family":"Schurr","given":"Frank M."},{"family":"Thuiller","given":"Wilfried"},{"family":"Münkemüller","given":"Tamara"},{"family":"Schiffers","given":"Katja H."},{"family":"Dullinger","given":"Stefan"},{"family":"Edwards","given":"Thomas C."},{"family":"Hickler","given":"Thomas"},{"family":"Higgins","given":"Steven I."},{"family":"Nabel","given":"Julia E. M. S."},{"family":"Pagel","given":"Jörn"},{"family":"Normand","given":"Signe"}],"issued":{"date-parts":[["2014",12]]}}},{"id":138,"uris":["http://zotero.org/users/6391447/items/695HTSZE"],"itemData":{"id":138,"type":"article-journal","abstract":"The main drivers of global environmental change (CO2 enrichment, nitrogen deposition, climate, biotic invasions and land use) cause extinctions and alter species distributions, and recent evidence shows that they exert pervasive impacts on various antagonistic and mutualistic interactions among species. In this review, we synthesize data from 688 published studies to show that these drivers often alter competitive interactions among plants and animals, exert multitrophic effects on the decomposer food web, increase intensity of pathogen infection, weaken mutualisms involving plants, and enhance herbivory while having variable effects on predation. A recurrent ﬁnding is that there is substantial variability among studies in both the magnitude and direction of effects of any given GEC driver on any given type of biotic interaction. Further, we show that higher order effects among multiple drivers acting simultaneously create challenges in predicting future responses to global environmental change, and that extrapolating these complex impacts across entire networks of species interactions yields unanticipated effects on ecosystems. Finally, we conclude that in order to reliably predict the effects of GEC on community and ecosystem processes, the greatest single challenge will be to determine how biotic and abiotic context alters the direction and magnitude of GEC effects on biotic interactions.","container-title":"Ecology Letters","DOI":"10.1111/j.1461-0248.2008.01250.x","ISSN":"1461023X, 14610248","issue":"12","language":"en","page":"1351-1363","source":"DOI.org (Crossref)","title":"Global change and species interactions in terrestrial ecosystems","volume":"11","author":[{"family":"Tylianakis","given":"Jason M."},{"family":"Didham","given":"Raphael K."},{"family":"Bascompte","given":"Jordi"},{"family":"Wardle","given":"David A."}],"issued":{"date-parts":[["2008",12]]}}}],"schema":"https://github.com/citation-style-language/schema/raw/master/csl-citation.json"} </w:instrText>
       </w:r>
       <w:r>
         <w:fldChar w:fldCharType="separate"/>
@@ -7148,7 +7171,7 @@
         <w:rPr>
           <w:noProof/>
         </w:rPr>
-        <w:t>(9, 74, 75)</w:t>
+        <w:t>(10, 75, 76)</w:t>
       </w:r>
       <w:r>
         <w:fldChar w:fldCharType="end"/>
@@ -7272,7 +7295,7 @@
         <w:fldChar w:fldCharType="begin"/>
       </w:r>
       <w:r>
-        <w:instrText xml:space="preserve"> ADDIN ZOTERO_ITEM CSL_CITATION {"citationID":"OxodS710","properties":{"formattedCitation":"(76)","plainCitation":"(76)","noteIndex":0},"citationItems":[{"id":3030,"uris":["http://zotero.org/users/6391447/items/L7QCJM7G"],"itemData":{"id":3030,"type":"dataset","abstract":"The eBird Status and Trends project generates estimates of bird occurrence and abundance at a high spatiotemporal resolution. This dataset represents the primary modeled results from the analysis workflow and are designed for further analysis, synthesis, visualization, and exploration.","DOI":"10.2173/WZTW8903","language":"en","license":"https://science.ebird.org/en/status-and-trends/products-access-terms-of-use","publisher":"Cornell Lab of Ornithology","source":"DOI.org (Crossref)","title":"eBird Status and Trends, Data Version 2023","URL":"https://science.ebird.org/en/status-and-trends/data-access/ebird-status-data-version-2023","author":[{"family":"Fink","given":"Daniel"},{"family":"Auer","given":"Tom"},{"family":"Johnston","given":"Alison"},{"family":"Strimas-Mackey","given":"Matt"},{"family":"Ligocki","given":"Shawn"},{"family":"Robinson","given":"Orin"},{"family":"Hochachka","given":"Wesley"},{"family":"Jaromczyk","given":"Lauren"},{"family":"Crowley","given":"Cynthia"},{"family":"Dunham","given":"Kylee"},{"family":"Stillman","given":"Andrew"},{"family":"Davis","given":"Courtney"},{"family":"Stokowski","given":"Myles"},{"family":"Ruiz-Gutierrez","given":"Viviana"},{"family":"Wood","given":"Chris"},{"family":"Rodewald","given":"Amanda"}],"contributor":[{"family":"Sharma","given":"Puja"},{"family":"Pantoja","given":"Vicente"},{"family":"Burgin","given":"Daniel"},{"family":"Crowe","given":"Pat"},{"family":"Bell","given":"Mike"},{"family":"Ray","given":"Samantha"},{"family":"Davies","given":"Ian"}],"accessed":{"date-parts":[["2025",10,14]]},"issued":{"date-parts":[["2025",4,30]]}}}],"schema":"https://github.com/citation-style-language/schema/raw/master/csl-citation.json"} </w:instrText>
+        <w:instrText xml:space="preserve"> ADDIN ZOTERO_ITEM CSL_CITATION {"citationID":"OxodS710","properties":{"formattedCitation":"(77)","plainCitation":"(77)","noteIndex":0},"citationItems":[{"id":3030,"uris":["http://zotero.org/users/6391447/items/L7QCJM7G"],"itemData":{"id":3030,"type":"dataset","abstract":"The eBird Status and Trends project generates estimates of bird occurrence and abundance at a high spatiotemporal resolution. This dataset represents the primary modeled results from the analysis workflow and are designed for further analysis, synthesis, visualization, and exploration.","DOI":"10.2173/WZTW8903","language":"en","license":"https://science.ebird.org/en/status-and-trends/products-access-terms-of-use","publisher":"Cornell Lab of Ornithology","source":"DOI.org (Crossref)","title":"eBird Status and Trends, Data Version 2023","URL":"https://science.ebird.org/en/status-and-trends/data-access/ebird-status-data-version-2023","author":[{"family":"Fink","given":"Daniel"},{"family":"Auer","given":"Tom"},{"family":"Johnston","given":"Alison"},{"family":"Strimas-Mackey","given":"Matt"},{"family":"Ligocki","given":"Shawn"},{"family":"Robinson","given":"Orin"},{"family":"Hochachka","given":"Wesley"},{"family":"Jaromczyk","given":"Lauren"},{"family":"Crowley","given":"Cynthia"},{"family":"Dunham","given":"Kylee"},{"family":"Stillman","given":"Andrew"},{"family":"Davis","given":"Courtney"},{"family":"Stokowski","given":"Myles"},{"family":"Ruiz-Gutierrez","given":"Viviana"},{"family":"Wood","given":"Chris"},{"family":"Rodewald","given":"Amanda"}],"contributor":[{"family":"Sharma","given":"Puja"},{"family":"Pantoja","given":"Vicente"},{"family":"Burgin","given":"Daniel"},{"family":"Crowe","given":"Pat"},{"family":"Bell","given":"Mike"},{"family":"Ray","given":"Samantha"},{"family":"Davies","given":"Ian"}],"accessed":{"date-parts":[["2025",10,14]]},"issued":{"date-parts":[["2025",4,30]]}}}],"schema":"https://github.com/citation-style-language/schema/raw/master/csl-citation.json"} </w:instrText>
       </w:r>
       <w:r>
         <w:fldChar w:fldCharType="separate"/>
@@ -7281,7 +7304,7 @@
         <w:rPr>
           <w:noProof/>
         </w:rPr>
-        <w:t>(76)</w:t>
+        <w:t>(77)</w:t>
       </w:r>
       <w:r>
         <w:fldChar w:fldCharType="end"/>
@@ -7312,7 +7335,7 @@
         <w:fldChar w:fldCharType="begin"/>
       </w:r>
       <w:r>
-        <w:instrText xml:space="preserve"> ADDIN ZOTERO_ITEM CSL_CITATION {"citationID":"PhwQuiUj","properties":{"formattedCitation":"(45)","plainCitation":"(45)","noteIndex":0},"citationItems":[{"id":2858,"uris":["http://zotero.org/groups/5634119/items/5C7JLPYL"],"itemData":{"id":2858,"type":"article-journal","abstract":"SummaryPredicting seed production is challenging because many plants produce highly variable crops among years (i.e. masting), but doing so can inform forest management, conservation, and our understanding of ecosystem trajectories in a changing climate. We evaluated the ability of an existing model to forecast masting in an ecologically and culturally important tree species in the southwestern United States, Pinus edulis.Annual seed cone production was predicted using cross‐validation techniques on two unique out‐of‐sample datasets, representing different collection methods and spatial scales (cone scars and cone counts). We then hindcasted this model into the historical past to evaluate whether seed production has declined with the onset of extreme drought conditions in western North America.The evaluated model had fair skill, with root‐mean‐squared error of 6%. The model had better skill predicting the interannual variability within a site than among sites (i.e. within years). Hindcast analyses indicated recent (2000–2024) mean annual cone production was 30.6% lower than in the past century (1900–1999).Mast forecasts are within reach, but much room remains for improvement. Forecasts may be a powerful tool to anticipate the effects of climate change on forests and woodlands.","container-title":"New Phytologist","DOI":"10.1111/nph.20321","ISSN":"0028-646X, 1469-8137","issue":"2","language":"en","license":"http://onlinelibrary.wiley.com/termsAndConditions#am","page":"450-460","publisher":"Wiley","source":"Crossref","title":"Mast hindcasts reveal pervasive effects of extreme drought on a foundational conifer species","volume":"246","author":[{"family":"Wion","given":"Andreas P."},{"family":"Pearse","given":"Ian S."},{"family":"Broxson","given":"Max"},{"family":"Redmond","given":"Miranda D."}],"issued":{"date-parts":[["2025",4]]}}}],"schema":"https://github.com/citation-style-language/schema/raw/master/csl-citation.json"} </w:instrText>
+        <w:instrText xml:space="preserve"> ADDIN ZOTERO_ITEM CSL_CITATION {"citationID":"PhwQuiUj","properties":{"formattedCitation":"(46)","plainCitation":"(46)","noteIndex":0},"citationItems":[{"id":2858,"uris":["http://zotero.org/groups/5634119/items/5C7JLPYL"],"itemData":{"id":2858,"type":"article-journal","abstract":"SummaryPredicting seed production is challenging because many plants produce highly variable crops among years (i.e. masting), but doing so can inform forest management, conservation, and our understanding of ecosystem trajectories in a changing climate. We evaluated the ability of an existing model to forecast masting in an ecologically and culturally important tree species in the southwestern United States, Pinus edulis.Annual seed cone production was predicted using cross‐validation techniques on two unique out‐of‐sample datasets, representing different collection methods and spatial scales (cone scars and cone counts). We then hindcasted this model into the historical past to evaluate whether seed production has declined with the onset of extreme drought conditions in western North America.The evaluated model had fair skill, with root‐mean‐squared error of 6%. The model had better skill predicting the interannual variability within a site than among sites (i.e. within years). Hindcast analyses indicated recent (2000–2024) mean annual cone production was 30.6% lower than in the past century (1900–1999).Mast forecasts are within reach, but much room remains for improvement. Forecasts may be a powerful tool to anticipate the effects of climate change on forests and woodlands.","container-title":"New Phytologist","DOI":"10.1111/nph.20321","ISSN":"0028-646X, 1469-8137","issue":"2","language":"en","license":"http://onlinelibrary.wiley.com/termsAndConditions#am","page":"450-460","publisher":"Wiley","source":"Crossref","title":"Mast hindcasts reveal pervasive effects of extreme drought on a foundational conifer species","volume":"246","author":[{"family":"Wion","given":"Andreas P."},{"family":"Pearse","given":"Ian S."},{"family":"Broxson","given":"Max"},{"family":"Redmond","given":"Miranda D."}],"issued":{"date-parts":[["2025",4]]}}}],"schema":"https://github.com/citation-style-language/schema/raw/master/csl-citation.json"} </w:instrText>
       </w:r>
       <w:r>
         <w:fldChar w:fldCharType="separate"/>
@@ -7321,7 +7344,7 @@
         <w:rPr>
           <w:noProof/>
         </w:rPr>
-        <w:t>(45)</w:t>
+        <w:t>(46)</w:t>
       </w:r>
       <w:r>
         <w:fldChar w:fldCharType="end"/>
@@ -7518,7 +7541,7 @@
         <w:fldChar w:fldCharType="begin"/>
       </w:r>
       <w:r>
-        <w:instrText xml:space="preserve"> ADDIN ZOTERO_ITEM CSL_CITATION {"citationID":"6fWFGXK4","properties":{"formattedCitation":"(77)","plainCitation":"(77)","noteIndex":0},"citationItems":[{"id":2673,"uris":["http://zotero.org/users/6391447/items/F8ZSUK7Q"],"itemData":{"id":2673,"type":"software","publisher-place":"Oregon State University","title":"PRISM","URL":"https://prism.oregonstate.edu","author":[{"literal":"PRISM Climate Group"}],"accessed":{"date-parts":[["2023",1,1]]},"issued":{"date-parts":[["2025"]]}}}],"schema":"https://github.com/citation-style-language/schema/raw/master/csl-citation.json"} </w:instrText>
+        <w:instrText xml:space="preserve"> ADDIN ZOTERO_ITEM CSL_CITATION {"citationID":"6fWFGXK4","properties":{"formattedCitation":"(78)","plainCitation":"(78)","noteIndex":0},"citationItems":[{"id":2673,"uris":["http://zotero.org/users/6391447/items/F8ZSUK7Q"],"itemData":{"id":2673,"type":"software","publisher-place":"Oregon State University","title":"PRISM","URL":"https://prism.oregonstate.edu","author":[{"literal":"PRISM Climate Group"}],"accessed":{"date-parts":[["2023",1,1]]},"issued":{"date-parts":[["2025"]]}}}],"schema":"https://github.com/citation-style-language/schema/raw/master/csl-citation.json"} </w:instrText>
       </w:r>
       <w:r>
         <w:fldChar w:fldCharType="separate"/>
@@ -7527,7 +7550,7 @@
         <w:rPr>
           <w:noProof/>
         </w:rPr>
-        <w:t>(77)</w:t>
+        <w:t>(78)</w:t>
       </w:r>
       <w:r>
         <w:fldChar w:fldCharType="end"/>
@@ -7648,7 +7671,7 @@
         <w:fldChar w:fldCharType="begin"/>
       </w:r>
       <w:r>
-        <w:instrText xml:space="preserve"> ADDIN ZOTERO_ITEM CSL_CITATION {"citationID":"AOyNQymk","properties":{"formattedCitation":"(49)","plainCitation":"(49)","noteIndex":0},"citationItems":[{"id":2330,"uris":["http://zotero.org/groups/4936574/items/WEAIMI7B"],"itemData":{"id":2330,"type":"article-journal","container-title":"Biological Conservation","DOI":"10.1016/j.biocon.2009.05.006","ISSN":"00063207","issue":"10","journalAbbreviation":"Biological Conservation","language":"en","license":"https://www.elsevier.com/tdm/userlicense/1.0/","page":"2282-2292","source":"DOI.org (Crossref)","title":"eBird: A citizen-based bird observation network in the biological sciences","title-short":"eBird","volume":"142","author":[{"family":"Sullivan","given":"Brian L."},{"family":"Wood","given":"Christopher L."},{"family":"Iliff","given":"Marshall J."},{"family":"Bonney","given":"Rick E."},{"family":"Fink","given":"Daniel"},{"family":"Kelling","given":"Steve"}],"issued":{"date-parts":[["2009",10]]}}}],"schema":"https://github.com/citation-style-language/schema/raw/master/csl-citation.json"} </w:instrText>
+        <w:instrText xml:space="preserve"> ADDIN ZOTERO_ITEM CSL_CITATION {"citationID":"AOyNQymk","properties":{"formattedCitation":"(50)","plainCitation":"(50)","noteIndex":0},"citationItems":[{"id":2330,"uris":["http://zotero.org/groups/4936574/items/WEAIMI7B"],"itemData":{"id":2330,"type":"article-journal","container-title":"Biological Conservation","DOI":"10.1016/j.biocon.2009.05.006","ISSN":"00063207","issue":"10","journalAbbreviation":"Biological Conservation","language":"en","license":"https://www.elsevier.com/tdm/userlicense/1.0/","page":"2282-2292","source":"DOI.org (Crossref)","title":"eBird: A citizen-based bird observation network in the biological sciences","title-short":"eBird","volume":"142","author":[{"family":"Sullivan","given":"Brian L."},{"family":"Wood","given":"Christopher L."},{"family":"Iliff","given":"Marshall J."},{"family":"Bonney","given":"Rick E."},{"family":"Fink","given":"Daniel"},{"family":"Kelling","given":"Steve"}],"issued":{"date-parts":[["2009",10]]}}}],"schema":"https://github.com/citation-style-language/schema/raw/master/csl-citation.json"} </w:instrText>
       </w:r>
       <w:r>
         <w:fldChar w:fldCharType="separate"/>
@@ -7657,7 +7680,7 @@
         <w:rPr>
           <w:noProof/>
         </w:rPr>
-        <w:t>(49)</w:t>
+        <w:t>(50)</w:t>
       </w:r>
       <w:r>
         <w:fldChar w:fldCharType="end"/>
@@ -7669,7 +7692,7 @@
         <w:fldChar w:fldCharType="begin"/>
       </w:r>
       <w:r>
-        <w:instrText xml:space="preserve"> ADDIN ZOTERO_ITEM CSL_CITATION {"citationID":"9GMBSlck","properties":{"formattedCitation":"(45)","plainCitation":"(45)","noteIndex":0},"citationItems":[{"id":2858,"uris":["http://zotero.org/groups/5634119/items/5C7JLPYL"],"itemData":{"id":2858,"type":"article-journal","abstract":"SummaryPredicting seed production is challenging because many plants produce highly variable crops among years (i.e. masting), but doing so can inform forest management, conservation, and our understanding of ecosystem trajectories in a changing climate. We evaluated the ability of an existing model to forecast masting in an ecologically and culturally important tree species in the southwestern United States, Pinus edulis.Annual seed cone production was predicted using cross‐validation techniques on two unique out‐of‐sample datasets, representing different collection methods and spatial scales (cone scars and cone counts). We then hindcasted this model into the historical past to evaluate whether seed production has declined with the onset of extreme drought conditions in western North America.The evaluated model had fair skill, with root‐mean‐squared error of 6%. The model had better skill predicting the interannual variability within a site than among sites (i.e. within years). Hindcast analyses indicated recent (2000–2024) mean annual cone production was 30.6% lower than in the past century (1900–1999).Mast forecasts are within reach, but much room remains for improvement. Forecasts may be a powerful tool to anticipate the effects of climate change on forests and woodlands.","container-title":"New Phytologist","DOI":"10.1111/nph.20321","ISSN":"0028-646X, 1469-8137","issue":"2","language":"en","license":"http://onlinelibrary.wiley.com/termsAndConditions#am","page":"450-460","publisher":"Wiley","source":"Crossref","title":"Mast hindcasts reveal pervasive effects of extreme drought on a foundational conifer species","volume":"246","author":[{"family":"Wion","given":"Andreas P."},{"family":"Pearse","given":"Ian S."},{"family":"Broxson","given":"Max"},{"family":"Redmond","given":"Miranda D."}],"issued":{"date-parts":[["2025",4]]}}}],"schema":"https://github.com/citation-style-language/schema/raw/master/csl-citation.json"} </w:instrText>
+        <w:instrText xml:space="preserve"> ADDIN ZOTERO_ITEM CSL_CITATION {"citationID":"9GMBSlck","properties":{"formattedCitation":"(46)","plainCitation":"(46)","noteIndex":0},"citationItems":[{"id":2858,"uris":["http://zotero.org/groups/5634119/items/5C7JLPYL"],"itemData":{"id":2858,"type":"article-journal","abstract":"SummaryPredicting seed production is challenging because many plants produce highly variable crops among years (i.e. masting), but doing so can inform forest management, conservation, and our understanding of ecosystem trajectories in a changing climate. We evaluated the ability of an existing model to forecast masting in an ecologically and culturally important tree species in the southwestern United States, Pinus edulis.Annual seed cone production was predicted using cross‐validation techniques on two unique out‐of‐sample datasets, representing different collection methods and spatial scales (cone scars and cone counts). We then hindcasted this model into the historical past to evaluate whether seed production has declined with the onset of extreme drought conditions in western North America.The evaluated model had fair skill, with root‐mean‐squared error of 6%. The model had better skill predicting the interannual variability within a site than among sites (i.e. within years). Hindcast analyses indicated recent (2000–2024) mean annual cone production was 30.6% lower than in the past century (1900–1999).Mast forecasts are within reach, but much room remains for improvement. Forecasts may be a powerful tool to anticipate the effects of climate change on forests and woodlands.","container-title":"New Phytologist","DOI":"10.1111/nph.20321","ISSN":"0028-646X, 1469-8137","issue":"2","language":"en","license":"http://onlinelibrary.wiley.com/termsAndConditions#am","page":"450-460","publisher":"Wiley","source":"Crossref","title":"Mast hindcasts reveal pervasive effects of extreme drought on a foundational conifer species","volume":"246","author":[{"family":"Wion","given":"Andreas P."},{"family":"Pearse","given":"Ian S."},{"family":"Broxson","given":"Max"},{"family":"Redmond","given":"Miranda D."}],"issued":{"date-parts":[["2025",4]]}}}],"schema":"https://github.com/citation-style-language/schema/raw/master/csl-citation.json"} </w:instrText>
       </w:r>
       <w:r>
         <w:fldChar w:fldCharType="separate"/>
@@ -7678,7 +7701,7 @@
         <w:rPr>
           <w:noProof/>
         </w:rPr>
-        <w:t>(45)</w:t>
+        <w:t>(46)</w:t>
       </w:r>
       <w:r>
         <w:fldChar w:fldCharType="end"/>
@@ -7702,7 +7725,7 @@
         <w:fldChar w:fldCharType="begin"/>
       </w:r>
       <w:r>
-        <w:instrText xml:space="preserve"> ADDIN ZOTERO_ITEM CSL_CITATION {"citationID":"tSwbeGVD","properties":{"formattedCitation":"(59, 78)","plainCitation":"(59, 78)","noteIndex":0},"citationItems":[{"id":2498,"uris":["http://zotero.org/users/6391447/items/VVC4E3XE"],"itemData":{"id":2498,"type":"article-journal","container-title":"Environmental Entomology","DOI":"10.1603/0046-225X(2008)37[686:IOALLS]2.0.CO;2","ISSN":"0046225X, 0046225X","issue":"3","journalAbbreviation":"en","language":"en","page":"686-695","source":"DOI.org (Crossref)","title":"Influence of a Large Late Summer Precipitation Event on Food Limitation and Grasshopper Population Dynamics in a Northern Great Plains Grassland","volume":"37","author":[{"family":"Branson","given":"David H."}],"issued":{"date-parts":[["2008",6,1]]}}},{"id":3022,"uris":["http://zotero.org/groups/5634119/items/8223Q6ZZ"],"itemData":{"id":3022,"type":"article-journal","abstract":"Abstract\n            Primary production, a key regulator of the global carbon cycle, is highly responsive to variations in climate. Yet, a detailed, continental‐scale risk assessment of climate‐related impacts on primary production is lacking. We combined 16 years of MODIS NDVI data, a remotely sensed proxy for primary production, with observations from 1218 climate stations to derive values of ecosystem sensitivity to precipitation and aridity. For the first time, we produced an empirically‐derived map of ecosystem sensitivity to climate across the conterminous United States. Over this 16‐year period, annual primary production values were most sensitive to precipitation and aridity in dryland and grassland ecosystems. Century‐long trends measured at the climate stations showed intensifying aridity and climatic variability in many of these sensitive regions. Dryland ecosystems in the western US may be particularly vulnerable to reductions in primary production and consequent degradation of ecosystem services as climate change and variability increase in the future.","container-title":"Ecology Letters","DOI":"10.1111/ele.13455","ISSN":"1461-023X, 1461-0248","issue":"3","journalAbbreviation":"Ecology Letters","language":"en","page":"527-536","source":"DOI.org (Crossref)","title":"Sensitivity of primary production to precipitation across the United States","volume":"23","author":[{"family":"Maurer","given":"Gregory E."},{"family":"Hallmark","given":"Alesia J."},{"family":"Brown","given":"Renée F."},{"family":"Sala","given":"Osvaldo E."},{"family":"Collins","given":"Scott L."}],"editor":[{"family":"Coulson","given":"Tim"}],"issued":{"date-parts":[["2020",3]]}}}],"schema":"https://github.com/citation-style-language/schema/raw/master/csl-citation.json"} </w:instrText>
+        <w:instrText xml:space="preserve"> ADDIN ZOTERO_ITEM CSL_CITATION {"citationID":"tSwbeGVD","properties":{"formattedCitation":"(60, 79)","plainCitation":"(60, 79)","noteIndex":0},"citationItems":[{"id":2498,"uris":["http://zotero.org/users/6391447/items/VVC4E3XE"],"itemData":{"id":2498,"type":"article-journal","container-title":"Environmental Entomology","DOI":"10.1603/0046-225X(2008)37[686:IOALLS]2.0.CO;2","ISSN":"0046225X, 0046225X","issue":"3","journalAbbreviation":"en","language":"en","page":"686-695","source":"DOI.org (Crossref)","title":"Influence of a Large Late Summer Precipitation Event on Food Limitation and Grasshopper Population Dynamics in a Northern Great Plains Grassland","volume":"37","author":[{"family":"Branson","given":"David H."}],"issued":{"date-parts":[["2008",6,1]]}}},{"id":3022,"uris":["http://zotero.org/groups/5634119/items/8223Q6ZZ"],"itemData":{"id":3022,"type":"article-journal","abstract":"Abstract\n            Primary production, a key regulator of the global carbon cycle, is highly responsive to variations in climate. Yet, a detailed, continental‐scale risk assessment of climate‐related impacts on primary production is lacking. We combined 16 years of MODIS NDVI data, a remotely sensed proxy for primary production, with observations from 1218 climate stations to derive values of ecosystem sensitivity to precipitation and aridity. For the first time, we produced an empirically‐derived map of ecosystem sensitivity to climate across the conterminous United States. Over this 16‐year period, annual primary production values were most sensitive to precipitation and aridity in dryland and grassland ecosystems. Century‐long trends measured at the climate stations showed intensifying aridity and climatic variability in many of these sensitive regions. Dryland ecosystems in the western US may be particularly vulnerable to reductions in primary production and consequent degradation of ecosystem services as climate change and variability increase in the future.","container-title":"Ecology Letters","DOI":"10.1111/ele.13455","ISSN":"1461-023X, 1461-0248","issue":"3","journalAbbreviation":"Ecology Letters","language":"en","page":"527-536","source":"DOI.org (Crossref)","title":"Sensitivity of primary production to precipitation across the United States","volume":"23","author":[{"family":"Maurer","given":"Gregory E."},{"family":"Hallmark","given":"Alesia J."},{"family":"Brown","given":"Renée F."},{"family":"Sala","given":"Osvaldo E."},{"family":"Collins","given":"Scott L."}],"editor":[{"family":"Coulson","given":"Tim"}],"issued":{"date-parts":[["2020",3]]}}}],"schema":"https://github.com/citation-style-language/schema/raw/master/csl-citation.json"} </w:instrText>
       </w:r>
       <w:r>
         <w:fldChar w:fldCharType="separate"/>
@@ -7711,7 +7734,7 @@
         <w:rPr>
           <w:noProof/>
         </w:rPr>
-        <w:t>(59, 78)</w:t>
+        <w:t>(60, 79)</w:t>
       </w:r>
       <w:r>
         <w:fldChar w:fldCharType="end"/>
@@ -7726,7 +7749,7 @@
         <w:fldChar w:fldCharType="begin"/>
       </w:r>
       <w:r>
-        <w:instrText xml:space="preserve"> ADDIN ZOTERO_ITEM CSL_CITATION {"citationID":"3gCHq9Cs","properties":{"formattedCitation":"(53, 54, 79, 80)","plainCitation":"(53, 54, 79, 80)","noteIndex":0},"citationItems":[{"id":2753,"uris":["http://zotero.org/groups/5634119/items/4RGGXF3K"],"itemData":{"id":2753,"type":"article-journal","abstract":"Pinon Jays (Gymnorhinus cyanoephalus) and pinon pine trees (Pinus edulis) interact in a mutualistic fashion, in that the jays provide a primary means of seed dissemination for pinon trees in the Southwest, while at irregular intervals the trees provide the jays with an abundant and highly nutritious source of food. Availability of pinon seeds permits both late winter (February) and late summer (August) breeding by the jays. Seeds and photoperiod interact synergistically to accelerate gonadal development in late winter. When seeds are abundant, considerable testis growth takes place in some Pinon Jay ♂ ♂ even before the winter solstice. This relationship was investigated experimentally. Use of a specific food (pinon seeds) as a proximate timer for breeding, the ability of individual jays to breed in spring, molt, and breed again in August without an intervening period of gonadal refractoriness, and testicular development in early December, when day length approaches its minimum, are extraordinary characteristics among north—temperate—zone passerine birds. The synchrony of seed production by pinon pines over large geographic areas is interpreted as an evolved mechanism that (1) overwhelms invertebrate seed and cone predators, and (2) increases the numbers of seeds per tree that will be cached by Pinon Jays and other vertebrates. Caching sites of Pinon Jays are often at locations especially conducive to germination and growth of pinon pine seedlings.","container-title":"Ecological Monographs","DOI":"10.2307/2937295","ISSN":"0012-9615, 1557-7015","issue":"2","journalAbbreviation":"Ecological Monographs","language":"en","license":"http://onlinelibrary.wiley.com/termsAndConditions#vor","page":"111-126","source":"DOI.org (Crossref)","title":"Reproductive Interdependence of Pinon Jays and Pinon Pines","volume":"48","author":[{"family":"Ligon","given":"J. David"}],"issued":{"date-parts":[["1978",3]]}}},{"id":2790,"uris":["http://zotero.org/groups/5634119/items/WUFX4TPL"],"itemData":{"id":2790,"type":"article-journal","abstract":"Abstract\n            Climate change is influencing bird phenology worldwide, but we still lack information on how many species are responding over long temporal periods. We assessed how climate affected passerine reproductive timing and productivity at a constant effort mist‐netting station in western Pennsylvania using a model comparison approach. Several lines of evidence point to the sensitivity of 21 breeding passerines to climate change over five decades. The trends for temperature and precipitation over 53 years were slightly positive due to intraseasonal variation, with the greatest temperature increases and precipitation declines in early spring. Regardless of broodedness, migration distance, or breeding season, 13 species hatched young earlier over time with most advancing &gt;3 days per decade. Warm springs were associated with earlier captures of juveniles for 14 species, ranging from 1‐ to 3‐day advancement for every 1 °C increase. This timing was less likely to be influenced by spring precipitation; nevertheless, higher rainfall was usually associated with later appearance of juveniles and breeding condition in females. Temperature and precipitation were positively related to productivity for seven and eleven species, respectively, with negative relations evident for six and eight species. We found that birds fledged young earlier with increasing spring temperatures, potentially benefiting some multibrooded species. Indeed, some extended the duration of breeding in these warm years. Yet, a few species fledged fewer juveniles in warmer and wetter seasons, indicating that expected future increases could be detrimental to locally breeding populations. Although there were no clear relationships between life history traits and breeding phenology, species‐specific responses to climate found in our study provide novel insights into phenological flexibility in songbirds. Our research underscores the value of long‐term monitoring studies and the importance of continuing constant effort sampling in the face of climate change.","container-title":"Global Change Biology","DOI":"10.1111/gcb.13363","ISSN":"1354-1013, 1365-2486","issue":"10","journalAbbreviation":"Global Change Biology","language":"en","license":"http://onlinelibrary.wiley.com/termsAndConditions#vor","page":"3304-3319","source":"DOI.org (Crossref)","title":"Long‐term climate impacts on breeding bird phenology in Pennsylvania, &lt;span style=\"font-variant:small-caps;\"&gt;USA&lt;/span&gt;","title-short":"Long‐term climate impacts on breeding bird phenology in Pennsylvania, &lt;span style=\"font-variant","volume":"22","author":[{"family":"McDermott","given":"Molly E."},{"family":"DeGroote","given":"Lucas W."}],"issued":{"date-parts":[["2016",10]]}}},{"id":2878,"uris":["http://zotero.org/groups/5634119/items/RZAB57RM"],"itemData":{"id":2878,"type":"article-journal","abstract":"The influence of recent climate change on the world's biota has manifested broadly, resulting in latitudinal range shifts, advancing dates of arrival of migrants and onset of breeding, and altered community relationships. Climate change elevates conservation concerns worldwide because it will likely exacerbate a broad range of identified threats to animal populations. In the past few decades, grassland birds have declined faster than other North American avifauna, largely due to habitat threats such as the intensification of agriculture. We examine the effects of local climatic variations on the breeding performance of a bird endemic to the shortgrass prairie, the Lark Bunting (Calamospiza melanocorys) and discuss the implications of our findings relative to future climate predictions. Clutch size, nest survival, and productivity all positively covaried with seasonal precipitation, yet relatively intense daily precipitation events temporarily depressed daily survival of nests. Nest survival was positively related to average temperatures during the breeding season. Declining summer precipitation may reduce the likelihood that Lark Buntings can maintain stable breeding populations in eastern Colorado although average temperature increases of up to 3°C (within the range of this study) may ameliorate declines in survival expected with drier conditions. Historic climate variability in the Great Plains selects for a degree of vagility and opportunism rather than strong site fidelity and specific adaptation to local environments. These traits may lead to northerly shifts in distribution if climatic and habitat conditions become less favorable in the drying southern regions of the Great Plains. Distributional shifts in Lark Buntings could be constrained by future changes in land use, agricultural practices, or vegetative communities that result in further loss of shortgrass prairie habitats.","container-title":"Ecological Applications","DOI":"10.1890/11-0291.1","ISSN":"1051-0761, 1939-5582","issue":"4","language":"en","license":"http://onlinelibrary.wiley.com/termsAndConditions#vor","page":"1131-1145","publisher":"Wiley","source":"Crossref","title":"Weather effects on avian breeding performance and implications of climate change","volume":"22","author":[{"family":"Skagen","given":"Susan K."},{"family":"Adams","given":"Amy A. Yackel"}],"issued":{"date-parts":[["2012",6]]}}},{"id":2860,"uris":["http://zotero.org/groups/5634119/items/MRSH59Y5"],"itemData":{"id":2860,"type":"article-journal","container-title":"The Southwestern Naturalist","issue":"2","page":"180-184","title":"Cache and recovery behavior of wild pinyon jays in northern Arizona","volume":"40","author":[{"family":"Stotz","given":"Nancy G."},{"family":"Balda","given":"Russell P."}],"issued":{"date-parts":[["1995"]]}}}],"schema":"https://github.com/citation-style-language/schema/raw/master/csl-citation.json"} </w:instrText>
+        <w:instrText xml:space="preserve"> ADDIN ZOTERO_ITEM CSL_CITATION {"citationID":"3gCHq9Cs","properties":{"formattedCitation":"(54, 55, 80, 81)","plainCitation":"(54, 55, 80, 81)","noteIndex":0},"citationItems":[{"id":2753,"uris":["http://zotero.org/groups/5634119/items/4RGGXF3K"],"itemData":{"id":2753,"type":"article-journal","abstract":"Pinon Jays (Gymnorhinus cyanoephalus) and pinon pine trees (Pinus edulis) interact in a mutualistic fashion, in that the jays provide a primary means of seed dissemination for pinon trees in the Southwest, while at irregular intervals the trees provide the jays with an abundant and highly nutritious source of food. Availability of pinon seeds permits both late winter (February) and late summer (August) breeding by the jays. Seeds and photoperiod interact synergistically to accelerate gonadal development in late winter. When seeds are abundant, considerable testis growth takes place in some Pinon Jay ♂ ♂ even before the winter solstice. This relationship was investigated experimentally. Use of a specific food (pinon seeds) as a proximate timer for breeding, the ability of individual jays to breed in spring, molt, and breed again in August without an intervening period of gonadal refractoriness, and testicular development in early December, when day length approaches its minimum, are extraordinary characteristics among north—temperate—zone passerine birds. The synchrony of seed production by pinon pines over large geographic areas is interpreted as an evolved mechanism that (1) overwhelms invertebrate seed and cone predators, and (2) increases the numbers of seeds per tree that will be cached by Pinon Jays and other vertebrates. Caching sites of Pinon Jays are often at locations especially conducive to germination and growth of pinon pine seedlings.","container-title":"Ecological Monographs","DOI":"10.2307/2937295","ISSN":"0012-9615, 1557-7015","issue":"2","journalAbbreviation":"Ecological Monographs","language":"en","license":"http://onlinelibrary.wiley.com/termsAndConditions#vor","page":"111-126","source":"DOI.org (Crossref)","title":"Reproductive Interdependence of Pinon Jays and Pinon Pines","volume":"48","author":[{"family":"Ligon","given":"J. David"}],"issued":{"date-parts":[["1978",3]]}}},{"id":2790,"uris":["http://zotero.org/groups/5634119/items/WUFX4TPL"],"itemData":{"id":2790,"type":"article-journal","abstract":"Abstract\n            Climate change is influencing bird phenology worldwide, but we still lack information on how many species are responding over long temporal periods. We assessed how climate affected passerine reproductive timing and productivity at a constant effort mist‐netting station in western Pennsylvania using a model comparison approach. Several lines of evidence point to the sensitivity of 21 breeding passerines to climate change over five decades. The trends for temperature and precipitation over 53 years were slightly positive due to intraseasonal variation, with the greatest temperature increases and precipitation declines in early spring. Regardless of broodedness, migration distance, or breeding season, 13 species hatched young earlier over time with most advancing &gt;3 days per decade. Warm springs were associated with earlier captures of juveniles for 14 species, ranging from 1‐ to 3‐day advancement for every 1 °C increase. This timing was less likely to be influenced by spring precipitation; nevertheless, higher rainfall was usually associated with later appearance of juveniles and breeding condition in females. Temperature and precipitation were positively related to productivity for seven and eleven species, respectively, with negative relations evident for six and eight species. We found that birds fledged young earlier with increasing spring temperatures, potentially benefiting some multibrooded species. Indeed, some extended the duration of breeding in these warm years. Yet, a few species fledged fewer juveniles in warmer and wetter seasons, indicating that expected future increases could be detrimental to locally breeding populations. Although there were no clear relationships between life history traits and breeding phenology, species‐specific responses to climate found in our study provide novel insights into phenological flexibility in songbirds. Our research underscores the value of long‐term monitoring studies and the importance of continuing constant effort sampling in the face of climate change.","container-title":"Global Change Biology","DOI":"10.1111/gcb.13363","ISSN":"1354-1013, 1365-2486","issue":"10","journalAbbreviation":"Global Change Biology","language":"en","license":"http://onlinelibrary.wiley.com/termsAndConditions#vor","page":"3304-3319","source":"DOI.org (Crossref)","title":"Long‐term climate impacts on breeding bird phenology in Pennsylvania, &lt;span style=\"font-variant:small-caps;\"&gt;USA&lt;/span&gt;","title-short":"Long‐term climate impacts on breeding bird phenology in Pennsylvania, &lt;span style=\"font-variant","volume":"22","author":[{"family":"McDermott","given":"Molly E."},{"family":"DeGroote","given":"Lucas W."}],"issued":{"date-parts":[["2016",10]]}}},{"id":2878,"uris":["http://zotero.org/groups/5634119/items/RZAB57RM"],"itemData":{"id":2878,"type":"article-journal","abstract":"The influence of recent climate change on the world's biota has manifested broadly, resulting in latitudinal range shifts, advancing dates of arrival of migrants and onset of breeding, and altered community relationships. Climate change elevates conservation concerns worldwide because it will likely exacerbate a broad range of identified threats to animal populations. In the past few decades, grassland birds have declined faster than other North American avifauna, largely due to habitat threats such as the intensification of agriculture. We examine the effects of local climatic variations on the breeding performance of a bird endemic to the shortgrass prairie, the Lark Bunting (Calamospiza melanocorys) and discuss the implications of our findings relative to future climate predictions. Clutch size, nest survival, and productivity all positively covaried with seasonal precipitation, yet relatively intense daily precipitation events temporarily depressed daily survival of nests. Nest survival was positively related to average temperatures during the breeding season. Declining summer precipitation may reduce the likelihood that Lark Buntings can maintain stable breeding populations in eastern Colorado although average temperature increases of up to 3°C (within the range of this study) may ameliorate declines in survival expected with drier conditions. Historic climate variability in the Great Plains selects for a degree of vagility and opportunism rather than strong site fidelity and specific adaptation to local environments. These traits may lead to northerly shifts in distribution if climatic and habitat conditions become less favorable in the drying southern regions of the Great Plains. Distributional shifts in Lark Buntings could be constrained by future changes in land use, agricultural practices, or vegetative communities that result in further loss of shortgrass prairie habitats.","container-title":"Ecological Applications","DOI":"10.1890/11-0291.1","ISSN":"1051-0761, 1939-5582","issue":"4","language":"en","license":"http://onlinelibrary.wiley.com/termsAndConditions#vor","page":"1131-1145","publisher":"Wiley","source":"Crossref","title":"Weather effects on avian breeding performance and implications of climate change","volume":"22","author":[{"family":"Skagen","given":"Susan K."},{"family":"Adams","given":"Amy A. Yackel"}],"issued":{"date-parts":[["2012",6]]}}},{"id":2860,"uris":["http://zotero.org/groups/5634119/items/MRSH59Y5"],"itemData":{"id":2860,"type":"article-journal","container-title":"The Southwestern Naturalist","issue":"2","page":"180-184","title":"Cache and recovery behavior of wild pinyon jays in northern Arizona","volume":"40","author":[{"family":"Stotz","given":"Nancy G."},{"family":"Balda","given":"Russell P."}],"issued":{"date-parts":[["1995"]]}}}],"schema":"https://github.com/citation-style-language/schema/raw/master/csl-citation.json"} </w:instrText>
       </w:r>
       <w:r>
         <w:fldChar w:fldCharType="separate"/>
@@ -7735,7 +7758,7 @@
         <w:rPr>
           <w:noProof/>
         </w:rPr>
-        <w:t>(53, 54, 79, 80)</w:t>
+        <w:t>(54, 55, 80, 81)</w:t>
       </w:r>
       <w:r>
         <w:fldChar w:fldCharType="end"/>
@@ -7766,7 +7789,7 @@
         <w:fldChar w:fldCharType="begin"/>
       </w:r>
       <w:r>
-        <w:instrText xml:space="preserve"> ADDIN ZOTERO_ITEM CSL_CITATION {"citationID":"IgecEyH7","properties":{"formattedCitation":"(49)","plainCitation":"(49)","noteIndex":0},"citationItems":[{"id":2330,"uris":["http://zotero.org/groups/4936574/items/WEAIMI7B"],"itemData":{"id":2330,"type":"article-journal","container-title":"Biological Conservation","DOI":"10.1016/j.biocon.2009.05.006","ISSN":"00063207","issue":"10","journalAbbreviation":"Biological Conservation","language":"en","license":"https://www.elsevier.com/tdm/userlicense/1.0/","page":"2282-2292","source":"DOI.org (Crossref)","title":"eBird: A citizen-based bird observation network in the biological sciences","title-short":"eBird","volume":"142","author":[{"family":"Sullivan","given":"Brian L."},{"family":"Wood","given":"Christopher L."},{"family":"Iliff","given":"Marshall J."},{"family":"Bonney","given":"Rick E."},{"family":"Fink","given":"Daniel"},{"family":"Kelling","given":"Steve"}],"issued":{"date-parts":[["2009",10]]}}}],"schema":"https://github.com/citation-style-language/schema/raw/master/csl-citation.json"} </w:instrText>
+        <w:instrText xml:space="preserve"> ADDIN ZOTERO_ITEM CSL_CITATION {"citationID":"IgecEyH7","properties":{"formattedCitation":"(50)","plainCitation":"(50)","noteIndex":0},"citationItems":[{"id":2330,"uris":["http://zotero.org/groups/4936574/items/WEAIMI7B"],"itemData":{"id":2330,"type":"article-journal","container-title":"Biological Conservation","DOI":"10.1016/j.biocon.2009.05.006","ISSN":"00063207","issue":"10","journalAbbreviation":"Biological Conservation","language":"en","license":"https://www.elsevier.com/tdm/userlicense/1.0/","page":"2282-2292","source":"DOI.org (Crossref)","title":"eBird: A citizen-based bird observation network in the biological sciences","title-short":"eBird","volume":"142","author":[{"family":"Sullivan","given":"Brian L."},{"family":"Wood","given":"Christopher L."},{"family":"Iliff","given":"Marshall J."},{"family":"Bonney","given":"Rick E."},{"family":"Fink","given":"Daniel"},{"family":"Kelling","given":"Steve"}],"issued":{"date-parts":[["2009",10]]}}}],"schema":"https://github.com/citation-style-language/schema/raw/master/csl-citation.json"} </w:instrText>
       </w:r>
       <w:r>
         <w:fldChar w:fldCharType="separate"/>
@@ -7775,7 +7798,7 @@
         <w:rPr>
           <w:noProof/>
         </w:rPr>
-        <w:t>(49)</w:t>
+        <w:t>(50)</w:t>
       </w:r>
       <w:r>
         <w:fldChar w:fldCharType="end"/>
@@ -7802,7 +7825,7 @@
         <w:fldChar w:fldCharType="begin"/>
       </w:r>
       <w:r>
-        <w:instrText xml:space="preserve"> ADDIN ZOTERO_ITEM CSL_CITATION {"citationID":"dVz26zS9","properties":{"formattedCitation":"(81)","plainCitation":"(81)","noteIndex":0},"citationItems":[{"id":2974,"uris":["http://zotero.org/groups/5634119/items/C475LZBY"],"itemData":{"id":2974,"type":"dataset","DOI":"10.2737/RDS-2013-0013","language":"en","publisher":"Forest Service Research Data Archive","source":"DOI.org (Crossref)","title":"Live tree species basal area of the contiguous United States (2000-2009)","URL":"https://www.fs.usda.gov/rds/archive/Catalog/RDS-2013-0013","author":[{"family":"Wilson","given":"Barry T."},{"family":"Lister","given":"Andrew J."},{"family":"Riemann","given":"Rachel I."},{"family":"Griffith","given":"Douglas M."}],"accessed":{"date-parts":[["2025",8,18]]},"issued":{"date-parts":[["2013"]]}}}],"schema":"https://github.com/citation-style-language/schema/raw/master/csl-citation.json"} </w:instrText>
+        <w:instrText xml:space="preserve"> ADDIN ZOTERO_ITEM CSL_CITATION {"citationID":"dVz26zS9","properties":{"formattedCitation":"(82)","plainCitation":"(82)","noteIndex":0},"citationItems":[{"id":2974,"uris":["http://zotero.org/groups/5634119/items/C475LZBY"],"itemData":{"id":2974,"type":"dataset","DOI":"10.2737/RDS-2013-0013","language":"en","publisher":"Forest Service Research Data Archive","source":"DOI.org (Crossref)","title":"Live tree species basal area of the contiguous United States (2000-2009)","URL":"https://www.fs.usda.gov/rds/archive/Catalog/RDS-2013-0013","author":[{"family":"Wilson","given":"Barry T."},{"family":"Lister","given":"Andrew J."},{"family":"Riemann","given":"Rachel I."},{"family":"Griffith","given":"Douglas M."}],"accessed":{"date-parts":[["2025",8,18]]},"issued":{"date-parts":[["2013"]]}}}],"schema":"https://github.com/citation-style-language/schema/raw/master/csl-citation.json"} </w:instrText>
       </w:r>
       <w:r>
         <w:fldChar w:fldCharType="separate"/>
@@ -7811,7 +7834,7 @@
         <w:rPr>
           <w:noProof/>
         </w:rPr>
-        <w:t>(81)</w:t>
+        <w:t>(82)</w:t>
       </w:r>
       <w:r>
         <w:fldChar w:fldCharType="end"/>
@@ -7842,7 +7865,7 @@
         <w:fldChar w:fldCharType="begin"/>
       </w:r>
       <w:r>
-        <w:instrText xml:space="preserve"> ADDIN ZOTERO_ITEM CSL_CITATION {"citationID":"H6WJr4kD","properties":{"formattedCitation":"(82, 83)","plainCitation":"(82, 83)","noteIndex":0},"citationItems":[{"id":2758,"uris":["http://zotero.org/groups/5634119/items/FSB6BQ9W"],"itemData":{"id":2758,"type":"article-journal","container-title":"Biological Conservation","DOI":"10.1016/j.biocon.2018.10.002","ISSN":"00063207","journalAbbreviation":"Biological Conservation","language":"en","page":"361-368","source":"DOI.org (Crossref)","title":"Using citizen science data in integrated population models to inform conservation","volume":"227","author":[{"family":"Robinson","given":"Orin J."},{"family":"Ruiz-Gutierrez","given":"Viviana"},{"family":"Fink","given":"Daniel"},{"family":"Meese","given":"Robert J."},{"family":"Holyoak","given":"Marcel"},{"family":"Cooch","given":"Evan G."}],"issued":{"date-parts":[["2018",11]]}}},{"id":2880,"uris":["http://zotero.org/groups/5634119/items/CGBBLBHT"],"itemData":{"id":2880,"type":"book","publisher":"Cornell Lab of Ornithology","publisher-place":"Ithaca, New York","title":"Best Practices for Using eBird Data","URL":"https://doi.org/10.5281/zenodo.3620739","volume":"Version 2.0","author":[{"family":"Strimas-Mackey","given":"M"},{"family":"Hochachka","given":"W.M."},{"family":"Ruiz-Gutierrez","given":"V"},{"family":"Robinson","given":"O.J."},{"family":"Miller","given":"E.T."},{"family":"Auer","given":"T"},{"family":"Kelling","given":"S"},{"family":"Fink","given":"D"},{"family":"Johnston","given":"A"}],"issued":{"date-parts":[["2023"]]}}}],"schema":"https://github.com/citation-style-language/schema/raw/master/csl-citation.json"} </w:instrText>
+        <w:instrText xml:space="preserve"> ADDIN ZOTERO_ITEM CSL_CITATION {"citationID":"H6WJr4kD","properties":{"formattedCitation":"(83, 84)","plainCitation":"(83, 84)","noteIndex":0},"citationItems":[{"id":2758,"uris":["http://zotero.org/groups/5634119/items/FSB6BQ9W"],"itemData":{"id":2758,"type":"article-journal","container-title":"Biological Conservation","DOI":"10.1016/j.biocon.2018.10.002","ISSN":"00063207","journalAbbreviation":"Biological Conservation","language":"en","page":"361-368","source":"DOI.org (Crossref)","title":"Using citizen science data in integrated population models to inform conservation","volume":"227","author":[{"family":"Robinson","given":"Orin J."},{"family":"Ruiz-Gutierrez","given":"Viviana"},{"family":"Fink","given":"Daniel"},{"family":"Meese","given":"Robert J."},{"family":"Holyoak","given":"Marcel"},{"family":"Cooch","given":"Evan G."}],"issued":{"date-parts":[["2018",11]]}}},{"id":2880,"uris":["http://zotero.org/groups/5634119/items/CGBBLBHT"],"itemData":{"id":2880,"type":"book","publisher":"Cornell Lab of Ornithology","publisher-place":"Ithaca, New York","title":"Best Practices for Using eBird Data","URL":"https://doi.org/10.5281/zenodo.3620739","volume":"Version 2.0","author":[{"family":"Strimas-Mackey","given":"M"},{"family":"Hochachka","given":"W.M."},{"family":"Ruiz-Gutierrez","given":"V"},{"family":"Robinson","given":"O.J."},{"family":"Miller","given":"E.T."},{"family":"Auer","given":"T"},{"family":"Kelling","given":"S"},{"family":"Fink","given":"D"},{"family":"Johnston","given":"A"}],"issued":{"date-parts":[["2023"]]}}}],"schema":"https://github.com/citation-style-language/schema/raw/master/csl-citation.json"} </w:instrText>
       </w:r>
       <w:r>
         <w:fldChar w:fldCharType="separate"/>
@@ -7851,7 +7874,7 @@
         <w:rPr>
           <w:noProof/>
         </w:rPr>
-        <w:t>(82, 83)</w:t>
+        <w:t>(83, 84)</w:t>
       </w:r>
       <w:r>
         <w:fldChar w:fldCharType="end"/>
@@ -7863,7 +7886,7 @@
         <w:fldChar w:fldCharType="begin"/>
       </w:r>
       <w:r>
-        <w:instrText xml:space="preserve"> ADDIN ZOTERO_ITEM CSL_CITATION {"citationID":"6uWkVYgU","properties":{"formattedCitation":"(84)","plainCitation":"(84)","noteIndex":0},"citationItems":[{"id":2357,"uris":["http://zotero.org/groups/5634119/items/HNHDJ28B"],"itemData":{"id":2357,"type":"report","publisher":"USDA Forest Service, Rocky Mountain Region","title":"Pinyon Jay (Gymnorhinus cyanocephalus): a technical conservation assessment.","URL":"http://www.fs.fed.us/r2/projects/scp/assessments/pinyonjay.pdf","author":[{"family":"Wiggins","given":"D. A."}],"issued":{"date-parts":[["2005"]]}}}],"schema":"https://github.com/citation-style-language/schema/raw/master/csl-citation.json"} </w:instrText>
+        <w:instrText xml:space="preserve"> ADDIN ZOTERO_ITEM CSL_CITATION {"citationID":"6uWkVYgU","properties":{"formattedCitation":"(85)","plainCitation":"(85)","noteIndex":0},"citationItems":[{"id":2357,"uris":["http://zotero.org/groups/5634119/items/HNHDJ28B"],"itemData":{"id":2357,"type":"report","publisher":"USDA Forest Service, Rocky Mountain Region","title":"Pinyon Jay (Gymnorhinus cyanocephalus): a technical conservation assessment.","URL":"http://www.fs.fed.us/r2/projects/scp/assessments/pinyonjay.pdf","author":[{"family":"Wiggins","given":"D. A."}],"issued":{"date-parts":[["2005"]]}}}],"schema":"https://github.com/citation-style-language/schema/raw/master/csl-citation.json"} </w:instrText>
       </w:r>
       <w:r>
         <w:fldChar w:fldCharType="separate"/>
@@ -7872,7 +7895,7 @@
         <w:rPr>
           <w:noProof/>
         </w:rPr>
-        <w:t>(84)</w:t>
+        <w:t>(85)</w:t>
       </w:r>
       <w:r>
         <w:fldChar w:fldCharType="end"/>
@@ -7884,7 +7907,7 @@
         <w:fldChar w:fldCharType="begin"/>
       </w:r>
       <w:r>
-        <w:instrText xml:space="preserve"> ADDIN ZOTERO_ITEM CSL_CITATION {"citationID":"xcN4DEcr","properties":{"formattedCitation":"(53, 84)","plainCitation":"(53, 84)","noteIndex":0},"citationItems":[{"id":2753,"uris":["http://zotero.org/groups/5634119/items/4RGGXF3K"],"itemData":{"id":2753,"type":"article-journal","abstract":"Pinon Jays (Gymnorhinus cyanoephalus) and pinon pine trees (Pinus edulis) interact in a mutualistic fashion, in that the jays provide a primary means of seed dissemination for pinon trees in the Southwest, while at irregular intervals the trees provide the jays with an abundant and highly nutritious source of food. Availability of pinon seeds permits both late winter (February) and late summer (August) breeding by the jays. Seeds and photoperiod interact synergistically to accelerate gonadal development in late winter. When seeds are abundant, considerable testis growth takes place in some Pinon Jay ♂ ♂ even before the winter solstice. This relationship was investigated experimentally. Use of a specific food (pinon seeds) as a proximate timer for breeding, the ability of individual jays to breed in spring, molt, and breed again in August without an intervening period of gonadal refractoriness, and testicular development in early December, when day length approaches its minimum, are extraordinary characteristics among north—temperate—zone passerine birds. The synchrony of seed production by pinon pines over large geographic areas is interpreted as an evolved mechanism that (1) overwhelms invertebrate seed and cone predators, and (2) increases the numbers of seeds per tree that will be cached by Pinon Jays and other vertebrates. Caching sites of Pinon Jays are often at locations especially conducive to germination and growth of pinon pine seedlings.","container-title":"Ecological Monographs","DOI":"10.2307/2937295","ISSN":"0012-9615, 1557-7015","issue":"2","journalAbbreviation":"Ecological Monographs","language":"en","license":"http://onlinelibrary.wiley.com/termsAndConditions#vor","page":"111-126","source":"DOI.org (Crossref)","title":"Reproductive Interdependence of Pinon Jays and Pinon Pines","volume":"48","author":[{"family":"Ligon","given":"J. David"}],"issued":{"date-parts":[["1978",3]]}}},{"id":2357,"uris":["http://zotero.org/groups/5634119/items/HNHDJ28B"],"itemData":{"id":2357,"type":"report","publisher":"USDA Forest Service, Rocky Mountain Region","title":"Pinyon Jay (Gymnorhinus cyanocephalus): a technical conservation assessment.","URL":"http://www.fs.fed.us/r2/projects/scp/assessments/pinyonjay.pdf","author":[{"family":"Wiggins","given":"D. A."}],"issued":{"date-parts":[["2005"]]}}}],"schema":"https://github.com/citation-style-language/schema/raw/master/csl-citation.json"} </w:instrText>
+        <w:instrText xml:space="preserve"> ADDIN ZOTERO_ITEM CSL_CITATION {"citationID":"xcN4DEcr","properties":{"formattedCitation":"(54, 85)","plainCitation":"(54, 85)","noteIndex":0},"citationItems":[{"id":2753,"uris":["http://zotero.org/groups/5634119/items/4RGGXF3K"],"itemData":{"id":2753,"type":"article-journal","abstract":"Pinon Jays (Gymnorhinus cyanoephalus) and pinon pine trees (Pinus edulis) interact in a mutualistic fashion, in that the jays provide a primary means of seed dissemination for pinon trees in the Southwest, while at irregular intervals the trees provide the jays with an abundant and highly nutritious source of food. Availability of pinon seeds permits both late winter (February) and late summer (August) breeding by the jays. Seeds and photoperiod interact synergistically to accelerate gonadal development in late winter. When seeds are abundant, considerable testis growth takes place in some Pinon Jay ♂ ♂ even before the winter solstice. This relationship was investigated experimentally. Use of a specific food (pinon seeds) as a proximate timer for breeding, the ability of individual jays to breed in spring, molt, and breed again in August without an intervening period of gonadal refractoriness, and testicular development in early December, when day length approaches its minimum, are extraordinary characteristics among north—temperate—zone passerine birds. The synchrony of seed production by pinon pines over large geographic areas is interpreted as an evolved mechanism that (1) overwhelms invertebrate seed and cone predators, and (2) increases the numbers of seeds per tree that will be cached by Pinon Jays and other vertebrates. Caching sites of Pinon Jays are often at locations especially conducive to germination and growth of pinon pine seedlings.","container-title":"Ecological Monographs","DOI":"10.2307/2937295","ISSN":"0012-9615, 1557-7015","issue":"2","journalAbbreviation":"Ecological Monographs","language":"en","license":"http://onlinelibrary.wiley.com/termsAndConditions#vor","page":"111-126","source":"DOI.org (Crossref)","title":"Reproductive Interdependence of Pinon Jays and Pinon Pines","volume":"48","author":[{"family":"Ligon","given":"J. David"}],"issued":{"date-parts":[["1978",3]]}}},{"id":2357,"uris":["http://zotero.org/groups/5634119/items/HNHDJ28B"],"itemData":{"id":2357,"type":"report","publisher":"USDA Forest Service, Rocky Mountain Region","title":"Pinyon Jay (Gymnorhinus cyanocephalus): a technical conservation assessment.","URL":"http://www.fs.fed.us/r2/projects/scp/assessments/pinyonjay.pdf","author":[{"family":"Wiggins","given":"D. A."}],"issued":{"date-parts":[["2005"]]}}}],"schema":"https://github.com/citation-style-language/schema/raw/master/csl-citation.json"} </w:instrText>
       </w:r>
       <w:r>
         <w:fldChar w:fldCharType="separate"/>
@@ -7893,7 +7916,7 @@
         <w:rPr>
           <w:noProof/>
         </w:rPr>
-        <w:t>(53, 84)</w:t>
+        <w:t>(54, 85)</w:t>
       </w:r>
       <w:r>
         <w:fldChar w:fldCharType="end"/>
@@ -7915,7 +7938,7 @@
         <w:fldChar w:fldCharType="begin"/>
       </w:r>
       <w:r>
-        <w:instrText xml:space="preserve"> ADDIN ZOTERO_ITEM CSL_CITATION {"citationID":"QiVrPmaA","properties":{"formattedCitation":"(82)","plainCitation":"(82)","noteIndex":0},"citationItems":[{"id":2758,"uris":["http://zotero.org/groups/5634119/items/FSB6BQ9W"],"itemData":{"id":2758,"type":"article-journal","container-title":"Biological Conservation","DOI":"10.1016/j.biocon.2018.10.002","ISSN":"00063207","journalAbbreviation":"Biological Conservation","language":"en","page":"361-368","source":"DOI.org (Crossref)","title":"Using citizen science data in integrated population models to inform conservation","volume":"227","author":[{"family":"Robinson","given":"Orin J."},{"family":"Ruiz-Gutierrez","given":"Viviana"},{"family":"Fink","given":"Daniel"},{"family":"Meese","given":"Robert J."},{"family":"Holyoak","given":"Marcel"},{"family":"Cooch","given":"Evan G."}],"issued":{"date-parts":[["2018",11]]}}}],"schema":"https://github.com/citation-style-language/schema/raw/master/csl-citation.json"} </w:instrText>
+        <w:instrText xml:space="preserve"> ADDIN ZOTERO_ITEM CSL_CITATION {"citationID":"QiVrPmaA","properties":{"formattedCitation":"(83)","plainCitation":"(83)","noteIndex":0},"citationItems":[{"id":2758,"uris":["http://zotero.org/groups/5634119/items/FSB6BQ9W"],"itemData":{"id":2758,"type":"article-journal","container-title":"Biological Conservation","DOI":"10.1016/j.biocon.2018.10.002","ISSN":"00063207","journalAbbreviation":"Biological Conservation","language":"en","page":"361-368","source":"DOI.org (Crossref)","title":"Using citizen science data in integrated population models to inform conservation","volume":"227","author":[{"family":"Robinson","given":"Orin J."},{"family":"Ruiz-Gutierrez","given":"Viviana"},{"family":"Fink","given":"Daniel"},{"family":"Meese","given":"Robert J."},{"family":"Holyoak","given":"Marcel"},{"family":"Cooch","given":"Evan G."}],"issued":{"date-parts":[["2018",11]]}}}],"schema":"https://github.com/citation-style-language/schema/raw/master/csl-citation.json"} </w:instrText>
       </w:r>
       <w:r>
         <w:fldChar w:fldCharType="separate"/>
@@ -7924,7 +7947,7 @@
         <w:rPr>
           <w:noProof/>
         </w:rPr>
-        <w:t>(82)</w:t>
+        <w:t>(83)</w:t>
       </w:r>
       <w:r>
         <w:fldChar w:fldCharType="end"/>
@@ -8005,7 +8028,7 @@
         <w:fldChar w:fldCharType="begin"/>
       </w:r>
       <w:r>
-        <w:instrText xml:space="preserve"> ADDIN ZOTERO_ITEM CSL_CITATION {"citationID":"ELLIoTcz","properties":{"formattedCitation":"(85, 86)","plainCitation":"(85, 86)","noteIndex":0},"citationItems":[{"id":2836,"uris":["http://zotero.org/groups/5634119/items/UZJFU6TD"],"itemData":{"id":2836,"type":"dataset","publisher-place":"Ithaca, New York","title":"eBird Basic Dataset","version":"EBD_relJun-2024","author":[{"family":"Cornell Lab of Ornithology","given":""}],"issued":{"date-parts":[["2024",6]]}}},{"id":2835,"uris":["http://zotero.org/groups/5634119/items/HBL24FAA"],"itemData":{"id":2835,"type":"dataset","publisher-place":"Ithaca, New York","title":"eBird Basic Dataset","version":"EBD_relMay-2024","author":[{"family":"Cornell Lab of Ornithology","given":""}],"issued":{"date-parts":[["2024",5]]}}}],"schema":"https://github.com/citation-style-language/schema/raw/master/csl-citation.json"} </w:instrText>
+        <w:instrText xml:space="preserve"> ADDIN ZOTERO_ITEM CSL_CITATION {"citationID":"ELLIoTcz","properties":{"formattedCitation":"(86, 87)","plainCitation":"(86, 87)","noteIndex":0},"citationItems":[{"id":2836,"uris":["http://zotero.org/groups/5634119/items/UZJFU6TD"],"itemData":{"id":2836,"type":"dataset","publisher-place":"Ithaca, New York","title":"eBird Basic Dataset","version":"EBD_relJun-2024","author":[{"family":"Cornell Lab of Ornithology","given":""}],"issued":{"date-parts":[["2024",6]]}}},{"id":2835,"uris":["http://zotero.org/groups/5634119/items/HBL24FAA"],"itemData":{"id":2835,"type":"dataset","publisher-place":"Ithaca, New York","title":"eBird Basic Dataset","version":"EBD_relMay-2024","author":[{"family":"Cornell Lab of Ornithology","given":""}],"issued":{"date-parts":[["2024",5]]}}}],"schema":"https://github.com/citation-style-language/schema/raw/master/csl-citation.json"} </w:instrText>
       </w:r>
       <w:r>
         <w:fldChar w:fldCharType="separate"/>
@@ -8014,7 +8037,7 @@
         <w:rPr>
           <w:noProof/>
         </w:rPr>
-        <w:t>(85, 86)</w:t>
+        <w:t>(86, 87)</w:t>
       </w:r>
       <w:r>
         <w:fldChar w:fldCharType="end"/>
@@ -8070,7 +8093,7 @@
         <w:fldChar w:fldCharType="begin"/>
       </w:r>
       <w:r>
-        <w:instrText xml:space="preserve"> ADDIN ZOTERO_ITEM CSL_CITATION {"citationID":"WDirl53a","properties":{"formattedCitation":"(45)","plainCitation":"(45)","noteIndex":0},"citationItems":[{"id":2858,"uris":["http://zotero.org/groups/5634119/items/5C7JLPYL"],"itemData":{"id":2858,"type":"article-journal","abstract":"SummaryPredicting seed production is challenging because many plants produce highly variable crops among years (i.e. masting), but doing so can inform forest management, conservation, and our understanding of ecosystem trajectories in a changing climate. We evaluated the ability of an existing model to forecast masting in an ecologically and culturally important tree species in the southwestern United States, Pinus edulis.Annual seed cone production was predicted using cross‐validation techniques on two unique out‐of‐sample datasets, representing different collection methods and spatial scales (cone scars and cone counts). We then hindcasted this model into the historical past to evaluate whether seed production has declined with the onset of extreme drought conditions in western North America.The evaluated model had fair skill, with root‐mean‐squared error of 6%. The model had better skill predicting the interannual variability within a site than among sites (i.e. within years). Hindcast analyses indicated recent (2000–2024) mean annual cone production was 30.6% lower than in the past century (1900–1999).Mast forecasts are within reach, but much room remains for improvement. Forecasts may be a powerful tool to anticipate the effects of climate change on forests and woodlands.","container-title":"New Phytologist","DOI":"10.1111/nph.20321","ISSN":"0028-646X, 1469-8137","issue":"2","language":"en","license":"http://onlinelibrary.wiley.com/termsAndConditions#am","page":"450-460","publisher":"Wiley","source":"Crossref","title":"Mast hindcasts reveal pervasive effects of extreme drought on a foundational conifer species","volume":"246","author":[{"family":"Wion","given":"Andreas P."},{"family":"Pearse","given":"Ian S."},{"family":"Broxson","given":"Max"},{"family":"Redmond","given":"Miranda D."}],"issued":{"date-parts":[["2025",4]]}}}],"schema":"https://github.com/citation-style-language/schema/raw/master/csl-citation.json"} </w:instrText>
+        <w:instrText xml:space="preserve"> ADDIN ZOTERO_ITEM CSL_CITATION {"citationID":"WDirl53a","properties":{"formattedCitation":"(46)","plainCitation":"(46)","noteIndex":0},"citationItems":[{"id":2858,"uris":["http://zotero.org/groups/5634119/items/5C7JLPYL"],"itemData":{"id":2858,"type":"article-journal","abstract":"SummaryPredicting seed production is challenging because many plants produce highly variable crops among years (i.e. masting), but doing so can inform forest management, conservation, and our understanding of ecosystem trajectories in a changing climate. We evaluated the ability of an existing model to forecast masting in an ecologically and culturally important tree species in the southwestern United States, Pinus edulis.Annual seed cone production was predicted using cross‐validation techniques on two unique out‐of‐sample datasets, representing different collection methods and spatial scales (cone scars and cone counts). We then hindcasted this model into the historical past to evaluate whether seed production has declined with the onset of extreme drought conditions in western North America.The evaluated model had fair skill, with root‐mean‐squared error of 6%. The model had better skill predicting the interannual variability within a site than among sites (i.e. within years). Hindcast analyses indicated recent (2000–2024) mean annual cone production was 30.6% lower than in the past century (1900–1999).Mast forecasts are within reach, but much room remains for improvement. Forecasts may be a powerful tool to anticipate the effects of climate change on forests and woodlands.","container-title":"New Phytologist","DOI":"10.1111/nph.20321","ISSN":"0028-646X, 1469-8137","issue":"2","language":"en","license":"http://onlinelibrary.wiley.com/termsAndConditions#am","page":"450-460","publisher":"Wiley","source":"Crossref","title":"Mast hindcasts reveal pervasive effects of extreme drought on a foundational conifer species","volume":"246","author":[{"family":"Wion","given":"Andreas P."},{"family":"Pearse","given":"Ian S."},{"family":"Broxson","given":"Max"},{"family":"Redmond","given":"Miranda D."}],"issued":{"date-parts":[["2025",4]]}}}],"schema":"https://github.com/citation-style-language/schema/raw/master/csl-citation.json"} </w:instrText>
       </w:r>
       <w:r>
         <w:fldChar w:fldCharType="separate"/>
@@ -8079,7 +8102,7 @@
         <w:rPr>
           <w:noProof/>
         </w:rPr>
-        <w:t>(45)</w:t>
+        <w:t>(46)</w:t>
       </w:r>
       <w:r>
         <w:fldChar w:fldCharType="end"/>
@@ -8119,7 +8142,7 @@
         <w:fldChar w:fldCharType="begin"/>
       </w:r>
       <w:r>
-        <w:instrText xml:space="preserve"> ADDIN ZOTERO_ITEM CSL_CITATION {"citationID":"KrAxn3l5","properties":{"formattedCitation":"(87)","plainCitation":"(87)","noteIndex":0},"citationItems":[{"id":2975,"uris":["http://zotero.org/groups/5634119/items/GSQBHDW9"],"itemData":{"id":2975,"type":"article-journal","abstract":"Abstract\n            Seedfall, natural regeneration establishment, and growth of planted seedlings was observed from 1981 to 2001 under shelterwood and seedtree overstories in a replicated study in ponderosa pine in the Manitou Experimental Forest in the Colorado Front Range. Good seed crops were produced only every 4 to 6 years, with almost no viable seed produced in intervening years. With seed predation, only 14% of total seedfall was available for germination. Shelterwood overstories containing between 6 and 14 m2 ha−1 stem basal area over scarified seedbeds provided optimal conditions for natural seedling establishment. Survival and growth of planted seedlings was much better than that of natural seedlings. However, poor survival and slow initial growth may require many years to establish a fully stocked forest of natural seedlings.","container-title":"Western Journal of Applied Forestry","DOI":"10.1093/wjaf/21.1.19","ISSN":"0885-6095, 1938-3770","issue":"1","language":"en","page":"19-26","source":"DOI.org (Crossref)","title":"Long-Term Seedfall, Establishment, Survival, and Growth of Natural and Planted Ponderosa Pine in the Colorado Front Range","volume":"21","author":[{"family":"Shepperd","given":"Wayne D."},{"family":"Edminster","given":"Carleton B."},{"family":"Mata","given":"Stephen A."}],"issued":{"date-parts":[["2006",1,1]]}}}],"schema":"https://github.com/citation-style-language/schema/raw/master/csl-citation.json"} </w:instrText>
+        <w:instrText xml:space="preserve"> ADDIN ZOTERO_ITEM CSL_CITATION {"citationID":"KrAxn3l5","properties":{"formattedCitation":"(88)","plainCitation":"(88)","noteIndex":0},"citationItems":[{"id":2975,"uris":["http://zotero.org/groups/5634119/items/GSQBHDW9"],"itemData":{"id":2975,"type":"article-journal","abstract":"Abstract\n            Seedfall, natural regeneration establishment, and growth of planted seedlings was observed from 1981 to 2001 under shelterwood and seedtree overstories in a replicated study in ponderosa pine in the Manitou Experimental Forest in the Colorado Front Range. Good seed crops were produced only every 4 to 6 years, with almost no viable seed produced in intervening years. With seed predation, only 14% of total seedfall was available for germination. Shelterwood overstories containing between 6 and 14 m2 ha−1 stem basal area over scarified seedbeds provided optimal conditions for natural seedling establishment. Survival and growth of planted seedlings was much better than that of natural seedlings. However, poor survival and slow initial growth may require many years to establish a fully stocked forest of natural seedlings.","container-title":"Western Journal of Applied Forestry","DOI":"10.1093/wjaf/21.1.19","ISSN":"0885-6095, 1938-3770","issue":"1","language":"en","page":"19-26","source":"DOI.org (Crossref)","title":"Long-Term Seedfall, Establishment, Survival, and Growth of Natural and Planted Ponderosa Pine in the Colorado Front Range","volume":"21","author":[{"family":"Shepperd","given":"Wayne D."},{"family":"Edminster","given":"Carleton B."},{"family":"Mata","given":"Stephen A."}],"issued":{"date-parts":[["2006",1,1]]}}}],"schema":"https://github.com/citation-style-language/schema/raw/master/csl-citation.json"} </w:instrText>
       </w:r>
       <w:r>
         <w:fldChar w:fldCharType="separate"/>
@@ -8128,7 +8151,7 @@
         <w:rPr>
           <w:noProof/>
         </w:rPr>
-        <w:t>(87)</w:t>
+        <w:t>(88)</w:t>
       </w:r>
       <w:r>
         <w:fldChar w:fldCharType="end"/>
@@ -8140,7 +8163,7 @@
         <w:fldChar w:fldCharType="begin"/>
       </w:r>
       <w:r>
-        <w:instrText xml:space="preserve"> ADDIN ZOTERO_ITEM CSL_CITATION {"citationID":"1Dj7dile","properties":{"formattedCitation":"(58)","plainCitation":"(58)","noteIndex":0},"citationItems":[{"id":2755,"uris":["http://zotero.org/groups/5634119/items/IJSSXJYX"],"itemData":{"id":2755,"type":"article-journal","abstract":"Abstract\n            \n              Tree masting (synchronous, episodic reproduction) is common worldwide and is hypothesized to be especially important in ecosystems with low species diversity and productivity as in semi‐arid woodlands of the American Southwest. We analyzed mast dynamics of three dominant tree species, one‐seed juniper (Cupressaceae:\n              Juniperus monosperma\n              ), two‐needle piñon pine (Pinaceae:\n              Pinus edulis\n              ), and Sonoran scrub oak (Fagaceae:\n              Quercus turbinella\n              ), on six sites during 1997–2016 within the Sevilleta National Wildlife Refuge, New Mexico. We tested multiple hypotheses regarding environmental and endogenous variables as controlling mechanisms, analyzing time‐series mast production data in relation to weather variables (precipitation, temperature, relative humidity, vapor pressure deficit, wind) over different time frames, and assessed evidence for weather tracking, resource switching, resource depletion, resource cycling, and pollen limitation. We found that (1) in univariate regression analyses, mast production in all three species was inversely related to lagged late‐summer/autumn temperatures during fruit primordia formation (1‐yr lag for juniper and oak, 2‐yr lag for piñon pine). Juniper mast production (\n              n\n               = 412 trees) was positively related to current‐year late‐winter (February–April) precipitation, combined with a negative relationship with current‐year summer temperatures. Piñon pine mast production (\n              n\n               = 210 trees) was positively related to 1‐yr lagged total annual precipitation and negatively associated with current‐year spring and summer temperatures. Oak mast production (\n              n\n               = 194 trees) also was positively related to current‐year late‐winter precipitation but was not affected by subsequent summer temperatures. (2) Multivariate environmental logistic regression models produced reasonable fits to observed field mast values. (3) High‐mast years in juniper and oak were characterized by greater proportions of trees producing mast and increased mast production per tree. (4) Juniper, oak, and piñon pine mast years were highly synchronized. (5) We found indirect support for resource depletion in all three species at some sites and indirect support for resource cycling in oak populations. (6) We observed only marginal indirect evidence for resource switching in piñon pine and oak. (7) Analyses of atmospheric pollen abundance relative to mast production produced no significant relationships. Predictive models of mast production have direct applications to regional silviculture, wildlife management, and ecosystem services in Southwestern woodlands.","container-title":"Ecosphere","DOI":"10.1002/ecs2.2360","ISSN":"2150-8925, 2150-8925","issue":"8","journalAbbreviation":"Ecosphere","language":"en","page":"e02360","source":"DOI.org (Crossref)","title":"Environmental and endogenous drivers of tree mast production and synchrony in piñon–juniper–oak woodlands of New Mexico","volume":"9","author":[{"family":"Parmenter","given":"Robert R."},{"family":"Zlotin","given":"Roman I."},{"family":"Moore","given":"Douglas I."},{"family":"Myers","given":"Orrin B."}],"issued":{"date-parts":[["2018",8]]}}}],"schema":"https://github.com/citation-style-language/schema/raw/master/csl-citation.json"} </w:instrText>
+        <w:instrText xml:space="preserve"> ADDIN ZOTERO_ITEM CSL_CITATION {"citationID":"1Dj7dile","properties":{"formattedCitation":"(59)","plainCitation":"(59)","noteIndex":0},"citationItems":[{"id":2755,"uris":["http://zotero.org/groups/5634119/items/IJSSXJYX"],"itemData":{"id":2755,"type":"article-journal","abstract":"Abstract\n            \n              Tree masting (synchronous, episodic reproduction) is common worldwide and is hypothesized to be especially important in ecosystems with low species diversity and productivity as in semi‐arid woodlands of the American Southwest. We analyzed mast dynamics of three dominant tree species, one‐seed juniper (Cupressaceae:\n              Juniperus monosperma\n              ), two‐needle piñon pine (Pinaceae:\n              Pinus edulis\n              ), and Sonoran scrub oak (Fagaceae:\n              Quercus turbinella\n              ), on six sites during 1997–2016 within the Sevilleta National Wildlife Refuge, New Mexico. We tested multiple hypotheses regarding environmental and endogenous variables as controlling mechanisms, analyzing time‐series mast production data in relation to weather variables (precipitation, temperature, relative humidity, vapor pressure deficit, wind) over different time frames, and assessed evidence for weather tracking, resource switching, resource depletion, resource cycling, and pollen limitation. We found that (1) in univariate regression analyses, mast production in all three species was inversely related to lagged late‐summer/autumn temperatures during fruit primordia formation (1‐yr lag for juniper and oak, 2‐yr lag for piñon pine). Juniper mast production (\n              n\n               = 412 trees) was positively related to current‐year late‐winter (February–April) precipitation, combined with a negative relationship with current‐year summer temperatures. Piñon pine mast production (\n              n\n               = 210 trees) was positively related to 1‐yr lagged total annual precipitation and negatively associated with current‐year spring and summer temperatures. Oak mast production (\n              n\n               = 194 trees) also was positively related to current‐year late‐winter precipitation but was not affected by subsequent summer temperatures. (2) Multivariate environmental logistic regression models produced reasonable fits to observed field mast values. (3) High‐mast years in juniper and oak were characterized by greater proportions of trees producing mast and increased mast production per tree. (4) Juniper, oak, and piñon pine mast years were highly synchronized. (5) We found indirect support for resource depletion in all three species at some sites and indirect support for resource cycling in oak populations. (6) We observed only marginal indirect evidence for resource switching in piñon pine and oak. (7) Analyses of atmospheric pollen abundance relative to mast production produced no significant relationships. Predictive models of mast production have direct applications to regional silviculture, wildlife management, and ecosystem services in Southwestern woodlands.","container-title":"Ecosphere","DOI":"10.1002/ecs2.2360","ISSN":"2150-8925, 2150-8925","issue":"8","journalAbbreviation":"Ecosphere","language":"en","page":"e02360","source":"DOI.org (Crossref)","title":"Environmental and endogenous drivers of tree mast production and synchrony in piñon–juniper–oak woodlands of New Mexico","volume":"9","author":[{"family":"Parmenter","given":"Robert R."},{"family":"Zlotin","given":"Roman I."},{"family":"Moore","given":"Douglas I."},{"family":"Myers","given":"Orrin B."}],"issued":{"date-parts":[["2018",8]]}}}],"schema":"https://github.com/citation-style-language/schema/raw/master/csl-citation.json"} </w:instrText>
       </w:r>
       <w:r>
         <w:fldChar w:fldCharType="separate"/>
@@ -8149,7 +8172,7 @@
         <w:rPr>
           <w:noProof/>
         </w:rPr>
-        <w:t>(58)</w:t>
+        <w:t>(59)</w:t>
       </w:r>
       <w:r>
         <w:fldChar w:fldCharType="end"/>
@@ -8180,7 +8203,7 @@
         <w:fldChar w:fldCharType="begin"/>
       </w:r>
       <w:r>
-        <w:instrText xml:space="preserve"> ADDIN ZOTERO_ITEM CSL_CITATION {"citationID":"7QH0kAUr","properties":{"formattedCitation":"(39)","plainCitation":"(39)","noteIndex":0},"citationItems":[{"id":2767,"uris":["http://zotero.org/groups/5634119/items/SFTJSXEN"],"itemData":{"id":2767,"type":"article-journal","container-title":"Biological Conservation","DOI":"10.1016/j.biocon.2023.109959","ISSN":"00063207","journalAbbreviation":"Biological Conservation","language":"en","page":"109959","source":"DOI.org (Crossref)","title":"A hidden cost of single species management: Habitat-relationships reveal potential negative effects of conifer removal on a non-target species","title-short":"A hidden cost of single species management","volume":"280","author":[{"family":"Van Lanen","given":"Nicholas J."},{"family":"Monroe","given":"Adrian P."},{"family":"Aldridge","given":"Cameron L."}],"issued":{"date-parts":[["2023",4]]}}}],"schema":"https://github.com/citation-style-language/schema/raw/master/csl-citation.json"} </w:instrText>
+        <w:instrText xml:space="preserve"> ADDIN ZOTERO_ITEM CSL_CITATION {"citationID":"7QH0kAUr","properties":{"formattedCitation":"(40)","plainCitation":"(40)","noteIndex":0},"citationItems":[{"id":2767,"uris":["http://zotero.org/groups/5634119/items/SFTJSXEN"],"itemData":{"id":2767,"type":"article-journal","container-title":"Biological Conservation","DOI":"10.1016/j.biocon.2023.109959","ISSN":"00063207","journalAbbreviation":"Biological Conservation","language":"en","page":"109959","source":"DOI.org (Crossref)","title":"A hidden cost of single species management: Habitat-relationships reveal potential negative effects of conifer removal on a non-target species","title-short":"A hidden cost of single species management","volume":"280","author":[{"family":"Van Lanen","given":"Nicholas J."},{"family":"Monroe","given":"Adrian P."},{"family":"Aldridge","given":"Cameron L."}],"issued":{"date-parts":[["2023",4]]}}}],"schema":"https://github.com/citation-style-language/schema/raw/master/csl-citation.json"} </w:instrText>
       </w:r>
       <w:r>
         <w:fldChar w:fldCharType="separate"/>
@@ -8189,7 +8212,7 @@
         <w:rPr>
           <w:noProof/>
         </w:rPr>
-        <w:t>(39)</w:t>
+        <w:t>(40)</w:t>
       </w:r>
       <w:r>
         <w:fldChar w:fldCharType="end"/>
@@ -8219,7 +8242,7 @@
         <w:fldChar w:fldCharType="begin"/>
       </w:r>
       <w:r>
-        <w:instrText xml:space="preserve"> ADDIN ZOTERO_ITEM CSL_CITATION {"citationID":"AmSs7PHB","properties":{"formattedCitation":"(81)","plainCitation":"(81)","noteIndex":0},"citationItems":[{"id":2974,"uris":["http://zotero.org/groups/5634119/items/C475LZBY"],"itemData":{"id":2974,"type":"dataset","DOI":"10.2737/RDS-2013-0013","language":"en","publisher":"Forest Service Research Data Archive","source":"DOI.org (Crossref)","title":"Live tree species basal area of the contiguous United States (2000-2009)","URL":"https://www.fs.usda.gov/rds/archive/Catalog/RDS-2013-0013","author":[{"family":"Wilson","given":"Barry T."},{"family":"Lister","given":"Andrew J."},{"family":"Riemann","given":"Rachel I."},{"family":"Griffith","given":"Douglas M."}],"accessed":{"date-parts":[["2025",8,18]]},"issued":{"date-parts":[["2013"]]}}}],"schema":"https://github.com/citation-style-language/schema/raw/master/csl-citation.json"} </w:instrText>
+        <w:instrText xml:space="preserve"> ADDIN ZOTERO_ITEM CSL_CITATION {"citationID":"AmSs7PHB","properties":{"formattedCitation":"(82)","plainCitation":"(82)","noteIndex":0},"citationItems":[{"id":2974,"uris":["http://zotero.org/groups/5634119/items/C475LZBY"],"itemData":{"id":2974,"type":"dataset","DOI":"10.2737/RDS-2013-0013","language":"en","publisher":"Forest Service Research Data Archive","source":"DOI.org (Crossref)","title":"Live tree species basal area of the contiguous United States (2000-2009)","URL":"https://www.fs.usda.gov/rds/archive/Catalog/RDS-2013-0013","author":[{"family":"Wilson","given":"Barry T."},{"family":"Lister","given":"Andrew J."},{"family":"Riemann","given":"Rachel I."},{"family":"Griffith","given":"Douglas M."}],"accessed":{"date-parts":[["2025",8,18]]},"issued":{"date-parts":[["2013"]]}}}],"schema":"https://github.com/citation-style-language/schema/raw/master/csl-citation.json"} </w:instrText>
       </w:r>
       <w:r>
         <w:fldChar w:fldCharType="separate"/>
@@ -8228,7 +8251,7 @@
         <w:rPr>
           <w:noProof/>
         </w:rPr>
-        <w:t>(81)</w:t>
+        <w:t>(82)</w:t>
       </w:r>
       <w:r>
         <w:fldChar w:fldCharType="end"/>
@@ -8240,7 +8263,7 @@
         <w:fldChar w:fldCharType="begin"/>
       </w:r>
       <w:r>
-        <w:instrText xml:space="preserve"> ADDIN ZOTERO_ITEM CSL_CITATION {"citationID":"jfneReVW","properties":{"formattedCitation":"(88)","plainCitation":"(88)","noteIndex":0},"citationItems":[{"id":2977,"uris":["http://zotero.org/users/6391447/items/48C8US5Q"],"itemData":{"id":2977,"type":"article-journal","abstract":"Abstract\n            \n              \n                \n                  Operational satellite remote sensing products are transforming rangeland management and science. Advancements in computation, data storage and processing have removed barriers that previously blocked or hindered the development and use of remote sensing products. When combined with local data and knowledge, remote sensing products can inform decision‐making at multiple scales.\n                \n                \n                  We used temporal convolutional networks to produce a fractional cover product that spans western United States rangelands. We trained the model with 52,012 on‐the‐ground vegetation plots to simultaneously predict fractional cover for annual forbs and grasses, perennial forbs and grasses, shrubs, trees, litter and bare ground. To assist interpretation and to provide a measure of prediction confidence, we also produced spatiotemporal‐explicit, pixel‐level estimates of uncertainty. We evaluated the model with 5,780 on‐the‐ground vegetation plots removed from the training data.\n                \n                \n                  Model evaluation averaged 6.3% mean absolute error and 9.6% root mean squared error. Evaluation with additional datasets that were not part of the training dataset, and that varied in geographic range, method of collection, scope and size, revealed similar metrics. Model performance increased across all functional groups compared to the previously produced fractional product.\n                \n                \n                  \n                    The advancements achieved with the new rangeland fractional cover product expand the management toolbox with improved predictions of fractional cover and pixel‐level uncertainty. The new product is available on the Rangeland Analysis Platform (\n                    https://rangelands.app/\n                    ), an interactive web application that tracks rangeland vegetation through time. This product is intended to be used alongside local on‐the‐ground data, expert knowledge, land use history, scientific literature and other sources of information when making interpretations. When being used to inform decision‐making, remotely sensed products should be evaluated and utilized according to the context of the decision and not be used in isolation.","container-title":"Methods in Ecology and Evolution","DOI":"10.1111/2041-210X.13564","ISSN":"2041-210X, 2041-210X","issue":"5","journalAbbreviation":"Methods Ecol Evol","language":"en","page":"841-849","source":"DOI.org (Crossref)","title":"Improving Landsat predictions of rangeland fractional cover with multitask learning and uncertainty","volume":"12","author":[{"family":"Allred","given":"Brady W."},{"family":"Bestelmeyer","given":"Brandon T."},{"family":"Boyd","given":"Chad S."},{"family":"Brown","given":"Christopher"},{"family":"Davies","given":"Kirk W."},{"family":"Duniway","given":"Michael C."},{"family":"Ellsworth","given":"Lisa M."},{"family":"Erickson","given":"Tyler A."},{"family":"Fuhlendorf","given":"Samuel D."},{"family":"Griffiths","given":"Timothy V."},{"family":"Jansen","given":"Vincent"},{"family":"Jones","given":"Matthew O."},{"family":"Karl","given":"Jason"},{"family":"Knight","given":"Anna"},{"family":"Maestas","given":"Jeremy D."},{"family":"Maynard","given":"Jonathan J."},{"family":"McCord","given":"Sarah E."},{"family":"Naugle","given":"David E."},{"family":"Starns","given":"Heath D."},{"family":"Twidwell","given":"Dirac"},{"family":"Uden","given":"Daniel R."}],"editor":[{"family":"Freckleton","given":"Robert"}],"issued":{"date-parts":[["2021",5]]}}}],"schema":"https://github.com/citation-style-language/schema/raw/master/csl-citation.json"} </w:instrText>
+        <w:instrText xml:space="preserve"> ADDIN ZOTERO_ITEM CSL_CITATION {"citationID":"jfneReVW","properties":{"formattedCitation":"(89)","plainCitation":"(89)","noteIndex":0},"citationItems":[{"id":2977,"uris":["http://zotero.org/users/6391447/items/48C8US5Q"],"itemData":{"id":2977,"type":"article-journal","abstract":"Abstract\n            \n              \n                \n                  Operational satellite remote sensing products are transforming rangeland management and science. Advancements in computation, data storage and processing have removed barriers that previously blocked or hindered the development and use of remote sensing products. When combined with local data and knowledge, remote sensing products can inform decision‐making at multiple scales.\n                \n                \n                  We used temporal convolutional networks to produce a fractional cover product that spans western United States rangelands. We trained the model with 52,012 on‐the‐ground vegetation plots to simultaneously predict fractional cover for annual forbs and grasses, perennial forbs and grasses, shrubs, trees, litter and bare ground. To assist interpretation and to provide a measure of prediction confidence, we also produced spatiotemporal‐explicit, pixel‐level estimates of uncertainty. We evaluated the model with 5,780 on‐the‐ground vegetation plots removed from the training data.\n                \n                \n                  Model evaluation averaged 6.3% mean absolute error and 9.6% root mean squared error. Evaluation with additional datasets that were not part of the training dataset, and that varied in geographic range, method of collection, scope and size, revealed similar metrics. Model performance increased across all functional groups compared to the previously produced fractional product.\n                \n                \n                  \n                    The advancements achieved with the new rangeland fractional cover product expand the management toolbox with improved predictions of fractional cover and pixel‐level uncertainty. The new product is available on the Rangeland Analysis Platform (\n                    https://rangelands.app/\n                    ), an interactive web application that tracks rangeland vegetation through time. This product is intended to be used alongside local on‐the‐ground data, expert knowledge, land use history, scientific literature and other sources of information when making interpretations. When being used to inform decision‐making, remotely sensed products should be evaluated and utilized according to the context of the decision and not be used in isolation.","container-title":"Methods in Ecology and Evolution","DOI":"10.1111/2041-210X.13564","ISSN":"2041-210X, 2041-210X","issue":"5","journalAbbreviation":"Methods Ecol Evol","language":"en","page":"841-849","source":"DOI.org (Crossref)","title":"Improving Landsat predictions of rangeland fractional cover with multitask learning and uncertainty","volume":"12","author":[{"family":"Allred","given":"Brady W."},{"family":"Bestelmeyer","given":"Brandon T."},{"family":"Boyd","given":"Chad S."},{"family":"Brown","given":"Christopher"},{"family":"Davies","given":"Kirk W."},{"family":"Duniway","given":"Michael C."},{"family":"Ellsworth","given":"Lisa M."},{"family":"Erickson","given":"Tyler A."},{"family":"Fuhlendorf","given":"Samuel D."},{"family":"Griffiths","given":"Timothy V."},{"family":"Jansen","given":"Vincent"},{"family":"Jones","given":"Matthew O."},{"family":"Karl","given":"Jason"},{"family":"Knight","given":"Anna"},{"family":"Maestas","given":"Jeremy D."},{"family":"Maynard","given":"Jonathan J."},{"family":"McCord","given":"Sarah E."},{"family":"Naugle","given":"David E."},{"family":"Starns","given":"Heath D."},{"family":"Twidwell","given":"Dirac"},{"family":"Uden","given":"Daniel R."}],"editor":[{"family":"Freckleton","given":"Robert"}],"issued":{"date-parts":[["2021",5]]}}}],"schema":"https://github.com/citation-style-language/schema/raw/master/csl-citation.json"} </w:instrText>
       </w:r>
       <w:r>
         <w:fldChar w:fldCharType="separate"/>
@@ -8249,7 +8272,7 @@
         <w:rPr>
           <w:noProof/>
         </w:rPr>
-        <w:t>(88)</w:t>
+        <w:t>(89)</w:t>
       </w:r>
       <w:r>
         <w:fldChar w:fldCharType="end"/>
@@ -8302,7 +8325,7 @@
         <w:fldChar w:fldCharType="begin"/>
       </w:r>
       <w:r>
-        <w:instrText xml:space="preserve"> ADDIN ZOTERO_ITEM CSL_CITATION {"citationID":"b5o65znT","properties":{"formattedCitation":"(78, 89)","plainCitation":"(78, 89)","noteIndex":0},"citationItems":[{"id":3022,"uris":["http://zotero.org/groups/5634119/items/8223Q6ZZ"],"itemData":{"id":3022,"type":"article-journal","abstract":"Abstract\n            Primary production, a key regulator of the global carbon cycle, is highly responsive to variations in climate. Yet, a detailed, continental‐scale risk assessment of climate‐related impacts on primary production is lacking. We combined 16 years of MODIS NDVI data, a remotely sensed proxy for primary production, with observations from 1218 climate stations to derive values of ecosystem sensitivity to precipitation and aridity. For the first time, we produced an empirically‐derived map of ecosystem sensitivity to climate across the conterminous United States. Over this 16‐year period, annual primary production values were most sensitive to precipitation and aridity in dryland and grassland ecosystems. Century‐long trends measured at the climate stations showed intensifying aridity and climatic variability in many of these sensitive regions. Dryland ecosystems in the western US may be particularly vulnerable to reductions in primary production and consequent degradation of ecosystem services as climate change and variability increase in the future.","container-title":"Ecology Letters","DOI":"10.1111/ele.13455","ISSN":"1461-023X, 1461-0248","issue":"3","journalAbbreviation":"Ecology Letters","language":"en","page":"527-536","source":"DOI.org (Crossref)","title":"Sensitivity of primary production to precipitation across the United States","volume":"23","author":[{"family":"Maurer","given":"Gregory E."},{"family":"Hallmark","given":"Alesia J."},{"family":"Brown","given":"Renée F."},{"family":"Sala","given":"Osvaldo E."},{"family":"Collins","given":"Scott L."}],"editor":[{"family":"Coulson","given":"Tim"}],"issued":{"date-parts":[["2020",3]]}}},{"id":3023,"uris":["http://zotero.org/groups/5634119/items/RC6M7S4G"],"itemData":{"id":3023,"type":"article-journal","abstract":"Abstract\n            \n              \n                \n                  Primary production in dryland ecosystems is limited by water availability and projected to be strongly affected by future shifts in seasonal precipitation. Warm‐season precipitation derived from the North American Monsoon contributes 40% of annual precipitation to dryland ecosystems in the southwestern United States and is projected to become more variable. However, there is large uncertainty on whether this variability will be expressed as either extreme wet or dry years and how primary production of different plant functional types will respond across widespread elevation gradients in this region.\n                \n                \n                  We experimentally imposed extreme drought and water addition treatments from 2016 to 2020, during which ambient warm‐season precipitation declined to reach historic lows, to understand production sensitivity of dominant plant functional types along a 1000 m elevation gradient.\n                \n                \n                  \n                    We found that the production responses of plant functional types to monsoon precipitation extremes were dependent on the number of treatment years that occurred across sites along the elevation gradient. C\n                    4\n                    perennial grasses were most responsive to precipitation manipulation treatments, followed by C\n                    3\n                    perennial grasses and annuals, while perennial forbs and shrubs had weak or no responses. C\n                    4\n                    perennial grass reductions due to extreme drought were generally stronger or occurred earlier at low elevation sites, while multi‐year extreme drought extended negative effects to C\n                    3\n                    perennial grasses at high elevation, and all sites showed delayed responses to multi‐year water addition. We found that the sensitivity of C\n                    3\n                    perennial grass production differed for extreme drought and water addition compared to ambient precipitation at one site, but other sites and plant functional types had similar sensitivities to the different treatment types.\n                  \n                \n                \n                  \n                    Synthesis\n                    . The upward advance of primary production responsiveness from single‐ to multi‐year extreme changes in warm‐season precipitation suggests more immediate shifts in functional composition and carbon cycling at low elevation, while high elevation ecosystems may become less resistant as the effects of extreme precipitation compound through time.","container-title":"Journal of Ecology","DOI":"10.1111/1365-2745.13947","ISSN":"0022-0477, 1365-2745","issue":"9","journalAbbreviation":"Journal of Ecology","language":"en","page":"2232-2245","source":"DOI.org (Crossref)","title":"Primary production responses to extreme changes in North American Monsoon precipitation vary by elevation and plant functional composition through time","volume":"110","author":[{"family":"Munson","given":"Seth M."},{"family":"Bradford","given":"John B."},{"family":"Butterfield","given":"Bradley J."},{"family":"Gremer","given":"Jennifer R."}],"issued":{"date-parts":[["2022",9]]}}}],"schema":"https://github.com/citation-style-language/schema/raw/master/csl-citation.json"} </w:instrText>
+        <w:instrText xml:space="preserve"> ADDIN ZOTERO_ITEM CSL_CITATION {"citationID":"b5o65znT","properties":{"formattedCitation":"(79, 90)","plainCitation":"(79, 90)","noteIndex":0},"citationItems":[{"id":3022,"uris":["http://zotero.org/groups/5634119/items/8223Q6ZZ"],"itemData":{"id":3022,"type":"article-journal","abstract":"Abstract\n            Primary production, a key regulator of the global carbon cycle, is highly responsive to variations in climate. Yet, a detailed, continental‐scale risk assessment of climate‐related impacts on primary production is lacking. We combined 16 years of MODIS NDVI data, a remotely sensed proxy for primary production, with observations from 1218 climate stations to derive values of ecosystem sensitivity to precipitation and aridity. For the first time, we produced an empirically‐derived map of ecosystem sensitivity to climate across the conterminous United States. Over this 16‐year period, annual primary production values were most sensitive to precipitation and aridity in dryland and grassland ecosystems. Century‐long trends measured at the climate stations showed intensifying aridity and climatic variability in many of these sensitive regions. Dryland ecosystems in the western US may be particularly vulnerable to reductions in primary production and consequent degradation of ecosystem services as climate change and variability increase in the future.","container-title":"Ecology Letters","DOI":"10.1111/ele.13455","ISSN":"1461-023X, 1461-0248","issue":"3","journalAbbreviation":"Ecology Letters","language":"en","page":"527-536","source":"DOI.org (Crossref)","title":"Sensitivity of primary production to precipitation across the United States","volume":"23","author":[{"family":"Maurer","given":"Gregory E."},{"family":"Hallmark","given":"Alesia J."},{"family":"Brown","given":"Renée F."},{"family":"Sala","given":"Osvaldo E."},{"family":"Collins","given":"Scott L."}],"editor":[{"family":"Coulson","given":"Tim"}],"issued":{"date-parts":[["2020",3]]}}},{"id":3023,"uris":["http://zotero.org/groups/5634119/items/RC6M7S4G"],"itemData":{"id":3023,"type":"article-journal","abstract":"Abstract\n            \n              \n                \n                  Primary production in dryland ecosystems is limited by water availability and projected to be strongly affected by future shifts in seasonal precipitation. Warm‐season precipitation derived from the North American Monsoon contributes 40% of annual precipitation to dryland ecosystems in the southwestern United States and is projected to become more variable. However, there is large uncertainty on whether this variability will be expressed as either extreme wet or dry years and how primary production of different plant functional types will respond across widespread elevation gradients in this region.\n                \n                \n                  We experimentally imposed extreme drought and water addition treatments from 2016 to 2020, during which ambient warm‐season precipitation declined to reach historic lows, to understand production sensitivity of dominant plant functional types along a 1000 m elevation gradient.\n                \n                \n                  \n                    We found that the production responses of plant functional types to monsoon precipitation extremes were dependent on the number of treatment years that occurred across sites along the elevation gradient. C\n                    4\n                    perennial grasses were most responsive to precipitation manipulation treatments, followed by C\n                    3\n                    perennial grasses and annuals, while perennial forbs and shrubs had weak or no responses. C\n                    4\n                    perennial grass reductions due to extreme drought were generally stronger or occurred earlier at low elevation sites, while multi‐year extreme drought extended negative effects to C\n                    3\n                    perennial grasses at high elevation, and all sites showed delayed responses to multi‐year water addition. We found that the sensitivity of C\n                    3\n                    perennial grass production differed for extreme drought and water addition compared to ambient precipitation at one site, but other sites and plant functional types had similar sensitivities to the different treatment types.\n                  \n                \n                \n                  \n                    Synthesis\n                    . The upward advance of primary production responsiveness from single‐ to multi‐year extreme changes in warm‐season precipitation suggests more immediate shifts in functional composition and carbon cycling at low elevation, while high elevation ecosystems may become less resistant as the effects of extreme precipitation compound through time.","container-title":"Journal of Ecology","DOI":"10.1111/1365-2745.13947","ISSN":"0022-0477, 1365-2745","issue":"9","journalAbbreviation":"Journal of Ecology","language":"en","page":"2232-2245","source":"DOI.org (Crossref)","title":"Primary production responses to extreme changes in North American Monsoon precipitation vary by elevation and plant functional composition through time","volume":"110","author":[{"family":"Munson","given":"Seth M."},{"family":"Bradford","given":"John B."},{"family":"Butterfield","given":"Bradley J."},{"family":"Gremer","given":"Jennifer R."}],"issued":{"date-parts":[["2022",9]]}}}],"schema":"https://github.com/citation-style-language/schema/raw/master/csl-citation.json"} </w:instrText>
       </w:r>
       <w:r>
         <w:fldChar w:fldCharType="separate"/>
@@ -8311,7 +8334,7 @@
         <w:rPr>
           <w:noProof/>
         </w:rPr>
-        <w:t>(78, 89)</w:t>
+        <w:t>(79, 90)</w:t>
       </w:r>
       <w:r>
         <w:fldChar w:fldCharType="end"/>
@@ -8323,7 +8346,7 @@
         <w:fldChar w:fldCharType="begin"/>
       </w:r>
       <w:r>
-        <w:instrText xml:space="preserve"> ADDIN ZOTERO_ITEM CSL_CITATION {"citationID":"PQv9v6Ja","properties":{"formattedCitation":"(53, 59)","plainCitation":"(53, 59)","noteIndex":0},"citationItems":[{"id":2498,"uris":["http://zotero.org/users/6391447/items/VVC4E3XE"],"itemData":{"id":2498,"type":"article-journal","container-title":"Environmental Entomology","DOI":"10.1603/0046-225X(2008)37[686:IOALLS]2.0.CO;2","ISSN":"0046225X, 0046225X","issue":"3","journalAbbreviation":"en","language":"en","page":"686-695","source":"DOI.org (Crossref)","title":"Influence of a Large Late Summer Precipitation Event on Food Limitation and Grasshopper Population Dynamics in a Northern Great Plains Grassland","volume":"37","author":[{"family":"Branson","given":"David H."}],"issued":{"date-parts":[["2008",6,1]]}}},{"id":2753,"uris":["http://zotero.org/groups/5634119/items/4RGGXF3K"],"itemData":{"id":2753,"type":"article-journal","abstract":"Pinon Jays (Gymnorhinus cyanoephalus) and pinon pine trees (Pinus edulis) interact in a mutualistic fashion, in that the jays provide a primary means of seed dissemination for pinon trees in the Southwest, while at irregular intervals the trees provide the jays with an abundant and highly nutritious source of food. Availability of pinon seeds permits both late winter (February) and late summer (August) breeding by the jays. Seeds and photoperiod interact synergistically to accelerate gonadal development in late winter. When seeds are abundant, considerable testis growth takes place in some Pinon Jay ♂ ♂ even before the winter solstice. This relationship was investigated experimentally. Use of a specific food (pinon seeds) as a proximate timer for breeding, the ability of individual jays to breed in spring, molt, and breed again in August without an intervening period of gonadal refractoriness, and testicular development in early December, when day length approaches its minimum, are extraordinary characteristics among north—temperate—zone passerine birds. The synchrony of seed production by pinon pines over large geographic areas is interpreted as an evolved mechanism that (1) overwhelms invertebrate seed and cone predators, and (2) increases the numbers of seeds per tree that will be cached by Pinon Jays and other vertebrates. Caching sites of Pinon Jays are often at locations especially conducive to germination and growth of pinon pine seedlings.","container-title":"Ecological Monographs","DOI":"10.2307/2937295","ISSN":"0012-9615, 1557-7015","issue":"2","journalAbbreviation":"Ecological Monographs","language":"en","license":"http://onlinelibrary.wiley.com/termsAndConditions#vor","page":"111-126","source":"DOI.org (Crossref)","title":"Reproductive Interdependence of Pinon Jays and Pinon Pines","volume":"48","author":[{"family":"Ligon","given":"J. David"}],"issued":{"date-parts":[["1978",3]]}}}],"schema":"https://github.com/citation-style-language/schema/raw/master/csl-citation.json"} </w:instrText>
+        <w:instrText xml:space="preserve"> ADDIN ZOTERO_ITEM CSL_CITATION {"citationID":"PQv9v6Ja","properties":{"formattedCitation":"(54, 60)","plainCitation":"(54, 60)","noteIndex":0},"citationItems":[{"id":2498,"uris":["http://zotero.org/users/6391447/items/VVC4E3XE"],"itemData":{"id":2498,"type":"article-journal","container-title":"Environmental Entomology","DOI":"10.1603/0046-225X(2008)37[686:IOALLS]2.0.CO;2","ISSN":"0046225X, 0046225X","issue":"3","journalAbbreviation":"en","language":"en","page":"686-695","source":"DOI.org (Crossref)","title":"Influence of a Large Late Summer Precipitation Event on Food Limitation and Grasshopper Population Dynamics in a Northern Great Plains Grassland","volume":"37","author":[{"family":"Branson","given":"David H."}],"issued":{"date-parts":[["2008",6,1]]}}},{"id":2753,"uris":["http://zotero.org/groups/5634119/items/4RGGXF3K"],"itemData":{"id":2753,"type":"article-journal","abstract":"Pinon Jays (Gymnorhinus cyanoephalus) and pinon pine trees (Pinus edulis) interact in a mutualistic fashion, in that the jays provide a primary means of seed dissemination for pinon trees in the Southwest, while at irregular intervals the trees provide the jays with an abundant and highly nutritious source of food. Availability of pinon seeds permits both late winter (February) and late summer (August) breeding by the jays. Seeds and photoperiod interact synergistically to accelerate gonadal development in late winter. When seeds are abundant, considerable testis growth takes place in some Pinon Jay ♂ ♂ even before the winter solstice. This relationship was investigated experimentally. Use of a specific food (pinon seeds) as a proximate timer for breeding, the ability of individual jays to breed in spring, molt, and breed again in August without an intervening period of gonadal refractoriness, and testicular development in early December, when day length approaches its minimum, are extraordinary characteristics among north—temperate—zone passerine birds. The synchrony of seed production by pinon pines over large geographic areas is interpreted as an evolved mechanism that (1) overwhelms invertebrate seed and cone predators, and (2) increases the numbers of seeds per tree that will be cached by Pinon Jays and other vertebrates. Caching sites of Pinon Jays are often at locations especially conducive to germination and growth of pinon pine seedlings.","container-title":"Ecological Monographs","DOI":"10.2307/2937295","ISSN":"0012-9615, 1557-7015","issue":"2","journalAbbreviation":"Ecological Monographs","language":"en","license":"http://onlinelibrary.wiley.com/termsAndConditions#vor","page":"111-126","source":"DOI.org (Crossref)","title":"Reproductive Interdependence of Pinon Jays and Pinon Pines","volume":"48","author":[{"family":"Ligon","given":"J. David"}],"issued":{"date-parts":[["1978",3]]}}}],"schema":"https://github.com/citation-style-language/schema/raw/master/csl-citation.json"} </w:instrText>
       </w:r>
       <w:r>
         <w:fldChar w:fldCharType="separate"/>
@@ -8332,7 +8355,7 @@
         <w:rPr>
           <w:noProof/>
         </w:rPr>
-        <w:t>(53, 59)</w:t>
+        <w:t>(54, 60)</w:t>
       </w:r>
       <w:r>
         <w:fldChar w:fldCharType="end"/>
@@ -8347,7 +8370,7 @@
         <w:fldChar w:fldCharType="begin"/>
       </w:r>
       <w:r>
-        <w:instrText xml:space="preserve"> ADDIN ZOTERO_ITEM CSL_CITATION {"citationID":"Aw5XpQ0V","properties":{"formattedCitation":"(90)","plainCitation":"(90)","noteIndex":0},"citationItems":[{"id":3154,"uris":["http://zotero.org/groups/5634119/items/PM7HT9WA"],"itemData":{"id":3154,"type":"article-journal","abstract":"Abstract\n            \n              Aim\n              Drought stress has focused on water availability during the growing season, thus primarily on summer. However, variation in rainfall continentality can produce striking vegetation differences. We aim to disentangle summer water balance from winter rainfall continentality, to better understand how climate regulates the distributions of woody plants in the western USA.\n            \n            \n              Location\n              Western USA.\n            \n            \n              Time period\n              Actual.\n            \n            \n              Major taxa studied\n              Angiosperms and conifers.\n            \n            \n              Methods\n              We used redundancy analysis (RDA) to investigate correlations between rainfall continentality, summer water balance, minimum winter temperature and length of growing season on the distributions of 130 tree and shrub species in 467 plots. Rainfall continentality was calculated using the Gams index, modified for winter precipitation, and summer water balance with the ratio of summer precipitation to temperature. We estimated actual evapotranspiration (AET), deficit (DEF), mean annual temperature and rainfall from global gridded data sets and correlated them with RDA axes.\n            \n            \n              Results\n              Rainfall continentality measured with the Gams index and minimum temperatures best explained the contrast between oceanic vegetation in the Pacific Coast Ranges and continental vegetation in the Intermountain Region and Rocky Mountains. Growing season length (GSL) was the second strongest factor correlated with vegetation distributions. Summer water balance, despite being the most widely used climatic factor to assess drought stress in biogeography, was the third strongest factor correlating with vegetation classes of the western US. AET was equally correlated with RDA axes 1 and 3, and, thus, could not discriminate between the contrasts in the RDA.\n            \n            \n              Main conclusions\n              Rainfall continentality measured with the winter Gams index provides a more precise metric than summer water balance for understanding the biogeography of woody plants in the western USA. Broadly integrating the Gams index of continentality into plant distributions may improve our understanding of biogeographical distributions and predictions of responses to climate change.","container-title":"Global Ecology and Biogeography","DOI":"10.1111/geb.13223","ISSN":"1466-822X, 1466-8238","issue":"2","journalAbbreviation":"Global Ecol. Biogeogr.","language":"en","page":"384-397","source":"DOI.org (Crossref)","title":"Rainfall continentality, via the winter Gams angle, provides a new dimension to biogeographical distributions in the western United States","volume":"30","author":[{"family":"Michalet","given":"Richard"},{"family":"Choler","given":"Philippe"},{"family":"Callaway","given":"Ragan M."},{"family":"Whitham","given":"Thomas G."}],"editor":[{"family":"Meireles","given":"Jose Eduardo"}],"issued":{"date-parts":[["2021",2]]}}}],"schema":"https://github.com/citation-style-language/schema/raw/master/csl-citation.json"} </w:instrText>
+        <w:instrText xml:space="preserve"> ADDIN ZOTERO_ITEM CSL_CITATION {"citationID":"Aw5XpQ0V","properties":{"formattedCitation":"(91)","plainCitation":"(91)","noteIndex":0},"citationItems":[{"id":3154,"uris":["http://zotero.org/groups/5634119/items/PM7HT9WA"],"itemData":{"id":3154,"type":"article-journal","abstract":"Abstract\n            \n              Aim\n              Drought stress has focused on water availability during the growing season, thus primarily on summer. However, variation in rainfall continentality can produce striking vegetation differences. We aim to disentangle summer water balance from winter rainfall continentality, to better understand how climate regulates the distributions of woody plants in the western USA.\n            \n            \n              Location\n              Western USA.\n            \n            \n              Time period\n              Actual.\n            \n            \n              Major taxa studied\n              Angiosperms and conifers.\n            \n            \n              Methods\n              We used redundancy analysis (RDA) to investigate correlations between rainfall continentality, summer water balance, minimum winter temperature and length of growing season on the distributions of 130 tree and shrub species in 467 plots. Rainfall continentality was calculated using the Gams index, modified for winter precipitation, and summer water balance with the ratio of summer precipitation to temperature. We estimated actual evapotranspiration (AET), deficit (DEF), mean annual temperature and rainfall from global gridded data sets and correlated them with RDA axes.\n            \n            \n              Results\n              Rainfall continentality measured with the Gams index and minimum temperatures best explained the contrast between oceanic vegetation in the Pacific Coast Ranges and continental vegetation in the Intermountain Region and Rocky Mountains. Growing season length (GSL) was the second strongest factor correlated with vegetation distributions. Summer water balance, despite being the most widely used climatic factor to assess drought stress in biogeography, was the third strongest factor correlating with vegetation classes of the western US. AET was equally correlated with RDA axes 1 and 3, and, thus, could not discriminate between the contrasts in the RDA.\n            \n            \n              Main conclusions\n              Rainfall continentality measured with the winter Gams index provides a more precise metric than summer water balance for understanding the biogeography of woody plants in the western USA. Broadly integrating the Gams index of continentality into plant distributions may improve our understanding of biogeographical distributions and predictions of responses to climate change.","container-title":"Global Ecology and Biogeography","DOI":"10.1111/geb.13223","ISSN":"1466-822X, 1466-8238","issue":"2","journalAbbreviation":"Global Ecol. Biogeogr.","language":"en","page":"384-397","source":"DOI.org (Crossref)","title":"Rainfall continentality, via the winter Gams angle, provides a new dimension to biogeographical distributions in the western United States","volume":"30","author":[{"family":"Michalet","given":"Richard"},{"family":"Choler","given":"Philippe"},{"family":"Callaway","given":"Ragan M."},{"family":"Whitham","given":"Thomas G."}],"editor":[{"family":"Meireles","given":"Jose Eduardo"}],"issued":{"date-parts":[["2021",2]]}}}],"schema":"https://github.com/citation-style-language/schema/raw/master/csl-citation.json"} </w:instrText>
       </w:r>
       <w:r>
         <w:fldChar w:fldCharType="separate"/>
@@ -8356,7 +8379,7 @@
         <w:rPr>
           <w:noProof/>
         </w:rPr>
-        <w:t>(90)</w:t>
+        <w:t>(91)</w:t>
       </w:r>
       <w:r>
         <w:fldChar w:fldCharType="end"/>
@@ -8397,7 +8420,7 @@
         <w:fldChar w:fldCharType="begin"/>
       </w:r>
       <w:r>
-        <w:instrText xml:space="preserve"> ADDIN ZOTERO_ITEM CSL_CITATION {"citationID":"JmzjqNzJ","properties":{"formattedCitation":"(91)","plainCitation":"(91)","noteIndex":0},"citationItems":[{"id":2979,"uris":["http://zotero.org/users/6391447/items/MHR2P47Z"],"itemData":{"id":2979,"type":"article-journal","container-title":"Bulletin of the American Meteorological Society","DOI":"10.1175/1520-0477(1997)078&lt;2197:TNAM&gt;2.0.CO;2","ISSN":"0003-0007, 1520-0477","issue":"10","journalAbbreviation":"Bull. Amer. Meteor. Soc.","language":"en","page":"2197-2213","source":"DOI.org (Crossref)","title":"The North American Monsoon","volume":"78","author":[{"family":"Adams","given":"David K."},{"family":"Comrie","given":"Andrew C."}],"issued":{"date-parts":[["1997",10]]}}}],"schema":"https://github.com/citation-style-language/schema/raw/master/csl-citation.json"} </w:instrText>
+        <w:instrText xml:space="preserve"> ADDIN ZOTERO_ITEM CSL_CITATION {"citationID":"JmzjqNzJ","properties":{"formattedCitation":"(92)","plainCitation":"(92)","noteIndex":0},"citationItems":[{"id":2979,"uris":["http://zotero.org/users/6391447/items/MHR2P47Z"],"itemData":{"id":2979,"type":"article-journal","container-title":"Bulletin of the American Meteorological Society","DOI":"10.1175/1520-0477(1997)078&lt;2197:TNAM&gt;2.0.CO;2","ISSN":"0003-0007, 1520-0477","issue":"10","journalAbbreviation":"Bull. Amer. Meteor. Soc.","language":"en","page":"2197-2213","source":"DOI.org (Crossref)","title":"The North American Monsoon","volume":"78","author":[{"family":"Adams","given":"David K."},{"family":"Comrie","given":"Andrew C."}],"issued":{"date-parts":[["1997",10]]}}}],"schema":"https://github.com/citation-style-language/schema/raw/master/csl-citation.json"} </w:instrText>
       </w:r>
       <w:r>
         <w:fldChar w:fldCharType="separate"/>
@@ -8406,7 +8429,7 @@
         <w:rPr>
           <w:noProof/>
         </w:rPr>
-        <w:t>(91)</w:t>
+        <w:t>(92)</w:t>
       </w:r>
       <w:r>
         <w:fldChar w:fldCharType="end"/>
@@ -8438,7 +8461,7 @@
         <w:fldChar w:fldCharType="begin"/>
       </w:r>
       <w:r>
-        <w:instrText xml:space="preserve"> ADDIN ZOTERO_ITEM CSL_CITATION {"citationID":"kjWGRXYS","properties":{"formattedCitation":"(53, 54, 65, 79, 80)","plainCitation":"(53, 54, 65, 79, 80)","noteIndex":0},"citationItems":[{"id":2753,"uris":["http://zotero.org/groups/5634119/items/4RGGXF3K"],"itemData":{"id":2753,"type":"article-journal","abstract":"Pinon Jays (Gymnorhinus cyanoephalus) and pinon pine trees (Pinus edulis) interact in a mutualistic fashion, in that the jays provide a primary means of seed dissemination for pinon trees in the Southwest, while at irregular intervals the trees provide the jays with an abundant and highly nutritious source of food. Availability of pinon seeds permits both late winter (February) and late summer (August) breeding by the jays. Seeds and photoperiod interact synergistically to accelerate gonadal development in late winter. When seeds are abundant, considerable testis growth takes place in some Pinon Jay ♂ ♂ even before the winter solstice. This relationship was investigated experimentally. Use of a specific food (pinon seeds) as a proximate timer for breeding, the ability of individual jays to breed in spring, molt, and breed again in August without an intervening period of gonadal refractoriness, and testicular development in early December, when day length approaches its minimum, are extraordinary characteristics among north—temperate—zone passerine birds. The synchrony of seed production by pinon pines over large geographic areas is interpreted as an evolved mechanism that (1) overwhelms invertebrate seed and cone predators, and (2) increases the numbers of seeds per tree that will be cached by Pinon Jays and other vertebrates. Caching sites of Pinon Jays are often at locations especially conducive to germination and growth of pinon pine seedlings.","container-title":"Ecological Monographs","DOI":"10.2307/2937295","ISSN":"0012-9615, 1557-7015","issue":"2","journalAbbreviation":"Ecological Monographs","language":"en","license":"http://onlinelibrary.wiley.com/termsAndConditions#vor","page":"111-126","source":"DOI.org (Crossref)","title":"Reproductive Interdependence of Pinon Jays and Pinon Pines","volume":"48","author":[{"family":"Ligon","given":"J. David"}],"issued":{"date-parts":[["1978",3]]}}},{"id":2862,"uris":["http://zotero.org/groups/5634119/items/PYGWLTH3"],"itemData":{"id":2862,"type":"article-journal","container-title":"Animal Behaviour","DOI":"10.1016/s0003-3472(88)80244-6","ISSN":"0003-3472","issue":"1","language":"en","license":"https://www.elsevier.com/tdm/userlicense/1.0/","page":"1-10","publisher":"Elsevier BV","source":"Crossref","title":"Do pinyon jays alter nest placement based on prior experience?","volume":"36","author":[{"family":"Marzluff","given":"John M."}],"issued":{"date-parts":[["1988",2]]}}},{"id":2790,"uris":["http://zotero.org/groups/5634119/items/WUFX4TPL"],"itemData":{"id":2790,"type":"article-journal","abstract":"Abstract\n            Climate change is influencing bird phenology worldwide, but we still lack information on how many species are responding over long temporal periods. We assessed how climate affected passerine reproductive timing and productivity at a constant effort mist‐netting station in western Pennsylvania using a model comparison approach. Several lines of evidence point to the sensitivity of 21 breeding passerines to climate change over five decades. The trends for temperature and precipitation over 53 years were slightly positive due to intraseasonal variation, with the greatest temperature increases and precipitation declines in early spring. Regardless of broodedness, migration distance, or breeding season, 13 species hatched young earlier over time with most advancing &gt;3 days per decade. Warm springs were associated with earlier captures of juveniles for 14 species, ranging from 1‐ to 3‐day advancement for every 1 °C increase. This timing was less likely to be influenced by spring precipitation; nevertheless, higher rainfall was usually associated with later appearance of juveniles and breeding condition in females. Temperature and precipitation were positively related to productivity for seven and eleven species, respectively, with negative relations evident for six and eight species. We found that birds fledged young earlier with increasing spring temperatures, potentially benefiting some multibrooded species. Indeed, some extended the duration of breeding in these warm years. Yet, a few species fledged fewer juveniles in warmer and wetter seasons, indicating that expected future increases could be detrimental to locally breeding populations. Although there were no clear relationships between life history traits and breeding phenology, species‐specific responses to climate found in our study provide novel insights into phenological flexibility in songbirds. Our research underscores the value of long‐term monitoring studies and the importance of continuing constant effort sampling in the face of climate change.","container-title":"Global Change Biology","DOI":"10.1111/gcb.13363","ISSN":"1354-1013, 1365-2486","issue":"10","journalAbbreviation":"Global Change Biology","language":"en","license":"http://onlinelibrary.wiley.com/termsAndConditions#vor","page":"3304-3319","source":"DOI.org (Crossref)","title":"Long‐term climate impacts on breeding bird phenology in Pennsylvania, &lt;span style=\"font-variant:small-caps;\"&gt;USA&lt;/span&gt;","title-short":"Long‐term climate impacts on breeding bird phenology in Pennsylvania, &lt;span style=\"font-variant","volume":"22","author":[{"family":"McDermott","given":"Molly E."},{"family":"DeGroote","given":"Lucas W."}],"issued":{"date-parts":[["2016",10]]}}},{"id":2878,"uris":["http://zotero.org/groups/5634119/items/RZAB57RM"],"itemData":{"id":2878,"type":"article-journal","abstract":"The influence of recent climate change on the world's biota has manifested broadly, resulting in latitudinal range shifts, advancing dates of arrival of migrants and onset of breeding, and altered community relationships. Climate change elevates conservation concerns worldwide because it will likely exacerbate a broad range of identified threats to animal populations. In the past few decades, grassland birds have declined faster than other North American avifauna, largely due to habitat threats such as the intensification of agriculture. We examine the effects of local climatic variations on the breeding performance of a bird endemic to the shortgrass prairie, the Lark Bunting (Calamospiza melanocorys) and discuss the implications of our findings relative to future climate predictions. Clutch size, nest survival, and productivity all positively covaried with seasonal precipitation, yet relatively intense daily precipitation events temporarily depressed daily survival of nests. Nest survival was positively related to average temperatures during the breeding season. Declining summer precipitation may reduce the likelihood that Lark Buntings can maintain stable breeding populations in eastern Colorado although average temperature increases of up to 3°C (within the range of this study) may ameliorate declines in survival expected with drier conditions. Historic climate variability in the Great Plains selects for a degree of vagility and opportunism rather than strong site fidelity and specific adaptation to local environments. These traits may lead to northerly shifts in distribution if climatic and habitat conditions become less favorable in the drying southern regions of the Great Plains. Distributional shifts in Lark Buntings could be constrained by future changes in land use, agricultural practices, or vegetative communities that result in further loss of shortgrass prairie habitats.","container-title":"Ecological Applications","DOI":"10.1890/11-0291.1","ISSN":"1051-0761, 1939-5582","issue":"4","language":"en","license":"http://onlinelibrary.wiley.com/termsAndConditions#vor","page":"1131-1145","publisher":"Wiley","source":"Crossref","title":"Weather effects on avian breeding performance and implications of climate change","volume":"22","author":[{"family":"Skagen","given":"Susan K."},{"family":"Adams","given":"Amy A. Yackel"}],"issued":{"date-parts":[["2012",6]]}}},{"id":2860,"uris":["http://zotero.org/groups/5634119/items/MRSH59Y5"],"itemData":{"id":2860,"type":"article-journal","container-title":"The Southwestern Naturalist","issue":"2","page":"180-184","title":"Cache and recovery behavior of wild pinyon jays in northern Arizona","volume":"40","author":[{"family":"Stotz","given":"Nancy G."},{"family":"Balda","given":"Russell P."}],"issued":{"date-parts":[["1995"]]}}}],"schema":"https://github.com/citation-style-language/schema/raw/master/csl-citation.json"} </w:instrText>
+        <w:instrText xml:space="preserve"> ADDIN ZOTERO_ITEM CSL_CITATION {"citationID":"kjWGRXYS","properties":{"formattedCitation":"(54, 55, 66, 80, 81)","plainCitation":"(54, 55, 66, 80, 81)","noteIndex":0},"citationItems":[{"id":2753,"uris":["http://zotero.org/groups/5634119/items/4RGGXF3K"],"itemData":{"id":2753,"type":"article-journal","abstract":"Pinon Jays (Gymnorhinus cyanoephalus) and pinon pine trees (Pinus edulis) interact in a mutualistic fashion, in that the jays provide a primary means of seed dissemination for pinon trees in the Southwest, while at irregular intervals the trees provide the jays with an abundant and highly nutritious source of food. Availability of pinon seeds permits both late winter (February) and late summer (August) breeding by the jays. Seeds and photoperiod interact synergistically to accelerate gonadal development in late winter. When seeds are abundant, considerable testis growth takes place in some Pinon Jay ♂ ♂ even before the winter solstice. This relationship was investigated experimentally. Use of a specific food (pinon seeds) as a proximate timer for breeding, the ability of individual jays to breed in spring, molt, and breed again in August without an intervening period of gonadal refractoriness, and testicular development in early December, when day length approaches its minimum, are extraordinary characteristics among north—temperate—zone passerine birds. The synchrony of seed production by pinon pines over large geographic areas is interpreted as an evolved mechanism that (1) overwhelms invertebrate seed and cone predators, and (2) increases the numbers of seeds per tree that will be cached by Pinon Jays and other vertebrates. Caching sites of Pinon Jays are often at locations especially conducive to germination and growth of pinon pine seedlings.","container-title":"Ecological Monographs","DOI":"10.2307/2937295","ISSN":"0012-9615, 1557-7015","issue":"2","journalAbbreviation":"Ecological Monographs","language":"en","license":"http://onlinelibrary.wiley.com/termsAndConditions#vor","page":"111-126","source":"DOI.org (Crossref)","title":"Reproductive Interdependence of Pinon Jays and Pinon Pines","volume":"48","author":[{"family":"Ligon","given":"J. David"}],"issued":{"date-parts":[["1978",3]]}}},{"id":2862,"uris":["http://zotero.org/groups/5634119/items/PYGWLTH3"],"itemData":{"id":2862,"type":"article-journal","container-title":"Animal Behaviour","DOI":"10.1016/s0003-3472(88)80244-6","ISSN":"0003-3472","issue":"1","language":"en","license":"https://www.elsevier.com/tdm/userlicense/1.0/","page":"1-10","publisher":"Elsevier BV","source":"Crossref","title":"Do pinyon jays alter nest placement based on prior experience?","volume":"36","author":[{"family":"Marzluff","given":"John M."}],"issued":{"date-parts":[["1988",2]]}}},{"id":2790,"uris":["http://zotero.org/groups/5634119/items/WUFX4TPL"],"itemData":{"id":2790,"type":"article-journal","abstract":"Abstract\n            Climate change is influencing bird phenology worldwide, but we still lack information on how many species are responding over long temporal periods. We assessed how climate affected passerine reproductive timing and productivity at a constant effort mist‐netting station in western Pennsylvania using a model comparison approach. Several lines of evidence point to the sensitivity of 21 breeding passerines to climate change over five decades. The trends for temperature and precipitation over 53 years were slightly positive due to intraseasonal variation, with the greatest temperature increases and precipitation declines in early spring. Regardless of broodedness, migration distance, or breeding season, 13 species hatched young earlier over time with most advancing &gt;3 days per decade. Warm springs were associated with earlier captures of juveniles for 14 species, ranging from 1‐ to 3‐day advancement for every 1 °C increase. This timing was less likely to be influenced by spring precipitation; nevertheless, higher rainfall was usually associated with later appearance of juveniles and breeding condition in females. Temperature and precipitation were positively related to productivity for seven and eleven species, respectively, with negative relations evident for six and eight species. We found that birds fledged young earlier with increasing spring temperatures, potentially benefiting some multibrooded species. Indeed, some extended the duration of breeding in these warm years. Yet, a few species fledged fewer juveniles in warmer and wetter seasons, indicating that expected future increases could be detrimental to locally breeding populations. Although there were no clear relationships between life history traits and breeding phenology, species‐specific responses to climate found in our study provide novel insights into phenological flexibility in songbirds. Our research underscores the value of long‐term monitoring studies and the importance of continuing constant effort sampling in the face of climate change.","container-title":"Global Change Biology","DOI":"10.1111/gcb.13363","ISSN":"1354-1013, 1365-2486","issue":"10","journalAbbreviation":"Global Change Biology","language":"en","license":"http://onlinelibrary.wiley.com/termsAndConditions#vor","page":"3304-3319","source":"DOI.org (Crossref)","title":"Long‐term climate impacts on breeding bird phenology in Pennsylvania, &lt;span style=\"font-variant:small-caps;\"&gt;USA&lt;/span&gt;","title-short":"Long‐term climate impacts on breeding bird phenology in Pennsylvania, &lt;span style=\"font-variant","volume":"22","author":[{"family":"McDermott","given":"Molly E."},{"family":"DeGroote","given":"Lucas W."}],"issued":{"date-parts":[["2016",10]]}}},{"id":2878,"uris":["http://zotero.org/groups/5634119/items/RZAB57RM"],"itemData":{"id":2878,"type":"article-journal","abstract":"The influence of recent climate change on the world's biota has manifested broadly, resulting in latitudinal range shifts, advancing dates of arrival of migrants and onset of breeding, and altered community relationships. Climate change elevates conservation concerns worldwide because it will likely exacerbate a broad range of identified threats to animal populations. In the past few decades, grassland birds have declined faster than other North American avifauna, largely due to habitat threats such as the intensification of agriculture. We examine the effects of local climatic variations on the breeding performance of a bird endemic to the shortgrass prairie, the Lark Bunting (Calamospiza melanocorys) and discuss the implications of our findings relative to future climate predictions. Clutch size, nest survival, and productivity all positively covaried with seasonal precipitation, yet relatively intense daily precipitation events temporarily depressed daily survival of nests. Nest survival was positively related to average temperatures during the breeding season. Declining summer precipitation may reduce the likelihood that Lark Buntings can maintain stable breeding populations in eastern Colorado although average temperature increases of up to 3°C (within the range of this study) may ameliorate declines in survival expected with drier conditions. Historic climate variability in the Great Plains selects for a degree of vagility and opportunism rather than strong site fidelity and specific adaptation to local environments. These traits may lead to northerly shifts in distribution if climatic and habitat conditions become less favorable in the drying southern regions of the Great Plains. Distributional shifts in Lark Buntings could be constrained by future changes in land use, agricultural practices, or vegetative communities that result in further loss of shortgrass prairie habitats.","container-title":"Ecological Applications","DOI":"10.1890/11-0291.1","ISSN":"1051-0761, 1939-5582","issue":"4","language":"en","license":"http://onlinelibrary.wiley.com/termsAndConditions#vor","page":"1131-1145","publisher":"Wiley","source":"Crossref","title":"Weather effects on avian breeding performance and implications of climate change","volume":"22","author":[{"family":"Skagen","given":"Susan K."},{"family":"Adams","given":"Amy A. Yackel"}],"issued":{"date-parts":[["2012",6]]}}},{"id":2860,"uris":["http://zotero.org/groups/5634119/items/MRSH59Y5"],"itemData":{"id":2860,"type":"article-journal","container-title":"The Southwestern Naturalist","issue":"2","page":"180-184","title":"Cache and recovery behavior of wild pinyon jays in northern Arizona","volume":"40","author":[{"family":"Stotz","given":"Nancy G."},{"family":"Balda","given":"Russell P."}],"issued":{"date-parts":[["1995"]]}}}],"schema":"https://github.com/citation-style-language/schema/raw/master/csl-citation.json"} </w:instrText>
       </w:r>
       <w:r>
         <w:fldChar w:fldCharType="separate"/>
@@ -8447,7 +8470,7 @@
         <w:rPr>
           <w:noProof/>
         </w:rPr>
-        <w:t>(53, 54, 65, 79, 80)</w:t>
+        <w:t>(54, 55, 66, 80, 81)</w:t>
       </w:r>
       <w:r>
         <w:fldChar w:fldCharType="end"/>
@@ -8482,7 +8505,7 @@
         <w:fldChar w:fldCharType="begin"/>
       </w:r>
       <w:r>
-        <w:instrText xml:space="preserve"> ADDIN ZOTERO_ITEM CSL_CITATION {"citationID":"1cMIJv9N","properties":{"formattedCitation":"(84)","plainCitation":"(84)","noteIndex":0},"citationItems":[{"id":2357,"uris":["http://zotero.org/groups/5634119/items/HNHDJ28B"],"itemData":{"id":2357,"type":"report","publisher":"USDA Forest Service, Rocky Mountain Region","title":"Pinyon Jay (Gymnorhinus cyanocephalus): a technical conservation assessment.","URL":"http://www.fs.fed.us/r2/projects/scp/assessments/pinyonjay.pdf","author":[{"family":"Wiggins","given":"D. A."}],"issued":{"date-parts":[["2005"]]}}}],"schema":"https://github.com/citation-style-language/schema/raw/master/csl-citation.json"} </w:instrText>
+        <w:instrText xml:space="preserve"> ADDIN ZOTERO_ITEM CSL_CITATION {"citationID":"1cMIJv9N","properties":{"formattedCitation":"(85)","plainCitation":"(85)","noteIndex":0},"citationItems":[{"id":2357,"uris":["http://zotero.org/groups/5634119/items/HNHDJ28B"],"itemData":{"id":2357,"type":"report","publisher":"USDA Forest Service, Rocky Mountain Region","title":"Pinyon Jay (Gymnorhinus cyanocephalus): a technical conservation assessment.","URL":"http://www.fs.fed.us/r2/projects/scp/assessments/pinyonjay.pdf","author":[{"family":"Wiggins","given":"D. A."}],"issued":{"date-parts":[["2005"]]}}}],"schema":"https://github.com/citation-style-language/schema/raw/master/csl-citation.json"} </w:instrText>
       </w:r>
       <w:r>
         <w:fldChar w:fldCharType="separate"/>
@@ -8491,7 +8514,7 @@
         <w:rPr>
           <w:noProof/>
         </w:rPr>
-        <w:t>(84)</w:t>
+        <w:t>(85)</w:t>
       </w:r>
       <w:r>
         <w:fldChar w:fldCharType="end"/>
@@ -8534,7 +8557,7 @@
         <w:fldChar w:fldCharType="begin"/>
       </w:r>
       <w:r>
-        <w:instrText xml:space="preserve"> ADDIN ZOTERO_ITEM CSL_CITATION {"citationID":"McOMtfiC","properties":{"formattedCitation":"(92)","plainCitation":"(92)","noteIndex":0},"citationItems":[{"id":2881,"uris":["http://zotero.org/groups/5634119/items/ESXTL444"],"itemData":{"id":2881,"type":"article-journal","abstract":"Summary.  Spatial replication is a common theme in count surveys of animals. Such surveys often generate sparse count data from which it is difficult to estimate population size while formally accounting for detection probability. In this article, I describe a class of models (N‐mixture models) which allow for estimation of population size from such data. The key idea is to view site‐specific population sizes, N, as independent random variables distributed according to some mixing distribution (e.g., Poisson). Prior parameters are estimated from the marginal likelihood of the data, having integrated over the prior distribution for N. Carroll and Lombard (1985, Journal of American Statistical Association80, 423–426) proposed a class of estimators based on mixing over a prior distribution for detection probability. Their estimator can be applied in limited settings, but is sensitive to prior parameter values that are fixed a priori. Spatial replication provides additional information regarding the parameters of the prior distribution on N that is exploited by the N‐mixture models and which leads to reasonable estimates of abundance from sparse data. A simulation study demonstrates superior operating characteristics (bias, confidence interval coverage) of the N‐mixture estimator compared to the Caroll and Lombard estimator. Both estimators are applied to point count data on six species of birds illustrating the sensitivity to choice of prior on p and substantially different estimates of abundance as a consequence.","container-title":"Biometrics","DOI":"10.1111/j.0006-341x.2004.00142.x","ISSN":"0006-341X, 1541-0420","issue":"1","language":"en","license":"http://onlinelibrary.wiley.com/termsAndConditions#vor","page":"108-115","publisher":"Oxford University Press (OUP)","source":"Crossref","title":"&lt;i&gt;N&lt;/i&gt;‐Mixture Models for Estimating Population Size from Spatially Replicated Counts","volume":"60","author":[{"family":"Royle","given":"J. Andrew"}],"issued":{"date-parts":[["2004",3]]}}}],"schema":"https://github.com/citation-style-language/schema/raw/master/csl-citation.json"} </w:instrText>
+        <w:instrText xml:space="preserve"> ADDIN ZOTERO_ITEM CSL_CITATION {"citationID":"McOMtfiC","properties":{"formattedCitation":"(93)","plainCitation":"(93)","noteIndex":0},"citationItems":[{"id":2881,"uris":["http://zotero.org/groups/5634119/items/ESXTL444"],"itemData":{"id":2881,"type":"article-journal","abstract":"Summary.  Spatial replication is a common theme in count surveys of animals. Such surveys often generate sparse count data from which it is difficult to estimate population size while formally accounting for detection probability. In this article, I describe a class of models (N‐mixture models) which allow for estimation of population size from such data. The key idea is to view site‐specific population sizes, N, as independent random variables distributed according to some mixing distribution (e.g., Poisson). Prior parameters are estimated from the marginal likelihood of the data, having integrated over the prior distribution for N. Carroll and Lombard (1985, Journal of American Statistical Association80, 423–426) proposed a class of estimators based on mixing over a prior distribution for detection probability. Their estimator can be applied in limited settings, but is sensitive to prior parameter values that are fixed a priori. Spatial replication provides additional information regarding the parameters of the prior distribution on N that is exploited by the N‐mixture models and which leads to reasonable estimates of abundance from sparse data. A simulation study demonstrates superior operating characteristics (bias, confidence interval coverage) of the N‐mixture estimator compared to the Caroll and Lombard estimator. Both estimators are applied to point count data on six species of birds illustrating the sensitivity to choice of prior on p and substantially different estimates of abundance as a consequence.","container-title":"Biometrics","DOI":"10.1111/j.0006-341x.2004.00142.x","ISSN":"0006-341X, 1541-0420","issue":"1","language":"en","license":"http://onlinelibrary.wiley.com/termsAndConditions#vor","page":"108-115","publisher":"Oxford University Press (OUP)","source":"Crossref","title":"&lt;i&gt;N&lt;/i&gt;‐Mixture Models for Estimating Population Size from Spatially Replicated Counts","volume":"60","author":[{"family":"Royle","given":"J. Andrew"}],"issued":{"date-parts":[["2004",3]]}}}],"schema":"https://github.com/citation-style-language/schema/raw/master/csl-citation.json"} </w:instrText>
       </w:r>
       <w:r>
         <w:fldChar w:fldCharType="separate"/>
@@ -8543,7 +8566,7 @@
         <w:rPr>
           <w:noProof/>
         </w:rPr>
-        <w:t>(92)</w:t>
+        <w:t>(93)</w:t>
       </w:r>
       <w:r>
         <w:fldChar w:fldCharType="end"/>
@@ -8559,7 +8582,7 @@
         <w:fldChar w:fldCharType="begin"/>
       </w:r>
       <w:r>
-        <w:instrText xml:space="preserve"> ADDIN ZOTERO_ITEM CSL_CITATION {"citationID":"qWGCO5Po","properties":{"formattedCitation":"(18)","plainCitation":"(18)","noteIndex":0},"citationItems":[{"id":67,"uris":["http://zotero.org/users/6391447/items/HCIC6RJW"],"itemData":{"id":67,"type":"article-journal","abstract":"The role of time in ecology has a long history of investigation, but ecologists have largely restricted their attention to the inﬂuence of concurrent abiotic conditions on rates and magnitudes of important ecological processes. Recently, however, ecologists have improved their understanding of ecological processes by explicitly considering the effects of antecedent conditions. To broadly help in studying the role of time, we evaluate the length, temporal pattern, and strength of memory with respect to the inﬂuence of antecedent conditions on current ecological dynamics. We developed the stochastic antecedent modelling (SAM) framework as a ﬂexible analytic approach for evaluating exogenous and endogenous process components of memory in a system of interest. We designed SAM to be useful in revealing novel insights promoting further study, illustrated in four examples with different degrees of complexity and varying time scales: stomatal conductance, soil respiration, ecosystem productivity, and tree growth. Models with antecedent effects explained an additional 18–28% of response variation compared to models without antecedent effects. Moreover, SAM also enabled identiﬁcation of potential mechanisms that underlie components of memory, thus revealing temporal properties that are not apparent from traditional treatments of ecological time-series data and facilitating new hypothesis generation and additional research.","container-title":"Ecology Letters","DOI":"10.1111/ele.12399","ISSN":"1461-023X, 1461-0248","issue":"3","journalAbbreviation":"Ecol Lett","language":"en","page":"221-235","source":"DOI.org (Crossref)","title":"Quantifying ecological memory in plant and ecosystem processes","volume":"18","author":[{"family":"Ogle","given":"Kiona"},{"family":"Barber","given":"Jarrett J."},{"family":"Barron‐Gafford","given":"Greg A."},{"family":"Bentley","given":"Lisa Patrick"},{"family":"Young","given":"Jessica M."},{"family":"Huxman","given":"Travis E."},{"family":"Loik","given":"Michael E."},{"family":"Tissue","given":"David T."}],"editor":[{"family":"Cleland","given":"Elsa"}],"issued":{"date-parts":[["2015",3]]}}}],"schema":"https://github.com/citation-style-language/schema/raw/master/csl-citation.json"} </w:instrText>
+        <w:instrText xml:space="preserve"> ADDIN ZOTERO_ITEM CSL_CITATION {"citationID":"qWGCO5Po","properties":{"formattedCitation":"(19)","plainCitation":"(19)","noteIndex":0},"citationItems":[{"id":67,"uris":["http://zotero.org/users/6391447/items/HCIC6RJW"],"itemData":{"id":67,"type":"article-journal","abstract":"The role of time in ecology has a long history of investigation, but ecologists have largely restricted their attention to the inﬂuence of concurrent abiotic conditions on rates and magnitudes of important ecological processes. Recently, however, ecologists have improved their understanding of ecological processes by explicitly considering the effects of antecedent conditions. To broadly help in studying the role of time, we evaluate the length, temporal pattern, and strength of memory with respect to the inﬂuence of antecedent conditions on current ecological dynamics. We developed the stochastic antecedent modelling (SAM) framework as a ﬂexible analytic approach for evaluating exogenous and endogenous process components of memory in a system of interest. We designed SAM to be useful in revealing novel insights promoting further study, illustrated in four examples with different degrees of complexity and varying time scales: stomatal conductance, soil respiration, ecosystem productivity, and tree growth. Models with antecedent effects explained an additional 18–28% of response variation compared to models without antecedent effects. Moreover, SAM also enabled identiﬁcation of potential mechanisms that underlie components of memory, thus revealing temporal properties that are not apparent from traditional treatments of ecological time-series data and facilitating new hypothesis generation and additional research.","container-title":"Ecology Letters","DOI":"10.1111/ele.12399","ISSN":"1461-023X, 1461-0248","issue":"3","journalAbbreviation":"Ecol Lett","language":"en","page":"221-235","source":"DOI.org (Crossref)","title":"Quantifying ecological memory in plant and ecosystem processes","volume":"18","author":[{"family":"Ogle","given":"Kiona"},{"family":"Barber","given":"Jarrett J."},{"family":"Barron‐Gafford","given":"Greg A."},{"family":"Bentley","given":"Lisa Patrick"},{"family":"Young","given":"Jessica M."},{"family":"Huxman","given":"Travis E."},{"family":"Loik","given":"Michael E."},{"family":"Tissue","given":"David T."}],"editor":[{"family":"Cleland","given":"Elsa"}],"issued":{"date-parts":[["2015",3]]}}}],"schema":"https://github.com/citation-style-language/schema/raw/master/csl-citation.json"} </w:instrText>
       </w:r>
       <w:r>
         <w:fldChar w:fldCharType="separate"/>
@@ -8568,7 +8591,7 @@
         <w:rPr>
           <w:noProof/>
         </w:rPr>
-        <w:t>(18)</w:t>
+        <w:t>(19)</w:t>
       </w:r>
       <w:r>
         <w:fldChar w:fldCharType="end"/>
@@ -8596,7 +8619,7 @@
         <w:fldChar w:fldCharType="begin"/>
       </w:r>
       <w:r>
-        <w:instrText xml:space="preserve"> ADDIN ZOTERO_ITEM CSL_CITATION {"citationID":"nmQtKzuI","properties":{"formattedCitation":"(93)","plainCitation":"(93)","noteIndex":0},"citationItems":[{"id":3036,"uris":["http://zotero.org/users/6391447/items/7TEDZ7MS"],"itemData":{"id":3036,"type":"article-journal","container-title":"Community Ecology","DOI":"10.1556/ComEc.9.2008.2.10","ISSN":"1585-8553, 1588-2756","issue":"2","journalAbbreviation":"Community Ecology","language":"en","page":"207-216","source":"DOI.org (Crossref)","title":"Imperfect detection and its consequences for monitoring for conservation","volume":"9","author":[{"family":"Kéry","given":"M."},{"family":"Schmidt","given":"B."}],"issued":{"date-parts":[["2008",12]]}}}],"schema":"https://github.com/citation-style-language/schema/raw/master/csl-citation.json"} </w:instrText>
+        <w:instrText xml:space="preserve"> ADDIN ZOTERO_ITEM CSL_CITATION {"citationID":"nmQtKzuI","properties":{"formattedCitation":"(94)","plainCitation":"(94)","noteIndex":0},"citationItems":[{"id":3036,"uris":["http://zotero.org/users/6391447/items/7TEDZ7MS"],"itemData":{"id":3036,"type":"article-journal","container-title":"Community Ecology","DOI":"10.1556/ComEc.9.2008.2.10","ISSN":"1585-8553, 1588-2756","issue":"2","journalAbbreviation":"Community Ecology","language":"en","page":"207-216","source":"DOI.org (Crossref)","title":"Imperfect detection and its consequences for monitoring for conservation","volume":"9","author":[{"family":"Kéry","given":"M."},{"family":"Schmidt","given":"B."}],"issued":{"date-parts":[["2008",12]]}}}],"schema":"https://github.com/citation-style-language/schema/raw/master/csl-citation.json"} </w:instrText>
       </w:r>
       <w:r>
         <w:fldChar w:fldCharType="separate"/>
@@ -8605,7 +8628,7 @@
         <w:rPr>
           <w:rFonts w:cs="Times New Roman"/>
         </w:rPr>
-        <w:t>(93)</w:t>
+        <w:t>(94)</w:t>
       </w:r>
       <w:r>
         <w:fldChar w:fldCharType="end"/>
@@ -8617,7 +8640,7 @@
         <w:fldChar w:fldCharType="begin"/>
       </w:r>
       <w:r>
-        <w:instrText xml:space="preserve"> ADDIN ZOTERO_ITEM CSL_CITATION {"citationID":"BfqVeCcz","properties":{"formattedCitation":"(94)","plainCitation":"(94)","noteIndex":0},"citationItems":[{"id":2688,"uris":["http://zotero.org/users/6391447/items/V68MKT34"],"itemData":{"id":2688,"type":"article-journal","abstract":"Relationships between species abundance and occupancy are of considerable interest in metapopulation biology and in macroecology. Such relationships may be described concisely using probability models that characterize variation in abundance of a species. However, estimation of the parameters of these models in most ecological problems is impaired by imperfect detection. When organisms are detected imperfectly, observed counts are biased estimates of true abundance, and this induces bias in stated occupancy or occurrence probability. In this paper we consider a class of models that enable estimation of abundance/occupancy relationships from counts of organisms that result from surveys in which detection is imperfect. Under such models, parameter estimation and inference are based on conventional likelihood methods. We provide an application of these models to geographically extensive breeding bird survey data in which alternative models of abundance are considered that include factors that influence variation in abundance and detectability. Using these models, we produce estimates of abundance and occupancy maps that honor important sources of spatial variation in avian abundance and provide clearly interpretable characterizations of abundance and occupancy adjusted for imperfect detection.","container-title":"Oikos","DOI":"10.1111/j.0030-1299.2005.13534.x","ISSN":"0030-1299, 1600-0706","issue":"2","journalAbbreviation":"Oikos","language":"en","page":"353-359","source":"DOI.org (Crossref)","title":"Modelling occurrence and abundance of species when detection is imperfect","volume":"110","author":[{"family":"Royle","given":"J. Andrew"},{"family":"Nichols","given":"James D."},{"family":"Kéry","given":"Marc"}],"issued":{"date-parts":[["2005",8]]}}}],"schema":"https://github.com/citation-style-language/schema/raw/master/csl-citation.json"} </w:instrText>
+        <w:instrText xml:space="preserve"> ADDIN ZOTERO_ITEM CSL_CITATION {"citationID":"BfqVeCcz","properties":{"formattedCitation":"(95)","plainCitation":"(95)","noteIndex":0},"citationItems":[{"id":2688,"uris":["http://zotero.org/users/6391447/items/V68MKT34"],"itemData":{"id":2688,"type":"article-journal","abstract":"Relationships between species abundance and occupancy are of considerable interest in metapopulation biology and in macroecology. Such relationships may be described concisely using probability models that characterize variation in abundance of a species. However, estimation of the parameters of these models in most ecological problems is impaired by imperfect detection. When organisms are detected imperfectly, observed counts are biased estimates of true abundance, and this induces bias in stated occupancy or occurrence probability. In this paper we consider a class of models that enable estimation of abundance/occupancy relationships from counts of organisms that result from surveys in which detection is imperfect. Under such models, parameter estimation and inference are based on conventional likelihood methods. We provide an application of these models to geographically extensive breeding bird survey data in which alternative models of abundance are considered that include factors that influence variation in abundance and detectability. Using these models, we produce estimates of abundance and occupancy maps that honor important sources of spatial variation in avian abundance and provide clearly interpretable characterizations of abundance and occupancy adjusted for imperfect detection.","container-title":"Oikos","DOI":"10.1111/j.0030-1299.2005.13534.x","ISSN":"0030-1299, 1600-0706","issue":"2","journalAbbreviation":"Oikos","language":"en","page":"353-359","source":"DOI.org (Crossref)","title":"Modelling occurrence and abundance of species when detection is imperfect","volume":"110","author":[{"family":"Royle","given":"J. Andrew"},{"family":"Nichols","given":"James D."},{"family":"Kéry","given":"Marc"}],"issued":{"date-parts":[["2005",8]]}}}],"schema":"https://github.com/citation-style-language/schema/raw/master/csl-citation.json"} </w:instrText>
       </w:r>
       <w:r>
         <w:fldChar w:fldCharType="separate"/>
@@ -8626,7 +8649,7 @@
         <w:rPr>
           <w:noProof/>
         </w:rPr>
-        <w:t>(94)</w:t>
+        <w:t>(95)</w:t>
       </w:r>
       <w:r>
         <w:fldChar w:fldCharType="end"/>
@@ -8638,7 +8661,7 @@
         <w:fldChar w:fldCharType="begin"/>
       </w:r>
       <w:r>
-        <w:instrText xml:space="preserve"> ADDIN ZOTERO_ITEM CSL_CITATION {"citationID":"WtuBG0QJ","properties":{"formattedCitation":"(95)","plainCitation":"(95)","noteIndex":0},"citationItems":[{"id":2833,"uris":["http://zotero.org/groups/5634119/items/RHRHETY4"],"itemData":{"id":2833,"type":"article-journal","abstract":"Abstract               An occupancy model makes use of data that are structured as sets of repeated visits to each of many sites, in order to estimate the actual probability of occupancy (i.e. proportion of occupied sites) after correcting for imperfect detection using the information contained in the sets of repeated observations. We explore the conditions under which preexisting, volunteer-collected data from the citizen science project eBird can be used for fitting occupancy models. Because the majority of eBird’s data are not collected in the form of repeated observations at individual locations, we explore 2 ways in which the single-visit records could be used in occupancy models. First, we assess the potential for space-for-time substitution: aggregating single-visit records from different locations within a region into pseudo-repeat visits. On average, eBird’s observers did not make their observations at locations that were representative of the habitat in the surrounding area, which would lead to biased estimates of occupancy probabilities when using space-for-time substitution. Thus, the use of space-for-time substitution is not always appropriate. Second, we explored the utility of including data from single-visit records to supplement sets of repeated-visit data. In a simulation study we found that inclusion of single-visit records increased the precision of occupancy estimates, but only when detection probabilities are high. When detection probability was low, the addition of single-visit records exacerbated biases in estimates of occupancy probability. We conclude that subsets of data from eBird, and likely from similar projects, can be used for occupancy modeling either using space-for-time substitution or supplementing repeated-visit data with data from single-visit records. The appropriateness of either alternative will depend on the goals of a study and on the probabilities of detection and occupancy of the species of interest.","container-title":"Ornithology","DOI":"10.1093/ornithology/ukad035","ISSN":"0004-8038, 2732-4613","issue":"4","language":"en","license":"https://academic.oup.com/pages/standard-publication-reuse-rights","publisher":"Oxford University Press (OUP)","source":"Crossref","title":"Considerations for fitting occupancy models to data from eBird and similar volunteer-collected data","URL":"https://academic.oup.com/auk/article/doi/10.1093/ornithology/ukad035/7229681","volume":"140","author":[{"family":"Hochachka","given":"Wesley M"},{"family":"Ruiz-Gutierrez","given":"Viviana"},{"family":"Johnston","given":"Alison"}],"accessed":{"date-parts":[["2025",7,14]]},"issued":{"date-parts":[["2023",9,27]]}}}],"schema":"https://github.com/citation-style-language/schema/raw/master/csl-citation.json"} </w:instrText>
+        <w:instrText xml:space="preserve"> ADDIN ZOTERO_ITEM CSL_CITATION {"citationID":"WtuBG0QJ","properties":{"formattedCitation":"(96)","plainCitation":"(96)","noteIndex":0},"citationItems":[{"id":2833,"uris":["http://zotero.org/groups/5634119/items/RHRHETY4"],"itemData":{"id":2833,"type":"article-journal","abstract":"Abstract               An occupancy model makes use of data that are structured as sets of repeated visits to each of many sites, in order to estimate the actual probability of occupancy (i.e. proportion of occupied sites) after correcting for imperfect detection using the information contained in the sets of repeated observations. We explore the conditions under which preexisting, volunteer-collected data from the citizen science project eBird can be used for fitting occupancy models. Because the majority of eBird’s data are not collected in the form of repeated observations at individual locations, we explore 2 ways in which the single-visit records could be used in occupancy models. First, we assess the potential for space-for-time substitution: aggregating single-visit records from different locations within a region into pseudo-repeat visits. On average, eBird’s observers did not make their observations at locations that were representative of the habitat in the surrounding area, which would lead to biased estimates of occupancy probabilities when using space-for-time substitution. Thus, the use of space-for-time substitution is not always appropriate. Second, we explored the utility of including data from single-visit records to supplement sets of repeated-visit data. In a simulation study we found that inclusion of single-visit records increased the precision of occupancy estimates, but only when detection probabilities are high. When detection probability was low, the addition of single-visit records exacerbated biases in estimates of occupancy probability. We conclude that subsets of data from eBird, and likely from similar projects, can be used for occupancy modeling either using space-for-time substitution or supplementing repeated-visit data with data from single-visit records. The appropriateness of either alternative will depend on the goals of a study and on the probabilities of detection and occupancy of the species of interest.","container-title":"Ornithology","DOI":"10.1093/ornithology/ukad035","ISSN":"0004-8038, 2732-4613","issue":"4","language":"en","license":"https://academic.oup.com/pages/standard-publication-reuse-rights","publisher":"Oxford University Press (OUP)","source":"Crossref","title":"Considerations for fitting occupancy models to data from eBird and similar volunteer-collected data","URL":"https://academic.oup.com/auk/article/doi/10.1093/ornithology/ukad035/7229681","volume":"140","author":[{"family":"Hochachka","given":"Wesley M"},{"family":"Ruiz-Gutierrez","given":"Viviana"},{"family":"Johnston","given":"Alison"}],"accessed":{"date-parts":[["2025",7,14]]},"issued":{"date-parts":[["2023",9,27]]}}}],"schema":"https://github.com/citation-style-language/schema/raw/master/csl-citation.json"} </w:instrText>
       </w:r>
       <w:r>
         <w:fldChar w:fldCharType="separate"/>
@@ -8647,7 +8670,7 @@
         <w:rPr>
           <w:noProof/>
         </w:rPr>
-        <w:t>(95)</w:t>
+        <w:t>(96)</w:t>
       </w:r>
       <w:r>
         <w:fldChar w:fldCharType="end"/>
@@ -8656,10 +8679,7 @@
         <w:t>). We verified that checklists within our filtered dataset met this assumption by comparing values for all covariates at locations with checklists to all gridded data available for those covariates (</w:t>
       </w:r>
       <w:r>
-        <w:t>SI Figure</w:t>
-      </w:r>
-      <w:r>
-        <w:t xml:space="preserve"> 2</w:t>
+        <w:t>Figure S2</w:t>
       </w:r>
       <w:r>
         <w:t>).</w:t>
@@ -12314,43 +12334,23 @@
       </w:r>
       <w:r>
         <w:tab/>
-        <w:t xml:space="preserve">C. Finn, F. </w:t>
+        <w:t xml:space="preserve">A. Miller-ter Kuile, A. Wion, K. Rodman, J. Sanderlin, K. Ogle, </w:t>
       </w:r>
       <w:proofErr w:type="spellStart"/>
       <w:r>
-        <w:t>Grattarola</w:t>
+        <w:t>anamtk</w:t>
       </w:r>
       <w:proofErr w:type="spellEnd"/>
       <w:r>
-        <w:t xml:space="preserve">, D. Pincheira‐Donoso, </w:t>
-      </w:r>
-      <w:proofErr w:type="gramStart"/>
-      <w:r>
-        <w:t>More</w:t>
-      </w:r>
-      <w:proofErr w:type="gramEnd"/>
-      <w:r>
-        <w:t xml:space="preserve"> losers than winners: investigating Anthropocene defaunation through the diversity of population trends. </w:t>
-      </w:r>
-      <w:r>
-        <w:rPr>
-          <w:i/>
-          <w:iCs/>
-        </w:rPr>
-        <w:t>Biological Reviews</w:t>
-      </w:r>
-      <w:r>
-        <w:t xml:space="preserve"> </w:t>
-      </w:r>
-      <w:r>
-        <w:rPr>
-          <w:b/>
-          <w:bCs/>
-        </w:rPr>
-        <w:t>98</w:t>
-      </w:r>
-      <w:r>
-        <w:t>, 1732–1748 (2023).</w:t>
+        <w:t>/</w:t>
+      </w:r>
+      <w:proofErr w:type="spellStart"/>
+      <w:r>
+        <w:t>pinyon_jay_archive</w:t>
+      </w:r>
+      <w:proofErr w:type="spellEnd"/>
+      <w:r>
+        <w:t>: v1. (2026). https://doi.org/10.5281/ZENODO.18343362. Deposited 22 January 2026.</w:t>
       </w:r>
     </w:p>
     <w:p>
@@ -12362,45 +12362,43 @@
       </w:r>
       <w:r>
         <w:tab/>
-        <w:t xml:space="preserve">A. S. Hogue, K. Breon, The greatest threats to species. </w:t>
+        <w:t xml:space="preserve">C. Finn, F. </w:t>
       </w:r>
       <w:proofErr w:type="spellStart"/>
       <w:r>
-        <w:rPr>
-          <w:i/>
-          <w:iCs/>
-        </w:rPr>
-        <w:t>Conservat</w:t>
+        <w:t>Grattarola</w:t>
       </w:r>
       <w:proofErr w:type="spellEnd"/>
       <w:r>
-        <w:rPr>
-          <w:i/>
-          <w:iCs/>
-        </w:rPr>
-        <w:t xml:space="preserve"> Sci and </w:t>
-      </w:r>
-      <w:proofErr w:type="spellStart"/>
-      <w:r>
-        <w:rPr>
-          <w:i/>
-          <w:iCs/>
-        </w:rPr>
-        <w:t>Prac</w:t>
-      </w:r>
-      <w:proofErr w:type="spellEnd"/>
-      <w:r>
-        <w:t xml:space="preserve"> </w:t>
-      </w:r>
-      <w:r>
-        <w:rPr>
-          <w:b/>
-          <w:bCs/>
-        </w:rPr>
-        <w:t>4</w:t>
-      </w:r>
-      <w:r>
-        <w:t>, e12670 (2022).</w:t>
+        <w:t xml:space="preserve">, D. Pincheira‐Donoso, </w:t>
+      </w:r>
+      <w:proofErr w:type="gramStart"/>
+      <w:r>
+        <w:t>More</w:t>
+      </w:r>
+      <w:proofErr w:type="gramEnd"/>
+      <w:r>
+        <w:t xml:space="preserve"> losers than winners: investigating Anthropocene defaunation through the diversity of population trends. </w:t>
+      </w:r>
+      <w:r>
+        <w:rPr>
+          <w:i/>
+          <w:iCs/>
+        </w:rPr>
+        <w:t>Biological Reviews</w:t>
+      </w:r>
+      <w:r>
+        <w:t xml:space="preserve"> </w:t>
+      </w:r>
+      <w:r>
+        <w:rPr>
+          <w:b/>
+          <w:bCs/>
+        </w:rPr>
+        <w:t>98</w:t>
+      </w:r>
+      <w:r>
+        <w:t>, 1732–1748 (2023).</w:t>
       </w:r>
     </w:p>
     <w:p>
@@ -12412,45 +12410,45 @@
       </w:r>
       <w:r>
         <w:tab/>
-        <w:t xml:space="preserve">P. </w:t>
+        <w:t xml:space="preserve">A. S. Hogue, K. Breon, The greatest threats to species. </w:t>
       </w:r>
       <w:proofErr w:type="spellStart"/>
       <w:r>
-        <w:t>Jaureguiberry</w:t>
+        <w:rPr>
+          <w:i/>
+          <w:iCs/>
+        </w:rPr>
+        <w:t>Conservat</w:t>
       </w:r>
       <w:proofErr w:type="spellEnd"/>
       <w:r>
-        <w:t xml:space="preserve">, </w:t>
-      </w:r>
-      <w:r>
-        <w:rPr>
-          <w:i/>
-          <w:iCs/>
-        </w:rPr>
-        <w:t>et al.</w:t>
-      </w:r>
-      <w:r>
-        <w:t xml:space="preserve">, The direct drivers of recent global anthropogenic biodiversity loss. </w:t>
-      </w:r>
-      <w:r>
-        <w:rPr>
-          <w:i/>
-          <w:iCs/>
-        </w:rPr>
-        <w:t>Sci. Adv.</w:t>
-      </w:r>
-      <w:r>
-        <w:t xml:space="preserve"> </w:t>
-      </w:r>
-      <w:r>
-        <w:rPr>
-          <w:b/>
-          <w:bCs/>
-        </w:rPr>
-        <w:t>8</w:t>
-      </w:r>
-      <w:r>
-        <w:t>, eabm9982 (2022).</w:t>
+        <w:rPr>
+          <w:i/>
+          <w:iCs/>
+        </w:rPr>
+        <w:t xml:space="preserve"> Sci and </w:t>
+      </w:r>
+      <w:proofErr w:type="spellStart"/>
+      <w:r>
+        <w:rPr>
+          <w:i/>
+          <w:iCs/>
+        </w:rPr>
+        <w:t>Prac</w:t>
+      </w:r>
+      <w:proofErr w:type="spellEnd"/>
+      <w:r>
+        <w:t xml:space="preserve"> </w:t>
+      </w:r>
+      <w:r>
+        <w:rPr>
+          <w:b/>
+          <w:bCs/>
+        </w:rPr>
+        <w:t>4</w:t>
+      </w:r>
+      <w:r>
+        <w:t>, e12670 (2022).</w:t>
       </w:r>
     </w:p>
     <w:p>
@@ -12462,43 +12460,45 @@
       </w:r>
       <w:r>
         <w:tab/>
-        <w:t xml:space="preserve">D. D’Alelio, B. Hay Mele, S. </w:t>
+        <w:t xml:space="preserve">P. </w:t>
       </w:r>
       <w:proofErr w:type="spellStart"/>
       <w:r>
-        <w:t>Libralato</w:t>
+        <w:t>Jaureguiberry</w:t>
       </w:r>
       <w:proofErr w:type="spellEnd"/>
       <w:r>
-        <w:t xml:space="preserve">, M. Ribera </w:t>
-      </w:r>
-      <w:proofErr w:type="spellStart"/>
-      <w:r>
-        <w:t>d’Alcalà</w:t>
-      </w:r>
-      <w:proofErr w:type="spellEnd"/>
-      <w:r>
-        <w:t xml:space="preserve">, F. Jordán, Rewiring and indirect effects underpin modularity reshuffling in a marine food web under environmental shifts. </w:t>
-      </w:r>
-      <w:r>
-        <w:rPr>
-          <w:i/>
-          <w:iCs/>
-        </w:rPr>
-        <w:t>Ecology and Evolution</w:t>
-      </w:r>
-      <w:r>
-        <w:t xml:space="preserve"> </w:t>
-      </w:r>
-      <w:r>
-        <w:rPr>
-          <w:b/>
-          <w:bCs/>
-        </w:rPr>
-        <w:t>9</w:t>
-      </w:r>
-      <w:r>
-        <w:t>, 11631–11646 (2019).</w:t>
+        <w:t xml:space="preserve">, </w:t>
+      </w:r>
+      <w:r>
+        <w:rPr>
+          <w:i/>
+          <w:iCs/>
+        </w:rPr>
+        <w:t>et al.</w:t>
+      </w:r>
+      <w:r>
+        <w:t xml:space="preserve">, The direct drivers of recent global anthropogenic biodiversity loss. </w:t>
+      </w:r>
+      <w:r>
+        <w:rPr>
+          <w:i/>
+          <w:iCs/>
+        </w:rPr>
+        <w:t>Sci. Adv.</w:t>
+      </w:r>
+      <w:r>
+        <w:t xml:space="preserve"> </w:t>
+      </w:r>
+      <w:r>
+        <w:rPr>
+          <w:b/>
+          <w:bCs/>
+        </w:rPr>
+        <w:t>8</w:t>
+      </w:r>
+      <w:r>
+        <w:t>, eabm9982 (2022).</w:t>
       </w:r>
     </w:p>
     <w:p>
@@ -12510,27 +12510,43 @@
       </w:r>
       <w:r>
         <w:tab/>
-        <w:t xml:space="preserve">U. T. Srinivasan, J. A. Dunne, J. Harte, N. D. Martinez, RESPONSE OF COMPLEX FOOD WEBS TO REALISTIC EXTINCTION SEQUENCES. </w:t>
-      </w:r>
-      <w:r>
-        <w:rPr>
-          <w:i/>
-          <w:iCs/>
-        </w:rPr>
-        <w:t>Ecology</w:t>
-      </w:r>
-      <w:r>
-        <w:t xml:space="preserve"> </w:t>
-      </w:r>
-      <w:r>
-        <w:rPr>
-          <w:b/>
-          <w:bCs/>
-        </w:rPr>
-        <w:t>88</w:t>
-      </w:r>
-      <w:r>
-        <w:t>, 671–682 (2007).</w:t>
+        <w:t xml:space="preserve">D. D’Alelio, B. Hay Mele, S. </w:t>
+      </w:r>
+      <w:proofErr w:type="spellStart"/>
+      <w:r>
+        <w:t>Libralato</w:t>
+      </w:r>
+      <w:proofErr w:type="spellEnd"/>
+      <w:r>
+        <w:t xml:space="preserve">, M. Ribera </w:t>
+      </w:r>
+      <w:proofErr w:type="spellStart"/>
+      <w:r>
+        <w:t>d’Alcalà</w:t>
+      </w:r>
+      <w:proofErr w:type="spellEnd"/>
+      <w:r>
+        <w:t xml:space="preserve">, F. Jordán, Rewiring and indirect effects underpin modularity reshuffling in a marine food web under environmental shifts. </w:t>
+      </w:r>
+      <w:r>
+        <w:rPr>
+          <w:i/>
+          <w:iCs/>
+        </w:rPr>
+        <w:t>Ecology and Evolution</w:t>
+      </w:r>
+      <w:r>
+        <w:t xml:space="preserve"> </w:t>
+      </w:r>
+      <w:r>
+        <w:rPr>
+          <w:b/>
+          <w:bCs/>
+        </w:rPr>
+        <w:t>9</w:t>
+      </w:r>
+      <w:r>
+        <w:t>, 11631–11646 (2019).</w:t>
       </w:r>
     </w:p>
     <w:p>
@@ -12542,27 +12558,27 @@
       </w:r>
       <w:r>
         <w:tab/>
-        <w:t xml:space="preserve">P. D. Roopnarine, Extinction cascades and catastrophe in ancient food webs. </w:t>
-      </w:r>
-      <w:r>
-        <w:rPr>
-          <w:i/>
-          <w:iCs/>
-        </w:rPr>
-        <w:t>Paleobiology</w:t>
-      </w:r>
-      <w:r>
-        <w:t xml:space="preserve"> </w:t>
-      </w:r>
-      <w:r>
-        <w:rPr>
-          <w:b/>
-          <w:bCs/>
-        </w:rPr>
-        <w:t>32</w:t>
-      </w:r>
-      <w:r>
-        <w:t>, 1–19 (2006).</w:t>
+        <w:t xml:space="preserve">U. T. Srinivasan, J. A. Dunne, J. Harte, N. D. Martinez, RESPONSE OF COMPLEX FOOD WEBS TO REALISTIC EXTINCTION SEQUENCES. </w:t>
+      </w:r>
+      <w:r>
+        <w:rPr>
+          <w:i/>
+          <w:iCs/>
+        </w:rPr>
+        <w:t>Ecology</w:t>
+      </w:r>
+      <w:r>
+        <w:t xml:space="preserve"> </w:t>
+      </w:r>
+      <w:r>
+        <w:rPr>
+          <w:b/>
+          <w:bCs/>
+        </w:rPr>
+        <w:t>88</w:t>
+      </w:r>
+      <w:r>
+        <w:t>, 671–682 (2007).</w:t>
       </w:r>
     </w:p>
     <w:p>
@@ -12574,27 +12590,27 @@
       </w:r>
       <w:r>
         <w:tab/>
-        <w:t xml:space="preserve">R. Kehoe, E. Frago, D. Sanders, Cascading extinctions as a hidden driver of insect decline. </w:t>
-      </w:r>
-      <w:r>
-        <w:rPr>
-          <w:i/>
-          <w:iCs/>
-        </w:rPr>
-        <w:t>Ecological Entomology</w:t>
-      </w:r>
-      <w:r>
-        <w:t xml:space="preserve"> </w:t>
-      </w:r>
-      <w:r>
-        <w:rPr>
-          <w:b/>
-          <w:bCs/>
-        </w:rPr>
-        <w:t>46</w:t>
-      </w:r>
-      <w:r>
-        <w:t>, 743–756 (2021).</w:t>
+        <w:t xml:space="preserve">P. D. Roopnarine, Extinction cascades and catastrophe in ancient food webs. </w:t>
+      </w:r>
+      <w:r>
+        <w:rPr>
+          <w:i/>
+          <w:iCs/>
+        </w:rPr>
+        <w:t>Paleobiology</w:t>
+      </w:r>
+      <w:r>
+        <w:t xml:space="preserve"> </w:t>
+      </w:r>
+      <w:r>
+        <w:rPr>
+          <w:b/>
+          <w:bCs/>
+        </w:rPr>
+        <w:t>32</w:t>
+      </w:r>
+      <w:r>
+        <w:t>, 1–19 (2006).</w:t>
       </w:r>
     </w:p>
     <w:p>
@@ -12607,55 +12623,27 @@
       </w:r>
       <w:r>
         <w:tab/>
-        <w:t xml:space="preserve">A. Valiente‐Banuet, </w:t>
-      </w:r>
-      <w:r>
-        <w:rPr>
-          <w:i/>
-          <w:iCs/>
-        </w:rPr>
-        <w:t>et al.</w:t>
-      </w:r>
-      <w:r>
-        <w:t xml:space="preserve">, Beyond species loss: the extinction of ecological interactions in a changing world. </w:t>
-      </w:r>
-      <w:proofErr w:type="spellStart"/>
-      <w:r>
-        <w:rPr>
-          <w:i/>
-          <w:iCs/>
-        </w:rPr>
-        <w:t>Funct</w:t>
-      </w:r>
-      <w:proofErr w:type="spellEnd"/>
-      <w:r>
-        <w:rPr>
-          <w:i/>
-          <w:iCs/>
-        </w:rPr>
-        <w:t xml:space="preserve"> </w:t>
-      </w:r>
-      <w:proofErr w:type="spellStart"/>
-      <w:r>
-        <w:rPr>
-          <w:i/>
-          <w:iCs/>
-        </w:rPr>
-        <w:t>Ecol</w:t>
-      </w:r>
-      <w:proofErr w:type="spellEnd"/>
-      <w:r>
-        <w:t xml:space="preserve"> </w:t>
-      </w:r>
-      <w:r>
-        <w:rPr>
-          <w:b/>
-          <w:bCs/>
-        </w:rPr>
-        <w:t>29</w:t>
-      </w:r>
-      <w:r>
-        <w:t>, 299–307 (2015).</w:t>
+        <w:t xml:space="preserve">R. Kehoe, E. Frago, D. Sanders, Cascading extinctions as a hidden driver of insect decline. </w:t>
+      </w:r>
+      <w:r>
+        <w:rPr>
+          <w:i/>
+          <w:iCs/>
+        </w:rPr>
+        <w:t>Ecological Entomology</w:t>
+      </w:r>
+      <w:r>
+        <w:t xml:space="preserve"> </w:t>
+      </w:r>
+      <w:r>
+        <w:rPr>
+          <w:b/>
+          <w:bCs/>
+        </w:rPr>
+        <w:t>46</w:t>
+      </w:r>
+      <w:r>
+        <w:t>, 743–756 (2021).</w:t>
       </w:r>
     </w:p>
     <w:p>
@@ -12667,7 +12655,7 @@
       </w:r>
       <w:r>
         <w:tab/>
-        <w:t xml:space="preserve">N. Ockendon, </w:t>
+        <w:t xml:space="preserve">A. Valiente‐Banuet, </w:t>
       </w:r>
       <w:r>
         <w:rPr>
@@ -12677,27 +12665,45 @@
         <w:t>et al.</w:t>
       </w:r>
       <w:r>
-        <w:t xml:space="preserve">, Mechanisms underpinning climatic impacts on natural populations: altered species interactions are more important than direct effects. </w:t>
-      </w:r>
-      <w:r>
-        <w:rPr>
-          <w:i/>
-          <w:iCs/>
-        </w:rPr>
-        <w:t>Global Change Biology</w:t>
-      </w:r>
-      <w:r>
-        <w:t xml:space="preserve"> </w:t>
-      </w:r>
-      <w:r>
-        <w:rPr>
-          <w:b/>
-          <w:bCs/>
-        </w:rPr>
-        <w:t>20</w:t>
-      </w:r>
-      <w:r>
-        <w:t>, 2221–2229 (2014).</w:t>
+        <w:t xml:space="preserve">, Beyond species loss: the extinction of ecological interactions in a changing world. </w:t>
+      </w:r>
+      <w:proofErr w:type="spellStart"/>
+      <w:r>
+        <w:rPr>
+          <w:i/>
+          <w:iCs/>
+        </w:rPr>
+        <w:t>Funct</w:t>
+      </w:r>
+      <w:proofErr w:type="spellEnd"/>
+      <w:r>
+        <w:rPr>
+          <w:i/>
+          <w:iCs/>
+        </w:rPr>
+        <w:t xml:space="preserve"> </w:t>
+      </w:r>
+      <w:proofErr w:type="spellStart"/>
+      <w:r>
+        <w:rPr>
+          <w:i/>
+          <w:iCs/>
+        </w:rPr>
+        <w:t>Ecol</w:t>
+      </w:r>
+      <w:proofErr w:type="spellEnd"/>
+      <w:r>
+        <w:t xml:space="preserve"> </w:t>
+      </w:r>
+      <w:r>
+        <w:rPr>
+          <w:b/>
+          <w:bCs/>
+        </w:rPr>
+        <w:t>29</w:t>
+      </w:r>
+      <w:r>
+        <w:t>, 299–307 (2015).</w:t>
       </w:r>
     </w:p>
     <w:p>
@@ -12709,35 +12715,37 @@
       </w:r>
       <w:r>
         <w:tab/>
-        <w:t xml:space="preserve">J. Elith, J. R. </w:t>
-      </w:r>
-      <w:proofErr w:type="spellStart"/>
-      <w:r>
-        <w:t>Leathwick</w:t>
-      </w:r>
-      <w:proofErr w:type="spellEnd"/>
-      <w:r>
-        <w:t xml:space="preserve">, Species Distribution Models: Ecological Explanation and Prediction Across Space and Time. </w:t>
-      </w:r>
-      <w:r>
-        <w:rPr>
-          <w:i/>
-          <w:iCs/>
-        </w:rPr>
-        <w:t>Annu. Rev. Ecol. Evol. Syst.</w:t>
-      </w:r>
-      <w:r>
-        <w:t xml:space="preserve"> </w:t>
-      </w:r>
-      <w:r>
-        <w:rPr>
-          <w:b/>
-          <w:bCs/>
-        </w:rPr>
-        <w:t>40</w:t>
-      </w:r>
-      <w:r>
-        <w:t>, 677–697 (2009).</w:t>
+        <w:t xml:space="preserve">N. Ockendon, </w:t>
+      </w:r>
+      <w:r>
+        <w:rPr>
+          <w:i/>
+          <w:iCs/>
+        </w:rPr>
+        <w:t>et al.</w:t>
+      </w:r>
+      <w:r>
+        <w:t xml:space="preserve">, Mechanisms underpinning climatic impacts on natural populations: altered species interactions are more important than direct effects. </w:t>
+      </w:r>
+      <w:r>
+        <w:rPr>
+          <w:i/>
+          <w:iCs/>
+        </w:rPr>
+        <w:t>Global Change Biology</w:t>
+      </w:r>
+      <w:r>
+        <w:t xml:space="preserve"> </w:t>
+      </w:r>
+      <w:r>
+        <w:rPr>
+          <w:b/>
+          <w:bCs/>
+        </w:rPr>
+        <w:t>20</w:t>
+      </w:r>
+      <w:r>
+        <w:t>, 2221–2229 (2014).</w:t>
       </w:r>
     </w:p>
     <w:p>
@@ -12749,43 +12757,35 @@
       </w:r>
       <w:r>
         <w:tab/>
-        <w:t xml:space="preserve">R. J. </w:t>
+        <w:t xml:space="preserve">J. Elith, J. R. </w:t>
       </w:r>
       <w:proofErr w:type="spellStart"/>
       <w:r>
-        <w:t>Hijmans</w:t>
+        <w:t>Leathwick</w:t>
       </w:r>
       <w:proofErr w:type="spellEnd"/>
       <w:r>
-        <w:t xml:space="preserve">, C. H. Graham, </w:t>
-      </w:r>
-      <w:proofErr w:type="gramStart"/>
-      <w:r>
-        <w:t>The</w:t>
-      </w:r>
-      <w:proofErr w:type="gramEnd"/>
-      <w:r>
-        <w:t xml:space="preserve"> ability of climate envelope models to predict the effect of climate change on species distributions. </w:t>
-      </w:r>
-      <w:r>
-        <w:rPr>
-          <w:i/>
-          <w:iCs/>
-        </w:rPr>
-        <w:t>Global Change Biology</w:t>
-      </w:r>
-      <w:r>
-        <w:t xml:space="preserve"> </w:t>
-      </w:r>
-      <w:r>
-        <w:rPr>
-          <w:b/>
-          <w:bCs/>
-        </w:rPr>
-        <w:t>12</w:t>
-      </w:r>
-      <w:r>
-        <w:t>, 2272–2281 (2006).</w:t>
+        <w:t xml:space="preserve">, Species Distribution Models: Ecological Explanation and Prediction Across Space and Time. </w:t>
+      </w:r>
+      <w:r>
+        <w:rPr>
+          <w:i/>
+          <w:iCs/>
+        </w:rPr>
+        <w:t>Annu. Rev. Ecol. Evol. Syst.</w:t>
+      </w:r>
+      <w:r>
+        <w:t xml:space="preserve"> </w:t>
+      </w:r>
+      <w:r>
+        <w:rPr>
+          <w:b/>
+          <w:bCs/>
+        </w:rPr>
+        <w:t>40</w:t>
+      </w:r>
+      <w:r>
+        <w:t>, 677–697 (2009).</w:t>
       </w:r>
     </w:p>
     <w:p>
@@ -12797,27 +12797,43 @@
       </w:r>
       <w:r>
         <w:tab/>
-        <w:t xml:space="preserve">A. H. Hirzel, G. Le Lay, Habitat suitability modelling and niche theory. </w:t>
-      </w:r>
-      <w:r>
-        <w:rPr>
-          <w:i/>
-          <w:iCs/>
-        </w:rPr>
-        <w:t>Journal of Applied Ecology</w:t>
-      </w:r>
-      <w:r>
-        <w:t xml:space="preserve"> </w:t>
-      </w:r>
-      <w:r>
-        <w:rPr>
-          <w:b/>
-          <w:bCs/>
-        </w:rPr>
-        <w:t>45</w:t>
-      </w:r>
-      <w:r>
-        <w:t>, 1372–1381 (2008).</w:t>
+        <w:t xml:space="preserve">R. J. </w:t>
+      </w:r>
+      <w:proofErr w:type="spellStart"/>
+      <w:r>
+        <w:t>Hijmans</w:t>
+      </w:r>
+      <w:proofErr w:type="spellEnd"/>
+      <w:r>
+        <w:t xml:space="preserve">, C. H. Graham, </w:t>
+      </w:r>
+      <w:proofErr w:type="gramStart"/>
+      <w:r>
+        <w:t>The</w:t>
+      </w:r>
+      <w:proofErr w:type="gramEnd"/>
+      <w:r>
+        <w:t xml:space="preserve"> ability of climate envelope models to predict the effect of climate change on species distributions. </w:t>
+      </w:r>
+      <w:r>
+        <w:rPr>
+          <w:i/>
+          <w:iCs/>
+        </w:rPr>
+        <w:t>Global Change Biology</w:t>
+      </w:r>
+      <w:r>
+        <w:t xml:space="preserve"> </w:t>
+      </w:r>
+      <w:r>
+        <w:rPr>
+          <w:b/>
+          <w:bCs/>
+        </w:rPr>
+        <w:t>12</w:t>
+      </w:r>
+      <w:r>
+        <w:t>, 2272–2281 (2006).</w:t>
       </w:r>
     </w:p>
     <w:p>
@@ -12829,37 +12845,27 @@
       </w:r>
       <w:r>
         <w:tab/>
-        <w:t xml:space="preserve">M. E. K. Evans, </w:t>
-      </w:r>
-      <w:r>
-        <w:rPr>
-          <w:i/>
-          <w:iCs/>
-        </w:rPr>
-        <w:t>et al.</w:t>
-      </w:r>
-      <w:r>
-        <w:t xml:space="preserve">, Tree rings reveal the transient risk of extinction hidden inside climate envelope forecasts. </w:t>
-      </w:r>
-      <w:r>
-        <w:rPr>
-          <w:i/>
-          <w:iCs/>
-        </w:rPr>
-        <w:t>Proc. Natl. Acad. Sci. U.S.A.</w:t>
-      </w:r>
-      <w:r>
-        <w:t xml:space="preserve"> </w:t>
-      </w:r>
-      <w:r>
-        <w:rPr>
-          <w:b/>
-          <w:bCs/>
-        </w:rPr>
-        <w:t>121</w:t>
-      </w:r>
-      <w:r>
-        <w:t>, e2315700121 (2024).</w:t>
+        <w:t xml:space="preserve">A. H. Hirzel, G. Le Lay, Habitat suitability modelling and niche theory. </w:t>
+      </w:r>
+      <w:r>
+        <w:rPr>
+          <w:i/>
+          <w:iCs/>
+        </w:rPr>
+        <w:t>Journal of Applied Ecology</w:t>
+      </w:r>
+      <w:r>
+        <w:t xml:space="preserve"> </w:t>
+      </w:r>
+      <w:r>
+        <w:rPr>
+          <w:b/>
+          <w:bCs/>
+        </w:rPr>
+        <w:t>45</w:t>
+      </w:r>
+      <w:r>
+        <w:t>, 1372–1381 (2008).</w:t>
       </w:r>
     </w:p>
     <w:p>
@@ -12871,37 +12877,37 @@
       </w:r>
       <w:r>
         <w:tab/>
-        <w:t xml:space="preserve">J. A. Lee‐Yaw, J. L. McCune, S. </w:t>
-      </w:r>
-      <w:proofErr w:type="spellStart"/>
-      <w:r>
-        <w:t>Pironon</w:t>
-      </w:r>
-      <w:proofErr w:type="spellEnd"/>
-      <w:r>
-        <w:t xml:space="preserve">, S. N. Sheth, Species distribution models rarely predict the biology of real populations. </w:t>
-      </w:r>
-      <w:proofErr w:type="spellStart"/>
-      <w:r>
-        <w:rPr>
-          <w:i/>
-          <w:iCs/>
-        </w:rPr>
-        <w:t>Ecography</w:t>
-      </w:r>
-      <w:proofErr w:type="spellEnd"/>
-      <w:r>
-        <w:t xml:space="preserve"> </w:t>
-      </w:r>
-      <w:r>
-        <w:rPr>
-          <w:b/>
-          <w:bCs/>
-        </w:rPr>
-        <w:t>2022</w:t>
-      </w:r>
-      <w:r>
-        <w:t xml:space="preserve"> (2022).</w:t>
+        <w:t xml:space="preserve">M. E. K. Evans, </w:t>
+      </w:r>
+      <w:r>
+        <w:rPr>
+          <w:i/>
+          <w:iCs/>
+        </w:rPr>
+        <w:t>et al.</w:t>
+      </w:r>
+      <w:r>
+        <w:t xml:space="preserve">, Tree rings reveal the transient risk of extinction hidden inside climate envelope forecasts. </w:t>
+      </w:r>
+      <w:r>
+        <w:rPr>
+          <w:i/>
+          <w:iCs/>
+        </w:rPr>
+        <w:t>Proc. Natl. Acad. Sci. U.S.A.</w:t>
+      </w:r>
+      <w:r>
+        <w:t xml:space="preserve"> </w:t>
+      </w:r>
+      <w:r>
+        <w:rPr>
+          <w:b/>
+          <w:bCs/>
+        </w:rPr>
+        <w:t>121</w:t>
+      </w:r>
+      <w:r>
+        <w:t>, e2315700121 (2024).</w:t>
       </w:r>
     </w:p>
     <w:p>
@@ -12913,45 +12919,37 @@
       </w:r>
       <w:r>
         <w:tab/>
-        <w:t xml:space="preserve">P. J. </w:t>
+        <w:t xml:space="preserve">J. A. Lee‐Yaw, J. L. McCune, S. </w:t>
       </w:r>
       <w:proofErr w:type="spellStart"/>
       <w:r>
-        <w:t>CaraDonna</w:t>
+        <w:t>Pironon</w:t>
       </w:r>
       <w:proofErr w:type="spellEnd"/>
       <w:r>
-        <w:t xml:space="preserve">, </w:t>
-      </w:r>
-      <w:r>
-        <w:rPr>
-          <w:i/>
-          <w:iCs/>
-        </w:rPr>
-        <w:t>et al.</w:t>
-      </w:r>
-      <w:r>
-        <w:t xml:space="preserve">, Interaction rewiring and the rapid turnover of plant–pollinator networks. </w:t>
-      </w:r>
-      <w:r>
-        <w:rPr>
-          <w:i/>
-          <w:iCs/>
-        </w:rPr>
-        <w:t>Ecology Letters</w:t>
-      </w:r>
-      <w:r>
-        <w:t xml:space="preserve"> </w:t>
-      </w:r>
-      <w:r>
-        <w:rPr>
-          <w:b/>
-          <w:bCs/>
-        </w:rPr>
-        <w:t>20</w:t>
-      </w:r>
-      <w:r>
-        <w:t>, 385–394 (2017).</w:t>
+        <w:t xml:space="preserve">, S. N. Sheth, Species distribution models rarely predict the biology of real populations. </w:t>
+      </w:r>
+      <w:proofErr w:type="spellStart"/>
+      <w:r>
+        <w:rPr>
+          <w:i/>
+          <w:iCs/>
+        </w:rPr>
+        <w:t>Ecography</w:t>
+      </w:r>
+      <w:proofErr w:type="spellEnd"/>
+      <w:r>
+        <w:t xml:space="preserve"> </w:t>
+      </w:r>
+      <w:r>
+        <w:rPr>
+          <w:b/>
+          <w:bCs/>
+        </w:rPr>
+        <w:t>2022</w:t>
+      </w:r>
+      <w:r>
+        <w:t xml:space="preserve"> (2022).</w:t>
       </w:r>
     </w:p>
     <w:p>
@@ -12963,43 +12961,45 @@
       </w:r>
       <w:r>
         <w:tab/>
-        <w:t xml:space="preserve">T. </w:t>
+        <w:t xml:space="preserve">P. J. </w:t>
       </w:r>
       <w:proofErr w:type="spellStart"/>
       <w:r>
-        <w:t>Poisot</w:t>
+        <w:t>CaraDonna</w:t>
       </w:r>
       <w:proofErr w:type="spellEnd"/>
       <w:r>
-        <w:t xml:space="preserve">, D. B. Stouffer, D. Gravel, </w:t>
-      </w:r>
-      <w:proofErr w:type="gramStart"/>
-      <w:r>
-        <w:t>Beyond</w:t>
-      </w:r>
-      <w:proofErr w:type="gramEnd"/>
-      <w:r>
-        <w:t xml:space="preserve"> species: why ecological interaction networks vary through space and time. </w:t>
-      </w:r>
-      <w:r>
-        <w:rPr>
-          <w:i/>
-          <w:iCs/>
-        </w:rPr>
-        <w:t>Oikos</w:t>
-      </w:r>
-      <w:r>
-        <w:t xml:space="preserve"> </w:t>
-      </w:r>
-      <w:r>
-        <w:rPr>
-          <w:b/>
-          <w:bCs/>
-        </w:rPr>
-        <w:t>124</w:t>
-      </w:r>
-      <w:r>
-        <w:t>, 243–251 (2015).</w:t>
+        <w:t xml:space="preserve">, </w:t>
+      </w:r>
+      <w:r>
+        <w:rPr>
+          <w:i/>
+          <w:iCs/>
+        </w:rPr>
+        <w:t>et al.</w:t>
+      </w:r>
+      <w:r>
+        <w:t xml:space="preserve">, Interaction rewiring and the rapid turnover of plant–pollinator networks. </w:t>
+      </w:r>
+      <w:r>
+        <w:rPr>
+          <w:i/>
+          <w:iCs/>
+        </w:rPr>
+        <w:t>Ecology Letters</w:t>
+      </w:r>
+      <w:r>
+        <w:t xml:space="preserve"> </w:t>
+      </w:r>
+      <w:r>
+        <w:rPr>
+          <w:b/>
+          <w:bCs/>
+        </w:rPr>
+        <w:t>20</w:t>
+      </w:r>
+      <w:r>
+        <w:t>, 385–394 (2017).</w:t>
       </w:r>
     </w:p>
     <w:p>
@@ -13011,37 +13011,43 @@
       </w:r>
       <w:r>
         <w:tab/>
-        <w:t xml:space="preserve">F. Essl, </w:t>
-      </w:r>
-      <w:r>
-        <w:rPr>
-          <w:i/>
-          <w:iCs/>
-        </w:rPr>
-        <w:t>et al.</w:t>
-      </w:r>
-      <w:r>
-        <w:t xml:space="preserve">, Historical legacies accumulate to shape future biodiversity in an era of rapid global change. </w:t>
-      </w:r>
-      <w:r>
-        <w:rPr>
-          <w:i/>
-          <w:iCs/>
-        </w:rPr>
-        <w:t>Diversity and Distributions</w:t>
-      </w:r>
-      <w:r>
-        <w:t xml:space="preserve"> </w:t>
-      </w:r>
-      <w:r>
-        <w:rPr>
-          <w:b/>
-          <w:bCs/>
-        </w:rPr>
-        <w:t>21</w:t>
-      </w:r>
-      <w:r>
-        <w:t>, 534–547 (2015).</w:t>
+        <w:t xml:space="preserve">T. </w:t>
+      </w:r>
+      <w:proofErr w:type="spellStart"/>
+      <w:r>
+        <w:t>Poisot</w:t>
+      </w:r>
+      <w:proofErr w:type="spellEnd"/>
+      <w:r>
+        <w:t xml:space="preserve">, D. B. Stouffer, D. Gravel, </w:t>
+      </w:r>
+      <w:proofErr w:type="gramStart"/>
+      <w:r>
+        <w:t>Beyond</w:t>
+      </w:r>
+      <w:proofErr w:type="gramEnd"/>
+      <w:r>
+        <w:t xml:space="preserve"> species: why ecological interaction networks vary through space and time. </w:t>
+      </w:r>
+      <w:r>
+        <w:rPr>
+          <w:i/>
+          <w:iCs/>
+        </w:rPr>
+        <w:t>Oikos</w:t>
+      </w:r>
+      <w:r>
+        <w:t xml:space="preserve"> </w:t>
+      </w:r>
+      <w:r>
+        <w:rPr>
+          <w:b/>
+          <w:bCs/>
+        </w:rPr>
+        <w:t>124</w:t>
+      </w:r>
+      <w:r>
+        <w:t>, 243–251 (2015).</w:t>
       </w:r>
     </w:p>
     <w:p>
@@ -13053,7 +13059,7 @@
       </w:r>
       <w:r>
         <w:tab/>
-        <w:t xml:space="preserve">K. Ogle, </w:t>
+        <w:t xml:space="preserve">F. Essl, </w:t>
       </w:r>
       <w:r>
         <w:rPr>
@@ -13063,36 +13069,27 @@
         <w:t>et al.</w:t>
       </w:r>
       <w:r>
-        <w:t xml:space="preserve">, Quantifying ecological memory in plant and ecosystem processes. </w:t>
-      </w:r>
-      <w:proofErr w:type="spellStart"/>
-      <w:r>
-        <w:rPr>
-          <w:i/>
-          <w:iCs/>
-        </w:rPr>
-        <w:t>Ecol</w:t>
-      </w:r>
-      <w:proofErr w:type="spellEnd"/>
-      <w:r>
-        <w:rPr>
-          <w:i/>
-          <w:iCs/>
-        </w:rPr>
-        <w:t xml:space="preserve"> Lett</w:t>
-      </w:r>
-      <w:r>
-        <w:t xml:space="preserve"> </w:t>
-      </w:r>
-      <w:r>
-        <w:rPr>
-          <w:b/>
-          <w:bCs/>
-        </w:rPr>
-        <w:t>18</w:t>
-      </w:r>
-      <w:r>
-        <w:t>, 221–235 (2015).</w:t>
+        <w:t xml:space="preserve">, Historical legacies accumulate to shape future biodiversity in an era of rapid global change. </w:t>
+      </w:r>
+      <w:r>
+        <w:rPr>
+          <w:i/>
+          <w:iCs/>
+        </w:rPr>
+        <w:t>Diversity and Distributions</w:t>
+      </w:r>
+      <w:r>
+        <w:t xml:space="preserve"> </w:t>
+      </w:r>
+      <w:r>
+        <w:rPr>
+          <w:b/>
+          <w:bCs/>
+        </w:rPr>
+        <w:t>21</w:t>
+      </w:r>
+      <w:r>
+        <w:t>, 534–547 (2015).</w:t>
       </w:r>
     </w:p>
     <w:p>
@@ -13104,35 +13101,46 @@
       </w:r>
       <w:r>
         <w:tab/>
-        <w:t xml:space="preserve">J. Padisak, Seasonal Succession of Phytoplankton in a Large Shallow Lake (Balaton, </w:t>
-      </w:r>
-      <w:proofErr w:type="gramStart"/>
-      <w:r>
-        <w:t>Hungary)--</w:t>
-      </w:r>
-      <w:proofErr w:type="gramEnd"/>
-      <w:r>
-        <w:t xml:space="preserve">A Dynamic Approach to Ecological Memory, Its Possible Role and Mechanisms. </w:t>
-      </w:r>
-      <w:r>
-        <w:rPr>
-          <w:i/>
-          <w:iCs/>
-        </w:rPr>
-        <w:t>The Journal of Ecology</w:t>
-      </w:r>
-      <w:r>
-        <w:t xml:space="preserve"> </w:t>
-      </w:r>
-      <w:r>
-        <w:rPr>
-          <w:b/>
-          <w:bCs/>
-        </w:rPr>
-        <w:t>80</w:t>
-      </w:r>
-      <w:r>
-        <w:t>, 217 (1992).</w:t>
+        <w:t xml:space="preserve">K. Ogle, </w:t>
+      </w:r>
+      <w:r>
+        <w:rPr>
+          <w:i/>
+          <w:iCs/>
+        </w:rPr>
+        <w:t>et al.</w:t>
+      </w:r>
+      <w:r>
+        <w:t xml:space="preserve">, Quantifying ecological memory in plant and ecosystem processes. </w:t>
+      </w:r>
+      <w:proofErr w:type="spellStart"/>
+      <w:r>
+        <w:rPr>
+          <w:i/>
+          <w:iCs/>
+        </w:rPr>
+        <w:t>Ecol</w:t>
+      </w:r>
+      <w:proofErr w:type="spellEnd"/>
+      <w:r>
+        <w:rPr>
+          <w:i/>
+          <w:iCs/>
+        </w:rPr>
+        <w:t xml:space="preserve"> Lett</w:t>
+      </w:r>
+      <w:r>
+        <w:t xml:space="preserve"> </w:t>
+      </w:r>
+      <w:r>
+        <w:rPr>
+          <w:b/>
+          <w:bCs/>
+        </w:rPr>
+        <w:t>18</w:t>
+      </w:r>
+      <w:r>
+        <w:t>, 221–235 (2015).</w:t>
       </w:r>
     </w:p>
     <w:p>
@@ -13144,37 +13152,35 @@
       </w:r>
       <w:r>
         <w:tab/>
-        <w:t xml:space="preserve">R. E. Langendorf, </w:t>
-      </w:r>
-      <w:r>
-        <w:rPr>
-          <w:i/>
-          <w:iCs/>
-        </w:rPr>
-        <w:t>et al.</w:t>
-      </w:r>
-      <w:r>
-        <w:t xml:space="preserve">, Dynamic and context-dependent keystone species effects in kelp forests. </w:t>
-      </w:r>
-      <w:r>
-        <w:rPr>
-          <w:i/>
-          <w:iCs/>
-        </w:rPr>
-        <w:t>Proc. Natl. Acad. Sci. U.S.A.</w:t>
-      </w:r>
-      <w:r>
-        <w:t xml:space="preserve"> </w:t>
-      </w:r>
-      <w:r>
-        <w:rPr>
-          <w:b/>
-          <w:bCs/>
-        </w:rPr>
-        <w:t>122</w:t>
-      </w:r>
-      <w:r>
-        <w:t>, e2413360122 (2025).</w:t>
+        <w:t xml:space="preserve">J. Padisak, Seasonal Succession of Phytoplankton in a Large Shallow Lake (Balaton, </w:t>
+      </w:r>
+      <w:proofErr w:type="gramStart"/>
+      <w:r>
+        <w:t>Hungary)--</w:t>
+      </w:r>
+      <w:proofErr w:type="gramEnd"/>
+      <w:r>
+        <w:t xml:space="preserve">A Dynamic Approach to Ecological Memory, Its Possible Role and Mechanisms. </w:t>
+      </w:r>
+      <w:r>
+        <w:rPr>
+          <w:i/>
+          <w:iCs/>
+        </w:rPr>
+        <w:t>The Journal of Ecology</w:t>
+      </w:r>
+      <w:r>
+        <w:t xml:space="preserve"> </w:t>
+      </w:r>
+      <w:r>
+        <w:rPr>
+          <w:b/>
+          <w:bCs/>
+        </w:rPr>
+        <w:t>80</w:t>
+      </w:r>
+      <w:r>
+        <w:t>, 217 (1992).</w:t>
       </w:r>
     </w:p>
     <w:p>
@@ -13186,7 +13192,17 @@
       </w:r>
       <w:r>
         <w:tab/>
-        <w:t xml:space="preserve">O. R. Liu, S. D. Gaines, Environmental context dependency in species interactions. </w:t>
+        <w:t xml:space="preserve">R. E. Langendorf, </w:t>
+      </w:r>
+      <w:r>
+        <w:rPr>
+          <w:i/>
+          <w:iCs/>
+        </w:rPr>
+        <w:t>et al.</w:t>
+      </w:r>
+      <w:r>
+        <w:t xml:space="preserve">, Dynamic and context-dependent keystone species effects in kelp forests. </w:t>
       </w:r>
       <w:r>
         <w:rPr>
@@ -13203,10 +13219,10 @@
           <w:b/>
           <w:bCs/>
         </w:rPr>
-        <w:t>119</w:t>
-      </w:r>
-      <w:r>
-        <w:t>, e2118539119 (2022).</w:t>
+        <w:t>122</w:t>
+      </w:r>
+      <w:r>
+        <w:t>, e2413360122 (2025).</w:t>
       </w:r>
     </w:p>
     <w:p>
@@ -13218,43 +13234,27 @@
       </w:r>
       <w:r>
         <w:tab/>
-        <w:t xml:space="preserve">M. Bogdziewicz, E. E. Crone, R. Zwolak, </w:t>
-      </w:r>
-      <w:proofErr w:type="gramStart"/>
-      <w:r>
-        <w:t>Do</w:t>
-      </w:r>
-      <w:proofErr w:type="gramEnd"/>
-      <w:r>
-        <w:t xml:space="preserve"> benefits of seed dispersal and caching by </w:t>
-      </w:r>
-      <w:proofErr w:type="spellStart"/>
-      <w:r>
-        <w:t>scatterhoarders</w:t>
-      </w:r>
-      <w:proofErr w:type="spellEnd"/>
-      <w:r>
-        <w:t xml:space="preserve"> outweigh the costs of predation? An example with oaks and yellow‐necked mice. </w:t>
-      </w:r>
-      <w:r>
-        <w:rPr>
-          <w:i/>
-          <w:iCs/>
-        </w:rPr>
-        <w:t>Journal of Ecology</w:t>
-      </w:r>
-      <w:r>
-        <w:t xml:space="preserve"> </w:t>
-      </w:r>
-      <w:r>
-        <w:rPr>
-          <w:b/>
-          <w:bCs/>
-        </w:rPr>
-        <w:t>108</w:t>
-      </w:r>
-      <w:r>
-        <w:t>, 1009–1018 (2020).</w:t>
+        <w:t xml:space="preserve">O. R. Liu, S. D. Gaines, Environmental context dependency in species interactions. </w:t>
+      </w:r>
+      <w:r>
+        <w:rPr>
+          <w:i/>
+          <w:iCs/>
+        </w:rPr>
+        <w:t>Proc. Natl. Acad. Sci. U.S.A.</w:t>
+      </w:r>
+      <w:r>
+        <w:t xml:space="preserve"> </w:t>
+      </w:r>
+      <w:r>
+        <w:rPr>
+          <w:b/>
+          <w:bCs/>
+        </w:rPr>
+        <w:t>119</w:t>
+      </w:r>
+      <w:r>
+        <w:t>, e2118539119 (2022).</w:t>
       </w:r>
     </w:p>
     <w:p>
@@ -13267,15 +13267,23 @@
       </w:r>
       <w:r>
         <w:tab/>
-        <w:t xml:space="preserve">C. M. Moore, J. W. Dittel, </w:t>
+        <w:t xml:space="preserve">M. Bogdziewicz, E. E. Crone, R. Zwolak, </w:t>
       </w:r>
       <w:proofErr w:type="gramStart"/>
       <w:r>
-        <w:t>On</w:t>
+        <w:t>Do</w:t>
       </w:r>
       <w:proofErr w:type="gramEnd"/>
       <w:r>
-        <w:t xml:space="preserve"> mutualism, models, and masting: The effects of seed‐dispersing animals on the plants they disperse. </w:t>
+        <w:t xml:space="preserve"> benefits of seed dispersal and caching by </w:t>
+      </w:r>
+      <w:proofErr w:type="spellStart"/>
+      <w:r>
+        <w:t>scatterhoarders</w:t>
+      </w:r>
+      <w:proofErr w:type="spellEnd"/>
+      <w:r>
+        <w:t xml:space="preserve"> outweigh the costs of predation? An example with oaks and yellow‐necked mice. </w:t>
       </w:r>
       <w:r>
         <w:rPr>
@@ -13295,7 +13303,7 @@
         <w:t>108</w:t>
       </w:r>
       <w:r>
-        <w:t>, 1775–1783 (2020).</w:t>
+        <w:t>, 1009–1018 (2020).</w:t>
       </w:r>
     </w:p>
     <w:p>
@@ -13307,35 +13315,35 @@
       </w:r>
       <w:r>
         <w:tab/>
-        <w:t xml:space="preserve">G. M. Sawaya, A. S. Goldberg, M. A. Steele, H. J. Dalgleish, Environmental variation shifts the relationship between trees and </w:t>
-      </w:r>
-      <w:proofErr w:type="spellStart"/>
-      <w:r>
-        <w:t>scatterhoarders</w:t>
-      </w:r>
-      <w:proofErr w:type="spellEnd"/>
-      <w:r>
-        <w:t xml:space="preserve"> along the continuum from mutualism to antagonism. </w:t>
-      </w:r>
-      <w:r>
-        <w:rPr>
-          <w:i/>
-          <w:iCs/>
-        </w:rPr>
-        <w:t>Integrative Zoology</w:t>
-      </w:r>
-      <w:r>
-        <w:t xml:space="preserve"> </w:t>
-      </w:r>
-      <w:r>
-        <w:rPr>
-          <w:b/>
-          <w:bCs/>
-        </w:rPr>
-        <w:t>13</w:t>
-      </w:r>
-      <w:r>
-        <w:t>, 319–330 (2018).</w:t>
+        <w:t xml:space="preserve">C. M. Moore, J. W. Dittel, </w:t>
+      </w:r>
+      <w:proofErr w:type="gramStart"/>
+      <w:r>
+        <w:t>On</w:t>
+      </w:r>
+      <w:proofErr w:type="gramEnd"/>
+      <w:r>
+        <w:t xml:space="preserve"> mutualism, models, and masting: The effects of seed‐dispersing animals on the plants they disperse. </w:t>
+      </w:r>
+      <w:r>
+        <w:rPr>
+          <w:i/>
+          <w:iCs/>
+        </w:rPr>
+        <w:t>Journal of Ecology</w:t>
+      </w:r>
+      <w:r>
+        <w:t xml:space="preserve"> </w:t>
+      </w:r>
+      <w:r>
+        <w:rPr>
+          <w:b/>
+          <w:bCs/>
+        </w:rPr>
+        <w:t>108</w:t>
+      </w:r>
+      <w:r>
+        <w:t>, 1775–1783 (2020).</w:t>
       </w:r>
     </w:p>
     <w:p>
@@ -13347,37 +13355,35 @@
       </w:r>
       <w:r>
         <w:tab/>
-        <w:t xml:space="preserve">C. Bello, </w:t>
-      </w:r>
-      <w:r>
-        <w:rPr>
-          <w:i/>
-          <w:iCs/>
-        </w:rPr>
-        <w:t>et al.</w:t>
-      </w:r>
-      <w:r>
-        <w:t xml:space="preserve">, Defaunation affects carbon storage in tropical forests. </w:t>
-      </w:r>
-      <w:r>
-        <w:rPr>
-          <w:i/>
-          <w:iCs/>
-        </w:rPr>
-        <w:t>Sci. Adv.</w:t>
-      </w:r>
-      <w:r>
-        <w:t xml:space="preserve"> </w:t>
-      </w:r>
-      <w:r>
-        <w:rPr>
-          <w:b/>
-          <w:bCs/>
-        </w:rPr>
-        <w:t>1</w:t>
-      </w:r>
-      <w:r>
-        <w:t>, e1501105 (2015).</w:t>
+        <w:t xml:space="preserve">G. M. Sawaya, A. S. Goldberg, M. A. Steele, H. J. Dalgleish, Environmental variation shifts the relationship between trees and </w:t>
+      </w:r>
+      <w:proofErr w:type="spellStart"/>
+      <w:r>
+        <w:t>scatterhoarders</w:t>
+      </w:r>
+      <w:proofErr w:type="spellEnd"/>
+      <w:r>
+        <w:t xml:space="preserve"> along the continuum from mutualism to antagonism. </w:t>
+      </w:r>
+      <w:r>
+        <w:rPr>
+          <w:i/>
+          <w:iCs/>
+        </w:rPr>
+        <w:t>Integrative Zoology</w:t>
+      </w:r>
+      <w:r>
+        <w:t xml:space="preserve"> </w:t>
+      </w:r>
+      <w:r>
+        <w:rPr>
+          <w:b/>
+          <w:bCs/>
+        </w:rPr>
+        <w:t>13</w:t>
+      </w:r>
+      <w:r>
+        <w:t>, 319–330 (2018).</w:t>
       </w:r>
     </w:p>
     <w:p>
@@ -13389,7 +13395,7 @@
       </w:r>
       <w:r>
         <w:tab/>
-        <w:t xml:space="preserve">J. F. Brodie, </w:t>
+        <w:t xml:space="preserve">C. Bello, </w:t>
       </w:r>
       <w:r>
         <w:rPr>
@@ -13399,27 +13405,27 @@
         <w:t>et al.</w:t>
       </w:r>
       <w:r>
-        <w:t xml:space="preserve">, Defaunation impacts on the carbon balance of tropical forests. </w:t>
-      </w:r>
-      <w:r>
-        <w:rPr>
-          <w:i/>
-          <w:iCs/>
-        </w:rPr>
-        <w:t>Conservation Biology</w:t>
-      </w:r>
-      <w:r>
-        <w:t xml:space="preserve"> </w:t>
-      </w:r>
-      <w:r>
-        <w:rPr>
-          <w:b/>
-          <w:bCs/>
-        </w:rPr>
-        <w:t>39</w:t>
-      </w:r>
-      <w:r>
-        <w:t>, e14414 (2025).</w:t>
+        <w:t xml:space="preserve">, Defaunation affects carbon storage in tropical forests. </w:t>
+      </w:r>
+      <w:r>
+        <w:rPr>
+          <w:i/>
+          <w:iCs/>
+        </w:rPr>
+        <w:t>Sci. Adv.</w:t>
+      </w:r>
+      <w:r>
+        <w:t xml:space="preserve"> </w:t>
+      </w:r>
+      <w:r>
+        <w:rPr>
+          <w:b/>
+          <w:bCs/>
+        </w:rPr>
+        <w:t>1</w:t>
+      </w:r>
+      <w:r>
+        <w:t>, e1501105 (2015).</w:t>
       </w:r>
     </w:p>
     <w:p>
@@ -13431,35 +13437,37 @@
       </w:r>
       <w:r>
         <w:tab/>
-        <w:t xml:space="preserve">I. S. Pearse, W. D. Koenig, D. Kelly, Mechanisms of mast </w:t>
-      </w:r>
-      <w:proofErr w:type="gramStart"/>
-      <w:r>
-        <w:t>seeding:</w:t>
-      </w:r>
-      <w:proofErr w:type="gramEnd"/>
-      <w:r>
-        <w:t xml:space="preserve"> resources, weather, cues, and selection. </w:t>
-      </w:r>
-      <w:r>
-        <w:rPr>
-          <w:i/>
-          <w:iCs/>
-        </w:rPr>
-        <w:t>New Phytologist</w:t>
-      </w:r>
-      <w:r>
-        <w:t xml:space="preserve"> </w:t>
-      </w:r>
-      <w:r>
-        <w:rPr>
-          <w:b/>
-          <w:bCs/>
-        </w:rPr>
-        <w:t>212</w:t>
-      </w:r>
-      <w:r>
-        <w:t>, 546–562 (2016).</w:t>
+        <w:t xml:space="preserve">J. F. Brodie, </w:t>
+      </w:r>
+      <w:r>
+        <w:rPr>
+          <w:i/>
+          <w:iCs/>
+        </w:rPr>
+        <w:t>et al.</w:t>
+      </w:r>
+      <w:r>
+        <w:t xml:space="preserve">, Defaunation impacts on the carbon balance of tropical forests. </w:t>
+      </w:r>
+      <w:r>
+        <w:rPr>
+          <w:i/>
+          <w:iCs/>
+        </w:rPr>
+        <w:t>Conservation Biology</w:t>
+      </w:r>
+      <w:r>
+        <w:t xml:space="preserve"> </w:t>
+      </w:r>
+      <w:r>
+        <w:rPr>
+          <w:b/>
+          <w:bCs/>
+        </w:rPr>
+        <w:t>39</w:t>
+      </w:r>
+      <w:r>
+        <w:t>, e14414 (2025).</w:t>
       </w:r>
     </w:p>
     <w:p>
@@ -13471,27 +13479,35 @@
       </w:r>
       <w:r>
         <w:tab/>
-        <w:t xml:space="preserve">D. Kelly, V. L. Sork, Mast Seeding in Perennial Plants: Why, How, Where? </w:t>
-      </w:r>
-      <w:r>
-        <w:rPr>
-          <w:i/>
-          <w:iCs/>
-        </w:rPr>
-        <w:t>Annu. Rev. Ecol. Syst.</w:t>
-      </w:r>
-      <w:r>
-        <w:t xml:space="preserve"> </w:t>
-      </w:r>
-      <w:r>
-        <w:rPr>
-          <w:b/>
-          <w:bCs/>
-        </w:rPr>
-        <w:t>33</w:t>
-      </w:r>
-      <w:r>
-        <w:t>, 427–447 (2002).</w:t>
+        <w:t xml:space="preserve">I. S. Pearse, W. D. Koenig, D. Kelly, Mechanisms of mast </w:t>
+      </w:r>
+      <w:proofErr w:type="gramStart"/>
+      <w:r>
+        <w:t>seeding:</w:t>
+      </w:r>
+      <w:proofErr w:type="gramEnd"/>
+      <w:r>
+        <w:t xml:space="preserve"> resources, weather, cues, and selection. </w:t>
+      </w:r>
+      <w:r>
+        <w:rPr>
+          <w:i/>
+          <w:iCs/>
+        </w:rPr>
+        <w:t>New Phytologist</w:t>
+      </w:r>
+      <w:r>
+        <w:t xml:space="preserve"> </w:t>
+      </w:r>
+      <w:r>
+        <w:rPr>
+          <w:b/>
+          <w:bCs/>
+        </w:rPr>
+        <w:t>212</w:t>
+      </w:r>
+      <w:r>
+        <w:t>, 546–562 (2016).</w:t>
       </w:r>
     </w:p>
     <w:p>
@@ -13503,37 +13519,27 @@
       </w:r>
       <w:r>
         <w:tab/>
-        <w:t xml:space="preserve">T. Qiu, </w:t>
-      </w:r>
-      <w:r>
-        <w:rPr>
-          <w:i/>
-          <w:iCs/>
-        </w:rPr>
-        <w:t>et al.</w:t>
-      </w:r>
-      <w:r>
-        <w:t xml:space="preserve">, Masting is uncommon in trees that depend on mutualist dispersers in the context of global climate and fertility gradients. </w:t>
-      </w:r>
-      <w:r>
-        <w:rPr>
-          <w:i/>
-          <w:iCs/>
-        </w:rPr>
-        <w:t>Nat. Plants</w:t>
-      </w:r>
-      <w:r>
-        <w:t xml:space="preserve"> </w:t>
-      </w:r>
-      <w:r>
-        <w:rPr>
-          <w:b/>
-          <w:bCs/>
-        </w:rPr>
-        <w:t>9</w:t>
-      </w:r>
-      <w:r>
-        <w:t>, 1044–1056 (2023).</w:t>
+        <w:t xml:space="preserve">D. Kelly, V. L. Sork, Mast Seeding in Perennial Plants: Why, How, Where? </w:t>
+      </w:r>
+      <w:r>
+        <w:rPr>
+          <w:i/>
+          <w:iCs/>
+        </w:rPr>
+        <w:t>Annu. Rev. Ecol. Syst.</w:t>
+      </w:r>
+      <w:r>
+        <w:t xml:space="preserve"> </w:t>
+      </w:r>
+      <w:r>
+        <w:rPr>
+          <w:b/>
+          <w:bCs/>
+        </w:rPr>
+        <w:t>33</w:t>
+      </w:r>
+      <w:r>
+        <w:t>, 427–447 (2002).</w:t>
       </w:r>
     </w:p>
     <w:p>
@@ -13545,7 +13551,7 @@
       </w:r>
       <w:r>
         <w:tab/>
-        <w:t xml:space="preserve">S. Boutin, </w:t>
+        <w:t xml:space="preserve">T. Qiu, </w:t>
       </w:r>
       <w:r>
         <w:rPr>
@@ -13555,27 +13561,27 @@
         <w:t>et al.</w:t>
       </w:r>
       <w:r>
-        <w:t xml:space="preserve">, Anticipatory Reproduction and Population Growth in Seed Predators. </w:t>
-      </w:r>
-      <w:r>
-        <w:rPr>
-          <w:i/>
-          <w:iCs/>
-        </w:rPr>
-        <w:t>Science</w:t>
-      </w:r>
-      <w:r>
-        <w:t xml:space="preserve"> </w:t>
-      </w:r>
-      <w:r>
-        <w:rPr>
-          <w:b/>
-          <w:bCs/>
-        </w:rPr>
-        <w:t>314</w:t>
-      </w:r>
-      <w:r>
-        <w:t>, 1928–1930 (2006).</w:t>
+        <w:t xml:space="preserve">, Masting is uncommon in trees that depend on mutualist dispersers in the context of global climate and fertility gradients. </w:t>
+      </w:r>
+      <w:r>
+        <w:rPr>
+          <w:i/>
+          <w:iCs/>
+        </w:rPr>
+        <w:t>Nat. Plants</w:t>
+      </w:r>
+      <w:r>
+        <w:t xml:space="preserve"> </w:t>
+      </w:r>
+      <w:r>
+        <w:rPr>
+          <w:b/>
+          <w:bCs/>
+        </w:rPr>
+        <w:t>9</w:t>
+      </w:r>
+      <w:r>
+        <w:t>, 1044–1056 (2023).</w:t>
       </w:r>
     </w:p>
     <w:p>
@@ -13587,7 +13593,7 @@
       </w:r>
       <w:r>
         <w:tab/>
-        <w:t xml:space="preserve">L. A. Wauters, </w:t>
+        <w:t xml:space="preserve">S. Boutin, </w:t>
       </w:r>
       <w:r>
         <w:rPr>
@@ -13597,29 +13603,27 @@
         <w:t>et al.</w:t>
       </w:r>
       <w:r>
-        <w:t xml:space="preserve">, Demography of alpine red squirrel populations in relation to fluctuations in seed crop size. </w:t>
-      </w:r>
-      <w:proofErr w:type="spellStart"/>
-      <w:r>
-        <w:rPr>
-          <w:i/>
-          <w:iCs/>
-        </w:rPr>
-        <w:t>Ecography</w:t>
-      </w:r>
-      <w:proofErr w:type="spellEnd"/>
-      <w:r>
-        <w:t xml:space="preserve"> </w:t>
-      </w:r>
-      <w:r>
-        <w:rPr>
-          <w:b/>
-          <w:bCs/>
-        </w:rPr>
-        <w:t>31</w:t>
-      </w:r>
-      <w:r>
-        <w:t>, 104–114 (2008).</w:t>
+        <w:t xml:space="preserve">, Anticipatory Reproduction and Population Growth in Seed Predators. </w:t>
+      </w:r>
+      <w:r>
+        <w:rPr>
+          <w:i/>
+          <w:iCs/>
+        </w:rPr>
+        <w:t>Science</w:t>
+      </w:r>
+      <w:r>
+        <w:t xml:space="preserve"> </w:t>
+      </w:r>
+      <w:r>
+        <w:rPr>
+          <w:b/>
+          <w:bCs/>
+        </w:rPr>
+        <w:t>314</w:t>
+      </w:r>
+      <w:r>
+        <w:t>, 1928–1930 (2006).</w:t>
       </w:r>
     </w:p>
     <w:p>
@@ -13631,35 +13635,39 @@
       </w:r>
       <w:r>
         <w:tab/>
-        <w:t xml:space="preserve">M. B. </w:t>
+        <w:t xml:space="preserve">L. A. Wauters, </w:t>
+      </w:r>
+      <w:r>
+        <w:rPr>
+          <w:i/>
+          <w:iCs/>
+        </w:rPr>
+        <w:t>et al.</w:t>
+      </w:r>
+      <w:r>
+        <w:t xml:space="preserve">, Demography of alpine red squirrel populations in relation to fluctuations in seed crop size. </w:t>
       </w:r>
       <w:proofErr w:type="spellStart"/>
       <w:r>
-        <w:t>Pesendorfer</w:t>
+        <w:rPr>
+          <w:i/>
+          <w:iCs/>
+        </w:rPr>
+        <w:t>Ecography</w:t>
       </w:r>
       <w:proofErr w:type="spellEnd"/>
       <w:r>
-        <w:t xml:space="preserve">, T. S. Sillett, W. D. Koenig, S. A. Morrison, Scatter-hoarding corvids as seed dispersers for oaks and pines: A review of a widely distributed mutualism and its utility to habitat restoration. </w:t>
-      </w:r>
-      <w:r>
-        <w:rPr>
-          <w:i/>
-          <w:iCs/>
-        </w:rPr>
-        <w:t>The Condor</w:t>
-      </w:r>
-      <w:r>
-        <w:t xml:space="preserve"> </w:t>
-      </w:r>
-      <w:r>
-        <w:rPr>
-          <w:b/>
-          <w:bCs/>
-        </w:rPr>
-        <w:t>118</w:t>
-      </w:r>
-      <w:r>
-        <w:t>, 215–237 (2016).</w:t>
+        <w:t xml:space="preserve"> </w:t>
+      </w:r>
+      <w:r>
+        <w:rPr>
+          <w:b/>
+          <w:bCs/>
+        </w:rPr>
+        <w:t>31</w:t>
+      </w:r>
+      <w:r>
+        <w:t>, 104–114 (2008).</w:t>
       </w:r>
     </w:p>
     <w:p>
@@ -13671,43 +13679,35 @@
       </w:r>
       <w:r>
         <w:tab/>
-        <w:t xml:space="preserve">S. B. Vander Wall, </w:t>
-      </w:r>
-      <w:proofErr w:type="gramStart"/>
-      <w:r>
-        <w:t>How</w:t>
-      </w:r>
-      <w:proofErr w:type="gramEnd"/>
-      <w:r>
-        <w:t xml:space="preserve"> plants manipulate the scatter-hoarding </w:t>
+        <w:t xml:space="preserve">M. B. </w:t>
       </w:r>
       <w:proofErr w:type="spellStart"/>
       <w:r>
-        <w:t>behaviour</w:t>
+        <w:t>Pesendorfer</w:t>
       </w:r>
       <w:proofErr w:type="spellEnd"/>
       <w:r>
-        <w:t xml:space="preserve"> of seed-dispersing animals. </w:t>
-      </w:r>
-      <w:r>
-        <w:rPr>
-          <w:i/>
-          <w:iCs/>
-        </w:rPr>
-        <w:t>Phil. Trans. R. Soc. B</w:t>
-      </w:r>
-      <w:r>
-        <w:t xml:space="preserve"> </w:t>
-      </w:r>
-      <w:r>
-        <w:rPr>
-          <w:b/>
-          <w:bCs/>
-        </w:rPr>
-        <w:t>365</w:t>
-      </w:r>
-      <w:r>
-        <w:t>, 989–997 (2010).</w:t>
+        <w:t xml:space="preserve">, T. S. Sillett, W. D. Koenig, S. A. Morrison, Scatter-hoarding corvids as seed dispersers for oaks and pines: A review of a widely distributed mutualism and its utility to habitat restoration. </w:t>
+      </w:r>
+      <w:r>
+        <w:rPr>
+          <w:i/>
+          <w:iCs/>
+        </w:rPr>
+        <w:t>The Condor</w:t>
+      </w:r>
+      <w:r>
+        <w:t xml:space="preserve"> </w:t>
+      </w:r>
+      <w:r>
+        <w:rPr>
+          <w:b/>
+          <w:bCs/>
+        </w:rPr>
+        <w:t>118</w:t>
+      </w:r>
+      <w:r>
+        <w:t>, 215–237 (2016).</w:t>
       </w:r>
     </w:p>
     <w:p>
@@ -13719,37 +13719,43 @@
       </w:r>
       <w:r>
         <w:tab/>
-        <w:t xml:space="preserve">M. T. Hallworth, </w:t>
-      </w:r>
-      <w:r>
-        <w:rPr>
-          <w:i/>
-          <w:iCs/>
-        </w:rPr>
-        <w:t>et al.</w:t>
-      </w:r>
-      <w:r>
-        <w:t xml:space="preserve">, Boom and bust: the effects of masting on seed predator range dynamics and trophic cascades. </w:t>
-      </w:r>
-      <w:r>
-        <w:rPr>
-          <w:i/>
-          <w:iCs/>
-        </w:rPr>
-        <w:t>Diversity and Distributions</w:t>
-      </w:r>
-      <w:r>
-        <w:t xml:space="preserve"> </w:t>
-      </w:r>
-      <w:r>
-        <w:rPr>
-          <w:b/>
-          <w:bCs/>
-        </w:rPr>
-        <w:t>30</w:t>
-      </w:r>
-      <w:r>
-        <w:t>, e13861 (2024).</w:t>
+        <w:t xml:space="preserve">S. B. Vander Wall, </w:t>
+      </w:r>
+      <w:proofErr w:type="gramStart"/>
+      <w:r>
+        <w:t>How</w:t>
+      </w:r>
+      <w:proofErr w:type="gramEnd"/>
+      <w:r>
+        <w:t xml:space="preserve"> plants manipulate the scatter-hoarding </w:t>
+      </w:r>
+      <w:proofErr w:type="spellStart"/>
+      <w:r>
+        <w:t>behaviour</w:t>
+      </w:r>
+      <w:proofErr w:type="spellEnd"/>
+      <w:r>
+        <w:t xml:space="preserve"> of seed-dispersing animals. </w:t>
+      </w:r>
+      <w:r>
+        <w:rPr>
+          <w:i/>
+          <w:iCs/>
+        </w:rPr>
+        <w:t>Phil. Trans. R. Soc. B</w:t>
+      </w:r>
+      <w:r>
+        <w:t xml:space="preserve"> </w:t>
+      </w:r>
+      <w:r>
+        <w:rPr>
+          <w:b/>
+          <w:bCs/>
+        </w:rPr>
+        <w:t>365</w:t>
+      </w:r>
+      <w:r>
+        <w:t>, 989–997 (2010).</w:t>
       </w:r>
     </w:p>
     <w:p>
@@ -13761,7 +13767,7 @@
       </w:r>
       <w:r>
         <w:tab/>
-        <w:t xml:space="preserve">M. Gamelon, </w:t>
+        <w:t xml:space="preserve">M. T. Hallworth, </w:t>
       </w:r>
       <w:r>
         <w:rPr>
@@ -13771,29 +13777,27 @@
         <w:t>et al.</w:t>
       </w:r>
       <w:r>
-        <w:t xml:space="preserve">, Reproductive allocation in pulsed-resource environments: a comparative study in two populations of wild boar. </w:t>
-      </w:r>
-      <w:proofErr w:type="spellStart"/>
-      <w:r>
-        <w:rPr>
-          <w:i/>
-          <w:iCs/>
-        </w:rPr>
-        <w:t>Oecologia</w:t>
-      </w:r>
-      <w:proofErr w:type="spellEnd"/>
-      <w:r>
-        <w:t xml:space="preserve"> </w:t>
-      </w:r>
-      <w:r>
-        <w:rPr>
-          <w:b/>
-          <w:bCs/>
-        </w:rPr>
-        <w:t>183</w:t>
-      </w:r>
-      <w:r>
-        <w:t>, 1065–1076 (2017).</w:t>
+        <w:t xml:space="preserve">, Boom and bust: the effects of masting on seed predator range dynamics and trophic cascades. </w:t>
+      </w:r>
+      <w:r>
+        <w:rPr>
+          <w:i/>
+          <w:iCs/>
+        </w:rPr>
+        <w:t>Diversity and Distributions</w:t>
+      </w:r>
+      <w:r>
+        <w:t xml:space="preserve"> </w:t>
+      </w:r>
+      <w:r>
+        <w:rPr>
+          <w:b/>
+          <w:bCs/>
+        </w:rPr>
+        <w:t>30</w:t>
+      </w:r>
+      <w:r>
+        <w:t>, e13861 (2024).</w:t>
       </w:r>
     </w:p>
     <w:p>
@@ -13805,33 +13809,39 @@
       </w:r>
       <w:r>
         <w:tab/>
-        <w:t xml:space="preserve">A. Leopold, </w:t>
-      </w:r>
-      <w:r>
-        <w:rPr>
-          <w:i/>
-          <w:iCs/>
-        </w:rPr>
-        <w:t xml:space="preserve">A </w:t>
-      </w:r>
-      <w:proofErr w:type="gramStart"/>
-      <w:r>
-        <w:rPr>
-          <w:i/>
-          <w:iCs/>
-        </w:rPr>
-        <w:t>Sand county</w:t>
-      </w:r>
-      <w:proofErr w:type="gramEnd"/>
-      <w:r>
-        <w:rPr>
-          <w:i/>
-          <w:iCs/>
-        </w:rPr>
-        <w:t xml:space="preserve"> almanac and sketches here and there</w:t>
-      </w:r>
-      <w:r>
-        <w:t xml:space="preserve"> (OUP, 1949).</w:t>
+        <w:t xml:space="preserve">M. Gamelon, </w:t>
+      </w:r>
+      <w:r>
+        <w:rPr>
+          <w:i/>
+          <w:iCs/>
+        </w:rPr>
+        <w:t>et al.</w:t>
+      </w:r>
+      <w:r>
+        <w:t xml:space="preserve">, Reproductive allocation in pulsed-resource environments: a comparative study in two populations of wild boar. </w:t>
+      </w:r>
+      <w:proofErr w:type="spellStart"/>
+      <w:r>
+        <w:rPr>
+          <w:i/>
+          <w:iCs/>
+        </w:rPr>
+        <w:t>Oecologia</w:t>
+      </w:r>
+      <w:proofErr w:type="spellEnd"/>
+      <w:r>
+        <w:t xml:space="preserve"> </w:t>
+      </w:r>
+      <w:r>
+        <w:rPr>
+          <w:b/>
+          <w:bCs/>
+        </w:rPr>
+        <w:t>183</w:t>
+      </w:r>
+      <w:r>
+        <w:t>, 1065–1076 (2017).</w:t>
       </w:r>
     </w:p>
     <w:p>
@@ -13843,17 +13853,33 @@
       </w:r>
       <w:r>
         <w:tab/>
-        <w:t xml:space="preserve">J. D. Boone, E. Ammon, K. Johnson, “Long-term declines in the Pinyon Jay and management implications for piñon–juniper woodlands” in </w:t>
-      </w:r>
-      <w:r>
-        <w:rPr>
-          <w:i/>
-          <w:iCs/>
-        </w:rPr>
-        <w:t>Trends and Traditions: Avifaunal Change in Western North America</w:t>
-      </w:r>
-      <w:r>
-        <w:t>, (Western Field Ornithologists, 2018), pp. 190–197.</w:t>
+        <w:t xml:space="preserve">A. Leopold, </w:t>
+      </w:r>
+      <w:r>
+        <w:rPr>
+          <w:i/>
+          <w:iCs/>
+        </w:rPr>
+        <w:t xml:space="preserve">A </w:t>
+      </w:r>
+      <w:proofErr w:type="gramStart"/>
+      <w:r>
+        <w:rPr>
+          <w:i/>
+          <w:iCs/>
+        </w:rPr>
+        <w:t>Sand county</w:t>
+      </w:r>
+      <w:proofErr w:type="gramEnd"/>
+      <w:r>
+        <w:rPr>
+          <w:i/>
+          <w:iCs/>
+        </w:rPr>
+        <w:t xml:space="preserve"> almanac and sketches here and there</w:t>
+      </w:r>
+      <w:r>
+        <w:t xml:space="preserve"> (OUP, 1949).</w:t>
       </w:r>
     </w:p>
     <w:p>
@@ -13866,53 +13892,17 @@
       </w:r>
       <w:r>
         <w:tab/>
-        <w:t xml:space="preserve">B. </w:t>
-      </w:r>
-      <w:proofErr w:type="spellStart"/>
-      <w:r>
-        <w:t>Sicich</w:t>
-      </w:r>
-      <w:proofErr w:type="spellEnd"/>
-      <w:r>
-        <w:t xml:space="preserve">, A. C. Young, C. S. Bundy, F. Abadi, M. J. Desmond, Open spaces and arthropod abundance are important foraging habitat components for </w:t>
-      </w:r>
-      <w:proofErr w:type="spellStart"/>
-      <w:r>
-        <w:rPr>
-          <w:i/>
-          <w:iCs/>
-        </w:rPr>
-        <w:t>Gymnorhinus</w:t>
-      </w:r>
-      <w:proofErr w:type="spellEnd"/>
-      <w:r>
-        <w:rPr>
-          <w:i/>
-          <w:iCs/>
-        </w:rPr>
-        <w:t xml:space="preserve"> </w:t>
-      </w:r>
-      <w:proofErr w:type="spellStart"/>
-      <w:r>
-        <w:rPr>
-          <w:i/>
-          <w:iCs/>
-        </w:rPr>
-        <w:t>cyanocephalus</w:t>
-      </w:r>
-      <w:proofErr w:type="spellEnd"/>
-      <w:r>
-        <w:t xml:space="preserve"> (Pinyon Jay) in south-central New Mexico. </w:t>
-      </w:r>
-      <w:r>
-        <w:rPr>
-          <w:i/>
-          <w:iCs/>
-        </w:rPr>
-        <w:t>Ornithological Applications</w:t>
-      </w:r>
-      <w:r>
-        <w:t xml:space="preserve"> duaf046 (2025). https://doi.org/10.1093/ornithapp/duaf046.</w:t>
+        <w:t xml:space="preserve">J. D. Boone, E. Ammon, K. Johnson, “Long-term declines in the Pinyon Jay and management implications for piñon–juniper woodlands” in </w:t>
+      </w:r>
+      <w:r>
+        <w:rPr>
+          <w:i/>
+          <w:iCs/>
+        </w:rPr>
+        <w:t>Trends and Traditions: Avifaunal Change in Western North America</w:t>
+      </w:r>
+      <w:r>
+        <w:t>, (Western Field Ornithologists, 2018), pp. 190–197.</w:t>
       </w:r>
     </w:p>
     <w:p>
@@ -13924,27 +13914,53 @@
       </w:r>
       <w:r>
         <w:tab/>
-        <w:t xml:space="preserve">N. J. Van Lanen, A. P. Monroe, C. L. Aldridge, A hidden cost of single species management: Habitat-relationships reveal potential negative effects of conifer removal on a non-target species. </w:t>
-      </w:r>
-      <w:r>
-        <w:rPr>
-          <w:i/>
-          <w:iCs/>
-        </w:rPr>
-        <w:t>Biological Conservation</w:t>
-      </w:r>
-      <w:r>
-        <w:t xml:space="preserve"> </w:t>
-      </w:r>
-      <w:r>
-        <w:rPr>
-          <w:b/>
-          <w:bCs/>
-        </w:rPr>
-        <w:t>280</w:t>
-      </w:r>
-      <w:r>
-        <w:t>, 109959 (2023).</w:t>
+        <w:t xml:space="preserve">B. </w:t>
+      </w:r>
+      <w:proofErr w:type="spellStart"/>
+      <w:r>
+        <w:t>Sicich</w:t>
+      </w:r>
+      <w:proofErr w:type="spellEnd"/>
+      <w:r>
+        <w:t xml:space="preserve">, A. C. Young, C. S. Bundy, F. Abadi, M. J. Desmond, Open spaces and arthropod abundance are important foraging habitat components for </w:t>
+      </w:r>
+      <w:proofErr w:type="spellStart"/>
+      <w:r>
+        <w:rPr>
+          <w:i/>
+          <w:iCs/>
+        </w:rPr>
+        <w:t>Gymnorhinus</w:t>
+      </w:r>
+      <w:proofErr w:type="spellEnd"/>
+      <w:r>
+        <w:rPr>
+          <w:i/>
+          <w:iCs/>
+        </w:rPr>
+        <w:t xml:space="preserve"> </w:t>
+      </w:r>
+      <w:proofErr w:type="spellStart"/>
+      <w:r>
+        <w:rPr>
+          <w:i/>
+          <w:iCs/>
+        </w:rPr>
+        <w:t>cyanocephalus</w:t>
+      </w:r>
+      <w:proofErr w:type="spellEnd"/>
+      <w:r>
+        <w:t xml:space="preserve"> (Pinyon Jay) in south-central New Mexico. </w:t>
+      </w:r>
+      <w:r>
+        <w:rPr>
+          <w:i/>
+          <w:iCs/>
+        </w:rPr>
+        <w:t>Ornithological Applications</w:t>
+      </w:r>
+      <w:r>
+        <w:t xml:space="preserve"> duaf046 (2025). https://doi.org/10.1093/ornithapp/duaf046.</w:t>
       </w:r>
     </w:p>
     <w:p>
@@ -13956,45 +13972,27 @@
       </w:r>
       <w:r>
         <w:tab/>
-        <w:t xml:space="preserve">D. D. Breshears, </w:t>
-      </w:r>
-      <w:r>
-        <w:rPr>
-          <w:i/>
-          <w:iCs/>
-        </w:rPr>
-        <w:t>et al.</w:t>
-      </w:r>
-      <w:r>
-        <w:t xml:space="preserve">, </w:t>
-      </w:r>
-      <w:proofErr w:type="gramStart"/>
-      <w:r>
-        <w:t>Regional</w:t>
-      </w:r>
-      <w:proofErr w:type="gramEnd"/>
-      <w:r>
-        <w:t xml:space="preserve"> vegetation die-off in response to global-change-type drought. </w:t>
-      </w:r>
-      <w:r>
-        <w:rPr>
-          <w:i/>
-          <w:iCs/>
-        </w:rPr>
-        <w:t>Proc. Natl. Acad. Sci. U.S.A.</w:t>
-      </w:r>
-      <w:r>
-        <w:t xml:space="preserve"> </w:t>
-      </w:r>
-      <w:r>
-        <w:rPr>
-          <w:b/>
-          <w:bCs/>
-        </w:rPr>
-        <w:t>102</w:t>
-      </w:r>
-      <w:r>
-        <w:t>, 15144–15148 (2005).</w:t>
+        <w:t xml:space="preserve">N. J. Van Lanen, A. P. Monroe, C. L. Aldridge, A hidden cost of single species management: Habitat-relationships reveal potential negative effects of conifer removal on a non-target species. </w:t>
+      </w:r>
+      <w:r>
+        <w:rPr>
+          <w:i/>
+          <w:iCs/>
+        </w:rPr>
+        <w:t>Biological Conservation</w:t>
+      </w:r>
+      <w:r>
+        <w:t xml:space="preserve"> </w:t>
+      </w:r>
+      <w:r>
+        <w:rPr>
+          <w:b/>
+          <w:bCs/>
+        </w:rPr>
+        <w:t>280</w:t>
+      </w:r>
+      <w:r>
+        <w:t>, 109959 (2023).</w:t>
       </w:r>
     </w:p>
     <w:p>
@@ -14006,45 +14004,45 @@
       </w:r>
       <w:r>
         <w:tab/>
-        <w:t xml:space="preserve">A. J. H. </w:t>
-      </w:r>
-      <w:proofErr w:type="spellStart"/>
-      <w:r>
-        <w:t>Meddens</w:t>
-      </w:r>
-      <w:proofErr w:type="spellEnd"/>
+        <w:t xml:space="preserve">D. D. Breshears, </w:t>
+      </w:r>
+      <w:r>
+        <w:rPr>
+          <w:i/>
+          <w:iCs/>
+        </w:rPr>
+        <w:t>et al.</w:t>
+      </w:r>
       <w:r>
         <w:t xml:space="preserve">, </w:t>
       </w:r>
-      <w:r>
-        <w:rPr>
-          <w:i/>
-          <w:iCs/>
-        </w:rPr>
-        <w:t>et al.</w:t>
-      </w:r>
-      <w:r>
-        <w:t xml:space="preserve">, Patterns and causes of observed piñon pine mortality in the southwestern United States. </w:t>
-      </w:r>
-      <w:r>
-        <w:rPr>
-          <w:i/>
-          <w:iCs/>
-        </w:rPr>
-        <w:t>New Phytologist</w:t>
-      </w:r>
-      <w:r>
-        <w:t xml:space="preserve"> </w:t>
-      </w:r>
-      <w:r>
-        <w:rPr>
-          <w:b/>
-          <w:bCs/>
-        </w:rPr>
-        <w:t>206</w:t>
-      </w:r>
-      <w:r>
-        <w:t>, 91–97 (2015).</w:t>
+      <w:proofErr w:type="gramStart"/>
+      <w:r>
+        <w:t>Regional</w:t>
+      </w:r>
+      <w:proofErr w:type="gramEnd"/>
+      <w:r>
+        <w:t xml:space="preserve"> vegetation die-off in response to global-change-type drought. </w:t>
+      </w:r>
+      <w:r>
+        <w:rPr>
+          <w:i/>
+          <w:iCs/>
+        </w:rPr>
+        <w:t>Proc. Natl. Acad. Sci. U.S.A.</w:t>
+      </w:r>
+      <w:r>
+        <w:t xml:space="preserve"> </w:t>
+      </w:r>
+      <w:r>
+        <w:rPr>
+          <w:b/>
+          <w:bCs/>
+        </w:rPr>
+        <w:t>102</w:t>
+      </w:r>
+      <w:r>
+        <w:t>, 15144–15148 (2005).</w:t>
       </w:r>
     </w:p>
     <w:p>
@@ -14056,35 +14054,45 @@
       </w:r>
       <w:r>
         <w:tab/>
-        <w:t xml:space="preserve">M. D. Redmond, F. Forcella, N. N. Barger, Declines in pinyon </w:t>
-      </w:r>
-      <w:proofErr w:type="gramStart"/>
-      <w:r>
-        <w:t>pine cone</w:t>
-      </w:r>
-      <w:proofErr w:type="gramEnd"/>
-      <w:r>
-        <w:t xml:space="preserve"> production associated with regional warming. </w:t>
-      </w:r>
-      <w:r>
-        <w:rPr>
-          <w:i/>
-          <w:iCs/>
-        </w:rPr>
-        <w:t>Ecosphere</w:t>
-      </w:r>
-      <w:r>
-        <w:t xml:space="preserve"> </w:t>
-      </w:r>
-      <w:r>
-        <w:rPr>
-          <w:b/>
-          <w:bCs/>
-        </w:rPr>
-        <w:t>3</w:t>
-      </w:r>
-      <w:r>
-        <w:t>, 1–14 (2012).</w:t>
+        <w:t xml:space="preserve">A. J. H. </w:t>
+      </w:r>
+      <w:proofErr w:type="spellStart"/>
+      <w:r>
+        <w:t>Meddens</w:t>
+      </w:r>
+      <w:proofErr w:type="spellEnd"/>
+      <w:r>
+        <w:t xml:space="preserve">, </w:t>
+      </w:r>
+      <w:r>
+        <w:rPr>
+          <w:i/>
+          <w:iCs/>
+        </w:rPr>
+        <w:t>et al.</w:t>
+      </w:r>
+      <w:r>
+        <w:t xml:space="preserve">, Patterns and causes of observed piñon pine mortality in the southwestern United States. </w:t>
+      </w:r>
+      <w:r>
+        <w:rPr>
+          <w:i/>
+          <w:iCs/>
+        </w:rPr>
+        <w:t>New Phytologist</w:t>
+      </w:r>
+      <w:r>
+        <w:t xml:space="preserve"> </w:t>
+      </w:r>
+      <w:r>
+        <w:rPr>
+          <w:b/>
+          <w:bCs/>
+        </w:rPr>
+        <w:t>206</w:t>
+      </w:r>
+      <w:r>
+        <w:t>, 91–97 (2015).</w:t>
       </w:r>
     </w:p>
     <w:p>
@@ -14096,54 +14104,35 @@
       </w:r>
       <w:r>
         <w:tab/>
-        <w:t xml:space="preserve">K. C. Rodman, </w:t>
-      </w:r>
-      <w:r>
-        <w:rPr>
-          <w:i/>
-          <w:iCs/>
-        </w:rPr>
-        <w:t>et al.</w:t>
-      </w:r>
-      <w:r>
-        <w:t xml:space="preserve">, Positive Drought </w:t>
+        <w:t xml:space="preserve">M. D. Redmond, F. Forcella, N. N. Barger, Declines in pinyon </w:t>
       </w:r>
       <w:proofErr w:type="gramStart"/>
       <w:r>
-        <w:t>Feedbacks</w:t>
+        <w:t>pine cone</w:t>
       </w:r>
       <w:proofErr w:type="gramEnd"/>
       <w:r>
-        <w:t xml:space="preserve"> Increase Tree Mortality Risk in Dry Woodlands of the </w:t>
-      </w:r>
-      <w:r>
-        <w:rPr>
-          <w:smallCaps/>
-        </w:rPr>
-        <w:t>US</w:t>
-      </w:r>
-      <w:r>
-        <w:t xml:space="preserve"> Southwest. </w:t>
-      </w:r>
-      <w:r>
-        <w:rPr>
-          <w:i/>
-          <w:iCs/>
-        </w:rPr>
-        <w:t>Ecology and Evolution</w:t>
-      </w:r>
-      <w:r>
-        <w:t xml:space="preserve"> </w:t>
-      </w:r>
-      <w:r>
-        <w:rPr>
-          <w:b/>
-          <w:bCs/>
-        </w:rPr>
-        <w:t>15</w:t>
-      </w:r>
-      <w:r>
-        <w:t>, e72667 (2025).</w:t>
+        <w:t xml:space="preserve"> production associated with regional warming. </w:t>
+      </w:r>
+      <w:r>
+        <w:rPr>
+          <w:i/>
+          <w:iCs/>
+        </w:rPr>
+        <w:t>Ecosphere</w:t>
+      </w:r>
+      <w:r>
+        <w:t xml:space="preserve"> </w:t>
+      </w:r>
+      <w:r>
+        <w:rPr>
+          <w:b/>
+          <w:bCs/>
+        </w:rPr>
+        <w:t>3</w:t>
+      </w:r>
+      <w:r>
+        <w:t>, 1–14 (2012).</w:t>
       </w:r>
     </w:p>
     <w:p>
@@ -14155,60 +14144,54 @@
       </w:r>
       <w:r>
         <w:tab/>
-        <w:t xml:space="preserve">R. K. Shriver, C. B. Yackulic, D. M. Bell, J. B. Bradford, </w:t>
+        <w:t xml:space="preserve">K. C. Rodman, </w:t>
+      </w:r>
+      <w:r>
+        <w:rPr>
+          <w:i/>
+          <w:iCs/>
+        </w:rPr>
+        <w:t>et al.</w:t>
+      </w:r>
+      <w:r>
+        <w:t xml:space="preserve">, Positive Drought </w:t>
       </w:r>
       <w:proofErr w:type="gramStart"/>
       <w:r>
-        <w:t>Dry forest</w:t>
+        <w:t>Feedbacks</w:t>
       </w:r>
       <w:proofErr w:type="gramEnd"/>
       <w:r>
-        <w:t xml:space="preserve"> decline is driven by both declining recruitment and increasing mortality in response to warm, dry conditions. </w:t>
-      </w:r>
-      <w:r>
-        <w:rPr>
-          <w:i/>
-          <w:iCs/>
-        </w:rPr>
-        <w:t xml:space="preserve">Global </w:t>
-      </w:r>
-      <w:proofErr w:type="spellStart"/>
-      <w:r>
-        <w:rPr>
-          <w:i/>
-          <w:iCs/>
-        </w:rPr>
-        <w:t>Ecol</w:t>
-      </w:r>
-      <w:proofErr w:type="spellEnd"/>
-      <w:r>
-        <w:rPr>
-          <w:i/>
-          <w:iCs/>
-        </w:rPr>
-        <w:t xml:space="preserve"> </w:t>
-      </w:r>
-      <w:proofErr w:type="spellStart"/>
-      <w:r>
-        <w:rPr>
-          <w:i/>
-          <w:iCs/>
-        </w:rPr>
-        <w:t>Biogeogr</w:t>
-      </w:r>
-      <w:proofErr w:type="spellEnd"/>
-      <w:r>
-        <w:t xml:space="preserve"> </w:t>
-      </w:r>
-      <w:r>
-        <w:rPr>
-          <w:b/>
-          <w:bCs/>
-        </w:rPr>
-        <w:t>31</w:t>
-      </w:r>
-      <w:r>
-        <w:t>, 2259–2269 (2022).</w:t>
+        <w:t xml:space="preserve"> Increase Tree Mortality Risk in Dry Woodlands of the </w:t>
+      </w:r>
+      <w:r>
+        <w:rPr>
+          <w:smallCaps/>
+        </w:rPr>
+        <w:t>US</w:t>
+      </w:r>
+      <w:r>
+        <w:t xml:space="preserve"> Southwest. </w:t>
+      </w:r>
+      <w:r>
+        <w:rPr>
+          <w:i/>
+          <w:iCs/>
+        </w:rPr>
+        <w:t>Ecology and Evolution</w:t>
+      </w:r>
+      <w:r>
+        <w:t xml:space="preserve"> </w:t>
+      </w:r>
+      <w:r>
+        <w:rPr>
+          <w:b/>
+          <w:bCs/>
+        </w:rPr>
+        <w:t>15</w:t>
+      </w:r>
+      <w:r>
+        <w:t>, e72667 (2025).</w:t>
       </w:r>
     </w:p>
     <w:p>
@@ -14220,27 +14203,60 @@
       </w:r>
       <w:r>
         <w:tab/>
-        <w:t xml:space="preserve">A. P. Wion, I. S. Pearse, M. Broxson, M. D. Redmond, Mast hindcasts reveal pervasive effects of extreme drought on a foundational conifer species. </w:t>
-      </w:r>
-      <w:r>
-        <w:rPr>
-          <w:i/>
-          <w:iCs/>
-        </w:rPr>
-        <w:t>New Phytologist</w:t>
-      </w:r>
-      <w:r>
-        <w:t xml:space="preserve"> </w:t>
-      </w:r>
-      <w:r>
-        <w:rPr>
-          <w:b/>
-          <w:bCs/>
-        </w:rPr>
-        <w:t>246</w:t>
-      </w:r>
-      <w:r>
-        <w:t>, 450–460 (2025).</w:t>
+        <w:t xml:space="preserve">R. K. Shriver, C. B. Yackulic, D. M. Bell, J. B. Bradford, </w:t>
+      </w:r>
+      <w:proofErr w:type="gramStart"/>
+      <w:r>
+        <w:t>Dry forest</w:t>
+      </w:r>
+      <w:proofErr w:type="gramEnd"/>
+      <w:r>
+        <w:t xml:space="preserve"> decline is driven by both declining recruitment and increasing mortality in response to warm, dry conditions. </w:t>
+      </w:r>
+      <w:r>
+        <w:rPr>
+          <w:i/>
+          <w:iCs/>
+        </w:rPr>
+        <w:t xml:space="preserve">Global </w:t>
+      </w:r>
+      <w:proofErr w:type="spellStart"/>
+      <w:r>
+        <w:rPr>
+          <w:i/>
+          <w:iCs/>
+        </w:rPr>
+        <w:t>Ecol</w:t>
+      </w:r>
+      <w:proofErr w:type="spellEnd"/>
+      <w:r>
+        <w:rPr>
+          <w:i/>
+          <w:iCs/>
+        </w:rPr>
+        <w:t xml:space="preserve"> </w:t>
+      </w:r>
+      <w:proofErr w:type="spellStart"/>
+      <w:r>
+        <w:rPr>
+          <w:i/>
+          <w:iCs/>
+        </w:rPr>
+        <w:t>Biogeogr</w:t>
+      </w:r>
+      <w:proofErr w:type="spellEnd"/>
+      <w:r>
+        <w:t xml:space="preserve"> </w:t>
+      </w:r>
+      <w:r>
+        <w:rPr>
+          <w:b/>
+          <w:bCs/>
+        </w:rPr>
+        <w:t>31</w:t>
+      </w:r>
+      <w:r>
+        <w:t>, 2259–2269 (2022).</w:t>
       </w:r>
     </w:p>
     <w:p>
@@ -14252,27 +14268,27 @@
       </w:r>
       <w:r>
         <w:tab/>
-        <w:t xml:space="preserve">A. Hacket-Pain, M. Bogdziewicz, Climate change and plant reproduction: trends and drivers of mast seeding change. </w:t>
-      </w:r>
-      <w:r>
-        <w:rPr>
-          <w:i/>
-          <w:iCs/>
-        </w:rPr>
-        <w:t>Phil. Trans. R. Soc. B</w:t>
-      </w:r>
-      <w:r>
-        <w:t xml:space="preserve"> </w:t>
-      </w:r>
-      <w:r>
-        <w:rPr>
-          <w:b/>
-          <w:bCs/>
-        </w:rPr>
-        <w:t>376</w:t>
-      </w:r>
-      <w:r>
-        <w:t>, 20200379 (2021).</w:t>
+        <w:t xml:space="preserve">A. P. Wion, I. S. Pearse, M. Broxson, M. D. Redmond, Mast hindcasts reveal pervasive effects of extreme drought on a foundational conifer species. </w:t>
+      </w:r>
+      <w:r>
+        <w:rPr>
+          <w:i/>
+          <w:iCs/>
+        </w:rPr>
+        <w:t>New Phytologist</w:t>
+      </w:r>
+      <w:r>
+        <w:t xml:space="preserve"> </w:t>
+      </w:r>
+      <w:r>
+        <w:rPr>
+          <w:b/>
+          <w:bCs/>
+        </w:rPr>
+        <w:t>246</w:t>
+      </w:r>
+      <w:r>
+        <w:t>, 450–460 (2025).</w:t>
       </w:r>
     </w:p>
     <w:p>
@@ -14284,45 +14300,27 @@
       </w:r>
       <w:r>
         <w:tab/>
-        <w:t xml:space="preserve">J. J. </w:t>
-      </w:r>
-      <w:proofErr w:type="spellStart"/>
-      <w:r>
-        <w:t>Foest</w:t>
-      </w:r>
-      <w:proofErr w:type="spellEnd"/>
-      <w:r>
-        <w:t xml:space="preserve">, </w:t>
-      </w:r>
-      <w:r>
-        <w:rPr>
-          <w:i/>
-          <w:iCs/>
-        </w:rPr>
-        <w:t>et al.</w:t>
-      </w:r>
-      <w:r>
-        <w:t xml:space="preserve">, Widespread breakdown in masting in European beech due to rising summer temperatures. </w:t>
-      </w:r>
-      <w:r>
-        <w:rPr>
-          <w:i/>
-          <w:iCs/>
-        </w:rPr>
-        <w:t>Global Change Biology</w:t>
-      </w:r>
-      <w:r>
-        <w:t xml:space="preserve"> </w:t>
-      </w:r>
-      <w:r>
-        <w:rPr>
-          <w:b/>
-          <w:bCs/>
-        </w:rPr>
-        <w:t>30</w:t>
-      </w:r>
-      <w:r>
-        <w:t>, e17307 (2024).</w:t>
+        <w:t xml:space="preserve">A. Hacket-Pain, M. Bogdziewicz, Climate change and plant reproduction: trends and drivers of mast seeding change. </w:t>
+      </w:r>
+      <w:r>
+        <w:rPr>
+          <w:i/>
+          <w:iCs/>
+        </w:rPr>
+        <w:t>Phil. Trans. R. Soc. B</w:t>
+      </w:r>
+      <w:r>
+        <w:t xml:space="preserve"> </w:t>
+      </w:r>
+      <w:r>
+        <w:rPr>
+          <w:b/>
+          <w:bCs/>
+        </w:rPr>
+        <w:t>376</w:t>
+      </w:r>
+      <w:r>
+        <w:t>, 20200379 (2021).</w:t>
       </w:r>
     </w:p>
     <w:p>
@@ -14334,11 +14332,11 @@
       </w:r>
       <w:r>
         <w:tab/>
-        <w:t xml:space="preserve">W. J. </w:t>
+        <w:t xml:space="preserve">J. J. </w:t>
       </w:r>
       <w:proofErr w:type="spellStart"/>
       <w:r>
-        <w:t>Mcshea</w:t>
+        <w:t>Foest</w:t>
       </w:r>
       <w:proofErr w:type="spellEnd"/>
       <w:r>
@@ -14352,43 +14350,27 @@
         <w:t>et al.</w:t>
       </w:r>
       <w:r>
-        <w:t xml:space="preserve">, Forestry Matters: Decline of Oaks Will Impact Wildlife in Hardwood Forests. </w:t>
-      </w:r>
-      <w:r>
-        <w:rPr>
-          <w:i/>
-          <w:iCs/>
-        </w:rPr>
-        <w:t xml:space="preserve">J </w:t>
-      </w:r>
-      <w:proofErr w:type="spellStart"/>
-      <w:r>
-        <w:rPr>
-          <w:i/>
-          <w:iCs/>
-        </w:rPr>
-        <w:t>Wildl</w:t>
-      </w:r>
-      <w:proofErr w:type="spellEnd"/>
-      <w:r>
-        <w:rPr>
-          <w:i/>
-          <w:iCs/>
-        </w:rPr>
-        <w:t xml:space="preserve"> Manag</w:t>
-      </w:r>
-      <w:r>
-        <w:t xml:space="preserve"> </w:t>
-      </w:r>
-      <w:r>
-        <w:rPr>
-          <w:b/>
-          <w:bCs/>
-        </w:rPr>
-        <w:t>71</w:t>
-      </w:r>
-      <w:r>
-        <w:t>, 1717–1728 (2007).</w:t>
+        <w:t xml:space="preserve">, Widespread breakdown in masting in European beech due to rising summer temperatures. </w:t>
+      </w:r>
+      <w:r>
+        <w:rPr>
+          <w:i/>
+          <w:iCs/>
+        </w:rPr>
+        <w:t>Global Change Biology</w:t>
+      </w:r>
+      <w:r>
+        <w:t xml:space="preserve"> </w:t>
+      </w:r>
+      <w:r>
+        <w:rPr>
+          <w:b/>
+          <w:bCs/>
+        </w:rPr>
+        <w:t>30</w:t>
+      </w:r>
+      <w:r>
+        <w:t>, e17307 (2024).</w:t>
       </w:r>
     </w:p>
     <w:p>
@@ -14400,7 +14382,15 @@
       </w:r>
       <w:r>
         <w:tab/>
-        <w:t xml:space="preserve">B. L. Sullivan, </w:t>
+        <w:t xml:space="preserve">W. J. </w:t>
+      </w:r>
+      <w:proofErr w:type="spellStart"/>
+      <w:r>
+        <w:t>Mcshea</w:t>
+      </w:r>
+      <w:proofErr w:type="spellEnd"/>
+      <w:r>
+        <w:t xml:space="preserve">, </w:t>
       </w:r>
       <w:r>
         <w:rPr>
@@ -14410,27 +14400,43 @@
         <w:t>et al.</w:t>
       </w:r>
       <w:r>
-        <w:t xml:space="preserve">, eBird: A citizen-based bird observation network in the biological sciences. </w:t>
-      </w:r>
-      <w:r>
-        <w:rPr>
-          <w:i/>
-          <w:iCs/>
-        </w:rPr>
-        <w:t>Biological Conservation</w:t>
-      </w:r>
-      <w:r>
-        <w:t xml:space="preserve"> </w:t>
-      </w:r>
-      <w:r>
-        <w:rPr>
-          <w:b/>
-          <w:bCs/>
-        </w:rPr>
-        <w:t>142</w:t>
-      </w:r>
-      <w:r>
-        <w:t>, 2282–2292 (2009).</w:t>
+        <w:t xml:space="preserve">, Forestry Matters: Decline of Oaks Will Impact Wildlife in Hardwood Forests. </w:t>
+      </w:r>
+      <w:r>
+        <w:rPr>
+          <w:i/>
+          <w:iCs/>
+        </w:rPr>
+        <w:t xml:space="preserve">J </w:t>
+      </w:r>
+      <w:proofErr w:type="spellStart"/>
+      <w:r>
+        <w:rPr>
+          <w:i/>
+          <w:iCs/>
+        </w:rPr>
+        <w:t>Wildl</w:t>
+      </w:r>
+      <w:proofErr w:type="spellEnd"/>
+      <w:r>
+        <w:rPr>
+          <w:i/>
+          <w:iCs/>
+        </w:rPr>
+        <w:t xml:space="preserve"> Manag</w:t>
+      </w:r>
+      <w:r>
+        <w:t xml:space="preserve"> </w:t>
+      </w:r>
+      <w:r>
+        <w:rPr>
+          <w:b/>
+          <w:bCs/>
+        </w:rPr>
+        <w:t>71</w:t>
+      </w:r>
+      <w:r>
+        <w:t>, 1717–1728 (2007).</w:t>
       </w:r>
     </w:p>
     <w:p>
@@ -14442,27 +14448,37 @@
       </w:r>
       <w:r>
         <w:tab/>
-        <w:t xml:space="preserve">A. P. Williams, B. I. Cook, J. E. Smerdon, Rapid intensification of the emerging southwestern North American megadrought in 2020–2021. </w:t>
-      </w:r>
-      <w:r>
-        <w:rPr>
-          <w:i/>
-          <w:iCs/>
-        </w:rPr>
-        <w:t>Nat. Clim. Chang.</w:t>
-      </w:r>
-      <w:r>
-        <w:t xml:space="preserve"> </w:t>
-      </w:r>
-      <w:r>
-        <w:rPr>
-          <w:b/>
-          <w:bCs/>
-        </w:rPr>
-        <w:t>12</w:t>
-      </w:r>
-      <w:r>
-        <w:t>, 232–234 (2022).</w:t>
+        <w:t xml:space="preserve">B. L. Sullivan, </w:t>
+      </w:r>
+      <w:r>
+        <w:rPr>
+          <w:i/>
+          <w:iCs/>
+        </w:rPr>
+        <w:t>et al.</w:t>
+      </w:r>
+      <w:r>
+        <w:t xml:space="preserve">, eBird: A citizen-based bird observation network in the biological sciences. </w:t>
+      </w:r>
+      <w:r>
+        <w:rPr>
+          <w:i/>
+          <w:iCs/>
+        </w:rPr>
+        <w:t>Biological Conservation</w:t>
+      </w:r>
+      <w:r>
+        <w:t xml:space="preserve"> </w:t>
+      </w:r>
+      <w:r>
+        <w:rPr>
+          <w:b/>
+          <w:bCs/>
+        </w:rPr>
+        <w:t>142</w:t>
+      </w:r>
+      <w:r>
+        <w:t>, 2282–2292 (2009).</w:t>
       </w:r>
     </w:p>
     <w:p>
@@ -14470,7 +14486,40 @@
         <w:pStyle w:val="Bibliography"/>
       </w:pPr>
       <w:r>
+        <w:lastRenderedPageBreak/>
         <w:t xml:space="preserve">51. </w:t>
+      </w:r>
+      <w:r>
+        <w:tab/>
+        <w:t xml:space="preserve">A. P. Williams, B. I. Cook, J. E. Smerdon, Rapid intensification of the emerging southwestern North American megadrought in 2020–2021. </w:t>
+      </w:r>
+      <w:r>
+        <w:rPr>
+          <w:i/>
+          <w:iCs/>
+        </w:rPr>
+        <w:t>Nat. Clim. Chang.</w:t>
+      </w:r>
+      <w:r>
+        <w:t xml:space="preserve"> </w:t>
+      </w:r>
+      <w:r>
+        <w:rPr>
+          <w:b/>
+          <w:bCs/>
+        </w:rPr>
+        <w:t>12</w:t>
+      </w:r>
+      <w:r>
+        <w:t>, 232–234 (2022).</w:t>
+      </w:r>
+    </w:p>
+    <w:p>
+      <w:pPr>
+        <w:pStyle w:val="Bibliography"/>
+      </w:pPr>
+      <w:r>
+        <w:t xml:space="preserve">52. </w:t>
       </w:r>
       <w:r>
         <w:tab/>
@@ -14512,8 +14561,7 @@
         <w:pStyle w:val="Bibliography"/>
       </w:pPr>
       <w:r>
-        <w:lastRenderedPageBreak/>
-        <w:t xml:space="preserve">52. </w:t>
+        <w:t xml:space="preserve">53. </w:t>
       </w:r>
       <w:r>
         <w:tab/>
@@ -14555,7 +14603,7 @@
         <w:pStyle w:val="Bibliography"/>
       </w:pPr>
       <w:r>
-        <w:t xml:space="preserve">53. </w:t>
+        <w:t xml:space="preserve">54. </w:t>
       </w:r>
       <w:r>
         <w:tab/>
@@ -14587,7 +14635,7 @@
         <w:pStyle w:val="Bibliography"/>
       </w:pPr>
       <w:r>
-        <w:t xml:space="preserve">54. </w:t>
+        <w:t xml:space="preserve">55. </w:t>
       </w:r>
       <w:r>
         <w:tab/>
@@ -14619,7 +14667,7 @@
         <w:pStyle w:val="Bibliography"/>
       </w:pPr>
       <w:r>
-        <w:t xml:space="preserve">55. </w:t>
+        <w:t xml:space="preserve">56. </w:t>
       </w:r>
       <w:r>
         <w:tab/>
@@ -14659,7 +14707,7 @@
         <w:pStyle w:val="Bibliography"/>
       </w:pPr>
       <w:r>
-        <w:t xml:space="preserve">56. </w:t>
+        <w:t xml:space="preserve">57. </w:t>
       </w:r>
       <w:r>
         <w:tab/>
@@ -14688,7 +14736,7 @@
         <w:pStyle w:val="Bibliography"/>
       </w:pPr>
       <w:r>
-        <w:t xml:space="preserve">57. </w:t>
+        <w:t xml:space="preserve">58. </w:t>
       </w:r>
       <w:r>
         <w:tab/>
@@ -14722,7 +14770,7 @@
         <w:pStyle w:val="Bibliography"/>
       </w:pPr>
       <w:r>
-        <w:t xml:space="preserve">58. </w:t>
+        <w:t xml:space="preserve">59. </w:t>
       </w:r>
       <w:r>
         <w:tab/>
@@ -14762,7 +14810,7 @@
         <w:pStyle w:val="Bibliography"/>
       </w:pPr>
       <w:r>
-        <w:t xml:space="preserve">59. </w:t>
+        <w:t xml:space="preserve">60. </w:t>
       </w:r>
       <w:r>
         <w:tab/>
@@ -14796,7 +14844,7 @@
         <w:pStyle w:val="Bibliography"/>
       </w:pPr>
       <w:r>
-        <w:t xml:space="preserve">60. </w:t>
+        <w:t xml:space="preserve">61. </w:t>
       </w:r>
       <w:r>
         <w:tab/>
@@ -14836,7 +14884,7 @@
         <w:pStyle w:val="Bibliography"/>
       </w:pPr>
       <w:r>
-        <w:t xml:space="preserve">61. </w:t>
+        <w:t xml:space="preserve">62. </w:t>
       </w:r>
       <w:r>
         <w:tab/>
@@ -14908,7 +14956,7 @@
         <w:pStyle w:val="Bibliography"/>
       </w:pPr>
       <w:r>
-        <w:t xml:space="preserve">62. </w:t>
+        <w:t xml:space="preserve">63. </w:t>
       </w:r>
       <w:r>
         <w:tab/>
@@ -14940,7 +14988,7 @@
         <w:pStyle w:val="Bibliography"/>
       </w:pPr>
       <w:r>
-        <w:t xml:space="preserve">63. </w:t>
+        <w:t xml:space="preserve">64. </w:t>
       </w:r>
       <w:r>
         <w:tab/>
@@ -14980,7 +15028,8 @@
         <w:pStyle w:val="Bibliography"/>
       </w:pPr>
       <w:r>
-        <w:t xml:space="preserve">64. </w:t>
+        <w:lastRenderedPageBreak/>
+        <w:t xml:space="preserve">65. </w:t>
       </w:r>
       <w:r>
         <w:tab/>
@@ -15030,7 +15079,7 @@
         <w:pStyle w:val="Bibliography"/>
       </w:pPr>
       <w:r>
-        <w:t xml:space="preserve">65. </w:t>
+        <w:t xml:space="preserve">66. </w:t>
       </w:r>
       <w:r>
         <w:tab/>
@@ -15087,8 +15136,7 @@
         <w:pStyle w:val="Bibliography"/>
       </w:pPr>
       <w:r>
-        <w:lastRenderedPageBreak/>
-        <w:t xml:space="preserve">66. </w:t>
+        <w:t xml:space="preserve">67. </w:t>
       </w:r>
       <w:r>
         <w:tab/>
@@ -15120,7 +15168,7 @@
         <w:pStyle w:val="Bibliography"/>
       </w:pPr>
       <w:r>
-        <w:t xml:space="preserve">67. </w:t>
+        <w:t xml:space="preserve">68. </w:t>
       </w:r>
       <w:r>
         <w:tab/>
@@ -15152,7 +15200,7 @@
         <w:pStyle w:val="Bibliography"/>
       </w:pPr>
       <w:r>
-        <w:t xml:space="preserve">68. </w:t>
+        <w:t xml:space="preserve">69. </w:t>
       </w:r>
       <w:r>
         <w:tab/>
@@ -15174,7 +15222,7 @@
         <w:pStyle w:val="Bibliography"/>
       </w:pPr>
       <w:r>
-        <w:t xml:space="preserve">69. </w:t>
+        <w:t xml:space="preserve">70. </w:t>
       </w:r>
       <w:r>
         <w:tab/>
@@ -15230,7 +15278,7 @@
         <w:pStyle w:val="Bibliography"/>
       </w:pPr>
       <w:r>
-        <w:t xml:space="preserve">70. </w:t>
+        <w:t xml:space="preserve">71. </w:t>
       </w:r>
       <w:r>
         <w:tab/>
@@ -15270,7 +15318,7 @@
         <w:pStyle w:val="Bibliography"/>
       </w:pPr>
       <w:r>
-        <w:t xml:space="preserve">71. </w:t>
+        <w:t xml:space="preserve">72. </w:t>
       </w:r>
       <w:r>
         <w:tab/>
@@ -15318,7 +15366,7 @@
         <w:pStyle w:val="Bibliography"/>
       </w:pPr>
       <w:r>
-        <w:t xml:space="preserve">72. </w:t>
+        <w:t xml:space="preserve">73. </w:t>
       </w:r>
       <w:r>
         <w:tab/>
@@ -15366,7 +15414,7 @@
         <w:pStyle w:val="Bibliography"/>
       </w:pPr>
       <w:r>
-        <w:t xml:space="preserve">73. </w:t>
+        <w:t xml:space="preserve">74. </w:t>
       </w:r>
       <w:r>
         <w:tab/>
@@ -15416,7 +15464,7 @@
         <w:pStyle w:val="Bibliography"/>
       </w:pPr>
       <w:r>
-        <w:t xml:space="preserve">74. </w:t>
+        <w:t xml:space="preserve">75. </w:t>
       </w:r>
       <w:r>
         <w:tab/>
@@ -15460,7 +15508,7 @@
         <w:pStyle w:val="Bibliography"/>
       </w:pPr>
       <w:r>
-        <w:t xml:space="preserve">75. </w:t>
+        <w:t xml:space="preserve">76. </w:t>
       </w:r>
       <w:r>
         <w:tab/>
@@ -15508,7 +15556,7 @@
         <w:pStyle w:val="Bibliography"/>
       </w:pPr>
       <w:r>
-        <w:t xml:space="preserve">76. </w:t>
+        <w:t xml:space="preserve">77. </w:t>
       </w:r>
       <w:r>
         <w:tab/>
@@ -15530,7 +15578,7 @@
         <w:pStyle w:val="Bibliography"/>
       </w:pPr>
       <w:r>
-        <w:t xml:space="preserve">77. </w:t>
+        <w:t xml:space="preserve">78. </w:t>
       </w:r>
       <w:r>
         <w:tab/>
@@ -15542,7 +15590,7 @@
         <w:pStyle w:val="Bibliography"/>
       </w:pPr>
       <w:r>
-        <w:t xml:space="preserve">78. </w:t>
+        <w:t xml:space="preserve">79. </w:t>
       </w:r>
       <w:r>
         <w:tab/>
@@ -15574,7 +15622,8 @@
         <w:pStyle w:val="Bibliography"/>
       </w:pPr>
       <w:r>
-        <w:t xml:space="preserve">79. </w:t>
+        <w:lastRenderedPageBreak/>
+        <w:t xml:space="preserve">80. </w:t>
       </w:r>
       <w:r>
         <w:tab/>
@@ -15615,7 +15664,7 @@
         <w:pStyle w:val="Bibliography"/>
       </w:pPr>
       <w:r>
-        <w:t xml:space="preserve">80. </w:t>
+        <w:t xml:space="preserve">81. </w:t>
       </w:r>
       <w:r>
         <w:tab/>
@@ -15647,8 +15696,7 @@
         <w:pStyle w:val="Bibliography"/>
       </w:pPr>
       <w:r>
-        <w:lastRenderedPageBreak/>
-        <w:t xml:space="preserve">81. </w:t>
+        <w:t xml:space="preserve">82. </w:t>
       </w:r>
       <w:r>
         <w:tab/>
@@ -15660,7 +15708,7 @@
         <w:pStyle w:val="Bibliography"/>
       </w:pPr>
       <w:r>
-        <w:t xml:space="preserve">82. </w:t>
+        <w:t xml:space="preserve">83. </w:t>
       </w:r>
       <w:r>
         <w:tab/>
@@ -15710,7 +15758,7 @@
         <w:pStyle w:val="Bibliography"/>
       </w:pPr>
       <w:r>
-        <w:t xml:space="preserve">83. </w:t>
+        <w:t xml:space="preserve">84. </w:t>
       </w:r>
       <w:r>
         <w:tab/>
@@ -15750,7 +15798,7 @@
         <w:pStyle w:val="Bibliography"/>
       </w:pPr>
       <w:r>
-        <w:t xml:space="preserve">84. </w:t>
+        <w:t xml:space="preserve">85. </w:t>
       </w:r>
       <w:r>
         <w:tab/>
@@ -15778,7 +15826,7 @@
         <w:pStyle w:val="Bibliography"/>
       </w:pPr>
       <w:r>
-        <w:t xml:space="preserve">85. </w:t>
+        <w:t xml:space="preserve">86. </w:t>
       </w:r>
       <w:r>
         <w:tab/>
@@ -15790,7 +15838,7 @@
         <w:pStyle w:val="Bibliography"/>
       </w:pPr>
       <w:r>
-        <w:t xml:space="preserve">86. </w:t>
+        <w:t xml:space="preserve">87. </w:t>
       </w:r>
       <w:r>
         <w:tab/>
@@ -15802,7 +15850,7 @@
         <w:pStyle w:val="Bibliography"/>
       </w:pPr>
       <w:r>
-        <w:t xml:space="preserve">87. </w:t>
+        <w:t xml:space="preserve">88. </w:t>
       </w:r>
       <w:r>
         <w:tab/>
@@ -15842,7 +15890,7 @@
         <w:pStyle w:val="Bibliography"/>
       </w:pPr>
       <w:r>
-        <w:t xml:space="preserve">88. </w:t>
+        <w:t xml:space="preserve">89. </w:t>
       </w:r>
       <w:r>
         <w:tab/>
@@ -15900,7 +15948,7 @@
         <w:pStyle w:val="Bibliography"/>
       </w:pPr>
       <w:r>
-        <w:t xml:space="preserve">89. </w:t>
+        <w:t xml:space="preserve">90. </w:t>
       </w:r>
       <w:r>
         <w:tab/>
@@ -15932,7 +15980,7 @@
         <w:pStyle w:val="Bibliography"/>
       </w:pPr>
       <w:r>
-        <w:t xml:space="preserve">90. </w:t>
+        <w:t xml:space="preserve">91. </w:t>
       </w:r>
       <w:r>
         <w:tab/>
@@ -15988,7 +16036,7 @@
         <w:pStyle w:val="Bibliography"/>
       </w:pPr>
       <w:r>
-        <w:t xml:space="preserve">91. </w:t>
+        <w:t xml:space="preserve">92. </w:t>
       </w:r>
       <w:r>
         <w:tab/>
@@ -16020,7 +16068,7 @@
         <w:pStyle w:val="Bibliography"/>
       </w:pPr>
       <w:r>
-        <w:t xml:space="preserve">92. </w:t>
+        <w:t xml:space="preserve">93. </w:t>
       </w:r>
       <w:r>
         <w:tab/>
@@ -16062,7 +16110,7 @@
         <w:pStyle w:val="Bibliography"/>
       </w:pPr>
       <w:r>
-        <w:t xml:space="preserve">93. </w:t>
+        <w:t xml:space="preserve">94. </w:t>
       </w:r>
       <w:r>
         <w:tab/>
@@ -16094,7 +16142,8 @@
         <w:pStyle w:val="Bibliography"/>
       </w:pPr>
       <w:r>
-        <w:t xml:space="preserve">94. </w:t>
+        <w:lastRenderedPageBreak/>
+        <w:t xml:space="preserve">95. </w:t>
       </w:r>
       <w:r>
         <w:tab/>
@@ -16126,7 +16175,7 @@
         <w:pStyle w:val="Bibliography"/>
       </w:pPr>
       <w:r>
-        <w:t xml:space="preserve">95. </w:t>
+        <w:t xml:space="preserve">96. </w:t>
       </w:r>
       <w:r>
         <w:tab/>
@@ -16176,6 +16225,573 @@
         </w:rPr>
         <w:fldChar w:fldCharType="end"/>
       </w:r>
+    </w:p>
+    <w:p>
+      <w:pPr>
+        <w:rPr>
+          <w:rFonts w:ascii="Times New Roman" w:hAnsi="Times New Roman"/>
+          <w:b/>
+          <w:bCs/>
+        </w:rPr>
+      </w:pPr>
+      <w:r>
+        <w:rPr>
+          <w:b/>
+          <w:bCs/>
+        </w:rPr>
+        <w:br w:type="page"/>
+      </w:r>
+    </w:p>
+    <w:p>
+      <w:pPr>
+        <w:jc w:val="center"/>
+        <w:rPr>
+          <w:rFonts w:ascii="Times New Roman" w:hAnsi="Times New Roman" w:cs="Times New Roman"/>
+        </w:rPr>
+      </w:pPr>
+    </w:p>
+    <w:p>
+      <w:pPr>
+        <w:rPr>
+          <w:rFonts w:ascii="Times New Roman" w:hAnsi="Times New Roman" w:cs="Times New Roman"/>
+        </w:rPr>
+      </w:pPr>
+      <w:r>
+        <w:rPr>
+          <w:rFonts w:ascii="Times New Roman" w:hAnsi="Times New Roman" w:cs="Times New Roman"/>
+          <w:noProof/>
+        </w:rPr>
+        <w:drawing>
+          <wp:inline distT="0" distB="0" distL="0" distR="0" wp14:anchorId="7BF0EDE7" wp14:editId="64E3BD90">
+            <wp:extent cx="5943600" cy="2377440"/>
+            <wp:effectExtent l="0" t="0" r="0" b="0"/>
+            <wp:docPr id="979595946" name="Picture 1" descr="A different colored map of a state&#10;&#10;AI-generated content may be incorrect."/>
+            <wp:cNvGraphicFramePr>
+              <a:graphicFrameLocks xmlns:a="http://schemas.openxmlformats.org/drawingml/2006/main" noChangeAspect="1"/>
+            </wp:cNvGraphicFramePr>
+            <a:graphic xmlns:a="http://schemas.openxmlformats.org/drawingml/2006/main">
+              <a:graphicData uri="http://schemas.openxmlformats.org/drawingml/2006/picture">
+                <pic:pic xmlns:pic="http://schemas.openxmlformats.org/drawingml/2006/picture">
+                  <pic:nvPicPr>
+                    <pic:cNvPr id="979595946" name="Picture 1" descr="A different colored map of a state&#10;&#10;AI-generated content may be incorrect."/>
+                    <pic:cNvPicPr/>
+                  </pic:nvPicPr>
+                  <pic:blipFill>
+                    <a:blip r:embed="rId10" cstate="print">
+                      <a:extLst>
+                        <a:ext uri="{28A0092B-C50C-407E-A947-70E740481C1C}">
+                          <a14:useLocalDpi xmlns:a14="http://schemas.microsoft.com/office/drawing/2010/main" val="0"/>
+                        </a:ext>
+                      </a:extLst>
+                    </a:blip>
+                    <a:stretch>
+                      <a:fillRect/>
+                    </a:stretch>
+                  </pic:blipFill>
+                  <pic:spPr>
+                    <a:xfrm>
+                      <a:off x="0" y="0"/>
+                      <a:ext cx="5943600" cy="2377440"/>
+                    </a:xfrm>
+                    <a:prstGeom prst="rect">
+                      <a:avLst/>
+                    </a:prstGeom>
+                  </pic:spPr>
+                </pic:pic>
+              </a:graphicData>
+            </a:graphic>
+          </wp:inline>
+        </w:drawing>
+      </w:r>
+    </w:p>
+    <w:p>
+      <w:pPr>
+        <w:rPr>
+          <w:rFonts w:ascii="Times New Roman" w:hAnsi="Times New Roman" w:cs="Times New Roman"/>
+        </w:rPr>
+      </w:pPr>
+      <w:r>
+        <w:rPr>
+          <w:rFonts w:ascii="Times New Roman" w:hAnsi="Times New Roman" w:cs="Times New Roman"/>
+          <w:b/>
+          <w:bCs/>
+        </w:rPr>
+        <w:t>Figure 1.</w:t>
+      </w:r>
+      <w:r>
+        <w:rPr>
+          <w:rFonts w:ascii="Times New Roman" w:hAnsi="Times New Roman" w:cs="Times New Roman"/>
+        </w:rPr>
+        <w:t xml:space="preserve"> The full species range for </w:t>
+      </w:r>
+      <w:r>
+        <w:rPr>
+          <w:rFonts w:ascii="Times New Roman" w:hAnsi="Times New Roman" w:cs="Times New Roman"/>
+          <w:b/>
+          <w:bCs/>
+        </w:rPr>
+        <w:t>(a)</w:t>
+      </w:r>
+      <w:r>
+        <w:rPr>
+          <w:rFonts w:ascii="Times New Roman" w:hAnsi="Times New Roman" w:cs="Times New Roman"/>
+        </w:rPr>
+        <w:t xml:space="preserve"> pinyon jays (pink region; data from eBird Status and Trends), with our study region delineated by the darker borders (southwestern USA, including Arizona, Colorado, New Mexico, and Utah). The </w:t>
+      </w:r>
+      <w:r>
+        <w:rPr>
+          <w:rFonts w:ascii="Times New Roman" w:hAnsi="Times New Roman" w:cs="Times New Roman"/>
+          <w:b/>
+          <w:bCs/>
+        </w:rPr>
+        <w:t>(b)</w:t>
+      </w:r>
+      <w:r>
+        <w:rPr>
+          <w:rFonts w:ascii="Times New Roman" w:hAnsi="Times New Roman" w:cs="Times New Roman"/>
+        </w:rPr>
+        <w:t xml:space="preserve"> range of two-needled pinyon in our study region, along with the </w:t>
+      </w:r>
+      <w:r>
+        <w:rPr>
+          <w:rFonts w:ascii="Times New Roman" w:hAnsi="Times New Roman" w:cs="Times New Roman"/>
+          <w:b/>
+          <w:bCs/>
+        </w:rPr>
+        <w:t xml:space="preserve">(c) </w:t>
+      </w:r>
+      <w:r>
+        <w:rPr>
+          <w:rFonts w:ascii="Times New Roman" w:hAnsi="Times New Roman" w:cs="Times New Roman"/>
+        </w:rPr>
+        <w:t>sampling density (in checklists km</w:t>
+      </w:r>
+      <w:r>
+        <w:rPr>
+          <w:rFonts w:ascii="Times New Roman" w:hAnsi="Times New Roman" w:cs="Times New Roman"/>
+          <w:vertAlign w:val="superscript"/>
+        </w:rPr>
+        <w:t>-2</w:t>
+      </w:r>
+      <w:r>
+        <w:rPr>
+          <w:rFonts w:ascii="Times New Roman" w:hAnsi="Times New Roman" w:cs="Times New Roman"/>
+        </w:rPr>
+        <w:t xml:space="preserve">) across all years for pinyon jay based on eBird data (2010-2022) after spatial and temporal subsampling and filtering checklists to areas with two-needle pinyon basal area as shown in </w:t>
+      </w:r>
+      <w:r>
+        <w:rPr>
+          <w:rFonts w:ascii="Times New Roman" w:hAnsi="Times New Roman" w:cs="Times New Roman"/>
+          <w:b/>
+          <w:bCs/>
+        </w:rPr>
+        <w:t>(b)</w:t>
+      </w:r>
+      <w:r>
+        <w:rPr>
+          <w:rFonts w:ascii="Times New Roman" w:hAnsi="Times New Roman" w:cs="Times New Roman"/>
+        </w:rPr>
+        <w:t>.</w:t>
+      </w:r>
+    </w:p>
+    <w:p>
+      <w:pPr>
+        <w:rPr>
+          <w:rFonts w:ascii="Times New Roman" w:hAnsi="Times New Roman" w:cs="Times New Roman"/>
+        </w:rPr>
+      </w:pPr>
+    </w:p>
+    <w:p>
+      <w:pPr>
+        <w:pStyle w:val="ImageCaption"/>
+        <w:rPr>
+          <w:rFonts w:cs="Times New Roman"/>
+        </w:rPr>
+        <w:sectPr>
+          <w:pgSz w:w="12240" w:h="15840"/>
+          <w:pgMar w:top="1440" w:right="1440" w:bottom="1440" w:left="1440" w:header="720" w:footer="720" w:gutter="0"/>
+          <w:cols w:space="720"/>
+          <w:docGrid w:linePitch="360"/>
+        </w:sectPr>
+      </w:pPr>
+    </w:p>
+    <w:p>
+      <w:pPr>
+        <w:pStyle w:val="ImageCaption"/>
+        <w:rPr>
+          <w:rFonts w:cs="Times New Roman"/>
+        </w:rPr>
+      </w:pPr>
+    </w:p>
+    <w:p>
+      <w:pPr>
+        <w:pStyle w:val="ImageCaption"/>
+      </w:pPr>
+      <w:r>
+        <w:rPr>
+          <w:noProof/>
+          <w14:ligatures w14:val="standardContextual"/>
+        </w:rPr>
+        <w:drawing>
+          <wp:inline distT="0" distB="0" distL="0" distR="0" wp14:anchorId="0FEC26E4" wp14:editId="719CA9AE">
+            <wp:extent cx="5943600" cy="1856740"/>
+            <wp:effectExtent l="0" t="0" r="0" b="0"/>
+            <wp:docPr id="775264723" name="Picture 1" descr="A diagram of different seasons&#10;&#10;AI-generated content may be incorrect."/>
+            <wp:cNvGraphicFramePr>
+              <a:graphicFrameLocks xmlns:a="http://schemas.openxmlformats.org/drawingml/2006/main" noChangeAspect="1"/>
+            </wp:cNvGraphicFramePr>
+            <a:graphic xmlns:a="http://schemas.openxmlformats.org/drawingml/2006/main">
+              <a:graphicData uri="http://schemas.openxmlformats.org/drawingml/2006/picture">
+                <pic:pic xmlns:pic="http://schemas.openxmlformats.org/drawingml/2006/picture">
+                  <pic:nvPicPr>
+                    <pic:cNvPr id="775264723" name="Picture 1" descr="A diagram of different seasons&#10;&#10;AI-generated content may be incorrect."/>
+                    <pic:cNvPicPr/>
+                  </pic:nvPicPr>
+                  <pic:blipFill>
+                    <a:blip r:embed="rId11" cstate="print">
+                      <a:extLst>
+                        <a:ext uri="{28A0092B-C50C-407E-A947-70E740481C1C}">
+                          <a14:useLocalDpi xmlns:a14="http://schemas.microsoft.com/office/drawing/2010/main" val="0"/>
+                        </a:ext>
+                      </a:extLst>
+                    </a:blip>
+                    <a:stretch>
+                      <a:fillRect/>
+                    </a:stretch>
+                  </pic:blipFill>
+                  <pic:spPr>
+                    <a:xfrm>
+                      <a:off x="0" y="0"/>
+                      <a:ext cx="5943600" cy="1856740"/>
+                    </a:xfrm>
+                    <a:prstGeom prst="rect">
+                      <a:avLst/>
+                    </a:prstGeom>
+                  </pic:spPr>
+                </pic:pic>
+              </a:graphicData>
+            </a:graphic>
+          </wp:inline>
+        </w:drawing>
+      </w:r>
+    </w:p>
+    <w:p>
+      <w:pPr>
+        <w:pStyle w:val="ImageCaption"/>
+      </w:pPr>
+    </w:p>
+    <w:p>
+      <w:pPr>
+        <w:pStyle w:val="ImageCaption"/>
+      </w:pPr>
+      <w:r>
+        <w:rPr>
+          <w:b/>
+          <w:bCs/>
+        </w:rPr>
+        <w:t>Figure 2</w:t>
+      </w:r>
+      <w:r>
+        <w:t>. A timeline of hypothesized temporal relationships between pinyon jay abundance and pinyon cone availability. Three hypotheses describe how jay abundance in a given focal year (e.g., bird icon in timeline) is related to pinyon cone (seed) production in past and future time periods (cone icons along timeline), including H1: jays “anticipate” seed availability through utilization of other food resources (e.g., acorns, juniper berries) that mature more quickly than pinyon seeds or because they see pinyon cones developing in an area; H2: jays respond “immediately” to pinyon seeds produced in the previous fall and winter by nesting near cache sites the following spring nesting season; H3: jays have a “delayed” response to seed availability as the young produced during the caching year enter the breeding population 1.5-2 years later. The numerical values along the bottom of the timeline (-3, -2, …, +2) indicate potential temporal coupling (past, concurrent, future years) between jays and pinyon seeds.</w:t>
+      </w:r>
+    </w:p>
+    <w:p>
+      <w:pPr>
+        <w:pStyle w:val="ImageCaption"/>
+      </w:pPr>
+    </w:p>
+    <w:p>
+      <w:pPr>
+        <w:pStyle w:val="ImageCaption"/>
+      </w:pPr>
+      <w:r>
+        <w:t xml:space="preserve"> </w:t>
+      </w:r>
+    </w:p>
+    <w:p>
+      <w:r>
+        <w:rPr>
+          <w:noProof/>
+        </w:rPr>
+        <w:lastRenderedPageBreak/>
+        <w:drawing>
+          <wp:inline distT="0" distB="0" distL="0" distR="0" wp14:anchorId="22266289" wp14:editId="359EF205">
+            <wp:extent cx="5943600" cy="3396615"/>
+            <wp:effectExtent l="0" t="0" r="0" b="0"/>
+            <wp:docPr id="1683719875" name="Picture 3" descr="A graph showing different effects of covariate&#10;&#10;AI-generated content may be incorrect."/>
+            <wp:cNvGraphicFramePr>
+              <a:graphicFrameLocks xmlns:a="http://schemas.openxmlformats.org/drawingml/2006/main" noChangeAspect="1"/>
+            </wp:cNvGraphicFramePr>
+            <a:graphic xmlns:a="http://schemas.openxmlformats.org/drawingml/2006/main">
+              <a:graphicData uri="http://schemas.openxmlformats.org/drawingml/2006/picture">
+                <pic:pic xmlns:pic="http://schemas.openxmlformats.org/drawingml/2006/picture">
+                  <pic:nvPicPr>
+                    <pic:cNvPr id="1683719875" name="Picture 3" descr="A graph showing different effects of covariate&#10;&#10;AI-generated content may be incorrect."/>
+                    <pic:cNvPicPr/>
+                  </pic:nvPicPr>
+                  <pic:blipFill>
+                    <a:blip r:embed="rId12" cstate="print">
+                      <a:extLst>
+                        <a:ext uri="{28A0092B-C50C-407E-A947-70E740481C1C}">
+                          <a14:useLocalDpi xmlns:a14="http://schemas.microsoft.com/office/drawing/2010/main" val="0"/>
+                        </a:ext>
+                      </a:extLst>
+                    </a:blip>
+                    <a:stretch>
+                      <a:fillRect/>
+                    </a:stretch>
+                  </pic:blipFill>
+                  <pic:spPr>
+                    <a:xfrm>
+                      <a:off x="0" y="0"/>
+                      <a:ext cx="5943600" cy="3396615"/>
+                    </a:xfrm>
+                    <a:prstGeom prst="rect">
+                      <a:avLst/>
+                    </a:prstGeom>
+                  </pic:spPr>
+                </pic:pic>
+              </a:graphicData>
+            </a:graphic>
+          </wp:inline>
+        </w:drawing>
+      </w:r>
+    </w:p>
+    <w:p/>
+    <w:p>
+      <w:pPr>
+        <w:pStyle w:val="ImageCaption"/>
+      </w:pPr>
+      <w:r>
+        <w:rPr>
+          <w:b/>
+          <w:bCs/>
+        </w:rPr>
+        <w:t>Figure 3.</w:t>
+      </w:r>
+      <w:r>
+        <w:t xml:space="preserve"> a) Covariate effects for all main effects and all two-way interactions involving pinyon cone (seed) production (“Cones”) and b) the relative importance of covariates in each of three categories (cones, climate, and habitat). In a), all covariates were standardized, allowing for comparison of the effect sizes of the main effects across covariates. Covariate effects are shown as the posterior median (filled symbols) and 95% credible interval (CI, whiskers); any covariate effect with a 95% CI that crosses the dashed line at zero indicates that the corresponding covariate or interaction have no clear effect on pinyon jay abundance.</w:t>
+      </w:r>
+    </w:p>
+    <w:p>
+      <w:pPr>
+        <w:sectPr>
+          <w:pgSz w:w="12240" w:h="15840"/>
+          <w:pgMar w:top="1440" w:right="1440" w:bottom="1440" w:left="1440" w:header="720" w:footer="720" w:gutter="0"/>
+          <w:cols w:space="720"/>
+          <w:docGrid w:linePitch="360"/>
+        </w:sectPr>
+      </w:pPr>
+    </w:p>
+    <w:p>
+      <w:pPr>
+        <w:pStyle w:val="ImageCaption"/>
+      </w:pPr>
+    </w:p>
+    <w:p>
+      <w:pPr>
+        <w:pStyle w:val="ImageCaption"/>
+      </w:pPr>
+      <w:r>
+        <w:rPr>
+          <w:noProof/>
+          <w14:ligatures w14:val="standardContextual"/>
+        </w:rPr>
+        <w:drawing>
+          <wp:inline distT="0" distB="0" distL="0" distR="0" wp14:anchorId="2DB771E6" wp14:editId="7199545A">
+            <wp:extent cx="5943600" cy="3396615"/>
+            <wp:effectExtent l="0" t="0" r="0" b="0"/>
+            <wp:docPr id="1634064528" name="Picture 3" descr="A graph of a bird survey&#10;&#10;AI-generated content may be incorrect."/>
+            <wp:cNvGraphicFramePr>
+              <a:graphicFrameLocks xmlns:a="http://schemas.openxmlformats.org/drawingml/2006/main" noChangeAspect="1"/>
+            </wp:cNvGraphicFramePr>
+            <a:graphic xmlns:a="http://schemas.openxmlformats.org/drawingml/2006/main">
+              <a:graphicData uri="http://schemas.openxmlformats.org/drawingml/2006/picture">
+                <pic:pic xmlns:pic="http://schemas.openxmlformats.org/drawingml/2006/picture">
+                  <pic:nvPicPr>
+                    <pic:cNvPr id="1634064528" name="Picture 3" descr="A graph of a bird survey&#10;&#10;AI-generated content may be incorrect."/>
+                    <pic:cNvPicPr/>
+                  </pic:nvPicPr>
+                  <pic:blipFill>
+                    <a:blip r:embed="rId13" cstate="print">
+                      <a:extLst>
+                        <a:ext uri="{28A0092B-C50C-407E-A947-70E740481C1C}">
+                          <a14:useLocalDpi xmlns:a14="http://schemas.microsoft.com/office/drawing/2010/main" val="0"/>
+                        </a:ext>
+                      </a:extLst>
+                    </a:blip>
+                    <a:stretch>
+                      <a:fillRect/>
+                    </a:stretch>
+                  </pic:blipFill>
+                  <pic:spPr>
+                    <a:xfrm>
+                      <a:off x="0" y="0"/>
+                      <a:ext cx="5943600" cy="3396615"/>
+                    </a:xfrm>
+                    <a:prstGeom prst="rect">
+                      <a:avLst/>
+                    </a:prstGeom>
+                  </pic:spPr>
+                </pic:pic>
+              </a:graphicData>
+            </a:graphic>
+          </wp:inline>
+        </w:drawing>
+      </w:r>
+    </w:p>
+    <w:p>
+      <w:pPr>
+        <w:pStyle w:val="ImageCaption"/>
+      </w:pPr>
+      <w:r>
+        <w:rPr>
+          <w:b/>
+          <w:bCs/>
+        </w:rPr>
+        <w:t>Figure 4.</w:t>
+      </w:r>
+      <w:r>
+        <w:t xml:space="preserve"> Posterior estimates (median and 95% CI) of the importance weights (</w:t>
+      </w:r>
+      <w:r>
+        <w:rPr>
+          <w:i/>
+          <w:iCs/>
+        </w:rPr>
+        <w:t>w</w:t>
+      </w:r>
+      <w:r>
+        <w:t xml:space="preserve"> terms, see equation 5) describing the temporal coupling between pinyon jay abundance and pinyon cone (seed) availability (see Figure 2). Colored boxes indicate time periods that align with the three ecological hypotheses describing an anticipatory (H1), immediate (H2), and delayed (H3) response of jays to pinyon seed availability. The dotted vertical line separates periods that align with birds responding to past cone availability (left of the dotted line; H2 and H3) versus periods associated with birds responding to future seed availability (right of dotted line; H1).</w:t>
+      </w:r>
+    </w:p>
+    <w:p>
+      <w:pPr>
+        <w:pStyle w:val="ImageCaption"/>
+      </w:pPr>
+    </w:p>
+    <w:p>
+      <w:r>
+        <w:rPr>
+          <w:noProof/>
+        </w:rPr>
+        <w:lastRenderedPageBreak/>
+        <w:drawing>
+          <wp:inline distT="0" distB="0" distL="0" distR="0" wp14:anchorId="2245EBB2" wp14:editId="6F6FCDD3">
+            <wp:extent cx="5943600" cy="4572000"/>
+            <wp:effectExtent l="0" t="0" r="0" b="0"/>
+            <wp:docPr id="1746754773" name="Picture 1" descr="A collage of different colored graphs&#10;&#10;AI-generated content may be incorrect."/>
+            <wp:cNvGraphicFramePr>
+              <a:graphicFrameLocks xmlns:a="http://schemas.openxmlformats.org/drawingml/2006/main" noChangeAspect="1"/>
+            </wp:cNvGraphicFramePr>
+            <a:graphic xmlns:a="http://schemas.openxmlformats.org/drawingml/2006/main">
+              <a:graphicData uri="http://schemas.openxmlformats.org/drawingml/2006/picture">
+                <pic:pic xmlns:pic="http://schemas.openxmlformats.org/drawingml/2006/picture">
+                  <pic:nvPicPr>
+                    <pic:cNvPr id="1746754773" name="Picture 1" descr="A collage of different colored graphs&#10;&#10;AI-generated content may be incorrect."/>
+                    <pic:cNvPicPr/>
+                  </pic:nvPicPr>
+                  <pic:blipFill>
+                    <a:blip r:embed="rId14" cstate="print">
+                      <a:extLst>
+                        <a:ext uri="{28A0092B-C50C-407E-A947-70E740481C1C}">
+                          <a14:useLocalDpi xmlns:a14="http://schemas.microsoft.com/office/drawing/2010/main" val="0"/>
+                        </a:ext>
+                      </a:extLst>
+                    </a:blip>
+                    <a:stretch>
+                      <a:fillRect/>
+                    </a:stretch>
+                  </pic:blipFill>
+                  <pic:spPr>
+                    <a:xfrm>
+                      <a:off x="0" y="0"/>
+                      <a:ext cx="5943600" cy="4572000"/>
+                    </a:xfrm>
+                    <a:prstGeom prst="rect">
+                      <a:avLst/>
+                    </a:prstGeom>
+                  </pic:spPr>
+                </pic:pic>
+              </a:graphicData>
+            </a:graphic>
+          </wp:inline>
+        </w:drawing>
+      </w:r>
+    </w:p>
+    <w:p/>
+    <w:p>
+      <w:pPr>
+        <w:pStyle w:val="ImageCaption"/>
+      </w:pPr>
+      <w:r>
+        <w:rPr>
+          <w:b/>
+          <w:bCs/>
+        </w:rPr>
+        <w:t>Figure 5.</w:t>
+      </w:r>
+      <w:r>
+        <w:t xml:space="preserve"> Interaction plots for the four covariates that significantly interacted with pinyon cone (seed) availability to influence pinyon jay abundance (see Figure 3), including: </w:t>
+      </w:r>
+      <w:r>
+        <w:rPr>
+          <w:b/>
+          <w:bCs/>
+        </w:rPr>
+        <w:t>a)</w:t>
+      </w:r>
+      <w:r>
+        <w:t xml:space="preserve"> precipitation, </w:t>
+      </w:r>
+      <w:r>
+        <w:rPr>
+          <w:b/>
+          <w:bCs/>
+        </w:rPr>
+        <w:t xml:space="preserve">b) </w:t>
+      </w:r>
+      <w:r>
+        <w:t xml:space="preserve">maximum temperature, </w:t>
+      </w:r>
+      <w:r>
+        <w:rPr>
+          <w:b/>
+          <w:bCs/>
+        </w:rPr>
+        <w:t>c)</w:t>
+      </w:r>
+      <w:r>
+        <w:t xml:space="preserve"> </w:t>
+      </w:r>
+      <w:proofErr w:type="spellStart"/>
+      <w:r>
+        <w:t>monsoonality</w:t>
+      </w:r>
+      <w:proofErr w:type="spellEnd"/>
+      <w:r>
+        <w:t xml:space="preserve">, and </w:t>
+      </w:r>
+      <w:r>
+        <w:rPr>
+          <w:b/>
+          <w:bCs/>
+        </w:rPr>
+        <w:t>d)</w:t>
+      </w:r>
+      <w:r>
+        <w:t xml:space="preserve"> pinyon basal area. The contour lines and color (pink) intensity denote the predicted number of birds per hectare, where darker pink/magenta colors correspond to a greater number of birds associated with that combination of covariates. Black circles represent a random sample of the observed covariate data, and the pink shading is trimmed to exclude covariate values that were not represented in the data.</w:t>
+      </w:r>
+    </w:p>
+    <w:p/>
+    <w:p>
+      <w:pPr>
+        <w:pStyle w:val="Bibliography"/>
+        <w:rPr>
+          <w:b/>
+          <w:bCs/>
+        </w:rPr>
+      </w:pPr>
     </w:p>
     <w:sectPr>
       <w:pgSz w:w="12240" w:h="15840"/>
@@ -17301,6 +17917,7 @@
   <w:style w:type="character" w:default="1" w:styleId="DefaultParagraphFont">
     <w:name w:val="Default Paragraph Font"/>
     <w:uiPriority w:val="1"/>
+    <w:semiHidden/>
     <w:unhideWhenUsed/>
   </w:style>
   <w:style w:type="table" w:default="1" w:styleId="TableNormal">

--- a/drafts/pnas:ecolets/PNAS/Miller-terKuile_pjay_Jan2026.docx
+++ b/drafts/pnas:ecolets/PNAS/Miller-terKuile_pjay_Jan2026.docx
@@ -12334,23 +12334,7 @@
       </w:r>
       <w:r>
         <w:tab/>
-        <w:t xml:space="preserve">A. Miller-ter Kuile, A. Wion, K. Rodman, J. Sanderlin, K. Ogle, </w:t>
-      </w:r>
-      <w:proofErr w:type="spellStart"/>
-      <w:r>
-        <w:t>anamtk</w:t>
-      </w:r>
-      <w:proofErr w:type="spellEnd"/>
-      <w:r>
-        <w:t>/</w:t>
-      </w:r>
-      <w:proofErr w:type="spellStart"/>
-      <w:r>
-        <w:t>pinyon_jay_archive</w:t>
-      </w:r>
-      <w:proofErr w:type="spellEnd"/>
-      <w:r>
-        <w:t>: v1. (2026). https://doi.org/10.5281/ZENODO.18343362. Deposited 22 January 2026.</w:t>
+        <w:t>A. Miller-ter Kuile, A. Wion, K. Rodman, J. Sanderlin, K. Ogle, anamtk/pinyon_jay_archive: v1. (2026). https://doi.org/10.5281/ZENODO.18343362. Deposited 22 January 2026.</w:t>
       </w:r>
     </w:p>
     <w:p>
@@ -12362,23 +12346,7 @@
       </w:r>
       <w:r>
         <w:tab/>
-        <w:t xml:space="preserve">C. Finn, F. </w:t>
-      </w:r>
-      <w:proofErr w:type="spellStart"/>
-      <w:r>
-        <w:t>Grattarola</w:t>
-      </w:r>
-      <w:proofErr w:type="spellEnd"/>
-      <w:r>
-        <w:t xml:space="preserve">, D. Pincheira‐Donoso, </w:t>
-      </w:r>
-      <w:proofErr w:type="gramStart"/>
-      <w:r>
-        <w:t>More</w:t>
-      </w:r>
-      <w:proofErr w:type="gramEnd"/>
-      <w:r>
-        <w:t xml:space="preserve"> losers than winners: investigating Anthropocene defaunation through the diversity of population trends. </w:t>
+        <w:t xml:space="preserve">C. Finn, F. Grattarola, D. Pincheira‐Donoso, More losers than winners: investigating Anthropocene defaunation through the diversity of population trends. </w:t>
       </w:r>
       <w:r>
         <w:rPr>
@@ -12412,31 +12380,13 @@
         <w:tab/>
         <w:t xml:space="preserve">A. S. Hogue, K. Breon, The greatest threats to species. </w:t>
       </w:r>
-      <w:proofErr w:type="spellStart"/>
-      <w:r>
-        <w:rPr>
-          <w:i/>
-          <w:iCs/>
-        </w:rPr>
-        <w:t>Conservat</w:t>
-      </w:r>
-      <w:proofErr w:type="spellEnd"/>
-      <w:r>
-        <w:rPr>
-          <w:i/>
-          <w:iCs/>
-        </w:rPr>
-        <w:t xml:space="preserve"> Sci and </w:t>
-      </w:r>
-      <w:proofErr w:type="spellStart"/>
-      <w:r>
-        <w:rPr>
-          <w:i/>
-          <w:iCs/>
-        </w:rPr>
-        <w:t>Prac</w:t>
-      </w:r>
-      <w:proofErr w:type="spellEnd"/>
+      <w:r>
+        <w:rPr>
+          <w:i/>
+          <w:iCs/>
+        </w:rPr>
+        <w:t>Conservat Sci and Prac</w:t>
+      </w:r>
       <w:r>
         <w:t xml:space="preserve"> </w:t>
       </w:r>
@@ -12460,15 +12410,7 @@
       </w:r>
       <w:r>
         <w:tab/>
-        <w:t xml:space="preserve">P. </w:t>
-      </w:r>
-      <w:proofErr w:type="spellStart"/>
-      <w:r>
-        <w:t>Jaureguiberry</w:t>
-      </w:r>
-      <w:proofErr w:type="spellEnd"/>
-      <w:r>
-        <w:t xml:space="preserve">, </w:t>
+        <w:t xml:space="preserve">P. Jaureguiberry, </w:t>
       </w:r>
       <w:r>
         <w:rPr>
@@ -12510,23 +12452,7 @@
       </w:r>
       <w:r>
         <w:tab/>
-        <w:t xml:space="preserve">D. D’Alelio, B. Hay Mele, S. </w:t>
-      </w:r>
-      <w:proofErr w:type="spellStart"/>
-      <w:r>
-        <w:t>Libralato</w:t>
-      </w:r>
-      <w:proofErr w:type="spellEnd"/>
-      <w:r>
-        <w:t xml:space="preserve">, M. Ribera </w:t>
-      </w:r>
-      <w:proofErr w:type="spellStart"/>
-      <w:r>
-        <w:t>d’Alcalà</w:t>
-      </w:r>
-      <w:proofErr w:type="spellEnd"/>
-      <w:r>
-        <w:t xml:space="preserve">, F. Jordán, Rewiring and indirect effects underpin modularity reshuffling in a marine food web under environmental shifts. </w:t>
+        <w:t xml:space="preserve">D. D’Alelio, B. Hay Mele, S. Libralato, M. Ribera d’Alcalà, F. Jordán, Rewiring and indirect effects underpin modularity reshuffling in a marine food web under environmental shifts. </w:t>
       </w:r>
       <w:r>
         <w:rPr>
@@ -12667,31 +12593,13 @@
       <w:r>
         <w:t xml:space="preserve">, Beyond species loss: the extinction of ecological interactions in a changing world. </w:t>
       </w:r>
-      <w:proofErr w:type="spellStart"/>
-      <w:r>
-        <w:rPr>
-          <w:i/>
-          <w:iCs/>
-        </w:rPr>
-        <w:t>Funct</w:t>
-      </w:r>
-      <w:proofErr w:type="spellEnd"/>
-      <w:r>
-        <w:rPr>
-          <w:i/>
-          <w:iCs/>
-        </w:rPr>
-        <w:t xml:space="preserve"> </w:t>
-      </w:r>
-      <w:proofErr w:type="spellStart"/>
-      <w:r>
-        <w:rPr>
-          <w:i/>
-          <w:iCs/>
-        </w:rPr>
-        <w:t>Ecol</w:t>
-      </w:r>
-      <w:proofErr w:type="spellEnd"/>
+      <w:r>
+        <w:rPr>
+          <w:i/>
+          <w:iCs/>
+        </w:rPr>
+        <w:t>Funct Ecol</w:t>
+      </w:r>
       <w:r>
         <w:t xml:space="preserve"> </w:t>
       </w:r>
@@ -12757,15 +12665,7 @@
       </w:r>
       <w:r>
         <w:tab/>
-        <w:t xml:space="preserve">J. Elith, J. R. </w:t>
-      </w:r>
-      <w:proofErr w:type="spellStart"/>
-      <w:r>
-        <w:t>Leathwick</w:t>
-      </w:r>
-      <w:proofErr w:type="spellEnd"/>
-      <w:r>
-        <w:t xml:space="preserve">, Species Distribution Models: Ecological Explanation and Prediction Across Space and Time. </w:t>
+        <w:t xml:space="preserve">J. Elith, J. R. Leathwick, Species Distribution Models: Ecological Explanation and Prediction Across Space and Time. </w:t>
       </w:r>
       <w:r>
         <w:rPr>
@@ -12797,23 +12697,7 @@
       </w:r>
       <w:r>
         <w:tab/>
-        <w:t xml:space="preserve">R. J. </w:t>
-      </w:r>
-      <w:proofErr w:type="spellStart"/>
-      <w:r>
-        <w:t>Hijmans</w:t>
-      </w:r>
-      <w:proofErr w:type="spellEnd"/>
-      <w:r>
-        <w:t xml:space="preserve">, C. H. Graham, </w:t>
-      </w:r>
-      <w:proofErr w:type="gramStart"/>
-      <w:r>
-        <w:t>The</w:t>
-      </w:r>
-      <w:proofErr w:type="gramEnd"/>
-      <w:r>
-        <w:t xml:space="preserve"> ability of climate envelope models to predict the effect of climate change on species distributions. </w:t>
+        <w:t xml:space="preserve">R. J. Hijmans, C. H. Graham, The ability of climate envelope models to predict the effect of climate change on species distributions. </w:t>
       </w:r>
       <w:r>
         <w:rPr>
@@ -12919,17 +12803,8 @@
       </w:r>
       <w:r>
         <w:tab/>
-        <w:t xml:space="preserve">J. A. Lee‐Yaw, J. L. McCune, S. </w:t>
-      </w:r>
-      <w:proofErr w:type="spellStart"/>
-      <w:r>
-        <w:t>Pironon</w:t>
-      </w:r>
-      <w:proofErr w:type="spellEnd"/>
-      <w:r>
-        <w:t xml:space="preserve">, S. N. Sheth, Species distribution models rarely predict the biology of real populations. </w:t>
-      </w:r>
-      <w:proofErr w:type="spellStart"/>
+        <w:t xml:space="preserve">J. A. Lee‐Yaw, J. L. McCune, S. Pironon, S. N. Sheth, Species distribution models rarely predict the biology of real populations. </w:t>
+      </w:r>
       <w:r>
         <w:rPr>
           <w:i/>
@@ -12937,7 +12812,6 @@
         </w:rPr>
         <w:t>Ecography</w:t>
       </w:r>
-      <w:proofErr w:type="spellEnd"/>
       <w:r>
         <w:t xml:space="preserve"> </w:t>
       </w:r>
@@ -12961,15 +12835,7 @@
       </w:r>
       <w:r>
         <w:tab/>
-        <w:t xml:space="preserve">P. J. </w:t>
-      </w:r>
-      <w:proofErr w:type="spellStart"/>
-      <w:r>
-        <w:t>CaraDonna</w:t>
-      </w:r>
-      <w:proofErr w:type="spellEnd"/>
-      <w:r>
-        <w:t xml:space="preserve">, </w:t>
+        <w:t xml:space="preserve">P. J. CaraDonna, </w:t>
       </w:r>
       <w:r>
         <w:rPr>
@@ -13011,23 +12877,7 @@
       </w:r>
       <w:r>
         <w:tab/>
-        <w:t xml:space="preserve">T. </w:t>
-      </w:r>
-      <w:proofErr w:type="spellStart"/>
-      <w:r>
-        <w:t>Poisot</w:t>
-      </w:r>
-      <w:proofErr w:type="spellEnd"/>
-      <w:r>
-        <w:t xml:space="preserve">, D. B. Stouffer, D. Gravel, </w:t>
-      </w:r>
-      <w:proofErr w:type="gramStart"/>
-      <w:r>
-        <w:t>Beyond</w:t>
-      </w:r>
-      <w:proofErr w:type="gramEnd"/>
-      <w:r>
-        <w:t xml:space="preserve"> species: why ecological interaction networks vary through space and time. </w:t>
+        <w:t xml:space="preserve">T. Poisot, D. B. Stouffer, D. Gravel, Beyond species: why ecological interaction networks vary through space and time. </w:t>
       </w:r>
       <w:r>
         <w:rPr>
@@ -13113,21 +12963,12 @@
       <w:r>
         <w:t xml:space="preserve">, Quantifying ecological memory in plant and ecosystem processes. </w:t>
       </w:r>
-      <w:proofErr w:type="spellStart"/>
-      <w:r>
-        <w:rPr>
-          <w:i/>
-          <w:iCs/>
-        </w:rPr>
-        <w:t>Ecol</w:t>
-      </w:r>
-      <w:proofErr w:type="spellEnd"/>
-      <w:r>
-        <w:rPr>
-          <w:i/>
-          <w:iCs/>
-        </w:rPr>
-        <w:t xml:space="preserve"> Lett</w:t>
+      <w:r>
+        <w:rPr>
+          <w:i/>
+          <w:iCs/>
+        </w:rPr>
+        <w:t>Ecol Lett</w:t>
       </w:r>
       <w:r>
         <w:t xml:space="preserve"> </w:t>
@@ -13152,15 +12993,7 @@
       </w:r>
       <w:r>
         <w:tab/>
-        <w:t xml:space="preserve">J. Padisak, Seasonal Succession of Phytoplankton in a Large Shallow Lake (Balaton, </w:t>
-      </w:r>
-      <w:proofErr w:type="gramStart"/>
-      <w:r>
-        <w:t>Hungary)--</w:t>
-      </w:r>
-      <w:proofErr w:type="gramEnd"/>
-      <w:r>
-        <w:t xml:space="preserve">A Dynamic Approach to Ecological Memory, Its Possible Role and Mechanisms. </w:t>
+        <w:t xml:space="preserve">J. Padisak, Seasonal Succession of Phytoplankton in a Large Shallow Lake (Balaton, Hungary)--A Dynamic Approach to Ecological Memory, Its Possible Role and Mechanisms. </w:t>
       </w:r>
       <w:r>
         <w:rPr>
@@ -13267,23 +13100,7 @@
       </w:r>
       <w:r>
         <w:tab/>
-        <w:t xml:space="preserve">M. Bogdziewicz, E. E. Crone, R. Zwolak, </w:t>
-      </w:r>
-      <w:proofErr w:type="gramStart"/>
-      <w:r>
-        <w:t>Do</w:t>
-      </w:r>
-      <w:proofErr w:type="gramEnd"/>
-      <w:r>
-        <w:t xml:space="preserve"> benefits of seed dispersal and caching by </w:t>
-      </w:r>
-      <w:proofErr w:type="spellStart"/>
-      <w:r>
-        <w:t>scatterhoarders</w:t>
-      </w:r>
-      <w:proofErr w:type="spellEnd"/>
-      <w:r>
-        <w:t xml:space="preserve"> outweigh the costs of predation? An example with oaks and yellow‐necked mice. </w:t>
+        <w:t xml:space="preserve">M. Bogdziewicz, E. E. Crone, R. Zwolak, Do benefits of seed dispersal and caching by scatterhoarders outweigh the costs of predation? An example with oaks and yellow‐necked mice. </w:t>
       </w:r>
       <w:r>
         <w:rPr>
@@ -13315,15 +13132,7 @@
       </w:r>
       <w:r>
         <w:tab/>
-        <w:t xml:space="preserve">C. M. Moore, J. W. Dittel, </w:t>
-      </w:r>
-      <w:proofErr w:type="gramStart"/>
-      <w:r>
-        <w:t>On</w:t>
-      </w:r>
-      <w:proofErr w:type="gramEnd"/>
-      <w:r>
-        <w:t xml:space="preserve"> mutualism, models, and masting: The effects of seed‐dispersing animals on the plants they disperse. </w:t>
+        <w:t xml:space="preserve">C. M. Moore, J. W. Dittel, On mutualism, models, and masting: The effects of seed‐dispersing animals on the plants they disperse. </w:t>
       </w:r>
       <w:r>
         <w:rPr>
@@ -13355,15 +13164,7 @@
       </w:r>
       <w:r>
         <w:tab/>
-        <w:t xml:space="preserve">G. M. Sawaya, A. S. Goldberg, M. A. Steele, H. J. Dalgleish, Environmental variation shifts the relationship between trees and </w:t>
-      </w:r>
-      <w:proofErr w:type="spellStart"/>
-      <w:r>
-        <w:t>scatterhoarders</w:t>
-      </w:r>
-      <w:proofErr w:type="spellEnd"/>
-      <w:r>
-        <w:t xml:space="preserve"> along the continuum from mutualism to antagonism. </w:t>
+        <w:t xml:space="preserve">G. M. Sawaya, A. S. Goldberg, M. A. Steele, H. J. Dalgleish, Environmental variation shifts the relationship between trees and scatterhoarders along the continuum from mutualism to antagonism. </w:t>
       </w:r>
       <w:r>
         <w:rPr>
@@ -13479,15 +13280,7 @@
       </w:r>
       <w:r>
         <w:tab/>
-        <w:t xml:space="preserve">I. S. Pearse, W. D. Koenig, D. Kelly, Mechanisms of mast </w:t>
-      </w:r>
-      <w:proofErr w:type="gramStart"/>
-      <w:r>
-        <w:t>seeding:</w:t>
-      </w:r>
-      <w:proofErr w:type="gramEnd"/>
-      <w:r>
-        <w:t xml:space="preserve"> resources, weather, cues, and selection. </w:t>
+        <w:t xml:space="preserve">I. S. Pearse, W. D. Koenig, D. Kelly, Mechanisms of mast seeding: resources, weather, cues, and selection. </w:t>
       </w:r>
       <w:r>
         <w:rPr>
@@ -13647,7 +13440,6 @@
       <w:r>
         <w:t xml:space="preserve">, Demography of alpine red squirrel populations in relation to fluctuations in seed crop size. </w:t>
       </w:r>
-      <w:proofErr w:type="spellStart"/>
       <w:r>
         <w:rPr>
           <w:i/>
@@ -13655,7 +13447,6 @@
         </w:rPr>
         <w:t>Ecography</w:t>
       </w:r>
-      <w:proofErr w:type="spellEnd"/>
       <w:r>
         <w:t xml:space="preserve"> </w:t>
       </w:r>
@@ -13679,15 +13470,7 @@
       </w:r>
       <w:r>
         <w:tab/>
-        <w:t xml:space="preserve">M. B. </w:t>
-      </w:r>
-      <w:proofErr w:type="spellStart"/>
-      <w:r>
-        <w:t>Pesendorfer</w:t>
-      </w:r>
-      <w:proofErr w:type="spellEnd"/>
-      <w:r>
-        <w:t xml:space="preserve">, T. S. Sillett, W. D. Koenig, S. A. Morrison, Scatter-hoarding corvids as seed dispersers for oaks and pines: A review of a widely distributed mutualism and its utility to habitat restoration. </w:t>
+        <w:t xml:space="preserve">M. B. Pesendorfer, T. S. Sillett, W. D. Koenig, S. A. Morrison, Scatter-hoarding corvids as seed dispersers for oaks and pines: A review of a widely distributed mutualism and its utility to habitat restoration. </w:t>
       </w:r>
       <w:r>
         <w:rPr>
@@ -13719,23 +13502,7 @@
       </w:r>
       <w:r>
         <w:tab/>
-        <w:t xml:space="preserve">S. B. Vander Wall, </w:t>
-      </w:r>
-      <w:proofErr w:type="gramStart"/>
-      <w:r>
-        <w:t>How</w:t>
-      </w:r>
-      <w:proofErr w:type="gramEnd"/>
-      <w:r>
-        <w:t xml:space="preserve"> plants manipulate the scatter-hoarding </w:t>
-      </w:r>
-      <w:proofErr w:type="spellStart"/>
-      <w:r>
-        <w:t>behaviour</w:t>
-      </w:r>
-      <w:proofErr w:type="spellEnd"/>
-      <w:r>
-        <w:t xml:space="preserve"> of seed-dispersing animals. </w:t>
+        <w:t xml:space="preserve">S. B. Vander Wall, How plants manipulate the scatter-hoarding behaviour of seed-dispersing animals. </w:t>
       </w:r>
       <w:r>
         <w:rPr>
@@ -13821,7 +13588,6 @@
       <w:r>
         <w:t xml:space="preserve">, Reproductive allocation in pulsed-resource environments: a comparative study in two populations of wild boar. </w:t>
       </w:r>
-      <w:proofErr w:type="spellStart"/>
       <w:r>
         <w:rPr>
           <w:i/>
@@ -13829,7 +13595,6 @@
         </w:rPr>
         <w:t>Oecologia</w:t>
       </w:r>
-      <w:proofErr w:type="spellEnd"/>
       <w:r>
         <w:t xml:space="preserve"> </w:t>
       </w:r>
@@ -13860,23 +13625,7 @@
           <w:i/>
           <w:iCs/>
         </w:rPr>
-        <w:t xml:space="preserve">A </w:t>
-      </w:r>
-      <w:proofErr w:type="gramStart"/>
-      <w:r>
-        <w:rPr>
-          <w:i/>
-          <w:iCs/>
-        </w:rPr>
-        <w:t>Sand county</w:t>
-      </w:r>
-      <w:proofErr w:type="gramEnd"/>
-      <w:r>
-        <w:rPr>
-          <w:i/>
-          <w:iCs/>
-        </w:rPr>
-        <w:t xml:space="preserve"> almanac and sketches here and there</w:t>
+        <w:t>A Sand county almanac and sketches here and there</w:t>
       </w:r>
       <w:r>
         <w:t xml:space="preserve"> (OUP, 1949).</w:t>
@@ -13914,41 +13663,15 @@
       </w:r>
       <w:r>
         <w:tab/>
-        <w:t xml:space="preserve">B. </w:t>
-      </w:r>
-      <w:proofErr w:type="spellStart"/>
-      <w:r>
-        <w:t>Sicich</w:t>
-      </w:r>
-      <w:proofErr w:type="spellEnd"/>
-      <w:r>
-        <w:t xml:space="preserve">, A. C. Young, C. S. Bundy, F. Abadi, M. J. Desmond, Open spaces and arthropod abundance are important foraging habitat components for </w:t>
-      </w:r>
-      <w:proofErr w:type="spellStart"/>
-      <w:r>
-        <w:rPr>
-          <w:i/>
-          <w:iCs/>
-        </w:rPr>
-        <w:t>Gymnorhinus</w:t>
-      </w:r>
-      <w:proofErr w:type="spellEnd"/>
-      <w:r>
-        <w:rPr>
-          <w:i/>
-          <w:iCs/>
-        </w:rPr>
-        <w:t xml:space="preserve"> </w:t>
-      </w:r>
-      <w:proofErr w:type="spellStart"/>
-      <w:r>
-        <w:rPr>
-          <w:i/>
-          <w:iCs/>
-        </w:rPr>
-        <w:t>cyanocephalus</w:t>
-      </w:r>
-      <w:proofErr w:type="spellEnd"/>
+        <w:t xml:space="preserve">B. Sicich, A. C. Young, C. S. Bundy, F. Abadi, M. J. Desmond, Open spaces and arthropod abundance are important foraging habitat components for </w:t>
+      </w:r>
+      <w:r>
+        <w:rPr>
+          <w:i/>
+          <w:iCs/>
+        </w:rPr>
+        <w:t>Gymnorhinus cyanocephalus</w:t>
+      </w:r>
       <w:r>
         <w:t xml:space="preserve"> (Pinyon Jay) in south-central New Mexico. </w:t>
       </w:r>
@@ -14014,15 +13737,7 @@
         <w:t>et al.</w:t>
       </w:r>
       <w:r>
-        <w:t xml:space="preserve">, </w:t>
-      </w:r>
-      <w:proofErr w:type="gramStart"/>
-      <w:r>
-        <w:t>Regional</w:t>
-      </w:r>
-      <w:proofErr w:type="gramEnd"/>
-      <w:r>
-        <w:t xml:space="preserve"> vegetation die-off in response to global-change-type drought. </w:t>
+        <w:t xml:space="preserve">, Regional vegetation die-off in response to global-change-type drought. </w:t>
       </w:r>
       <w:r>
         <w:rPr>
@@ -14054,15 +13769,7 @@
       </w:r>
       <w:r>
         <w:tab/>
-        <w:t xml:space="preserve">A. J. H. </w:t>
-      </w:r>
-      <w:proofErr w:type="spellStart"/>
-      <w:r>
-        <w:t>Meddens</w:t>
-      </w:r>
-      <w:proofErr w:type="spellEnd"/>
-      <w:r>
-        <w:t xml:space="preserve">, </w:t>
+        <w:t xml:space="preserve">A. J. H. Meddens, </w:t>
       </w:r>
       <w:r>
         <w:rPr>
@@ -14104,15 +13811,7 @@
       </w:r>
       <w:r>
         <w:tab/>
-        <w:t xml:space="preserve">M. D. Redmond, F. Forcella, N. N. Barger, Declines in pinyon </w:t>
-      </w:r>
-      <w:proofErr w:type="gramStart"/>
-      <w:r>
-        <w:t>pine cone</w:t>
-      </w:r>
-      <w:proofErr w:type="gramEnd"/>
-      <w:r>
-        <w:t xml:space="preserve"> production associated with regional warming. </w:t>
+        <w:t xml:space="preserve">M. D. Redmond, F. Forcella, N. N. Barger, Declines in pinyon pine cone production associated with regional warming. </w:t>
       </w:r>
       <w:r>
         <w:rPr>
@@ -14154,15 +13853,7 @@
         <w:t>et al.</w:t>
       </w:r>
       <w:r>
-        <w:t xml:space="preserve">, Positive Drought </w:t>
-      </w:r>
-      <w:proofErr w:type="gramStart"/>
-      <w:r>
-        <w:t>Feedbacks</w:t>
-      </w:r>
-      <w:proofErr w:type="gramEnd"/>
-      <w:r>
-        <w:t xml:space="preserve"> Increase Tree Mortality Risk in Dry Woodlands of the </w:t>
+        <w:t xml:space="preserve">, Positive Drought Feedbacks Increase Tree Mortality Risk in Dry Woodlands of the </w:t>
       </w:r>
       <w:r>
         <w:rPr>
@@ -14203,48 +13894,15 @@
       </w:r>
       <w:r>
         <w:tab/>
-        <w:t xml:space="preserve">R. K. Shriver, C. B. Yackulic, D. M. Bell, J. B. Bradford, </w:t>
-      </w:r>
-      <w:proofErr w:type="gramStart"/>
-      <w:r>
-        <w:t>Dry forest</w:t>
-      </w:r>
-      <w:proofErr w:type="gramEnd"/>
-      <w:r>
-        <w:t xml:space="preserve"> decline is driven by both declining recruitment and increasing mortality in response to warm, dry conditions. </w:t>
-      </w:r>
-      <w:r>
-        <w:rPr>
-          <w:i/>
-          <w:iCs/>
-        </w:rPr>
-        <w:t xml:space="preserve">Global </w:t>
-      </w:r>
-      <w:proofErr w:type="spellStart"/>
-      <w:r>
-        <w:rPr>
-          <w:i/>
-          <w:iCs/>
-        </w:rPr>
-        <w:t>Ecol</w:t>
-      </w:r>
-      <w:proofErr w:type="spellEnd"/>
-      <w:r>
-        <w:rPr>
-          <w:i/>
-          <w:iCs/>
-        </w:rPr>
-        <w:t xml:space="preserve"> </w:t>
-      </w:r>
-      <w:proofErr w:type="spellStart"/>
-      <w:r>
-        <w:rPr>
-          <w:i/>
-          <w:iCs/>
-        </w:rPr>
-        <w:t>Biogeogr</w:t>
-      </w:r>
-      <w:proofErr w:type="spellEnd"/>
+        <w:t xml:space="preserve">R. K. Shriver, C. B. Yackulic, D. M. Bell, J. B. Bradford, Dry forest decline is driven by both declining recruitment and increasing mortality in response to warm, dry conditions. </w:t>
+      </w:r>
+      <w:r>
+        <w:rPr>
+          <w:i/>
+          <w:iCs/>
+        </w:rPr>
+        <w:t>Global Ecol Biogeogr</w:t>
+      </w:r>
       <w:r>
         <w:t xml:space="preserve"> </w:t>
       </w:r>
@@ -14332,15 +13990,7 @@
       </w:r>
       <w:r>
         <w:tab/>
-        <w:t xml:space="preserve">J. J. </w:t>
-      </w:r>
-      <w:proofErr w:type="spellStart"/>
-      <w:r>
-        <w:t>Foest</w:t>
-      </w:r>
-      <w:proofErr w:type="spellEnd"/>
-      <w:r>
-        <w:t xml:space="preserve">, </w:t>
+        <w:t xml:space="preserve">J. J. Foest, </w:t>
       </w:r>
       <w:r>
         <w:rPr>
@@ -14382,15 +14032,7 @@
       </w:r>
       <w:r>
         <w:tab/>
-        <w:t xml:space="preserve">W. J. </w:t>
-      </w:r>
-      <w:proofErr w:type="spellStart"/>
-      <w:r>
-        <w:t>Mcshea</w:t>
-      </w:r>
-      <w:proofErr w:type="spellEnd"/>
-      <w:r>
-        <w:t xml:space="preserve">, </w:t>
+        <w:t xml:space="preserve">W. J. Mcshea, </w:t>
       </w:r>
       <w:r>
         <w:rPr>
@@ -14407,23 +14049,7 @@
           <w:i/>
           <w:iCs/>
         </w:rPr>
-        <w:t xml:space="preserve">J </w:t>
-      </w:r>
-      <w:proofErr w:type="spellStart"/>
-      <w:r>
-        <w:rPr>
-          <w:i/>
-          <w:iCs/>
-        </w:rPr>
-        <w:t>Wildl</w:t>
-      </w:r>
-      <w:proofErr w:type="spellEnd"/>
-      <w:r>
-        <w:rPr>
-          <w:i/>
-          <w:iCs/>
-        </w:rPr>
-        <w:t xml:space="preserve"> Manag</w:t>
+        <w:t>J Wildl Manag</w:t>
       </w:r>
       <w:r>
         <w:t xml:space="preserve"> </w:t>
@@ -14671,15 +14297,7 @@
       </w:r>
       <w:r>
         <w:tab/>
-        <w:t xml:space="preserve">J. M. </w:t>
-      </w:r>
-      <w:proofErr w:type="spellStart"/>
-      <w:r>
-        <w:t>Marzluff</w:t>
-      </w:r>
-      <w:proofErr w:type="spellEnd"/>
-      <w:r>
-        <w:t xml:space="preserve">, R. P. Balda, The Advantages of, and Constraints Forcing, Mate Fidelity in Pinyon Jays. </w:t>
+        <w:t xml:space="preserve">J. M. Marzluff, R. P. Balda, The Advantages of, and Constraints Forcing, Mate Fidelity in Pinyon Jays. </w:t>
       </w:r>
       <w:r>
         <w:rPr>
@@ -14711,14 +14329,7 @@
       </w:r>
       <w:r>
         <w:tab/>
-      </w:r>
-      <w:proofErr w:type="spellStart"/>
-      <w:r>
-        <w:t>Marzluff</w:t>
-      </w:r>
-      <w:proofErr w:type="spellEnd"/>
-      <w:r>
-        <w:t xml:space="preserve">, R. P. Balda, </w:t>
+        <w:t xml:space="preserve">Marzluff, R. P. Balda, </w:t>
       </w:r>
       <w:r>
         <w:rPr>
@@ -14742,7 +14353,6 @@
         <w:tab/>
         <w:t xml:space="preserve">A. P. Wion, P. J. Weisberg, I. S. Pearse, M. D. Redmond, Aridity drives spatiotemporal patterns of masting across the latitudinal range of a dryland conifer. </w:t>
       </w:r>
-      <w:proofErr w:type="spellStart"/>
       <w:r>
         <w:rPr>
           <w:i/>
@@ -14750,7 +14360,6 @@
         </w:rPr>
         <w:t>Ecography</w:t>
       </w:r>
-      <w:proofErr w:type="spellEnd"/>
       <w:r>
         <w:t xml:space="preserve"> </w:t>
       </w:r>
@@ -14774,15 +14383,7 @@
       </w:r>
       <w:r>
         <w:tab/>
-        <w:t xml:space="preserve">R. R. Parmenter, R. I. </w:t>
-      </w:r>
-      <w:proofErr w:type="spellStart"/>
-      <w:r>
-        <w:t>Zlotin</w:t>
-      </w:r>
-      <w:proofErr w:type="spellEnd"/>
-      <w:r>
-        <w:t xml:space="preserve">, D. I. Moore, O. B. Myers, Environmental and endogenous drivers of tree mast production and synchrony in piñon–juniper–oak woodlands of New Mexico. </w:t>
+        <w:t xml:space="preserve">R. R. Parmenter, R. I. Zlotin, D. I. Moore, O. B. Myers, Environmental and endogenous drivers of tree mast production and synchrony in piñon–juniper–oak woodlands of New Mexico. </w:t>
       </w:r>
       <w:r>
         <w:rPr>
@@ -14816,7 +14417,6 @@
         <w:tab/>
         <w:t xml:space="preserve">D. H. Branson, Influence of a Large Late Summer Precipitation Event on Food Limitation and Grasshopper Population Dynamics in a Northern Great Plains Grassland. </w:t>
       </w:r>
-      <w:proofErr w:type="spellStart"/>
       <w:r>
         <w:rPr>
           <w:i/>
@@ -14824,7 +14424,6 @@
         </w:rPr>
         <w:t>en</w:t>
       </w:r>
-      <w:proofErr w:type="spellEnd"/>
       <w:r>
         <w:t xml:space="preserve"> </w:t>
       </w:r>
@@ -14848,15 +14447,7 @@
       </w:r>
       <w:r>
         <w:tab/>
-        <w:t xml:space="preserve">P. Bergeron, D. </w:t>
-      </w:r>
-      <w:proofErr w:type="spellStart"/>
-      <w:r>
-        <w:t>Réale</w:t>
-      </w:r>
-      <w:proofErr w:type="spellEnd"/>
-      <w:r>
-        <w:t xml:space="preserve">, M. M. Humphries, D. Garant, Anticipation and tracking of pulsed resources drive population dynamics in eastern chipmunks. </w:t>
+        <w:t xml:space="preserve">P. Bergeron, D. Réale, M. M. Humphries, D. Garant, Anticipation and tracking of pulsed resources drive population dynamics in eastern chipmunks. </w:t>
       </w:r>
       <w:r>
         <w:rPr>
@@ -14888,54 +14479,14 @@
       </w:r>
       <w:r>
         <w:tab/>
-        <w:t xml:space="preserve">J. Fietz, T. Kager, S. Schauer, </w:t>
-      </w:r>
-      <w:proofErr w:type="gramStart"/>
-      <w:r>
-        <w:t>Is</w:t>
-      </w:r>
-      <w:proofErr w:type="gramEnd"/>
-      <w:r>
-        <w:t xml:space="preserve"> energy supply the trigger for reproductive activity in male edible dormice (</w:t>
-      </w:r>
-      <w:proofErr w:type="spellStart"/>
-      <w:r>
-        <w:t>Glis</w:t>
-      </w:r>
-      <w:proofErr w:type="spellEnd"/>
-      <w:r>
-        <w:t xml:space="preserve"> </w:t>
-      </w:r>
-      <w:proofErr w:type="spellStart"/>
-      <w:r>
-        <w:t>glis</w:t>
-      </w:r>
-      <w:proofErr w:type="spellEnd"/>
-      <w:r>
-        <w:t xml:space="preserve">)? </w:t>
-      </w:r>
-      <w:r>
-        <w:rPr>
-          <w:i/>
-          <w:iCs/>
-        </w:rPr>
-        <w:t xml:space="preserve">J Comp </w:t>
-      </w:r>
-      <w:proofErr w:type="spellStart"/>
-      <w:r>
-        <w:rPr>
-          <w:i/>
-          <w:iCs/>
-        </w:rPr>
-        <w:t>Physiol</w:t>
-      </w:r>
-      <w:proofErr w:type="spellEnd"/>
-      <w:r>
-        <w:rPr>
-          <w:i/>
-          <w:iCs/>
-        </w:rPr>
-        <w:t xml:space="preserve"> B</w:t>
+        <w:t xml:space="preserve">J. Fietz, T. Kager, S. Schauer, Is energy supply the trigger for reproductive activity in male edible dormice (Glis glis)? </w:t>
+      </w:r>
+      <w:r>
+        <w:rPr>
+          <w:i/>
+          <w:iCs/>
+        </w:rPr>
+        <w:t>J Comp Physiol B</w:t>
       </w:r>
       <w:r>
         <w:t xml:space="preserve"> </w:t>
@@ -14992,15 +14543,7 @@
       </w:r>
       <w:r>
         <w:tab/>
-        <w:t xml:space="preserve">J. L. Schnurr, R. S. </w:t>
-      </w:r>
-      <w:proofErr w:type="spellStart"/>
-      <w:r>
-        <w:t>Ostfeld</w:t>
-      </w:r>
-      <w:proofErr w:type="spellEnd"/>
-      <w:r>
-        <w:t xml:space="preserve">, C. D. Canham, Direct and indirect effects of masting on rodent populations and tree seed survival. </w:t>
+        <w:t xml:space="preserve">J. L. Schnurr, R. S. Ostfeld, C. D. Canham, Direct and indirect effects of masting on rodent populations and tree seed survival. </w:t>
       </w:r>
       <w:r>
         <w:rPr>
@@ -15033,25 +14576,8 @@
       </w:r>
       <w:r>
         <w:tab/>
-        <w:t xml:space="preserve">V. </w:t>
-      </w:r>
-      <w:proofErr w:type="spellStart"/>
-      <w:r>
-        <w:t>Selonen</w:t>
-      </w:r>
-      <w:proofErr w:type="spellEnd"/>
-      <w:r>
-        <w:t xml:space="preserve">, R. Varjonen, E. </w:t>
-      </w:r>
-      <w:proofErr w:type="spellStart"/>
-      <w:r>
-        <w:t>Korpimäki</w:t>
-      </w:r>
-      <w:proofErr w:type="spellEnd"/>
-      <w:r>
-        <w:t xml:space="preserve">, Immediate or lagged responses of a red squirrel population to pulsed resources. </w:t>
-      </w:r>
-      <w:proofErr w:type="spellStart"/>
+        <w:t xml:space="preserve">V. Selonen, R. Varjonen, E. Korpimäki, Immediate or lagged responses of a red squirrel population to pulsed resources. </w:t>
+      </w:r>
       <w:r>
         <w:rPr>
           <w:i/>
@@ -15059,7 +14585,6 @@
         </w:rPr>
         <w:t>Oecologia</w:t>
       </w:r>
-      <w:proofErr w:type="spellEnd"/>
       <w:r>
         <w:t xml:space="preserve"> </w:t>
       </w:r>
@@ -15083,40 +14608,15 @@
       </w:r>
       <w:r>
         <w:tab/>
-        <w:t xml:space="preserve">J. M. </w:t>
-      </w:r>
-      <w:proofErr w:type="spellStart"/>
-      <w:r>
-        <w:t>Marzluff</w:t>
-      </w:r>
-      <w:proofErr w:type="spellEnd"/>
-      <w:r>
-        <w:t xml:space="preserve">, </w:t>
-      </w:r>
-      <w:proofErr w:type="gramStart"/>
-      <w:r>
-        <w:t>Do</w:t>
-      </w:r>
-      <w:proofErr w:type="gramEnd"/>
-      <w:r>
-        <w:t xml:space="preserve"> pinyon jays alter nest placement based on prior experience? </w:t>
-      </w:r>
-      <w:r>
-        <w:rPr>
-          <w:i/>
-          <w:iCs/>
-        </w:rPr>
-        <w:t xml:space="preserve">Animal </w:t>
-      </w:r>
-      <w:proofErr w:type="spellStart"/>
-      <w:r>
-        <w:rPr>
-          <w:i/>
-          <w:iCs/>
-        </w:rPr>
-        <w:t>Behaviour</w:t>
-      </w:r>
-      <w:proofErr w:type="spellEnd"/>
+        <w:t xml:space="preserve">J. M. Marzluff, Do pinyon jays alter nest placement based on prior experience? </w:t>
+      </w:r>
+      <w:r>
+        <w:rPr>
+          <w:i/>
+          <w:iCs/>
+        </w:rPr>
+        <w:t>Animal Behaviour</w:t>
+      </w:r>
       <w:r>
         <w:t xml:space="preserve"> </w:t>
       </w:r>
@@ -15226,31 +14726,7 @@
       </w:r>
       <w:r>
         <w:tab/>
-        <w:t xml:space="preserve">C. A. </w:t>
-      </w:r>
-      <w:proofErr w:type="spellStart"/>
-      <w:r>
-        <w:t>Bahlai</w:t>
-      </w:r>
-      <w:proofErr w:type="spellEnd"/>
-      <w:r>
-        <w:t xml:space="preserve">, E. R. White, J. D. Perrone, S. </w:t>
-      </w:r>
-      <w:proofErr w:type="spellStart"/>
-      <w:r>
-        <w:t>Cusser</w:t>
-      </w:r>
-      <w:proofErr w:type="spellEnd"/>
-      <w:r>
-        <w:t xml:space="preserve">, K. Stack Whitney, </w:t>
-      </w:r>
-      <w:proofErr w:type="gramStart"/>
-      <w:r>
-        <w:t>The</w:t>
-      </w:r>
-      <w:proofErr w:type="gramEnd"/>
-      <w:r>
-        <w:t xml:space="preserve"> broken window: An algorithm for quantifying and characterizing misleading trajectories in ecological processes. </w:t>
+        <w:t xml:space="preserve">C. A. Bahlai, E. R. White, J. D. Perrone, S. Cusser, K. Stack Whitney, The broken window: An algorithm for quantifying and characterizing misleading trajectories in ecological processes. </w:t>
       </w:r>
       <w:r>
         <w:rPr>
@@ -15282,15 +14758,7 @@
       </w:r>
       <w:r>
         <w:tab/>
-        <w:t xml:space="preserve">M. Bogdziewicz, R. Zwolak, E. E. Crone, </w:t>
-      </w:r>
-      <w:proofErr w:type="gramStart"/>
-      <w:r>
-        <w:t>How</w:t>
-      </w:r>
-      <w:proofErr w:type="gramEnd"/>
-      <w:r>
-        <w:t xml:space="preserve"> do vertebrates respond to mast seeding? </w:t>
+        <w:t xml:space="preserve">M. Bogdziewicz, R. Zwolak, E. E. Crone, How do vertebrates respond to mast seeding? </w:t>
       </w:r>
       <w:r>
         <w:rPr>
@@ -15322,23 +14790,7 @@
       </w:r>
       <w:r>
         <w:tab/>
-        <w:t xml:space="preserve">R. S. </w:t>
-      </w:r>
-      <w:proofErr w:type="spellStart"/>
-      <w:r>
-        <w:t>Ostfeld</w:t>
-      </w:r>
-      <w:proofErr w:type="spellEnd"/>
-      <w:r>
-        <w:t xml:space="preserve">, F. </w:t>
-      </w:r>
-      <w:proofErr w:type="spellStart"/>
-      <w:r>
-        <w:t>Keesing</w:t>
-      </w:r>
-      <w:proofErr w:type="spellEnd"/>
-      <w:r>
-        <w:t xml:space="preserve">, Pulsed resources and community dynamics of consumers in terrestrial ecosystems. </w:t>
+        <w:t xml:space="preserve">R. S. Ostfeld, F. Keesing, Pulsed resources and community dynamics of consumers in terrestrial ecosystems. </w:t>
       </w:r>
       <w:r>
         <w:rPr>
@@ -15370,23 +14822,7 @@
       </w:r>
       <w:r>
         <w:tab/>
-        <w:t xml:space="preserve">C. </w:t>
-      </w:r>
-      <w:proofErr w:type="spellStart"/>
-      <w:r>
-        <w:t>Bregnard</w:t>
-      </w:r>
-      <w:proofErr w:type="spellEnd"/>
-      <w:r>
-        <w:t xml:space="preserve">, O. Rais, M. J. </w:t>
-      </w:r>
-      <w:proofErr w:type="spellStart"/>
-      <w:r>
-        <w:t>Voordouw</w:t>
-      </w:r>
-      <w:proofErr w:type="spellEnd"/>
-      <w:r>
-        <w:t xml:space="preserve">, Masting by beech trees predicts the risk of Lyme disease. </w:t>
+        <w:t xml:space="preserve">C. Bregnard, O. Rais, M. J. Voordouw, Masting by beech trees predicts the risk of Lyme disease. </w:t>
       </w:r>
       <w:r>
         <w:rPr>
@@ -15428,15 +14864,7 @@
         <w:t>et al.</w:t>
       </w:r>
       <w:r>
-        <w:t xml:space="preserve">, </w:t>
-      </w:r>
-      <w:proofErr w:type="gramStart"/>
-      <w:r>
-        <w:t>Downsizing</w:t>
-      </w:r>
-      <w:proofErr w:type="gramEnd"/>
-      <w:r>
-        <w:t xml:space="preserve"> of animal communities triggers stronger functional than structural decay in seed-dispersal networks. </w:t>
+        <w:t xml:space="preserve">, Downsizing of animal communities triggers stronger functional than structural decay in seed-dispersal networks. </w:t>
       </w:r>
       <w:r>
         <w:rPr>
@@ -15480,7 +14908,6 @@
       <w:r>
         <w:t xml:space="preserve">, The influence of interspecific interactions on species range expansion rates. </w:t>
       </w:r>
-      <w:proofErr w:type="spellStart"/>
       <w:r>
         <w:rPr>
           <w:i/>
@@ -15488,7 +14915,6 @@
         </w:rPr>
         <w:t>Ecography</w:t>
       </w:r>
-      <w:proofErr w:type="spellEnd"/>
       <w:r>
         <w:t xml:space="preserve"> </w:t>
       </w:r>
@@ -15512,23 +14938,7 @@
       </w:r>
       <w:r>
         <w:tab/>
-        <w:t xml:space="preserve">J. M. Tylianakis, R. K. </w:t>
-      </w:r>
-      <w:proofErr w:type="spellStart"/>
-      <w:r>
-        <w:t>Didham</w:t>
-      </w:r>
-      <w:proofErr w:type="spellEnd"/>
-      <w:r>
-        <w:t xml:space="preserve">, J. </w:t>
-      </w:r>
-      <w:proofErr w:type="spellStart"/>
-      <w:r>
-        <w:t>Bascompte</w:t>
-      </w:r>
-      <w:proofErr w:type="spellEnd"/>
-      <w:r>
-        <w:t xml:space="preserve">, D. A. Wardle, Global change and species interactions in terrestrial ecosystems. </w:t>
+        <w:t xml:space="preserve">J. M. Tylianakis, R. K. Didham, J. Bascompte, D. A. Wardle, Global change and species interactions in terrestrial ecosystems. </w:t>
       </w:r>
       <w:r>
         <w:rPr>
@@ -15722,35 +15132,59 @@
         <w:t>et al.</w:t>
       </w:r>
       <w:r>
+        <w:t xml:space="preserve">, Using citizen science data in integrated population models to inform conservation. </w:t>
+      </w:r>
+      <w:r>
+        <w:rPr>
+          <w:i/>
+          <w:iCs/>
+        </w:rPr>
+        <w:t>Biological Conservation</w:t>
+      </w:r>
+      <w:r>
+        <w:t xml:space="preserve"> </w:t>
+      </w:r>
+      <w:r>
+        <w:rPr>
+          <w:b/>
+          <w:bCs/>
+        </w:rPr>
+        <w:t>227</w:t>
+      </w:r>
+      <w:r>
+        <w:t>, 361–368 (2018).</w:t>
+      </w:r>
+    </w:p>
+    <w:p>
+      <w:pPr>
+        <w:pStyle w:val="Bibliography"/>
+      </w:pPr>
+      <w:r>
+        <w:t xml:space="preserve">84. </w:t>
+      </w:r>
+      <w:r>
+        <w:tab/>
+        <w:t xml:space="preserve">M. Strimas-Mackey, </w:t>
+      </w:r>
+      <w:r>
+        <w:rPr>
+          <w:i/>
+          <w:iCs/>
+        </w:rPr>
+        <w:t>et al.</w:t>
+      </w:r>
+      <w:r>
         <w:t xml:space="preserve">, </w:t>
       </w:r>
-      <w:proofErr w:type="gramStart"/>
-      <w:r>
-        <w:t>Using</w:t>
-      </w:r>
-      <w:proofErr w:type="gramEnd"/>
-      <w:r>
-        <w:t xml:space="preserve"> citizen science data in integrated population models to inform conservation. </w:t>
-      </w:r>
-      <w:r>
-        <w:rPr>
-          <w:i/>
-          <w:iCs/>
-        </w:rPr>
-        <w:t>Biological Conservation</w:t>
-      </w:r>
-      <w:r>
-        <w:t xml:space="preserve"> </w:t>
-      </w:r>
-      <w:r>
-        <w:rPr>
-          <w:b/>
-          <w:bCs/>
-        </w:rPr>
-        <w:t>227</w:t>
-      </w:r>
-      <w:r>
-        <w:t>, 361–368 (2018).</w:t>
+      <w:r>
+        <w:rPr>
+          <w:i/>
+          <w:iCs/>
+        </w:rPr>
+        <w:t>Best Practices for Using eBird Data</w:t>
+      </w:r>
+      <w:r>
+        <w:t xml:space="preserve"> (Cornell Lab of Ornithology, 2023).</w:t>
       </w:r>
     </w:p>
     <w:p>
@@ -15758,67 +15192,11 @@
         <w:pStyle w:val="Bibliography"/>
       </w:pPr>
       <w:r>
-        <w:t xml:space="preserve">84. </w:t>
+        <w:t xml:space="preserve">85. </w:t>
       </w:r>
       <w:r>
         <w:tab/>
-        <w:t xml:space="preserve">M. </w:t>
-      </w:r>
-      <w:proofErr w:type="spellStart"/>
-      <w:r>
-        <w:t>Strimas</w:t>
-      </w:r>
-      <w:proofErr w:type="spellEnd"/>
-      <w:r>
-        <w:t xml:space="preserve">-Mackey, </w:t>
-      </w:r>
-      <w:r>
-        <w:rPr>
-          <w:i/>
-          <w:iCs/>
-        </w:rPr>
-        <w:t>et al.</w:t>
-      </w:r>
-      <w:r>
-        <w:t xml:space="preserve">, </w:t>
-      </w:r>
-      <w:r>
-        <w:rPr>
-          <w:i/>
-          <w:iCs/>
-        </w:rPr>
-        <w:t>Best Practices for Using eBird Data</w:t>
-      </w:r>
-      <w:r>
-        <w:t xml:space="preserve"> (Cornell Lab of Ornithology, 2023).</w:t>
-      </w:r>
-    </w:p>
-    <w:p>
-      <w:pPr>
-        <w:pStyle w:val="Bibliography"/>
-      </w:pPr>
-      <w:r>
-        <w:t xml:space="preserve">85. </w:t>
-      </w:r>
-      <w:r>
-        <w:tab/>
-        <w:t>D. A. Wiggins, “Pinyon Jay (</w:t>
-      </w:r>
-      <w:proofErr w:type="spellStart"/>
-      <w:r>
-        <w:t>Gymnorhinus</w:t>
-      </w:r>
-      <w:proofErr w:type="spellEnd"/>
-      <w:r>
-        <w:t xml:space="preserve"> </w:t>
-      </w:r>
-      <w:proofErr w:type="spellStart"/>
-      <w:r>
-        <w:t>cyanocephalus</w:t>
-      </w:r>
-      <w:proofErr w:type="spellEnd"/>
-      <w:r>
-        <w:t>): a technical conservation assessment.” (USDA Forest Service, Rocky Mountain Region, 2005).</w:t>
+        <w:t>D. A. Wiggins, “Pinyon Jay (Gymnorhinus cyanocephalus): a technical conservation assessment.” (USDA Forest Service, Rocky Mountain Region, 2005).</w:t>
       </w:r>
     </w:p>
     <w:p>
@@ -15854,15 +15232,7 @@
       </w:r>
       <w:r>
         <w:tab/>
-        <w:t xml:space="preserve">W. D. Shepperd, C. B. Edminster, S. A. Mata, Long-Term </w:t>
-      </w:r>
-      <w:proofErr w:type="spellStart"/>
-      <w:r>
-        <w:t>Seedfall</w:t>
-      </w:r>
-      <w:proofErr w:type="spellEnd"/>
-      <w:r>
-        <w:t xml:space="preserve">, Establishment, Survival, and Growth of Natural and Planted Ponderosa Pine in the Colorado Front Range. </w:t>
+        <w:t xml:space="preserve">W. D. Shepperd, C. B. Edminster, S. A. Mata, Long-Term Seedfall, Establishment, Survival, and Growth of Natural and Planted Ponderosa Pine in the Colorado Front Range. </w:t>
       </w:r>
       <w:r>
         <w:rPr>
@@ -15911,23 +15281,7 @@
           <w:i/>
           <w:iCs/>
         </w:rPr>
-        <w:t xml:space="preserve">Methods </w:t>
-      </w:r>
-      <w:proofErr w:type="spellStart"/>
-      <w:r>
-        <w:rPr>
-          <w:i/>
-          <w:iCs/>
-        </w:rPr>
-        <w:t>Ecol</w:t>
-      </w:r>
-      <w:proofErr w:type="spellEnd"/>
-      <w:r>
-        <w:rPr>
-          <w:i/>
-          <w:iCs/>
-        </w:rPr>
-        <w:t xml:space="preserve"> Evol</w:t>
+        <w:t>Methods Ecol Evol</w:t>
       </w:r>
       <w:r>
         <w:t xml:space="preserve"> </w:t>
@@ -15984,38 +15338,14 @@
       </w:r>
       <w:r>
         <w:tab/>
-        <w:t xml:space="preserve">R. </w:t>
-      </w:r>
-      <w:proofErr w:type="spellStart"/>
-      <w:r>
-        <w:t>Michalet</w:t>
-      </w:r>
-      <w:proofErr w:type="spellEnd"/>
-      <w:r>
-        <w:t xml:space="preserve">, P. Choler, R. M. Callaway, T. G. Whitham, Rainfall continentality, via the winter Gams angle, provides a new dimension to biogeographical distributions in the western United States. </w:t>
-      </w:r>
-      <w:r>
-        <w:rPr>
-          <w:i/>
-          <w:iCs/>
-        </w:rPr>
-        <w:t xml:space="preserve">Global Ecol. </w:t>
-      </w:r>
-      <w:proofErr w:type="spellStart"/>
-      <w:r>
-        <w:rPr>
-          <w:i/>
-          <w:iCs/>
-        </w:rPr>
-        <w:t>Biogeogr</w:t>
-      </w:r>
-      <w:proofErr w:type="spellEnd"/>
-      <w:r>
-        <w:rPr>
-          <w:i/>
-          <w:iCs/>
-        </w:rPr>
-        <w:t>.</w:t>
+        <w:t xml:space="preserve">R. Michalet, P. Choler, R. M. Callaway, T. G. Whitham, Rainfall continentality, via the winter Gams angle, provides a new dimension to biogeographical distributions in the western United States. </w:t>
+      </w:r>
+      <w:r>
+        <w:rPr>
+          <w:i/>
+          <w:iCs/>
+        </w:rPr>
+        <w:t>Global Ecol. Biogeogr.</w:t>
       </w:r>
       <w:r>
         <w:t xml:space="preserve"> </w:t>
@@ -16179,15 +15509,7 @@
       </w:r>
       <w:r>
         <w:tab/>
-        <w:t xml:space="preserve">W. M. </w:t>
-      </w:r>
-      <w:proofErr w:type="spellStart"/>
-      <w:r>
-        <w:t>Hochachka</w:t>
-      </w:r>
-      <w:proofErr w:type="spellEnd"/>
-      <w:r>
-        <w:t xml:space="preserve">, V. Ruiz-Gutierrez, A. Johnston, Considerations for fitting occupancy models to data from eBird and similar volunteer-collected data. </w:t>
+        <w:t xml:space="preserve">W. M. Hochachka, V. Ruiz-Gutierrez, A. Johnston, Considerations for fitting occupancy models to data from eBird and similar volunteer-collected data. </w:t>
       </w:r>
       <w:r>
         <w:rPr>
